--- a/backend-app/samples/phu_luc_hop_dong.docx
+++ b/backend-app/samples/phu_luc_hop_dong.docx
@@ -11,8 +11,6 @@
           <w:lang w:val="en-US"/>
         </w:rPr>
       </w:pPr>
-      <w:bookmarkStart w:id="1" w:name="_GoBack"/>
-      <w:bookmarkEnd w:id="1"/>
     </w:p>
     <w:p>
       <w:pPr>
@@ -182,7 +180,7 @@
     </w:p>
     <w:p>
       <w:pPr>
-        <w:pStyle w:val="8"/>
+        <w:pStyle w:val="9"/>
         <w:tabs>
           <w:tab w:val="center" w:pos="5043"/>
           <w:tab w:val="right" w:pos="10086"/>
@@ -247,10 +245,13 @@
       </w:r>
       <w:r>
         <w:rPr>
-          <w:lang w:val="en-US"/>
-        </w:rPr>
-        <w:t>……………..</w:t>
-      </w:r>
+          <w:rFonts w:hint="default"/>
+          <w:lang w:val="en-US"/>
+        </w:rPr>
+        <w:t>{SoPhuLuc}</w:t>
+      </w:r>
+      <w:bookmarkStart w:id="1" w:name="_GoBack"/>
+      <w:bookmarkEnd w:id="1"/>
     </w:p>
     <w:p>
       <w:pPr>
@@ -279,7 +280,15 @@
           <w:spacing w:val="62"/>
           <w:lang w:val="en-US"/>
         </w:rPr>
-        <w:t xml:space="preserve"> ………….</w:t>
+        <w:t xml:space="preserve"> </w:t>
+      </w:r>
+      <w:r>
+        <w:rPr>
+          <w:rFonts w:hint="default"/>
+          <w:spacing w:val="62"/>
+          <w:lang w:val="en-US"/>
+        </w:rPr>
+        <w:t>{Sohopdong}</w:t>
       </w:r>
       <w:r>
         <w:t>ký</w:t>
@@ -301,12 +310,20 @@
           <w:spacing w:val="-2"/>
           <w:lang w:val="en-US"/>
         </w:rPr>
-        <w:t xml:space="preserve"> …………………</w:t>
-      </w:r>
-    </w:p>
-    <w:p>
-      <w:pPr>
-        <w:pStyle w:val="12"/>
+        <w:t xml:space="preserve"> </w:t>
+      </w:r>
+      <w:r>
+        <w:rPr>
+          <w:rFonts w:hint="default"/>
+          <w:spacing w:val="-2"/>
+          <w:lang w:val="en-US"/>
+        </w:rPr>
+        <w:t>{NgayLapHD}/{ThangLapHD}/{NamLapHD}</w:t>
+      </w:r>
+    </w:p>
+    <w:p>
+      <w:pPr>
+        <w:pStyle w:val="13"/>
         <w:numPr>
           <w:ilvl w:val="0"/>
           <w:numId w:val="1"/>
@@ -377,7 +394,7 @@
     </w:p>
     <w:p>
       <w:pPr>
-        <w:pStyle w:val="12"/>
+        <w:pStyle w:val="13"/>
         <w:numPr>
           <w:ilvl w:val="0"/>
           <w:numId w:val="1"/>
@@ -448,7 +465,7 @@
     </w:p>
     <w:p>
       <w:pPr>
-        <w:pStyle w:val="12"/>
+        <w:pStyle w:val="13"/>
         <w:numPr>
           <w:ilvl w:val="0"/>
           <w:numId w:val="1"/>
@@ -710,45 +727,40 @@
       </w:r>
       <w:r>
         <w:rPr>
-          <w:b/>
+          <w:rFonts w:hint="default"/>
+          <w:b w:val="0"/>
+          <w:bCs/>
           <w:i/>
           <w:sz w:val="24"/>
           <w:lang w:val="en-US"/>
         </w:rPr>
-        <w:t>…….</w:t>
-      </w:r>
-      <w:r>
-        <w:rPr>
-          <w:b/>
+        <w:t xml:space="preserve">{NgayLapPL} </w:t>
+      </w:r>
+      <w:r>
+        <w:rPr>
           <w:i/>
-          <w:spacing w:val="-1"/>
-          <w:sz w:val="24"/>
-        </w:rPr>
-        <w:t xml:space="preserve"> </w:t>
-      </w:r>
-      <w:r>
-        <w:rPr>
+          <w:sz w:val="24"/>
+        </w:rPr>
+        <w:t>Tháng</w:t>
+      </w:r>
+      <w:r>
+        <w:rPr>
+          <w:rFonts w:hint="default"/>
           <w:i/>
           <w:sz w:val="24"/>
-        </w:rPr>
-        <w:t>Tháng</w:t>
-      </w:r>
-      <w:r>
-        <w:rPr>
+          <w:lang w:val="en-US"/>
+        </w:rPr>
+        <w:t xml:space="preserve"> </w:t>
+      </w:r>
+      <w:r>
+        <w:rPr>
+          <w:rFonts w:hint="default"/>
           <w:i/>
           <w:spacing w:val="2"/>
           <w:sz w:val="24"/>
           <w:lang w:val="en-US"/>
         </w:rPr>
-        <w:t>…….</w:t>
-      </w:r>
-      <w:r>
-        <w:rPr>
-          <w:b/>
-          <w:i/>
-          <w:sz w:val="24"/>
-        </w:rPr>
-        <w:t xml:space="preserve"> </w:t>
+        <w:t xml:space="preserve">{ThangLapPL} </w:t>
       </w:r>
       <w:r>
         <w:rPr>
@@ -767,17 +779,27 @@
       </w:r>
       <w:r>
         <w:rPr>
+          <w:rFonts w:hint="default"/>
           <w:i/>
           <w:spacing w:val="-2"/>
           <w:sz w:val="24"/>
           <w:lang w:val="en-US"/>
         </w:rPr>
-        <w:t>………….,</w:t>
-      </w:r>
-      <w:r>
-        <w:rPr>
-          <w:b/>
+        <w:t>{NamLapPL}</w:t>
+      </w:r>
+      <w:r>
+        <w:rPr>
           <w:i/>
+          <w:spacing w:val="-2"/>
+          <w:sz w:val="24"/>
+          <w:lang w:val="en-US"/>
+        </w:rPr>
+        <w:t>,</w:t>
+      </w:r>
+      <w:r>
+        <w:rPr>
+          <w:b/>
+          <w:i/>
           <w:sz w:val="24"/>
         </w:rPr>
         <w:t xml:space="preserve"> </w:t>
@@ -821,6 +843,288 @@
         </w:rPr>
         <w:t>đây:</w:t>
       </w:r>
+    </w:p>
+    <w:p>
+      <w:pPr>
+        <w:spacing w:before="120" w:after="120" w:line="276" w:lineRule="auto"/>
+        <w:ind w:firstLine="360" w:firstLineChars="150"/>
+        <w:jc w:val="both"/>
+        <w:rPr>
+          <w:b/>
+          <w:sz w:val="24"/>
+          <w:szCs w:val="24"/>
+          <w:lang w:val="en-US"/>
+        </w:rPr>
+      </w:pPr>
+      <w:r>
+        <w:rPr>
+          <w:b/>
+          <w:sz w:val="24"/>
+          <w:szCs w:val="24"/>
+        </w:rPr>
+        <w:t xml:space="preserve">BÊN A: </w:t>
+      </w:r>
+      <w:r>
+        <w:rPr>
+          <w:b/>
+          <w:sz w:val="24"/>
+          <w:szCs w:val="24"/>
+        </w:rPr>
+        <w:tab/>
+      </w:r>
+      <w:r>
+        <w:rPr>
+          <w:b/>
+          <w:sz w:val="24"/>
+          <w:szCs w:val="24"/>
+        </w:rPr>
+        <w:tab/>
+      </w:r>
+      <w:r>
+        <w:rPr>
+          <w:rFonts w:hint="default"/>
+          <w:b/>
+          <w:sz w:val="24"/>
+          <w:szCs w:val="24"/>
+          <w:lang w:val="en-US"/>
+        </w:rPr>
+        <w:t>{BenATenCongTy}</w:t>
+      </w:r>
+    </w:p>
+    <w:p>
+      <w:pPr>
+        <w:spacing w:before="120" w:after="120" w:line="276" w:lineRule="auto"/>
+        <w:ind w:left="360"/>
+        <w:jc w:val="both"/>
+        <w:rPr>
+          <w:rFonts w:hint="default"/>
+          <w:sz w:val="24"/>
+          <w:szCs w:val="24"/>
+        </w:rPr>
+      </w:pPr>
+      <w:r>
+        <w:rPr>
+          <w:sz w:val="24"/>
+          <w:szCs w:val="24"/>
+        </w:rPr>
+        <w:t>Địa Chỉ</w:t>
+      </w:r>
+      <w:r>
+        <w:rPr>
+          <w:sz w:val="24"/>
+          <w:szCs w:val="24"/>
+        </w:rPr>
+        <w:tab/>
+      </w:r>
+      <w:r>
+        <w:rPr>
+          <w:sz w:val="24"/>
+          <w:szCs w:val="24"/>
+        </w:rPr>
+        <w:tab/>
+      </w:r>
+      <w:r>
+        <w:rPr>
+          <w:rFonts w:hint="default"/>
+          <w:sz w:val="24"/>
+          <w:szCs w:val="24"/>
+        </w:rPr>
+        <w:t>{BenADiaChi}</w:t>
+      </w:r>
+    </w:p>
+    <w:p>
+      <w:pPr>
+        <w:spacing w:before="120" w:after="120" w:line="276" w:lineRule="auto"/>
+        <w:ind w:left="360"/>
+        <w:jc w:val="both"/>
+        <w:rPr>
+          <w:sz w:val="24"/>
+          <w:szCs w:val="24"/>
+        </w:rPr>
+      </w:pPr>
+      <w:r>
+        <w:rPr>
+          <w:sz w:val="24"/>
+          <w:szCs w:val="24"/>
+        </w:rPr>
+        <w:t>Điện thoại</w:t>
+      </w:r>
+      <w:r>
+        <w:rPr>
+          <w:sz w:val="24"/>
+          <w:szCs w:val="24"/>
+        </w:rPr>
+        <w:tab/>
+      </w:r>
+      <w:r>
+        <w:rPr>
+          <w:sz w:val="24"/>
+          <w:szCs w:val="24"/>
+        </w:rPr>
+        <w:tab/>
+      </w:r>
+      <w:r>
+        <w:rPr>
+          <w:rFonts w:hint="default"/>
+          <w:sz w:val="24"/>
+          <w:szCs w:val="24"/>
+        </w:rPr>
+        <w:t>{BenASDT}</w:t>
+      </w:r>
+    </w:p>
+    <w:p>
+      <w:pPr>
+        <w:spacing w:before="120" w:after="120" w:line="276" w:lineRule="auto"/>
+        <w:ind w:left="360"/>
+        <w:jc w:val="both"/>
+        <w:rPr>
+          <w:rFonts w:hint="default"/>
+          <w:b/>
+          <w:sz w:val="24"/>
+          <w:szCs w:val="24"/>
+          <w:lang w:val="en-US"/>
+        </w:rPr>
+      </w:pPr>
+      <w:r>
+        <w:rPr>
+          <w:b/>
+          <w:sz w:val="24"/>
+          <w:szCs w:val="24"/>
+        </w:rPr>
+        <w:t>Đại Diện:</w:t>
+      </w:r>
+      <w:r>
+        <w:rPr>
+          <w:b/>
+          <w:sz w:val="24"/>
+          <w:szCs w:val="24"/>
+        </w:rPr>
+        <w:tab/>
+      </w:r>
+      <w:r>
+        <w:rPr>
+          <w:b/>
+          <w:sz w:val="24"/>
+          <w:szCs w:val="24"/>
+        </w:rPr>
+        <w:tab/>
+      </w:r>
+      <w:r>
+        <w:rPr>
+          <w:rFonts w:hint="default"/>
+          <w:b/>
+          <w:sz w:val="24"/>
+          <w:szCs w:val="24"/>
+        </w:rPr>
+        <w:t>{BenADaiDien}</w:t>
+      </w:r>
+      <w:r>
+        <w:rPr>
+          <w:b/>
+          <w:sz w:val="24"/>
+          <w:szCs w:val="24"/>
+        </w:rPr>
+        <w:tab/>
+      </w:r>
+      <w:r>
+        <w:rPr>
+          <w:b/>
+          <w:sz w:val="24"/>
+          <w:szCs w:val="24"/>
+          <w:lang w:val="en-US"/>
+        </w:rPr>
+        <w:tab/>
+      </w:r>
+      <w:r>
+        <w:rPr>
+          <w:b/>
+          <w:sz w:val="24"/>
+          <w:szCs w:val="24"/>
+          <w:lang w:val="en-US"/>
+        </w:rPr>
+        <w:t xml:space="preserve">Chức vụ: </w:t>
+      </w:r>
+      <w:r>
+        <w:rPr>
+          <w:rFonts w:hint="default"/>
+          <w:b/>
+          <w:sz w:val="24"/>
+          <w:szCs w:val="24"/>
+          <w:lang w:val="en-US"/>
+        </w:rPr>
+        <w:t>{BenAChucVu}</w:t>
+      </w:r>
+    </w:p>
+    <w:p>
+      <w:pPr>
+        <w:spacing w:before="120" w:after="120" w:line="276" w:lineRule="auto"/>
+        <w:ind w:left="360"/>
+        <w:jc w:val="both"/>
+        <w:rPr>
+          <w:b/>
+          <w:bCs/>
+          <w:sz w:val="24"/>
+          <w:szCs w:val="24"/>
+          <w:lang w:val="en-US"/>
+        </w:rPr>
+      </w:pPr>
+      <w:r>
+        <w:rPr>
+          <w:sz w:val="24"/>
+          <w:szCs w:val="24"/>
+        </w:rPr>
+        <w:t xml:space="preserve">Nhân viên Phụ Trách: </w:t>
+      </w:r>
+      <w:r>
+        <w:rPr>
+          <w:rFonts w:hint="default"/>
+          <w:b w:val="0"/>
+          <w:bCs w:val="0"/>
+          <w:sz w:val="24"/>
+          <w:szCs w:val="24"/>
+          <w:lang w:val="en-US"/>
+        </w:rPr>
+        <w:t>{BenANhanVienPhuTrach}</w:t>
+      </w:r>
+      <w:r>
+        <w:rPr>
+          <w:b/>
+          <w:sz w:val="24"/>
+          <w:szCs w:val="24"/>
+        </w:rPr>
+        <w:t xml:space="preserve"> </w:t>
+      </w:r>
+      <w:r>
+        <w:rPr>
+          <w:sz w:val="24"/>
+          <w:szCs w:val="24"/>
+        </w:rPr>
+        <w:t xml:space="preserve">Số ĐT: </w:t>
+      </w:r>
+      <w:r>
+        <w:rPr>
+          <w:rFonts w:hint="default"/>
+          <w:b w:val="0"/>
+          <w:bCs/>
+          <w:sz w:val="24"/>
+          <w:szCs w:val="24"/>
+          <w:lang w:val="en-US"/>
+        </w:rPr>
+        <w:t>{BenASDTNhanVien}</w:t>
+      </w:r>
+    </w:p>
+    <w:p>
+      <w:pPr>
+        <w:spacing w:before="120" w:after="120" w:line="276" w:lineRule="auto"/>
+        <w:jc w:val="both"/>
+        <w:rPr>
+          <w:rFonts w:hint="default"/>
+          <w:b/>
+          <w:sz w:val="24"/>
+          <w:szCs w:val="24"/>
+          <w:lang w:val="en-US"/>
+        </w:rPr>
+      </w:pPr>
     </w:p>
     <w:p>
       <w:pPr>
@@ -828,229 +1132,8 @@
         <w:ind w:firstLine="360"/>
         <w:jc w:val="both"/>
         <w:rPr>
-          <w:b/>
-          <w:sz w:val="24"/>
-          <w:szCs w:val="24"/>
-          <w:lang w:val="en-US"/>
-        </w:rPr>
-      </w:pPr>
-      <w:r>
-        <w:rPr>
-          <w:b/>
-          <w:sz w:val="24"/>
-          <w:szCs w:val="24"/>
-        </w:rPr>
-        <w:t xml:space="preserve">BÊN A: </w:t>
-      </w:r>
-      <w:r>
-        <w:rPr>
-          <w:b/>
-          <w:sz w:val="24"/>
-          <w:szCs w:val="24"/>
-        </w:rPr>
-        <w:tab/>
-      </w:r>
-      <w:r>
-        <w:rPr>
-          <w:b/>
-          <w:sz w:val="24"/>
-          <w:szCs w:val="24"/>
-        </w:rPr>
-        <w:tab/>
-      </w:r>
-      <w:r>
-        <w:rPr>
-          <w:b/>
-          <w:sz w:val="24"/>
-          <w:szCs w:val="24"/>
-          <w:lang w:val="en-US"/>
-        </w:rPr>
-        <w:t>CÔNG TY TNHH GIẢI TRÍ HOÀNG HẢI</w:t>
-      </w:r>
-    </w:p>
-    <w:p>
-      <w:pPr>
-        <w:spacing w:before="120" w:after="120" w:line="276" w:lineRule="auto"/>
-        <w:ind w:left="1440" w:firstLine="720"/>
-        <w:jc w:val="both"/>
-        <w:rPr>
-          <w:b/>
-          <w:sz w:val="24"/>
-          <w:szCs w:val="24"/>
-        </w:rPr>
-      </w:pPr>
-      <w:r>
-        <w:rPr>
-          <w:b/>
-          <w:sz w:val="24"/>
-          <w:szCs w:val="24"/>
-        </w:rPr>
-        <w:t>TRUNG TÂM HỘI NGHỊ - TIỆC CƯỚI QUEEN PLAZA KỲ HOÀ</w:t>
-      </w:r>
-    </w:p>
-    <w:p>
-      <w:pPr>
-        <w:spacing w:before="120" w:after="120" w:line="276" w:lineRule="auto"/>
-        <w:ind w:left="360"/>
-        <w:jc w:val="both"/>
-        <w:rPr>
-          <w:sz w:val="24"/>
-          <w:szCs w:val="24"/>
-        </w:rPr>
-      </w:pPr>
-      <w:r>
-        <w:rPr>
-          <w:sz w:val="24"/>
-          <w:szCs w:val="24"/>
-        </w:rPr>
-        <w:t>Địa Chỉ</w:t>
-      </w:r>
-      <w:r>
-        <w:rPr>
-          <w:sz w:val="24"/>
-          <w:szCs w:val="24"/>
-        </w:rPr>
-        <w:tab/>
-      </w:r>
-      <w:r>
-        <w:rPr>
-          <w:sz w:val="24"/>
-          <w:szCs w:val="24"/>
-        </w:rPr>
-        <w:tab/>
-      </w:r>
-      <w:r>
-        <w:rPr>
-          <w:sz w:val="24"/>
-          <w:szCs w:val="24"/>
-        </w:rPr>
-        <w:t>16A Lê Hồng Phong (nối dài), Phường Hoà Hưng, TP.HCM</w:t>
-      </w:r>
-    </w:p>
-    <w:p>
-      <w:pPr>
-        <w:spacing w:before="120" w:after="120" w:line="276" w:lineRule="auto"/>
-        <w:ind w:left="360"/>
-        <w:jc w:val="both"/>
-        <w:rPr>
-          <w:sz w:val="24"/>
-          <w:szCs w:val="24"/>
-        </w:rPr>
-      </w:pPr>
-      <w:r>
-        <w:rPr>
-          <w:sz w:val="24"/>
-          <w:szCs w:val="24"/>
-        </w:rPr>
-        <w:t>Điện thoại</w:t>
-      </w:r>
-      <w:r>
-        <w:rPr>
-          <w:sz w:val="24"/>
-          <w:szCs w:val="24"/>
-        </w:rPr>
-        <w:tab/>
-      </w:r>
-      <w:r>
-        <w:rPr>
-          <w:sz w:val="24"/>
-          <w:szCs w:val="24"/>
-        </w:rPr>
-        <w:tab/>
-      </w:r>
-      <w:r>
-        <w:rPr>
-          <w:sz w:val="24"/>
-          <w:szCs w:val="24"/>
-        </w:rPr>
-        <w:t>(+8428) 38 628 899</w:t>
-      </w:r>
-    </w:p>
-    <w:p>
-      <w:pPr>
-        <w:spacing w:before="120" w:after="120" w:line="276" w:lineRule="auto"/>
-        <w:ind w:left="360"/>
-        <w:jc w:val="both"/>
-        <w:rPr>
-          <w:sz w:val="24"/>
-          <w:szCs w:val="24"/>
-          <w:lang w:val="en-US"/>
-        </w:rPr>
-      </w:pPr>
-      <w:r>
-        <w:rPr>
-          <w:b/>
-          <w:sz w:val="24"/>
-          <w:szCs w:val="24"/>
-        </w:rPr>
-        <w:t>Đại Diện:</w:t>
-      </w:r>
-      <w:r>
-        <w:rPr>
-          <w:b/>
-          <w:sz w:val="24"/>
-          <w:szCs w:val="24"/>
-        </w:rPr>
-        <w:tab/>
-      </w:r>
-      <w:r>
-        <w:rPr>
-          <w:b/>
-          <w:sz w:val="24"/>
-          <w:szCs w:val="24"/>
-        </w:rPr>
-        <w:tab/>
-      </w:r>
-      <w:r>
-        <w:rPr>
-          <w:b/>
-          <w:sz w:val="24"/>
-          <w:szCs w:val="24"/>
-        </w:rPr>
-        <w:t xml:space="preserve">Ông </w:t>
-      </w:r>
-      <w:r>
-        <w:rPr>
-          <w:b/>
-          <w:sz w:val="24"/>
-          <w:szCs w:val="24"/>
-          <w:lang w:val="en-US"/>
-        </w:rPr>
-        <w:t>LÊ VĂN PHƯỚC</w:t>
-      </w:r>
-      <w:r>
-        <w:rPr>
-          <w:b/>
-          <w:sz w:val="24"/>
-          <w:szCs w:val="24"/>
-        </w:rPr>
-        <w:tab/>
-      </w:r>
-      <w:r>
-        <w:rPr>
-          <w:b/>
-          <w:sz w:val="24"/>
-          <w:szCs w:val="24"/>
-          <w:lang w:val="en-US"/>
-        </w:rPr>
-        <w:tab/>
-      </w:r>
-      <w:r>
-        <w:rPr>
-          <w:b/>
-          <w:sz w:val="24"/>
-          <w:szCs w:val="24"/>
-          <w:lang w:val="en-US"/>
-        </w:rPr>
-        <w:t>Chức vụ: Giám Đốc</w:t>
-      </w:r>
-    </w:p>
-    <w:p>
-      <w:pPr>
-        <w:spacing w:before="120" w:after="120" w:line="276" w:lineRule="auto"/>
-        <w:ind w:left="360"/>
-        <w:jc w:val="both"/>
-        <w:rPr>
+          <w:rFonts w:hint="default"/>
+          <w:b w:val="0"/>
           <w:bCs/>
           <w:sz w:val="24"/>
           <w:szCs w:val="24"/>
@@ -1058,25 +1141,15 @@
         </w:rPr>
       </w:pPr>
       <w:r>
-        <w:t>Nhân viên Phụ Trách: {NhanVienPhuTrach}</w:t>
-      </w:r>
-    </w:p>
-    <w:p>
-      <w:pPr>
-        <w:spacing w:before="120" w:after="120"/>
-        <w:ind w:left="360" w:firstLine="720"/>
-        <w:jc w:val="both"/>
-        <w:rPr>
-          <w:sz w:val="24"/>
-          <w:szCs w:val="24"/>
-        </w:rPr>
-      </w:pPr>
-      <w:r>
-        <w:rPr>
-          <w:sz w:val="24"/>
-          <w:szCs w:val="24"/>
-        </w:rPr>
-        <w:t>&amp;</w:t>
+        <w:rPr>
+          <w:rFonts w:hint="default"/>
+          <w:b w:val="0"/>
+          <w:bCs/>
+          <w:sz w:val="24"/>
+          <w:szCs w:val="24"/>
+          <w:lang w:val="en-US"/>
+        </w:rPr>
+        <w:t>Và</w:t>
       </w:r>
     </w:p>
     <w:p>
@@ -1090,38 +1163,6 @@
           <w:szCs w:val="24"/>
         </w:rPr>
       </w:pPr>
-      <w:r>
-        <w:rPr>
-          <w:b/>
-          <w:sz w:val="24"/>
-          <w:szCs w:val="24"/>
-        </w:rPr>
-        <w:t xml:space="preserve">BÊN B:   </w:t>
-      </w:r>
-      <w:r>
-        <w:rPr>
-          <w:b/>
-          <w:sz w:val="24"/>
-          <w:szCs w:val="24"/>
-        </w:rPr>
-        <w:tab/>
-      </w:r>
-      <w:r>
-        <w:rPr>
-          <w:b/>
-          <w:sz w:val="24"/>
-          <w:szCs w:val="24"/>
-        </w:rPr>
-        <w:tab/>
-      </w:r>
-      <w:r>
-        <w:rPr>
-          <w:b/>
-          <w:sz w:val="24"/>
-          <w:szCs w:val="24"/>
-        </w:rPr>
-        <w:t xml:space="preserve">KHÁCH HÀNG </w:t>
-      </w:r>
     </w:p>
     <w:p>
       <w:pPr>
@@ -1129,13 +1170,42 @@
         <w:ind w:firstLine="360"/>
         <w:jc w:val="both"/>
         <w:rPr>
-          <w:sz w:val="24"/>
-          <w:szCs w:val="24"/>
-          <w:lang w:val="en-US"/>
-        </w:rPr>
-      </w:pPr>
-      <w:r>
-        <w:t>Tên đại diện: {BenB_TenDaiDien}</w:t>
+          <w:b/>
+          <w:sz w:val="24"/>
+          <w:szCs w:val="24"/>
+        </w:rPr>
+      </w:pPr>
+      <w:r>
+        <w:rPr>
+          <w:b/>
+          <w:sz w:val="24"/>
+          <w:szCs w:val="24"/>
+        </w:rPr>
+        <w:t xml:space="preserve">BÊN B:   </w:t>
+      </w:r>
+      <w:r>
+        <w:rPr>
+          <w:b/>
+          <w:sz w:val="24"/>
+          <w:szCs w:val="24"/>
+        </w:rPr>
+        <w:tab/>
+      </w:r>
+      <w:r>
+        <w:rPr>
+          <w:b/>
+          <w:sz w:val="24"/>
+          <w:szCs w:val="24"/>
+        </w:rPr>
+        <w:tab/>
+      </w:r>
+      <w:r>
+        <w:rPr>
+          <w:b/>
+          <w:sz w:val="24"/>
+          <w:szCs w:val="24"/>
+        </w:rPr>
+        <w:t xml:space="preserve">KHÁCH HÀNG </w:t>
       </w:r>
     </w:p>
     <w:p>
@@ -1144,14 +1214,38 @@
         <w:ind w:firstLine="360"/>
         <w:jc w:val="both"/>
         <w:rPr>
-          <w:b/>
-          <w:sz w:val="24"/>
-          <w:szCs w:val="24"/>
-          <w:lang w:val="en-US"/>
-        </w:rPr>
-      </w:pPr>
-      <w:r>
-        <w:t>Tên Chủ Tiệc: {BenB_TenChuTiec}</w:t>
+          <w:rFonts w:hint="default"/>
+          <w:b/>
+          <w:bCs/>
+          <w:sz w:val="24"/>
+          <w:szCs w:val="24"/>
+          <w:lang w:val="en-US"/>
+        </w:rPr>
+      </w:pPr>
+      <w:r>
+        <w:rPr>
+          <w:sz w:val="24"/>
+          <w:szCs w:val="24"/>
+        </w:rPr>
+        <w:t>Tên đại diện</w:t>
+      </w:r>
+      <w:r>
+        <w:rPr>
+          <w:sz w:val="24"/>
+          <w:szCs w:val="24"/>
+        </w:rPr>
+        <w:tab/>
+      </w:r>
+      <w:r>
+        <w:rPr>
+          <w:rFonts w:hint="default"/>
+          <w:b w:val="0"/>
+          <w:bCs w:val="0"/>
+          <w:sz w:val="24"/>
+          <w:szCs w:val="24"/>
+          <w:lang w:val="en-US"/>
+        </w:rPr>
+        <w:t>{BenBTenDaiDien}</w:t>
       </w:r>
     </w:p>
     <w:p>
@@ -1167,7 +1261,29 @@
         </w:rPr>
       </w:pPr>
       <w:r>
-        <w:t>CCCD: {BenB_CCCD}</w:t>
+        <w:rPr>
+          <w:sz w:val="24"/>
+          <w:szCs w:val="24"/>
+        </w:rPr>
+        <w:t>Tên Chủ Tiệc</w:t>
+      </w:r>
+      <w:r>
+        <w:rPr>
+          <w:sz w:val="24"/>
+          <w:szCs w:val="24"/>
+        </w:rPr>
+        <w:tab/>
+      </w:r>
+      <w:r>
+        <w:rPr>
+          <w:rFonts w:hint="default"/>
+          <w:b w:val="0"/>
+          <w:bCs/>
+          <w:sz w:val="24"/>
+          <w:szCs w:val="24"/>
+          <w:lang w:val="en-US"/>
+        </w:rPr>
+        <w:t>{BenBTenChuTiec}</w:t>
       </w:r>
     </w:p>
     <w:p>
@@ -1176,13 +1292,46 @@
         <w:ind w:firstLine="360"/>
         <w:jc w:val="both"/>
         <w:rPr>
-          <w:sz w:val="24"/>
-          <w:szCs w:val="24"/>
-          <w:lang w:val="en-US"/>
-        </w:rPr>
-      </w:pPr>
-      <w:r>
-        <w:t>Địa chỉ: {BenB_DiaChi}</w:t>
+          <w:b/>
+          <w:sz w:val="24"/>
+          <w:szCs w:val="24"/>
+          <w:lang w:val="en-US"/>
+        </w:rPr>
+      </w:pPr>
+      <w:r>
+        <w:rPr>
+          <w:bCs/>
+          <w:sz w:val="24"/>
+          <w:szCs w:val="24"/>
+        </w:rPr>
+        <w:t>CCCD</w:t>
+      </w:r>
+      <w:r>
+        <w:rPr>
+          <w:bCs/>
+          <w:sz w:val="24"/>
+          <w:szCs w:val="24"/>
+        </w:rPr>
+        <w:tab/>
+      </w:r>
+      <w:r>
+        <w:rPr>
+          <w:bCs/>
+          <w:sz w:val="24"/>
+          <w:szCs w:val="24"/>
+        </w:rPr>
+        <w:tab/>
+      </w:r>
+      <w:r>
+        <w:rPr>
+          <w:rFonts w:hint="default"/>
+          <w:b w:val="0"/>
+          <w:bCs/>
+          <w:sz w:val="24"/>
+          <w:szCs w:val="24"/>
+          <w:lang w:val="en-US"/>
+        </w:rPr>
+        <w:t>{BenBCCCD}</w:t>
       </w:r>
     </w:p>
     <w:p>
@@ -1191,13 +1340,83 @@
         <w:ind w:firstLine="360"/>
         <w:jc w:val="both"/>
         <w:rPr>
-          <w:sz w:val="24"/>
-          <w:szCs w:val="24"/>
-          <w:lang w:val="en-US"/>
-        </w:rPr>
-      </w:pPr>
-      <w:r>
-        <w:t>Điện thoại: {BenB_DienThoai}</w:t>
+          <w:rFonts w:hint="default"/>
+          <w:sz w:val="24"/>
+          <w:szCs w:val="24"/>
+          <w:lang w:val="en-US"/>
+        </w:rPr>
+      </w:pPr>
+      <w:r>
+        <w:rPr>
+          <w:sz w:val="24"/>
+          <w:szCs w:val="24"/>
+        </w:rPr>
+        <w:t>Địa chỉ</w:t>
+      </w:r>
+      <w:r>
+        <w:rPr>
+          <w:sz w:val="24"/>
+          <w:szCs w:val="24"/>
+        </w:rPr>
+        <w:tab/>
+      </w:r>
+      <w:r>
+        <w:rPr>
+          <w:sz w:val="24"/>
+          <w:szCs w:val="24"/>
+        </w:rPr>
+        <w:tab/>
+      </w:r>
+      <w:r>
+        <w:rPr>
+          <w:rFonts w:hint="default"/>
+          <w:sz w:val="24"/>
+          <w:szCs w:val="24"/>
+          <w:lang w:val="en-US"/>
+        </w:rPr>
+        <w:t>{BenBDiaChi}</w:t>
+      </w:r>
+    </w:p>
+    <w:p>
+      <w:pPr>
+        <w:spacing w:before="120" w:after="120" w:line="276" w:lineRule="auto"/>
+        <w:ind w:firstLine="360"/>
+        <w:jc w:val="both"/>
+        <w:rPr>
+          <w:sz w:val="24"/>
+          <w:szCs w:val="24"/>
+          <w:lang w:val="en-US"/>
+        </w:rPr>
+      </w:pPr>
+      <w:r>
+        <w:rPr>
+          <w:sz w:val="24"/>
+          <w:szCs w:val="24"/>
+        </w:rPr>
+        <w:t>Điện thoại</w:t>
+      </w:r>
+      <w:r>
+        <w:rPr>
+          <w:sz w:val="24"/>
+          <w:szCs w:val="24"/>
+        </w:rPr>
+        <w:tab/>
+      </w:r>
+      <w:r>
+        <w:rPr>
+          <w:sz w:val="24"/>
+          <w:szCs w:val="24"/>
+        </w:rPr>
+        <w:tab/>
+      </w:r>
+      <w:r>
+        <w:rPr>
+          <w:rFonts w:hint="default"/>
+          <w:sz w:val="24"/>
+          <w:szCs w:val="24"/>
+          <w:lang w:val="en-US"/>
+        </w:rPr>
+        <w:t>{BenBDienThoai}</w:t>
       </w:r>
     </w:p>
     <w:p>
@@ -1206,11 +1425,95 @@
         <w:spacing w:before="150"/>
         <w:ind w:right="348" w:firstLine="360"/>
         <w:rPr>
-          <w:lang w:val="en-US"/>
-        </w:rPr>
-      </w:pPr>
-      <w:r>
-        <w:t>phụ lục hợp đồng: {SoPhuLuc}</w:t>
+          <w:b/>
+          <w:spacing w:val="-2"/>
+          <w:lang w:val="en-US"/>
+        </w:rPr>
+      </w:pPr>
+      <w:r>
+        <w:t>Sau</w:t>
+      </w:r>
+      <w:r>
+        <w:rPr>
+          <w:spacing w:val="-3"/>
+        </w:rPr>
+        <w:t xml:space="preserve"> </w:t>
+      </w:r>
+      <w:r>
+        <w:t>khi bàn bạc, 02</w:t>
+      </w:r>
+      <w:r>
+        <w:rPr>
+          <w:spacing w:val="-1"/>
+        </w:rPr>
+        <w:t xml:space="preserve"> </w:t>
+      </w:r>
+      <w:r>
+        <w:t>bên</w:t>
+      </w:r>
+      <w:r>
+        <w:rPr>
+          <w:spacing w:val="2"/>
+        </w:rPr>
+        <w:t xml:space="preserve"> </w:t>
+      </w:r>
+      <w:r>
+        <w:t>đồng</w:t>
+      </w:r>
+      <w:r>
+        <w:rPr>
+          <w:spacing w:val="2"/>
+        </w:rPr>
+        <w:t xml:space="preserve"> </w:t>
+      </w:r>
+      <w:r>
+        <w:t>ý</w:t>
+      </w:r>
+      <w:r>
+        <w:rPr>
+          <w:spacing w:val="-5"/>
+        </w:rPr>
+        <w:t xml:space="preserve"> </w:t>
+      </w:r>
+      <w:r>
+        <w:t>ký</w:t>
+      </w:r>
+      <w:r>
+        <w:rPr>
+          <w:spacing w:val="-5"/>
+        </w:rPr>
+        <w:t xml:space="preserve"> </w:t>
+      </w:r>
+      <w:r>
+        <w:t>kết</w:t>
+      </w:r>
+      <w:r>
+        <w:rPr>
+          <w:spacing w:val="-1"/>
+        </w:rPr>
+        <w:t xml:space="preserve"> </w:t>
+      </w:r>
+      <w:r>
+        <w:t>phụ lục</w:t>
+      </w:r>
+      <w:r>
+        <w:rPr>
+          <w:spacing w:val="-1"/>
+        </w:rPr>
+        <w:t xml:space="preserve"> </w:t>
+      </w:r>
+      <w:r>
+        <w:t xml:space="preserve">hợp đồng: </w:t>
+      </w:r>
+      <w:r>
+        <w:rPr>
+          <w:rFonts w:hint="default"/>
+          <w:b w:val="0"/>
+          <w:bCs/>
+          <w:spacing w:val="-2"/>
+          <w:lang w:val="en-US"/>
+        </w:rPr>
+        <w:t>{NoiDungPhuLuc}</w:t>
       </w:r>
     </w:p>
     <w:p/>
@@ -1441,6 +1744,12 @@
       <w:r>
         <w:t xml:space="preserve">: </w:t>
       </w:r>
+      <w:r>
+        <w:rPr>
+          <w:rFonts w:hint="default"/>
+        </w:rPr>
+        <w:t>{LoaiHinhSuKien}</w:t>
+      </w:r>
     </w:p>
     <w:p>
       <w:pPr>
@@ -1452,7 +1761,142 @@
         <w:ind w:left="3361" w:right="90" w:hanging="2281"/>
       </w:pPr>
       <w:r>
-        <w:t>Vào lúc {Tiec_GioBatDau}, ngày {Tiec_Ngay} tháng {Tiec_Thang} năm {Tiec_Nam} (Dương lịch)</w:t>
+        <w:t>Ngày tiệc</w:t>
+      </w:r>
+      <w:r>
+        <w:tab/>
+      </w:r>
+      <w:r>
+        <w:t>:</w:t>
+      </w:r>
+      <w:r>
+        <w:rPr>
+          <w:spacing w:val="-2"/>
+        </w:rPr>
+        <w:t xml:space="preserve"> </w:t>
+      </w:r>
+      <w:r>
+        <w:t>Vào</w:t>
+      </w:r>
+      <w:r>
+        <w:rPr>
+          <w:spacing w:val="-2"/>
+        </w:rPr>
+        <w:t xml:space="preserve"> </w:t>
+      </w:r>
+      <w:r>
+        <w:t>lúc</w:t>
+      </w:r>
+      <w:r>
+        <w:rPr>
+          <w:spacing w:val="-3"/>
+        </w:rPr>
+        <w:t xml:space="preserve"> </w:t>
+      </w:r>
+      <w:r>
+        <w:rPr>
+          <w:rFonts w:hint="default"/>
+          <w:b w:val="0"/>
+          <w:bCs/>
+          <w:lang w:val="en-US"/>
+        </w:rPr>
+        <w:t>{TiecGioBatDau}</w:t>
+      </w:r>
+      <w:r>
+        <w:t>,</w:t>
+      </w:r>
+      <w:r>
+        <w:rPr>
+          <w:spacing w:val="-2"/>
+        </w:rPr>
+        <w:t xml:space="preserve"> </w:t>
+      </w:r>
+      <w:r>
+        <w:t>ngày</w:t>
+      </w:r>
+      <w:r>
+        <w:rPr>
+          <w:spacing w:val="-7"/>
+        </w:rPr>
+        <w:t xml:space="preserve"> </w:t>
+      </w:r>
+      <w:r>
+        <w:rPr>
+          <w:rFonts w:hint="default"/>
+          <w:b w:val="0"/>
+          <w:bCs/>
+          <w:lang w:val="en-US"/>
+        </w:rPr>
+        <w:t>{NgayToChuc}</w:t>
+      </w:r>
+      <w:r>
+        <w:rPr>
+          <w:b/>
+          <w:spacing w:val="-2"/>
+        </w:rPr>
+        <w:t xml:space="preserve"> </w:t>
+      </w:r>
+      <w:r>
+        <w:t>tháng</w:t>
+      </w:r>
+      <w:r>
+        <w:rPr>
+          <w:spacing w:val="-4"/>
+        </w:rPr>
+        <w:t xml:space="preserve"> </w:t>
+      </w:r>
+      <w:r>
+        <w:rPr>
+          <w:rFonts w:hint="default"/>
+          <w:b w:val="0"/>
+          <w:bCs/>
+          <w:lang w:val="en-US"/>
+        </w:rPr>
+        <w:t>{ThangToChuc}</w:t>
+      </w:r>
+      <w:r>
+        <w:rPr>
+          <w:b/>
+          <w:spacing w:val="-2"/>
+        </w:rPr>
+        <w:t xml:space="preserve"> </w:t>
+      </w:r>
+      <w:r>
+        <w:t>năm</w:t>
+      </w:r>
+      <w:r>
+        <w:rPr>
+          <w:spacing w:val="-2"/>
+        </w:rPr>
+        <w:t xml:space="preserve"> </w:t>
+      </w:r>
+      <w:r>
+        <w:rPr>
+          <w:rFonts w:hint="default"/>
+          <w:b w:val="0"/>
+          <w:bCs/>
+          <w:lang w:val="en-US"/>
+        </w:rPr>
+        <w:t>{NamToChuc}</w:t>
+      </w:r>
+      <w:r>
+        <w:rPr>
+          <w:b/>
+          <w:spacing w:val="-2"/>
+        </w:rPr>
+        <w:t xml:space="preserve"> </w:t>
+      </w:r>
+      <w:r>
+        <w:t>(Dương</w:t>
+      </w:r>
+      <w:r>
+        <w:rPr>
+          <w:spacing w:val="-5"/>
+        </w:rPr>
+        <w:t xml:space="preserve"> </w:t>
+      </w:r>
+      <w:r>
+        <w:t xml:space="preserve">lịch) </w:t>
       </w:r>
     </w:p>
     <w:p>
@@ -1465,7 +1909,56 @@
         <w:ind w:left="3361" w:right="90" w:hanging="2281"/>
       </w:pPr>
       <w:r>
-        <w:t>Nhằm ngày {Tiec_NgayAL} tháng {Tiec_ThangAL} năm {Tiec_NamAL} (Âm lịch)</w:t>
+        <w:rPr>
+          <w:lang w:val="en-US"/>
+        </w:rPr>
+        <w:t xml:space="preserve">                                      </w:t>
+      </w:r>
+      <w:r>
+        <w:t xml:space="preserve">Nhằm ngày </w:t>
+      </w:r>
+      <w:r>
+        <w:rPr>
+          <w:rFonts w:hint="default"/>
+          <w:b w:val="0"/>
+          <w:bCs w:val="0"/>
+          <w:lang w:val="en-US"/>
+        </w:rPr>
+        <w:t>{NgayToChucAmLich}</w:t>
+      </w:r>
+      <w:r>
+        <w:t xml:space="preserve"> tháng </w:t>
+      </w:r>
+      <w:r>
+        <w:rPr>
+          <w:rFonts w:hint="default"/>
+          <w:b w:val="0"/>
+          <w:bCs w:val="0"/>
+          <w:lang w:val="en-US"/>
+        </w:rPr>
+        <w:t>{ThangToChucAmLich}</w:t>
+      </w:r>
+      <w:r>
+        <w:t xml:space="preserve"> năm </w:t>
+      </w:r>
+      <w:r>
+        <w:rPr>
+          <w:rFonts w:hint="default"/>
+          <w:b w:val="0"/>
+          <w:bCs w:val="0"/>
+          <w:lang w:val="en-US"/>
+        </w:rPr>
+        <w:t>{NamToChucAmLich}</w:t>
+      </w:r>
+      <w:r>
+        <w:rPr>
+          <w:b/>
+          <w:bCs/>
+        </w:rPr>
+        <w:t xml:space="preserve"> </w:t>
+      </w:r>
+      <w:r>
+        <w:t>(Âm lịch)</w:t>
       </w:r>
     </w:p>
     <w:p>
@@ -1482,7 +1975,53 @@
         </w:rPr>
       </w:pPr>
       <w:r>
-        <w:t>Sảnh tiệc: {Tiec_SanhTiec}</w:t>
+        <w:rPr>
+          <w:sz w:val="24"/>
+        </w:rPr>
+        <w:t>Sảnh</w:t>
+      </w:r>
+      <w:r>
+        <w:rPr>
+          <w:spacing w:val="-3"/>
+          <w:sz w:val="24"/>
+        </w:rPr>
+        <w:t xml:space="preserve"> </w:t>
+      </w:r>
+      <w:r>
+        <w:rPr>
+          <w:spacing w:val="-4"/>
+          <w:sz w:val="24"/>
+        </w:rPr>
+        <w:t>tiệc</w:t>
+      </w:r>
+      <w:r>
+        <w:rPr>
+          <w:sz w:val="24"/>
+        </w:rPr>
+        <w:tab/>
+      </w:r>
+      <w:r>
+        <w:rPr>
+          <w:sz w:val="24"/>
+        </w:rPr>
+        <w:t>:</w:t>
+      </w:r>
+      <w:r>
+        <w:rPr>
+          <w:spacing w:val="-3"/>
+          <w:sz w:val="24"/>
+        </w:rPr>
+        <w:t xml:space="preserve"> </w:t>
+      </w:r>
+      <w:r>
+        <w:rPr>
+          <w:rFonts w:hint="default"/>
+          <w:b w:val="0"/>
+          <w:bCs/>
+          <w:sz w:val="24"/>
+          <w:lang w:val="en-US"/>
+        </w:rPr>
+        <w:t>{TenSanhTiec}</w:t>
       </w:r>
     </w:p>
     <w:p>
@@ -1500,7 +2039,69 @@
         </w:rPr>
       </w:pPr>
       <w:r>
-        <w:t>Quy mô sảnh: Từ {Sanh_QuyMoMin} bàn đến {Sanh_QuyMoMax} bàn</w:t>
+        <w:rPr>
+          <w:sz w:val="24"/>
+          <w:lang w:val="en-US"/>
+        </w:rPr>
+        <w:t>Quy mô sảnh</w:t>
+      </w:r>
+      <w:r>
+        <w:rPr>
+          <w:sz w:val="24"/>
+          <w:lang w:val="en-US"/>
+        </w:rPr>
+        <w:tab/>
+      </w:r>
+      <w:r>
+        <w:rPr>
+          <w:sz w:val="24"/>
+          <w:lang w:val="en-US"/>
+        </w:rPr>
+        <w:t>:</w:t>
+      </w:r>
+      <w:r>
+        <w:rPr>
+          <w:b/>
+          <w:sz w:val="24"/>
+          <w:lang w:val="en-US"/>
+        </w:rPr>
+        <w:t xml:space="preserve"> Từ </w:t>
+      </w:r>
+      <w:r>
+        <w:rPr>
+          <w:rFonts w:hint="default"/>
+          <w:b w:val="0"/>
+          <w:bCs/>
+          <w:sz w:val="24"/>
+          <w:lang w:val="en-US"/>
+        </w:rPr>
+        <w:t xml:space="preserve">{QuyMoBanTu} </w:t>
+      </w:r>
+      <w:r>
+        <w:rPr>
+          <w:b/>
+          <w:sz w:val="24"/>
+          <w:lang w:val="en-US"/>
+        </w:rPr>
+        <w:t xml:space="preserve">bàn đến </w:t>
+      </w:r>
+      <w:r>
+        <w:rPr>
+          <w:rFonts w:hint="default"/>
+          <w:b w:val="0"/>
+          <w:bCs/>
+          <w:sz w:val="24"/>
+          <w:lang w:val="en-US"/>
+        </w:rPr>
+        <w:t xml:space="preserve">{QuyMoBanDen} </w:t>
+      </w:r>
+      <w:r>
+        <w:rPr>
+          <w:b/>
+          <w:sz w:val="24"/>
+          <w:lang w:val="en-US"/>
+        </w:rPr>
+        <w:t xml:space="preserve">bàn </w:t>
       </w:r>
     </w:p>
     <w:p>
@@ -1517,7 +2118,38 @@
         </w:rPr>
       </w:pPr>
       <w:r>
-        <w:t>Số bàn chính thức: {SoBanChinhThuc} bàn</w:t>
+        <w:t>Số bàn chính thức</w:t>
+      </w:r>
+      <w:r>
+        <w:tab/>
+      </w:r>
+      <w:r>
+        <w:rPr>
+          <w:spacing w:val="-4"/>
+        </w:rPr>
+        <w:t>:</w:t>
+      </w:r>
+      <w:r>
+        <w:rPr>
+          <w:spacing w:val="-4"/>
+          <w:lang w:val="en-US"/>
+        </w:rPr>
+        <w:t xml:space="preserve"> </w:t>
+      </w:r>
+      <w:r>
+        <w:rPr>
+          <w:rFonts w:hint="default"/>
+          <w:spacing w:val="-4"/>
+          <w:lang w:val="en-US"/>
+        </w:rPr>
+        <w:t xml:space="preserve">{SoBanManChinhThuc </w:t>
+      </w:r>
+      <w:r>
+        <w:rPr>
+          <w:spacing w:val="-4"/>
+          <w:lang w:val="en-US"/>
+        </w:rPr>
+        <w:t xml:space="preserve">bàn </w:t>
       </w:r>
     </w:p>
     <w:p>
@@ -1534,7 +2166,40 @@
         </w:rPr>
       </w:pPr>
       <w:r>
-        <w:t>Số bàn tặng: {SoBanTang} bàn</w:t>
+        <w:rPr>
+          <w:spacing w:val="-4"/>
+          <w:lang w:val="en-US"/>
+        </w:rPr>
+        <w:t>Số bàn tặng</w:t>
+      </w:r>
+      <w:r>
+        <w:rPr>
+          <w:spacing w:val="-4"/>
+          <w:lang w:val="en-US"/>
+        </w:rPr>
+        <w:tab/>
+      </w:r>
+      <w:r>
+        <w:rPr>
+          <w:spacing w:val="-4"/>
+          <w:lang w:val="en-US"/>
+        </w:rPr>
+        <w:t xml:space="preserve">: </w:t>
+      </w:r>
+      <w:r>
+        <w:rPr>
+          <w:rFonts w:hint="default"/>
+          <w:spacing w:val="-4"/>
+          <w:lang w:val="en-US"/>
+        </w:rPr>
+        <w:t>{BanTang}</w:t>
+      </w:r>
+      <w:r>
+        <w:rPr>
+          <w:spacing w:val="-4"/>
+          <w:lang w:val="en-US"/>
+        </w:rPr>
+        <w:t xml:space="preserve"> bàn</w:t>
       </w:r>
     </w:p>
     <w:p>
@@ -1551,7 +2216,59 @@
         </w:rPr>
       </w:pPr>
       <w:r>
-        <w:t>Số bàn dự phòng: {SoBanDuPhong} bàn</w:t>
+        <w:t>Số</w:t>
+      </w:r>
+      <w:r>
+        <w:rPr>
+          <w:spacing w:val="-1"/>
+        </w:rPr>
+        <w:t xml:space="preserve"> </w:t>
+      </w:r>
+      <w:r>
+        <w:t>bàn dự</w:t>
+      </w:r>
+      <w:r>
+        <w:rPr>
+          <w:spacing w:val="-1"/>
+        </w:rPr>
+        <w:t xml:space="preserve"> </w:t>
+      </w:r>
+      <w:r>
+        <w:rPr>
+          <w:spacing w:val="-2"/>
+        </w:rPr>
+        <w:t>phòng</w:t>
+      </w:r>
+      <w:r>
+        <w:tab/>
+      </w:r>
+      <w:r>
+        <w:rPr>
+          <w:spacing w:val="-5"/>
+        </w:rPr>
+        <w:t>:</w:t>
+      </w:r>
+      <w:r>
+        <w:rPr>
+          <w:spacing w:val="-5"/>
+          <w:lang w:val="en-US"/>
+        </w:rPr>
+        <w:t xml:space="preserve"> </w:t>
+      </w:r>
+      <w:r>
+        <w:rPr>
+          <w:rFonts w:hint="default"/>
+          <w:spacing w:val="-5"/>
+          <w:lang w:val="en-US"/>
+        </w:rPr>
+        <w:t>{SoBanManDuPhong}</w:t>
+      </w:r>
+      <w:r>
+        <w:rPr>
+          <w:spacing w:val="-5"/>
+          <w:lang w:val="en-US"/>
+        </w:rPr>
+        <w:t>bàn</w:t>
       </w:r>
     </w:p>
     <w:p>
@@ -1630,7 +2347,7 @@
     </w:p>
     <w:p>
       <w:pPr>
-        <w:pStyle w:val="12"/>
+        <w:pStyle w:val="13"/>
         <w:numPr>
           <w:ilvl w:val="1"/>
           <w:numId w:val="2"/>
@@ -1688,7 +2405,7 @@
     </w:p>
     <w:p>
       <w:pPr>
-        <w:pStyle w:val="12"/>
+        <w:pStyle w:val="13"/>
         <w:numPr>
           <w:ilvl w:val="0"/>
           <w:numId w:val="3"/>
@@ -1703,12 +2420,34 @@
         </w:rPr>
       </w:pPr>
       <w:r>
-        <w:t>Số tiền: {ThanhToan_Dot2} VNĐ</w:t>
-      </w:r>
-    </w:p>
-    <w:p>
-      <w:pPr>
-        <w:pStyle w:val="12"/>
+        <w:rPr>
+          <w:bCs/>
+          <w:sz w:val="24"/>
+          <w:lang w:val="en-US"/>
+        </w:rPr>
+        <w:t xml:space="preserve">Số tiền: </w:t>
+      </w:r>
+      <w:r>
+        <w:rPr>
+          <w:rFonts w:hint="default"/>
+          <w:bCs/>
+          <w:sz w:val="24"/>
+          <w:lang w:val="en-US"/>
+        </w:rPr>
+        <w:t>{ThanhToanDot2SoTien}</w:t>
+      </w:r>
+      <w:r>
+        <w:rPr>
+          <w:bCs/>
+          <w:sz w:val="24"/>
+          <w:lang w:val="en-US"/>
+        </w:rPr>
+        <w:t xml:space="preserve"> VNĐ </w:t>
+      </w:r>
+    </w:p>
+    <w:p>
+      <w:pPr>
+        <w:pStyle w:val="13"/>
         <w:numPr>
           <w:ilvl w:val="0"/>
           <w:numId w:val="3"/>
@@ -1723,12 +2462,26 @@
         </w:rPr>
       </w:pPr>
       <w:r>
-        <w:t>Hình thức thanh toán: {HinhThucThanhToan}</w:t>
-      </w:r>
-    </w:p>
-    <w:p>
-      <w:pPr>
-        <w:pStyle w:val="12"/>
+        <w:rPr>
+          <w:bCs/>
+          <w:sz w:val="24"/>
+          <w:lang w:val="en-US"/>
+        </w:rPr>
+        <w:t xml:space="preserve">Hình thức thanh toán: </w:t>
+      </w:r>
+      <w:r>
+        <w:rPr>
+          <w:rFonts w:hint="default"/>
+          <w:bCs/>
+          <w:sz w:val="24"/>
+          <w:lang w:val="en-US"/>
+        </w:rPr>
+        <w:t>{HinhThucThanhToanDot2}</w:t>
+      </w:r>
+    </w:p>
+    <w:p>
+      <w:pPr>
+        <w:pStyle w:val="13"/>
         <w:numPr>
           <w:ilvl w:val="0"/>
           <w:numId w:val="3"/>
@@ -1743,7 +2496,21 @@
         </w:rPr>
       </w:pPr>
       <w:r>
-        <w:t>Thời gian thanh toán ngày: {HanThanhToan_Dot2}</w:t>
+        <w:rPr>
+          <w:bCs/>
+          <w:sz w:val="24"/>
+          <w:lang w:val="en-US"/>
+        </w:rPr>
+        <w:t xml:space="preserve">Thời gian thanh toán ngày:  </w:t>
+      </w:r>
+      <w:r>
+        <w:rPr>
+          <w:rFonts w:hint="default"/>
+          <w:bCs/>
+          <w:sz w:val="24"/>
+          <w:lang w:val="en-US"/>
+        </w:rPr>
+        <w:t>{HanThanhToanDot2}</w:t>
       </w:r>
     </w:p>
     <w:p>
@@ -1770,7 +2537,7 @@
     </w:p>
     <w:p>
       <w:pPr>
-        <w:pStyle w:val="12"/>
+        <w:pStyle w:val="13"/>
         <w:numPr>
           <w:ilvl w:val="1"/>
           <w:numId w:val="2"/>
@@ -1841,27 +2608,35 @@
     </w:p>
     <w:p>
       <w:pPr>
-        <w:pStyle w:val="12"/>
+        <w:pStyle w:val="13"/>
         <w:numPr>
           <w:ilvl w:val="0"/>
           <w:numId w:val="4"/>
         </w:numPr>
         <w:tabs>
           <w:tab w:val="left" w:pos="600"/>
+          <w:tab w:val="clear" w:pos="420"/>
         </w:tabs>
-        <w:spacing w:before="0" w:line="360" w:lineRule="auto"/>
-        <w:rPr>
+        <w:spacing w:line="360" w:lineRule="auto"/>
+        <w:ind w:left="420" w:leftChars="0" w:hanging="420" w:firstLineChars="0"/>
+        <w:rPr>
+          <w:b/>
+          <w:sz w:val="24"/>
+        </w:rPr>
+      </w:pPr>
+      <w:r>
+        <w:rPr>
+          <w:rFonts w:hint="default"/>
+          <w:b w:val="0"/>
           <w:bCs/>
           <w:sz w:val="24"/>
         </w:rPr>
-      </w:pPr>
-      <w:r>
-        <w:t>{#DichVuTinhPhi}- {TenDichVu} (SL: {SoLuong}): {DonGia} ({GhiChu}){/DichVuTinhPhi}</w:t>
-      </w:r>
-    </w:p>
-    <w:p>
-      <w:pPr>
-        <w:pStyle w:val="12"/>
+        <w:t>{@DichVuTinhPhiPhuLuc}</w:t>
+      </w:r>
+    </w:p>
+    <w:p>
+      <w:pPr>
+        <w:pStyle w:val="13"/>
         <w:numPr>
           <w:ilvl w:val="1"/>
           <w:numId w:val="2"/>
@@ -1886,50 +2661,36 @@
     </w:p>
     <w:p>
       <w:pPr>
-        <w:pStyle w:val="12"/>
+        <w:pStyle w:val="13"/>
         <w:numPr>
           <w:ilvl w:val="0"/>
           <w:numId w:val="5"/>
         </w:numPr>
         <w:tabs>
-          <w:tab w:val="left" w:pos="498"/>
-        </w:tabs>
-        <w:spacing w:before="0" w:line="360" w:lineRule="auto"/>
-        <w:rPr>
-          <w:sz w:val="24"/>
-        </w:rPr>
-      </w:pPr>
-      <w:r>
-        <w:t>{ThoaThuanChung}</w:t>
-      </w:r>
-    </w:p>
-    <w:p>
-      <w:r>
-        <w:t>{ChuongTrinhBia}</w:t>
-      </w:r>
-    </w:p>
-    <w:p>
-      <w:r>
-        <w:t>{ChuongTrinhLe}</w:t>
-      </w:r>
-    </w:p>
-    <w:p>
-      <w:pPr>
-        <w:pStyle w:val="12"/>
-        <w:tabs>
           <w:tab w:val="left" w:pos="600"/>
+          <w:tab w:val="clear" w:pos="420"/>
         </w:tabs>
         <w:spacing w:line="360" w:lineRule="auto"/>
-        <w:ind w:left="360" w:firstLine="0"/>
-        <w:rPr>
-          <w:b/>
-          <w:sz w:val="24"/>
-        </w:rPr>
-      </w:pPr>
-    </w:p>
-    <w:p>
-      <w:pPr>
-        <w:pStyle w:val="12"/>
+        <w:ind w:left="420" w:leftChars="0" w:hanging="420" w:firstLineChars="0"/>
+        <w:rPr>
+          <w:b w:val="0"/>
+          <w:bCs/>
+          <w:sz w:val="24"/>
+        </w:rPr>
+      </w:pPr>
+      <w:r>
+        <w:rPr>
+          <w:rFonts w:hint="default"/>
+          <w:b w:val="0"/>
+          <w:bCs/>
+          <w:sz w:val="24"/>
+        </w:rPr>
+        <w:t>{@ThoaThuanPhuLucKhac}</w:t>
+      </w:r>
+    </w:p>
+    <w:p>
+      <w:pPr>
+        <w:pStyle w:val="13"/>
         <w:numPr>
           <w:ilvl w:val="1"/>
           <w:numId w:val="2"/>
@@ -1984,12 +2745,9 @@
         </w:tblCellMar>
       </w:tblPr>
       <w:tblGrid>
-        <w:gridCol w:w="671"/>
-        <w:gridCol w:w="6975"/>
-        <w:gridCol w:w="1804"/>
-        <w:gridCol w:w="360"/>
-        <w:gridCol w:w="360"/>
-        <w:gridCol w:w="360"/>
+        <w:gridCol w:w="1336"/>
+        <w:gridCol w:w="6310"/>
+        <w:gridCol w:w="1980"/>
       </w:tblGrid>
       <w:tr>
         <w:tblPrEx>
@@ -2009,18 +2767,17 @@
           </w:tblCellMar>
         </w:tblPrEx>
         <w:trPr>
-          <w:gridAfter w:val="3"/>
           <w:trHeight w:val="318" w:hRule="atLeast"/>
         </w:trPr>
         <w:tc>
           <w:tcPr>
-            <w:tcW w:w="671" w:type="dxa"/>
+            <w:tcW w:w="1336" w:type="dxa"/>
             <w:vMerge w:val="restart"/>
             <w:shd w:val="clear" w:color="auto" w:fill="E6E6E6"/>
           </w:tcPr>
           <w:p>
             <w:pPr>
-              <w:pStyle w:val="13"/>
+              <w:pStyle w:val="14"/>
               <w:spacing w:before="181"/>
               <w:ind w:left="107"/>
               <w:rPr>
@@ -2040,13 +2797,13 @@
         </w:tc>
         <w:tc>
           <w:tcPr>
-            <w:tcW w:w="6975" w:type="dxa"/>
+            <w:tcW w:w="6310" w:type="dxa"/>
             <w:vMerge w:val="restart"/>
             <w:shd w:val="clear" w:color="auto" w:fill="E6E6E6"/>
           </w:tcPr>
           <w:p>
             <w:pPr>
-              <w:pStyle w:val="13"/>
+              <w:pStyle w:val="14"/>
               <w:spacing w:before="181"/>
               <w:ind w:left="9"/>
               <w:jc w:val="center"/>
@@ -2085,18 +2842,56 @@
                 <w:sz w:val="24"/>
                 <w:lang w:val="en-US"/>
               </w:rPr>
-              <w:t xml:space="preserve"> bàn tiệc 5.750.000VNĐ/bàn/10 khách</w:t>
+              <w:t xml:space="preserve"> bàn tiệc </w:t>
+            </w:r>
+            <w:r>
+              <w:rPr>
+                <w:rFonts w:hint="default"/>
+                <w:b/>
+                <w:spacing w:val="-5"/>
+                <w:sz w:val="24"/>
+                <w:lang w:val="en-US"/>
+              </w:rPr>
+              <w:t>{DonGiaBanTiec}</w:t>
+            </w:r>
+            <w:r>
+              <w:rPr>
+                <w:b/>
+                <w:spacing w:val="-5"/>
+                <w:sz w:val="24"/>
+                <w:lang w:val="en-US"/>
+              </w:rPr>
+              <w:t>VNĐ/bàn/</w:t>
+            </w:r>
+            <w:r>
+              <w:rPr>
+                <w:rFonts w:hint="default"/>
+                <w:b/>
+                <w:spacing w:val="-5"/>
+                <w:sz w:val="24"/>
+                <w:lang w:val="en-US"/>
+              </w:rPr>
+              <w:t>{SoKhachTrenBan}</w:t>
+            </w:r>
+            <w:r>
+              <w:rPr>
+                <w:b/>
+                <w:spacing w:val="-5"/>
+                <w:sz w:val="24"/>
+                <w:lang w:val="en-US"/>
+              </w:rPr>
+              <w:t xml:space="preserve"> khách</w:t>
             </w:r>
           </w:p>
         </w:tc>
         <w:tc>
           <w:tcPr>
-            <w:tcW w:w="1804" w:type="dxa"/>
+            <w:tcW w:w="1980" w:type="dxa"/>
             <w:shd w:val="clear" w:color="auto" w:fill="E6E6E6"/>
           </w:tcPr>
           <w:p>
             <w:pPr>
-              <w:pStyle w:val="13"/>
+              <w:pStyle w:val="14"/>
               <w:spacing w:before="18"/>
               <w:ind w:left="7" w:right="4"/>
               <w:jc w:val="center"/>
@@ -2132,67 +2927,282 @@
         </w:tc>
       </w:tr>
       <w:tr>
+        <w:tblPrEx>
+          <w:tblBorders>
+            <w:top w:val="single" w:color="000000" w:sz="4" w:space="0"/>
+            <w:left w:val="single" w:color="000000" w:sz="4" w:space="0"/>
+            <w:bottom w:val="single" w:color="000000" w:sz="4" w:space="0"/>
+            <w:right w:val="single" w:color="000000" w:sz="4" w:space="0"/>
+            <w:insideH w:val="single" w:color="000000" w:sz="4" w:space="0"/>
+            <w:insideV w:val="single" w:color="000000" w:sz="4" w:space="0"/>
+          </w:tblBorders>
+          <w:tblCellMar>
+            <w:top w:w="0" w:type="dxa"/>
+            <w:left w:w="0" w:type="dxa"/>
+            <w:bottom w:w="0" w:type="dxa"/>
+            <w:right w:w="0" w:type="dxa"/>
+          </w:tblCellMar>
+        </w:tblPrEx>
+        <w:trPr>
+          <w:trHeight w:val="316" w:hRule="atLeast"/>
+        </w:trPr>
         <w:tc>
           <w:tcPr>
-            <w:gridSpan w:val="3"/>
+            <w:tcW w:w="1336" w:type="dxa"/>
+            <w:vMerge w:val="continue"/>
+            <w:tcBorders>
+              <w:top w:val="nil"/>
+            </w:tcBorders>
+            <w:shd w:val="clear" w:color="auto" w:fill="E6E6E6"/>
           </w:tcPr>
           <w:p>
+            <w:pPr>
+              <w:rPr>
+                <w:sz w:val="2"/>
+                <w:szCs w:val="2"/>
+              </w:rPr>
+            </w:pPr>
+          </w:p>
+        </w:tc>
+        <w:tc>
+          <w:tcPr>
+            <w:tcW w:w="6310" w:type="dxa"/>
+            <w:vMerge w:val="continue"/>
+            <w:tcBorders>
+              <w:top w:val="nil"/>
+            </w:tcBorders>
+            <w:shd w:val="clear" w:color="auto" w:fill="E6E6E6"/>
+          </w:tcPr>
+          <w:p>
+            <w:pPr>
+              <w:rPr>
+                <w:sz w:val="2"/>
+                <w:szCs w:val="2"/>
+              </w:rPr>
+            </w:pPr>
+          </w:p>
+        </w:tc>
+        <w:tc>
+          <w:tcPr>
+            <w:tcW w:w="1980" w:type="dxa"/>
+            <w:shd w:val="clear" w:color="auto" w:fill="E6E6E6"/>
+          </w:tcPr>
+          <w:p>
+            <w:pPr>
+              <w:pStyle w:val="14"/>
+              <w:spacing w:before="18"/>
+              <w:ind w:left="7"/>
+              <w:jc w:val="center"/>
+              <w:rPr>
+                <w:b/>
+                <w:sz w:val="24"/>
+                <w:lang w:val="en-US"/>
+              </w:rPr>
+            </w:pPr>
             <w:r>
-              <w:t>{#MenuTiec}</w:t>
+              <w:rPr>
+                <w:b/>
+                <w:spacing w:val="-5"/>
+                <w:sz w:val="24"/>
+                <w:lang w:val="en-US"/>
+              </w:rPr>
+              <w:t>VNĐ</w:t>
             </w:r>
           </w:p>
         </w:tc>
       </w:tr>
       <w:tr>
+        <w:tblPrEx>
+          <w:tblBorders>
+            <w:top w:val="single" w:color="000000" w:sz="4" w:space="0"/>
+            <w:left w:val="single" w:color="000000" w:sz="4" w:space="0"/>
+            <w:bottom w:val="single" w:color="000000" w:sz="4" w:space="0"/>
+            <w:right w:val="single" w:color="000000" w:sz="4" w:space="0"/>
+            <w:insideH w:val="single" w:color="000000" w:sz="4" w:space="0"/>
+            <w:insideV w:val="single" w:color="000000" w:sz="4" w:space="0"/>
+          </w:tblBorders>
+          <w:tblCellMar>
+            <w:top w:w="0" w:type="dxa"/>
+            <w:left w:w="0" w:type="dxa"/>
+            <w:bottom w:w="0" w:type="dxa"/>
+            <w:right w:w="0" w:type="dxa"/>
+          </w:tblCellMar>
+        </w:tblPrEx>
+        <w:trPr>
+          <w:trHeight w:val="395" w:hRule="atLeast"/>
+        </w:trPr>
         <w:tc>
+          <w:tcPr>
+            <w:tcW w:w="1336" w:type="dxa"/>
+          </w:tcPr>
           <w:p>
+            <w:pPr>
+              <w:pStyle w:val="14"/>
+              <w:spacing w:before="83"/>
+              <w:ind w:left="9"/>
+              <w:jc w:val="center"/>
+              <w:rPr>
+                <w:spacing w:val="-10"/>
+                <w:sz w:val="24"/>
+              </w:rPr>
+            </w:pPr>
             <w:r>
-              <w:t>{STT}</w:t>
+              <w:rPr>
+                <w:rFonts w:hint="default"/>
+                <w:spacing w:val="-10"/>
+                <w:sz w:val="24"/>
+              </w:rPr>
+              <w:t>{#MenuTiec}</w:t>
             </w:r>
           </w:p>
         </w:tc>
         <w:tc>
+          <w:tcPr>
+            <w:tcW w:w="6310" w:type="dxa"/>
+          </w:tcPr>
           <w:p>
+            <w:pPr>
+              <w:pStyle w:val="14"/>
+              <w:ind w:firstLine="107"/>
+              <w:rPr>
+                <w:sz w:val="24"/>
+                <w:lang w:val="en-US"/>
+              </w:rPr>
+            </w:pPr>
             <w:r>
+              <w:rPr>
+                <w:rFonts w:hint="default"/>
+              </w:rPr>
               <w:t>{TenMonAn}</w:t>
             </w:r>
           </w:p>
         </w:tc>
         <w:tc>
+          <w:tcPr>
+            <w:tcW w:w="1980" w:type="dxa"/>
+          </w:tcPr>
           <w:p>
+            <w:pPr>
+              <w:pStyle w:val="14"/>
+              <w:jc w:val="center"/>
+              <w:rPr>
+                <w:b/>
+                <w:bCs/>
+                <w:sz w:val="24"/>
+                <w:lang w:val="en-US"/>
+              </w:rPr>
+            </w:pPr>
             <w:r>
+              <w:rPr>
+                <w:rFonts w:hint="default"/>
+                <w:b/>
+                <w:bCs/>
+                <w:sz w:val="24"/>
+                <w:lang w:val="en-US"/>
+              </w:rPr>
               <w:t>{DonGia}</w:t>
             </w:r>
           </w:p>
         </w:tc>
       </w:tr>
       <w:tr>
+        <w:tblPrEx>
+          <w:tblBorders>
+            <w:top w:val="single" w:color="000000" w:sz="4" w:space="0"/>
+            <w:left w:val="single" w:color="000000" w:sz="4" w:space="0"/>
+            <w:bottom w:val="single" w:color="000000" w:sz="4" w:space="0"/>
+            <w:right w:val="single" w:color="000000" w:sz="4" w:space="0"/>
+            <w:insideH w:val="single" w:color="000000" w:sz="4" w:space="0"/>
+            <w:insideV w:val="single" w:color="000000" w:sz="4" w:space="0"/>
+          </w:tblBorders>
+          <w:tblCellMar>
+            <w:top w:w="0" w:type="dxa"/>
+            <w:left w:w="0" w:type="dxa"/>
+            <w:bottom w:w="0" w:type="dxa"/>
+            <w:right w:w="0" w:type="dxa"/>
+          </w:tblCellMar>
+        </w:tblPrEx>
+        <w:trPr>
+          <w:trHeight w:val="421" w:hRule="atLeast"/>
+        </w:trPr>
         <w:tc>
           <w:tcPr>
-            <w:gridSpan w:val="3"/>
+            <w:tcW w:w="1336" w:type="dxa"/>
           </w:tcPr>
           <w:p>
-            <w:r>
-              <w:t>{/MenuTiec}</w:t>
-            </w:r>
+            <w:pPr>
+              <w:pStyle w:val="14"/>
+              <w:rPr>
+                <w:sz w:val="24"/>
+              </w:rPr>
+            </w:pPr>
           </w:p>
         </w:tc>
-      </w:tr>
-      <w:tr>
         <w:tc>
           <w:tcPr>
-            <w:gridSpan w:val="2"/>
+            <w:tcW w:w="6310" w:type="dxa"/>
           </w:tcPr>
           <w:p>
+            <w:pPr>
+              <w:pStyle w:val="14"/>
+              <w:spacing w:before="71"/>
+              <w:ind w:left="9"/>
+              <w:jc w:val="center"/>
+              <w:rPr>
+                <w:b/>
+                <w:sz w:val="24"/>
+              </w:rPr>
+            </w:pPr>
             <w:r>
-              <w:t>TỔNG CỘNG</w:t>
+              <w:rPr>
+                <w:b/>
+                <w:sz w:val="24"/>
+              </w:rPr>
+              <w:t>TỔNG</w:t>
+            </w:r>
+            <w:r>
+              <w:rPr>
+                <w:b/>
+                <w:spacing w:val="-2"/>
+                <w:sz w:val="24"/>
+              </w:rPr>
+              <w:t xml:space="preserve"> </w:t>
+            </w:r>
+            <w:r>
+              <w:rPr>
+                <w:b/>
+                <w:spacing w:val="-4"/>
+                <w:sz w:val="24"/>
+              </w:rPr>
+              <w:t>CỘNG</w:t>
             </w:r>
           </w:p>
         </w:tc>
         <w:tc>
+          <w:tcPr>
+            <w:tcW w:w="1980" w:type="dxa"/>
+            <w:vAlign w:val="center"/>
+          </w:tcPr>
           <w:p>
+            <w:pPr>
+              <w:pStyle w:val="14"/>
+              <w:jc w:val="right"/>
+              <w:rPr>
+                <w:b/>
+                <w:bCs/>
+                <w:sz w:val="24"/>
+                <w:lang w:val="en-US"/>
+              </w:rPr>
+            </w:pPr>
             <w:r>
-              <w:t>{Menu_TongCong}</w:t>
+              <w:rPr>
+                <w:rFonts w:hint="default"/>
+                <w:b/>
+                <w:bCs/>
+                <w:sz w:val="24"/>
+                <w:lang w:val="en-US"/>
+              </w:rPr>
+              <w:t>{MenuTongCong}</w:t>
             </w:r>
           </w:p>
         </w:tc>
@@ -2200,7 +3210,7 @@
     </w:tbl>
     <w:p>
       <w:pPr>
-        <w:pStyle w:val="12"/>
+        <w:pStyle w:val="13"/>
         <w:tabs>
           <w:tab w:val="left" w:pos="360"/>
         </w:tabs>
@@ -2215,7 +3225,7 @@
     </w:p>
     <w:p>
       <w:pPr>
-        <w:pStyle w:val="12"/>
+        <w:pStyle w:val="13"/>
         <w:numPr>
           <w:ilvl w:val="1"/>
           <w:numId w:val="2"/>
@@ -2231,172 +3241,710 @@
         </w:rPr>
       </w:pPr>
       <w:r>
-        <w:t>Giá trị Hợp Đồng tạm tính: {GiaTriHopDongTamTinh} VNĐ</w:t>
+        <w:rPr>
+          <w:b/>
+          <w:sz w:val="24"/>
+        </w:rPr>
+        <w:t>Giá</w:t>
+      </w:r>
+      <w:r>
+        <w:rPr>
+          <w:b/>
+          <w:spacing w:val="-1"/>
+          <w:sz w:val="24"/>
+        </w:rPr>
+        <w:t xml:space="preserve"> </w:t>
+      </w:r>
+      <w:r>
+        <w:rPr>
+          <w:b/>
+          <w:sz w:val="24"/>
+        </w:rPr>
+        <w:t>trị</w:t>
+      </w:r>
+      <w:r>
+        <w:rPr>
+          <w:b/>
+          <w:spacing w:val="-1"/>
+          <w:sz w:val="24"/>
+        </w:rPr>
+        <w:t xml:space="preserve">  </w:t>
+      </w:r>
+      <w:r>
+        <w:rPr>
+          <w:b/>
+          <w:sz w:val="24"/>
+        </w:rPr>
+        <w:t>Hợp</w:t>
+      </w:r>
+      <w:r>
+        <w:rPr>
+          <w:b/>
+          <w:spacing w:val="-1"/>
+          <w:sz w:val="24"/>
+        </w:rPr>
+        <w:t xml:space="preserve"> </w:t>
+      </w:r>
+      <w:r>
+        <w:rPr>
+          <w:b/>
+          <w:sz w:val="24"/>
+        </w:rPr>
+        <w:t>Đồng</w:t>
+      </w:r>
+      <w:r>
+        <w:rPr>
+          <w:b/>
+          <w:sz w:val="24"/>
+          <w:lang w:val="en-US"/>
+        </w:rPr>
+        <w:t xml:space="preserve"> tạm tính</w:t>
+      </w:r>
+      <w:r>
+        <w:rPr>
+          <w:b/>
+          <w:spacing w:val="-1"/>
+          <w:sz w:val="24"/>
+          <w:lang w:val="en-US"/>
+        </w:rPr>
+        <w:t>:</w:t>
       </w:r>
     </w:p>
     <w:tbl>
       <w:tblPr>
+        <w:tblStyle w:val="4"/>
+        <w:tblW w:w="0" w:type="auto"/>
+        <w:tblInd w:w="78" w:type="dxa"/>
         <w:tblBorders>
-          <w:top w:val="single" w:sz="4" w:space="0" w:color="000000"/>
-          <w:left w:val="single" w:sz="4" w:space="0" w:color="000000"/>
-          <w:bottom w:val="single" w:sz="4" w:space="0" w:color="000000"/>
-          <w:right w:val="single" w:sz="4" w:space="0" w:color="000000"/>
-          <w:insideH w:val="single" w:sz="4" w:space="0" w:color="000000"/>
-          <w:insideV w:val="single" w:sz="4" w:space="0" w:color="000000"/>
+          <w:top w:val="none" w:color="auto" w:sz="0" w:space="0"/>
+          <w:left w:val="none" w:color="auto" w:sz="0" w:space="0"/>
+          <w:bottom w:val="none" w:color="auto" w:sz="0" w:space="0"/>
+          <w:right w:val="none" w:color="auto" w:sz="0" w:space="0"/>
+          <w:insideH w:val="none" w:color="auto" w:sz="0" w:space="0"/>
+          <w:insideV w:val="none" w:color="auto" w:sz="0" w:space="0"/>
         </w:tblBorders>
-        <w:tblW w:w="5000" w:type="pct"/>
+        <w:tblLayout w:type="fixed"/>
+        <w:tblCellMar>
+          <w:top w:w="0" w:type="dxa"/>
+          <w:left w:w="108" w:type="dxa"/>
+          <w:bottom w:w="0" w:type="dxa"/>
+          <w:right w:w="108" w:type="dxa"/>
+        </w:tblCellMar>
       </w:tblPr>
+      <w:tblGrid>
+        <w:gridCol w:w="731"/>
+        <w:gridCol w:w="2809"/>
+        <w:gridCol w:w="1485"/>
+        <w:gridCol w:w="1515"/>
+        <w:gridCol w:w="1380"/>
+        <w:gridCol w:w="1785"/>
+      </w:tblGrid>
       <w:tr>
+        <w:tblPrEx>
+          <w:tblBorders>
+            <w:top w:val="none" w:color="auto" w:sz="0" w:space="0"/>
+            <w:left w:val="none" w:color="auto" w:sz="0" w:space="0"/>
+            <w:bottom w:val="none" w:color="auto" w:sz="0" w:space="0"/>
+            <w:right w:val="none" w:color="auto" w:sz="0" w:space="0"/>
+            <w:insideH w:val="none" w:color="auto" w:sz="0" w:space="0"/>
+            <w:insideV w:val="none" w:color="auto" w:sz="0" w:space="0"/>
+          </w:tblBorders>
+          <w:tblCellMar>
+            <w:top w:w="0" w:type="dxa"/>
+            <w:left w:w="108" w:type="dxa"/>
+            <w:bottom w:w="0" w:type="dxa"/>
+            <w:right w:w="108" w:type="dxa"/>
+          </w:tblCellMar>
+        </w:tblPrEx>
+        <w:trPr>
+          <w:trHeight w:val="672" w:hRule="atLeast"/>
+        </w:trPr>
         <w:tc>
+          <w:tcPr>
+            <w:tcW w:w="731" w:type="dxa"/>
+            <w:tcBorders>
+              <w:top w:val="single" w:color="auto" w:sz="6" w:space="0"/>
+              <w:left w:val="single" w:color="auto" w:sz="6" w:space="0"/>
+              <w:bottom w:val="single" w:color="auto" w:sz="6" w:space="0"/>
+              <w:right w:val="single" w:color="auto" w:sz="6" w:space="0"/>
+              <w:tl2br w:val="nil"/>
+              <w:tr2bl w:val="nil"/>
+            </w:tcBorders>
+            <w:noWrap w:val="0"/>
+            <w:vAlign w:val="top"/>
+          </w:tcPr>
           <w:p>
+            <w:pPr>
+              <w:spacing w:beforeLines="0" w:afterLines="0"/>
+              <w:jc w:val="center"/>
+              <w:rPr>
+                <w:rFonts w:hint="eastAsia" w:ascii="Times New Roman" w:hAnsi="Times New Roman" w:eastAsia="Times New Roman"/>
+                <w:b/>
+                <w:color w:val="000000"/>
+                <w:sz w:val="22"/>
+                <w:szCs w:val="24"/>
+              </w:rPr>
+            </w:pPr>
+            <w:bookmarkStart w:id="0" w:name="_MON_1646391353"/>
+            <w:bookmarkEnd w:id="0"/>
             <w:r>
               <w:rPr>
+                <w:rFonts w:hint="eastAsia" w:ascii="Times New Roman" w:hAnsi="Times New Roman" w:eastAsia="Times New Roman"/>
                 <w:b/>
+                <w:color w:val="000000"/>
+                <w:sz w:val="22"/>
+                <w:szCs w:val="24"/>
               </w:rPr>
               <w:t>STT</w:t>
             </w:r>
           </w:p>
         </w:tc>
         <w:tc>
+          <w:tcPr>
+            <w:tcW w:w="2809" w:type="dxa"/>
+            <w:tcBorders>
+              <w:top w:val="single" w:color="auto" w:sz="6" w:space="0"/>
+              <w:left w:val="single" w:color="auto" w:sz="6" w:space="0"/>
+              <w:bottom w:val="single" w:color="auto" w:sz="6" w:space="0"/>
+              <w:right w:val="single" w:color="auto" w:sz="6" w:space="0"/>
+              <w:tl2br w:val="nil"/>
+              <w:tr2bl w:val="nil"/>
+            </w:tcBorders>
+            <w:noWrap w:val="0"/>
+            <w:vAlign w:val="top"/>
+          </w:tcPr>
           <w:p>
+            <w:pPr>
+              <w:spacing w:beforeLines="0" w:afterLines="0"/>
+              <w:jc w:val="center"/>
+              <w:rPr>
+                <w:rFonts w:hint="eastAsia" w:ascii="Times New Roman" w:hAnsi="Times New Roman" w:eastAsia="Times New Roman"/>
+                <w:b/>
+                <w:color w:val="000000"/>
+                <w:sz w:val="22"/>
+                <w:szCs w:val="24"/>
+              </w:rPr>
+            </w:pPr>
             <w:r>
               <w:rPr>
+                <w:rFonts w:hint="eastAsia" w:ascii="Times New Roman" w:hAnsi="Times New Roman" w:eastAsia="Times New Roman"/>
                 <w:b/>
+                <w:color w:val="000000"/>
+                <w:sz w:val="22"/>
+                <w:szCs w:val="24"/>
               </w:rPr>
               <w:t>NỘI DUNG</w:t>
             </w:r>
           </w:p>
         </w:tc>
         <w:tc>
+          <w:tcPr>
+            <w:tcW w:w="1485" w:type="dxa"/>
+            <w:tcBorders>
+              <w:top w:val="single" w:color="auto" w:sz="6" w:space="0"/>
+              <w:left w:val="single" w:color="auto" w:sz="6" w:space="0"/>
+              <w:bottom w:val="single" w:color="auto" w:sz="6" w:space="0"/>
+              <w:right w:val="single" w:color="auto" w:sz="6" w:space="0"/>
+              <w:tl2br w:val="nil"/>
+              <w:tr2bl w:val="nil"/>
+            </w:tcBorders>
+            <w:noWrap w:val="0"/>
+            <w:vAlign w:val="top"/>
+          </w:tcPr>
           <w:p>
+            <w:pPr>
+              <w:spacing w:beforeLines="0" w:afterLines="0"/>
+              <w:jc w:val="center"/>
+              <w:rPr>
+                <w:rFonts w:hint="eastAsia" w:ascii="Times New Roman" w:hAnsi="Times New Roman" w:eastAsia="Times New Roman"/>
+                <w:b/>
+                <w:color w:val="000000"/>
+                <w:sz w:val="22"/>
+                <w:szCs w:val="24"/>
+              </w:rPr>
+            </w:pPr>
             <w:r>
               <w:rPr>
+                <w:rFonts w:hint="eastAsia" w:ascii="Times New Roman" w:hAnsi="Times New Roman" w:eastAsia="Times New Roman"/>
                 <w:b/>
+                <w:color w:val="000000"/>
+                <w:sz w:val="22"/>
+                <w:szCs w:val="24"/>
               </w:rPr>
               <w:t>ĐVT</w:t>
             </w:r>
           </w:p>
         </w:tc>
         <w:tc>
+          <w:tcPr>
+            <w:tcW w:w="1515" w:type="dxa"/>
+            <w:tcBorders>
+              <w:top w:val="single" w:color="auto" w:sz="6" w:space="0"/>
+              <w:left w:val="single" w:color="auto" w:sz="6" w:space="0"/>
+              <w:bottom w:val="single" w:color="auto" w:sz="6" w:space="0"/>
+              <w:right w:val="single" w:color="auto" w:sz="6" w:space="0"/>
+              <w:tl2br w:val="nil"/>
+              <w:tr2bl w:val="nil"/>
+            </w:tcBorders>
+            <w:noWrap w:val="0"/>
+            <w:vAlign w:val="top"/>
+          </w:tcPr>
           <w:p>
+            <w:pPr>
+              <w:spacing w:beforeLines="0" w:afterLines="0"/>
+              <w:jc w:val="center"/>
+              <w:rPr>
+                <w:rFonts w:hint="eastAsia" w:ascii="Times New Roman" w:hAnsi="Times New Roman" w:eastAsia="Times New Roman"/>
+                <w:b/>
+                <w:color w:val="000000"/>
+                <w:sz w:val="22"/>
+                <w:szCs w:val="24"/>
+              </w:rPr>
+            </w:pPr>
             <w:r>
               <w:rPr>
+                <w:rFonts w:hint="eastAsia" w:ascii="Times New Roman" w:hAnsi="Times New Roman" w:eastAsia="Times New Roman"/>
                 <w:b/>
+                <w:color w:val="000000"/>
+                <w:sz w:val="22"/>
+                <w:szCs w:val="24"/>
               </w:rPr>
-              <w:t>SỐ LƯỢNG</w:t>
+              <w:t xml:space="preserve"> SỐ LƯỢNG </w:t>
             </w:r>
           </w:p>
         </w:tc>
         <w:tc>
+          <w:tcPr>
+            <w:tcW w:w="1380" w:type="dxa"/>
+            <w:tcBorders>
+              <w:top w:val="single" w:color="auto" w:sz="6" w:space="0"/>
+              <w:left w:val="single" w:color="auto" w:sz="6" w:space="0"/>
+              <w:bottom w:val="single" w:color="auto" w:sz="6" w:space="0"/>
+              <w:right w:val="single" w:color="auto" w:sz="6" w:space="0"/>
+              <w:tl2br w:val="nil"/>
+              <w:tr2bl w:val="nil"/>
+            </w:tcBorders>
+            <w:noWrap w:val="0"/>
+            <w:vAlign w:val="top"/>
+          </w:tcPr>
           <w:p>
+            <w:pPr>
+              <w:spacing w:beforeLines="0" w:afterLines="0"/>
+              <w:jc w:val="center"/>
+              <w:rPr>
+                <w:rFonts w:hint="eastAsia" w:ascii="Times New Roman" w:hAnsi="Times New Roman" w:eastAsia="Times New Roman"/>
+                <w:b/>
+                <w:color w:val="000000"/>
+                <w:sz w:val="22"/>
+                <w:szCs w:val="24"/>
+              </w:rPr>
+            </w:pPr>
             <w:r>
               <w:rPr>
+                <w:rFonts w:hint="eastAsia" w:ascii="Times New Roman" w:hAnsi="Times New Roman" w:eastAsia="Times New Roman"/>
                 <w:b/>
+                <w:color w:val="000000"/>
+                <w:sz w:val="22"/>
+                <w:szCs w:val="24"/>
               </w:rPr>
-              <w:t>ĐƠN GIÁ (VNĐ)</w:t>
+              <w:t xml:space="preserve"> ĐƠN GIÁ (VNĐ) </w:t>
             </w:r>
           </w:p>
         </w:tc>
         <w:tc>
+          <w:tcPr>
+            <w:tcW w:w="1785" w:type="dxa"/>
+            <w:tcBorders>
+              <w:top w:val="single" w:color="auto" w:sz="6" w:space="0"/>
+              <w:left w:val="single" w:color="auto" w:sz="6" w:space="0"/>
+              <w:bottom w:val="single" w:color="auto" w:sz="6" w:space="0"/>
+              <w:right w:val="single" w:color="auto" w:sz="6" w:space="0"/>
+              <w:tl2br w:val="nil"/>
+              <w:tr2bl w:val="nil"/>
+            </w:tcBorders>
+            <w:noWrap w:val="0"/>
+            <w:vAlign w:val="top"/>
+          </w:tcPr>
           <w:p>
+            <w:pPr>
+              <w:spacing w:beforeLines="0" w:afterLines="0"/>
+              <w:jc w:val="center"/>
+              <w:rPr>
+                <w:rFonts w:hint="eastAsia" w:ascii="Times New Roman" w:hAnsi="Times New Roman" w:eastAsia="Times New Roman"/>
+                <w:b/>
+                <w:color w:val="000000"/>
+                <w:sz w:val="22"/>
+                <w:szCs w:val="24"/>
+              </w:rPr>
+            </w:pPr>
             <w:r>
               <w:rPr>
+                <w:rFonts w:hint="eastAsia" w:ascii="Times New Roman" w:hAnsi="Times New Roman" w:eastAsia="Times New Roman"/>
                 <w:b/>
+                <w:color w:val="000000"/>
+                <w:sz w:val="22"/>
+                <w:szCs w:val="24"/>
               </w:rPr>
-              <w:t>THÀNH TIỀN (VNĐ)</w:t>
+              <w:t xml:space="preserve"> THÀNH TIỀN (VNĐ) </w:t>
             </w:r>
           </w:p>
         </w:tc>
       </w:tr>
       <w:tr>
+        <w:tblPrEx>
+          <w:tblBorders>
+            <w:top w:val="none" w:color="auto" w:sz="0" w:space="0"/>
+            <w:left w:val="none" w:color="auto" w:sz="0" w:space="0"/>
+            <w:bottom w:val="none" w:color="auto" w:sz="0" w:space="0"/>
+            <w:right w:val="none" w:color="auto" w:sz="0" w:space="0"/>
+            <w:insideH w:val="none" w:color="auto" w:sz="0" w:space="0"/>
+            <w:insideV w:val="none" w:color="auto" w:sz="0" w:space="0"/>
+          </w:tblBorders>
+          <w:tblCellMar>
+            <w:top w:w="0" w:type="dxa"/>
+            <w:left w:w="108" w:type="dxa"/>
+            <w:bottom w:w="0" w:type="dxa"/>
+            <w:right w:w="108" w:type="dxa"/>
+          </w:tblCellMar>
+        </w:tblPrEx>
+        <w:trPr>
+          <w:trHeight w:val="420" w:hRule="atLeast"/>
+        </w:trPr>
         <w:tc>
           <w:tcPr>
-            <w:gridSpan w:val="6"/>
+            <w:tcW w:w="731" w:type="dxa"/>
+            <w:tcBorders>
+              <w:top w:val="single" w:color="auto" w:sz="6" w:space="0"/>
+              <w:left w:val="single" w:color="auto" w:sz="6" w:space="0"/>
+              <w:bottom w:val="single" w:color="auto" w:sz="6" w:space="0"/>
+              <w:right w:val="single" w:color="auto" w:sz="6" w:space="0"/>
+              <w:tl2br w:val="nil"/>
+              <w:tr2bl w:val="nil"/>
+            </w:tcBorders>
+            <w:noWrap w:val="0"/>
+            <w:vAlign w:val="top"/>
           </w:tcPr>
           <w:p>
+            <w:pPr>
+              <w:spacing w:beforeLines="0" w:afterLines="0"/>
+              <w:jc w:val="center"/>
+              <w:rPr>
+                <w:rFonts w:hint="eastAsia" w:ascii="Times New Roman" w:hAnsi="Times New Roman" w:eastAsia="Times New Roman"/>
+                <w:color w:val="000000"/>
+                <w:sz w:val="22"/>
+                <w:szCs w:val="24"/>
+              </w:rPr>
+            </w:pPr>
             <w:r>
-              <w:t>{#DichVuBaoGia}</w:t>
+              <w:rPr>
+                <w:rFonts w:hint="default" w:ascii="Times New Roman" w:hAnsi="Times New Roman" w:eastAsia="SimSun" w:cs="Times New Roman"/>
+                <w:sz w:val="22"/>
+                <w:szCs w:val="22"/>
+              </w:rPr>
+              <w:t>{#DanhSachChiPhi} {STT}</w:t>
+            </w:r>
+          </w:p>
+        </w:tc>
+        <w:tc>
+          <w:tcPr>
+            <w:tcW w:w="2809" w:type="dxa"/>
+            <w:tcBorders>
+              <w:top w:val="single" w:color="auto" w:sz="6" w:space="0"/>
+              <w:left w:val="single" w:color="auto" w:sz="6" w:space="0"/>
+              <w:bottom w:val="single" w:color="auto" w:sz="6" w:space="0"/>
+              <w:right w:val="single" w:color="auto" w:sz="6" w:space="0"/>
+              <w:tl2br w:val="nil"/>
+              <w:tr2bl w:val="nil"/>
+            </w:tcBorders>
+            <w:noWrap w:val="0"/>
+            <w:vAlign w:val="top"/>
+          </w:tcPr>
+          <w:p>
+            <w:pPr>
+              <w:spacing w:beforeLines="0" w:afterLines="0"/>
+              <w:jc w:val="left"/>
+              <w:rPr>
+                <w:rFonts w:hint="eastAsia" w:ascii="Times New Roman" w:hAnsi="Times New Roman" w:eastAsia="Times New Roman"/>
+                <w:color w:val="000000"/>
+                <w:sz w:val="24"/>
+                <w:szCs w:val="24"/>
+              </w:rPr>
+            </w:pPr>
+            <w:r>
+              <w:rPr>
+                <w:rFonts w:hint="eastAsia" w:ascii="Times New Roman" w:hAnsi="Times New Roman" w:eastAsia="Times New Roman"/>
+                <w:color w:val="000000"/>
+                <w:sz w:val="24"/>
+                <w:szCs w:val="24"/>
+              </w:rPr>
+              <w:t>{NoiDung}</w:t>
+            </w:r>
+          </w:p>
+        </w:tc>
+        <w:tc>
+          <w:tcPr>
+            <w:tcW w:w="1485" w:type="dxa"/>
+            <w:tcBorders>
+              <w:top w:val="single" w:color="auto" w:sz="6" w:space="0"/>
+              <w:left w:val="single" w:color="auto" w:sz="6" w:space="0"/>
+              <w:bottom w:val="single" w:color="auto" w:sz="6" w:space="0"/>
+              <w:right w:val="single" w:color="auto" w:sz="6" w:space="0"/>
+              <w:tl2br w:val="nil"/>
+              <w:tr2bl w:val="nil"/>
+            </w:tcBorders>
+            <w:noWrap w:val="0"/>
+            <w:vAlign w:val="top"/>
+          </w:tcPr>
+          <w:p>
+            <w:pPr>
+              <w:spacing w:beforeLines="0" w:afterLines="0"/>
+              <w:jc w:val="center"/>
+              <w:rPr>
+                <w:rFonts w:hint="eastAsia" w:ascii="Times New Roman" w:hAnsi="Times New Roman" w:eastAsia="Times New Roman"/>
+                <w:color w:val="000000"/>
+                <w:sz w:val="24"/>
+                <w:szCs w:val="24"/>
+              </w:rPr>
+            </w:pPr>
+            <w:r>
+              <w:rPr>
+                <w:rFonts w:hint="eastAsia" w:ascii="Times New Roman" w:hAnsi="Times New Roman" w:eastAsia="Times New Roman"/>
+                <w:color w:val="000000"/>
+                <w:sz w:val="24"/>
+                <w:szCs w:val="24"/>
+              </w:rPr>
+              <w:t>{DVT}</w:t>
+            </w:r>
+          </w:p>
+        </w:tc>
+        <w:tc>
+          <w:tcPr>
+            <w:tcW w:w="1515" w:type="dxa"/>
+            <w:tcBorders>
+              <w:top w:val="single" w:color="auto" w:sz="6" w:space="0"/>
+              <w:left w:val="single" w:color="auto" w:sz="6" w:space="0"/>
+              <w:bottom w:val="single" w:color="auto" w:sz="6" w:space="0"/>
+              <w:right w:val="single" w:color="auto" w:sz="6" w:space="0"/>
+              <w:tl2br w:val="nil"/>
+              <w:tr2bl w:val="nil"/>
+            </w:tcBorders>
+            <w:noWrap w:val="0"/>
+            <w:vAlign w:val="top"/>
+          </w:tcPr>
+          <w:p>
+            <w:pPr>
+              <w:spacing w:beforeLines="0" w:afterLines="0"/>
+              <w:jc w:val="center"/>
+              <w:rPr>
+                <w:rFonts w:hint="eastAsia" w:ascii="Times New Roman" w:hAnsi="Times New Roman" w:eastAsia="Times New Roman"/>
+                <w:color w:val="000000"/>
+                <w:sz w:val="24"/>
+                <w:szCs w:val="24"/>
+              </w:rPr>
+            </w:pPr>
+            <w:r>
+              <w:rPr>
+                <w:rFonts w:hint="eastAsia" w:ascii="Times New Roman" w:hAnsi="Times New Roman" w:eastAsia="Times New Roman"/>
+                <w:color w:val="000000"/>
+                <w:sz w:val="24"/>
+                <w:szCs w:val="24"/>
+              </w:rPr>
+              <w:t>{SoLuong}</w:t>
+            </w:r>
+          </w:p>
+        </w:tc>
+        <w:tc>
+          <w:tcPr>
+            <w:tcW w:w="1380" w:type="dxa"/>
+            <w:tcBorders>
+              <w:top w:val="single" w:color="auto" w:sz="6" w:space="0"/>
+              <w:left w:val="single" w:color="auto" w:sz="6" w:space="0"/>
+              <w:bottom w:val="single" w:color="auto" w:sz="6" w:space="0"/>
+              <w:right w:val="single" w:color="auto" w:sz="6" w:space="0"/>
+              <w:tl2br w:val="nil"/>
+              <w:tr2bl w:val="nil"/>
+            </w:tcBorders>
+            <w:noWrap w:val="0"/>
+            <w:vAlign w:val="top"/>
+          </w:tcPr>
+          <w:p>
+            <w:pPr>
+              <w:spacing w:beforeLines="0" w:afterLines="0"/>
+              <w:jc w:val="center"/>
+              <w:rPr>
+                <w:rFonts w:hint="eastAsia" w:ascii="Times New Roman" w:hAnsi="Times New Roman" w:eastAsia="Times New Roman"/>
+                <w:color w:val="000000"/>
+                <w:sz w:val="24"/>
+                <w:szCs w:val="24"/>
+              </w:rPr>
+            </w:pPr>
+            <w:r>
+              <w:rPr>
+                <w:rFonts w:hint="default"/>
+              </w:rPr>
+              <w:t>{DonGia}</w:t>
+            </w:r>
+          </w:p>
+        </w:tc>
+        <w:tc>
+          <w:tcPr>
+            <w:tcW w:w="1785" w:type="dxa"/>
+            <w:tcBorders>
+              <w:top w:val="single" w:color="auto" w:sz="6" w:space="0"/>
+              <w:left w:val="single" w:color="auto" w:sz="6" w:space="0"/>
+              <w:bottom w:val="single" w:color="auto" w:sz="6" w:space="0"/>
+              <w:right w:val="single" w:color="auto" w:sz="6" w:space="0"/>
+              <w:tl2br w:val="nil"/>
+              <w:tr2bl w:val="nil"/>
+            </w:tcBorders>
+            <w:noWrap w:val="0"/>
+            <w:vAlign w:val="top"/>
+          </w:tcPr>
+          <w:p>
+            <w:pPr>
+              <w:spacing w:beforeLines="0" w:afterLines="0"/>
+              <w:jc w:val="center"/>
+              <w:rPr>
+                <w:rFonts w:hint="eastAsia" w:ascii="Times New Roman" w:hAnsi="Times New Roman" w:eastAsia="Times New Roman"/>
+                <w:color w:val="000000"/>
+                <w:sz w:val="24"/>
+                <w:szCs w:val="24"/>
+              </w:rPr>
+            </w:pPr>
+            <w:r>
+              <w:rPr>
+                <w:rFonts w:hint="default" w:ascii="Times New Roman" w:hAnsi="Times New Roman" w:eastAsia="SimSun" w:cs="Times New Roman"/>
+                <w:b w:val="0"/>
+                <w:bCs w:val="0"/>
+                <w:sz w:val="22"/>
+                <w:szCs w:val="22"/>
+              </w:rPr>
+              <w:t>{ThanhTien} {/DanhSachChiPhi}</w:t>
+            </w:r>
+            <w:r>
+              <w:rPr>
+                <w:rFonts w:hint="eastAsia" w:ascii="Times New Roman" w:hAnsi="Times New Roman" w:eastAsia="Times New Roman"/>
+                <w:b w:val="0"/>
+                <w:bCs w:val="0"/>
+                <w:color w:val="000000"/>
+                <w:sz w:val="22"/>
+                <w:szCs w:val="22"/>
+              </w:rPr>
+              <w:t xml:space="preserve"> </w:t>
+            </w:r>
+            <w:r>
+              <w:rPr>
+                <w:rFonts w:hint="eastAsia" w:ascii="Times New Roman" w:hAnsi="Times New Roman" w:eastAsia="Times New Roman"/>
+                <w:color w:val="000000"/>
+                <w:sz w:val="22"/>
+                <w:szCs w:val="22"/>
+              </w:rPr>
+              <w:t xml:space="preserve"> </w:t>
+            </w:r>
+            <w:r>
+              <w:rPr>
+                <w:rFonts w:hint="eastAsia" w:ascii="Times New Roman" w:hAnsi="Times New Roman" w:eastAsia="Times New Roman"/>
+                <w:color w:val="000000"/>
+                <w:sz w:val="24"/>
+                <w:szCs w:val="24"/>
+              </w:rPr>
+              <w:t xml:space="preserve"> </w:t>
             </w:r>
           </w:p>
         </w:tc>
       </w:tr>
       <w:tr>
+        <w:tblPrEx>
+          <w:tblBorders>
+            <w:top w:val="none" w:color="auto" w:sz="0" w:space="0"/>
+            <w:left w:val="none" w:color="auto" w:sz="0" w:space="0"/>
+            <w:bottom w:val="none" w:color="auto" w:sz="0" w:space="0"/>
+            <w:right w:val="none" w:color="auto" w:sz="0" w:space="0"/>
+            <w:insideH w:val="none" w:color="auto" w:sz="0" w:space="0"/>
+            <w:insideV w:val="none" w:color="auto" w:sz="0" w:space="0"/>
+          </w:tblBorders>
+          <w:tblCellMar>
+            <w:top w:w="0" w:type="dxa"/>
+            <w:left w:w="108" w:type="dxa"/>
+            <w:bottom w:w="0" w:type="dxa"/>
+            <w:right w:w="108" w:type="dxa"/>
+          </w:tblCellMar>
+        </w:tblPrEx>
+        <w:trPr>
+          <w:trHeight w:val="480" w:hRule="atLeast"/>
+        </w:trPr>
         <w:tc>
+          <w:tcPr>
+            <w:tcW w:w="7920" w:type="dxa"/>
+            <w:gridSpan w:val="5"/>
+            <w:tcBorders>
+              <w:top w:val="single" w:color="auto" w:sz="6" w:space="0"/>
+              <w:left w:val="single" w:color="auto" w:sz="6" w:space="0"/>
+              <w:bottom w:val="single" w:color="auto" w:sz="6" w:space="0"/>
+              <w:right w:val="single" w:color="auto" w:sz="6" w:space="0"/>
+              <w:tl2br w:val="nil"/>
+              <w:tr2bl w:val="nil"/>
+            </w:tcBorders>
+            <w:noWrap w:val="0"/>
+            <w:vAlign w:val="top"/>
+          </w:tcPr>
           <w:p>
+            <w:pPr>
+              <w:spacing w:beforeLines="0" w:afterLines="0"/>
+              <w:jc w:val="center"/>
+              <w:rPr>
+                <w:rFonts w:hint="eastAsia" w:ascii="Times New Roman" w:hAnsi="Times New Roman" w:eastAsia="Times New Roman"/>
+                <w:b/>
+                <w:color w:val="000000"/>
+                <w:sz w:val="22"/>
+                <w:szCs w:val="24"/>
+              </w:rPr>
+            </w:pPr>
             <w:r>
-              <w:t>{STT}</w:t>
+              <w:rPr>
+                <w:rFonts w:hint="eastAsia" w:ascii="Times New Roman" w:hAnsi="Times New Roman" w:eastAsia="Times New Roman"/>
+                <w:b/>
+                <w:color w:val="000000"/>
+                <w:sz w:val="22"/>
+                <w:szCs w:val="24"/>
+              </w:rPr>
+              <w:t xml:space="preserve">Tổng giá trị Hợp Đồng tạm tính </w:t>
             </w:r>
           </w:p>
         </w:tc>
         <w:tc>
-          <w:p>
-            <w:r>
-              <w:t>{NoiDung}</w:t>
-            </w:r>
-          </w:p>
-        </w:tc>
-        <w:tc>
-          <w:p>
-            <w:r>
-              <w:t>{DVT}</w:t>
-            </w:r>
-          </w:p>
-        </w:tc>
-        <w:tc>
-          <w:p>
-            <w:r>
-              <w:t>{SL}</w:t>
-            </w:r>
-          </w:p>
-        </w:tc>
-        <w:tc>
-          <w:p>
-            <w:r>
-              <w:t>{DonGia}</w:t>
-            </w:r>
-          </w:p>
-        </w:tc>
-        <w:tc>
-          <w:p>
-            <w:r>
-              <w:t>{ThanhTien}</w:t>
-            </w:r>
-          </w:p>
-        </w:tc>
-      </w:tr>
-      <w:tr>
-        <w:tc>
           <w:tcPr>
-            <w:gridSpan w:val="6"/>
+            <w:tcW w:w="1785" w:type="dxa"/>
+            <w:tcBorders>
+              <w:top w:val="single" w:color="auto" w:sz="6" w:space="0"/>
+              <w:left w:val="single" w:color="auto" w:sz="6" w:space="0"/>
+              <w:bottom w:val="single" w:color="auto" w:sz="6" w:space="0"/>
+              <w:right w:val="single" w:color="auto" w:sz="6" w:space="0"/>
+              <w:tl2br w:val="nil"/>
+              <w:tr2bl w:val="nil"/>
+            </w:tcBorders>
+            <w:noWrap w:val="0"/>
+            <w:vAlign w:val="top"/>
           </w:tcPr>
           <w:p>
-            <w:r>
-              <w:t>{/DichVuBaoGia}</w:t>
-            </w:r>
-          </w:p>
-        </w:tc>
-      </w:tr>
-      <w:tr>
-        <w:tc>
-          <w:tcPr>
-            <w:gridSpan w:val="5"/>
-          </w:tcPr>
-          <w:p>
+            <w:pPr>
+              <w:spacing w:beforeLines="0" w:afterLines="0"/>
+              <w:jc w:val="center"/>
+              <w:rPr>
+                <w:rFonts w:hint="eastAsia" w:ascii="Times New Roman" w:hAnsi="Times New Roman" w:eastAsia="Times New Roman"/>
+                <w:b/>
+                <w:color w:val="000000"/>
+                <w:sz w:val="24"/>
+                <w:szCs w:val="24"/>
+              </w:rPr>
+            </w:pPr>
             <w:r>
               <w:rPr>
-                <w:b/>
+                <w:rFonts w:hint="default" w:ascii="Times New Roman" w:hAnsi="Times New Roman" w:eastAsia="SimSun" w:cs="Times New Roman"/>
+                <w:sz w:val="22"/>
+                <w:szCs w:val="22"/>
               </w:rPr>
-              <w:t>Tổng giá trị Hợp Đồng tạm tính</w:t>
-            </w:r>
-          </w:p>
-        </w:tc>
-        <w:tc>
-          <w:p>
-            <w:r>
-              <w:rPr>
-                <w:b/>
-              </w:rPr>
-              <w:t>{TongTien}</w:t>
+              <w:t>{TongGiaTriTamTinh}</w:t>
             </w:r>
           </w:p>
         </w:tc>
@@ -2404,6 +3952,21 @@
     </w:tbl>
     <w:p>
       <w:pPr>
+        <w:pStyle w:val="13"/>
+        <w:tabs>
+          <w:tab w:val="left" w:pos="600"/>
+          <w:tab w:val="left" w:pos="9450"/>
+        </w:tabs>
+        <w:spacing w:before="80"/>
+        <w:ind w:left="270" w:right="180" w:firstLine="90"/>
+        <w:rPr>
+          <w:b/>
+          <w:sz w:val="24"/>
+        </w:rPr>
+      </w:pPr>
+    </w:p>
+    <w:p>
+      <w:pPr>
         <w:pStyle w:val="5"/>
         <w:spacing w:before="11"/>
         <w:rPr>
@@ -2490,7 +4053,7 @@
     </w:p>
     <w:p>
       <w:pPr>
-        <w:pStyle w:val="12"/>
+        <w:pStyle w:val="13"/>
         <w:numPr>
           <w:ilvl w:val="0"/>
           <w:numId w:val="6"/>
@@ -2513,7 +4076,7 @@
     </w:p>
     <w:p>
       <w:pPr>
-        <w:pStyle w:val="12"/>
+        <w:pStyle w:val="13"/>
         <w:numPr>
           <w:ilvl w:val="0"/>
           <w:numId w:val="6"/>
@@ -2543,7 +4106,7 @@
     </w:p>
     <w:p>
       <w:pPr>
-        <w:pStyle w:val="12"/>
+        <w:pStyle w:val="13"/>
         <w:numPr>
           <w:ilvl w:val="0"/>
           <w:numId w:val="6"/>
@@ -2558,12 +4121,44 @@
         </w:rPr>
       </w:pPr>
       <w:r>
-        <w:t>ký ngày {NgayKyHopDong}</w:t>
-      </w:r>
-    </w:p>
-    <w:p>
-      <w:pPr>
-        <w:pStyle w:val="12"/>
+        <w:rPr>
+          <w:sz w:val="24"/>
+        </w:rPr>
+        <w:t xml:space="preserve">Các nội dung không được sửa đổi, bổ sung tại Phụ lục này vẫn được thực hiện theo Hợp đồng tổ chức tiệc số </w:t>
+      </w:r>
+      <w:r>
+        <w:rPr>
+          <w:rFonts w:hint="default"/>
+          <w:sz w:val="24"/>
+          <w:lang w:val="en-US"/>
+        </w:rPr>
+        <w:t>{Sohopdong}</w:t>
+      </w:r>
+      <w:r>
+        <w:rPr>
+          <w:sz w:val="24"/>
+        </w:rPr>
+        <w:t xml:space="preserve"> ký ngày </w:t>
+      </w:r>
+      <w:r>
+        <w:rPr>
+          <w:rFonts w:hint="default"/>
+          <w:sz w:val="24"/>
+        </w:rPr>
+        <w:t>{NgayLapHD}/{ThangLapHD}/{NamLapHD}</w:t>
+      </w:r>
+      <w:r>
+        <w:rPr>
+          <w:rFonts w:hint="default"/>
+          <w:sz w:val="24"/>
+          <w:lang w:val="en-US"/>
+        </w:rPr>
+        <w:t>.</w:t>
+      </w:r>
+    </w:p>
+    <w:p>
+      <w:pPr>
+        <w:pStyle w:val="13"/>
         <w:tabs>
           <w:tab w:val="left" w:pos="540"/>
         </w:tabs>
@@ -2628,7 +4223,7 @@
     </w:p>
     <w:p>
       <w:pPr>
-        <w:pStyle w:val="12"/>
+        <w:pStyle w:val="13"/>
         <w:numPr>
           <w:ilvl w:val="1"/>
           <w:numId w:val="6"/>
@@ -2717,7 +4312,7 @@
     </w:p>
     <w:p>
       <w:pPr>
-        <w:pStyle w:val="12"/>
+        <w:pStyle w:val="13"/>
         <w:numPr>
           <w:ilvl w:val="1"/>
           <w:numId w:val="6"/>
@@ -2732,12 +4327,81 @@
         </w:rPr>
       </w:pPr>
       <w:r>
-        <w:t>HĐ số: {SoHopDong}</w:t>
-      </w:r>
-    </w:p>
-    <w:p>
-      <w:pPr>
-        <w:pStyle w:val="12"/>
+        <w:rPr>
+          <w:sz w:val="24"/>
+        </w:rPr>
+        <w:t>Phụ lục này</w:t>
+      </w:r>
+      <w:r>
+        <w:rPr>
+          <w:spacing w:val="-2"/>
+          <w:sz w:val="24"/>
+        </w:rPr>
+        <w:t xml:space="preserve"> </w:t>
+      </w:r>
+      <w:r>
+        <w:rPr>
+          <w:sz w:val="24"/>
+        </w:rPr>
+        <w:t xml:space="preserve">là một phần không thể tách rời của </w:t>
+      </w:r>
+      <w:r>
+        <w:rPr>
+          <w:b/>
+          <w:sz w:val="24"/>
+        </w:rPr>
+        <w:t>HĐ số:</w:t>
+      </w:r>
+      <w:r>
+        <w:rPr>
+          <w:b/>
+          <w:sz w:val="24"/>
+          <w:lang w:val="en-US"/>
+        </w:rPr>
+        <w:t xml:space="preserve">  </w:t>
+      </w:r>
+      <w:r>
+        <w:rPr>
+          <w:rFonts w:hint="default"/>
+          <w:sz w:val="24"/>
+          <w:lang w:val="en-US"/>
+        </w:rPr>
+        <w:t>{Sohopdong}</w:t>
+      </w:r>
+      <w:r>
+        <w:rPr>
+          <w:b/>
+          <w:sz w:val="24"/>
+        </w:rPr>
+        <w:t>, ký ngày</w:t>
+      </w:r>
+      <w:r>
+        <w:rPr>
+          <w:b/>
+          <w:sz w:val="24"/>
+          <w:lang w:val="en-US"/>
+        </w:rPr>
+        <w:t xml:space="preserve"> </w:t>
+      </w:r>
+      <w:r>
+        <w:rPr>
+          <w:rFonts w:hint="default"/>
+          <w:sz w:val="24"/>
+        </w:rPr>
+        <w:t>{NgayLapHD}/{ThangLapHD}/{NamLapHD}</w:t>
+      </w:r>
+      <w:r>
+        <w:rPr>
+          <w:rFonts w:hint="default"/>
+          <w:sz w:val="24"/>
+          <w:lang w:val="en-US"/>
+        </w:rPr>
+        <w:t>.</w:t>
+      </w:r>
+    </w:p>
+    <w:p>
+      <w:pPr>
+        <w:pStyle w:val="13"/>
         <w:numPr>
           <w:ilvl w:val="1"/>
           <w:numId w:val="6"/>
@@ -2762,7 +4426,7 @@
     </w:p>
     <w:p>
       <w:pPr>
-        <w:pStyle w:val="12"/>
+        <w:pStyle w:val="13"/>
         <w:numPr>
           <w:ilvl w:val="1"/>
           <w:numId w:val="6"/>
@@ -2806,7 +4470,7 @@
     </w:p>
     <w:p>
       <w:pPr>
-        <w:pStyle w:val="12"/>
+        <w:pStyle w:val="13"/>
         <w:tabs>
           <w:tab w:val="left" w:pos="631"/>
         </w:tabs>
@@ -3084,7 +4748,74 @@
         </w:rPr>
       </w:pPr>
       <w:r>
-        <w:t>Ông/Bà: {BenB_TenDaiDien}</w:t>
+        <w:rPr>
+          <w:b/>
+          <w:sz w:val="24"/>
+          <w:lang w:val="en-US"/>
+        </w:rPr>
+        <w:t>Ông</w:t>
+      </w:r>
+      <w:r>
+        <w:rPr>
+          <w:b/>
+          <w:sz w:val="24"/>
+        </w:rPr>
+        <w:t xml:space="preserve">: </w:t>
+      </w:r>
+      <w:r>
+        <w:rPr>
+          <w:rFonts w:hint="default"/>
+          <w:b/>
+          <w:sz w:val="24"/>
+          <w:szCs w:val="24"/>
+          <w:lang w:val="fr-FR"/>
+        </w:rPr>
+        <w:t>{BenADaiDien}</w:t>
+      </w:r>
+      <w:r>
+        <w:rPr>
+          <w:b/>
+          <w:sz w:val="24"/>
+          <w:szCs w:val="24"/>
+          <w:lang w:val="fr-FR"/>
+        </w:rPr>
+        <w:tab/>
+      </w:r>
+      <w:r>
+        <w:rPr>
+          <w:b/>
+          <w:sz w:val="24"/>
+          <w:szCs w:val="24"/>
+          <w:lang w:val="fr-FR"/>
+        </w:rPr>
+        <w:tab/>
+      </w:r>
+      <w:r>
+        <w:rPr>
+          <w:b/>
+          <w:spacing w:val="-2"/>
+          <w:sz w:val="24"/>
+        </w:rPr>
+        <w:t>Ông/Bà:</w:t>
+      </w:r>
+      <w:r>
+        <w:rPr>
+          <w:b/>
+          <w:bCs/>
+          <w:sz w:val="24"/>
+          <w:szCs w:val="24"/>
+        </w:rPr>
+        <w:t xml:space="preserve"> </w:t>
+      </w:r>
+      <w:r>
+        <w:rPr>
+          <w:rFonts w:hint="default"/>
+          <w:b/>
+          <w:bCs/>
+          <w:sz w:val="24"/>
+          <w:szCs w:val="24"/>
+        </w:rPr>
+        <w:t>{BenBTenDaiDien}</w:t>
       </w:r>
     </w:p>
     <w:p>
@@ -3104,7 +4835,17 @@
           <w:szCs w:val="24"/>
           <w:lang w:val="fr-FR"/>
         </w:rPr>
-        <w:t>Chức vụ : Giám Đốc</w:t>
+        <w:t xml:space="preserve">Chức vụ : </w:t>
+      </w:r>
+      <w:r>
+        <w:rPr>
+          <w:rFonts w:hint="default"/>
+          <w:b/>
+          <w:sz w:val="24"/>
+          <w:szCs w:val="24"/>
+          <w:lang w:val="fr-FR"/>
+        </w:rPr>
+        <w:t>{BenAChucVuDaiDien}</w:t>
       </w:r>
       <w:r>
         <w:rPr>
@@ -3223,119 +4964,6 @@
 <file path=word/numbering.xml><?xml version="1.0" encoding="utf-8"?>
 <w:numbering xmlns:wpc="http://schemas.microsoft.com/office/word/2010/wordprocessingCanvas" xmlns:mc="http://schemas.openxmlformats.org/markup-compatibility/2006" xmlns:o="urn:schemas-microsoft-com:office:office" xmlns:r="http://schemas.openxmlformats.org/officeDocument/2006/relationships" xmlns:m="http://schemas.openxmlformats.org/officeDocument/2006/math" xmlns:v="urn:schemas-microsoft-com:vml" xmlns:wp14="http://schemas.microsoft.com/office/word/2010/wordprocessingDrawing" xmlns:wp="http://schemas.openxmlformats.org/drawingml/2006/wordprocessingDrawing" xmlns:w10="urn:schemas-microsoft-com:office:word" xmlns:w="http://schemas.openxmlformats.org/wordprocessingml/2006/main" xmlns:w14="http://schemas.microsoft.com/office/word/2010/wordml" xmlns:wpg="http://schemas.microsoft.com/office/word/2010/wordprocessingGroup" xmlns:wpi="http://schemas.microsoft.com/office/word/2010/wordprocessingInk" xmlns:wne="http://schemas.microsoft.com/office/word/2006/wordml" xmlns:wps="http://schemas.microsoft.com/office/word/2010/wordprocessingShape" xmlns:wpsCustomData="http://www.wps.cn/officeDocument/2013/wpsCustomData" mc:Ignorable="w14 wp14">
   <w:abstractNum w:abstractNumId="0">
-    <w:nsid w:val="055F374D"/>
-    <w:multiLevelType w:val="multilevel"/>
-    <w:tmpl w:val="055F374D"/>
-    <w:lvl w:ilvl="0" w:tentative="0">
-      <w:start w:val="1"/>
-      <w:numFmt w:val="bullet"/>
-      <w:lvlText w:val=""/>
-      <w:lvlJc w:val="left"/>
-      <w:pPr>
-        <w:ind w:left="1080" w:hanging="360"/>
-      </w:pPr>
-      <w:rPr>
-        <w:rFonts w:hint="default" w:ascii="Symbol" w:hAnsi="Symbol"/>
-      </w:rPr>
-    </w:lvl>
-    <w:lvl w:ilvl="1" w:tentative="0">
-      <w:start w:val="1"/>
-      <w:numFmt w:val="bullet"/>
-      <w:lvlText w:val="o"/>
-      <w:lvlJc w:val="left"/>
-      <w:pPr>
-        <w:ind w:left="1800" w:hanging="360"/>
-      </w:pPr>
-      <w:rPr>
-        <w:rFonts w:hint="default" w:ascii="Courier New" w:hAnsi="Courier New" w:cs="Courier New"/>
-      </w:rPr>
-    </w:lvl>
-    <w:lvl w:ilvl="2" w:tentative="0">
-      <w:start w:val="1"/>
-      <w:numFmt w:val="bullet"/>
-      <w:lvlText w:val=""/>
-      <w:lvlJc w:val="left"/>
-      <w:pPr>
-        <w:ind w:left="2520" w:hanging="360"/>
-      </w:pPr>
-      <w:rPr>
-        <w:rFonts w:hint="default" w:ascii="Wingdings" w:hAnsi="Wingdings"/>
-      </w:rPr>
-    </w:lvl>
-    <w:lvl w:ilvl="3" w:tentative="0">
-      <w:start w:val="1"/>
-      <w:numFmt w:val="bullet"/>
-      <w:lvlText w:val=""/>
-      <w:lvlJc w:val="left"/>
-      <w:pPr>
-        <w:ind w:left="3240" w:hanging="360"/>
-      </w:pPr>
-      <w:rPr>
-        <w:rFonts w:hint="default" w:ascii="Symbol" w:hAnsi="Symbol"/>
-      </w:rPr>
-    </w:lvl>
-    <w:lvl w:ilvl="4" w:tentative="0">
-      <w:start w:val="1"/>
-      <w:numFmt w:val="bullet"/>
-      <w:lvlText w:val="o"/>
-      <w:lvlJc w:val="left"/>
-      <w:pPr>
-        <w:ind w:left="3960" w:hanging="360"/>
-      </w:pPr>
-      <w:rPr>
-        <w:rFonts w:hint="default" w:ascii="Courier New" w:hAnsi="Courier New" w:cs="Courier New"/>
-      </w:rPr>
-    </w:lvl>
-    <w:lvl w:ilvl="5" w:tentative="0">
-      <w:start w:val="1"/>
-      <w:numFmt w:val="bullet"/>
-      <w:lvlText w:val=""/>
-      <w:lvlJc w:val="left"/>
-      <w:pPr>
-        <w:ind w:left="4680" w:hanging="360"/>
-      </w:pPr>
-      <w:rPr>
-        <w:rFonts w:hint="default" w:ascii="Wingdings" w:hAnsi="Wingdings"/>
-      </w:rPr>
-    </w:lvl>
-    <w:lvl w:ilvl="6" w:tentative="0">
-      <w:start w:val="1"/>
-      <w:numFmt w:val="bullet"/>
-      <w:lvlText w:val=""/>
-      <w:lvlJc w:val="left"/>
-      <w:pPr>
-        <w:ind w:left="5400" w:hanging="360"/>
-      </w:pPr>
-      <w:rPr>
-        <w:rFonts w:hint="default" w:ascii="Symbol" w:hAnsi="Symbol"/>
-      </w:rPr>
-    </w:lvl>
-    <w:lvl w:ilvl="7" w:tentative="0">
-      <w:start w:val="1"/>
-      <w:numFmt w:val="bullet"/>
-      <w:lvlText w:val="o"/>
-      <w:lvlJc w:val="left"/>
-      <w:pPr>
-        <w:ind w:left="6120" w:hanging="360"/>
-      </w:pPr>
-      <w:rPr>
-        <w:rFonts w:hint="default" w:ascii="Courier New" w:hAnsi="Courier New" w:cs="Courier New"/>
-      </w:rPr>
-    </w:lvl>
-    <w:lvl w:ilvl="8" w:tentative="0">
-      <w:start w:val="1"/>
-      <w:numFmt w:val="bullet"/>
-      <w:lvlText w:val=""/>
-      <w:lvlJc w:val="left"/>
-      <w:pPr>
-        <w:ind w:left="6840" w:hanging="360"/>
-      </w:pPr>
-      <w:rPr>
-        <w:rFonts w:hint="default" w:ascii="Wingdings" w:hAnsi="Wingdings"/>
-      </w:rPr>
-    </w:lvl>
-  </w:abstractNum>
-  <w:abstractNum w:abstractNumId="1">
     <w:nsid w:val="16590D4D"/>
     <w:multiLevelType w:val="multilevel"/>
     <w:tmpl w:val="16590D4D"/>
@@ -3473,7 +5101,7 @@
       </w:rPr>
     </w:lvl>
   </w:abstractNum>
-  <w:abstractNum w:abstractNumId="2">
+  <w:abstractNum w:abstractNumId="1">
     <w:nsid w:val="267340C6"/>
     <w:multiLevelType w:val="multilevel"/>
     <w:tmpl w:val="267340C6"/>
@@ -3586,7 +5214,7 @@
       </w:rPr>
     </w:lvl>
   </w:abstractNum>
-  <w:abstractNum w:abstractNumId="3">
+  <w:abstractNum w:abstractNumId="2">
     <w:nsid w:val="36D67A36"/>
     <w:multiLevelType w:val="multilevel"/>
     <w:tmpl w:val="36D67A36"/>
@@ -3710,7 +5338,7 @@
       </w:rPr>
     </w:lvl>
   </w:abstractNum>
-  <w:abstractNum w:abstractNumId="4">
+  <w:abstractNum w:abstractNumId="3">
     <w:nsid w:val="53AF36B2"/>
     <w:multiLevelType w:val="multilevel"/>
     <w:tmpl w:val="53AF36B2"/>
@@ -3823,113 +5451,40 @@
       </w:rPr>
     </w:lvl>
   </w:abstractNum>
-  <w:abstractNum w:abstractNumId="5">
-    <w:nsid w:val="6C5D096A"/>
-    <w:multiLevelType w:val="multilevel"/>
-    <w:tmpl w:val="6C5D096A"/>
+  <w:abstractNum w:abstractNumId="4">
+    <w:nsid w:val="7730C803"/>
+    <w:multiLevelType w:val="singleLevel"/>
+    <w:tmpl w:val="7730C803"/>
     <w:lvl w:ilvl="0" w:tentative="0">
       <w:start w:val="1"/>
       <w:numFmt w:val="bullet"/>
-      <w:lvlText w:val=""/>
+      <w:lvlText w:val=""/>
       <w:lvlJc w:val="left"/>
       <w:pPr>
-        <w:ind w:left="1080" w:hanging="360"/>
-      </w:pPr>
-      <w:rPr>
-        <w:rFonts w:hint="default" w:ascii="Symbol" w:hAnsi="Symbol"/>
-      </w:rPr>
-    </w:lvl>
-    <w:lvl w:ilvl="1" w:tentative="0">
-      <w:start w:val="1"/>
-      <w:numFmt w:val="bullet"/>
-      <w:lvlText w:val="o"/>
-      <w:lvlJc w:val="left"/>
-      <w:pPr>
-        <w:ind w:left="1800" w:hanging="360"/>
-      </w:pPr>
-      <w:rPr>
-        <w:rFonts w:hint="default" w:ascii="Courier New" w:hAnsi="Courier New" w:cs="Courier New"/>
-      </w:rPr>
-    </w:lvl>
-    <w:lvl w:ilvl="2" w:tentative="0">
-      <w:start w:val="1"/>
-      <w:numFmt w:val="bullet"/>
-      <w:lvlText w:val=""/>
-      <w:lvlJc w:val="left"/>
-      <w:pPr>
-        <w:ind w:left="2520" w:hanging="360"/>
+        <w:tabs>
+          <w:tab w:val="left" w:pos="420"/>
+        </w:tabs>
+        <w:ind w:left="420" w:leftChars="0" w:hanging="420" w:firstLineChars="0"/>
       </w:pPr>
       <w:rPr>
         <w:rFonts w:hint="default" w:ascii="Wingdings" w:hAnsi="Wingdings"/>
       </w:rPr>
     </w:lvl>
-    <w:lvl w:ilvl="3" w:tentative="0">
+  </w:abstractNum>
+  <w:abstractNum w:abstractNumId="5">
+    <w:nsid w:val="7C58BCE3"/>
+    <w:multiLevelType w:val="singleLevel"/>
+    <w:tmpl w:val="7C58BCE3"/>
+    <w:lvl w:ilvl="0" w:tentative="0">
       <w:start w:val="1"/>
       <w:numFmt w:val="bullet"/>
-      <w:lvlText w:val=""/>
+      <w:lvlText w:val=""/>
       <w:lvlJc w:val="left"/>
       <w:pPr>
-        <w:ind w:left="3240" w:hanging="360"/>
-      </w:pPr>
-      <w:rPr>
-        <w:rFonts w:hint="default" w:ascii="Symbol" w:hAnsi="Symbol"/>
-      </w:rPr>
-    </w:lvl>
-    <w:lvl w:ilvl="4" w:tentative="0">
-      <w:start w:val="1"/>
-      <w:numFmt w:val="bullet"/>
-      <w:lvlText w:val="o"/>
-      <w:lvlJc w:val="left"/>
-      <w:pPr>
-        <w:ind w:left="3960" w:hanging="360"/>
-      </w:pPr>
-      <w:rPr>
-        <w:rFonts w:hint="default" w:ascii="Courier New" w:hAnsi="Courier New" w:cs="Courier New"/>
-      </w:rPr>
-    </w:lvl>
-    <w:lvl w:ilvl="5" w:tentative="0">
-      <w:start w:val="1"/>
-      <w:numFmt w:val="bullet"/>
-      <w:lvlText w:val=""/>
-      <w:lvlJc w:val="left"/>
-      <w:pPr>
-        <w:ind w:left="4680" w:hanging="360"/>
-      </w:pPr>
-      <w:rPr>
-        <w:rFonts w:hint="default" w:ascii="Wingdings" w:hAnsi="Wingdings"/>
-      </w:rPr>
-    </w:lvl>
-    <w:lvl w:ilvl="6" w:tentative="0">
-      <w:start w:val="1"/>
-      <w:numFmt w:val="bullet"/>
-      <w:lvlText w:val=""/>
-      <w:lvlJc w:val="left"/>
-      <w:pPr>
-        <w:ind w:left="5400" w:hanging="360"/>
-      </w:pPr>
-      <w:rPr>
-        <w:rFonts w:hint="default" w:ascii="Symbol" w:hAnsi="Symbol"/>
-      </w:rPr>
-    </w:lvl>
-    <w:lvl w:ilvl="7" w:tentative="0">
-      <w:start w:val="1"/>
-      <w:numFmt w:val="bullet"/>
-      <w:lvlText w:val="o"/>
-      <w:lvlJc w:val="left"/>
-      <w:pPr>
-        <w:ind w:left="6120" w:hanging="360"/>
-      </w:pPr>
-      <w:rPr>
-        <w:rFonts w:hint="default" w:ascii="Courier New" w:hAnsi="Courier New" w:cs="Courier New"/>
-      </w:rPr>
-    </w:lvl>
-    <w:lvl w:ilvl="8" w:tentative="0">
-      <w:start w:val="1"/>
-      <w:numFmt w:val="bullet"/>
-      <w:lvlText w:val=""/>
-      <w:lvlJc w:val="left"/>
-      <w:pPr>
-        <w:ind w:left="6840" w:hanging="360"/>
+        <w:tabs>
+          <w:tab w:val="left" w:pos="420"/>
+        </w:tabs>
+        <w:ind w:left="420" w:leftChars="0" w:hanging="420" w:firstLineChars="0"/>
       </w:pPr>
       <w:rPr>
         <w:rFonts w:hint="default" w:ascii="Wingdings" w:hAnsi="Wingdings"/>
@@ -3937,22 +5492,22 @@
     </w:lvl>
   </w:abstractNum>
   <w:num w:numId="1">
+    <w:abstractNumId w:val="2"/>
+  </w:num>
+  <w:num w:numId="2">
     <w:abstractNumId w:val="3"/>
   </w:num>
-  <w:num w:numId="2">
+  <w:num w:numId="3">
+    <w:abstractNumId w:val="1"/>
+  </w:num>
+  <w:num w:numId="4">
+    <w:abstractNumId w:val="5"/>
+  </w:num>
+  <w:num w:numId="5">
     <w:abstractNumId w:val="4"/>
   </w:num>
-  <w:num w:numId="3">
-    <w:abstractNumId w:val="2"/>
-  </w:num>
-  <w:num w:numId="4">
+  <w:num w:numId="6">
     <w:abstractNumId w:val="0"/>
-  </w:num>
-  <w:num w:numId="5">
-    <w:abstractNumId w:val="5"/>
-  </w:num>
-  <w:num w:numId="6">
-    <w:abstractNumId w:val="1"/>
   </w:num>
 </w:numbering>
 </file>
@@ -3962,7 +5517,7 @@
   <w:docDefaults>
     <w:rPrDefault>
       <w:rPr>
-        <w:rFonts w:asciiTheme="minorHAnsi" w:hAnsiTheme="minorHAnsi" w:eastAsiaTheme="minorHAnsi" w:cstheme="minorBidi"/>
+        <w:rFonts w:ascii="Times New Roman" w:hAnsi="Times New Roman" w:eastAsia="SimSun" w:cs="Times New Roman"/>
       </w:rPr>
     </w:rPrDefault>
     <w:pPrDefault/>
@@ -4064,7 +5619,7 @@
     <w:lsdException w:uiPriority="99" w:name="HTML Acronym"/>
     <w:lsdException w:uiPriority="99" w:name="HTML Address"/>
     <w:lsdException w:uiPriority="99" w:name="HTML Cite"/>
-    <w:lsdException w:uiPriority="99" w:name="HTML Code"/>
+    <w:lsdException w:qFormat="1" w:uiPriority="99" w:name="HTML Code"/>
     <w:lsdException w:uiPriority="99" w:name="HTML Definition"/>
     <w:lsdException w:uiPriority="99" w:name="HTML Keyboard"/>
     <w:lsdException w:uiPriority="99" w:name="HTML Preformatted"/>
@@ -4237,7 +5792,7 @@
   <w:style w:type="paragraph" w:styleId="2">
     <w:name w:val="heading 1"/>
     <w:basedOn w:val="1"/>
-    <w:link w:val="9"/>
+    <w:link w:val="10"/>
     <w:qFormat/>
     <w:uiPriority w:val="9"/>
     <w:pPr>
@@ -4276,7 +5831,7 @@
   <w:style w:type="paragraph" w:styleId="5">
     <w:name w:val="Body Text"/>
     <w:basedOn w:val="1"/>
-    <w:link w:val="10"/>
+    <w:link w:val="11"/>
     <w:qFormat/>
     <w:uiPriority w:val="1"/>
     <w:rPr>
@@ -4287,7 +5842,7 @@
   <w:style w:type="paragraph" w:styleId="6">
     <w:name w:val="footer"/>
     <w:basedOn w:val="1"/>
-    <w:link w:val="15"/>
+    <w:link w:val="16"/>
     <w:unhideWhenUsed/>
     <w:qFormat/>
     <w:uiPriority w:val="99"/>
@@ -4301,7 +5856,7 @@
   <w:style w:type="paragraph" w:styleId="7">
     <w:name w:val="header"/>
     <w:basedOn w:val="1"/>
-    <w:link w:val="14"/>
+    <w:link w:val="15"/>
     <w:unhideWhenUsed/>
     <w:qFormat/>
     <w:uiPriority w:val="99"/>
@@ -4312,10 +5867,23 @@
       </w:tabs>
     </w:pPr>
   </w:style>
-  <w:style w:type="paragraph" w:styleId="8">
+  <w:style w:type="character" w:styleId="8">
+    <w:name w:val="HTML Code"/>
+    <w:basedOn w:val="3"/>
+    <w:semiHidden/>
+    <w:unhideWhenUsed/>
+    <w:qFormat/>
+    <w:uiPriority w:val="99"/>
+    <w:rPr>
+      <w:rFonts w:ascii="Courier New" w:hAnsi="Courier New" w:cs="Courier New"/>
+      <w:sz w:val="20"/>
+      <w:szCs w:val="20"/>
+    </w:rPr>
+  </w:style>
+  <w:style w:type="paragraph" w:styleId="9">
     <w:name w:val="Title"/>
     <w:basedOn w:val="1"/>
-    <w:link w:val="11"/>
+    <w:link w:val="12"/>
     <w:qFormat/>
     <w:uiPriority w:val="10"/>
     <w:pPr>
@@ -4330,7 +5898,7 @@
       <w:szCs w:val="40"/>
     </w:rPr>
   </w:style>
-  <w:style w:type="character" w:customStyle="1" w:styleId="9">
+  <w:style w:type="character" w:customStyle="1" w:styleId="10">
     <w:name w:val="Heading 1 Char"/>
     <w:basedOn w:val="3"/>
     <w:link w:val="2"/>
@@ -4345,7 +5913,7 @@
       <w:lang w:val="vi"/>
     </w:rPr>
   </w:style>
-  <w:style w:type="character" w:customStyle="1" w:styleId="10">
+  <w:style w:type="character" w:customStyle="1" w:styleId="11">
     <w:name w:val="Body Text Char"/>
     <w:basedOn w:val="3"/>
     <w:link w:val="5"/>
@@ -4358,10 +5926,10 @@
       <w:lang w:val="vi"/>
     </w:rPr>
   </w:style>
-  <w:style w:type="character" w:customStyle="1" w:styleId="11">
+  <w:style w:type="character" w:customStyle="1" w:styleId="12">
     <w:name w:val="Title Char"/>
     <w:basedOn w:val="3"/>
-    <w:link w:val="8"/>
+    <w:link w:val="9"/>
     <w:qFormat/>
     <w:uiPriority w:val="10"/>
     <w:rPr>
@@ -4373,7 +5941,7 @@
       <w:lang w:val="vi"/>
     </w:rPr>
   </w:style>
-  <w:style w:type="paragraph" w:styleId="12">
+  <w:style w:type="paragraph" w:styleId="13">
     <w:name w:val="List Paragraph"/>
     <w:basedOn w:val="1"/>
     <w:qFormat/>
@@ -4383,13 +5951,13 @@
       <w:ind w:left="498" w:hanging="138"/>
     </w:pPr>
   </w:style>
-  <w:style w:type="paragraph" w:customStyle="1" w:styleId="13">
+  <w:style w:type="paragraph" w:customStyle="1" w:styleId="14">
     <w:name w:val="Table Paragraph"/>
     <w:basedOn w:val="1"/>
     <w:qFormat/>
     <w:uiPriority w:val="1"/>
   </w:style>
-  <w:style w:type="character" w:customStyle="1" w:styleId="14">
+  <w:style w:type="character" w:customStyle="1" w:styleId="15">
     <w:name w:val="Header Char"/>
     <w:basedOn w:val="3"/>
     <w:link w:val="7"/>
@@ -4400,7 +5968,7 @@
       <w:lang w:val="vi"/>
     </w:rPr>
   </w:style>
-  <w:style w:type="character" w:customStyle="1" w:styleId="15">
+  <w:style w:type="character" w:customStyle="1" w:styleId="16">
     <w:name w:val="Footer Char"/>
     <w:basedOn w:val="3"/>
     <w:link w:val="6"/>

--- a/backend-app/samples/phu_luc_hop_dong.docx
+++ b/backend-app/samples/phu_luc_hop_dong.docx
@@ -2142,7 +2142,7 @@
           <w:spacing w:val="-4"/>
           <w:lang w:val="en-US"/>
         </w:rPr>
-        <w:t xml:space="preserve">{SoBanManChinhThuc </w:t>
+        <w:t xml:space="preserve">{SoBanManChinhThuc} </w:t>
       </w:r>
       <w:r>
         <w:rPr>
@@ -3100,7 +3100,7 @@
                 <w:sz w:val="24"/>
                 <w:lang w:val="en-US"/>
               </w:rPr>
-              <w:t>{DonGia}</w:t>
+              <w:t>{DonGia}{/MenuTiec}</w:t>
             </w:r>
           </w:p>
         </w:tc>

--- a/backend-app/samples/phu_luc_hop_dong.docx
+++ b/backend-app/samples/phu_luc_hop_dong.docx
@@ -277,7 +277,6 @@
       </w:r>
       <w:r>
         <w:rPr>
-          <w:spacing w:val="62"/>
           <w:lang w:val="en-US"/>
         </w:rPr>
         <w:t xml:space="preserve"> </w:t>
@@ -285,7 +284,6 @@
       <w:r>
         <w:rPr>
           <w:rFonts w:hint="default"/>
-          <w:spacing w:val="62"/>
           <w:lang w:val="en-US"/>
         </w:rPr>
         <w:t>{Sohopdong}</w:t>

--- a/backend-app/samples/phu_luc_hop_dong.docx
+++ b/backend-app/samples/phu_luc_hop_dong.docx
@@ -2140,7 +2140,7 @@
           <w:spacing w:val="-4"/>
           <w:lang w:val="en-US"/>
         </w:rPr>
-        <w:t xml:space="preserve">{SoBanManChinhThuc} </w:t>
+        <w:t xml:space="preserve">{SoBanChinhThuc} </w:t>
       </w:r>
       <w:r>
         <w:rPr>
@@ -2259,7 +2259,7 @@
           <w:spacing w:val="-5"/>
           <w:lang w:val="en-US"/>
         </w:rPr>
-        <w:t>{SoBanManDuPhong}</w:t>
+        <w:t>{SoBanDuPhong}</w:t>
       </w:r>
       <w:r>
         <w:rPr>

--- a/backend-app/samples/phu_luc_hop_dong.docx
+++ b/backend-app/samples/phu_luc_hop_dong.docx
@@ -250,8 +250,6 @@
         </w:rPr>
         <w:t>{SoPhuLuc}</w:t>
       </w:r>
-      <w:bookmarkStart w:id="1" w:name="_GoBack"/>
-      <w:bookmarkEnd w:id="1"/>
     </w:p>
     <w:p>
       <w:pPr>
@@ -1060,10 +1058,8 @@
         <w:jc w:val="both"/>
         <w:rPr>
           <w:b/>
-          <w:bCs/>
-          <w:sz w:val="24"/>
-          <w:szCs w:val="24"/>
-          <w:lang w:val="en-US"/>
+          <w:sz w:val="24"/>
+          <w:szCs w:val="24"/>
         </w:rPr>
       </w:pPr>
       <w:r>
@@ -1092,6 +1088,22 @@
         </w:rPr>
         <w:t xml:space="preserve"> </w:t>
       </w:r>
+    </w:p>
+    <w:p>
+      <w:pPr>
+        <w:spacing w:before="120" w:after="120" w:line="276" w:lineRule="auto"/>
+        <w:ind w:left="360"/>
+        <w:jc w:val="both"/>
+        <w:rPr>
+          <w:b/>
+          <w:bCs/>
+          <w:sz w:val="24"/>
+          <w:szCs w:val="24"/>
+          <w:lang w:val="en-US"/>
+        </w:rPr>
+      </w:pPr>
+      <w:bookmarkStart w:id="1" w:name="_GoBack"/>
+      <w:bookmarkEnd w:id="1"/>
       <w:r>
         <w:rPr>
           <w:sz w:val="24"/>

--- a/backend-app/samples/phu_luc_hop_dong.docx
+++ b/backend-app/samples/phu_luc_hop_dong.docx
@@ -2641,7 +2641,7 @@
           <w:bCs/>
           <w:sz w:val="24"/>
         </w:rPr>
-        <w:t>{@DichVuTinhPhiPhuLuc}</w:t>
+        <w:t>{#DichVuTinhPhiPhuLuc}- {TenDichVu}: {DonGia} VNĐ ({GhiChu})\n{/DichVuTinhPhiPhuLuc}</w:t>
       </w:r>
     </w:p>
     <w:p>
@@ -2695,7 +2695,7 @@
           <w:bCs/>
           <w:sz w:val="24"/>
         </w:rPr>
-        <w:t>{@ThoaThuanPhuLucKhac}</w:t>
+        <w:t>{ThoaThuanPhuLucKhac}</w:t>
       </w:r>
     </w:p>
     <w:p>

--- a/backend-app/samples/phu_luc_hop_dong.docx
+++ b/backend-app/samples/phu_luc_hop_dong.docx
@@ -1,10 +1,10 @@
 
 <file path=word/document.xml><?xml version="1.0" encoding="utf-8"?>
-<w:document xmlns:wpc="http://schemas.microsoft.com/office/word/2010/wordprocessingCanvas" xmlns:mc="http://schemas.openxmlformats.org/markup-compatibility/2006" xmlns:o="urn:schemas-microsoft-com:office:office" xmlns:r="http://schemas.openxmlformats.org/officeDocument/2006/relationships" xmlns:m="http://schemas.openxmlformats.org/officeDocument/2006/math" xmlns:v="urn:schemas-microsoft-com:vml" xmlns:wp14="http://schemas.microsoft.com/office/word/2010/wordprocessingDrawing" xmlns:wp="http://schemas.openxmlformats.org/drawingml/2006/wordprocessingDrawing" xmlns:w="http://schemas.openxmlformats.org/wordprocessingml/2006/main" xmlns:w14="http://schemas.microsoft.com/office/word/2010/wordml" xmlns:w10="urn:schemas-microsoft-com:office:word" xmlns:w15="http://schemas.microsoft.com/office/word/2012/wordml" xmlns:wpg="http://schemas.microsoft.com/office/word/2010/wordprocessingGroup" xmlns:wpi="http://schemas.microsoft.com/office/word/2010/wordprocessingInk" xmlns:wne="http://schemas.microsoft.com/office/word/2006/wordml" xmlns:wps="http://schemas.microsoft.com/office/word/2010/wordprocessingShape" xmlns:wpsCustomData="http://www.wps.cn/officeDocument/2013/wpsCustomData" mc:Ignorable="w14 w15 wp14">
+<w:document xmlns:wpc="http://schemas.microsoft.com/office/word/2010/wordprocessingCanvas" xmlns:cx="http://schemas.microsoft.com/office/drawing/2014/chartex" xmlns:cx1="http://schemas.microsoft.com/office/drawing/2015/9/8/chartex" xmlns:cx2="http://schemas.microsoft.com/office/drawing/2015/10/21/chartex" xmlns:cx3="http://schemas.microsoft.com/office/drawing/2016/5/9/chartex" xmlns:cx4="http://schemas.microsoft.com/office/drawing/2016/5/10/chartex" xmlns:cx5="http://schemas.microsoft.com/office/drawing/2016/5/11/chartex" xmlns:cx6="http://schemas.microsoft.com/office/drawing/2016/5/12/chartex" xmlns:cx7="http://schemas.microsoft.com/office/drawing/2016/5/13/chartex" xmlns:cx8="http://schemas.microsoft.com/office/drawing/2016/5/14/chartex" xmlns:mc="http://schemas.openxmlformats.org/markup-compatibility/2006" xmlns:aink="http://schemas.microsoft.com/office/drawing/2016/ink" xmlns:am3d="http://schemas.microsoft.com/office/drawing/2017/model3d" xmlns:o="urn:schemas-microsoft-com:office:office" xmlns:oel="http://schemas.microsoft.com/office/2019/extlst" xmlns:r="http://schemas.openxmlformats.org/officeDocument/2006/relationships" xmlns:m="http://schemas.openxmlformats.org/officeDocument/2006/math" xmlns:v="urn:schemas-microsoft-com:vml" xmlns:wp14="http://schemas.microsoft.com/office/word/2010/wordprocessingDrawing" xmlns:wp="http://schemas.openxmlformats.org/drawingml/2006/wordprocessingDrawing" xmlns:w10="urn:schemas-microsoft-com:office:word" xmlns:w="http://schemas.openxmlformats.org/wordprocessingml/2006/main" xmlns:w14="http://schemas.microsoft.com/office/word/2010/wordml" xmlns:w15="http://schemas.microsoft.com/office/word/2012/wordml" xmlns:w16cex="http://schemas.microsoft.com/office/word/2018/wordml/cex" xmlns:w16cid="http://schemas.microsoft.com/office/word/2016/wordml/cid" xmlns:w16="http://schemas.microsoft.com/office/word/2018/wordml" xmlns:w16du="http://schemas.microsoft.com/office/word/2023/wordml/word16du" xmlns:w16sdtdh="http://schemas.microsoft.com/office/word/2020/wordml/sdtdatahash" xmlns:w16sdtfl="http://schemas.microsoft.com/office/word/2024/wordml/sdtformatlock" xmlns:w16se="http://schemas.microsoft.com/office/word/2015/wordml/symex" xmlns:wpg="http://schemas.microsoft.com/office/word/2010/wordprocessingGroup" xmlns:wpi="http://schemas.microsoft.com/office/word/2010/wordprocessingInk" xmlns:wne="http://schemas.microsoft.com/office/word/2006/wordml" xmlns:wps="http://schemas.microsoft.com/office/word/2010/wordprocessingShape" mc:Ignorable="w14 w15 w16se w16cid w16 w16cex w16sdtdh w16sdtfl w16du wp14">
   <w:body>
     <w:p>
       <w:pPr>
-        <w:pStyle w:val="5"/>
+        <w:pStyle w:val="BodyText"/>
         <w:spacing w:before="195"/>
         <w:ind w:right="361"/>
         <w:rPr>
@@ -14,7 +14,7 @@
     </w:p>
     <w:p>
       <w:pPr>
-        <w:pStyle w:val="5"/>
+        <w:pStyle w:val="BodyText"/>
         <w:spacing w:before="195"/>
         <w:ind w:right="361"/>
         <w:rPr>
@@ -180,7 +180,7 @@
     </w:p>
     <w:p>
       <w:pPr>
-        <w:pStyle w:val="9"/>
+        <w:pStyle w:val="Title"/>
         <w:tabs>
           <w:tab w:val="center" w:pos="5043"/>
           <w:tab w:val="right" w:pos="10086"/>
@@ -189,8 +189,6 @@
       </w:pPr>
       <w:r>
         <w:tab/>
-      </w:r>
-      <w:r>
         <w:t>PHỤ</w:t>
       </w:r>
       <w:r>
@@ -232,7 +230,7 @@
     </w:p>
     <w:p>
       <w:pPr>
-        <w:pStyle w:val="5"/>
+        <w:pStyle w:val="BodyText"/>
         <w:spacing w:before="150"/>
         <w:ind w:right="348"/>
         <w:jc w:val="center"/>
@@ -245,15 +243,28 @@
       </w:r>
       <w:r>
         <w:rPr>
-          <w:rFonts w:hint="default"/>
-          <w:lang w:val="en-US"/>
-        </w:rPr>
-        <w:t>{SoPhuLuc}</w:t>
+          <w:lang w:val="en-US"/>
+        </w:rPr>
+        <w:t>{</w:t>
+      </w:r>
+      <w:proofErr w:type="spellStart"/>
+      <w:r>
+        <w:rPr>
+          <w:lang w:val="en-US"/>
+        </w:rPr>
+        <w:t>SoPhuLuc</w:t>
+      </w:r>
+      <w:proofErr w:type="spellEnd"/>
+      <w:r>
+        <w:rPr>
+          <w:lang w:val="en-US"/>
+        </w:rPr>
+        <w:t>}</w:t>
       </w:r>
     </w:p>
     <w:p>
       <w:pPr>
-        <w:pStyle w:val="5"/>
+        <w:pStyle w:val="BodyText"/>
         <w:spacing w:before="159"/>
         <w:ind w:right="350"/>
         <w:jc w:val="center"/>
@@ -277,14 +288,21 @@
         <w:rPr>
           <w:lang w:val="en-US"/>
         </w:rPr>
-        <w:t xml:space="preserve"> </w:t>
-      </w:r>
-      <w:r>
-        <w:rPr>
-          <w:rFonts w:hint="default"/>
-          <w:lang w:val="en-US"/>
-        </w:rPr>
-        <w:t>{Sohopdong}</w:t>
+        <w:t xml:space="preserve"> {</w:t>
+      </w:r>
+      <w:proofErr w:type="spellStart"/>
+      <w:r>
+        <w:rPr>
+          <w:lang w:val="en-US"/>
+        </w:rPr>
+        <w:t>Sohopdong</w:t>
+      </w:r>
+      <w:proofErr w:type="spellEnd"/>
+      <w:r>
+        <w:rPr>
+          <w:lang w:val="en-US"/>
+        </w:rPr>
+        <w:t>}</w:t>
       </w:r>
       <w:r>
         <w:t>ký</w:t>
@@ -306,20 +324,60 @@
           <w:spacing w:val="-2"/>
           <w:lang w:val="en-US"/>
         </w:rPr>
-        <w:t xml:space="preserve"> </w:t>
-      </w:r>
-      <w:r>
-        <w:rPr>
-          <w:rFonts w:hint="default"/>
+        <w:t xml:space="preserve"> {</w:t>
+      </w:r>
+      <w:proofErr w:type="spellStart"/>
+      <w:r>
+        <w:rPr>
           <w:spacing w:val="-2"/>
           <w:lang w:val="en-US"/>
         </w:rPr>
-        <w:t>{NgayLapHD}/{ThangLapHD}/{NamLapHD}</w:t>
+        <w:t>NgayLapHD</w:t>
+      </w:r>
+      <w:proofErr w:type="spellEnd"/>
+      <w:r>
+        <w:rPr>
+          <w:spacing w:val="-2"/>
+          <w:lang w:val="en-US"/>
+        </w:rPr>
+        <w:t>}/{</w:t>
+      </w:r>
+      <w:proofErr w:type="spellStart"/>
+      <w:r>
+        <w:rPr>
+          <w:spacing w:val="-2"/>
+          <w:lang w:val="en-US"/>
+        </w:rPr>
+        <w:t>ThangLapHD</w:t>
+      </w:r>
+      <w:proofErr w:type="spellEnd"/>
+      <w:r>
+        <w:rPr>
+          <w:spacing w:val="-2"/>
+          <w:lang w:val="en-US"/>
+        </w:rPr>
+        <w:t>}/{</w:t>
+      </w:r>
+      <w:proofErr w:type="spellStart"/>
+      <w:r>
+        <w:rPr>
+          <w:spacing w:val="-2"/>
+          <w:lang w:val="en-US"/>
+        </w:rPr>
+        <w:t>NamLapHD</w:t>
+      </w:r>
+      <w:proofErr w:type="spellEnd"/>
+      <w:r>
+        <w:rPr>
+          <w:spacing w:val="-2"/>
+          <w:lang w:val="en-US"/>
+        </w:rPr>
+        <w:t>}</w:t>
       </w:r>
     </w:p>
     <w:p>
       <w:pPr>
-        <w:pStyle w:val="13"/>
+        <w:pStyle w:val="ListParagraph"/>
         <w:numPr>
           <w:ilvl w:val="0"/>
           <w:numId w:val="1"/>
@@ -357,6 +415,7 @@
         </w:rPr>
         <w:t xml:space="preserve"> Bộ L</w:t>
       </w:r>
+      <w:proofErr w:type="spellStart"/>
       <w:r>
         <w:rPr>
           <w:i/>
@@ -365,6 +424,7 @@
         </w:rPr>
         <w:t>uậ</w:t>
       </w:r>
+      <w:proofErr w:type="spellEnd"/>
       <w:r>
         <w:rPr>
           <w:i/>
@@ -390,7 +450,7 @@
     </w:p>
     <w:p>
       <w:pPr>
-        <w:pStyle w:val="13"/>
+        <w:pStyle w:val="ListParagraph"/>
         <w:numPr>
           <w:ilvl w:val="0"/>
           <w:numId w:val="1"/>
@@ -428,6 +488,7 @@
         </w:rPr>
         <w:t xml:space="preserve"> vào L</w:t>
       </w:r>
+      <w:proofErr w:type="spellStart"/>
       <w:r>
         <w:rPr>
           <w:i/>
@@ -436,6 +497,7 @@
         </w:rPr>
         <w:t>uậ</w:t>
       </w:r>
+      <w:proofErr w:type="spellEnd"/>
       <w:r>
         <w:rPr>
           <w:i/>
@@ -461,7 +523,7 @@
     </w:p>
     <w:p>
       <w:pPr>
-        <w:pStyle w:val="13"/>
+        <w:pStyle w:val="ListParagraph"/>
         <w:numPr>
           <w:ilvl w:val="0"/>
           <w:numId w:val="1"/>
@@ -723,25 +785,42 @@
       </w:r>
       <w:r>
         <w:rPr>
-          <w:rFonts w:hint="default"/>
-          <w:b w:val="0"/>
           <w:bCs/>
           <w:i/>
           <w:sz w:val="24"/>
           <w:lang w:val="en-US"/>
         </w:rPr>
-        <w:t xml:space="preserve">{NgayLapPL} </w:t>
-      </w:r>
-      <w:r>
-        <w:rPr>
+        <w:t>{</w:t>
+      </w:r>
+      <w:proofErr w:type="spellStart"/>
+      <w:r>
+        <w:rPr>
+          <w:bCs/>
           <w:i/>
           <w:sz w:val="24"/>
+          <w:lang w:val="en-US"/>
+        </w:rPr>
+        <w:t>NgayLapPL</w:t>
+      </w:r>
+      <w:proofErr w:type="spellEnd"/>
+      <w:r>
+        <w:rPr>
+          <w:bCs/>
+          <w:i/>
+          <w:sz w:val="24"/>
+          <w:lang w:val="en-US"/>
+        </w:rPr>
+        <w:t xml:space="preserve">} </w:t>
+      </w:r>
+      <w:r>
+        <w:rPr>
+          <w:i/>
+          <w:sz w:val="24"/>
         </w:rPr>
         <w:t>Tháng</w:t>
       </w:r>
       <w:r>
         <w:rPr>
-          <w:rFonts w:hint="default"/>
           <w:i/>
           <w:sz w:val="24"/>
           <w:lang w:val="en-US"/>
@@ -750,13 +829,32 @@
       </w:r>
       <w:r>
         <w:rPr>
-          <w:rFonts w:hint="default"/>
           <w:i/>
           <w:spacing w:val="2"/>
           <w:sz w:val="24"/>
           <w:lang w:val="en-US"/>
         </w:rPr>
-        <w:t xml:space="preserve">{ThangLapPL} </w:t>
+        <w:t>{</w:t>
+      </w:r>
+      <w:proofErr w:type="spellStart"/>
+      <w:r>
+        <w:rPr>
+          <w:i/>
+          <w:spacing w:val="2"/>
+          <w:sz w:val="24"/>
+          <w:lang w:val="en-US"/>
+        </w:rPr>
+        <w:t>ThangLapPL</w:t>
+      </w:r>
+      <w:proofErr w:type="spellEnd"/>
+      <w:r>
+        <w:rPr>
+          <w:i/>
+          <w:spacing w:val="2"/>
+          <w:sz w:val="24"/>
+          <w:lang w:val="en-US"/>
+        </w:rPr>
+        <w:t xml:space="preserve">} </w:t>
       </w:r>
       <w:r>
         <w:rPr>
@@ -775,14 +873,14 @@
       </w:r>
       <w:r>
         <w:rPr>
-          <w:rFonts w:hint="default"/>
           <w:i/>
           <w:spacing w:val="-2"/>
           <w:sz w:val="24"/>
           <w:lang w:val="en-US"/>
         </w:rPr>
-        <w:t>{NamLapPL}</w:t>
-      </w:r>
+        <w:t>{</w:t>
+      </w:r>
+      <w:proofErr w:type="spellStart"/>
       <w:r>
         <w:rPr>
           <w:i/>
@@ -790,7 +888,17 @@
           <w:sz w:val="24"/>
           <w:lang w:val="en-US"/>
         </w:rPr>
-        <w:t>,</w:t>
+        <w:t>NamLapPL</w:t>
+      </w:r>
+      <w:proofErr w:type="spellEnd"/>
+      <w:r>
+        <w:rPr>
+          <w:i/>
+          <w:spacing w:val="-2"/>
+          <w:sz w:val="24"/>
+          <w:lang w:val="en-US"/>
+        </w:rPr>
+        <w:t>},</w:t>
       </w:r>
       <w:r>
         <w:rPr>
@@ -843,7 +951,7 @@
     <w:p>
       <w:pPr>
         <w:spacing w:before="120" w:after="120" w:line="276" w:lineRule="auto"/>
-        <w:ind w:firstLine="360" w:firstLineChars="150"/>
+        <w:ind w:firstLineChars="150" w:firstLine="361"/>
         <w:jc w:val="both"/>
         <w:rPr>
           <w:b/>
@@ -878,13 +986,32 @@
       </w:r>
       <w:r>
         <w:rPr>
-          <w:rFonts w:hint="default"/>
           <w:b/>
           <w:sz w:val="24"/>
           <w:szCs w:val="24"/>
           <w:lang w:val="en-US"/>
         </w:rPr>
-        <w:t>{BenATenCongTy}</w:t>
+        <w:t>{</w:t>
+      </w:r>
+      <w:proofErr w:type="spellStart"/>
+      <w:r>
+        <w:rPr>
+          <w:b/>
+          <w:sz w:val="24"/>
+          <w:szCs w:val="24"/>
+          <w:lang w:val="en-US"/>
+        </w:rPr>
+        <w:t>BenATenCongTy</w:t>
+      </w:r>
+      <w:proofErr w:type="spellEnd"/>
+      <w:r>
+        <w:rPr>
+          <w:b/>
+          <w:sz w:val="24"/>
+          <w:szCs w:val="24"/>
+          <w:lang w:val="en-US"/>
+        </w:rPr>
+        <w:t>}</w:t>
       </w:r>
     </w:p>
     <w:p>
@@ -893,7 +1020,6 @@
         <w:ind w:left="360"/>
         <w:jc w:val="both"/>
         <w:rPr>
-          <w:rFonts w:hint="default"/>
           <w:sz w:val="24"/>
           <w:szCs w:val="24"/>
         </w:rPr>
@@ -918,13 +1044,6 @@
           <w:szCs w:val="24"/>
         </w:rPr>
         <w:tab/>
-      </w:r>
-      <w:r>
-        <w:rPr>
-          <w:rFonts w:hint="default"/>
-          <w:sz w:val="24"/>
-          <w:szCs w:val="24"/>
-        </w:rPr>
         <w:t>{BenADiaChi}</w:t>
       </w:r>
     </w:p>
@@ -958,13 +1077,6 @@
           <w:szCs w:val="24"/>
         </w:rPr>
         <w:tab/>
-      </w:r>
-      <w:r>
-        <w:rPr>
-          <w:rFonts w:hint="default"/>
-          <w:sz w:val="24"/>
-          <w:szCs w:val="24"/>
-        </w:rPr>
         <w:t>{BenASDT}</w:t>
       </w:r>
     </w:p>
@@ -974,7 +1086,6 @@
         <w:ind w:left="360"/>
         <w:jc w:val="both"/>
         <w:rPr>
-          <w:rFonts w:hint="default"/>
           <w:b/>
           <w:sz w:val="24"/>
           <w:szCs w:val="24"/>
@@ -1004,24 +1115,26 @@
           <w:szCs w:val="24"/>
         </w:rPr>
         <w:tab/>
-      </w:r>
-      <w:r>
-        <w:rPr>
-          <w:rFonts w:hint="default"/>
+        <w:t>{BenADaiDien}</w:t>
+      </w:r>
+      <w:r>
+        <w:rPr>
           <w:b/>
           <w:sz w:val="24"/>
           <w:szCs w:val="24"/>
         </w:rPr>
-        <w:t>{BenADaiDien}</w:t>
+        <w:tab/>
       </w:r>
       <w:r>
         <w:rPr>
           <w:b/>
           <w:sz w:val="24"/>
           <w:szCs w:val="24"/>
+          <w:lang w:val="en-US"/>
         </w:rPr>
         <w:tab/>
       </w:r>
+      <w:proofErr w:type="spellStart"/>
       <w:r>
         <w:rPr>
           <w:b/>
@@ -1029,8 +1142,9 @@
           <w:szCs w:val="24"/>
           <w:lang w:val="en-US"/>
         </w:rPr>
-        <w:tab/>
-      </w:r>
+        <w:t>Chức</w:t>
+      </w:r>
+      <w:proofErr w:type="spellEnd"/>
       <w:r>
         <w:rPr>
           <w:b/>
@@ -1038,17 +1152,47 @@
           <w:szCs w:val="24"/>
           <w:lang w:val="en-US"/>
         </w:rPr>
-        <w:t xml:space="preserve">Chức vụ: </w:t>
-      </w:r>
-      <w:r>
-        <w:rPr>
-          <w:rFonts w:hint="default"/>
+        <w:t xml:space="preserve"> </w:t>
+      </w:r>
+      <w:proofErr w:type="spellStart"/>
+      <w:r>
+        <w:rPr>
           <w:b/>
           <w:sz w:val="24"/>
           <w:szCs w:val="24"/>
           <w:lang w:val="en-US"/>
         </w:rPr>
-        <w:t>{BenAChucVu}</w:t>
+        <w:t>vụ</w:t>
+      </w:r>
+      <w:proofErr w:type="spellEnd"/>
+      <w:r>
+        <w:rPr>
+          <w:b/>
+          <w:sz w:val="24"/>
+          <w:szCs w:val="24"/>
+          <w:lang w:val="en-US"/>
+        </w:rPr>
+        <w:t>: {</w:t>
+      </w:r>
+      <w:proofErr w:type="spellStart"/>
+      <w:r>
+        <w:rPr>
+          <w:b/>
+          <w:sz w:val="24"/>
+          <w:szCs w:val="24"/>
+          <w:lang w:val="en-US"/>
+        </w:rPr>
+        <w:t>BenAChucVu</w:t>
+      </w:r>
+      <w:proofErr w:type="spellEnd"/>
+      <w:r>
+        <w:rPr>
+          <w:b/>
+          <w:sz w:val="24"/>
+          <w:szCs w:val="24"/>
+          <w:lang w:val="en-US"/>
+        </w:rPr>
+        <w:t>}</w:t>
       </w:r>
     </w:p>
     <w:p>
@@ -1071,14 +1215,29 @@
       </w:r>
       <w:r>
         <w:rPr>
-          <w:rFonts w:hint="default"/>
-          <w:b w:val="0"/>
-          <w:bCs w:val="0"/>
           <w:sz w:val="24"/>
           <w:szCs w:val="24"/>
           <w:lang w:val="en-US"/>
         </w:rPr>
-        <w:t>{BenANhanVienPhuTrach}</w:t>
+        <w:t>{</w:t>
+      </w:r>
+      <w:proofErr w:type="spellStart"/>
+      <w:r>
+        <w:rPr>
+          <w:sz w:val="24"/>
+          <w:szCs w:val="24"/>
+          <w:lang w:val="en-US"/>
+        </w:rPr>
+        <w:t>BenANhanVienPhuTrach</w:t>
+      </w:r>
+      <w:proofErr w:type="spellEnd"/>
+      <w:r>
+        <w:rPr>
+          <w:sz w:val="24"/>
+          <w:szCs w:val="24"/>
+          <w:lang w:val="en-US"/>
+        </w:rPr>
+        <w:t>}</w:t>
       </w:r>
       <w:r>
         <w:rPr>
@@ -1102,8 +1261,6 @@
           <w:lang w:val="en-US"/>
         </w:rPr>
       </w:pPr>
-      <w:bookmarkStart w:id="1" w:name="_GoBack"/>
-      <w:bookmarkEnd w:id="1"/>
       <w:r>
         <w:rPr>
           <w:sz w:val="24"/>
@@ -1113,14 +1270,32 @@
       </w:r>
       <w:r>
         <w:rPr>
-          <w:rFonts w:hint="default"/>
-          <w:b w:val="0"/>
           <w:bCs/>
           <w:sz w:val="24"/>
           <w:szCs w:val="24"/>
           <w:lang w:val="en-US"/>
         </w:rPr>
-        <w:t>{BenASDTNhanVien}</w:t>
+        <w:t>{</w:t>
+      </w:r>
+      <w:proofErr w:type="spellStart"/>
+      <w:r>
+        <w:rPr>
+          <w:bCs/>
+          <w:sz w:val="24"/>
+          <w:szCs w:val="24"/>
+          <w:lang w:val="en-US"/>
+        </w:rPr>
+        <w:t>BenASDTNhanVien</w:t>
+      </w:r>
+      <w:proofErr w:type="spellEnd"/>
+      <w:r>
+        <w:rPr>
+          <w:bCs/>
+          <w:sz w:val="24"/>
+          <w:szCs w:val="24"/>
+          <w:lang w:val="en-US"/>
+        </w:rPr>
+        <w:t>}</w:t>
       </w:r>
     </w:p>
     <w:p>
@@ -1128,7 +1303,6 @@
         <w:spacing w:before="120" w:after="120" w:line="276" w:lineRule="auto"/>
         <w:jc w:val="both"/>
         <w:rPr>
-          <w:rFonts w:hint="default"/>
           <w:b/>
           <w:sz w:val="24"/>
           <w:szCs w:val="24"/>
@@ -1142,18 +1316,15 @@
         <w:ind w:firstLine="360"/>
         <w:jc w:val="both"/>
         <w:rPr>
-          <w:rFonts w:hint="default"/>
-          <w:b w:val="0"/>
           <w:bCs/>
           <w:sz w:val="24"/>
           <w:szCs w:val="24"/>
           <w:lang w:val="en-US"/>
         </w:rPr>
       </w:pPr>
-      <w:r>
-        <w:rPr>
-          <w:rFonts w:hint="default"/>
-          <w:b w:val="0"/>
+      <w:proofErr w:type="spellStart"/>
+      <w:r>
+        <w:rPr>
           <w:bCs/>
           <w:sz w:val="24"/>
           <w:szCs w:val="24"/>
@@ -1161,6 +1332,7 @@
         </w:rPr>
         <w:t>Và</w:t>
       </w:r>
+      <w:proofErr w:type="spellEnd"/>
     </w:p>
     <w:p>
       <w:pPr>
@@ -1208,13 +1380,6 @@
           <w:szCs w:val="24"/>
         </w:rPr>
         <w:tab/>
-      </w:r>
-      <w:r>
-        <w:rPr>
-          <w:b/>
-          <w:sz w:val="24"/>
-          <w:szCs w:val="24"/>
-        </w:rPr>
         <w:t xml:space="preserve">KHÁCH HÀNG </w:t>
       </w:r>
     </w:p>
@@ -1224,7 +1389,6 @@
         <w:ind w:firstLine="360"/>
         <w:jc w:val="both"/>
         <w:rPr>
-          <w:rFonts w:hint="default"/>
           <w:b/>
           <w:bCs/>
           <w:sz w:val="24"/>
@@ -1248,14 +1412,29 @@
       </w:r>
       <w:r>
         <w:rPr>
-          <w:rFonts w:hint="default"/>
-          <w:b w:val="0"/>
-          <w:bCs w:val="0"/>
           <w:sz w:val="24"/>
           <w:szCs w:val="24"/>
           <w:lang w:val="en-US"/>
         </w:rPr>
-        <w:t>{BenBTenDaiDien}</w:t>
+        <w:t>{</w:t>
+      </w:r>
+      <w:proofErr w:type="spellStart"/>
+      <w:r>
+        <w:rPr>
+          <w:sz w:val="24"/>
+          <w:szCs w:val="24"/>
+          <w:lang w:val="en-US"/>
+        </w:rPr>
+        <w:t>BenBTenDaiDien</w:t>
+      </w:r>
+      <w:proofErr w:type="spellEnd"/>
+      <w:r>
+        <w:rPr>
+          <w:sz w:val="24"/>
+          <w:szCs w:val="24"/>
+          <w:lang w:val="en-US"/>
+        </w:rPr>
+        <w:t>}</w:t>
       </w:r>
     </w:p>
     <w:p>
@@ -1286,14 +1465,32 @@
       </w:r>
       <w:r>
         <w:rPr>
-          <w:rFonts w:hint="default"/>
-          <w:b w:val="0"/>
           <w:bCs/>
           <w:sz w:val="24"/>
           <w:szCs w:val="24"/>
           <w:lang w:val="en-US"/>
         </w:rPr>
-        <w:t>{BenBTenChuTiec}</w:t>
+        <w:t>{</w:t>
+      </w:r>
+      <w:proofErr w:type="spellStart"/>
+      <w:r>
+        <w:rPr>
+          <w:bCs/>
+          <w:sz w:val="24"/>
+          <w:szCs w:val="24"/>
+          <w:lang w:val="en-US"/>
+        </w:rPr>
+        <w:t>BenBTenChuTiec</w:t>
+      </w:r>
+      <w:proofErr w:type="spellEnd"/>
+      <w:r>
+        <w:rPr>
+          <w:bCs/>
+          <w:sz w:val="24"/>
+          <w:szCs w:val="24"/>
+          <w:lang w:val="en-US"/>
+        </w:rPr>
+        <w:t>}</w:t>
       </w:r>
     </w:p>
     <w:p>
@@ -1334,14 +1531,32 @@
       </w:r>
       <w:r>
         <w:rPr>
-          <w:rFonts w:hint="default"/>
-          <w:b w:val="0"/>
           <w:bCs/>
           <w:sz w:val="24"/>
           <w:szCs w:val="24"/>
           <w:lang w:val="en-US"/>
         </w:rPr>
-        <w:t>{BenBCCCD}</w:t>
+        <w:t>{</w:t>
+      </w:r>
+      <w:proofErr w:type="spellStart"/>
+      <w:r>
+        <w:rPr>
+          <w:bCs/>
+          <w:sz w:val="24"/>
+          <w:szCs w:val="24"/>
+          <w:lang w:val="en-US"/>
+        </w:rPr>
+        <w:t>BenBCCCD</w:t>
+      </w:r>
+      <w:proofErr w:type="spellEnd"/>
+      <w:r>
+        <w:rPr>
+          <w:bCs/>
+          <w:sz w:val="24"/>
+          <w:szCs w:val="24"/>
+          <w:lang w:val="en-US"/>
+        </w:rPr>
+        <w:t>}</w:t>
       </w:r>
     </w:p>
     <w:p>
@@ -1350,7 +1565,6 @@
         <w:ind w:firstLine="360"/>
         <w:jc w:val="both"/>
         <w:rPr>
-          <w:rFonts w:hint="default"/>
           <w:sz w:val="24"/>
           <w:szCs w:val="24"/>
           <w:lang w:val="en-US"/>
@@ -1379,12 +1593,29 @@
       </w:r>
       <w:r>
         <w:rPr>
-          <w:rFonts w:hint="default"/>
           <w:sz w:val="24"/>
           <w:szCs w:val="24"/>
           <w:lang w:val="en-US"/>
         </w:rPr>
-        <w:t>{BenBDiaChi}</w:t>
+        <w:t>{</w:t>
+      </w:r>
+      <w:proofErr w:type="spellStart"/>
+      <w:r>
+        <w:rPr>
+          <w:sz w:val="24"/>
+          <w:szCs w:val="24"/>
+          <w:lang w:val="en-US"/>
+        </w:rPr>
+        <w:t>BenBDiaChi</w:t>
+      </w:r>
+      <w:proofErr w:type="spellEnd"/>
+      <w:r>
+        <w:rPr>
+          <w:sz w:val="24"/>
+          <w:szCs w:val="24"/>
+          <w:lang w:val="en-US"/>
+        </w:rPr>
+        <w:t>}</w:t>
       </w:r>
     </w:p>
     <w:p>
@@ -1421,17 +1652,34 @@
       </w:r>
       <w:r>
         <w:rPr>
-          <w:rFonts w:hint="default"/>
           <w:sz w:val="24"/>
           <w:szCs w:val="24"/>
           <w:lang w:val="en-US"/>
         </w:rPr>
-        <w:t>{BenBDienThoai}</w:t>
+        <w:t>{</w:t>
+      </w:r>
+      <w:proofErr w:type="spellStart"/>
+      <w:r>
+        <w:rPr>
+          <w:sz w:val="24"/>
+          <w:szCs w:val="24"/>
+          <w:lang w:val="en-US"/>
+        </w:rPr>
+        <w:t>BenBDienThoai</w:t>
+      </w:r>
+      <w:proofErr w:type="spellEnd"/>
+      <w:r>
+        <w:rPr>
+          <w:sz w:val="24"/>
+          <w:szCs w:val="24"/>
+          <w:lang w:val="en-US"/>
+        </w:rPr>
+        <w:t>}</w:t>
       </w:r>
     </w:p>
     <w:p>
       <w:pPr>
-        <w:pStyle w:val="5"/>
+        <w:pStyle w:val="BodyText"/>
         <w:spacing w:before="150"/>
         <w:ind w:right="348" w:firstLine="360"/>
         <w:rPr>
@@ -1517,19 +1765,35 @@
       </w:r>
       <w:r>
         <w:rPr>
-          <w:rFonts w:hint="default"/>
-          <w:b w:val="0"/>
           <w:bCs/>
           <w:spacing w:val="-2"/>
           <w:lang w:val="en-US"/>
         </w:rPr>
-        <w:t>{NoiDungPhuLuc}</w:t>
+        <w:t>{</w:t>
+      </w:r>
+      <w:proofErr w:type="spellStart"/>
+      <w:r>
+        <w:rPr>
+          <w:bCs/>
+          <w:spacing w:val="-2"/>
+          <w:lang w:val="en-US"/>
+        </w:rPr>
+        <w:t>NoiDungPhuLuc</w:t>
+      </w:r>
+      <w:proofErr w:type="spellEnd"/>
+      <w:r>
+        <w:rPr>
+          <w:bCs/>
+          <w:spacing w:val="-2"/>
+          <w:lang w:val="en-US"/>
+        </w:rPr>
+        <w:t>}</w:t>
       </w:r>
     </w:p>
     <w:p/>
     <w:p>
       <w:pPr>
-        <w:pStyle w:val="2"/>
+        <w:pStyle w:val="Heading1"/>
         <w:ind w:left="0"/>
         <w:rPr>
           <w:u w:val="single"/>
@@ -1539,7 +1803,7 @@
     </w:p>
     <w:p>
       <w:pPr>
-        <w:pStyle w:val="2"/>
+        <w:pStyle w:val="Heading1"/>
       </w:pPr>
       <w:r>
         <w:rPr>
@@ -1599,7 +1863,7 @@
     </w:p>
     <w:p>
       <w:pPr>
-        <w:pStyle w:val="5"/>
+        <w:pStyle w:val="BodyText"/>
         <w:tabs>
           <w:tab w:val="left" w:pos="3240"/>
         </w:tabs>
@@ -1750,20 +2014,12 @@
       </w:r>
       <w:r>
         <w:tab/>
-      </w:r>
-      <w:r>
-        <w:t xml:space="preserve">: </w:t>
-      </w:r>
-      <w:r>
-        <w:rPr>
-          <w:rFonts w:hint="default"/>
-        </w:rPr>
-        <w:t>{LoaiHinhSuKien}</w:t>
+        <w:t>: {LoaiHinhSuKien}</w:t>
       </w:r>
     </w:p>
     <w:p>
       <w:pPr>
-        <w:pStyle w:val="5"/>
+        <w:pStyle w:val="BodyText"/>
         <w:tabs>
           <w:tab w:val="left" w:pos="3240"/>
         </w:tabs>
@@ -1775,8 +2031,6 @@
       </w:r>
       <w:r>
         <w:tab/>
-      </w:r>
-      <w:r>
         <w:t>:</w:t>
       </w:r>
       <w:r>
@@ -1805,12 +2059,26 @@
       </w:r>
       <w:r>
         <w:rPr>
-          <w:rFonts w:hint="default"/>
-          <w:b w:val="0"/>
-          <w:bCs/>
-          <w:lang w:val="en-US"/>
-        </w:rPr>
-        <w:t>{TiecGioBatDau}</w:t>
+          <w:bCs/>
+          <w:lang w:val="en-US"/>
+        </w:rPr>
+        <w:t>{</w:t>
+      </w:r>
+      <w:proofErr w:type="spellStart"/>
+      <w:r>
+        <w:rPr>
+          <w:bCs/>
+          <w:lang w:val="en-US"/>
+        </w:rPr>
+        <w:t>TiecGioBatDau</w:t>
+      </w:r>
+      <w:proofErr w:type="spellEnd"/>
+      <w:r>
+        <w:rPr>
+          <w:bCs/>
+          <w:lang w:val="en-US"/>
+        </w:rPr>
+        <w:t>}</w:t>
       </w:r>
       <w:r>
         <w:t>,</w:t>
@@ -1832,12 +2100,26 @@
       </w:r>
       <w:r>
         <w:rPr>
-          <w:rFonts w:hint="default"/>
-          <w:b w:val="0"/>
-          <w:bCs/>
-          <w:lang w:val="en-US"/>
-        </w:rPr>
-        <w:t>{NgayToChuc}</w:t>
+          <w:bCs/>
+          <w:lang w:val="en-US"/>
+        </w:rPr>
+        <w:t>{</w:t>
+      </w:r>
+      <w:proofErr w:type="spellStart"/>
+      <w:r>
+        <w:rPr>
+          <w:bCs/>
+          <w:lang w:val="en-US"/>
+        </w:rPr>
+        <w:t>NgayToChuc</w:t>
+      </w:r>
+      <w:proofErr w:type="spellEnd"/>
+      <w:r>
+        <w:rPr>
+          <w:bCs/>
+          <w:lang w:val="en-US"/>
+        </w:rPr>
+        <w:t>}</w:t>
       </w:r>
       <w:r>
         <w:rPr>
@@ -1857,12 +2139,26 @@
       </w:r>
       <w:r>
         <w:rPr>
-          <w:rFonts w:hint="default"/>
-          <w:b w:val="0"/>
-          <w:bCs/>
-          <w:lang w:val="en-US"/>
-        </w:rPr>
-        <w:t>{ThangToChuc}</w:t>
+          <w:bCs/>
+          <w:lang w:val="en-US"/>
+        </w:rPr>
+        <w:t>{</w:t>
+      </w:r>
+      <w:proofErr w:type="spellStart"/>
+      <w:r>
+        <w:rPr>
+          <w:bCs/>
+          <w:lang w:val="en-US"/>
+        </w:rPr>
+        <w:t>ThangToChuc</w:t>
+      </w:r>
+      <w:proofErr w:type="spellEnd"/>
+      <w:r>
+        <w:rPr>
+          <w:bCs/>
+          <w:lang w:val="en-US"/>
+        </w:rPr>
+        <w:t>}</w:t>
       </w:r>
       <w:r>
         <w:rPr>
@@ -1882,12 +2178,26 @@
       </w:r>
       <w:r>
         <w:rPr>
-          <w:rFonts w:hint="default"/>
-          <w:b w:val="0"/>
-          <w:bCs/>
-          <w:lang w:val="en-US"/>
-        </w:rPr>
-        <w:t>{NamToChuc}</w:t>
+          <w:bCs/>
+          <w:lang w:val="en-US"/>
+        </w:rPr>
+        <w:t>{</w:t>
+      </w:r>
+      <w:proofErr w:type="spellStart"/>
+      <w:r>
+        <w:rPr>
+          <w:bCs/>
+          <w:lang w:val="en-US"/>
+        </w:rPr>
+        <w:t>NamToChuc</w:t>
+      </w:r>
+      <w:proofErr w:type="spellEnd"/>
+      <w:r>
+        <w:rPr>
+          <w:bCs/>
+          <w:lang w:val="en-US"/>
+        </w:rPr>
+        <w:t>}</w:t>
       </w:r>
       <w:r>
         <w:rPr>
@@ -1911,7 +2221,7 @@
     </w:p>
     <w:p>
       <w:pPr>
-        <w:pStyle w:val="5"/>
+        <w:pStyle w:val="BodyText"/>
         <w:tabs>
           <w:tab w:val="left" w:pos="3240"/>
         </w:tabs>
@@ -1929,36 +2239,69 @@
       </w:r>
       <w:r>
         <w:rPr>
-          <w:rFonts w:hint="default"/>
-          <w:b w:val="0"/>
-          <w:bCs w:val="0"/>
-          <w:lang w:val="en-US"/>
-        </w:rPr>
-        <w:t>{NgayToChucAmLich}</w:t>
+          <w:lang w:val="en-US"/>
+        </w:rPr>
+        <w:t>{</w:t>
+      </w:r>
+      <w:proofErr w:type="spellStart"/>
+      <w:r>
+        <w:rPr>
+          <w:lang w:val="en-US"/>
+        </w:rPr>
+        <w:t>NgayToChucAmLich</w:t>
+      </w:r>
+      <w:proofErr w:type="spellEnd"/>
+      <w:r>
+        <w:rPr>
+          <w:lang w:val="en-US"/>
+        </w:rPr>
+        <w:t>}</w:t>
       </w:r>
       <w:r>
         <w:t xml:space="preserve"> tháng </w:t>
       </w:r>
       <w:r>
         <w:rPr>
-          <w:rFonts w:hint="default"/>
-          <w:b w:val="0"/>
-          <w:bCs w:val="0"/>
-          <w:lang w:val="en-US"/>
-        </w:rPr>
-        <w:t>{ThangToChucAmLich}</w:t>
+          <w:lang w:val="en-US"/>
+        </w:rPr>
+        <w:t>{</w:t>
+      </w:r>
+      <w:proofErr w:type="spellStart"/>
+      <w:r>
+        <w:rPr>
+          <w:lang w:val="en-US"/>
+        </w:rPr>
+        <w:t>ThangToChucAmLich</w:t>
+      </w:r>
+      <w:proofErr w:type="spellEnd"/>
+      <w:r>
+        <w:rPr>
+          <w:lang w:val="en-US"/>
+        </w:rPr>
+        <w:t>}</w:t>
       </w:r>
       <w:r>
         <w:t xml:space="preserve"> năm </w:t>
       </w:r>
       <w:r>
         <w:rPr>
-          <w:rFonts w:hint="default"/>
-          <w:b w:val="0"/>
-          <w:bCs w:val="0"/>
-          <w:lang w:val="en-US"/>
-        </w:rPr>
-        <w:t>{NamToChucAmLich}</w:t>
+          <w:lang w:val="en-US"/>
+        </w:rPr>
+        <w:t>{</w:t>
+      </w:r>
+      <w:proofErr w:type="spellStart"/>
+      <w:r>
+        <w:rPr>
+          <w:lang w:val="en-US"/>
+        </w:rPr>
+        <w:t>NamToChucAmLich</w:t>
+      </w:r>
+      <w:proofErr w:type="spellEnd"/>
+      <w:r>
+        <w:rPr>
+          <w:lang w:val="en-US"/>
+        </w:rPr>
+        <w:t>}</w:t>
       </w:r>
       <w:r>
         <w:rPr>
@@ -2009,11 +2352,6 @@
           <w:sz w:val="24"/>
         </w:rPr>
         <w:tab/>
-      </w:r>
-      <w:r>
-        <w:rPr>
-          <w:sz w:val="24"/>
-        </w:rPr>
         <w:t>:</w:t>
       </w:r>
       <w:r>
@@ -2025,13 +2363,29 @@
       </w:r>
       <w:r>
         <w:rPr>
-          <w:rFonts w:hint="default"/>
-          <w:b w:val="0"/>
-          <w:bCs/>
-          <w:sz w:val="24"/>
-          <w:lang w:val="en-US"/>
-        </w:rPr>
-        <w:t>{TenSanhTiec}</w:t>
+          <w:bCs/>
+          <w:sz w:val="24"/>
+          <w:lang w:val="en-US"/>
+        </w:rPr>
+        <w:t>{</w:t>
+      </w:r>
+      <w:proofErr w:type="spellStart"/>
+      <w:r>
+        <w:rPr>
+          <w:bCs/>
+          <w:sz w:val="24"/>
+          <w:lang w:val="en-US"/>
+        </w:rPr>
+        <w:t>TenSanhTiec</w:t>
+      </w:r>
+      <w:proofErr w:type="spellEnd"/>
+      <w:r>
+        <w:rPr>
+          <w:bCs/>
+          <w:sz w:val="24"/>
+          <w:lang w:val="en-US"/>
+        </w:rPr>
+        <w:t>}</w:t>
       </w:r>
     </w:p>
     <w:p>
@@ -2053,20 +2407,39 @@
           <w:sz w:val="24"/>
           <w:lang w:val="en-US"/>
         </w:rPr>
-        <w:t>Quy mô sảnh</w:t>
-      </w:r>
+        <w:t xml:space="preserve">Quy </w:t>
+      </w:r>
+      <w:proofErr w:type="spellStart"/>
+      <w:r>
+        <w:rPr>
+          <w:sz w:val="24"/>
+          <w:lang w:val="en-US"/>
+        </w:rPr>
+        <w:t>mô</w:t>
+      </w:r>
+      <w:proofErr w:type="spellEnd"/>
+      <w:r>
+        <w:rPr>
+          <w:sz w:val="24"/>
+          <w:lang w:val="en-US"/>
+        </w:rPr>
+        <w:t xml:space="preserve"> </w:t>
+      </w:r>
+      <w:proofErr w:type="spellStart"/>
+      <w:r>
+        <w:rPr>
+          <w:sz w:val="24"/>
+          <w:lang w:val="en-US"/>
+        </w:rPr>
+        <w:t>sảnh</w:t>
+      </w:r>
+      <w:proofErr w:type="spellEnd"/>
       <w:r>
         <w:rPr>
           <w:sz w:val="24"/>
           <w:lang w:val="en-US"/>
         </w:rPr>
         <w:tab/>
-      </w:r>
-      <w:r>
-        <w:rPr>
-          <w:sz w:val="24"/>
-          <w:lang w:val="en-US"/>
-        </w:rPr>
         <w:t>:</w:t>
       </w:r>
       <w:r>
@@ -2075,48 +2448,136 @@
           <w:sz w:val="24"/>
           <w:lang w:val="en-US"/>
         </w:rPr>
-        <w:t xml:space="preserve"> Từ </w:t>
-      </w:r>
-      <w:r>
-        <w:rPr>
-          <w:rFonts w:hint="default"/>
-          <w:b w:val="0"/>
-          <w:bCs/>
-          <w:sz w:val="24"/>
-          <w:lang w:val="en-US"/>
-        </w:rPr>
-        <w:t xml:space="preserve">{QuyMoBanTu} </w:t>
-      </w:r>
-      <w:r>
-        <w:rPr>
-          <w:b/>
-          <w:sz w:val="24"/>
-          <w:lang w:val="en-US"/>
-        </w:rPr>
-        <w:t xml:space="preserve">bàn đến </w:t>
-      </w:r>
-      <w:r>
-        <w:rPr>
-          <w:rFonts w:hint="default"/>
-          <w:b w:val="0"/>
-          <w:bCs/>
-          <w:sz w:val="24"/>
-          <w:lang w:val="en-US"/>
-        </w:rPr>
-        <w:t xml:space="preserve">{QuyMoBanDen} </w:t>
-      </w:r>
-      <w:r>
-        <w:rPr>
-          <w:b/>
-          <w:sz w:val="24"/>
-          <w:lang w:val="en-US"/>
-        </w:rPr>
-        <w:t xml:space="preserve">bàn </w:t>
+        <w:t xml:space="preserve"> </w:t>
+      </w:r>
+      <w:proofErr w:type="spellStart"/>
+      <w:r>
+        <w:rPr>
+          <w:b/>
+          <w:sz w:val="24"/>
+          <w:lang w:val="en-US"/>
+        </w:rPr>
+        <w:t>Từ</w:t>
+      </w:r>
+      <w:proofErr w:type="spellEnd"/>
+      <w:r>
+        <w:rPr>
+          <w:b/>
+          <w:sz w:val="24"/>
+          <w:lang w:val="en-US"/>
+        </w:rPr>
+        <w:t xml:space="preserve"> </w:t>
+      </w:r>
+      <w:r>
+        <w:rPr>
+          <w:bCs/>
+          <w:sz w:val="24"/>
+          <w:lang w:val="en-US"/>
+        </w:rPr>
+        <w:t>{</w:t>
+      </w:r>
+      <w:proofErr w:type="spellStart"/>
+      <w:r>
+        <w:rPr>
+          <w:bCs/>
+          <w:sz w:val="24"/>
+          <w:lang w:val="en-US"/>
+        </w:rPr>
+        <w:t>QuyMoBanTu</w:t>
+      </w:r>
+      <w:proofErr w:type="spellEnd"/>
+      <w:r>
+        <w:rPr>
+          <w:bCs/>
+          <w:sz w:val="24"/>
+          <w:lang w:val="en-US"/>
+        </w:rPr>
+        <w:t xml:space="preserve">} </w:t>
+      </w:r>
+      <w:proofErr w:type="spellStart"/>
+      <w:r>
+        <w:rPr>
+          <w:b/>
+          <w:sz w:val="24"/>
+          <w:lang w:val="en-US"/>
+        </w:rPr>
+        <w:t>bàn</w:t>
+      </w:r>
+      <w:proofErr w:type="spellEnd"/>
+      <w:r>
+        <w:rPr>
+          <w:b/>
+          <w:sz w:val="24"/>
+          <w:lang w:val="en-US"/>
+        </w:rPr>
+        <w:t xml:space="preserve"> </w:t>
+      </w:r>
+      <w:proofErr w:type="spellStart"/>
+      <w:r>
+        <w:rPr>
+          <w:b/>
+          <w:sz w:val="24"/>
+          <w:lang w:val="en-US"/>
+        </w:rPr>
+        <w:t>đến</w:t>
+      </w:r>
+      <w:proofErr w:type="spellEnd"/>
+      <w:r>
+        <w:rPr>
+          <w:b/>
+          <w:sz w:val="24"/>
+          <w:lang w:val="en-US"/>
+        </w:rPr>
+        <w:t xml:space="preserve"> </w:t>
+      </w:r>
+      <w:r>
+        <w:rPr>
+          <w:bCs/>
+          <w:sz w:val="24"/>
+          <w:lang w:val="en-US"/>
+        </w:rPr>
+        <w:t>{</w:t>
+      </w:r>
+      <w:proofErr w:type="spellStart"/>
+      <w:r>
+        <w:rPr>
+          <w:bCs/>
+          <w:sz w:val="24"/>
+          <w:lang w:val="en-US"/>
+        </w:rPr>
+        <w:t>QuyMoBanDen</w:t>
+      </w:r>
+      <w:proofErr w:type="spellEnd"/>
+      <w:r>
+        <w:rPr>
+          <w:bCs/>
+          <w:sz w:val="24"/>
+          <w:lang w:val="en-US"/>
+        </w:rPr>
+        <w:t xml:space="preserve">} </w:t>
+      </w:r>
+      <w:proofErr w:type="spellStart"/>
+      <w:r>
+        <w:rPr>
+          <w:b/>
+          <w:sz w:val="24"/>
+          <w:lang w:val="en-US"/>
+        </w:rPr>
+        <w:t>bàn</w:t>
+      </w:r>
+      <w:proofErr w:type="spellEnd"/>
+      <w:r>
+        <w:rPr>
+          <w:b/>
+          <w:sz w:val="24"/>
+          <w:lang w:val="en-US"/>
+        </w:rPr>
+        <w:t xml:space="preserve"> </w:t>
       </w:r>
     </w:p>
     <w:p>
       <w:pPr>
-        <w:pStyle w:val="5"/>
+        <w:pStyle w:val="BodyText"/>
         <w:tabs>
           <w:tab w:val="left" w:pos="3240"/>
         </w:tabs>
@@ -2144,27 +2605,44 @@
           <w:spacing w:val="-4"/>
           <w:lang w:val="en-US"/>
         </w:rPr>
-        <w:t xml:space="preserve"> </w:t>
-      </w:r>
-      <w:r>
-        <w:rPr>
-          <w:rFonts w:hint="default"/>
+        <w:t xml:space="preserve"> {</w:t>
+      </w:r>
+      <w:proofErr w:type="spellStart"/>
+      <w:r>
+        <w:rPr>
           <w:spacing w:val="-4"/>
           <w:lang w:val="en-US"/>
         </w:rPr>
-        <w:t xml:space="preserve">{SoBanChinhThuc} </w:t>
-      </w:r>
+        <w:t>SoBanChinhThuc</w:t>
+      </w:r>
+      <w:proofErr w:type="spellEnd"/>
       <w:r>
         <w:rPr>
           <w:spacing w:val="-4"/>
           <w:lang w:val="en-US"/>
         </w:rPr>
-        <w:t xml:space="preserve">bàn </w:t>
+        <w:t xml:space="preserve">} </w:t>
+      </w:r>
+      <w:proofErr w:type="spellStart"/>
+      <w:r>
+        <w:rPr>
+          <w:spacing w:val="-4"/>
+          <w:lang w:val="en-US"/>
+        </w:rPr>
+        <w:t>bàn</w:t>
+      </w:r>
+      <w:proofErr w:type="spellEnd"/>
+      <w:r>
+        <w:rPr>
+          <w:spacing w:val="-4"/>
+          <w:lang w:val="en-US"/>
+        </w:rPr>
+        <w:t xml:space="preserve"> </w:t>
       </w:r>
     </w:p>
     <w:p>
       <w:pPr>
-        <w:pStyle w:val="5"/>
+        <w:pStyle w:val="BodyText"/>
         <w:tabs>
           <w:tab w:val="left" w:pos="3240"/>
         </w:tabs>
@@ -2175,46 +2653,84 @@
           <w:lang w:val="en-US"/>
         </w:rPr>
       </w:pPr>
+      <w:proofErr w:type="spellStart"/>
       <w:r>
         <w:rPr>
           <w:spacing w:val="-4"/>
           <w:lang w:val="en-US"/>
         </w:rPr>
-        <w:t>Số bàn tặng</w:t>
-      </w:r>
+        <w:t>Số</w:t>
+      </w:r>
+      <w:proofErr w:type="spellEnd"/>
       <w:r>
         <w:rPr>
           <w:spacing w:val="-4"/>
           <w:lang w:val="en-US"/>
         </w:rPr>
+        <w:t xml:space="preserve"> </w:t>
+      </w:r>
+      <w:proofErr w:type="spellStart"/>
+      <w:r>
+        <w:rPr>
+          <w:spacing w:val="-4"/>
+          <w:lang w:val="en-US"/>
+        </w:rPr>
+        <w:t>bàn</w:t>
+      </w:r>
+      <w:proofErr w:type="spellEnd"/>
+      <w:r>
+        <w:rPr>
+          <w:spacing w:val="-4"/>
+          <w:lang w:val="en-US"/>
+        </w:rPr>
+        <w:t xml:space="preserve"> </w:t>
+      </w:r>
+      <w:proofErr w:type="spellStart"/>
+      <w:r>
+        <w:rPr>
+          <w:spacing w:val="-4"/>
+          <w:lang w:val="en-US"/>
+        </w:rPr>
+        <w:t>tặng</w:t>
+      </w:r>
+      <w:proofErr w:type="spellEnd"/>
+      <w:r>
+        <w:rPr>
+          <w:spacing w:val="-4"/>
+          <w:lang w:val="en-US"/>
+        </w:rPr>
         <w:tab/>
-      </w:r>
+        <w:t>: {</w:t>
+      </w:r>
+      <w:proofErr w:type="spellStart"/>
       <w:r>
         <w:rPr>
           <w:spacing w:val="-4"/>
           <w:lang w:val="en-US"/>
         </w:rPr>
-        <w:t xml:space="preserve">: </w:t>
-      </w:r>
-      <w:r>
-        <w:rPr>
-          <w:rFonts w:hint="default"/>
+        <w:t>BanTang</w:t>
+      </w:r>
+      <w:proofErr w:type="spellEnd"/>
+      <w:r>
+        <w:rPr>
           <w:spacing w:val="-4"/>
           <w:lang w:val="en-US"/>
         </w:rPr>
-        <w:t>{BanTang}</w:t>
-      </w:r>
+        <w:t xml:space="preserve">} </w:t>
+      </w:r>
+      <w:proofErr w:type="spellStart"/>
       <w:r>
         <w:rPr>
           <w:spacing w:val="-4"/>
           <w:lang w:val="en-US"/>
         </w:rPr>
-        <w:t xml:space="preserve"> bàn</w:t>
-      </w:r>
+        <w:t>bàn</w:t>
+      </w:r>
+      <w:proofErr w:type="spellEnd"/>
     </w:p>
     <w:p>
       <w:pPr>
-        <w:pStyle w:val="5"/>
+        <w:pStyle w:val="BodyText"/>
         <w:tabs>
           <w:tab w:val="left" w:pos="3240"/>
         </w:tabs>
@@ -2263,27 +2779,37 @@
           <w:spacing w:val="-5"/>
           <w:lang w:val="en-US"/>
         </w:rPr>
-        <w:t xml:space="preserve"> </w:t>
-      </w:r>
-      <w:r>
-        <w:rPr>
-          <w:rFonts w:hint="default"/>
+        <w:t xml:space="preserve"> {</w:t>
+      </w:r>
+      <w:proofErr w:type="spellStart"/>
+      <w:r>
+        <w:rPr>
           <w:spacing w:val="-5"/>
           <w:lang w:val="en-US"/>
         </w:rPr>
-        <w:t>{SoBanDuPhong}</w:t>
-      </w:r>
+        <w:t>SoBanDuPhong</w:t>
+      </w:r>
+      <w:proofErr w:type="spellEnd"/>
       <w:r>
         <w:rPr>
           <w:spacing w:val="-5"/>
           <w:lang w:val="en-US"/>
         </w:rPr>
+        <w:t>}</w:t>
+      </w:r>
+      <w:proofErr w:type="spellStart"/>
+      <w:r>
+        <w:rPr>
+          <w:spacing w:val="-5"/>
+          <w:lang w:val="en-US"/>
+        </w:rPr>
         <w:t>bàn</w:t>
       </w:r>
+      <w:proofErr w:type="spellEnd"/>
     </w:p>
     <w:p>
       <w:pPr>
-        <w:pStyle w:val="5"/>
+        <w:pStyle w:val="BodyText"/>
         <w:tabs>
           <w:tab w:val="left" w:pos="3240"/>
         </w:tabs>
@@ -2301,7 +2827,7 @@
     </w:p>
     <w:p>
       <w:pPr>
-        <w:pStyle w:val="2"/>
+        <w:pStyle w:val="Heading1"/>
         <w:spacing w:line="360" w:lineRule="auto"/>
         <w:ind w:left="180" w:firstLine="180"/>
         <w:rPr>
@@ -2357,7 +2883,7 @@
     </w:p>
     <w:p>
       <w:pPr>
-        <w:pStyle w:val="13"/>
+        <w:pStyle w:val="ListParagraph"/>
         <w:numPr>
           <w:ilvl w:val="1"/>
           <w:numId w:val="2"/>
@@ -2403,6 +2929,7 @@
         </w:rPr>
         <w:t xml:space="preserve"> </w:t>
       </w:r>
+      <w:proofErr w:type="spellStart"/>
       <w:r>
         <w:rPr>
           <w:bCs/>
@@ -2410,12 +2937,213 @@
           <w:sz w:val="24"/>
           <w:lang w:val="en-US"/>
         </w:rPr>
-        <w:t>Bên B xác nhận thanh toán đợt 2 theo Hợp đồng như sau</w:t>
-      </w:r>
+        <w:t>Bên</w:t>
+      </w:r>
+      <w:proofErr w:type="spellEnd"/>
+      <w:r>
+        <w:rPr>
+          <w:bCs/>
+          <w:spacing w:val="-2"/>
+          <w:sz w:val="24"/>
+          <w:lang w:val="en-US"/>
+        </w:rPr>
+        <w:t xml:space="preserve"> B </w:t>
+      </w:r>
+      <w:proofErr w:type="spellStart"/>
+      <w:r>
+        <w:rPr>
+          <w:bCs/>
+          <w:spacing w:val="-2"/>
+          <w:sz w:val="24"/>
+          <w:lang w:val="en-US"/>
+        </w:rPr>
+        <w:t>xác</w:t>
+      </w:r>
+      <w:proofErr w:type="spellEnd"/>
+      <w:r>
+        <w:rPr>
+          <w:bCs/>
+          <w:spacing w:val="-2"/>
+          <w:sz w:val="24"/>
+          <w:lang w:val="en-US"/>
+        </w:rPr>
+        <w:t xml:space="preserve"> </w:t>
+      </w:r>
+      <w:proofErr w:type="spellStart"/>
+      <w:r>
+        <w:rPr>
+          <w:bCs/>
+          <w:spacing w:val="-2"/>
+          <w:sz w:val="24"/>
+          <w:lang w:val="en-US"/>
+        </w:rPr>
+        <w:t>nhận</w:t>
+      </w:r>
+      <w:proofErr w:type="spellEnd"/>
+      <w:r>
+        <w:rPr>
+          <w:bCs/>
+          <w:spacing w:val="-2"/>
+          <w:sz w:val="24"/>
+          <w:lang w:val="en-US"/>
+        </w:rPr>
+        <w:t xml:space="preserve"> </w:t>
+      </w:r>
+      <w:proofErr w:type="spellStart"/>
+      <w:r>
+        <w:rPr>
+          <w:bCs/>
+          <w:spacing w:val="-2"/>
+          <w:sz w:val="24"/>
+          <w:lang w:val="en-US"/>
+        </w:rPr>
+        <w:t>thanh</w:t>
+      </w:r>
+      <w:proofErr w:type="spellEnd"/>
+      <w:r>
+        <w:rPr>
+          <w:bCs/>
+          <w:spacing w:val="-2"/>
+          <w:sz w:val="24"/>
+          <w:lang w:val="en-US"/>
+        </w:rPr>
+        <w:t xml:space="preserve"> </w:t>
+      </w:r>
+      <w:proofErr w:type="spellStart"/>
+      <w:r>
+        <w:rPr>
+          <w:bCs/>
+          <w:spacing w:val="-2"/>
+          <w:sz w:val="24"/>
+          <w:lang w:val="en-US"/>
+        </w:rPr>
+        <w:t>toán</w:t>
+      </w:r>
+      <w:proofErr w:type="spellEnd"/>
+      <w:r>
+        <w:rPr>
+          <w:bCs/>
+          <w:spacing w:val="-2"/>
+          <w:sz w:val="24"/>
+          <w:lang w:val="en-US"/>
+        </w:rPr>
+        <w:t xml:space="preserve"> </w:t>
+      </w:r>
+      <w:proofErr w:type="spellStart"/>
+      <w:r>
+        <w:rPr>
+          <w:bCs/>
+          <w:spacing w:val="-2"/>
+          <w:sz w:val="24"/>
+          <w:lang w:val="en-US"/>
+        </w:rPr>
+        <w:t>đợt</w:t>
+      </w:r>
+      <w:proofErr w:type="spellEnd"/>
+      <w:r>
+        <w:rPr>
+          <w:bCs/>
+          <w:spacing w:val="-2"/>
+          <w:sz w:val="24"/>
+          <w:lang w:val="en-US"/>
+        </w:rPr>
+        <w:t xml:space="preserve"> 2 </w:t>
+      </w:r>
+      <w:proofErr w:type="spellStart"/>
+      <w:r>
+        <w:rPr>
+          <w:bCs/>
+          <w:spacing w:val="-2"/>
+          <w:sz w:val="24"/>
+          <w:lang w:val="en-US"/>
+        </w:rPr>
+        <w:t>theo</w:t>
+      </w:r>
+      <w:proofErr w:type="spellEnd"/>
+      <w:r>
+        <w:rPr>
+          <w:bCs/>
+          <w:spacing w:val="-2"/>
+          <w:sz w:val="24"/>
+          <w:lang w:val="en-US"/>
+        </w:rPr>
+        <w:t xml:space="preserve"> </w:t>
+      </w:r>
+      <w:proofErr w:type="spellStart"/>
+      <w:r>
+        <w:rPr>
+          <w:bCs/>
+          <w:spacing w:val="-2"/>
+          <w:sz w:val="24"/>
+          <w:lang w:val="en-US"/>
+        </w:rPr>
+        <w:t>Hợp</w:t>
+      </w:r>
+      <w:proofErr w:type="spellEnd"/>
+      <w:r>
+        <w:rPr>
+          <w:bCs/>
+          <w:spacing w:val="-2"/>
+          <w:sz w:val="24"/>
+          <w:lang w:val="en-US"/>
+        </w:rPr>
+        <w:t xml:space="preserve"> </w:t>
+      </w:r>
+      <w:proofErr w:type="spellStart"/>
+      <w:r>
+        <w:rPr>
+          <w:bCs/>
+          <w:spacing w:val="-2"/>
+          <w:sz w:val="24"/>
+          <w:lang w:val="en-US"/>
+        </w:rPr>
+        <w:t>đồng</w:t>
+      </w:r>
+      <w:proofErr w:type="spellEnd"/>
+      <w:r>
+        <w:rPr>
+          <w:bCs/>
+          <w:spacing w:val="-2"/>
+          <w:sz w:val="24"/>
+          <w:lang w:val="en-US"/>
+        </w:rPr>
+        <w:t xml:space="preserve"> </w:t>
+      </w:r>
+      <w:proofErr w:type="spellStart"/>
+      <w:r>
+        <w:rPr>
+          <w:bCs/>
+          <w:spacing w:val="-2"/>
+          <w:sz w:val="24"/>
+          <w:lang w:val="en-US"/>
+        </w:rPr>
+        <w:t>như</w:t>
+      </w:r>
+      <w:proofErr w:type="spellEnd"/>
+      <w:r>
+        <w:rPr>
+          <w:bCs/>
+          <w:spacing w:val="-2"/>
+          <w:sz w:val="24"/>
+          <w:lang w:val="en-US"/>
+        </w:rPr>
+        <w:t xml:space="preserve"> </w:t>
+      </w:r>
+      <w:proofErr w:type="spellStart"/>
+      <w:r>
+        <w:rPr>
+          <w:bCs/>
+          <w:spacing w:val="-2"/>
+          <w:sz w:val="24"/>
+          <w:lang w:val="en-US"/>
+        </w:rPr>
+        <w:t>sau</w:t>
+      </w:r>
+      <w:proofErr w:type="spellEnd"/>
     </w:p>
     <w:p>
       <w:pPr>
-        <w:pStyle w:val="13"/>
+        <w:pStyle w:val="ListParagraph"/>
         <w:numPr>
           <w:ilvl w:val="0"/>
           <w:numId w:val="3"/>
@@ -2429,35 +3157,46 @@
           <w:sz w:val="24"/>
         </w:rPr>
       </w:pPr>
-      <w:r>
-        <w:rPr>
-          <w:bCs/>
-          <w:sz w:val="24"/>
-          <w:lang w:val="en-US"/>
-        </w:rPr>
-        <w:t xml:space="preserve">Số tiền: </w:t>
-      </w:r>
-      <w:r>
-        <w:rPr>
-          <w:rFonts w:hint="default"/>
-          <w:bCs/>
-          <w:sz w:val="24"/>
-          <w:lang w:val="en-US"/>
-        </w:rPr>
-        <w:t>{ThanhToanDot2SoTien}</w:t>
-      </w:r>
-      <w:r>
-        <w:rPr>
-          <w:bCs/>
-          <w:sz w:val="24"/>
-          <w:lang w:val="en-US"/>
-        </w:rPr>
-        <w:t xml:space="preserve"> VNĐ </w:t>
+      <w:proofErr w:type="spellStart"/>
+      <w:r>
+        <w:rPr>
+          <w:bCs/>
+          <w:sz w:val="24"/>
+          <w:lang w:val="en-US"/>
+        </w:rPr>
+        <w:t>Số</w:t>
+      </w:r>
+      <w:proofErr w:type="spellEnd"/>
+      <w:r>
+        <w:rPr>
+          <w:bCs/>
+          <w:sz w:val="24"/>
+          <w:lang w:val="en-US"/>
+        </w:rPr>
+        <w:t xml:space="preserve"> </w:t>
+      </w:r>
+      <w:proofErr w:type="spellStart"/>
+      <w:r>
+        <w:rPr>
+          <w:bCs/>
+          <w:sz w:val="24"/>
+          <w:lang w:val="en-US"/>
+        </w:rPr>
+        <w:t>tiền</w:t>
+      </w:r>
+      <w:proofErr w:type="spellEnd"/>
+      <w:r>
+        <w:rPr>
+          <w:bCs/>
+          <w:sz w:val="24"/>
+          <w:lang w:val="en-US"/>
+        </w:rPr>
+        <w:t xml:space="preserve">: {ThanhToanDot2SoTien} VNĐ </w:t>
       </w:r>
     </w:p>
     <w:p>
       <w:pPr>
-        <w:pStyle w:val="13"/>
+        <w:pStyle w:val="ListParagraph"/>
         <w:numPr>
           <w:ilvl w:val="0"/>
           <w:numId w:val="3"/>
@@ -2471,27 +3210,82 @@
           <w:sz w:val="24"/>
         </w:rPr>
       </w:pPr>
-      <w:r>
-        <w:rPr>
-          <w:bCs/>
-          <w:sz w:val="24"/>
-          <w:lang w:val="en-US"/>
-        </w:rPr>
-        <w:t xml:space="preserve">Hình thức thanh toán: </w:t>
-      </w:r>
-      <w:r>
-        <w:rPr>
-          <w:rFonts w:hint="default"/>
-          <w:bCs/>
-          <w:sz w:val="24"/>
-          <w:lang w:val="en-US"/>
-        </w:rPr>
-        <w:t>{HinhThucThanhToanDot2}</w:t>
+      <w:proofErr w:type="spellStart"/>
+      <w:r>
+        <w:rPr>
+          <w:bCs/>
+          <w:sz w:val="24"/>
+          <w:lang w:val="en-US"/>
+        </w:rPr>
+        <w:t>Hình</w:t>
+      </w:r>
+      <w:proofErr w:type="spellEnd"/>
+      <w:r>
+        <w:rPr>
+          <w:bCs/>
+          <w:sz w:val="24"/>
+          <w:lang w:val="en-US"/>
+        </w:rPr>
+        <w:t xml:space="preserve"> </w:t>
+      </w:r>
+      <w:proofErr w:type="spellStart"/>
+      <w:r>
+        <w:rPr>
+          <w:bCs/>
+          <w:sz w:val="24"/>
+          <w:lang w:val="en-US"/>
+        </w:rPr>
+        <w:t>thức</w:t>
+      </w:r>
+      <w:proofErr w:type="spellEnd"/>
+      <w:r>
+        <w:rPr>
+          <w:bCs/>
+          <w:sz w:val="24"/>
+          <w:lang w:val="en-US"/>
+        </w:rPr>
+        <w:t xml:space="preserve"> </w:t>
+      </w:r>
+      <w:proofErr w:type="spellStart"/>
+      <w:r>
+        <w:rPr>
+          <w:bCs/>
+          <w:sz w:val="24"/>
+          <w:lang w:val="en-US"/>
+        </w:rPr>
+        <w:t>thanh</w:t>
+      </w:r>
+      <w:proofErr w:type="spellEnd"/>
+      <w:r>
+        <w:rPr>
+          <w:bCs/>
+          <w:sz w:val="24"/>
+          <w:lang w:val="en-US"/>
+        </w:rPr>
+        <w:t xml:space="preserve"> </w:t>
+      </w:r>
+      <w:proofErr w:type="spellStart"/>
+      <w:r>
+        <w:rPr>
+          <w:bCs/>
+          <w:sz w:val="24"/>
+          <w:lang w:val="en-US"/>
+        </w:rPr>
+        <w:t>toán</w:t>
+      </w:r>
+      <w:proofErr w:type="spellEnd"/>
+      <w:r>
+        <w:rPr>
+          <w:bCs/>
+          <w:sz w:val="24"/>
+          <w:lang w:val="en-US"/>
+        </w:rPr>
+        <w:t>: {HinhThucThanhToanDot2}</w:t>
       </w:r>
     </w:p>
     <w:p>
       <w:pPr>
-        <w:pStyle w:val="13"/>
+        <w:pStyle w:val="ListParagraph"/>
         <w:numPr>
           <w:ilvl w:val="0"/>
           <w:numId w:val="3"/>
@@ -2505,22 +3299,105 @@
           <w:sz w:val="24"/>
         </w:rPr>
       </w:pPr>
-      <w:r>
-        <w:rPr>
-          <w:bCs/>
-          <w:sz w:val="24"/>
-          <w:lang w:val="en-US"/>
-        </w:rPr>
-        <w:t xml:space="preserve">Thời gian thanh toán ngày:  </w:t>
-      </w:r>
-      <w:r>
-        <w:rPr>
-          <w:rFonts w:hint="default"/>
-          <w:bCs/>
-          <w:sz w:val="24"/>
-          <w:lang w:val="en-US"/>
-        </w:rPr>
-        <w:t>{HanThanhToanDot2}</w:t>
+      <w:proofErr w:type="spellStart"/>
+      <w:r>
+        <w:rPr>
+          <w:bCs/>
+          <w:sz w:val="24"/>
+          <w:lang w:val="en-US"/>
+        </w:rPr>
+        <w:t>Thời</w:t>
+      </w:r>
+      <w:proofErr w:type="spellEnd"/>
+      <w:r>
+        <w:rPr>
+          <w:bCs/>
+          <w:sz w:val="24"/>
+          <w:lang w:val="en-US"/>
+        </w:rPr>
+        <w:t xml:space="preserve"> </w:t>
+      </w:r>
+      <w:proofErr w:type="spellStart"/>
+      <w:r>
+        <w:rPr>
+          <w:bCs/>
+          <w:sz w:val="24"/>
+          <w:lang w:val="en-US"/>
+        </w:rPr>
+        <w:t>gian</w:t>
+      </w:r>
+      <w:proofErr w:type="spellEnd"/>
+      <w:r>
+        <w:rPr>
+          <w:bCs/>
+          <w:sz w:val="24"/>
+          <w:lang w:val="en-US"/>
+        </w:rPr>
+        <w:t xml:space="preserve"> </w:t>
+      </w:r>
+      <w:proofErr w:type="spellStart"/>
+      <w:r>
+        <w:rPr>
+          <w:bCs/>
+          <w:sz w:val="24"/>
+          <w:lang w:val="en-US"/>
+        </w:rPr>
+        <w:t>thanh</w:t>
+      </w:r>
+      <w:proofErr w:type="spellEnd"/>
+      <w:r>
+        <w:rPr>
+          <w:bCs/>
+          <w:sz w:val="24"/>
+          <w:lang w:val="en-US"/>
+        </w:rPr>
+        <w:t xml:space="preserve"> </w:t>
+      </w:r>
+      <w:proofErr w:type="spellStart"/>
+      <w:r>
+        <w:rPr>
+          <w:bCs/>
+          <w:sz w:val="24"/>
+          <w:lang w:val="en-US"/>
+        </w:rPr>
+        <w:t>toán</w:t>
+      </w:r>
+      <w:proofErr w:type="spellEnd"/>
+      <w:r>
+        <w:rPr>
+          <w:bCs/>
+          <w:sz w:val="24"/>
+          <w:lang w:val="en-US"/>
+        </w:rPr>
+        <w:t xml:space="preserve"> </w:t>
+      </w:r>
+      <w:proofErr w:type="spellStart"/>
+      <w:r>
+        <w:rPr>
+          <w:bCs/>
+          <w:sz w:val="24"/>
+          <w:lang w:val="en-US"/>
+        </w:rPr>
+        <w:t>ngày</w:t>
+      </w:r>
+      <w:proofErr w:type="spellEnd"/>
+      <w:proofErr w:type="gramStart"/>
+      <w:r>
+        <w:rPr>
+          <w:bCs/>
+          <w:sz w:val="24"/>
+          <w:lang w:val="en-US"/>
+        </w:rPr>
+        <w:t>:  {</w:t>
+      </w:r>
+      <w:proofErr w:type="gramEnd"/>
+      <w:r>
+        <w:rPr>
+          <w:bCs/>
+          <w:sz w:val="24"/>
+          <w:lang w:val="en-US"/>
+        </w:rPr>
+        <w:t>HanThanhToanDot2}</w:t>
       </w:r>
     </w:p>
     <w:p>
@@ -2536,18 +3413,316 @@
           <w:lang w:val="en-US"/>
         </w:rPr>
       </w:pPr>
-      <w:r>
-        <w:rPr>
-          <w:bCs/>
-          <w:sz w:val="24"/>
-          <w:lang w:val="en-US"/>
-        </w:rPr>
-        <w:t>Khoản thanh toán này được khấu trừ vào giá trị quyết toán cuối cùng của Hợp đồng.</w:t>
+      <w:proofErr w:type="spellStart"/>
+      <w:r>
+        <w:rPr>
+          <w:bCs/>
+          <w:sz w:val="24"/>
+          <w:lang w:val="en-US"/>
+        </w:rPr>
+        <w:t>Khoản</w:t>
+      </w:r>
+      <w:proofErr w:type="spellEnd"/>
+      <w:r>
+        <w:rPr>
+          <w:bCs/>
+          <w:sz w:val="24"/>
+          <w:lang w:val="en-US"/>
+        </w:rPr>
+        <w:t xml:space="preserve"> </w:t>
+      </w:r>
+      <w:proofErr w:type="spellStart"/>
+      <w:r>
+        <w:rPr>
+          <w:bCs/>
+          <w:sz w:val="24"/>
+          <w:lang w:val="en-US"/>
+        </w:rPr>
+        <w:t>thanh</w:t>
+      </w:r>
+      <w:proofErr w:type="spellEnd"/>
+      <w:r>
+        <w:rPr>
+          <w:bCs/>
+          <w:sz w:val="24"/>
+          <w:lang w:val="en-US"/>
+        </w:rPr>
+        <w:t xml:space="preserve"> </w:t>
+      </w:r>
+      <w:proofErr w:type="spellStart"/>
+      <w:r>
+        <w:rPr>
+          <w:bCs/>
+          <w:sz w:val="24"/>
+          <w:lang w:val="en-US"/>
+        </w:rPr>
+        <w:t>toán</w:t>
+      </w:r>
+      <w:proofErr w:type="spellEnd"/>
+      <w:r>
+        <w:rPr>
+          <w:bCs/>
+          <w:sz w:val="24"/>
+          <w:lang w:val="en-US"/>
+        </w:rPr>
+        <w:t xml:space="preserve"> </w:t>
+      </w:r>
+      <w:proofErr w:type="spellStart"/>
+      <w:r>
+        <w:rPr>
+          <w:bCs/>
+          <w:sz w:val="24"/>
+          <w:lang w:val="en-US"/>
+        </w:rPr>
+        <w:t>này</w:t>
+      </w:r>
+      <w:proofErr w:type="spellEnd"/>
+      <w:r>
+        <w:rPr>
+          <w:bCs/>
+          <w:sz w:val="24"/>
+          <w:lang w:val="en-US"/>
+        </w:rPr>
+        <w:t xml:space="preserve"> </w:t>
+      </w:r>
+      <w:proofErr w:type="spellStart"/>
+      <w:r>
+        <w:rPr>
+          <w:bCs/>
+          <w:sz w:val="24"/>
+          <w:lang w:val="en-US"/>
+        </w:rPr>
+        <w:t>được</w:t>
+      </w:r>
+      <w:proofErr w:type="spellEnd"/>
+      <w:r>
+        <w:rPr>
+          <w:bCs/>
+          <w:sz w:val="24"/>
+          <w:lang w:val="en-US"/>
+        </w:rPr>
+        <w:t xml:space="preserve"> </w:t>
+      </w:r>
+      <w:proofErr w:type="spellStart"/>
+      <w:r>
+        <w:rPr>
+          <w:bCs/>
+          <w:sz w:val="24"/>
+          <w:lang w:val="en-US"/>
+        </w:rPr>
+        <w:t>khấu</w:t>
+      </w:r>
+      <w:proofErr w:type="spellEnd"/>
+      <w:r>
+        <w:rPr>
+          <w:bCs/>
+          <w:sz w:val="24"/>
+          <w:lang w:val="en-US"/>
+        </w:rPr>
+        <w:t xml:space="preserve"> </w:t>
+      </w:r>
+      <w:proofErr w:type="spellStart"/>
+      <w:r>
+        <w:rPr>
+          <w:bCs/>
+          <w:sz w:val="24"/>
+          <w:lang w:val="en-US"/>
+        </w:rPr>
+        <w:t>trừ</w:t>
+      </w:r>
+      <w:proofErr w:type="spellEnd"/>
+      <w:r>
+        <w:rPr>
+          <w:bCs/>
+          <w:sz w:val="24"/>
+          <w:lang w:val="en-US"/>
+        </w:rPr>
+        <w:t xml:space="preserve"> </w:t>
+      </w:r>
+      <w:proofErr w:type="spellStart"/>
+      <w:r>
+        <w:rPr>
+          <w:bCs/>
+          <w:sz w:val="24"/>
+          <w:lang w:val="en-US"/>
+        </w:rPr>
+        <w:t>vào</w:t>
+      </w:r>
+      <w:proofErr w:type="spellEnd"/>
+      <w:r>
+        <w:rPr>
+          <w:bCs/>
+          <w:sz w:val="24"/>
+          <w:lang w:val="en-US"/>
+        </w:rPr>
+        <w:t xml:space="preserve"> </w:t>
+      </w:r>
+      <w:proofErr w:type="spellStart"/>
+      <w:r>
+        <w:rPr>
+          <w:bCs/>
+          <w:sz w:val="24"/>
+          <w:lang w:val="en-US"/>
+        </w:rPr>
+        <w:t>giá</w:t>
+      </w:r>
+      <w:proofErr w:type="spellEnd"/>
+      <w:r>
+        <w:rPr>
+          <w:bCs/>
+          <w:sz w:val="24"/>
+          <w:lang w:val="en-US"/>
+        </w:rPr>
+        <w:t xml:space="preserve"> </w:t>
+      </w:r>
+      <w:proofErr w:type="spellStart"/>
+      <w:r>
+        <w:rPr>
+          <w:bCs/>
+          <w:sz w:val="24"/>
+          <w:lang w:val="en-US"/>
+        </w:rPr>
+        <w:t>trị</w:t>
+      </w:r>
+      <w:proofErr w:type="spellEnd"/>
+      <w:r>
+        <w:rPr>
+          <w:bCs/>
+          <w:sz w:val="24"/>
+          <w:lang w:val="en-US"/>
+        </w:rPr>
+        <w:t xml:space="preserve"> </w:t>
+      </w:r>
+      <w:proofErr w:type="spellStart"/>
+      <w:r>
+        <w:rPr>
+          <w:bCs/>
+          <w:sz w:val="24"/>
+          <w:lang w:val="en-US"/>
+        </w:rPr>
+        <w:t>quyết</w:t>
+      </w:r>
+      <w:proofErr w:type="spellEnd"/>
+      <w:r>
+        <w:rPr>
+          <w:bCs/>
+          <w:sz w:val="24"/>
+          <w:lang w:val="en-US"/>
+        </w:rPr>
+        <w:t xml:space="preserve"> </w:t>
+      </w:r>
+      <w:proofErr w:type="spellStart"/>
+      <w:r>
+        <w:rPr>
+          <w:bCs/>
+          <w:sz w:val="24"/>
+          <w:lang w:val="en-US"/>
+        </w:rPr>
+        <w:t>toán</w:t>
+      </w:r>
+      <w:proofErr w:type="spellEnd"/>
+      <w:r>
+        <w:rPr>
+          <w:bCs/>
+          <w:sz w:val="24"/>
+          <w:lang w:val="en-US"/>
+        </w:rPr>
+        <w:t xml:space="preserve"> </w:t>
+      </w:r>
+      <w:proofErr w:type="spellStart"/>
+      <w:r>
+        <w:rPr>
+          <w:bCs/>
+          <w:sz w:val="24"/>
+          <w:lang w:val="en-US"/>
+        </w:rPr>
+        <w:t>cuối</w:t>
+      </w:r>
+      <w:proofErr w:type="spellEnd"/>
+      <w:r>
+        <w:rPr>
+          <w:bCs/>
+          <w:sz w:val="24"/>
+          <w:lang w:val="en-US"/>
+        </w:rPr>
+        <w:t xml:space="preserve"> </w:t>
+      </w:r>
+      <w:proofErr w:type="spellStart"/>
+      <w:r>
+        <w:rPr>
+          <w:bCs/>
+          <w:sz w:val="24"/>
+          <w:lang w:val="en-US"/>
+        </w:rPr>
+        <w:t>cùng</w:t>
+      </w:r>
+      <w:proofErr w:type="spellEnd"/>
+      <w:r>
+        <w:rPr>
+          <w:bCs/>
+          <w:sz w:val="24"/>
+          <w:lang w:val="en-US"/>
+        </w:rPr>
+        <w:t xml:space="preserve"> </w:t>
+      </w:r>
+      <w:proofErr w:type="spellStart"/>
+      <w:r>
+        <w:rPr>
+          <w:bCs/>
+          <w:sz w:val="24"/>
+          <w:lang w:val="en-US"/>
+        </w:rPr>
+        <w:t>của</w:t>
+      </w:r>
+      <w:proofErr w:type="spellEnd"/>
+      <w:r>
+        <w:rPr>
+          <w:bCs/>
+          <w:sz w:val="24"/>
+          <w:lang w:val="en-US"/>
+        </w:rPr>
+        <w:t xml:space="preserve"> </w:t>
+      </w:r>
+      <w:proofErr w:type="spellStart"/>
+      <w:r>
+        <w:rPr>
+          <w:bCs/>
+          <w:sz w:val="24"/>
+          <w:lang w:val="en-US"/>
+        </w:rPr>
+        <w:t>Hợp</w:t>
+      </w:r>
+      <w:proofErr w:type="spellEnd"/>
+      <w:r>
+        <w:rPr>
+          <w:bCs/>
+          <w:sz w:val="24"/>
+          <w:lang w:val="en-US"/>
+        </w:rPr>
+        <w:t xml:space="preserve"> </w:t>
+      </w:r>
+      <w:proofErr w:type="spellStart"/>
+      <w:r>
+        <w:rPr>
+          <w:bCs/>
+          <w:sz w:val="24"/>
+          <w:lang w:val="en-US"/>
+        </w:rPr>
+        <w:t>đồng</w:t>
+      </w:r>
+      <w:proofErr w:type="spellEnd"/>
+      <w:r>
+        <w:rPr>
+          <w:bCs/>
+          <w:sz w:val="24"/>
+          <w:lang w:val="en-US"/>
+        </w:rPr>
+        <w:t>.</w:t>
       </w:r>
     </w:p>
     <w:p>
       <w:pPr>
-        <w:pStyle w:val="13"/>
+        <w:pStyle w:val="ListParagraph"/>
         <w:numPr>
           <w:ilvl w:val="1"/>
           <w:numId w:val="2"/>
@@ -2618,35 +3793,31 @@
     </w:p>
     <w:p>
       <w:pPr>
-        <w:pStyle w:val="13"/>
+        <w:pStyle w:val="ListParagraph"/>
         <w:numPr>
           <w:ilvl w:val="0"/>
-          <w:numId w:val="4"/>
+          <w:numId w:val="8"/>
         </w:numPr>
         <w:tabs>
           <w:tab w:val="left" w:pos="600"/>
-          <w:tab w:val="clear" w:pos="420"/>
         </w:tabs>
         <w:spacing w:line="360" w:lineRule="auto"/>
-        <w:ind w:left="420" w:leftChars="0" w:hanging="420" w:firstLineChars="0"/>
-        <w:rPr>
-          <w:b/>
-          <w:sz w:val="24"/>
-        </w:rPr>
-      </w:pPr>
-      <w:r>
-        <w:rPr>
-          <w:rFonts w:hint="default"/>
-          <w:b w:val="0"/>
-          <w:bCs/>
-          <w:sz w:val="24"/>
-        </w:rPr>
-        <w:t>{#DichVuTinhPhiPhuLuc}- {TenDichVu}: {DonGia} VNĐ ({GhiChu})\n{/DichVuTinhPhiPhuLuc}</w:t>
+        <w:rPr>
+          <w:b/>
+          <w:sz w:val="24"/>
+        </w:rPr>
+      </w:pPr>
+      <w:r>
+        <w:rPr>
+          <w:bCs/>
+          <w:sz w:val="24"/>
+        </w:rPr>
+        <w:t>{#DichVuTinhPhiPhuLuc}- {TenDichVu}: {DonGia} VNĐ ({GhiChu})</w:t>
       </w:r>
     </w:p>
     <w:p>
       <w:pPr>
-        <w:pStyle w:val="13"/>
+        <w:pStyle w:val="ListParagraph"/>
         <w:numPr>
           <w:ilvl w:val="1"/>
           <w:numId w:val="2"/>
@@ -2660,38 +3831,198 @@
           <w:sz w:val="24"/>
         </w:rPr>
       </w:pPr>
-      <w:r>
-        <w:rPr>
-          <w:b/>
-          <w:sz w:val="24"/>
-          <w:lang w:val="en-US"/>
-        </w:rPr>
-        <w:t>Dịch vụ lựa chọn, ưu đãi và thỏa thuận chung</w:t>
-      </w:r>
+      <w:proofErr w:type="spellStart"/>
+      <w:r>
+        <w:rPr>
+          <w:b/>
+          <w:sz w:val="24"/>
+          <w:lang w:val="en-US"/>
+        </w:rPr>
+        <w:t>Dịch</w:t>
+      </w:r>
+      <w:proofErr w:type="spellEnd"/>
+      <w:r>
+        <w:rPr>
+          <w:b/>
+          <w:sz w:val="24"/>
+          <w:lang w:val="en-US"/>
+        </w:rPr>
+        <w:t xml:space="preserve"> </w:t>
+      </w:r>
+      <w:proofErr w:type="spellStart"/>
+      <w:r>
+        <w:rPr>
+          <w:b/>
+          <w:sz w:val="24"/>
+          <w:lang w:val="en-US"/>
+        </w:rPr>
+        <w:t>vụ</w:t>
+      </w:r>
+      <w:proofErr w:type="spellEnd"/>
+      <w:r>
+        <w:rPr>
+          <w:b/>
+          <w:sz w:val="24"/>
+          <w:lang w:val="en-US"/>
+        </w:rPr>
+        <w:t xml:space="preserve"> </w:t>
+      </w:r>
+      <w:proofErr w:type="spellStart"/>
+      <w:r>
+        <w:rPr>
+          <w:b/>
+          <w:sz w:val="24"/>
+          <w:lang w:val="en-US"/>
+        </w:rPr>
+        <w:t>lựa</w:t>
+      </w:r>
+      <w:proofErr w:type="spellEnd"/>
+      <w:r>
+        <w:rPr>
+          <w:b/>
+          <w:sz w:val="24"/>
+          <w:lang w:val="en-US"/>
+        </w:rPr>
+        <w:t xml:space="preserve"> </w:t>
+      </w:r>
+      <w:proofErr w:type="spellStart"/>
+      <w:r>
+        <w:rPr>
+          <w:b/>
+          <w:sz w:val="24"/>
+          <w:lang w:val="en-US"/>
+        </w:rPr>
+        <w:t>chọn</w:t>
+      </w:r>
+      <w:proofErr w:type="spellEnd"/>
+      <w:r>
+        <w:rPr>
+          <w:b/>
+          <w:sz w:val="24"/>
+          <w:lang w:val="en-US"/>
+        </w:rPr>
+        <w:t xml:space="preserve">, </w:t>
+      </w:r>
+      <w:proofErr w:type="spellStart"/>
+      <w:r>
+        <w:rPr>
+          <w:b/>
+          <w:sz w:val="24"/>
+          <w:lang w:val="en-US"/>
+        </w:rPr>
+        <w:t>ưu</w:t>
+      </w:r>
+      <w:proofErr w:type="spellEnd"/>
+      <w:r>
+        <w:rPr>
+          <w:b/>
+          <w:sz w:val="24"/>
+          <w:lang w:val="en-US"/>
+        </w:rPr>
+        <w:t xml:space="preserve"> </w:t>
+      </w:r>
+      <w:proofErr w:type="spellStart"/>
+      <w:r>
+        <w:rPr>
+          <w:b/>
+          <w:sz w:val="24"/>
+          <w:lang w:val="en-US"/>
+        </w:rPr>
+        <w:t>đãi</w:t>
+      </w:r>
+      <w:proofErr w:type="spellEnd"/>
+      <w:r>
+        <w:rPr>
+          <w:b/>
+          <w:sz w:val="24"/>
+          <w:lang w:val="en-US"/>
+        </w:rPr>
+        <w:t xml:space="preserve"> </w:t>
+      </w:r>
+      <w:proofErr w:type="spellStart"/>
+      <w:r>
+        <w:rPr>
+          <w:b/>
+          <w:sz w:val="24"/>
+          <w:lang w:val="en-US"/>
+        </w:rPr>
+        <w:t>và</w:t>
+      </w:r>
+      <w:proofErr w:type="spellEnd"/>
+      <w:r>
+        <w:rPr>
+          <w:b/>
+          <w:sz w:val="24"/>
+          <w:lang w:val="en-US"/>
+        </w:rPr>
+        <w:t xml:space="preserve"> </w:t>
+      </w:r>
+      <w:proofErr w:type="spellStart"/>
+      <w:r>
+        <w:rPr>
+          <w:b/>
+          <w:sz w:val="24"/>
+          <w:lang w:val="en-US"/>
+        </w:rPr>
+        <w:t>thỏa</w:t>
+      </w:r>
+      <w:proofErr w:type="spellEnd"/>
+      <w:r>
+        <w:rPr>
+          <w:b/>
+          <w:sz w:val="24"/>
+          <w:lang w:val="en-US"/>
+        </w:rPr>
+        <w:t xml:space="preserve"> </w:t>
+      </w:r>
+      <w:proofErr w:type="spellStart"/>
+      <w:r>
+        <w:rPr>
+          <w:b/>
+          <w:sz w:val="24"/>
+          <w:lang w:val="en-US"/>
+        </w:rPr>
+        <w:t>thuận</w:t>
+      </w:r>
+      <w:proofErr w:type="spellEnd"/>
+      <w:r>
+        <w:rPr>
+          <w:b/>
+          <w:sz w:val="24"/>
+          <w:lang w:val="en-US"/>
+        </w:rPr>
+        <w:t xml:space="preserve"> </w:t>
+      </w:r>
+      <w:proofErr w:type="spellStart"/>
+      <w:r>
+        <w:rPr>
+          <w:b/>
+          <w:sz w:val="24"/>
+          <w:lang w:val="en-US"/>
+        </w:rPr>
+        <w:t>chung</w:t>
+      </w:r>
+      <w:proofErr w:type="spellEnd"/>
     </w:p>
     <w:p>
       <w:pPr>
-        <w:pStyle w:val="13"/>
+        <w:pStyle w:val="ListParagraph"/>
         <w:numPr>
           <w:ilvl w:val="0"/>
           <w:numId w:val="5"/>
         </w:numPr>
         <w:tabs>
+          <w:tab w:val="clear" w:pos="420"/>
           <w:tab w:val="left" w:pos="600"/>
-          <w:tab w:val="clear" w:pos="420"/>
         </w:tabs>
         <w:spacing w:line="360" w:lineRule="auto"/>
-        <w:ind w:left="420" w:leftChars="0" w:hanging="420" w:firstLineChars="0"/>
-        <w:rPr>
-          <w:b w:val="0"/>
-          <w:bCs/>
-          <w:sz w:val="24"/>
-        </w:rPr>
-      </w:pPr>
-      <w:r>
-        <w:rPr>
-          <w:rFonts w:hint="default"/>
-          <w:b w:val="0"/>
+        <w:rPr>
+          <w:bCs/>
+          <w:sz w:val="24"/>
+        </w:rPr>
+      </w:pPr>
+      <w:r>
+        <w:rPr>
           <w:bCs/>
           <w:sz w:val="24"/>
         </w:rPr>
@@ -2700,7 +4031,7 @@
     </w:p>
     <w:p>
       <w:pPr>
-        <w:pStyle w:val="13"/>
+        <w:pStyle w:val="ListParagraph"/>
         <w:numPr>
           <w:ilvl w:val="1"/>
           <w:numId w:val="2"/>
@@ -2714,6 +4045,7 @@
           <w:sz w:val="24"/>
         </w:rPr>
       </w:pPr>
+      <w:proofErr w:type="spellStart"/>
       <w:r>
         <w:rPr>
           <w:b/>
@@ -2721,12 +4053,33 @@
           <w:sz w:val="24"/>
           <w:lang w:val="en-US"/>
         </w:rPr>
-        <w:t>Thực đơn</w:t>
-      </w:r>
+        <w:t>Thực</w:t>
+      </w:r>
+      <w:proofErr w:type="spellEnd"/>
+      <w:r>
+        <w:rPr>
+          <w:b/>
+          <w:spacing w:val="-4"/>
+          <w:sz w:val="24"/>
+          <w:lang w:val="en-US"/>
+        </w:rPr>
+        <w:t xml:space="preserve"> </w:t>
+      </w:r>
+      <w:proofErr w:type="spellStart"/>
+      <w:r>
+        <w:rPr>
+          <w:b/>
+          <w:spacing w:val="-4"/>
+          <w:sz w:val="24"/>
+          <w:lang w:val="en-US"/>
+        </w:rPr>
+        <w:t>đơn</w:t>
+      </w:r>
+      <w:proofErr w:type="spellEnd"/>
     </w:p>
     <w:p>
       <w:pPr>
-        <w:pStyle w:val="5"/>
+        <w:pStyle w:val="BodyText"/>
         <w:rPr>
           <w:b/>
           <w:sz w:val="12"/>
@@ -2735,24 +4088,22 @@
     </w:p>
     <w:tbl>
       <w:tblPr>
-        <w:tblStyle w:val="4"/>
         <w:tblW w:w="0" w:type="auto"/>
         <w:tblInd w:w="365" w:type="dxa"/>
         <w:tblBorders>
-          <w:top w:val="single" w:color="000000" w:sz="4" w:space="0"/>
-          <w:left w:val="single" w:color="000000" w:sz="4" w:space="0"/>
-          <w:bottom w:val="single" w:color="000000" w:sz="4" w:space="0"/>
-          <w:right w:val="single" w:color="000000" w:sz="4" w:space="0"/>
-          <w:insideH w:val="single" w:color="000000" w:sz="4" w:space="0"/>
-          <w:insideV w:val="single" w:color="000000" w:sz="4" w:space="0"/>
+          <w:top w:val="single" w:sz="4" w:space="0" w:color="000000"/>
+          <w:left w:val="single" w:sz="4" w:space="0" w:color="000000"/>
+          <w:bottom w:val="single" w:sz="4" w:space="0" w:color="000000"/>
+          <w:right w:val="single" w:sz="4" w:space="0" w:color="000000"/>
+          <w:insideH w:val="single" w:sz="4" w:space="0" w:color="000000"/>
+          <w:insideV w:val="single" w:sz="4" w:space="0" w:color="000000"/>
         </w:tblBorders>
         <w:tblLayout w:type="fixed"/>
         <w:tblCellMar>
-          <w:top w:w="0" w:type="dxa"/>
           <w:left w:w="0" w:type="dxa"/>
-          <w:bottom w:w="0" w:type="dxa"/>
           <w:right w:w="0" w:type="dxa"/>
         </w:tblCellMar>
+        <w:tblLook w:val="04A0" w:firstRow="1" w:lastRow="0" w:firstColumn="1" w:lastColumn="0" w:noHBand="0" w:noVBand="1"/>
       </w:tblPr>
       <w:tblGrid>
         <w:gridCol w:w="1336"/>
@@ -2760,24 +4111,8 @@
         <w:gridCol w:w="1980"/>
       </w:tblGrid>
       <w:tr>
-        <w:tblPrEx>
-          <w:tblBorders>
-            <w:top w:val="single" w:color="000000" w:sz="4" w:space="0"/>
-            <w:left w:val="single" w:color="000000" w:sz="4" w:space="0"/>
-            <w:bottom w:val="single" w:color="000000" w:sz="4" w:space="0"/>
-            <w:right w:val="single" w:color="000000" w:sz="4" w:space="0"/>
-            <w:insideH w:val="single" w:color="000000" w:sz="4" w:space="0"/>
-            <w:insideV w:val="single" w:color="000000" w:sz="4" w:space="0"/>
-          </w:tblBorders>
-          <w:tblCellMar>
-            <w:top w:w="0" w:type="dxa"/>
-            <w:left w:w="0" w:type="dxa"/>
-            <w:bottom w:w="0" w:type="dxa"/>
-            <w:right w:w="0" w:type="dxa"/>
-          </w:tblCellMar>
-        </w:tblPrEx>
         <w:trPr>
-          <w:trHeight w:val="318" w:hRule="atLeast"/>
+          <w:trHeight w:val="318"/>
         </w:trPr>
         <w:tc>
           <w:tcPr>
@@ -2787,7 +4122,7 @@
           </w:tcPr>
           <w:p>
             <w:pPr>
-              <w:pStyle w:val="14"/>
+              <w:pStyle w:val="TableParagraph"/>
               <w:spacing w:before="181"/>
               <w:ind w:left="107"/>
               <w:rPr>
@@ -2813,7 +4148,7 @@
           </w:tcPr>
           <w:p>
             <w:pPr>
-              <w:pStyle w:val="14"/>
+              <w:pStyle w:val="TableParagraph"/>
               <w:spacing w:before="181"/>
               <w:ind w:left="9"/>
               <w:jc w:val="center"/>
@@ -2852,18 +4187,9 @@
                 <w:sz w:val="24"/>
                 <w:lang w:val="en-US"/>
               </w:rPr>
-              <w:t xml:space="preserve"> bàn tiệc </w:t>
+              <w:t xml:space="preserve"> </w:t>
             </w:r>
-            <w:r>
-              <w:rPr>
-                <w:rFonts w:hint="default"/>
-                <w:b/>
-                <w:spacing w:val="-5"/>
-                <w:sz w:val="24"/>
-                <w:lang w:val="en-US"/>
-              </w:rPr>
-              <w:t>{DonGiaBanTiec}</w:t>
-            </w:r>
+            <w:proofErr w:type="spellStart"/>
             <w:r>
               <w:rPr>
                 <w:b/>
@@ -2871,18 +4197,9 @@
                 <w:sz w:val="24"/>
                 <w:lang w:val="en-US"/>
               </w:rPr>
-              <w:t>VNĐ/bàn/</w:t>
+              <w:t>bàn</w:t>
             </w:r>
-            <w:r>
-              <w:rPr>
-                <w:rFonts w:hint="default"/>
-                <w:b/>
-                <w:spacing w:val="-5"/>
-                <w:sz w:val="24"/>
-                <w:lang w:val="en-US"/>
-              </w:rPr>
-              <w:t>{SoKhachTrenBan}</w:t>
-            </w:r>
+            <w:proofErr w:type="spellEnd"/>
             <w:r>
               <w:rPr>
                 <w:b/>
@@ -2890,8 +4207,99 @@
                 <w:sz w:val="24"/>
                 <w:lang w:val="en-US"/>
               </w:rPr>
-              <w:t xml:space="preserve"> khách</w:t>
+              <w:t xml:space="preserve"> </w:t>
             </w:r>
+            <w:proofErr w:type="spellStart"/>
+            <w:r>
+              <w:rPr>
+                <w:b/>
+                <w:spacing w:val="-5"/>
+                <w:sz w:val="24"/>
+                <w:lang w:val="en-US"/>
+              </w:rPr>
+              <w:t>tiệc</w:t>
+            </w:r>
+            <w:proofErr w:type="spellEnd"/>
+            <w:r>
+              <w:rPr>
+                <w:b/>
+                <w:spacing w:val="-5"/>
+                <w:sz w:val="24"/>
+                <w:lang w:val="en-US"/>
+              </w:rPr>
+              <w:t xml:space="preserve"> {</w:t>
+            </w:r>
+            <w:proofErr w:type="spellStart"/>
+            <w:r>
+              <w:rPr>
+                <w:b/>
+                <w:spacing w:val="-5"/>
+                <w:sz w:val="24"/>
+                <w:lang w:val="en-US"/>
+              </w:rPr>
+              <w:t>DonGiaBanTiec</w:t>
+            </w:r>
+            <w:proofErr w:type="spellEnd"/>
+            <w:r>
+              <w:rPr>
+                <w:b/>
+                <w:spacing w:val="-5"/>
+                <w:sz w:val="24"/>
+                <w:lang w:val="en-US"/>
+              </w:rPr>
+              <w:t>}VNĐ/</w:t>
+            </w:r>
+            <w:proofErr w:type="spellStart"/>
+            <w:r>
+              <w:rPr>
+                <w:b/>
+                <w:spacing w:val="-5"/>
+                <w:sz w:val="24"/>
+                <w:lang w:val="en-US"/>
+              </w:rPr>
+              <w:t>bàn</w:t>
+            </w:r>
+            <w:proofErr w:type="spellEnd"/>
+            <w:r>
+              <w:rPr>
+                <w:b/>
+                <w:spacing w:val="-5"/>
+                <w:sz w:val="24"/>
+                <w:lang w:val="en-US"/>
+              </w:rPr>
+              <w:t>/{</w:t>
+            </w:r>
+            <w:proofErr w:type="spellStart"/>
+            <w:r>
+              <w:rPr>
+                <w:b/>
+                <w:spacing w:val="-5"/>
+                <w:sz w:val="24"/>
+                <w:lang w:val="en-US"/>
+              </w:rPr>
+              <w:t>SoKhachTrenBan</w:t>
+            </w:r>
+            <w:proofErr w:type="spellEnd"/>
+            <w:r>
+              <w:rPr>
+                <w:b/>
+                <w:spacing w:val="-5"/>
+                <w:sz w:val="24"/>
+                <w:lang w:val="en-US"/>
+              </w:rPr>
+              <w:t xml:space="preserve">} </w:t>
+            </w:r>
+            <w:proofErr w:type="spellStart"/>
+            <w:r>
+              <w:rPr>
+                <w:b/>
+                <w:spacing w:val="-5"/>
+                <w:sz w:val="24"/>
+                <w:lang w:val="en-US"/>
+              </w:rPr>
+              <w:t>khách</w:t>
+            </w:r>
+            <w:proofErr w:type="spellEnd"/>
           </w:p>
         </w:tc>
         <w:tc>
@@ -2901,7 +4309,7 @@
           </w:tcPr>
           <w:p>
             <w:pPr>
-              <w:pStyle w:val="14"/>
+              <w:pStyle w:val="TableParagraph"/>
               <w:spacing w:before="18"/>
               <w:ind w:left="7" w:right="4"/>
               <w:jc w:val="center"/>
@@ -2937,29 +4345,13 @@
         </w:tc>
       </w:tr>
       <w:tr>
-        <w:tblPrEx>
-          <w:tblBorders>
-            <w:top w:val="single" w:color="000000" w:sz="4" w:space="0"/>
-            <w:left w:val="single" w:color="000000" w:sz="4" w:space="0"/>
-            <w:bottom w:val="single" w:color="000000" w:sz="4" w:space="0"/>
-            <w:right w:val="single" w:color="000000" w:sz="4" w:space="0"/>
-            <w:insideH w:val="single" w:color="000000" w:sz="4" w:space="0"/>
-            <w:insideV w:val="single" w:color="000000" w:sz="4" w:space="0"/>
-          </w:tblBorders>
-          <w:tblCellMar>
-            <w:top w:w="0" w:type="dxa"/>
-            <w:left w:w="0" w:type="dxa"/>
-            <w:bottom w:w="0" w:type="dxa"/>
-            <w:right w:w="0" w:type="dxa"/>
-          </w:tblCellMar>
-        </w:tblPrEx>
         <w:trPr>
-          <w:trHeight w:val="316" w:hRule="atLeast"/>
+          <w:trHeight w:val="316"/>
         </w:trPr>
         <w:tc>
           <w:tcPr>
             <w:tcW w:w="1336" w:type="dxa"/>
-            <w:vMerge w:val="continue"/>
+            <w:vMerge/>
             <w:tcBorders>
               <w:top w:val="nil"/>
             </w:tcBorders>
@@ -2977,7 +4369,7 @@
         <w:tc>
           <w:tcPr>
             <w:tcW w:w="6310" w:type="dxa"/>
-            <w:vMerge w:val="continue"/>
+            <w:vMerge/>
             <w:tcBorders>
               <w:top w:val="nil"/>
             </w:tcBorders>
@@ -2999,7 +4391,7 @@
           </w:tcPr>
           <w:p>
             <w:pPr>
-              <w:pStyle w:val="14"/>
+              <w:pStyle w:val="TableParagraph"/>
               <w:spacing w:before="18"/>
               <w:ind w:left="7"/>
               <w:jc w:val="center"/>
@@ -3022,24 +4414,8 @@
         </w:tc>
       </w:tr>
       <w:tr>
-        <w:tblPrEx>
-          <w:tblBorders>
-            <w:top w:val="single" w:color="000000" w:sz="4" w:space="0"/>
-            <w:left w:val="single" w:color="000000" w:sz="4" w:space="0"/>
-            <w:bottom w:val="single" w:color="000000" w:sz="4" w:space="0"/>
-            <w:right w:val="single" w:color="000000" w:sz="4" w:space="0"/>
-            <w:insideH w:val="single" w:color="000000" w:sz="4" w:space="0"/>
-            <w:insideV w:val="single" w:color="000000" w:sz="4" w:space="0"/>
-          </w:tblBorders>
-          <w:tblCellMar>
-            <w:top w:w="0" w:type="dxa"/>
-            <w:left w:w="0" w:type="dxa"/>
-            <w:bottom w:w="0" w:type="dxa"/>
-            <w:right w:w="0" w:type="dxa"/>
-          </w:tblCellMar>
-        </w:tblPrEx>
         <w:trPr>
-          <w:trHeight w:val="395" w:hRule="atLeast"/>
+          <w:trHeight w:val="395"/>
         </w:trPr>
         <w:tc>
           <w:tcPr>
@@ -3047,7 +4423,7 @@
           </w:tcPr>
           <w:p>
             <w:pPr>
-              <w:pStyle w:val="14"/>
+              <w:pStyle w:val="TableParagraph"/>
               <w:spacing w:before="83"/>
               <w:ind w:left="9"/>
               <w:jc w:val="center"/>
@@ -3058,7 +4434,6 @@
             </w:pPr>
             <w:r>
               <w:rPr>
-                <w:rFonts w:hint="default"/>
                 <w:spacing w:val="-10"/>
                 <w:sz w:val="24"/>
               </w:rPr>
@@ -3072,7 +4447,7 @@
           </w:tcPr>
           <w:p>
             <w:pPr>
-              <w:pStyle w:val="14"/>
+              <w:pStyle w:val="TableParagraph"/>
               <w:ind w:firstLine="107"/>
               <w:rPr>
                 <w:sz w:val="24"/>
@@ -3080,9 +4455,6 @@
               </w:rPr>
             </w:pPr>
             <w:r>
-              <w:rPr>
-                <w:rFonts w:hint="default"/>
-              </w:rPr>
               <w:t>{TenMonAn}</w:t>
             </w:r>
           </w:p>
@@ -3093,7 +4465,7 @@
           </w:tcPr>
           <w:p>
             <w:pPr>
-              <w:pStyle w:val="14"/>
+              <w:pStyle w:val="TableParagraph"/>
               <w:jc w:val="center"/>
               <w:rPr>
                 <w:b/>
@@ -3104,36 +4476,59 @@
             </w:pPr>
             <w:r>
               <w:rPr>
-                <w:rFonts w:hint="default"/>
                 <w:b/>
                 <w:bCs/>
                 <w:sz w:val="24"/>
                 <w:lang w:val="en-US"/>
               </w:rPr>
-              <w:t>{DonGia}{/MenuTiec}</w:t>
+              <w:t>{</w:t>
+            </w:r>
+            <w:proofErr w:type="spellStart"/>
+            <w:r>
+              <w:rPr>
+                <w:b/>
+                <w:bCs/>
+                <w:sz w:val="24"/>
+                <w:lang w:val="en-US"/>
+              </w:rPr>
+              <w:t>DonGia</w:t>
+            </w:r>
+            <w:proofErr w:type="spellEnd"/>
+            <w:r>
+              <w:rPr>
+                <w:b/>
+                <w:bCs/>
+                <w:sz w:val="24"/>
+                <w:lang w:val="en-US"/>
+              </w:rPr>
+              <w:t>}{/</w:t>
+            </w:r>
+            <w:proofErr w:type="spellStart"/>
+            <w:r>
+              <w:rPr>
+                <w:b/>
+                <w:bCs/>
+                <w:sz w:val="24"/>
+                <w:lang w:val="en-US"/>
+              </w:rPr>
+              <w:t>MenuTiec</w:t>
+            </w:r>
+            <w:proofErr w:type="spellEnd"/>
+            <w:r>
+              <w:rPr>
+                <w:b/>
+                <w:bCs/>
+                <w:sz w:val="24"/>
+                <w:lang w:val="en-US"/>
+              </w:rPr>
+              <w:t>}</w:t>
             </w:r>
           </w:p>
         </w:tc>
       </w:tr>
       <w:tr>
-        <w:tblPrEx>
-          <w:tblBorders>
-            <w:top w:val="single" w:color="000000" w:sz="4" w:space="0"/>
-            <w:left w:val="single" w:color="000000" w:sz="4" w:space="0"/>
-            <w:bottom w:val="single" w:color="000000" w:sz="4" w:space="0"/>
-            <w:right w:val="single" w:color="000000" w:sz="4" w:space="0"/>
-            <w:insideH w:val="single" w:color="000000" w:sz="4" w:space="0"/>
-            <w:insideV w:val="single" w:color="000000" w:sz="4" w:space="0"/>
-          </w:tblBorders>
-          <w:tblCellMar>
-            <w:top w:w="0" w:type="dxa"/>
-            <w:left w:w="0" w:type="dxa"/>
-            <w:bottom w:w="0" w:type="dxa"/>
-            <w:right w:w="0" w:type="dxa"/>
-          </w:tblCellMar>
-        </w:tblPrEx>
         <w:trPr>
-          <w:trHeight w:val="421" w:hRule="atLeast"/>
+          <w:trHeight w:val="421"/>
         </w:trPr>
         <w:tc>
           <w:tcPr>
@@ -3141,7 +4536,7 @@
           </w:tcPr>
           <w:p>
             <w:pPr>
-              <w:pStyle w:val="14"/>
+              <w:pStyle w:val="TableParagraph"/>
               <w:rPr>
                 <w:sz w:val="24"/>
               </w:rPr>
@@ -3154,7 +4549,7 @@
           </w:tcPr>
           <w:p>
             <w:pPr>
-              <w:pStyle w:val="14"/>
+              <w:pStyle w:val="TableParagraph"/>
               <w:spacing w:before="71"/>
               <w:ind w:left="9"/>
               <w:jc w:val="center"/>
@@ -3195,7 +4590,7 @@
           </w:tcPr>
           <w:p>
             <w:pPr>
-              <w:pStyle w:val="14"/>
+              <w:pStyle w:val="TableParagraph"/>
               <w:jc w:val="right"/>
               <w:rPr>
                 <w:b/>
@@ -3206,13 +4601,32 @@
             </w:pPr>
             <w:r>
               <w:rPr>
-                <w:rFonts w:hint="default"/>
                 <w:b/>
                 <w:bCs/>
                 <w:sz w:val="24"/>
                 <w:lang w:val="en-US"/>
               </w:rPr>
-              <w:t>{MenuTongCong}</w:t>
+              <w:t>{</w:t>
+            </w:r>
+            <w:proofErr w:type="spellStart"/>
+            <w:r>
+              <w:rPr>
+                <w:b/>
+                <w:bCs/>
+                <w:sz w:val="24"/>
+                <w:lang w:val="en-US"/>
+              </w:rPr>
+              <w:t>MenuTongCong</w:t>
+            </w:r>
+            <w:proofErr w:type="spellEnd"/>
+            <w:r>
+              <w:rPr>
+                <w:b/>
+                <w:bCs/>
+                <w:sz w:val="24"/>
+                <w:lang w:val="en-US"/>
+              </w:rPr>
+              <w:t>}</w:t>
             </w:r>
           </w:p>
         </w:tc>
@@ -3220,7 +4634,7 @@
     </w:tbl>
     <w:p>
       <w:pPr>
-        <w:pStyle w:val="13"/>
+        <w:pStyle w:val="ListParagraph"/>
         <w:tabs>
           <w:tab w:val="left" w:pos="360"/>
         </w:tabs>
@@ -3235,7 +4649,7 @@
     </w:p>
     <w:p>
       <w:pPr>
-        <w:pStyle w:val="13"/>
+        <w:pStyle w:val="ListParagraph"/>
         <w:numPr>
           <w:ilvl w:val="1"/>
           <w:numId w:val="2"/>
@@ -3308,8 +4722,36 @@
           <w:sz w:val="24"/>
           <w:lang w:val="en-US"/>
         </w:rPr>
-        <w:t xml:space="preserve"> tạm tính</w:t>
-      </w:r>
+        <w:t xml:space="preserve"> </w:t>
+      </w:r>
+      <w:proofErr w:type="spellStart"/>
+      <w:r>
+        <w:rPr>
+          <w:b/>
+          <w:sz w:val="24"/>
+          <w:lang w:val="en-US"/>
+        </w:rPr>
+        <w:t>tạm</w:t>
+      </w:r>
+      <w:proofErr w:type="spellEnd"/>
+      <w:r>
+        <w:rPr>
+          <w:b/>
+          <w:sz w:val="24"/>
+          <w:lang w:val="en-US"/>
+        </w:rPr>
+        <w:t xml:space="preserve"> </w:t>
+      </w:r>
+      <w:proofErr w:type="spellStart"/>
+      <w:r>
+        <w:rPr>
+          <w:b/>
+          <w:sz w:val="24"/>
+          <w:lang w:val="en-US"/>
+        </w:rPr>
+        <w:t>tính</w:t>
+      </w:r>
+      <w:proofErr w:type="spellEnd"/>
       <w:r>
         <w:rPr>
           <w:b/>
@@ -3322,24 +4764,10 @@
     </w:p>
     <w:tbl>
       <w:tblPr>
-        <w:tblStyle w:val="4"/>
         <w:tblW w:w="0" w:type="auto"/>
         <w:tblInd w:w="78" w:type="dxa"/>
-        <w:tblBorders>
-          <w:top w:val="none" w:color="auto" w:sz="0" w:space="0"/>
-          <w:left w:val="none" w:color="auto" w:sz="0" w:space="0"/>
-          <w:bottom w:val="none" w:color="auto" w:sz="0" w:space="0"/>
-          <w:right w:val="none" w:color="auto" w:sz="0" w:space="0"/>
-          <w:insideH w:val="none" w:color="auto" w:sz="0" w:space="0"/>
-          <w:insideV w:val="none" w:color="auto" w:sz="0" w:space="0"/>
-        </w:tblBorders>
         <w:tblLayout w:type="fixed"/>
-        <w:tblCellMar>
-          <w:top w:w="0" w:type="dxa"/>
-          <w:left w:w="108" w:type="dxa"/>
-          <w:bottom w:w="0" w:type="dxa"/>
-          <w:right w:w="108" w:type="dxa"/>
-        </w:tblCellMar>
+        <w:tblLook w:val="04A0" w:firstRow="1" w:lastRow="0" w:firstColumn="1" w:lastColumn="0" w:noHBand="0" w:noVBand="1"/>
       </w:tblPr>
       <w:tblGrid>
         <w:gridCol w:w="731"/>
@@ -3350,48 +4778,27 @@
         <w:gridCol w:w="1785"/>
       </w:tblGrid>
       <w:tr>
-        <w:tblPrEx>
-          <w:tblBorders>
-            <w:top w:val="none" w:color="auto" w:sz="0" w:space="0"/>
-            <w:left w:val="none" w:color="auto" w:sz="0" w:space="0"/>
-            <w:bottom w:val="none" w:color="auto" w:sz="0" w:space="0"/>
-            <w:right w:val="none" w:color="auto" w:sz="0" w:space="0"/>
-            <w:insideH w:val="none" w:color="auto" w:sz="0" w:space="0"/>
-            <w:insideV w:val="none" w:color="auto" w:sz="0" w:space="0"/>
-          </w:tblBorders>
-          <w:tblCellMar>
-            <w:top w:w="0" w:type="dxa"/>
-            <w:left w:w="108" w:type="dxa"/>
-            <w:bottom w:w="0" w:type="dxa"/>
-            <w:right w:w="108" w:type="dxa"/>
-          </w:tblCellMar>
-        </w:tblPrEx>
         <w:trPr>
-          <w:trHeight w:val="672" w:hRule="atLeast"/>
+          <w:trHeight w:val="672"/>
         </w:trPr>
         <w:tc>
           <w:tcPr>
             <w:tcW w:w="731" w:type="dxa"/>
             <w:tcBorders>
-              <w:top w:val="single" w:color="auto" w:sz="6" w:space="0"/>
-              <w:left w:val="single" w:color="auto" w:sz="6" w:space="0"/>
-              <w:bottom w:val="single" w:color="auto" w:sz="6" w:space="0"/>
-              <w:right w:val="single" w:color="auto" w:sz="6" w:space="0"/>
+              <w:top w:val="single" w:sz="6" w:space="0" w:color="auto"/>
+              <w:left w:val="single" w:sz="6" w:space="0" w:color="auto"/>
+              <w:bottom w:val="single" w:sz="6" w:space="0" w:color="auto"/>
+              <w:right w:val="single" w:sz="6" w:space="0" w:color="auto"/>
               <w:tl2br w:val="nil"/>
               <w:tr2bl w:val="nil"/>
             </w:tcBorders>
-            <w:noWrap w:val="0"/>
-            <w:vAlign w:val="top"/>
           </w:tcPr>
           <w:p>
             <w:pPr>
-              <w:spacing w:beforeLines="0" w:afterLines="0"/>
               <w:jc w:val="center"/>
               <w:rPr>
-                <w:rFonts w:hint="eastAsia" w:ascii="Times New Roman" w:hAnsi="Times New Roman" w:eastAsia="Times New Roman"/>
                 <w:b/>
                 <w:color w:val="000000"/>
-                <w:sz w:val="22"/>
                 <w:szCs w:val="24"/>
               </w:rPr>
             </w:pPr>
@@ -3399,10 +4806,9 @@
             <w:bookmarkEnd w:id="0"/>
             <w:r>
               <w:rPr>
-                <w:rFonts w:hint="eastAsia" w:ascii="Times New Roman" w:hAnsi="Times New Roman" w:eastAsia="Times New Roman"/>
+                <w:rFonts w:hint="eastAsia"/>
                 <w:b/>
                 <w:color w:val="000000"/>
-                <w:sz w:val="22"/>
                 <w:szCs w:val="24"/>
               </w:rPr>
               <w:t>STT</w:t>
@@ -3413,34 +4819,28 @@
           <w:tcPr>
             <w:tcW w:w="2809" w:type="dxa"/>
             <w:tcBorders>
-              <w:top w:val="single" w:color="auto" w:sz="6" w:space="0"/>
-              <w:left w:val="single" w:color="auto" w:sz="6" w:space="0"/>
-              <w:bottom w:val="single" w:color="auto" w:sz="6" w:space="0"/>
-              <w:right w:val="single" w:color="auto" w:sz="6" w:space="0"/>
+              <w:top w:val="single" w:sz="6" w:space="0" w:color="auto"/>
+              <w:left w:val="single" w:sz="6" w:space="0" w:color="auto"/>
+              <w:bottom w:val="single" w:sz="6" w:space="0" w:color="auto"/>
+              <w:right w:val="single" w:sz="6" w:space="0" w:color="auto"/>
               <w:tl2br w:val="nil"/>
               <w:tr2bl w:val="nil"/>
             </w:tcBorders>
-            <w:noWrap w:val="0"/>
-            <w:vAlign w:val="top"/>
           </w:tcPr>
           <w:p>
             <w:pPr>
-              <w:spacing w:beforeLines="0" w:afterLines="0"/>
               <w:jc w:val="center"/>
               <w:rPr>
-                <w:rFonts w:hint="eastAsia" w:ascii="Times New Roman" w:hAnsi="Times New Roman" w:eastAsia="Times New Roman"/>
                 <w:b/>
                 <w:color w:val="000000"/>
-                <w:sz w:val="22"/>
                 <w:szCs w:val="24"/>
               </w:rPr>
             </w:pPr>
             <w:r>
               <w:rPr>
-                <w:rFonts w:hint="eastAsia" w:ascii="Times New Roman" w:hAnsi="Times New Roman" w:eastAsia="Times New Roman"/>
+                <w:rFonts w:hint="eastAsia"/>
                 <w:b/>
                 <w:color w:val="000000"/>
-                <w:sz w:val="22"/>
                 <w:szCs w:val="24"/>
               </w:rPr>
               <w:t>NỘI DUNG</w:t>
@@ -3451,34 +4851,28 @@
           <w:tcPr>
             <w:tcW w:w="1485" w:type="dxa"/>
             <w:tcBorders>
-              <w:top w:val="single" w:color="auto" w:sz="6" w:space="0"/>
-              <w:left w:val="single" w:color="auto" w:sz="6" w:space="0"/>
-              <w:bottom w:val="single" w:color="auto" w:sz="6" w:space="0"/>
-              <w:right w:val="single" w:color="auto" w:sz="6" w:space="0"/>
+              <w:top w:val="single" w:sz="6" w:space="0" w:color="auto"/>
+              <w:left w:val="single" w:sz="6" w:space="0" w:color="auto"/>
+              <w:bottom w:val="single" w:sz="6" w:space="0" w:color="auto"/>
+              <w:right w:val="single" w:sz="6" w:space="0" w:color="auto"/>
               <w:tl2br w:val="nil"/>
               <w:tr2bl w:val="nil"/>
             </w:tcBorders>
-            <w:noWrap w:val="0"/>
-            <w:vAlign w:val="top"/>
           </w:tcPr>
           <w:p>
             <w:pPr>
-              <w:spacing w:beforeLines="0" w:afterLines="0"/>
               <w:jc w:val="center"/>
               <w:rPr>
-                <w:rFonts w:hint="eastAsia" w:ascii="Times New Roman" w:hAnsi="Times New Roman" w:eastAsia="Times New Roman"/>
                 <w:b/>
                 <w:color w:val="000000"/>
-                <w:sz w:val="22"/>
                 <w:szCs w:val="24"/>
               </w:rPr>
             </w:pPr>
             <w:r>
               <w:rPr>
-                <w:rFonts w:hint="eastAsia" w:ascii="Times New Roman" w:hAnsi="Times New Roman" w:eastAsia="Times New Roman"/>
+                <w:rFonts w:hint="eastAsia"/>
                 <w:b/>
                 <w:color w:val="000000"/>
-                <w:sz w:val="22"/>
                 <w:szCs w:val="24"/>
               </w:rPr>
               <w:t>ĐVT</w:t>
@@ -3489,34 +4883,28 @@
           <w:tcPr>
             <w:tcW w:w="1515" w:type="dxa"/>
             <w:tcBorders>
-              <w:top w:val="single" w:color="auto" w:sz="6" w:space="0"/>
-              <w:left w:val="single" w:color="auto" w:sz="6" w:space="0"/>
-              <w:bottom w:val="single" w:color="auto" w:sz="6" w:space="0"/>
-              <w:right w:val="single" w:color="auto" w:sz="6" w:space="0"/>
+              <w:top w:val="single" w:sz="6" w:space="0" w:color="auto"/>
+              <w:left w:val="single" w:sz="6" w:space="0" w:color="auto"/>
+              <w:bottom w:val="single" w:sz="6" w:space="0" w:color="auto"/>
+              <w:right w:val="single" w:sz="6" w:space="0" w:color="auto"/>
               <w:tl2br w:val="nil"/>
               <w:tr2bl w:val="nil"/>
             </w:tcBorders>
-            <w:noWrap w:val="0"/>
-            <w:vAlign w:val="top"/>
           </w:tcPr>
           <w:p>
             <w:pPr>
-              <w:spacing w:beforeLines="0" w:afterLines="0"/>
               <w:jc w:val="center"/>
               <w:rPr>
-                <w:rFonts w:hint="eastAsia" w:ascii="Times New Roman" w:hAnsi="Times New Roman" w:eastAsia="Times New Roman"/>
                 <w:b/>
                 <w:color w:val="000000"/>
-                <w:sz w:val="22"/>
                 <w:szCs w:val="24"/>
               </w:rPr>
             </w:pPr>
             <w:r>
               <w:rPr>
-                <w:rFonts w:hint="eastAsia" w:ascii="Times New Roman" w:hAnsi="Times New Roman" w:eastAsia="Times New Roman"/>
+                <w:rFonts w:hint="eastAsia"/>
                 <w:b/>
                 <w:color w:val="000000"/>
-                <w:sz w:val="22"/>
                 <w:szCs w:val="24"/>
               </w:rPr>
               <w:t xml:space="preserve"> SỐ LƯỢNG </w:t>
@@ -3527,34 +4915,28 @@
           <w:tcPr>
             <w:tcW w:w="1380" w:type="dxa"/>
             <w:tcBorders>
-              <w:top w:val="single" w:color="auto" w:sz="6" w:space="0"/>
-              <w:left w:val="single" w:color="auto" w:sz="6" w:space="0"/>
-              <w:bottom w:val="single" w:color="auto" w:sz="6" w:space="0"/>
-              <w:right w:val="single" w:color="auto" w:sz="6" w:space="0"/>
+              <w:top w:val="single" w:sz="6" w:space="0" w:color="auto"/>
+              <w:left w:val="single" w:sz="6" w:space="0" w:color="auto"/>
+              <w:bottom w:val="single" w:sz="6" w:space="0" w:color="auto"/>
+              <w:right w:val="single" w:sz="6" w:space="0" w:color="auto"/>
               <w:tl2br w:val="nil"/>
               <w:tr2bl w:val="nil"/>
             </w:tcBorders>
-            <w:noWrap w:val="0"/>
-            <w:vAlign w:val="top"/>
           </w:tcPr>
           <w:p>
             <w:pPr>
-              <w:spacing w:beforeLines="0" w:afterLines="0"/>
               <w:jc w:val="center"/>
               <w:rPr>
-                <w:rFonts w:hint="eastAsia" w:ascii="Times New Roman" w:hAnsi="Times New Roman" w:eastAsia="Times New Roman"/>
                 <w:b/>
                 <w:color w:val="000000"/>
-                <w:sz w:val="22"/>
                 <w:szCs w:val="24"/>
               </w:rPr>
             </w:pPr>
             <w:r>
               <w:rPr>
-                <w:rFonts w:hint="eastAsia" w:ascii="Times New Roman" w:hAnsi="Times New Roman" w:eastAsia="Times New Roman"/>
+                <w:rFonts w:hint="eastAsia"/>
                 <w:b/>
                 <w:color w:val="000000"/>
-                <w:sz w:val="22"/>
                 <w:szCs w:val="24"/>
               </w:rPr>
               <w:t xml:space="preserve"> ĐƠN GIÁ (VNĐ) </w:t>
@@ -3565,34 +4947,28 @@
           <w:tcPr>
             <w:tcW w:w="1785" w:type="dxa"/>
             <w:tcBorders>
-              <w:top w:val="single" w:color="auto" w:sz="6" w:space="0"/>
-              <w:left w:val="single" w:color="auto" w:sz="6" w:space="0"/>
-              <w:bottom w:val="single" w:color="auto" w:sz="6" w:space="0"/>
-              <w:right w:val="single" w:color="auto" w:sz="6" w:space="0"/>
+              <w:top w:val="single" w:sz="6" w:space="0" w:color="auto"/>
+              <w:left w:val="single" w:sz="6" w:space="0" w:color="auto"/>
+              <w:bottom w:val="single" w:sz="6" w:space="0" w:color="auto"/>
+              <w:right w:val="single" w:sz="6" w:space="0" w:color="auto"/>
               <w:tl2br w:val="nil"/>
               <w:tr2bl w:val="nil"/>
             </w:tcBorders>
-            <w:noWrap w:val="0"/>
-            <w:vAlign w:val="top"/>
           </w:tcPr>
           <w:p>
             <w:pPr>
-              <w:spacing w:beforeLines="0" w:afterLines="0"/>
               <w:jc w:val="center"/>
               <w:rPr>
-                <w:rFonts w:hint="eastAsia" w:ascii="Times New Roman" w:hAnsi="Times New Roman" w:eastAsia="Times New Roman"/>
                 <w:b/>
                 <w:color w:val="000000"/>
-                <w:sz w:val="22"/>
                 <w:szCs w:val="24"/>
               </w:rPr>
             </w:pPr>
             <w:r>
               <w:rPr>
-                <w:rFonts w:hint="eastAsia" w:ascii="Times New Roman" w:hAnsi="Times New Roman" w:eastAsia="Times New Roman"/>
+                <w:rFonts w:hint="eastAsia"/>
                 <w:b/>
                 <w:color w:val="000000"/>
-                <w:sz w:val="22"/>
                 <w:szCs w:val="24"/>
               </w:rPr>
               <w:t xml:space="preserve"> THÀNH TIỀN (VNĐ) </w:t>
@@ -3601,55 +4977,32 @@
         </w:tc>
       </w:tr>
       <w:tr>
-        <w:tblPrEx>
-          <w:tblBorders>
-            <w:top w:val="none" w:color="auto" w:sz="0" w:space="0"/>
-            <w:left w:val="none" w:color="auto" w:sz="0" w:space="0"/>
-            <w:bottom w:val="none" w:color="auto" w:sz="0" w:space="0"/>
-            <w:right w:val="none" w:color="auto" w:sz="0" w:space="0"/>
-            <w:insideH w:val="none" w:color="auto" w:sz="0" w:space="0"/>
-            <w:insideV w:val="none" w:color="auto" w:sz="0" w:space="0"/>
-          </w:tblBorders>
-          <w:tblCellMar>
-            <w:top w:w="0" w:type="dxa"/>
-            <w:left w:w="108" w:type="dxa"/>
-            <w:bottom w:w="0" w:type="dxa"/>
-            <w:right w:w="108" w:type="dxa"/>
-          </w:tblCellMar>
-        </w:tblPrEx>
         <w:trPr>
-          <w:trHeight w:val="420" w:hRule="atLeast"/>
+          <w:trHeight w:val="420"/>
         </w:trPr>
         <w:tc>
           <w:tcPr>
             <w:tcW w:w="731" w:type="dxa"/>
             <w:tcBorders>
-              <w:top w:val="single" w:color="auto" w:sz="6" w:space="0"/>
-              <w:left w:val="single" w:color="auto" w:sz="6" w:space="0"/>
-              <w:bottom w:val="single" w:color="auto" w:sz="6" w:space="0"/>
-              <w:right w:val="single" w:color="auto" w:sz="6" w:space="0"/>
+              <w:top w:val="single" w:sz="6" w:space="0" w:color="auto"/>
+              <w:left w:val="single" w:sz="6" w:space="0" w:color="auto"/>
+              <w:bottom w:val="single" w:sz="6" w:space="0" w:color="auto"/>
+              <w:right w:val="single" w:sz="6" w:space="0" w:color="auto"/>
               <w:tl2br w:val="nil"/>
               <w:tr2bl w:val="nil"/>
             </w:tcBorders>
-            <w:noWrap w:val="0"/>
-            <w:vAlign w:val="top"/>
           </w:tcPr>
           <w:p>
             <w:pPr>
-              <w:spacing w:beforeLines="0" w:afterLines="0"/>
               <w:jc w:val="center"/>
               <w:rPr>
-                <w:rFonts w:hint="eastAsia" w:ascii="Times New Roman" w:hAnsi="Times New Roman" w:eastAsia="Times New Roman"/>
                 <w:color w:val="000000"/>
-                <w:sz w:val="22"/>
                 <w:szCs w:val="24"/>
               </w:rPr>
             </w:pPr>
             <w:r>
               <w:rPr>
-                <w:rFonts w:hint="default" w:ascii="Times New Roman" w:hAnsi="Times New Roman" w:eastAsia="SimSun" w:cs="Times New Roman"/>
-                <w:sz w:val="22"/>
-                <w:szCs w:val="22"/>
+                <w:rFonts w:eastAsia="SimSun"/>
               </w:rPr>
               <w:t>{#DanhSachChiPhi} {STT}</w:t>
             </w:r>
@@ -3659,22 +5012,17 @@
           <w:tcPr>
             <w:tcW w:w="2809" w:type="dxa"/>
             <w:tcBorders>
-              <w:top w:val="single" w:color="auto" w:sz="6" w:space="0"/>
-              <w:left w:val="single" w:color="auto" w:sz="6" w:space="0"/>
-              <w:bottom w:val="single" w:color="auto" w:sz="6" w:space="0"/>
-              <w:right w:val="single" w:color="auto" w:sz="6" w:space="0"/>
+              <w:top w:val="single" w:sz="6" w:space="0" w:color="auto"/>
+              <w:left w:val="single" w:sz="6" w:space="0" w:color="auto"/>
+              <w:bottom w:val="single" w:sz="6" w:space="0" w:color="auto"/>
+              <w:right w:val="single" w:sz="6" w:space="0" w:color="auto"/>
               <w:tl2br w:val="nil"/>
               <w:tr2bl w:val="nil"/>
             </w:tcBorders>
-            <w:noWrap w:val="0"/>
-            <w:vAlign w:val="top"/>
           </w:tcPr>
           <w:p>
             <w:pPr>
-              <w:spacing w:beforeLines="0" w:afterLines="0"/>
-              <w:jc w:val="left"/>
               <w:rPr>
-                <w:rFonts w:hint="eastAsia" w:ascii="Times New Roman" w:hAnsi="Times New Roman" w:eastAsia="Times New Roman"/>
                 <w:color w:val="000000"/>
                 <w:sz w:val="24"/>
                 <w:szCs w:val="24"/>
@@ -3682,7 +5030,7 @@
             </w:pPr>
             <w:r>
               <w:rPr>
-                <w:rFonts w:hint="eastAsia" w:ascii="Times New Roman" w:hAnsi="Times New Roman" w:eastAsia="Times New Roman"/>
+                <w:rFonts w:hint="eastAsia"/>
                 <w:color w:val="000000"/>
                 <w:sz w:val="24"/>
                 <w:szCs w:val="24"/>
@@ -3695,22 +5043,18 @@
           <w:tcPr>
             <w:tcW w:w="1485" w:type="dxa"/>
             <w:tcBorders>
-              <w:top w:val="single" w:color="auto" w:sz="6" w:space="0"/>
-              <w:left w:val="single" w:color="auto" w:sz="6" w:space="0"/>
-              <w:bottom w:val="single" w:color="auto" w:sz="6" w:space="0"/>
-              <w:right w:val="single" w:color="auto" w:sz="6" w:space="0"/>
+              <w:top w:val="single" w:sz="6" w:space="0" w:color="auto"/>
+              <w:left w:val="single" w:sz="6" w:space="0" w:color="auto"/>
+              <w:bottom w:val="single" w:sz="6" w:space="0" w:color="auto"/>
+              <w:right w:val="single" w:sz="6" w:space="0" w:color="auto"/>
               <w:tl2br w:val="nil"/>
               <w:tr2bl w:val="nil"/>
             </w:tcBorders>
-            <w:noWrap w:val="0"/>
-            <w:vAlign w:val="top"/>
           </w:tcPr>
           <w:p>
             <w:pPr>
-              <w:spacing w:beforeLines="0" w:afterLines="0"/>
               <w:jc w:val="center"/>
               <w:rPr>
-                <w:rFonts w:hint="eastAsia" w:ascii="Times New Roman" w:hAnsi="Times New Roman" w:eastAsia="Times New Roman"/>
                 <w:color w:val="000000"/>
                 <w:sz w:val="24"/>
                 <w:szCs w:val="24"/>
@@ -3718,7 +5062,7 @@
             </w:pPr>
             <w:r>
               <w:rPr>
-                <w:rFonts w:hint="eastAsia" w:ascii="Times New Roman" w:hAnsi="Times New Roman" w:eastAsia="Times New Roman"/>
+                <w:rFonts w:hint="eastAsia"/>
                 <w:color w:val="000000"/>
                 <w:sz w:val="24"/>
                 <w:szCs w:val="24"/>
@@ -3731,22 +5075,18 @@
           <w:tcPr>
             <w:tcW w:w="1515" w:type="dxa"/>
             <w:tcBorders>
-              <w:top w:val="single" w:color="auto" w:sz="6" w:space="0"/>
-              <w:left w:val="single" w:color="auto" w:sz="6" w:space="0"/>
-              <w:bottom w:val="single" w:color="auto" w:sz="6" w:space="0"/>
-              <w:right w:val="single" w:color="auto" w:sz="6" w:space="0"/>
+              <w:top w:val="single" w:sz="6" w:space="0" w:color="auto"/>
+              <w:left w:val="single" w:sz="6" w:space="0" w:color="auto"/>
+              <w:bottom w:val="single" w:sz="6" w:space="0" w:color="auto"/>
+              <w:right w:val="single" w:sz="6" w:space="0" w:color="auto"/>
               <w:tl2br w:val="nil"/>
               <w:tr2bl w:val="nil"/>
             </w:tcBorders>
-            <w:noWrap w:val="0"/>
-            <w:vAlign w:val="top"/>
           </w:tcPr>
           <w:p>
             <w:pPr>
-              <w:spacing w:beforeLines="0" w:afterLines="0"/>
               <w:jc w:val="center"/>
               <w:rPr>
-                <w:rFonts w:hint="eastAsia" w:ascii="Times New Roman" w:hAnsi="Times New Roman" w:eastAsia="Times New Roman"/>
                 <w:color w:val="000000"/>
                 <w:sz w:val="24"/>
                 <w:szCs w:val="24"/>
@@ -3754,7 +5094,7 @@
             </w:pPr>
             <w:r>
               <w:rPr>
-                <w:rFonts w:hint="eastAsia" w:ascii="Times New Roman" w:hAnsi="Times New Roman" w:eastAsia="Times New Roman"/>
+                <w:rFonts w:hint="eastAsia"/>
                 <w:color w:val="000000"/>
                 <w:sz w:val="24"/>
                 <w:szCs w:val="24"/>
@@ -3767,31 +5107,24 @@
           <w:tcPr>
             <w:tcW w:w="1380" w:type="dxa"/>
             <w:tcBorders>
-              <w:top w:val="single" w:color="auto" w:sz="6" w:space="0"/>
-              <w:left w:val="single" w:color="auto" w:sz="6" w:space="0"/>
-              <w:bottom w:val="single" w:color="auto" w:sz="6" w:space="0"/>
-              <w:right w:val="single" w:color="auto" w:sz="6" w:space="0"/>
+              <w:top w:val="single" w:sz="6" w:space="0" w:color="auto"/>
+              <w:left w:val="single" w:sz="6" w:space="0" w:color="auto"/>
+              <w:bottom w:val="single" w:sz="6" w:space="0" w:color="auto"/>
+              <w:right w:val="single" w:sz="6" w:space="0" w:color="auto"/>
               <w:tl2br w:val="nil"/>
               <w:tr2bl w:val="nil"/>
             </w:tcBorders>
-            <w:noWrap w:val="0"/>
-            <w:vAlign w:val="top"/>
           </w:tcPr>
           <w:p>
             <w:pPr>
-              <w:spacing w:beforeLines="0" w:afterLines="0"/>
               <w:jc w:val="center"/>
               <w:rPr>
-                <w:rFonts w:hint="eastAsia" w:ascii="Times New Roman" w:hAnsi="Times New Roman" w:eastAsia="Times New Roman"/>
                 <w:color w:val="000000"/>
                 <w:sz w:val="24"/>
                 <w:szCs w:val="24"/>
               </w:rPr>
             </w:pPr>
             <w:r>
-              <w:rPr>
-                <w:rFonts w:hint="default"/>
-              </w:rPr>
               <w:t>{DonGia}</w:t>
             </w:r>
           </w:p>
@@ -3800,22 +5133,18 @@
           <w:tcPr>
             <w:tcW w:w="1785" w:type="dxa"/>
             <w:tcBorders>
-              <w:top w:val="single" w:color="auto" w:sz="6" w:space="0"/>
-              <w:left w:val="single" w:color="auto" w:sz="6" w:space="0"/>
-              <w:bottom w:val="single" w:color="auto" w:sz="6" w:space="0"/>
-              <w:right w:val="single" w:color="auto" w:sz="6" w:space="0"/>
+              <w:top w:val="single" w:sz="6" w:space="0" w:color="auto"/>
+              <w:left w:val="single" w:sz="6" w:space="0" w:color="auto"/>
+              <w:bottom w:val="single" w:sz="6" w:space="0" w:color="auto"/>
+              <w:right w:val="single" w:sz="6" w:space="0" w:color="auto"/>
               <w:tl2br w:val="nil"/>
               <w:tr2bl w:val="nil"/>
             </w:tcBorders>
-            <w:noWrap w:val="0"/>
-            <w:vAlign w:val="top"/>
           </w:tcPr>
           <w:p>
             <w:pPr>
-              <w:spacing w:beforeLines="0" w:afterLines="0"/>
               <w:jc w:val="center"/>
               <w:rPr>
-                <w:rFonts w:hint="eastAsia" w:ascii="Times New Roman" w:hAnsi="Times New Roman" w:eastAsia="Times New Roman"/>
                 <w:color w:val="000000"/>
                 <w:sz w:val="24"/>
                 <w:szCs w:val="24"/>
@@ -3823,37 +5152,20 @@
             </w:pPr>
             <w:r>
               <w:rPr>
-                <w:rFonts w:hint="default" w:ascii="Times New Roman" w:hAnsi="Times New Roman" w:eastAsia="SimSun" w:cs="Times New Roman"/>
-                <w:b w:val="0"/>
-                <w:bCs w:val="0"/>
-                <w:sz w:val="22"/>
-                <w:szCs w:val="22"/>
+                <w:rFonts w:eastAsia="SimSun"/>
               </w:rPr>
               <w:t>{ThanhTien} {/DanhSachChiPhi}</w:t>
             </w:r>
             <w:r>
               <w:rPr>
-                <w:rFonts w:hint="eastAsia" w:ascii="Times New Roman" w:hAnsi="Times New Roman" w:eastAsia="Times New Roman"/>
-                <w:b w:val="0"/>
-                <w:bCs w:val="0"/>
+                <w:rFonts w:hint="eastAsia"/>
                 <w:color w:val="000000"/>
-                <w:sz w:val="22"/>
-                <w:szCs w:val="22"/>
               </w:rPr>
-              <w:t xml:space="preserve"> </w:t>
+              <w:t xml:space="preserve">  </w:t>
             </w:r>
             <w:r>
               <w:rPr>
-                <w:rFonts w:hint="eastAsia" w:ascii="Times New Roman" w:hAnsi="Times New Roman" w:eastAsia="Times New Roman"/>
-                <w:color w:val="000000"/>
-                <w:sz w:val="22"/>
-                <w:szCs w:val="22"/>
-              </w:rPr>
-              <w:t xml:space="preserve"> </w:t>
-            </w:r>
-            <w:r>
-              <w:rPr>
-                <w:rFonts w:hint="eastAsia" w:ascii="Times New Roman" w:hAnsi="Times New Roman" w:eastAsia="Times New Roman"/>
+                <w:rFonts w:hint="eastAsia"/>
                 <w:color w:val="000000"/>
                 <w:sz w:val="24"/>
                 <w:szCs w:val="24"/>
@@ -3864,58 +5176,36 @@
         </w:tc>
       </w:tr>
       <w:tr>
-        <w:tblPrEx>
-          <w:tblBorders>
-            <w:top w:val="none" w:color="auto" w:sz="0" w:space="0"/>
-            <w:left w:val="none" w:color="auto" w:sz="0" w:space="0"/>
-            <w:bottom w:val="none" w:color="auto" w:sz="0" w:space="0"/>
-            <w:right w:val="none" w:color="auto" w:sz="0" w:space="0"/>
-            <w:insideH w:val="none" w:color="auto" w:sz="0" w:space="0"/>
-            <w:insideV w:val="none" w:color="auto" w:sz="0" w:space="0"/>
-          </w:tblBorders>
-          <w:tblCellMar>
-            <w:top w:w="0" w:type="dxa"/>
-            <w:left w:w="108" w:type="dxa"/>
-            <w:bottom w:w="0" w:type="dxa"/>
-            <w:right w:w="108" w:type="dxa"/>
-          </w:tblCellMar>
-        </w:tblPrEx>
         <w:trPr>
-          <w:trHeight w:val="480" w:hRule="atLeast"/>
+          <w:trHeight w:val="480"/>
         </w:trPr>
         <w:tc>
           <w:tcPr>
             <w:tcW w:w="7920" w:type="dxa"/>
             <w:gridSpan w:val="5"/>
             <w:tcBorders>
-              <w:top w:val="single" w:color="auto" w:sz="6" w:space="0"/>
-              <w:left w:val="single" w:color="auto" w:sz="6" w:space="0"/>
-              <w:bottom w:val="single" w:color="auto" w:sz="6" w:space="0"/>
-              <w:right w:val="single" w:color="auto" w:sz="6" w:space="0"/>
+              <w:top w:val="single" w:sz="6" w:space="0" w:color="auto"/>
+              <w:left w:val="single" w:sz="6" w:space="0" w:color="auto"/>
+              <w:bottom w:val="single" w:sz="6" w:space="0" w:color="auto"/>
+              <w:right w:val="single" w:sz="6" w:space="0" w:color="auto"/>
               <w:tl2br w:val="nil"/>
               <w:tr2bl w:val="nil"/>
             </w:tcBorders>
-            <w:noWrap w:val="0"/>
-            <w:vAlign w:val="top"/>
           </w:tcPr>
           <w:p>
             <w:pPr>
-              <w:spacing w:beforeLines="0" w:afterLines="0"/>
               <w:jc w:val="center"/>
               <w:rPr>
-                <w:rFonts w:hint="eastAsia" w:ascii="Times New Roman" w:hAnsi="Times New Roman" w:eastAsia="Times New Roman"/>
                 <w:b/>
                 <w:color w:val="000000"/>
-                <w:sz w:val="22"/>
                 <w:szCs w:val="24"/>
               </w:rPr>
             </w:pPr>
             <w:r>
               <w:rPr>
-                <w:rFonts w:hint="eastAsia" w:ascii="Times New Roman" w:hAnsi="Times New Roman" w:eastAsia="Times New Roman"/>
+                <w:rFonts w:hint="eastAsia"/>
                 <w:b/>
                 <w:color w:val="000000"/>
-                <w:sz w:val="22"/>
                 <w:szCs w:val="24"/>
               </w:rPr>
               <w:t xml:space="preserve">Tổng giá trị Hợp Đồng tạm tính </w:t>
@@ -3926,22 +5216,18 @@
           <w:tcPr>
             <w:tcW w:w="1785" w:type="dxa"/>
             <w:tcBorders>
-              <w:top w:val="single" w:color="auto" w:sz="6" w:space="0"/>
-              <w:left w:val="single" w:color="auto" w:sz="6" w:space="0"/>
-              <w:bottom w:val="single" w:color="auto" w:sz="6" w:space="0"/>
-              <w:right w:val="single" w:color="auto" w:sz="6" w:space="0"/>
+              <w:top w:val="single" w:sz="6" w:space="0" w:color="auto"/>
+              <w:left w:val="single" w:sz="6" w:space="0" w:color="auto"/>
+              <w:bottom w:val="single" w:sz="6" w:space="0" w:color="auto"/>
+              <w:right w:val="single" w:sz="6" w:space="0" w:color="auto"/>
               <w:tl2br w:val="nil"/>
               <w:tr2bl w:val="nil"/>
             </w:tcBorders>
-            <w:noWrap w:val="0"/>
-            <w:vAlign w:val="top"/>
           </w:tcPr>
           <w:p>
             <w:pPr>
-              <w:spacing w:beforeLines="0" w:afterLines="0"/>
               <w:jc w:val="center"/>
               <w:rPr>
-                <w:rFonts w:hint="eastAsia" w:ascii="Times New Roman" w:hAnsi="Times New Roman" w:eastAsia="Times New Roman"/>
                 <w:b/>
                 <w:color w:val="000000"/>
                 <w:sz w:val="24"/>
@@ -3950,9 +5236,7 @@
             </w:pPr>
             <w:r>
               <w:rPr>
-                <w:rFonts w:hint="default" w:ascii="Times New Roman" w:hAnsi="Times New Roman" w:eastAsia="SimSun" w:cs="Times New Roman"/>
-                <w:sz w:val="22"/>
-                <w:szCs w:val="22"/>
+                <w:rFonts w:eastAsia="SimSun"/>
               </w:rPr>
               <w:t>{TongGiaTriTamTinh}</w:t>
             </w:r>
@@ -3962,7 +5246,7 @@
     </w:tbl>
     <w:p>
       <w:pPr>
-        <w:pStyle w:val="13"/>
+        <w:pStyle w:val="ListParagraph"/>
         <w:tabs>
           <w:tab w:val="left" w:pos="600"/>
           <w:tab w:val="left" w:pos="9450"/>
@@ -3977,7 +5261,7 @@
     </w:p>
     <w:p>
       <w:pPr>
-        <w:pStyle w:val="5"/>
+        <w:pStyle w:val="BodyText"/>
         <w:spacing w:before="11"/>
         <w:rPr>
           <w:b/>
@@ -3987,7 +5271,7 @@
     </w:p>
     <w:p>
       <w:pPr>
-        <w:pStyle w:val="2"/>
+        <w:pStyle w:val="Heading1"/>
         <w:spacing w:before="1"/>
       </w:pPr>
       <w:r>
@@ -4063,7 +5347,7 @@
     </w:p>
     <w:p>
       <w:pPr>
-        <w:pStyle w:val="13"/>
+        <w:pStyle w:val="ListParagraph"/>
         <w:numPr>
           <w:ilvl w:val="0"/>
           <w:numId w:val="6"/>
@@ -4081,12 +5365,332 @@
           <w:sz w:val="24"/>
           <w:lang w:val="en-US"/>
         </w:rPr>
-        <w:t>Hai Bên cam kết thực hiện đầy đủ, đúng thời hạn và đúng các nội dung đã thỏa thuận tại Phụ lục này.</w:t>
+        <w:t xml:space="preserve">Hai </w:t>
+      </w:r>
+      <w:proofErr w:type="spellStart"/>
+      <w:r>
+        <w:rPr>
+          <w:sz w:val="24"/>
+          <w:lang w:val="en-US"/>
+        </w:rPr>
+        <w:t>Bên</w:t>
+      </w:r>
+      <w:proofErr w:type="spellEnd"/>
+      <w:r>
+        <w:rPr>
+          <w:sz w:val="24"/>
+          <w:lang w:val="en-US"/>
+        </w:rPr>
+        <w:t xml:space="preserve"> cam </w:t>
+      </w:r>
+      <w:proofErr w:type="spellStart"/>
+      <w:r>
+        <w:rPr>
+          <w:sz w:val="24"/>
+          <w:lang w:val="en-US"/>
+        </w:rPr>
+        <w:t>kết</w:t>
+      </w:r>
+      <w:proofErr w:type="spellEnd"/>
+      <w:r>
+        <w:rPr>
+          <w:sz w:val="24"/>
+          <w:lang w:val="en-US"/>
+        </w:rPr>
+        <w:t xml:space="preserve"> </w:t>
+      </w:r>
+      <w:proofErr w:type="spellStart"/>
+      <w:r>
+        <w:rPr>
+          <w:sz w:val="24"/>
+          <w:lang w:val="en-US"/>
+        </w:rPr>
+        <w:t>thực</w:t>
+      </w:r>
+      <w:proofErr w:type="spellEnd"/>
+      <w:r>
+        <w:rPr>
+          <w:sz w:val="24"/>
+          <w:lang w:val="en-US"/>
+        </w:rPr>
+        <w:t xml:space="preserve"> </w:t>
+      </w:r>
+      <w:proofErr w:type="spellStart"/>
+      <w:r>
+        <w:rPr>
+          <w:sz w:val="24"/>
+          <w:lang w:val="en-US"/>
+        </w:rPr>
+        <w:t>hiện</w:t>
+      </w:r>
+      <w:proofErr w:type="spellEnd"/>
+      <w:r>
+        <w:rPr>
+          <w:sz w:val="24"/>
+          <w:lang w:val="en-US"/>
+        </w:rPr>
+        <w:t xml:space="preserve"> </w:t>
+      </w:r>
+      <w:proofErr w:type="spellStart"/>
+      <w:r>
+        <w:rPr>
+          <w:sz w:val="24"/>
+          <w:lang w:val="en-US"/>
+        </w:rPr>
+        <w:t>đầy</w:t>
+      </w:r>
+      <w:proofErr w:type="spellEnd"/>
+      <w:r>
+        <w:rPr>
+          <w:sz w:val="24"/>
+          <w:lang w:val="en-US"/>
+        </w:rPr>
+        <w:t xml:space="preserve"> </w:t>
+      </w:r>
+      <w:proofErr w:type="spellStart"/>
+      <w:r>
+        <w:rPr>
+          <w:sz w:val="24"/>
+          <w:lang w:val="en-US"/>
+        </w:rPr>
+        <w:t>đủ</w:t>
+      </w:r>
+      <w:proofErr w:type="spellEnd"/>
+      <w:r>
+        <w:rPr>
+          <w:sz w:val="24"/>
+          <w:lang w:val="en-US"/>
+        </w:rPr>
+        <w:t xml:space="preserve">, </w:t>
+      </w:r>
+      <w:proofErr w:type="spellStart"/>
+      <w:r>
+        <w:rPr>
+          <w:sz w:val="24"/>
+          <w:lang w:val="en-US"/>
+        </w:rPr>
+        <w:t>đúng</w:t>
+      </w:r>
+      <w:proofErr w:type="spellEnd"/>
+      <w:r>
+        <w:rPr>
+          <w:sz w:val="24"/>
+          <w:lang w:val="en-US"/>
+        </w:rPr>
+        <w:t xml:space="preserve"> </w:t>
+      </w:r>
+      <w:proofErr w:type="spellStart"/>
+      <w:r>
+        <w:rPr>
+          <w:sz w:val="24"/>
+          <w:lang w:val="en-US"/>
+        </w:rPr>
+        <w:t>thời</w:t>
+      </w:r>
+      <w:proofErr w:type="spellEnd"/>
+      <w:r>
+        <w:rPr>
+          <w:sz w:val="24"/>
+          <w:lang w:val="en-US"/>
+        </w:rPr>
+        <w:t xml:space="preserve"> </w:t>
+      </w:r>
+      <w:proofErr w:type="spellStart"/>
+      <w:r>
+        <w:rPr>
+          <w:sz w:val="24"/>
+          <w:lang w:val="en-US"/>
+        </w:rPr>
+        <w:t>hạn</w:t>
+      </w:r>
+      <w:proofErr w:type="spellEnd"/>
+      <w:r>
+        <w:rPr>
+          <w:sz w:val="24"/>
+          <w:lang w:val="en-US"/>
+        </w:rPr>
+        <w:t xml:space="preserve"> </w:t>
+      </w:r>
+      <w:proofErr w:type="spellStart"/>
+      <w:r>
+        <w:rPr>
+          <w:sz w:val="24"/>
+          <w:lang w:val="en-US"/>
+        </w:rPr>
+        <w:t>và</w:t>
+      </w:r>
+      <w:proofErr w:type="spellEnd"/>
+      <w:r>
+        <w:rPr>
+          <w:sz w:val="24"/>
+          <w:lang w:val="en-US"/>
+        </w:rPr>
+        <w:t xml:space="preserve"> </w:t>
+      </w:r>
+      <w:proofErr w:type="spellStart"/>
+      <w:r>
+        <w:rPr>
+          <w:sz w:val="24"/>
+          <w:lang w:val="en-US"/>
+        </w:rPr>
+        <w:t>đúng</w:t>
+      </w:r>
+      <w:proofErr w:type="spellEnd"/>
+      <w:r>
+        <w:rPr>
+          <w:sz w:val="24"/>
+          <w:lang w:val="en-US"/>
+        </w:rPr>
+        <w:t xml:space="preserve"> </w:t>
+      </w:r>
+      <w:proofErr w:type="spellStart"/>
+      <w:r>
+        <w:rPr>
+          <w:sz w:val="24"/>
+          <w:lang w:val="en-US"/>
+        </w:rPr>
+        <w:t>các</w:t>
+      </w:r>
+      <w:proofErr w:type="spellEnd"/>
+      <w:r>
+        <w:rPr>
+          <w:sz w:val="24"/>
+          <w:lang w:val="en-US"/>
+        </w:rPr>
+        <w:t xml:space="preserve"> </w:t>
+      </w:r>
+      <w:proofErr w:type="spellStart"/>
+      <w:r>
+        <w:rPr>
+          <w:sz w:val="24"/>
+          <w:lang w:val="en-US"/>
+        </w:rPr>
+        <w:t>nội</w:t>
+      </w:r>
+      <w:proofErr w:type="spellEnd"/>
+      <w:r>
+        <w:rPr>
+          <w:sz w:val="24"/>
+          <w:lang w:val="en-US"/>
+        </w:rPr>
+        <w:t xml:space="preserve"> dung </w:t>
+      </w:r>
+      <w:proofErr w:type="spellStart"/>
+      <w:r>
+        <w:rPr>
+          <w:sz w:val="24"/>
+          <w:lang w:val="en-US"/>
+        </w:rPr>
+        <w:t>đã</w:t>
+      </w:r>
+      <w:proofErr w:type="spellEnd"/>
+      <w:r>
+        <w:rPr>
+          <w:sz w:val="24"/>
+          <w:lang w:val="en-US"/>
+        </w:rPr>
+        <w:t xml:space="preserve"> </w:t>
+      </w:r>
+      <w:proofErr w:type="spellStart"/>
+      <w:r>
+        <w:rPr>
+          <w:sz w:val="24"/>
+          <w:lang w:val="en-US"/>
+        </w:rPr>
+        <w:t>thỏa</w:t>
+      </w:r>
+      <w:proofErr w:type="spellEnd"/>
+      <w:r>
+        <w:rPr>
+          <w:sz w:val="24"/>
+          <w:lang w:val="en-US"/>
+        </w:rPr>
+        <w:t xml:space="preserve"> </w:t>
+      </w:r>
+      <w:proofErr w:type="spellStart"/>
+      <w:r>
+        <w:rPr>
+          <w:sz w:val="24"/>
+          <w:lang w:val="en-US"/>
+        </w:rPr>
+        <w:t>thuận</w:t>
+      </w:r>
+      <w:proofErr w:type="spellEnd"/>
+      <w:r>
+        <w:rPr>
+          <w:sz w:val="24"/>
+          <w:lang w:val="en-US"/>
+        </w:rPr>
+        <w:t xml:space="preserve"> </w:t>
+      </w:r>
+      <w:proofErr w:type="spellStart"/>
+      <w:r>
+        <w:rPr>
+          <w:sz w:val="24"/>
+          <w:lang w:val="en-US"/>
+        </w:rPr>
+        <w:t>tại</w:t>
+      </w:r>
+      <w:proofErr w:type="spellEnd"/>
+      <w:r>
+        <w:rPr>
+          <w:sz w:val="24"/>
+          <w:lang w:val="en-US"/>
+        </w:rPr>
+        <w:t xml:space="preserve"> </w:t>
+      </w:r>
+      <w:proofErr w:type="spellStart"/>
+      <w:r>
+        <w:rPr>
+          <w:sz w:val="24"/>
+          <w:lang w:val="en-US"/>
+        </w:rPr>
+        <w:t>Phụ</w:t>
+      </w:r>
+      <w:proofErr w:type="spellEnd"/>
+      <w:r>
+        <w:rPr>
+          <w:sz w:val="24"/>
+          <w:lang w:val="en-US"/>
+        </w:rPr>
+        <w:t xml:space="preserve"> </w:t>
+      </w:r>
+      <w:proofErr w:type="spellStart"/>
+      <w:r>
+        <w:rPr>
+          <w:sz w:val="24"/>
+          <w:lang w:val="en-US"/>
+        </w:rPr>
+        <w:t>lục</w:t>
+      </w:r>
+      <w:proofErr w:type="spellEnd"/>
+      <w:r>
+        <w:rPr>
+          <w:sz w:val="24"/>
+          <w:lang w:val="en-US"/>
+        </w:rPr>
+        <w:t xml:space="preserve"> </w:t>
+      </w:r>
+      <w:proofErr w:type="spellStart"/>
+      <w:r>
+        <w:rPr>
+          <w:sz w:val="24"/>
+          <w:lang w:val="en-US"/>
+        </w:rPr>
+        <w:t>này</w:t>
+      </w:r>
+      <w:proofErr w:type="spellEnd"/>
+      <w:r>
+        <w:rPr>
+          <w:sz w:val="24"/>
+          <w:lang w:val="en-US"/>
+        </w:rPr>
+        <w:t>.</w:t>
       </w:r>
     </w:p>
     <w:p>
       <w:pPr>
-        <w:pStyle w:val="13"/>
+        <w:pStyle w:val="ListParagraph"/>
         <w:numPr>
           <w:ilvl w:val="0"/>
           <w:numId w:val="6"/>
@@ -4116,7 +5720,7 @@
     </w:p>
     <w:p>
       <w:pPr>
-        <w:pStyle w:val="13"/>
+        <w:pStyle w:val="ListParagraph"/>
         <w:numPr>
           <w:ilvl w:val="0"/>
           <w:numId w:val="6"/>
@@ -4138,28 +5742,35 @@
       </w:r>
       <w:r>
         <w:rPr>
-          <w:rFonts w:hint="default"/>
-          <w:sz w:val="24"/>
-          <w:lang w:val="en-US"/>
-        </w:rPr>
-        <w:t>{Sohopdong}</w:t>
-      </w:r>
-      <w:r>
-        <w:rPr>
-          <w:sz w:val="24"/>
-        </w:rPr>
-        <w:t xml:space="preserve"> ký ngày </w:t>
-      </w:r>
-      <w:r>
-        <w:rPr>
-          <w:rFonts w:hint="default"/>
-          <w:sz w:val="24"/>
-        </w:rPr>
-        <w:t>{NgayLapHD}/{ThangLapHD}/{NamLapHD}</w:t>
-      </w:r>
-      <w:r>
-        <w:rPr>
-          <w:rFonts w:hint="default"/>
+          <w:sz w:val="24"/>
+          <w:lang w:val="en-US"/>
+        </w:rPr>
+        <w:t>{</w:t>
+      </w:r>
+      <w:proofErr w:type="spellStart"/>
+      <w:r>
+        <w:rPr>
+          <w:sz w:val="24"/>
+          <w:lang w:val="en-US"/>
+        </w:rPr>
+        <w:t>Sohopdong</w:t>
+      </w:r>
+      <w:proofErr w:type="spellEnd"/>
+      <w:r>
+        <w:rPr>
+          <w:sz w:val="24"/>
+          <w:lang w:val="en-US"/>
+        </w:rPr>
+        <w:t>}</w:t>
+      </w:r>
+      <w:r>
+        <w:rPr>
+          <w:sz w:val="24"/>
+        </w:rPr>
+        <w:t xml:space="preserve"> ký ngày {NgayLapHD}/{ThangLapHD}/{NamLapHD}</w:t>
+      </w:r>
+      <w:r>
+        <w:rPr>
           <w:sz w:val="24"/>
           <w:lang w:val="en-US"/>
         </w:rPr>
@@ -4168,7 +5779,7 @@
     </w:p>
     <w:p>
       <w:pPr>
-        <w:pStyle w:val="13"/>
+        <w:pStyle w:val="ListParagraph"/>
         <w:tabs>
           <w:tab w:val="left" w:pos="540"/>
         </w:tabs>
@@ -4181,7 +5792,7 @@
     </w:p>
     <w:p>
       <w:pPr>
-        <w:pStyle w:val="2"/>
+        <w:pStyle w:val="Heading1"/>
         <w:rPr>
           <w:lang w:val="en-US"/>
         </w:rPr>
@@ -4233,7 +5844,7 @@
     </w:p>
     <w:p>
       <w:pPr>
-        <w:pStyle w:val="13"/>
+        <w:pStyle w:val="ListParagraph"/>
         <w:numPr>
           <w:ilvl w:val="1"/>
           <w:numId w:val="6"/>
@@ -4246,13 +5857,159 @@
           <w:sz w:val="24"/>
         </w:rPr>
       </w:pPr>
-      <w:r>
-        <w:rPr>
-          <w:sz w:val="24"/>
-          <w:lang w:val="en-US"/>
-        </w:rPr>
-        <w:t>Phụ lục này có hiệu lực kể từ ngày được</w:t>
-      </w:r>
+      <w:proofErr w:type="spellStart"/>
+      <w:r>
+        <w:rPr>
+          <w:sz w:val="24"/>
+          <w:lang w:val="en-US"/>
+        </w:rPr>
+        <w:t>Phụ</w:t>
+      </w:r>
+      <w:proofErr w:type="spellEnd"/>
+      <w:r>
+        <w:rPr>
+          <w:sz w:val="24"/>
+          <w:lang w:val="en-US"/>
+        </w:rPr>
+        <w:t xml:space="preserve"> </w:t>
+      </w:r>
+      <w:proofErr w:type="spellStart"/>
+      <w:r>
+        <w:rPr>
+          <w:sz w:val="24"/>
+          <w:lang w:val="en-US"/>
+        </w:rPr>
+        <w:t>lục</w:t>
+      </w:r>
+      <w:proofErr w:type="spellEnd"/>
+      <w:r>
+        <w:rPr>
+          <w:sz w:val="24"/>
+          <w:lang w:val="en-US"/>
+        </w:rPr>
+        <w:t xml:space="preserve"> </w:t>
+      </w:r>
+      <w:proofErr w:type="spellStart"/>
+      <w:r>
+        <w:rPr>
+          <w:sz w:val="24"/>
+          <w:lang w:val="en-US"/>
+        </w:rPr>
+        <w:t>này</w:t>
+      </w:r>
+      <w:proofErr w:type="spellEnd"/>
+      <w:r>
+        <w:rPr>
+          <w:sz w:val="24"/>
+          <w:lang w:val="en-US"/>
+        </w:rPr>
+        <w:t xml:space="preserve"> </w:t>
+      </w:r>
+      <w:proofErr w:type="spellStart"/>
+      <w:r>
+        <w:rPr>
+          <w:sz w:val="24"/>
+          <w:lang w:val="en-US"/>
+        </w:rPr>
+        <w:t>có</w:t>
+      </w:r>
+      <w:proofErr w:type="spellEnd"/>
+      <w:r>
+        <w:rPr>
+          <w:sz w:val="24"/>
+          <w:lang w:val="en-US"/>
+        </w:rPr>
+        <w:t xml:space="preserve"> </w:t>
+      </w:r>
+      <w:proofErr w:type="spellStart"/>
+      <w:r>
+        <w:rPr>
+          <w:sz w:val="24"/>
+          <w:lang w:val="en-US"/>
+        </w:rPr>
+        <w:t>hiệu</w:t>
+      </w:r>
+      <w:proofErr w:type="spellEnd"/>
+      <w:r>
+        <w:rPr>
+          <w:sz w:val="24"/>
+          <w:lang w:val="en-US"/>
+        </w:rPr>
+        <w:t xml:space="preserve"> </w:t>
+      </w:r>
+      <w:proofErr w:type="spellStart"/>
+      <w:r>
+        <w:rPr>
+          <w:sz w:val="24"/>
+          <w:lang w:val="en-US"/>
+        </w:rPr>
+        <w:t>lực</w:t>
+      </w:r>
+      <w:proofErr w:type="spellEnd"/>
+      <w:r>
+        <w:rPr>
+          <w:sz w:val="24"/>
+          <w:lang w:val="en-US"/>
+        </w:rPr>
+        <w:t xml:space="preserve"> </w:t>
+      </w:r>
+      <w:proofErr w:type="spellStart"/>
+      <w:r>
+        <w:rPr>
+          <w:sz w:val="24"/>
+          <w:lang w:val="en-US"/>
+        </w:rPr>
+        <w:t>kể</w:t>
+      </w:r>
+      <w:proofErr w:type="spellEnd"/>
+      <w:r>
+        <w:rPr>
+          <w:sz w:val="24"/>
+          <w:lang w:val="en-US"/>
+        </w:rPr>
+        <w:t xml:space="preserve"> </w:t>
+      </w:r>
+      <w:proofErr w:type="spellStart"/>
+      <w:r>
+        <w:rPr>
+          <w:sz w:val="24"/>
+          <w:lang w:val="en-US"/>
+        </w:rPr>
+        <w:t>từ</w:t>
+      </w:r>
+      <w:proofErr w:type="spellEnd"/>
+      <w:r>
+        <w:rPr>
+          <w:sz w:val="24"/>
+          <w:lang w:val="en-US"/>
+        </w:rPr>
+        <w:t xml:space="preserve"> </w:t>
+      </w:r>
+      <w:proofErr w:type="spellStart"/>
+      <w:r>
+        <w:rPr>
+          <w:sz w:val="24"/>
+          <w:lang w:val="en-US"/>
+        </w:rPr>
+        <w:t>ngày</w:t>
+      </w:r>
+      <w:proofErr w:type="spellEnd"/>
+      <w:r>
+        <w:rPr>
+          <w:sz w:val="24"/>
+          <w:lang w:val="en-US"/>
+        </w:rPr>
+        <w:t xml:space="preserve"> </w:t>
+      </w:r>
+      <w:proofErr w:type="spellStart"/>
+      <w:r>
+        <w:rPr>
+          <w:sz w:val="24"/>
+          <w:lang w:val="en-US"/>
+        </w:rPr>
+        <w:t>được</w:t>
+      </w:r>
+      <w:proofErr w:type="spellEnd"/>
       <w:r>
         <w:rPr>
           <w:spacing w:val="1"/>
@@ -4312,17 +6069,42 @@
         </w:rPr>
         <w:t xml:space="preserve"> </w:t>
       </w:r>
-      <w:r>
-        <w:rPr>
-          <w:sz w:val="24"/>
-          <w:lang w:val="en-US"/>
-        </w:rPr>
-        <w:t>xác nhận.</w:t>
+      <w:proofErr w:type="spellStart"/>
+      <w:r>
+        <w:rPr>
+          <w:sz w:val="24"/>
+          <w:lang w:val="en-US"/>
+        </w:rPr>
+        <w:t>xác</w:t>
+      </w:r>
+      <w:proofErr w:type="spellEnd"/>
+      <w:r>
+        <w:rPr>
+          <w:sz w:val="24"/>
+          <w:lang w:val="en-US"/>
+        </w:rPr>
+        <w:t xml:space="preserve"> </w:t>
+      </w:r>
+      <w:proofErr w:type="spellStart"/>
+      <w:r>
+        <w:rPr>
+          <w:sz w:val="24"/>
+          <w:lang w:val="en-US"/>
+        </w:rPr>
+        <w:t>nhận</w:t>
+      </w:r>
+      <w:proofErr w:type="spellEnd"/>
+      <w:r>
+        <w:rPr>
+          <w:sz w:val="24"/>
+          <w:lang w:val="en-US"/>
+        </w:rPr>
+        <w:t>.</w:t>
       </w:r>
     </w:p>
     <w:p>
       <w:pPr>
-        <w:pStyle w:val="13"/>
+        <w:pStyle w:val="ListParagraph"/>
         <w:numPr>
           <w:ilvl w:val="1"/>
           <w:numId w:val="6"/>
@@ -4372,11 +6154,26 @@
       </w:r>
       <w:r>
         <w:rPr>
-          <w:rFonts w:hint="default"/>
-          <w:sz w:val="24"/>
-          <w:lang w:val="en-US"/>
-        </w:rPr>
-        <w:t>{Sohopdong}</w:t>
+          <w:sz w:val="24"/>
+          <w:lang w:val="en-US"/>
+        </w:rPr>
+        <w:t>{</w:t>
+      </w:r>
+      <w:proofErr w:type="spellStart"/>
+      <w:r>
+        <w:rPr>
+          <w:sz w:val="24"/>
+          <w:lang w:val="en-US"/>
+        </w:rPr>
+        <w:t>Sohopdong</w:t>
+      </w:r>
+      <w:proofErr w:type="spellEnd"/>
+      <w:r>
+        <w:rPr>
+          <w:sz w:val="24"/>
+          <w:lang w:val="en-US"/>
+        </w:rPr>
+        <w:t>}</w:t>
       </w:r>
       <w:r>
         <w:rPr>
@@ -4395,14 +6192,12 @@
       </w:r>
       <w:r>
         <w:rPr>
-          <w:rFonts w:hint="default"/>
           <w:sz w:val="24"/>
         </w:rPr>
         <w:t>{NgayLapHD}/{ThangLapHD}/{NamLapHD}</w:t>
       </w:r>
       <w:r>
         <w:rPr>
-          <w:rFonts w:hint="default"/>
           <w:sz w:val="24"/>
           <w:lang w:val="en-US"/>
         </w:rPr>
@@ -4411,7 +6206,7 @@
     </w:p>
     <w:p>
       <w:pPr>
-        <w:pStyle w:val="13"/>
+        <w:pStyle w:val="ListParagraph"/>
         <w:numPr>
           <w:ilvl w:val="1"/>
           <w:numId w:val="6"/>
@@ -4431,12 +6226,606 @@
           <w:sz w:val="24"/>
           <w:lang w:val="en-US"/>
         </w:rPr>
-        <w:t>Trường hợp có sự khác nhau giữa nội dung của Hợp đồng và Phụ lục này thì nội dung của Phụ lục này được ưu tiên áp dụng đối với các nội dung được sửa đổi, bổ sung</w:t>
+        <w:t xml:space="preserve">Trường </w:t>
+      </w:r>
+      <w:proofErr w:type="spellStart"/>
+      <w:r>
+        <w:rPr>
+          <w:bCs/>
+          <w:sz w:val="24"/>
+          <w:lang w:val="en-US"/>
+        </w:rPr>
+        <w:t>hợp</w:t>
+      </w:r>
+      <w:proofErr w:type="spellEnd"/>
+      <w:r>
+        <w:rPr>
+          <w:bCs/>
+          <w:sz w:val="24"/>
+          <w:lang w:val="en-US"/>
+        </w:rPr>
+        <w:t xml:space="preserve"> </w:t>
+      </w:r>
+      <w:proofErr w:type="spellStart"/>
+      <w:r>
+        <w:rPr>
+          <w:bCs/>
+          <w:sz w:val="24"/>
+          <w:lang w:val="en-US"/>
+        </w:rPr>
+        <w:t>có</w:t>
+      </w:r>
+      <w:proofErr w:type="spellEnd"/>
+      <w:r>
+        <w:rPr>
+          <w:bCs/>
+          <w:sz w:val="24"/>
+          <w:lang w:val="en-US"/>
+        </w:rPr>
+        <w:t xml:space="preserve"> </w:t>
+      </w:r>
+      <w:proofErr w:type="spellStart"/>
+      <w:r>
+        <w:rPr>
+          <w:bCs/>
+          <w:sz w:val="24"/>
+          <w:lang w:val="en-US"/>
+        </w:rPr>
+        <w:t>sự</w:t>
+      </w:r>
+      <w:proofErr w:type="spellEnd"/>
+      <w:r>
+        <w:rPr>
+          <w:bCs/>
+          <w:sz w:val="24"/>
+          <w:lang w:val="en-US"/>
+        </w:rPr>
+        <w:t xml:space="preserve"> </w:t>
+      </w:r>
+      <w:proofErr w:type="spellStart"/>
+      <w:r>
+        <w:rPr>
+          <w:bCs/>
+          <w:sz w:val="24"/>
+          <w:lang w:val="en-US"/>
+        </w:rPr>
+        <w:t>khác</w:t>
+      </w:r>
+      <w:proofErr w:type="spellEnd"/>
+      <w:r>
+        <w:rPr>
+          <w:bCs/>
+          <w:sz w:val="24"/>
+          <w:lang w:val="en-US"/>
+        </w:rPr>
+        <w:t xml:space="preserve"> </w:t>
+      </w:r>
+      <w:proofErr w:type="spellStart"/>
+      <w:r>
+        <w:rPr>
+          <w:bCs/>
+          <w:sz w:val="24"/>
+          <w:lang w:val="en-US"/>
+        </w:rPr>
+        <w:t>nhau</w:t>
+      </w:r>
+      <w:proofErr w:type="spellEnd"/>
+      <w:r>
+        <w:rPr>
+          <w:bCs/>
+          <w:sz w:val="24"/>
+          <w:lang w:val="en-US"/>
+        </w:rPr>
+        <w:t xml:space="preserve"> </w:t>
+      </w:r>
+      <w:proofErr w:type="spellStart"/>
+      <w:r>
+        <w:rPr>
+          <w:bCs/>
+          <w:sz w:val="24"/>
+          <w:lang w:val="en-US"/>
+        </w:rPr>
+        <w:t>giữa</w:t>
+      </w:r>
+      <w:proofErr w:type="spellEnd"/>
+      <w:r>
+        <w:rPr>
+          <w:bCs/>
+          <w:sz w:val="24"/>
+          <w:lang w:val="en-US"/>
+        </w:rPr>
+        <w:t xml:space="preserve"> </w:t>
+      </w:r>
+      <w:proofErr w:type="spellStart"/>
+      <w:r>
+        <w:rPr>
+          <w:bCs/>
+          <w:sz w:val="24"/>
+          <w:lang w:val="en-US"/>
+        </w:rPr>
+        <w:t>nội</w:t>
+      </w:r>
+      <w:proofErr w:type="spellEnd"/>
+      <w:r>
+        <w:rPr>
+          <w:bCs/>
+          <w:sz w:val="24"/>
+          <w:lang w:val="en-US"/>
+        </w:rPr>
+        <w:t xml:space="preserve"> dung </w:t>
+      </w:r>
+      <w:proofErr w:type="spellStart"/>
+      <w:r>
+        <w:rPr>
+          <w:bCs/>
+          <w:sz w:val="24"/>
+          <w:lang w:val="en-US"/>
+        </w:rPr>
+        <w:t>của</w:t>
+      </w:r>
+      <w:proofErr w:type="spellEnd"/>
+      <w:r>
+        <w:rPr>
+          <w:bCs/>
+          <w:sz w:val="24"/>
+          <w:lang w:val="en-US"/>
+        </w:rPr>
+        <w:t xml:space="preserve"> </w:t>
+      </w:r>
+      <w:proofErr w:type="spellStart"/>
+      <w:r>
+        <w:rPr>
+          <w:bCs/>
+          <w:sz w:val="24"/>
+          <w:lang w:val="en-US"/>
+        </w:rPr>
+        <w:t>Hợp</w:t>
+      </w:r>
+      <w:proofErr w:type="spellEnd"/>
+      <w:r>
+        <w:rPr>
+          <w:bCs/>
+          <w:sz w:val="24"/>
+          <w:lang w:val="en-US"/>
+        </w:rPr>
+        <w:t xml:space="preserve"> </w:t>
+      </w:r>
+      <w:proofErr w:type="spellStart"/>
+      <w:r>
+        <w:rPr>
+          <w:bCs/>
+          <w:sz w:val="24"/>
+          <w:lang w:val="en-US"/>
+        </w:rPr>
+        <w:t>đồng</w:t>
+      </w:r>
+      <w:proofErr w:type="spellEnd"/>
+      <w:r>
+        <w:rPr>
+          <w:bCs/>
+          <w:sz w:val="24"/>
+          <w:lang w:val="en-US"/>
+        </w:rPr>
+        <w:t xml:space="preserve"> </w:t>
+      </w:r>
+      <w:proofErr w:type="spellStart"/>
+      <w:r>
+        <w:rPr>
+          <w:bCs/>
+          <w:sz w:val="24"/>
+          <w:lang w:val="en-US"/>
+        </w:rPr>
+        <w:t>và</w:t>
+      </w:r>
+      <w:proofErr w:type="spellEnd"/>
+      <w:r>
+        <w:rPr>
+          <w:bCs/>
+          <w:sz w:val="24"/>
+          <w:lang w:val="en-US"/>
+        </w:rPr>
+        <w:t xml:space="preserve"> </w:t>
+      </w:r>
+      <w:proofErr w:type="spellStart"/>
+      <w:r>
+        <w:rPr>
+          <w:bCs/>
+          <w:sz w:val="24"/>
+          <w:lang w:val="en-US"/>
+        </w:rPr>
+        <w:t>Phụ</w:t>
+      </w:r>
+      <w:proofErr w:type="spellEnd"/>
+      <w:r>
+        <w:rPr>
+          <w:bCs/>
+          <w:sz w:val="24"/>
+          <w:lang w:val="en-US"/>
+        </w:rPr>
+        <w:t xml:space="preserve"> </w:t>
+      </w:r>
+      <w:proofErr w:type="spellStart"/>
+      <w:r>
+        <w:rPr>
+          <w:bCs/>
+          <w:sz w:val="24"/>
+          <w:lang w:val="en-US"/>
+        </w:rPr>
+        <w:t>lục</w:t>
+      </w:r>
+      <w:proofErr w:type="spellEnd"/>
+      <w:r>
+        <w:rPr>
+          <w:bCs/>
+          <w:sz w:val="24"/>
+          <w:lang w:val="en-US"/>
+        </w:rPr>
+        <w:t xml:space="preserve"> </w:t>
+      </w:r>
+      <w:proofErr w:type="spellStart"/>
+      <w:r>
+        <w:rPr>
+          <w:bCs/>
+          <w:sz w:val="24"/>
+          <w:lang w:val="en-US"/>
+        </w:rPr>
+        <w:t>này</w:t>
+      </w:r>
+      <w:proofErr w:type="spellEnd"/>
+      <w:r>
+        <w:rPr>
+          <w:bCs/>
+          <w:sz w:val="24"/>
+          <w:lang w:val="en-US"/>
+        </w:rPr>
+        <w:t xml:space="preserve"> </w:t>
+      </w:r>
+      <w:proofErr w:type="spellStart"/>
+      <w:r>
+        <w:rPr>
+          <w:bCs/>
+          <w:sz w:val="24"/>
+          <w:lang w:val="en-US"/>
+        </w:rPr>
+        <w:t>thì</w:t>
+      </w:r>
+      <w:proofErr w:type="spellEnd"/>
+      <w:r>
+        <w:rPr>
+          <w:bCs/>
+          <w:sz w:val="24"/>
+          <w:lang w:val="en-US"/>
+        </w:rPr>
+        <w:t xml:space="preserve"> </w:t>
+      </w:r>
+      <w:proofErr w:type="spellStart"/>
+      <w:r>
+        <w:rPr>
+          <w:bCs/>
+          <w:sz w:val="24"/>
+          <w:lang w:val="en-US"/>
+        </w:rPr>
+        <w:t>nội</w:t>
+      </w:r>
+      <w:proofErr w:type="spellEnd"/>
+      <w:r>
+        <w:rPr>
+          <w:bCs/>
+          <w:sz w:val="24"/>
+          <w:lang w:val="en-US"/>
+        </w:rPr>
+        <w:t xml:space="preserve"> dung </w:t>
+      </w:r>
+      <w:proofErr w:type="spellStart"/>
+      <w:r>
+        <w:rPr>
+          <w:bCs/>
+          <w:sz w:val="24"/>
+          <w:lang w:val="en-US"/>
+        </w:rPr>
+        <w:t>của</w:t>
+      </w:r>
+      <w:proofErr w:type="spellEnd"/>
+      <w:r>
+        <w:rPr>
+          <w:bCs/>
+          <w:sz w:val="24"/>
+          <w:lang w:val="en-US"/>
+        </w:rPr>
+        <w:t xml:space="preserve"> </w:t>
+      </w:r>
+      <w:proofErr w:type="spellStart"/>
+      <w:r>
+        <w:rPr>
+          <w:bCs/>
+          <w:sz w:val="24"/>
+          <w:lang w:val="en-US"/>
+        </w:rPr>
+        <w:t>Phụ</w:t>
+      </w:r>
+      <w:proofErr w:type="spellEnd"/>
+      <w:r>
+        <w:rPr>
+          <w:bCs/>
+          <w:sz w:val="24"/>
+          <w:lang w:val="en-US"/>
+        </w:rPr>
+        <w:t xml:space="preserve"> </w:t>
+      </w:r>
+      <w:proofErr w:type="spellStart"/>
+      <w:r>
+        <w:rPr>
+          <w:bCs/>
+          <w:sz w:val="24"/>
+          <w:lang w:val="en-US"/>
+        </w:rPr>
+        <w:t>lục</w:t>
+      </w:r>
+      <w:proofErr w:type="spellEnd"/>
+      <w:r>
+        <w:rPr>
+          <w:bCs/>
+          <w:sz w:val="24"/>
+          <w:lang w:val="en-US"/>
+        </w:rPr>
+        <w:t xml:space="preserve"> </w:t>
+      </w:r>
+      <w:proofErr w:type="spellStart"/>
+      <w:r>
+        <w:rPr>
+          <w:bCs/>
+          <w:sz w:val="24"/>
+          <w:lang w:val="en-US"/>
+        </w:rPr>
+        <w:t>này</w:t>
+      </w:r>
+      <w:proofErr w:type="spellEnd"/>
+      <w:r>
+        <w:rPr>
+          <w:bCs/>
+          <w:sz w:val="24"/>
+          <w:lang w:val="en-US"/>
+        </w:rPr>
+        <w:t xml:space="preserve"> </w:t>
+      </w:r>
+      <w:proofErr w:type="spellStart"/>
+      <w:r>
+        <w:rPr>
+          <w:bCs/>
+          <w:sz w:val="24"/>
+          <w:lang w:val="en-US"/>
+        </w:rPr>
+        <w:t>được</w:t>
+      </w:r>
+      <w:proofErr w:type="spellEnd"/>
+      <w:r>
+        <w:rPr>
+          <w:bCs/>
+          <w:sz w:val="24"/>
+          <w:lang w:val="en-US"/>
+        </w:rPr>
+        <w:t xml:space="preserve"> </w:t>
+      </w:r>
+      <w:proofErr w:type="spellStart"/>
+      <w:r>
+        <w:rPr>
+          <w:bCs/>
+          <w:sz w:val="24"/>
+          <w:lang w:val="en-US"/>
+        </w:rPr>
+        <w:t>ưu</w:t>
+      </w:r>
+      <w:proofErr w:type="spellEnd"/>
+      <w:r>
+        <w:rPr>
+          <w:bCs/>
+          <w:sz w:val="24"/>
+          <w:lang w:val="en-US"/>
+        </w:rPr>
+        <w:t xml:space="preserve"> </w:t>
+      </w:r>
+      <w:proofErr w:type="spellStart"/>
+      <w:r>
+        <w:rPr>
+          <w:bCs/>
+          <w:sz w:val="24"/>
+          <w:lang w:val="en-US"/>
+        </w:rPr>
+        <w:t>tiên</w:t>
+      </w:r>
+      <w:proofErr w:type="spellEnd"/>
+      <w:r>
+        <w:rPr>
+          <w:bCs/>
+          <w:sz w:val="24"/>
+          <w:lang w:val="en-US"/>
+        </w:rPr>
+        <w:t xml:space="preserve"> </w:t>
+      </w:r>
+      <w:proofErr w:type="spellStart"/>
+      <w:r>
+        <w:rPr>
+          <w:bCs/>
+          <w:sz w:val="24"/>
+          <w:lang w:val="en-US"/>
+        </w:rPr>
+        <w:t>áp</w:t>
+      </w:r>
+      <w:proofErr w:type="spellEnd"/>
+      <w:r>
+        <w:rPr>
+          <w:bCs/>
+          <w:sz w:val="24"/>
+          <w:lang w:val="en-US"/>
+        </w:rPr>
+        <w:t xml:space="preserve"> </w:t>
+      </w:r>
+      <w:proofErr w:type="spellStart"/>
+      <w:r>
+        <w:rPr>
+          <w:bCs/>
+          <w:sz w:val="24"/>
+          <w:lang w:val="en-US"/>
+        </w:rPr>
+        <w:t>dụng</w:t>
+      </w:r>
+      <w:proofErr w:type="spellEnd"/>
+      <w:r>
+        <w:rPr>
+          <w:bCs/>
+          <w:sz w:val="24"/>
+          <w:lang w:val="en-US"/>
+        </w:rPr>
+        <w:t xml:space="preserve"> </w:t>
+      </w:r>
+      <w:proofErr w:type="spellStart"/>
+      <w:r>
+        <w:rPr>
+          <w:bCs/>
+          <w:sz w:val="24"/>
+          <w:lang w:val="en-US"/>
+        </w:rPr>
+        <w:t>đối</w:t>
+      </w:r>
+      <w:proofErr w:type="spellEnd"/>
+      <w:r>
+        <w:rPr>
+          <w:bCs/>
+          <w:sz w:val="24"/>
+          <w:lang w:val="en-US"/>
+        </w:rPr>
+        <w:t xml:space="preserve"> </w:t>
+      </w:r>
+      <w:proofErr w:type="spellStart"/>
+      <w:r>
+        <w:rPr>
+          <w:bCs/>
+          <w:sz w:val="24"/>
+          <w:lang w:val="en-US"/>
+        </w:rPr>
+        <w:t>với</w:t>
+      </w:r>
+      <w:proofErr w:type="spellEnd"/>
+      <w:r>
+        <w:rPr>
+          <w:bCs/>
+          <w:sz w:val="24"/>
+          <w:lang w:val="en-US"/>
+        </w:rPr>
+        <w:t xml:space="preserve"> </w:t>
+      </w:r>
+      <w:proofErr w:type="spellStart"/>
+      <w:r>
+        <w:rPr>
+          <w:bCs/>
+          <w:sz w:val="24"/>
+          <w:lang w:val="en-US"/>
+        </w:rPr>
+        <w:t>các</w:t>
+      </w:r>
+      <w:proofErr w:type="spellEnd"/>
+      <w:r>
+        <w:rPr>
+          <w:bCs/>
+          <w:sz w:val="24"/>
+          <w:lang w:val="en-US"/>
+        </w:rPr>
+        <w:t xml:space="preserve"> </w:t>
+      </w:r>
+      <w:proofErr w:type="spellStart"/>
+      <w:r>
+        <w:rPr>
+          <w:bCs/>
+          <w:sz w:val="24"/>
+          <w:lang w:val="en-US"/>
+        </w:rPr>
+        <w:t>nội</w:t>
+      </w:r>
+      <w:proofErr w:type="spellEnd"/>
+      <w:r>
+        <w:rPr>
+          <w:bCs/>
+          <w:sz w:val="24"/>
+          <w:lang w:val="en-US"/>
+        </w:rPr>
+        <w:t xml:space="preserve"> dung </w:t>
+      </w:r>
+      <w:proofErr w:type="spellStart"/>
+      <w:r>
+        <w:rPr>
+          <w:bCs/>
+          <w:sz w:val="24"/>
+          <w:lang w:val="en-US"/>
+        </w:rPr>
+        <w:t>được</w:t>
+      </w:r>
+      <w:proofErr w:type="spellEnd"/>
+      <w:r>
+        <w:rPr>
+          <w:bCs/>
+          <w:sz w:val="24"/>
+          <w:lang w:val="en-US"/>
+        </w:rPr>
+        <w:t xml:space="preserve"> </w:t>
+      </w:r>
+      <w:proofErr w:type="spellStart"/>
+      <w:r>
+        <w:rPr>
+          <w:bCs/>
+          <w:sz w:val="24"/>
+          <w:lang w:val="en-US"/>
+        </w:rPr>
+        <w:t>sửa</w:t>
+      </w:r>
+      <w:proofErr w:type="spellEnd"/>
+      <w:r>
+        <w:rPr>
+          <w:bCs/>
+          <w:sz w:val="24"/>
+          <w:lang w:val="en-US"/>
+        </w:rPr>
+        <w:t xml:space="preserve"> </w:t>
+      </w:r>
+      <w:proofErr w:type="spellStart"/>
+      <w:r>
+        <w:rPr>
+          <w:bCs/>
+          <w:sz w:val="24"/>
+          <w:lang w:val="en-US"/>
+        </w:rPr>
+        <w:t>đổi</w:t>
+      </w:r>
+      <w:proofErr w:type="spellEnd"/>
+      <w:r>
+        <w:rPr>
+          <w:bCs/>
+          <w:sz w:val="24"/>
+          <w:lang w:val="en-US"/>
+        </w:rPr>
+        <w:t xml:space="preserve">, </w:t>
+      </w:r>
+      <w:proofErr w:type="spellStart"/>
+      <w:r>
+        <w:rPr>
+          <w:bCs/>
+          <w:sz w:val="24"/>
+          <w:lang w:val="en-US"/>
+        </w:rPr>
+        <w:t>bổ</w:t>
+      </w:r>
+      <w:proofErr w:type="spellEnd"/>
+      <w:r>
+        <w:rPr>
+          <w:bCs/>
+          <w:sz w:val="24"/>
+          <w:lang w:val="en-US"/>
+        </w:rPr>
+        <w:t xml:space="preserve"> sung</w:t>
       </w:r>
     </w:p>
     <w:p>
       <w:pPr>
-        <w:pStyle w:val="13"/>
+        <w:pStyle w:val="ListParagraph"/>
         <w:numPr>
           <w:ilvl w:val="1"/>
           <w:numId w:val="6"/>
@@ -4450,13 +6839,41 @@
           <w:sz w:val="24"/>
         </w:rPr>
       </w:pPr>
-      <w:r>
-        <w:rPr>
-          <w:bCs/>
-          <w:sz w:val="24"/>
-          <w:lang w:val="en-US"/>
-        </w:rPr>
-        <w:t xml:space="preserve">Phụ lục </w:t>
+      <w:proofErr w:type="spellStart"/>
+      <w:r>
+        <w:rPr>
+          <w:bCs/>
+          <w:sz w:val="24"/>
+          <w:lang w:val="en-US"/>
+        </w:rPr>
+        <w:t>Phụ</w:t>
+      </w:r>
+      <w:proofErr w:type="spellEnd"/>
+      <w:r>
+        <w:rPr>
+          <w:bCs/>
+          <w:sz w:val="24"/>
+          <w:lang w:val="en-US"/>
+        </w:rPr>
+        <w:t xml:space="preserve"> </w:t>
+      </w:r>
+      <w:proofErr w:type="spellStart"/>
+      <w:r>
+        <w:rPr>
+          <w:bCs/>
+          <w:sz w:val="24"/>
+          <w:lang w:val="en-US"/>
+        </w:rPr>
+        <w:t>lục</w:t>
+      </w:r>
+      <w:proofErr w:type="spellEnd"/>
+      <w:r>
+        <w:rPr>
+          <w:bCs/>
+          <w:sz w:val="24"/>
+          <w:lang w:val="en-US"/>
+        </w:rPr>
+        <w:t xml:space="preserve"> </w:t>
       </w:r>
       <w:r>
         <w:rPr>
@@ -4469,8 +6886,17 @@
           <w:sz w:val="24"/>
           <w:lang w:val="en-US"/>
         </w:rPr>
-        <w:t xml:space="preserve"> thành</w:t>
-      </w:r>
+        <w:t xml:space="preserve"> </w:t>
+      </w:r>
+      <w:proofErr w:type="spellStart"/>
+      <w:r>
+        <w:rPr>
+          <w:sz w:val="24"/>
+          <w:lang w:val="en-US"/>
+        </w:rPr>
+        <w:t>thành</w:t>
+      </w:r>
+      <w:proofErr w:type="spellEnd"/>
       <w:r>
         <w:rPr>
           <w:sz w:val="24"/>
@@ -4480,7 +6906,7 @@
     </w:p>
     <w:p>
       <w:pPr>
-        <w:pStyle w:val="13"/>
+        <w:pStyle w:val="ListParagraph"/>
         <w:tabs>
           <w:tab w:val="left" w:pos="631"/>
         </w:tabs>
@@ -4493,7 +6919,7 @@
     </w:p>
     <w:p>
       <w:pPr>
-        <w:pStyle w:val="2"/>
+        <w:pStyle w:val="Heading1"/>
         <w:tabs>
           <w:tab w:val="left" w:pos="6601"/>
         </w:tabs>
@@ -4535,8 +6961,6 @@
       </w:r>
       <w:r>
         <w:tab/>
-      </w:r>
-      <w:r>
         <w:t>ĐẠI</w:t>
       </w:r>
       <w:r>
@@ -4572,7 +6996,7 @@
     </w:p>
     <w:p>
       <w:pPr>
-        <w:pStyle w:val="5"/>
+        <w:pStyle w:val="BodyText"/>
         <w:rPr>
           <w:b/>
         </w:rPr>
@@ -4580,7 +7004,7 @@
     </w:p>
     <w:p>
       <w:pPr>
-        <w:pStyle w:val="5"/>
+        <w:pStyle w:val="BodyText"/>
         <w:rPr>
           <w:b/>
         </w:rPr>
@@ -4588,7 +7012,7 @@
     </w:p>
     <w:p>
       <w:pPr>
-        <w:pStyle w:val="5"/>
+        <w:pStyle w:val="BodyText"/>
         <w:rPr>
           <w:b/>
         </w:rPr>
@@ -4596,7 +7020,7 @@
     </w:p>
     <w:p>
       <w:pPr>
-        <w:pStyle w:val="5"/>
+        <w:pStyle w:val="BodyText"/>
         <w:rPr>
           <w:b/>
         </w:rPr>
@@ -4604,7 +7028,7 @@
     </w:p>
     <w:p>
       <w:pPr>
-        <w:pStyle w:val="5"/>
+        <w:pStyle w:val="BodyText"/>
         <w:spacing w:before="156"/>
         <w:rPr>
           <w:b/>
@@ -4757,6 +7181,7 @@
           <w:lang w:val="en-US"/>
         </w:rPr>
       </w:pPr>
+      <w:proofErr w:type="spellStart"/>
       <w:r>
         <w:rPr>
           <w:b/>
@@ -4765,6 +7190,7 @@
         </w:rPr>
         <w:t>Ông</w:t>
       </w:r>
+      <w:proofErr w:type="spellEnd"/>
       <w:r>
         <w:rPr>
           <w:b/>
@@ -4774,14 +7200,14 @@
       </w:r>
       <w:r>
         <w:rPr>
-          <w:rFonts w:hint="default"/>
           <w:b/>
           <w:sz w:val="24"/>
           <w:szCs w:val="24"/>
           <w:lang w:val="fr-FR"/>
         </w:rPr>
-        <w:t>{BenADaiDien}</w:t>
-      </w:r>
+        <w:t>{</w:t>
+      </w:r>
+      <w:proofErr w:type="spellStart"/>
       <w:r>
         <w:rPr>
           <w:b/>
@@ -4789,8 +7215,9 @@
           <w:szCs w:val="24"/>
           <w:lang w:val="fr-FR"/>
         </w:rPr>
-        <w:tab/>
-      </w:r>
+        <w:t>BenADaiDien</w:t>
+      </w:r>
+      <w:proofErr w:type="spellEnd"/>
       <w:r>
         <w:rPr>
           <w:b/>
@@ -4798,11 +7225,29 @@
           <w:szCs w:val="24"/>
           <w:lang w:val="fr-FR"/>
         </w:rPr>
+        <w:t>}</w:t>
+      </w:r>
+      <w:r>
+        <w:rPr>
+          <w:b/>
+          <w:sz w:val="24"/>
+          <w:szCs w:val="24"/>
+          <w:lang w:val="fr-FR"/>
+        </w:rPr>
         <w:tab/>
       </w:r>
       <w:r>
         <w:rPr>
           <w:b/>
+          <w:sz w:val="24"/>
+          <w:szCs w:val="24"/>
+          <w:lang w:val="fr-FR"/>
+        </w:rPr>
+        <w:tab/>
+      </w:r>
+      <w:r>
+        <w:rPr>
+          <w:b/>
           <w:spacing w:val="-2"/>
           <w:sz w:val="24"/>
         </w:rPr>
@@ -4815,17 +7260,7 @@
           <w:sz w:val="24"/>
           <w:szCs w:val="24"/>
         </w:rPr>
-        <w:t xml:space="preserve"> </w:t>
-      </w:r>
-      <w:r>
-        <w:rPr>
-          <w:rFonts w:hint="default"/>
-          <w:b/>
-          <w:bCs/>
-          <w:sz w:val="24"/>
-          <w:szCs w:val="24"/>
-        </w:rPr>
-        <w:t>{BenBTenDaiDien}</w:t>
+        <w:t xml:space="preserve"> {BenBTenDaiDien}</w:t>
       </w:r>
     </w:p>
     <w:p>
@@ -4838,6 +7273,7 @@
         <w:spacing w:line="364" w:lineRule="auto"/>
         <w:ind w:left="540" w:right="661"/>
       </w:pPr>
+      <w:proofErr w:type="spellStart"/>
       <w:r>
         <w:rPr>
           <w:b/>
@@ -4845,17 +7281,57 @@
           <w:szCs w:val="24"/>
           <w:lang w:val="fr-FR"/>
         </w:rPr>
-        <w:t xml:space="preserve">Chức vụ : </w:t>
-      </w:r>
-      <w:r>
-        <w:rPr>
-          <w:rFonts w:hint="default"/>
+        <w:t>Chức</w:t>
+      </w:r>
+      <w:proofErr w:type="spellEnd"/>
+      <w:r>
+        <w:rPr>
           <w:b/>
           <w:sz w:val="24"/>
           <w:szCs w:val="24"/>
           <w:lang w:val="fr-FR"/>
         </w:rPr>
-        <w:t>{BenAChucVuDaiDien}</w:t>
+        <w:t xml:space="preserve"> </w:t>
+      </w:r>
+      <w:proofErr w:type="spellStart"/>
+      <w:r>
+        <w:rPr>
+          <w:b/>
+          <w:sz w:val="24"/>
+          <w:szCs w:val="24"/>
+          <w:lang w:val="fr-FR"/>
+        </w:rPr>
+        <w:t>vụ</w:t>
+      </w:r>
+      <w:proofErr w:type="spellEnd"/>
+      <w:r>
+        <w:rPr>
+          <w:b/>
+          <w:sz w:val="24"/>
+          <w:szCs w:val="24"/>
+          <w:lang w:val="fr-FR"/>
+        </w:rPr>
+        <w:t> : {</w:t>
+      </w:r>
+      <w:proofErr w:type="spellStart"/>
+      <w:r>
+        <w:rPr>
+          <w:b/>
+          <w:sz w:val="24"/>
+          <w:szCs w:val="24"/>
+          <w:lang w:val="fr-FR"/>
+        </w:rPr>
+        <w:t>BenAChucVuDaiDien</w:t>
+      </w:r>
+      <w:proofErr w:type="spellEnd"/>
+      <w:r>
+        <w:rPr>
+          <w:b/>
+          <w:sz w:val="24"/>
+          <w:szCs w:val="24"/>
+          <w:lang w:val="fr-FR"/>
+        </w:rPr>
+        <w:t>}</w:t>
       </w:r>
       <w:r>
         <w:rPr>
@@ -4866,18 +7342,37 @@
       </w:r>
     </w:p>
     <w:sectPr>
-      <w:footerReference r:id="rId3" w:type="default"/>
+      <w:footerReference w:type="default" r:id="rId7"/>
       <w:pgSz w:w="12240" w:h="15840"/>
       <w:pgMar w:top="780" w:right="720" w:bottom="1440" w:left="990" w:header="403" w:footer="0" w:gutter="0"/>
-      <w:cols w:space="720" w:num="1"/>
-      <w:docGrid w:linePitch="360" w:charSpace="0"/>
+      <w:cols w:space="720"/>
+      <w:docGrid w:linePitch="360"/>
     </w:sectPr>
   </w:body>
 </w:document>
 </file>
 
+<file path=word/endnotes.xml><?xml version="1.0" encoding="utf-8"?>
+<w:endnotes xmlns:wpc="http://schemas.microsoft.com/office/word/2010/wordprocessingCanvas" xmlns:cx="http://schemas.microsoft.com/office/drawing/2014/chartex" xmlns:cx1="http://schemas.microsoft.com/office/drawing/2015/9/8/chartex" xmlns:cx2="http://schemas.microsoft.com/office/drawing/2015/10/21/chartex" xmlns:cx3="http://schemas.microsoft.com/office/drawing/2016/5/9/chartex" xmlns:cx4="http://schemas.microsoft.com/office/drawing/2016/5/10/chartex" xmlns:cx5="http://schemas.microsoft.com/office/drawing/2016/5/11/chartex" xmlns:cx6="http://schemas.microsoft.com/office/drawing/2016/5/12/chartex" xmlns:cx7="http://schemas.microsoft.com/office/drawing/2016/5/13/chartex" xmlns:cx8="http://schemas.microsoft.com/office/drawing/2016/5/14/chartex" xmlns:mc="http://schemas.openxmlformats.org/markup-compatibility/2006" xmlns:aink="http://schemas.microsoft.com/office/drawing/2016/ink" xmlns:am3d="http://schemas.microsoft.com/office/drawing/2017/model3d" xmlns:o="urn:schemas-microsoft-com:office:office" xmlns:oel="http://schemas.microsoft.com/office/2019/extlst" xmlns:r="http://schemas.openxmlformats.org/officeDocument/2006/relationships" xmlns:m="http://schemas.openxmlformats.org/officeDocument/2006/math" xmlns:v="urn:schemas-microsoft-com:vml" xmlns:wp14="http://schemas.microsoft.com/office/word/2010/wordprocessingDrawing" xmlns:wp="http://schemas.openxmlformats.org/drawingml/2006/wordprocessingDrawing" xmlns:w10="urn:schemas-microsoft-com:office:word" xmlns:w="http://schemas.openxmlformats.org/wordprocessingml/2006/main" xmlns:w14="http://schemas.microsoft.com/office/word/2010/wordml" xmlns:w15="http://schemas.microsoft.com/office/word/2012/wordml" xmlns:w16cex="http://schemas.microsoft.com/office/word/2018/wordml/cex" xmlns:w16cid="http://schemas.microsoft.com/office/word/2016/wordml/cid" xmlns:w16="http://schemas.microsoft.com/office/word/2018/wordml" xmlns:w16du="http://schemas.microsoft.com/office/word/2023/wordml/word16du" xmlns:w16sdtdh="http://schemas.microsoft.com/office/word/2020/wordml/sdtdatahash" xmlns:w16sdtfl="http://schemas.microsoft.com/office/word/2024/wordml/sdtformatlock" xmlns:w16se="http://schemas.microsoft.com/office/word/2015/wordml/symex" xmlns:wpg="http://schemas.microsoft.com/office/word/2010/wordprocessingGroup" xmlns:wpi="http://schemas.microsoft.com/office/word/2010/wordprocessingInk" xmlns:wne="http://schemas.microsoft.com/office/word/2006/wordml" xmlns:wps="http://schemas.microsoft.com/office/word/2010/wordprocessingShape" mc:Ignorable="w14 w15 w16se w16cid w16 w16cex w16sdtdh w16sdtfl w16du wp14">
+  <w:endnote w:type="separator" w:id="-1">
+    <w:p>
+      <w:r>
+        <w:separator/>
+      </w:r>
+    </w:p>
+  </w:endnote>
+  <w:endnote w:type="continuationSeparator" w:id="0">
+    <w:p>
+      <w:r>
+        <w:continuationSeparator/>
+      </w:r>
+    </w:p>
+  </w:endnote>
+</w:endnotes>
+</file>
+
 <file path=word/footer1.xml><?xml version="1.0" encoding="utf-8"?>
-<w:ftr xmlns:wpc="http://schemas.microsoft.com/office/word/2010/wordprocessingCanvas" xmlns:mc="http://schemas.openxmlformats.org/markup-compatibility/2006" xmlns:o="urn:schemas-microsoft-com:office:office" xmlns:r="http://schemas.openxmlformats.org/officeDocument/2006/relationships" xmlns:m="http://schemas.openxmlformats.org/officeDocument/2006/math" xmlns:v="urn:schemas-microsoft-com:vml" xmlns:wp14="http://schemas.microsoft.com/office/word/2010/wordprocessingDrawing" xmlns:wp="http://schemas.openxmlformats.org/drawingml/2006/wordprocessingDrawing" xmlns:w10="urn:schemas-microsoft-com:office:word" xmlns:w="http://schemas.openxmlformats.org/wordprocessingml/2006/main" xmlns:w14="http://schemas.microsoft.com/office/word/2010/wordml" xmlns:w15="http://schemas.microsoft.com/office/word/2012/wordml" xmlns:wpg="http://schemas.microsoft.com/office/word/2010/wordprocessingGroup" xmlns:wpi="http://schemas.microsoft.com/office/word/2010/wordprocessingInk" xmlns:wne="http://schemas.microsoft.com/office/word/2006/wordml" xmlns:wps="http://schemas.microsoft.com/office/word/2010/wordprocessingShape" xmlns:wpsCustomData="http://www.wps.cn/officeDocument/2013/wpsCustomData" mc:Ignorable="w14 w15 wp14">
+<w:ftr xmlns:wpc="http://schemas.microsoft.com/office/word/2010/wordprocessingCanvas" xmlns:cx="http://schemas.microsoft.com/office/drawing/2014/chartex" xmlns:cx1="http://schemas.microsoft.com/office/drawing/2015/9/8/chartex" xmlns:cx2="http://schemas.microsoft.com/office/drawing/2015/10/21/chartex" xmlns:cx3="http://schemas.microsoft.com/office/drawing/2016/5/9/chartex" xmlns:cx4="http://schemas.microsoft.com/office/drawing/2016/5/10/chartex" xmlns:cx5="http://schemas.microsoft.com/office/drawing/2016/5/11/chartex" xmlns:cx6="http://schemas.microsoft.com/office/drawing/2016/5/12/chartex" xmlns:cx7="http://schemas.microsoft.com/office/drawing/2016/5/13/chartex" xmlns:cx8="http://schemas.microsoft.com/office/drawing/2016/5/14/chartex" xmlns:mc="http://schemas.openxmlformats.org/markup-compatibility/2006" xmlns:aink="http://schemas.microsoft.com/office/drawing/2016/ink" xmlns:am3d="http://schemas.microsoft.com/office/drawing/2017/model3d" xmlns:o="urn:schemas-microsoft-com:office:office" xmlns:oel="http://schemas.microsoft.com/office/2019/extlst" xmlns:r="http://schemas.openxmlformats.org/officeDocument/2006/relationships" xmlns:m="http://schemas.openxmlformats.org/officeDocument/2006/math" xmlns:v="urn:schemas-microsoft-com:vml" xmlns:wp14="http://schemas.microsoft.com/office/word/2010/wordprocessingDrawing" xmlns:wp="http://schemas.openxmlformats.org/drawingml/2006/wordprocessingDrawing" xmlns:w10="urn:schemas-microsoft-com:office:word" xmlns:w="http://schemas.openxmlformats.org/wordprocessingml/2006/main" xmlns:w14="http://schemas.microsoft.com/office/word/2010/wordml" xmlns:w15="http://schemas.microsoft.com/office/word/2012/wordml" xmlns:w16cex="http://schemas.microsoft.com/office/word/2018/wordml/cex" xmlns:w16cid="http://schemas.microsoft.com/office/word/2016/wordml/cid" xmlns:w16="http://schemas.microsoft.com/office/word/2018/wordml" xmlns:w16du="http://schemas.microsoft.com/office/word/2023/wordml/word16du" xmlns:w16sdtdh="http://schemas.microsoft.com/office/word/2020/wordml/sdtdatahash" xmlns:w16sdtfl="http://schemas.microsoft.com/office/word/2024/wordml/sdtformatlock" xmlns:w16se="http://schemas.microsoft.com/office/word/2015/wordml/symex" xmlns:wpg="http://schemas.microsoft.com/office/word/2010/wordprocessingGroup" xmlns:wpi="http://schemas.microsoft.com/office/word/2010/wordprocessingInk" xmlns:wne="http://schemas.microsoft.com/office/word/2006/wordml" xmlns:wps="http://schemas.microsoft.com/office/word/2010/wordprocessingShape" mc:Ignorable="w14 w15 w16se w16cid w16 w16cex w16sdtdh w16sdtfl w16du wp14">
   <w:p>
     <w:pPr>
       <w:tabs>
@@ -4965,20 +7460,38 @@
   </w:p>
   <w:p>
     <w:pPr>
-      <w:pStyle w:val="6"/>
+      <w:pStyle w:val="Footer"/>
     </w:pPr>
   </w:p>
 </w:ftr>
 </file>
 
+<file path=word/footnotes.xml><?xml version="1.0" encoding="utf-8"?>
+<w:footnotes xmlns:wpc="http://schemas.microsoft.com/office/word/2010/wordprocessingCanvas" xmlns:cx="http://schemas.microsoft.com/office/drawing/2014/chartex" xmlns:cx1="http://schemas.microsoft.com/office/drawing/2015/9/8/chartex" xmlns:cx2="http://schemas.microsoft.com/office/drawing/2015/10/21/chartex" xmlns:cx3="http://schemas.microsoft.com/office/drawing/2016/5/9/chartex" xmlns:cx4="http://schemas.microsoft.com/office/drawing/2016/5/10/chartex" xmlns:cx5="http://schemas.microsoft.com/office/drawing/2016/5/11/chartex" xmlns:cx6="http://schemas.microsoft.com/office/drawing/2016/5/12/chartex" xmlns:cx7="http://schemas.microsoft.com/office/drawing/2016/5/13/chartex" xmlns:cx8="http://schemas.microsoft.com/office/drawing/2016/5/14/chartex" xmlns:mc="http://schemas.openxmlformats.org/markup-compatibility/2006" xmlns:aink="http://schemas.microsoft.com/office/drawing/2016/ink" xmlns:am3d="http://schemas.microsoft.com/office/drawing/2017/model3d" xmlns:o="urn:schemas-microsoft-com:office:office" xmlns:oel="http://schemas.microsoft.com/office/2019/extlst" xmlns:r="http://schemas.openxmlformats.org/officeDocument/2006/relationships" xmlns:m="http://schemas.openxmlformats.org/officeDocument/2006/math" xmlns:v="urn:schemas-microsoft-com:vml" xmlns:wp14="http://schemas.microsoft.com/office/word/2010/wordprocessingDrawing" xmlns:wp="http://schemas.openxmlformats.org/drawingml/2006/wordprocessingDrawing" xmlns:w10="urn:schemas-microsoft-com:office:word" xmlns:w="http://schemas.openxmlformats.org/wordprocessingml/2006/main" xmlns:w14="http://schemas.microsoft.com/office/word/2010/wordml" xmlns:w15="http://schemas.microsoft.com/office/word/2012/wordml" xmlns:w16cex="http://schemas.microsoft.com/office/word/2018/wordml/cex" xmlns:w16cid="http://schemas.microsoft.com/office/word/2016/wordml/cid" xmlns:w16="http://schemas.microsoft.com/office/word/2018/wordml" xmlns:w16du="http://schemas.microsoft.com/office/word/2023/wordml/word16du" xmlns:w16sdtdh="http://schemas.microsoft.com/office/word/2020/wordml/sdtdatahash" xmlns:w16sdtfl="http://schemas.microsoft.com/office/word/2024/wordml/sdtformatlock" xmlns:w16se="http://schemas.microsoft.com/office/word/2015/wordml/symex" xmlns:wpg="http://schemas.microsoft.com/office/word/2010/wordprocessingGroup" xmlns:wpi="http://schemas.microsoft.com/office/word/2010/wordprocessingInk" xmlns:wne="http://schemas.microsoft.com/office/word/2006/wordml" xmlns:wps="http://schemas.microsoft.com/office/word/2010/wordprocessingShape" mc:Ignorable="w14 w15 w16se w16cid w16 w16cex w16sdtdh w16sdtfl w16du wp14">
+  <w:footnote w:type="separator" w:id="-1">
+    <w:p>
+      <w:r>
+        <w:separator/>
+      </w:r>
+    </w:p>
+  </w:footnote>
+  <w:footnote w:type="continuationSeparator" w:id="0">
+    <w:p>
+      <w:r>
+        <w:continuationSeparator/>
+      </w:r>
+    </w:p>
+  </w:footnote>
+</w:footnotes>
+</file>
+
 <file path=word/numbering.xml><?xml version="1.0" encoding="utf-8"?>
-<w:numbering xmlns:wpc="http://schemas.microsoft.com/office/word/2010/wordprocessingCanvas" xmlns:mc="http://schemas.openxmlformats.org/markup-compatibility/2006" xmlns:o="urn:schemas-microsoft-com:office:office" xmlns:r="http://schemas.openxmlformats.org/officeDocument/2006/relationships" xmlns:m="http://schemas.openxmlformats.org/officeDocument/2006/math" xmlns:v="urn:schemas-microsoft-com:vml" xmlns:wp14="http://schemas.microsoft.com/office/word/2010/wordprocessingDrawing" xmlns:wp="http://schemas.openxmlformats.org/drawingml/2006/wordprocessingDrawing" xmlns:w10="urn:schemas-microsoft-com:office:word" xmlns:w="http://schemas.openxmlformats.org/wordprocessingml/2006/main" xmlns:w14="http://schemas.microsoft.com/office/word/2010/wordml" xmlns:wpg="http://schemas.microsoft.com/office/word/2010/wordprocessingGroup" xmlns:wpi="http://schemas.microsoft.com/office/word/2010/wordprocessingInk" xmlns:wne="http://schemas.microsoft.com/office/word/2006/wordml" xmlns:wps="http://schemas.microsoft.com/office/word/2010/wordprocessingShape" xmlns:wpsCustomData="http://www.wps.cn/officeDocument/2013/wpsCustomData" mc:Ignorable="w14 wp14">
-  <w:abstractNum w:abstractNumId="0">
+<w:numbering xmlns:wpc="http://schemas.microsoft.com/office/word/2010/wordprocessingCanvas" xmlns:cx="http://schemas.microsoft.com/office/drawing/2014/chartex" xmlns:cx1="http://schemas.microsoft.com/office/drawing/2015/9/8/chartex" xmlns:cx2="http://schemas.microsoft.com/office/drawing/2015/10/21/chartex" xmlns:cx3="http://schemas.microsoft.com/office/drawing/2016/5/9/chartex" xmlns:cx4="http://schemas.microsoft.com/office/drawing/2016/5/10/chartex" xmlns:cx5="http://schemas.microsoft.com/office/drawing/2016/5/11/chartex" xmlns:cx6="http://schemas.microsoft.com/office/drawing/2016/5/12/chartex" xmlns:cx7="http://schemas.microsoft.com/office/drawing/2016/5/13/chartex" xmlns:cx8="http://schemas.microsoft.com/office/drawing/2016/5/14/chartex" xmlns:mc="http://schemas.openxmlformats.org/markup-compatibility/2006" xmlns:aink="http://schemas.microsoft.com/office/drawing/2016/ink" xmlns:am3d="http://schemas.microsoft.com/office/drawing/2017/model3d" xmlns:o="urn:schemas-microsoft-com:office:office" xmlns:oel="http://schemas.microsoft.com/office/2019/extlst" xmlns:r="http://schemas.openxmlformats.org/officeDocument/2006/relationships" xmlns:m="http://schemas.openxmlformats.org/officeDocument/2006/math" xmlns:v="urn:schemas-microsoft-com:vml" xmlns:wp14="http://schemas.microsoft.com/office/word/2010/wordprocessingDrawing" xmlns:wp="http://schemas.openxmlformats.org/drawingml/2006/wordprocessingDrawing" xmlns:w10="urn:schemas-microsoft-com:office:word" xmlns:w="http://schemas.openxmlformats.org/wordprocessingml/2006/main" xmlns:w14="http://schemas.microsoft.com/office/word/2010/wordml" xmlns:w15="http://schemas.microsoft.com/office/word/2012/wordml" xmlns:w16cex="http://schemas.microsoft.com/office/word/2018/wordml/cex" xmlns:w16cid="http://schemas.microsoft.com/office/word/2016/wordml/cid" xmlns:w16="http://schemas.microsoft.com/office/word/2018/wordml" xmlns:w16du="http://schemas.microsoft.com/office/word/2023/wordml/word16du" xmlns:w16sdtdh="http://schemas.microsoft.com/office/word/2020/wordml/sdtdatahash" xmlns:w16sdtfl="http://schemas.microsoft.com/office/word/2024/wordml/sdtformatlock" xmlns:w16se="http://schemas.microsoft.com/office/word/2015/wordml/symex" xmlns:wpg="http://schemas.microsoft.com/office/word/2010/wordprocessingGroup" xmlns:wpi="http://schemas.microsoft.com/office/word/2010/wordprocessingInk" xmlns:wne="http://schemas.microsoft.com/office/word/2006/wordml" xmlns:wps="http://schemas.microsoft.com/office/word/2010/wordprocessingShape" mc:Ignorable="w14 w15 w16se w16cid w16 w16cex w16sdtdh w16sdtfl w16du wp14">
+  <w:abstractNum w:abstractNumId="0" w15:restartNumberingAfterBreak="0">
     <w:nsid w:val="16590D4D"/>
     <w:multiLevelType w:val="multilevel"/>
     <w:tmpl w:val="16590D4D"/>
-    <w:lvl w:ilvl="0" w:tentative="0">
-      <w:start w:val="0"/>
+    <w:lvl w:ilvl="0">
       <w:numFmt w:val="bullet"/>
       <w:lvlText w:val="-"/>
       <w:lvlJc w:val="left"/>
@@ -4986,7 +7499,7 @@
         <w:ind w:left="540" w:hanging="361"/>
       </w:pPr>
       <w:rPr>
-        <w:rFonts w:hint="default" w:ascii="Bell MT" w:hAnsi="Bell MT" w:eastAsia="Bell MT" w:cs="Bell MT"/>
+        <w:rFonts w:ascii="Bell MT" w:eastAsia="Bell MT" w:hAnsi="Bell MT" w:cs="Bell MT" w:hint="default"/>
         <w:b w:val="0"/>
         <w:bCs w:val="0"/>
         <w:i w:val="0"/>
@@ -4998,8 +7511,7 @@
         <w:lang w:val="vi" w:eastAsia="en-US" w:bidi="ar-SA"/>
       </w:rPr>
     </w:lvl>
-    <w:lvl w:ilvl="1" w:tentative="0">
-      <w:start w:val="0"/>
+    <w:lvl w:ilvl="1">
       <w:numFmt w:val="bullet"/>
       <w:lvlText w:val="-"/>
       <w:lvlJc w:val="left"/>
@@ -5007,7 +7519,7 @@
         <w:ind w:left="631" w:hanging="363"/>
       </w:pPr>
       <w:rPr>
-        <w:rFonts w:hint="default" w:ascii="Bell MT" w:hAnsi="Bell MT" w:eastAsia="Bell MT" w:cs="Bell MT"/>
+        <w:rFonts w:ascii="Bell MT" w:eastAsia="Bell MT" w:hAnsi="Bell MT" w:cs="Bell MT" w:hint="default"/>
         <w:b w:val="0"/>
         <w:bCs w:val="0"/>
         <w:i w:val="0"/>
@@ -5019,8 +7531,7 @@
         <w:lang w:val="vi" w:eastAsia="en-US" w:bidi="ar-SA"/>
       </w:rPr>
     </w:lvl>
-    <w:lvl w:ilvl="2" w:tentative="0">
-      <w:start w:val="0"/>
+    <w:lvl w:ilvl="2">
       <w:numFmt w:val="bullet"/>
       <w:lvlText w:val="•"/>
       <w:lvlJc w:val="left"/>
@@ -5032,8 +7543,7 @@
         <w:lang w:val="vi" w:eastAsia="en-US" w:bidi="ar-SA"/>
       </w:rPr>
     </w:lvl>
-    <w:lvl w:ilvl="3" w:tentative="0">
-      <w:start w:val="0"/>
+    <w:lvl w:ilvl="3">
       <w:numFmt w:val="bullet"/>
       <w:lvlText w:val="•"/>
       <w:lvlJc w:val="left"/>
@@ -5045,8 +7555,7 @@
         <w:lang w:val="vi" w:eastAsia="en-US" w:bidi="ar-SA"/>
       </w:rPr>
     </w:lvl>
-    <w:lvl w:ilvl="4" w:tentative="0">
-      <w:start w:val="0"/>
+    <w:lvl w:ilvl="4">
       <w:numFmt w:val="bullet"/>
       <w:lvlText w:val="•"/>
       <w:lvlJc w:val="left"/>
@@ -5058,8 +7567,7 @@
         <w:lang w:val="vi" w:eastAsia="en-US" w:bidi="ar-SA"/>
       </w:rPr>
     </w:lvl>
-    <w:lvl w:ilvl="5" w:tentative="0">
-      <w:start w:val="0"/>
+    <w:lvl w:ilvl="5">
       <w:numFmt w:val="bullet"/>
       <w:lvlText w:val="•"/>
       <w:lvlJc w:val="left"/>
@@ -5071,8 +7579,7 @@
         <w:lang w:val="vi" w:eastAsia="en-US" w:bidi="ar-SA"/>
       </w:rPr>
     </w:lvl>
-    <w:lvl w:ilvl="6" w:tentative="0">
-      <w:start w:val="0"/>
+    <w:lvl w:ilvl="6">
       <w:numFmt w:val="bullet"/>
       <w:lvlText w:val="•"/>
       <w:lvlJc w:val="left"/>
@@ -5084,8 +7591,7 @@
         <w:lang w:val="vi" w:eastAsia="en-US" w:bidi="ar-SA"/>
       </w:rPr>
     </w:lvl>
-    <w:lvl w:ilvl="7" w:tentative="0">
-      <w:start w:val="0"/>
+    <w:lvl w:ilvl="7">
       <w:numFmt w:val="bullet"/>
       <w:lvlText w:val="•"/>
       <w:lvlJc w:val="left"/>
@@ -5097,8 +7603,7 @@
         <w:lang w:val="vi" w:eastAsia="en-US" w:bidi="ar-SA"/>
       </w:rPr>
     </w:lvl>
-    <w:lvl w:ilvl="8" w:tentative="0">
-      <w:start w:val="0"/>
+    <w:lvl w:ilvl="8">
       <w:numFmt w:val="bullet"/>
       <w:lvlText w:val="•"/>
       <w:lvlJc w:val="left"/>
@@ -5111,11 +7616,11 @@
       </w:rPr>
     </w:lvl>
   </w:abstractNum>
-  <w:abstractNum w:abstractNumId="1">
+  <w:abstractNum w:abstractNumId="1" w15:restartNumberingAfterBreak="0">
     <w:nsid w:val="267340C6"/>
     <w:multiLevelType w:val="multilevel"/>
     <w:tmpl w:val="267340C6"/>
-    <w:lvl w:ilvl="0" w:tentative="0">
+    <w:lvl w:ilvl="0">
       <w:start w:val="1"/>
       <w:numFmt w:val="bullet"/>
       <w:lvlText w:val=""/>
@@ -5124,10 +7629,10 @@
         <w:ind w:left="1080" w:hanging="360"/>
       </w:pPr>
       <w:rPr>
-        <w:rFonts w:hint="default" w:ascii="Symbol" w:hAnsi="Symbol"/>
+        <w:rFonts w:ascii="Symbol" w:hAnsi="Symbol" w:hint="default"/>
       </w:rPr>
     </w:lvl>
-    <w:lvl w:ilvl="1" w:tentative="0">
+    <w:lvl w:ilvl="1">
       <w:start w:val="1"/>
       <w:numFmt w:val="bullet"/>
       <w:lvlText w:val="o"/>
@@ -5136,10 +7641,10 @@
         <w:ind w:left="1800" w:hanging="360"/>
       </w:pPr>
       <w:rPr>
-        <w:rFonts w:hint="default" w:ascii="Courier New" w:hAnsi="Courier New" w:cs="Courier New"/>
+        <w:rFonts w:ascii="Courier New" w:hAnsi="Courier New" w:cs="Courier New" w:hint="default"/>
       </w:rPr>
     </w:lvl>
-    <w:lvl w:ilvl="2" w:tentative="0">
+    <w:lvl w:ilvl="2">
       <w:start w:val="1"/>
       <w:numFmt w:val="bullet"/>
       <w:lvlText w:val=""/>
@@ -5148,10 +7653,10 @@
         <w:ind w:left="2520" w:hanging="360"/>
       </w:pPr>
       <w:rPr>
-        <w:rFonts w:hint="default" w:ascii="Wingdings" w:hAnsi="Wingdings"/>
+        <w:rFonts w:ascii="Wingdings" w:hAnsi="Wingdings" w:hint="default"/>
       </w:rPr>
     </w:lvl>
-    <w:lvl w:ilvl="3" w:tentative="0">
+    <w:lvl w:ilvl="3">
       <w:start w:val="1"/>
       <w:numFmt w:val="bullet"/>
       <w:lvlText w:val=""/>
@@ -5160,10 +7665,10 @@
         <w:ind w:left="3240" w:hanging="360"/>
       </w:pPr>
       <w:rPr>
-        <w:rFonts w:hint="default" w:ascii="Symbol" w:hAnsi="Symbol"/>
+        <w:rFonts w:ascii="Symbol" w:hAnsi="Symbol" w:hint="default"/>
       </w:rPr>
     </w:lvl>
-    <w:lvl w:ilvl="4" w:tentative="0">
+    <w:lvl w:ilvl="4">
       <w:start w:val="1"/>
       <w:numFmt w:val="bullet"/>
       <w:lvlText w:val="o"/>
@@ -5172,10 +7677,10 @@
         <w:ind w:left="3960" w:hanging="360"/>
       </w:pPr>
       <w:rPr>
-        <w:rFonts w:hint="default" w:ascii="Courier New" w:hAnsi="Courier New" w:cs="Courier New"/>
+        <w:rFonts w:ascii="Courier New" w:hAnsi="Courier New" w:cs="Courier New" w:hint="default"/>
       </w:rPr>
     </w:lvl>
-    <w:lvl w:ilvl="5" w:tentative="0">
+    <w:lvl w:ilvl="5">
       <w:start w:val="1"/>
       <w:numFmt w:val="bullet"/>
       <w:lvlText w:val=""/>
@@ -5184,10 +7689,10 @@
         <w:ind w:left="4680" w:hanging="360"/>
       </w:pPr>
       <w:rPr>
-        <w:rFonts w:hint="default" w:ascii="Wingdings" w:hAnsi="Wingdings"/>
+        <w:rFonts w:ascii="Wingdings" w:hAnsi="Wingdings" w:hint="default"/>
       </w:rPr>
     </w:lvl>
-    <w:lvl w:ilvl="6" w:tentative="0">
+    <w:lvl w:ilvl="6">
       <w:start w:val="1"/>
       <w:numFmt w:val="bullet"/>
       <w:lvlText w:val=""/>
@@ -5196,10 +7701,10 @@
         <w:ind w:left="5400" w:hanging="360"/>
       </w:pPr>
       <w:rPr>
-        <w:rFonts w:hint="default" w:ascii="Symbol" w:hAnsi="Symbol"/>
+        <w:rFonts w:ascii="Symbol" w:hAnsi="Symbol" w:hint="default"/>
       </w:rPr>
     </w:lvl>
-    <w:lvl w:ilvl="7" w:tentative="0">
+    <w:lvl w:ilvl="7">
       <w:start w:val="1"/>
       <w:numFmt w:val="bullet"/>
       <w:lvlText w:val="o"/>
@@ -5208,10 +7713,10 @@
         <w:ind w:left="6120" w:hanging="360"/>
       </w:pPr>
       <w:rPr>
-        <w:rFonts w:hint="default" w:ascii="Courier New" w:hAnsi="Courier New" w:cs="Courier New"/>
+        <w:rFonts w:ascii="Courier New" w:hAnsi="Courier New" w:cs="Courier New" w:hint="default"/>
       </w:rPr>
     </w:lvl>
-    <w:lvl w:ilvl="8" w:tentative="0">
+    <w:lvl w:ilvl="8">
       <w:start w:val="1"/>
       <w:numFmt w:val="bullet"/>
       <w:lvlText w:val=""/>
@@ -5220,16 +7725,15 @@
         <w:ind w:left="6840" w:hanging="360"/>
       </w:pPr>
       <w:rPr>
-        <w:rFonts w:hint="default" w:ascii="Wingdings" w:hAnsi="Wingdings"/>
+        <w:rFonts w:ascii="Wingdings" w:hAnsi="Wingdings" w:hint="default"/>
       </w:rPr>
     </w:lvl>
   </w:abstractNum>
-  <w:abstractNum w:abstractNumId="2">
+  <w:abstractNum w:abstractNumId="2" w15:restartNumberingAfterBreak="0">
     <w:nsid w:val="36D67A36"/>
     <w:multiLevelType w:val="multilevel"/>
     <w:tmpl w:val="36D67A36"/>
-    <w:lvl w:ilvl="0" w:tentative="0">
-      <w:start w:val="0"/>
+    <w:lvl w:ilvl="0">
       <w:numFmt w:val="bullet"/>
       <w:lvlText w:val="-"/>
       <w:lvlJc w:val="left"/>
@@ -5237,14 +7741,13 @@
         <w:ind w:left="787" w:hanging="140"/>
       </w:pPr>
       <w:rPr>
-        <w:rFonts w:hint="default" w:ascii="Bell MT" w:hAnsi="Bell MT" w:eastAsia="Bell MT" w:cs="Bell MT"/>
+        <w:rFonts w:ascii="Bell MT" w:eastAsia="Bell MT" w:hAnsi="Bell MT" w:cs="Bell MT" w:hint="default"/>
         <w:spacing w:val="0"/>
         <w:w w:val="100"/>
         <w:lang w:val="vi" w:eastAsia="en-US" w:bidi="ar-SA"/>
       </w:rPr>
     </w:lvl>
-    <w:lvl w:ilvl="1" w:tentative="0">
-      <w:start w:val="0"/>
+    <w:lvl w:ilvl="1">
       <w:numFmt w:val="bullet"/>
       <w:lvlText w:val="•"/>
       <w:lvlJc w:val="left"/>
@@ -5256,8 +7759,7 @@
         <w:lang w:val="vi" w:eastAsia="en-US" w:bidi="ar-SA"/>
       </w:rPr>
     </w:lvl>
-    <w:lvl w:ilvl="2" w:tentative="0">
-      <w:start w:val="0"/>
+    <w:lvl w:ilvl="2">
       <w:numFmt w:val="bullet"/>
       <w:lvlText w:val="•"/>
       <w:lvlJc w:val="left"/>
@@ -5269,8 +7771,7 @@
         <w:lang w:val="vi" w:eastAsia="en-US" w:bidi="ar-SA"/>
       </w:rPr>
     </w:lvl>
-    <w:lvl w:ilvl="3" w:tentative="0">
-      <w:start w:val="0"/>
+    <w:lvl w:ilvl="3">
       <w:numFmt w:val="bullet"/>
       <w:lvlText w:val="•"/>
       <w:lvlJc w:val="left"/>
@@ -5282,8 +7783,7 @@
         <w:lang w:val="vi" w:eastAsia="en-US" w:bidi="ar-SA"/>
       </w:rPr>
     </w:lvl>
-    <w:lvl w:ilvl="4" w:tentative="0">
-      <w:start w:val="0"/>
+    <w:lvl w:ilvl="4">
       <w:numFmt w:val="bullet"/>
       <w:lvlText w:val="•"/>
       <w:lvlJc w:val="left"/>
@@ -5295,8 +7795,7 @@
         <w:lang w:val="vi" w:eastAsia="en-US" w:bidi="ar-SA"/>
       </w:rPr>
     </w:lvl>
-    <w:lvl w:ilvl="5" w:tentative="0">
-      <w:start w:val="0"/>
+    <w:lvl w:ilvl="5">
       <w:numFmt w:val="bullet"/>
       <w:lvlText w:val="•"/>
       <w:lvlJc w:val="left"/>
@@ -5308,8 +7807,7 @@
         <w:lang w:val="vi" w:eastAsia="en-US" w:bidi="ar-SA"/>
       </w:rPr>
     </w:lvl>
-    <w:lvl w:ilvl="6" w:tentative="0">
-      <w:start w:val="0"/>
+    <w:lvl w:ilvl="6">
       <w:numFmt w:val="bullet"/>
       <w:lvlText w:val="•"/>
       <w:lvlJc w:val="left"/>
@@ -5321,8 +7819,7 @@
         <w:lang w:val="vi" w:eastAsia="en-US" w:bidi="ar-SA"/>
       </w:rPr>
     </w:lvl>
-    <w:lvl w:ilvl="7" w:tentative="0">
-      <w:start w:val="0"/>
+    <w:lvl w:ilvl="7">
       <w:numFmt w:val="bullet"/>
       <w:lvlText w:val="•"/>
       <w:lvlJc w:val="left"/>
@@ -5334,8 +7831,7 @@
         <w:lang w:val="vi" w:eastAsia="en-US" w:bidi="ar-SA"/>
       </w:rPr>
     </w:lvl>
-    <w:lvl w:ilvl="8" w:tentative="0">
-      <w:start w:val="0"/>
+    <w:lvl w:ilvl="8">
       <w:numFmt w:val="bullet"/>
       <w:lvlText w:val="•"/>
       <w:lvlJc w:val="left"/>
@@ -5348,11 +7844,237 @@
       </w:rPr>
     </w:lvl>
   </w:abstractNum>
-  <w:abstractNum w:abstractNumId="3">
+  <w:abstractNum w:abstractNumId="3" w15:restartNumberingAfterBreak="0">
+    <w:nsid w:val="4BC80259"/>
+    <w:multiLevelType w:val="hybridMultilevel"/>
+    <w:tmpl w:val="8CA65520"/>
+    <w:lvl w:ilvl="0" w:tplc="04090001">
+      <w:start w:val="1"/>
+      <w:numFmt w:val="bullet"/>
+      <w:lvlText w:val=""/>
+      <w:lvlJc w:val="left"/>
+      <w:pPr>
+        <w:ind w:left="1080" w:hanging="360"/>
+      </w:pPr>
+      <w:rPr>
+        <w:rFonts w:ascii="Symbol" w:hAnsi="Symbol" w:hint="default"/>
+      </w:rPr>
+    </w:lvl>
+    <w:lvl w:ilvl="1" w:tplc="04090003" w:tentative="1">
+      <w:start w:val="1"/>
+      <w:numFmt w:val="bullet"/>
+      <w:lvlText w:val="o"/>
+      <w:lvlJc w:val="left"/>
+      <w:pPr>
+        <w:ind w:left="1800" w:hanging="360"/>
+      </w:pPr>
+      <w:rPr>
+        <w:rFonts w:ascii="Courier New" w:hAnsi="Courier New" w:cs="Courier New" w:hint="default"/>
+      </w:rPr>
+    </w:lvl>
+    <w:lvl w:ilvl="2" w:tplc="04090005" w:tentative="1">
+      <w:start w:val="1"/>
+      <w:numFmt w:val="bullet"/>
+      <w:lvlText w:val=""/>
+      <w:lvlJc w:val="left"/>
+      <w:pPr>
+        <w:ind w:left="2520" w:hanging="360"/>
+      </w:pPr>
+      <w:rPr>
+        <w:rFonts w:ascii="Wingdings" w:hAnsi="Wingdings" w:hint="default"/>
+      </w:rPr>
+    </w:lvl>
+    <w:lvl w:ilvl="3" w:tplc="04090001" w:tentative="1">
+      <w:start w:val="1"/>
+      <w:numFmt w:val="bullet"/>
+      <w:lvlText w:val=""/>
+      <w:lvlJc w:val="left"/>
+      <w:pPr>
+        <w:ind w:left="3240" w:hanging="360"/>
+      </w:pPr>
+      <w:rPr>
+        <w:rFonts w:ascii="Symbol" w:hAnsi="Symbol" w:hint="default"/>
+      </w:rPr>
+    </w:lvl>
+    <w:lvl w:ilvl="4" w:tplc="04090003" w:tentative="1">
+      <w:start w:val="1"/>
+      <w:numFmt w:val="bullet"/>
+      <w:lvlText w:val="o"/>
+      <w:lvlJc w:val="left"/>
+      <w:pPr>
+        <w:ind w:left="3960" w:hanging="360"/>
+      </w:pPr>
+      <w:rPr>
+        <w:rFonts w:ascii="Courier New" w:hAnsi="Courier New" w:cs="Courier New" w:hint="default"/>
+      </w:rPr>
+    </w:lvl>
+    <w:lvl w:ilvl="5" w:tplc="04090005" w:tentative="1">
+      <w:start w:val="1"/>
+      <w:numFmt w:val="bullet"/>
+      <w:lvlText w:val=""/>
+      <w:lvlJc w:val="left"/>
+      <w:pPr>
+        <w:ind w:left="4680" w:hanging="360"/>
+      </w:pPr>
+      <w:rPr>
+        <w:rFonts w:ascii="Wingdings" w:hAnsi="Wingdings" w:hint="default"/>
+      </w:rPr>
+    </w:lvl>
+    <w:lvl w:ilvl="6" w:tplc="04090001" w:tentative="1">
+      <w:start w:val="1"/>
+      <w:numFmt w:val="bullet"/>
+      <w:lvlText w:val=""/>
+      <w:lvlJc w:val="left"/>
+      <w:pPr>
+        <w:ind w:left="5400" w:hanging="360"/>
+      </w:pPr>
+      <w:rPr>
+        <w:rFonts w:ascii="Symbol" w:hAnsi="Symbol" w:hint="default"/>
+      </w:rPr>
+    </w:lvl>
+    <w:lvl w:ilvl="7" w:tplc="04090003" w:tentative="1">
+      <w:start w:val="1"/>
+      <w:numFmt w:val="bullet"/>
+      <w:lvlText w:val="o"/>
+      <w:lvlJc w:val="left"/>
+      <w:pPr>
+        <w:ind w:left="6120" w:hanging="360"/>
+      </w:pPr>
+      <w:rPr>
+        <w:rFonts w:ascii="Courier New" w:hAnsi="Courier New" w:cs="Courier New" w:hint="default"/>
+      </w:rPr>
+    </w:lvl>
+    <w:lvl w:ilvl="8" w:tplc="04090005" w:tentative="1">
+      <w:start w:val="1"/>
+      <w:numFmt w:val="bullet"/>
+      <w:lvlText w:val=""/>
+      <w:lvlJc w:val="left"/>
+      <w:pPr>
+        <w:ind w:left="6840" w:hanging="360"/>
+      </w:pPr>
+      <w:rPr>
+        <w:rFonts w:ascii="Wingdings" w:hAnsi="Wingdings" w:hint="default"/>
+      </w:rPr>
+    </w:lvl>
+  </w:abstractNum>
+  <w:abstractNum w:abstractNumId="4" w15:restartNumberingAfterBreak="0">
+    <w:nsid w:val="4FCA37A7"/>
+    <w:multiLevelType w:val="hybridMultilevel"/>
+    <w:tmpl w:val="3A5AFE8A"/>
+    <w:lvl w:ilvl="0" w:tplc="7C58BCE3">
+      <w:start w:val="1"/>
+      <w:numFmt w:val="bullet"/>
+      <w:lvlText w:val=""/>
+      <w:lvlJc w:val="left"/>
+      <w:pPr>
+        <w:ind w:left="360" w:hanging="360"/>
+      </w:pPr>
+      <w:rPr>
+        <w:rFonts w:ascii="Wingdings" w:hAnsi="Wingdings" w:hint="default"/>
+      </w:rPr>
+    </w:lvl>
+    <w:lvl w:ilvl="1" w:tplc="04090003" w:tentative="1">
+      <w:start w:val="1"/>
+      <w:numFmt w:val="bullet"/>
+      <w:lvlText w:val="o"/>
+      <w:lvlJc w:val="left"/>
+      <w:pPr>
+        <w:ind w:left="1080" w:hanging="360"/>
+      </w:pPr>
+      <w:rPr>
+        <w:rFonts w:ascii="Courier New" w:hAnsi="Courier New" w:cs="Courier New" w:hint="default"/>
+      </w:rPr>
+    </w:lvl>
+    <w:lvl w:ilvl="2" w:tplc="04090005" w:tentative="1">
+      <w:start w:val="1"/>
+      <w:numFmt w:val="bullet"/>
+      <w:lvlText w:val=""/>
+      <w:lvlJc w:val="left"/>
+      <w:pPr>
+        <w:ind w:left="1800" w:hanging="360"/>
+      </w:pPr>
+      <w:rPr>
+        <w:rFonts w:ascii="Wingdings" w:hAnsi="Wingdings" w:hint="default"/>
+      </w:rPr>
+    </w:lvl>
+    <w:lvl w:ilvl="3" w:tplc="04090001" w:tentative="1">
+      <w:start w:val="1"/>
+      <w:numFmt w:val="bullet"/>
+      <w:lvlText w:val=""/>
+      <w:lvlJc w:val="left"/>
+      <w:pPr>
+        <w:ind w:left="2520" w:hanging="360"/>
+      </w:pPr>
+      <w:rPr>
+        <w:rFonts w:ascii="Symbol" w:hAnsi="Symbol" w:hint="default"/>
+      </w:rPr>
+    </w:lvl>
+    <w:lvl w:ilvl="4" w:tplc="04090003" w:tentative="1">
+      <w:start w:val="1"/>
+      <w:numFmt w:val="bullet"/>
+      <w:lvlText w:val="o"/>
+      <w:lvlJc w:val="left"/>
+      <w:pPr>
+        <w:ind w:left="3240" w:hanging="360"/>
+      </w:pPr>
+      <w:rPr>
+        <w:rFonts w:ascii="Courier New" w:hAnsi="Courier New" w:cs="Courier New" w:hint="default"/>
+      </w:rPr>
+    </w:lvl>
+    <w:lvl w:ilvl="5" w:tplc="04090005" w:tentative="1">
+      <w:start w:val="1"/>
+      <w:numFmt w:val="bullet"/>
+      <w:lvlText w:val=""/>
+      <w:lvlJc w:val="left"/>
+      <w:pPr>
+        <w:ind w:left="3960" w:hanging="360"/>
+      </w:pPr>
+      <w:rPr>
+        <w:rFonts w:ascii="Wingdings" w:hAnsi="Wingdings" w:hint="default"/>
+      </w:rPr>
+    </w:lvl>
+    <w:lvl w:ilvl="6" w:tplc="04090001" w:tentative="1">
+      <w:start w:val="1"/>
+      <w:numFmt w:val="bullet"/>
+      <w:lvlText w:val=""/>
+      <w:lvlJc w:val="left"/>
+      <w:pPr>
+        <w:ind w:left="4680" w:hanging="360"/>
+      </w:pPr>
+      <w:rPr>
+        <w:rFonts w:ascii="Symbol" w:hAnsi="Symbol" w:hint="default"/>
+      </w:rPr>
+    </w:lvl>
+    <w:lvl w:ilvl="7" w:tplc="04090003" w:tentative="1">
+      <w:start w:val="1"/>
+      <w:numFmt w:val="bullet"/>
+      <w:lvlText w:val="o"/>
+      <w:lvlJc w:val="left"/>
+      <w:pPr>
+        <w:ind w:left="5400" w:hanging="360"/>
+      </w:pPr>
+      <w:rPr>
+        <w:rFonts w:ascii="Courier New" w:hAnsi="Courier New" w:cs="Courier New" w:hint="default"/>
+      </w:rPr>
+    </w:lvl>
+    <w:lvl w:ilvl="8" w:tplc="04090005" w:tentative="1">
+      <w:start w:val="1"/>
+      <w:numFmt w:val="bullet"/>
+      <w:lvlText w:val=""/>
+      <w:lvlJc w:val="left"/>
+      <w:pPr>
+        <w:ind w:left="6120" w:hanging="360"/>
+      </w:pPr>
+      <w:rPr>
+        <w:rFonts w:ascii="Wingdings" w:hAnsi="Wingdings" w:hint="default"/>
+      </w:rPr>
+    </w:lvl>
+  </w:abstractNum>
+  <w:abstractNum w:abstractNumId="5" w15:restartNumberingAfterBreak="0">
     <w:nsid w:val="53AF36B2"/>
     <w:multiLevelType w:val="multilevel"/>
     <w:tmpl w:val="53AF36B2"/>
-    <w:lvl w:ilvl="0" w:tentative="0">
+    <w:lvl w:ilvl="0">
       <w:start w:val="2"/>
       <w:numFmt w:val="decimal"/>
       <w:lvlText w:val="%1"/>
@@ -5364,7 +8086,7 @@
         <w:rFonts w:hint="default"/>
       </w:rPr>
     </w:lvl>
-    <w:lvl w:ilvl="1" w:tentative="0">
+    <w:lvl w:ilvl="1">
       <w:start w:val="1"/>
       <w:numFmt w:val="decimal"/>
       <w:lvlText w:val="%1.%2"/>
@@ -5376,7 +8098,7 @@
         <w:rFonts w:hint="default"/>
       </w:rPr>
     </w:lvl>
-    <w:lvl w:ilvl="2" w:tentative="0">
+    <w:lvl w:ilvl="2">
       <w:start w:val="1"/>
       <w:numFmt w:val="decimal"/>
       <w:lvlText w:val="%1.%2.%3"/>
@@ -5388,7 +8110,7 @@
         <w:rFonts w:hint="default"/>
       </w:rPr>
     </w:lvl>
-    <w:lvl w:ilvl="3" w:tentative="0">
+    <w:lvl w:ilvl="3">
       <w:start w:val="1"/>
       <w:numFmt w:val="decimal"/>
       <w:lvlText w:val="%1.%2.%3.%4"/>
@@ -5400,7 +8122,7 @@
         <w:rFonts w:hint="default"/>
       </w:rPr>
     </w:lvl>
-    <w:lvl w:ilvl="4" w:tentative="0">
+    <w:lvl w:ilvl="4">
       <w:start w:val="1"/>
       <w:numFmt w:val="decimal"/>
       <w:lvlText w:val="%1.%2.%3.%4.%5"/>
@@ -5412,7 +8134,7 @@
         <w:rFonts w:hint="default"/>
       </w:rPr>
     </w:lvl>
-    <w:lvl w:ilvl="5" w:tentative="0">
+    <w:lvl w:ilvl="5">
       <w:start w:val="1"/>
       <w:numFmt w:val="decimal"/>
       <w:lvlText w:val="%1.%2.%3.%4.%5.%6"/>
@@ -5424,7 +8146,7 @@
         <w:rFonts w:hint="default"/>
       </w:rPr>
     </w:lvl>
-    <w:lvl w:ilvl="6" w:tentative="0">
+    <w:lvl w:ilvl="6">
       <w:start w:val="1"/>
       <w:numFmt w:val="decimal"/>
       <w:lvlText w:val="%1.%2.%3.%4.%5.%6.%7"/>
@@ -5436,7 +8158,7 @@
         <w:rFonts w:hint="default"/>
       </w:rPr>
     </w:lvl>
-    <w:lvl w:ilvl="7" w:tentative="0">
+    <w:lvl w:ilvl="7">
       <w:start w:val="1"/>
       <w:numFmt w:val="decimal"/>
       <w:lvlText w:val="%1.%2.%3.%4.%5.%6.%7.%8"/>
@@ -5448,7 +8170,7 @@
         <w:rFonts w:hint="default"/>
       </w:rPr>
     </w:lvl>
-    <w:lvl w:ilvl="8" w:tentative="0">
+    <w:lvl w:ilvl="8">
       <w:start w:val="1"/>
       <w:numFmt w:val="decimal"/>
       <w:lvlText w:val="%1.%2.%3.%4.%5.%6.%7.%8.%9"/>
@@ -5461,11 +8183,11 @@
       </w:rPr>
     </w:lvl>
   </w:abstractNum>
-  <w:abstractNum w:abstractNumId="4">
+  <w:abstractNum w:abstractNumId="6" w15:restartNumberingAfterBreak="0">
     <w:nsid w:val="7730C803"/>
     <w:multiLevelType w:val="singleLevel"/>
     <w:tmpl w:val="7730C803"/>
-    <w:lvl w:ilvl="0" w:tentative="0">
+    <w:lvl w:ilvl="0">
       <w:start w:val="1"/>
       <w:numFmt w:val="bullet"/>
       <w:lvlText w:val=""/>
@@ -5474,18 +8196,18 @@
         <w:tabs>
           <w:tab w:val="left" w:pos="420"/>
         </w:tabs>
-        <w:ind w:left="420" w:leftChars="0" w:hanging="420" w:firstLineChars="0"/>
+        <w:ind w:left="420" w:hanging="420"/>
       </w:pPr>
       <w:rPr>
-        <w:rFonts w:hint="default" w:ascii="Wingdings" w:hAnsi="Wingdings"/>
+        <w:rFonts w:ascii="Wingdings" w:hAnsi="Wingdings" w:hint="default"/>
       </w:rPr>
     </w:lvl>
   </w:abstractNum>
-  <w:abstractNum w:abstractNumId="5">
+  <w:abstractNum w:abstractNumId="7" w15:restartNumberingAfterBreak="0">
     <w:nsid w:val="7C58BCE3"/>
     <w:multiLevelType w:val="singleLevel"/>
     <w:tmpl w:val="7C58BCE3"/>
-    <w:lvl w:ilvl="0" w:tentative="0">
+    <w:lvl w:ilvl="0">
       <w:start w:val="1"/>
       <w:numFmt w:val="bullet"/>
       <w:lvlText w:val=""/>
@@ -5494,317 +8216,450 @@
         <w:tabs>
           <w:tab w:val="left" w:pos="420"/>
         </w:tabs>
-        <w:ind w:left="420" w:leftChars="0" w:hanging="420" w:firstLineChars="0"/>
+        <w:ind w:left="420" w:hanging="420"/>
       </w:pPr>
       <w:rPr>
-        <w:rFonts w:hint="default" w:ascii="Wingdings" w:hAnsi="Wingdings"/>
+        <w:rFonts w:ascii="Wingdings" w:hAnsi="Wingdings" w:hint="default"/>
       </w:rPr>
     </w:lvl>
   </w:abstractNum>
-  <w:num w:numId="1">
+  <w:num w:numId="1" w16cid:durableId="1219902767">
     <w:abstractNumId w:val="2"/>
   </w:num>
-  <w:num w:numId="2">
+  <w:num w:numId="2" w16cid:durableId="1630890765">
+    <w:abstractNumId w:val="5"/>
+  </w:num>
+  <w:num w:numId="3" w16cid:durableId="1372919478">
+    <w:abstractNumId w:val="1"/>
+  </w:num>
+  <w:num w:numId="4" w16cid:durableId="1479030319">
+    <w:abstractNumId w:val="7"/>
+  </w:num>
+  <w:num w:numId="5" w16cid:durableId="100418920">
+    <w:abstractNumId w:val="6"/>
+  </w:num>
+  <w:num w:numId="6" w16cid:durableId="35475550">
+    <w:abstractNumId w:val="0"/>
+  </w:num>
+  <w:num w:numId="7" w16cid:durableId="1063723014">
     <w:abstractNumId w:val="3"/>
   </w:num>
-  <w:num w:numId="3">
-    <w:abstractNumId w:val="1"/>
-  </w:num>
-  <w:num w:numId="4">
-    <w:abstractNumId w:val="5"/>
-  </w:num>
-  <w:num w:numId="5">
+  <w:num w:numId="8" w16cid:durableId="1210188087">
     <w:abstractNumId w:val="4"/>
-  </w:num>
-  <w:num w:numId="6">
-    <w:abstractNumId w:val="0"/>
   </w:num>
 </w:numbering>
 </file>
 
 <file path=word/styles.xml><?xml version="1.0" encoding="utf-8"?>
-<w:styles xmlns:mc="http://schemas.openxmlformats.org/markup-compatibility/2006" xmlns:o="urn:schemas-microsoft-com:office:office" xmlns:r="http://schemas.openxmlformats.org/officeDocument/2006/relationships" xmlns:m="http://schemas.openxmlformats.org/officeDocument/2006/math" xmlns:v="urn:schemas-microsoft-com:vml" xmlns:w="http://schemas.openxmlformats.org/wordprocessingml/2006/main" xmlns:w14="http://schemas.microsoft.com/office/word/2010/wordml" xmlns:w10="urn:schemas-microsoft-com:office:word" xmlns:sl="http://schemas.openxmlformats.org/schemaLibrary/2006/main" xmlns:wpsCustomData="http://www.wps.cn/officeDocument/2013/wpsCustomData" mc:Ignorable="w14">
+<w:styles xmlns:mc="http://schemas.openxmlformats.org/markup-compatibility/2006" xmlns:r="http://schemas.openxmlformats.org/officeDocument/2006/relationships" xmlns:w="http://schemas.openxmlformats.org/wordprocessingml/2006/main" xmlns:w14="http://schemas.microsoft.com/office/word/2010/wordml" xmlns:w15="http://schemas.microsoft.com/office/word/2012/wordml" xmlns:w16cex="http://schemas.microsoft.com/office/word/2018/wordml/cex" xmlns:w16cid="http://schemas.microsoft.com/office/word/2016/wordml/cid" xmlns:w16="http://schemas.microsoft.com/office/word/2018/wordml" xmlns:w16du="http://schemas.microsoft.com/office/word/2023/wordml/word16du" xmlns:w16sdtdh="http://schemas.microsoft.com/office/word/2020/wordml/sdtdatahash" xmlns:w16sdtfl="http://schemas.microsoft.com/office/word/2024/wordml/sdtformatlock" xmlns:w16se="http://schemas.microsoft.com/office/word/2015/wordml/symex" mc:Ignorable="w14 w15 w16se w16cid w16 w16cex w16sdtdh w16sdtfl w16du">
   <w:docDefaults>
     <w:rPrDefault>
       <w:rPr>
-        <w:rFonts w:ascii="Times New Roman" w:hAnsi="Times New Roman" w:eastAsia="SimSun" w:cs="Times New Roman"/>
+        <w:rFonts w:ascii="Times New Roman" w:eastAsia="SimSun" w:hAnsi="Times New Roman" w:cs="Times New Roman"/>
+        <w:lang w:val="en-US" w:eastAsia="en-US" w:bidi="ar-SA"/>
       </w:rPr>
     </w:rPrDefault>
     <w:pPrDefault/>
   </w:docDefaults>
-  <w:latentStyles w:count="260" w:defQFormat="0" w:defUnhideWhenUsed="1" w:defSemiHidden="1" w:defUIPriority="99" w:defLockedState="0">
-    <w:lsdException w:qFormat="1" w:unhideWhenUsed="0" w:uiPriority="0" w:semiHidden="0" w:name="Normal"/>
-    <w:lsdException w:qFormat="1" w:unhideWhenUsed="0" w:uiPriority="9" w:semiHidden="0" w:name="heading 1"/>
-    <w:lsdException w:qFormat="1" w:uiPriority="9" w:name="heading 2"/>
-    <w:lsdException w:qFormat="1" w:uiPriority="9" w:name="heading 3"/>
-    <w:lsdException w:qFormat="1" w:uiPriority="9" w:name="heading 4"/>
-    <w:lsdException w:qFormat="1" w:uiPriority="9" w:name="heading 5"/>
-    <w:lsdException w:qFormat="1" w:uiPriority="9" w:name="heading 6"/>
-    <w:lsdException w:qFormat="1" w:uiPriority="9" w:name="heading 7"/>
-    <w:lsdException w:qFormat="1" w:uiPriority="9" w:name="heading 8"/>
-    <w:lsdException w:qFormat="1" w:uiPriority="9" w:name="heading 9"/>
-    <w:lsdException w:uiPriority="99" w:name="index 1"/>
-    <w:lsdException w:uiPriority="99" w:name="index 2"/>
-    <w:lsdException w:uiPriority="99" w:name="index 3"/>
-    <w:lsdException w:uiPriority="99" w:name="index 4"/>
-    <w:lsdException w:uiPriority="99" w:name="index 5"/>
-    <w:lsdException w:uiPriority="99" w:name="index 6"/>
-    <w:lsdException w:uiPriority="99" w:name="index 7"/>
-    <w:lsdException w:uiPriority="99" w:name="index 8"/>
-    <w:lsdException w:uiPriority="99" w:name="index 9"/>
-    <w:lsdException w:uiPriority="39" w:name="toc 1"/>
-    <w:lsdException w:uiPriority="39" w:name="toc 2"/>
-    <w:lsdException w:uiPriority="39" w:name="toc 3"/>
-    <w:lsdException w:uiPriority="39" w:name="toc 4"/>
-    <w:lsdException w:uiPriority="39" w:name="toc 5"/>
-    <w:lsdException w:uiPriority="39" w:name="toc 6"/>
-    <w:lsdException w:uiPriority="39" w:name="toc 7"/>
-    <w:lsdException w:uiPriority="39" w:name="toc 8"/>
-    <w:lsdException w:uiPriority="39" w:name="toc 9"/>
-    <w:lsdException w:uiPriority="99" w:name="Normal Indent"/>
-    <w:lsdException w:uiPriority="99" w:name="footnote text"/>
-    <w:lsdException w:uiPriority="99" w:name="annotation text"/>
-    <w:lsdException w:qFormat="1" w:uiPriority="99" w:semiHidden="0" w:name="header"/>
-    <w:lsdException w:qFormat="1" w:uiPriority="99" w:semiHidden="0" w:name="footer"/>
-    <w:lsdException w:uiPriority="99" w:name="index heading"/>
-    <w:lsdException w:qFormat="1" w:uiPriority="35" w:name="caption"/>
-    <w:lsdException w:uiPriority="99" w:name="table of figures"/>
-    <w:lsdException w:uiPriority="99" w:name="envelope address"/>
-    <w:lsdException w:uiPriority="99" w:name="envelope return"/>
-    <w:lsdException w:uiPriority="99" w:name="footnote reference"/>
-    <w:lsdException w:uiPriority="99" w:name="annotation reference"/>
-    <w:lsdException w:uiPriority="99" w:name="line number"/>
-    <w:lsdException w:uiPriority="99" w:name="page number"/>
-    <w:lsdException w:uiPriority="99" w:name="endnote reference"/>
-    <w:lsdException w:uiPriority="99" w:name="endnote text"/>
-    <w:lsdException w:uiPriority="99" w:name="table of authorities"/>
-    <w:lsdException w:uiPriority="99" w:name="macro"/>
-    <w:lsdException w:uiPriority="99" w:name="toa heading"/>
-    <w:lsdException w:uiPriority="99" w:name="List"/>
-    <w:lsdException w:uiPriority="99" w:name="List Bullet"/>
-    <w:lsdException w:uiPriority="99" w:name="List Number"/>
-    <w:lsdException w:uiPriority="99" w:name="List 2"/>
-    <w:lsdException w:uiPriority="99" w:name="List 3"/>
-    <w:lsdException w:uiPriority="99" w:name="List 4"/>
-    <w:lsdException w:uiPriority="99" w:name="List 5"/>
-    <w:lsdException w:uiPriority="99" w:name="List Bullet 2"/>
-    <w:lsdException w:uiPriority="99" w:name="List Bullet 3"/>
-    <w:lsdException w:uiPriority="99" w:name="List Bullet 4"/>
-    <w:lsdException w:uiPriority="99" w:name="List Bullet 5"/>
-    <w:lsdException w:uiPriority="99" w:name="List Number 2"/>
-    <w:lsdException w:uiPriority="99" w:name="List Number 3"/>
-    <w:lsdException w:uiPriority="99" w:name="List Number 4"/>
-    <w:lsdException w:uiPriority="99" w:name="List Number 5"/>
-    <w:lsdException w:qFormat="1" w:unhideWhenUsed="0" w:uiPriority="10" w:semiHidden="0" w:name="Title"/>
-    <w:lsdException w:uiPriority="99" w:name="Closing"/>
-    <w:lsdException w:uiPriority="99" w:name="Signature"/>
-    <w:lsdException w:qFormat="1" w:uiPriority="1" w:name="Default Paragraph Font"/>
-    <w:lsdException w:qFormat="1" w:unhideWhenUsed="0" w:uiPriority="1" w:semiHidden="0" w:name="Body Text"/>
-    <w:lsdException w:uiPriority="99" w:name="Body Text Indent"/>
-    <w:lsdException w:uiPriority="99" w:name="List Continue"/>
-    <w:lsdException w:uiPriority="99" w:name="List Continue 2"/>
-    <w:lsdException w:uiPriority="99" w:name="List Continue 3"/>
-    <w:lsdException w:uiPriority="99" w:name="List Continue 4"/>
-    <w:lsdException w:uiPriority="99" w:name="List Continue 5"/>
-    <w:lsdException w:uiPriority="99" w:name="Message Header"/>
-    <w:lsdException w:qFormat="1" w:unhideWhenUsed="0" w:uiPriority="11" w:semiHidden="0" w:name="Subtitle"/>
-    <w:lsdException w:uiPriority="99" w:name="Salutation"/>
-    <w:lsdException w:uiPriority="99" w:name="Date"/>
-    <w:lsdException w:uiPriority="99" w:name="Body Text First Indent"/>
-    <w:lsdException w:uiPriority="99" w:name="Body Text First Indent 2"/>
-    <w:lsdException w:uiPriority="99" w:name="Note Heading"/>
-    <w:lsdException w:uiPriority="99" w:name="Body Text 2"/>
-    <w:lsdException w:uiPriority="99" w:name="Body Text 3"/>
-    <w:lsdException w:uiPriority="99" w:name="Body Text Indent 2"/>
-    <w:lsdException w:uiPriority="99" w:name="Body Text Indent 3"/>
-    <w:lsdException w:uiPriority="99" w:name="Block Text"/>
-    <w:lsdException w:uiPriority="99" w:name="Hyperlink"/>
-    <w:lsdException w:uiPriority="99" w:name="FollowedHyperlink"/>
-    <w:lsdException w:qFormat="1" w:unhideWhenUsed="0" w:uiPriority="22" w:semiHidden="0" w:name="Strong"/>
-    <w:lsdException w:qFormat="1" w:unhideWhenUsed="0" w:uiPriority="20" w:semiHidden="0" w:name="Emphasis"/>
-    <w:lsdException w:uiPriority="99" w:name="Document Map"/>
-    <w:lsdException w:uiPriority="99" w:name="Plain Text"/>
-    <w:lsdException w:uiPriority="99" w:name="E-mail Signature"/>
-    <w:lsdException w:uiPriority="99" w:name="Normal (Web)"/>
-    <w:lsdException w:uiPriority="99" w:name="HTML Acronym"/>
-    <w:lsdException w:uiPriority="99" w:name="HTML Address"/>
-    <w:lsdException w:uiPriority="99" w:name="HTML Cite"/>
-    <w:lsdException w:qFormat="1" w:uiPriority="99" w:name="HTML Code"/>
-    <w:lsdException w:uiPriority="99" w:name="HTML Definition"/>
-    <w:lsdException w:uiPriority="99" w:name="HTML Keyboard"/>
-    <w:lsdException w:uiPriority="99" w:name="HTML Preformatted"/>
-    <w:lsdException w:uiPriority="99" w:name="HTML Sample"/>
-    <w:lsdException w:uiPriority="99" w:name="HTML Typewriter"/>
-    <w:lsdException w:uiPriority="99" w:name="HTML Variable"/>
-    <w:lsdException w:qFormat="1" w:uiPriority="99" w:name="Normal Table"/>
-    <w:lsdException w:uiPriority="99" w:name="annotation subject"/>
-    <w:lsdException w:uiPriority="99" w:name="Table Simple 1"/>
-    <w:lsdException w:uiPriority="99" w:name="Table Simple 2"/>
-    <w:lsdException w:uiPriority="99" w:name="Table Simple 3"/>
-    <w:lsdException w:uiPriority="99" w:name="Table Classic 1"/>
-    <w:lsdException w:uiPriority="99" w:name="Table Classic 2"/>
-    <w:lsdException w:uiPriority="99" w:name="Table Classic 3"/>
-    <w:lsdException w:uiPriority="99" w:name="Table Classic 4"/>
-    <w:lsdException w:uiPriority="99" w:name="Table Colorful 1"/>
-    <w:lsdException w:uiPriority="99" w:name="Table Colorful 2"/>
-    <w:lsdException w:uiPriority="99" w:name="Table Colorful 3"/>
-    <w:lsdException w:uiPriority="99" w:name="Table Columns 1"/>
-    <w:lsdException w:uiPriority="99" w:name="Table Columns 2"/>
-    <w:lsdException w:uiPriority="99" w:name="Table Columns 3"/>
-    <w:lsdException w:uiPriority="99" w:name="Table Columns 4"/>
-    <w:lsdException w:uiPriority="99" w:name="Table Columns 5"/>
-    <w:lsdException w:uiPriority="99" w:name="Table Grid 1"/>
-    <w:lsdException w:uiPriority="99" w:name="Table Grid 2"/>
-    <w:lsdException w:uiPriority="99" w:name="Table Grid 3"/>
-    <w:lsdException w:uiPriority="99" w:name="Table Grid 4"/>
-    <w:lsdException w:uiPriority="99" w:name="Table Grid 5"/>
-    <w:lsdException w:uiPriority="99" w:name="Table Grid 6"/>
-    <w:lsdException w:uiPriority="99" w:name="Table Grid 7"/>
-    <w:lsdException w:uiPriority="99" w:name="Table Grid 8"/>
-    <w:lsdException w:uiPriority="99" w:name="Table List 1"/>
-    <w:lsdException w:uiPriority="99" w:name="Table List 2"/>
-    <w:lsdException w:uiPriority="99" w:name="Table List 3"/>
-    <w:lsdException w:uiPriority="99" w:name="Table List 4"/>
-    <w:lsdException w:uiPriority="99" w:name="Table List 5"/>
-    <w:lsdException w:uiPriority="99" w:name="Table List 6"/>
-    <w:lsdException w:uiPriority="99" w:name="Table List 7"/>
-    <w:lsdException w:uiPriority="99" w:name="Table List 8"/>
-    <w:lsdException w:uiPriority="99" w:name="Table 3D effects 1"/>
-    <w:lsdException w:uiPriority="99" w:name="Table 3D effects 2"/>
-    <w:lsdException w:uiPriority="99" w:name="Table 3D effects 3"/>
-    <w:lsdException w:uiPriority="99" w:name="Table Contemporary"/>
-    <w:lsdException w:uiPriority="99" w:name="Table Elegant"/>
-    <w:lsdException w:uiPriority="99" w:name="Table Professional"/>
-    <w:lsdException w:uiPriority="99" w:name="Table Subtle 1"/>
-    <w:lsdException w:uiPriority="99" w:name="Table Subtle 2"/>
-    <w:lsdException w:uiPriority="99" w:name="Table Web 1"/>
-    <w:lsdException w:uiPriority="99" w:name="Table Web 2"/>
-    <w:lsdException w:uiPriority="99" w:name="Table Web 3"/>
-    <w:lsdException w:uiPriority="99" w:name="Balloon Text"/>
-    <w:lsdException w:unhideWhenUsed="0" w:uiPriority="39" w:semiHidden="0" w:name="Table Grid"/>
-    <w:lsdException w:uiPriority="99" w:name="Table Theme"/>
-    <w:lsdException w:unhideWhenUsed="0" w:uiPriority="60" w:semiHidden="0" w:name="Light Shading"/>
-    <w:lsdException w:unhideWhenUsed="0" w:uiPriority="61" w:semiHidden="0" w:name="Light List"/>
-    <w:lsdException w:unhideWhenUsed="0" w:uiPriority="62" w:semiHidden="0" w:name="Light Grid"/>
-    <w:lsdException w:unhideWhenUsed="0" w:uiPriority="63" w:semiHidden="0" w:name="Medium Shading 1"/>
-    <w:lsdException w:unhideWhenUsed="0" w:uiPriority="64" w:semiHidden="0" w:name="Medium Shading 2"/>
-    <w:lsdException w:unhideWhenUsed="0" w:uiPriority="65" w:semiHidden="0" w:name="Medium List 1"/>
-    <w:lsdException w:unhideWhenUsed="0" w:uiPriority="66" w:semiHidden="0" w:name="Medium List 2"/>
-    <w:lsdException w:unhideWhenUsed="0" w:uiPriority="67" w:semiHidden="0" w:name="Medium Grid 1"/>
-    <w:lsdException w:unhideWhenUsed="0" w:uiPriority="68" w:semiHidden="0" w:name="Medium Grid 2"/>
-    <w:lsdException w:unhideWhenUsed="0" w:uiPriority="69" w:semiHidden="0" w:name="Medium Grid 3"/>
-    <w:lsdException w:unhideWhenUsed="0" w:uiPriority="70" w:semiHidden="0" w:name="Dark List"/>
-    <w:lsdException w:unhideWhenUsed="0" w:uiPriority="71" w:semiHidden="0" w:name="Colorful Shading"/>
-    <w:lsdException w:unhideWhenUsed="0" w:uiPriority="72" w:semiHidden="0" w:name="Colorful List"/>
-    <w:lsdException w:unhideWhenUsed="0" w:uiPriority="73" w:semiHidden="0" w:name="Colorful Grid"/>
-    <w:lsdException w:unhideWhenUsed="0" w:uiPriority="60" w:semiHidden="0" w:name="Light Shading Accent 1"/>
-    <w:lsdException w:unhideWhenUsed="0" w:uiPriority="61" w:semiHidden="0" w:name="Light List Accent 1"/>
-    <w:lsdException w:unhideWhenUsed="0" w:uiPriority="62" w:semiHidden="0" w:name="Light Grid Accent 1"/>
-    <w:lsdException w:unhideWhenUsed="0" w:uiPriority="63" w:semiHidden="0" w:name="Medium Shading 1 Accent 1"/>
-    <w:lsdException w:unhideWhenUsed="0" w:uiPriority="64" w:semiHidden="0" w:name="Medium Shading 2 Accent 1"/>
-    <w:lsdException w:unhideWhenUsed="0" w:uiPriority="65" w:semiHidden="0" w:name="Medium List 1 Accent 1"/>
-    <w:lsdException w:qFormat="1" w:unhideWhenUsed="0" w:uiPriority="34" w:semiHidden="0" w:name="List Paragraph"/>
-    <w:lsdException w:unhideWhenUsed="0" w:uiPriority="66" w:semiHidden="0" w:name="Medium List 2 Accent 1"/>
-    <w:lsdException w:unhideWhenUsed="0" w:uiPriority="67" w:semiHidden="0" w:name="Medium Grid 1 Accent 1"/>
-    <w:lsdException w:unhideWhenUsed="0" w:uiPriority="68" w:semiHidden="0" w:name="Medium Grid 2 Accent 1"/>
-    <w:lsdException w:unhideWhenUsed="0" w:uiPriority="69" w:semiHidden="0" w:name="Medium Grid 3 Accent 1"/>
-    <w:lsdException w:unhideWhenUsed="0" w:uiPriority="70" w:semiHidden="0" w:name="Dark List Accent 1"/>
-    <w:lsdException w:unhideWhenUsed="0" w:uiPriority="71" w:semiHidden="0" w:name="Colorful Shading Accent 1"/>
-    <w:lsdException w:unhideWhenUsed="0" w:uiPriority="72" w:semiHidden="0" w:name="Colorful List Accent 1"/>
-    <w:lsdException w:unhideWhenUsed="0" w:uiPriority="73" w:semiHidden="0" w:name="Colorful Grid Accent 1"/>
-    <w:lsdException w:unhideWhenUsed="0" w:uiPriority="60" w:semiHidden="0" w:name="Light Shading Accent 2"/>
-    <w:lsdException w:unhideWhenUsed="0" w:uiPriority="61" w:semiHidden="0" w:name="Light List Accent 2"/>
-    <w:lsdException w:unhideWhenUsed="0" w:uiPriority="62" w:semiHidden="0" w:name="Light Grid Accent 2"/>
-    <w:lsdException w:unhideWhenUsed="0" w:uiPriority="63" w:semiHidden="0" w:name="Medium Shading 1 Accent 2"/>
-    <w:lsdException w:unhideWhenUsed="0" w:uiPriority="64" w:semiHidden="0" w:name="Medium Shading 2 Accent 2"/>
-    <w:lsdException w:unhideWhenUsed="0" w:uiPriority="65" w:semiHidden="0" w:name="Medium List 1 Accent 2"/>
-    <w:lsdException w:unhideWhenUsed="0" w:uiPriority="66" w:semiHidden="0" w:name="Medium List 2 Accent 2"/>
-    <w:lsdException w:unhideWhenUsed="0" w:uiPriority="67" w:semiHidden="0" w:name="Medium Grid 1 Accent 2"/>
-    <w:lsdException w:unhideWhenUsed="0" w:uiPriority="68" w:semiHidden="0" w:name="Medium Grid 2 Accent 2"/>
-    <w:lsdException w:unhideWhenUsed="0" w:uiPriority="69" w:semiHidden="0" w:name="Medium Grid 3 Accent 2"/>
-    <w:lsdException w:unhideWhenUsed="0" w:uiPriority="70" w:semiHidden="0" w:name="Dark List Accent 2"/>
-    <w:lsdException w:unhideWhenUsed="0" w:uiPriority="71" w:semiHidden="0" w:name="Colorful Shading Accent 2"/>
-    <w:lsdException w:unhideWhenUsed="0" w:uiPriority="72" w:semiHidden="0" w:name="Colorful List Accent 2"/>
-    <w:lsdException w:unhideWhenUsed="0" w:uiPriority="73" w:semiHidden="0" w:name="Colorful Grid Accent 2"/>
-    <w:lsdException w:unhideWhenUsed="0" w:uiPriority="60" w:semiHidden="0" w:name="Light Shading Accent 3"/>
-    <w:lsdException w:unhideWhenUsed="0" w:uiPriority="61" w:semiHidden="0" w:name="Light List Accent 3"/>
-    <w:lsdException w:unhideWhenUsed="0" w:uiPriority="62" w:semiHidden="0" w:name="Light Grid Accent 3"/>
-    <w:lsdException w:unhideWhenUsed="0" w:uiPriority="63" w:semiHidden="0" w:name="Medium Shading 1 Accent 3"/>
-    <w:lsdException w:unhideWhenUsed="0" w:uiPriority="64" w:semiHidden="0" w:name="Medium Shading 2 Accent 3"/>
-    <w:lsdException w:unhideWhenUsed="0" w:uiPriority="65" w:semiHidden="0" w:name="Medium List 1 Accent 3"/>
-    <w:lsdException w:unhideWhenUsed="0" w:uiPriority="66" w:semiHidden="0" w:name="Medium List 2 Accent 3"/>
-    <w:lsdException w:unhideWhenUsed="0" w:uiPriority="67" w:semiHidden="0" w:name="Medium Grid 1 Accent 3"/>
-    <w:lsdException w:unhideWhenUsed="0" w:uiPriority="68" w:semiHidden="0" w:name="Medium Grid 2 Accent 3"/>
-    <w:lsdException w:unhideWhenUsed="0" w:uiPriority="69" w:semiHidden="0" w:name="Medium Grid 3 Accent 3"/>
-    <w:lsdException w:unhideWhenUsed="0" w:uiPriority="70" w:semiHidden="0" w:name="Dark List Accent 3"/>
-    <w:lsdException w:unhideWhenUsed="0" w:uiPriority="71" w:semiHidden="0" w:name="Colorful Shading Accent 3"/>
-    <w:lsdException w:unhideWhenUsed="0" w:uiPriority="72" w:semiHidden="0" w:name="Colorful List Accent 3"/>
-    <w:lsdException w:unhideWhenUsed="0" w:uiPriority="73" w:semiHidden="0" w:name="Colorful Grid Accent 3"/>
-    <w:lsdException w:unhideWhenUsed="0" w:uiPriority="60" w:semiHidden="0" w:name="Light Shading Accent 4"/>
-    <w:lsdException w:unhideWhenUsed="0" w:uiPriority="61" w:semiHidden="0" w:name="Light List Accent 4"/>
-    <w:lsdException w:unhideWhenUsed="0" w:uiPriority="62" w:semiHidden="0" w:name="Light Grid Accent 4"/>
-    <w:lsdException w:unhideWhenUsed="0" w:uiPriority="63" w:semiHidden="0" w:name="Medium Shading 1 Accent 4"/>
-    <w:lsdException w:unhideWhenUsed="0" w:uiPriority="64" w:semiHidden="0" w:name="Medium Shading 2 Accent 4"/>
-    <w:lsdException w:unhideWhenUsed="0" w:uiPriority="65" w:semiHidden="0" w:name="Medium List 1 Accent 4"/>
-    <w:lsdException w:unhideWhenUsed="0" w:uiPriority="66" w:semiHidden="0" w:name="Medium List 2 Accent 4"/>
-    <w:lsdException w:unhideWhenUsed="0" w:uiPriority="67" w:semiHidden="0" w:name="Medium Grid 1 Accent 4"/>
-    <w:lsdException w:unhideWhenUsed="0" w:uiPriority="68" w:semiHidden="0" w:name="Medium Grid 2 Accent 4"/>
-    <w:lsdException w:unhideWhenUsed="0" w:uiPriority="69" w:semiHidden="0" w:name="Medium Grid 3 Accent 4"/>
-    <w:lsdException w:unhideWhenUsed="0" w:uiPriority="70" w:semiHidden="0" w:name="Dark List Accent 4"/>
-    <w:lsdException w:unhideWhenUsed="0" w:uiPriority="71" w:semiHidden="0" w:name="Colorful Shading Accent 4"/>
-    <w:lsdException w:unhideWhenUsed="0" w:uiPriority="72" w:semiHidden="0" w:name="Colorful List Accent 4"/>
-    <w:lsdException w:unhideWhenUsed="0" w:uiPriority="73" w:semiHidden="0" w:name="Colorful Grid Accent 4"/>
-    <w:lsdException w:unhideWhenUsed="0" w:uiPriority="60" w:semiHidden="0" w:name="Light Shading Accent 5"/>
-    <w:lsdException w:unhideWhenUsed="0" w:uiPriority="61" w:semiHidden="0" w:name="Light List Accent 5"/>
-    <w:lsdException w:unhideWhenUsed="0" w:uiPriority="62" w:semiHidden="0" w:name="Light Grid Accent 5"/>
-    <w:lsdException w:unhideWhenUsed="0" w:uiPriority="63" w:semiHidden="0" w:name="Medium Shading 1 Accent 5"/>
-    <w:lsdException w:unhideWhenUsed="0" w:uiPriority="64" w:semiHidden="0" w:name="Medium Shading 2 Accent 5"/>
-    <w:lsdException w:unhideWhenUsed="0" w:uiPriority="65" w:semiHidden="0" w:name="Medium List 1 Accent 5"/>
-    <w:lsdException w:unhideWhenUsed="0" w:uiPriority="66" w:semiHidden="0" w:name="Medium List 2 Accent 5"/>
-    <w:lsdException w:unhideWhenUsed="0" w:uiPriority="67" w:semiHidden="0" w:name="Medium Grid 1 Accent 5"/>
-    <w:lsdException w:unhideWhenUsed="0" w:uiPriority="68" w:semiHidden="0" w:name="Medium Grid 2 Accent 5"/>
-    <w:lsdException w:unhideWhenUsed="0" w:uiPriority="69" w:semiHidden="0" w:name="Medium Grid 3 Accent 5"/>
-    <w:lsdException w:unhideWhenUsed="0" w:uiPriority="70" w:semiHidden="0" w:name="Dark List Accent 5"/>
-    <w:lsdException w:unhideWhenUsed="0" w:uiPriority="71" w:semiHidden="0" w:name="Colorful Shading Accent 5"/>
-    <w:lsdException w:unhideWhenUsed="0" w:uiPriority="72" w:semiHidden="0" w:name="Colorful List Accent 5"/>
-    <w:lsdException w:unhideWhenUsed="0" w:uiPriority="73" w:semiHidden="0" w:name="Colorful Grid Accent 5"/>
-    <w:lsdException w:unhideWhenUsed="0" w:uiPriority="60" w:semiHidden="0" w:name="Light Shading Accent 6"/>
-    <w:lsdException w:unhideWhenUsed="0" w:uiPriority="61" w:semiHidden="0" w:name="Light List Accent 6"/>
-    <w:lsdException w:unhideWhenUsed="0" w:uiPriority="62" w:semiHidden="0" w:name="Light Grid Accent 6"/>
-    <w:lsdException w:unhideWhenUsed="0" w:uiPriority="63" w:semiHidden="0" w:name="Medium Shading 1 Accent 6"/>
-    <w:lsdException w:unhideWhenUsed="0" w:uiPriority="64" w:semiHidden="0" w:name="Medium Shading 2 Accent 6"/>
-    <w:lsdException w:unhideWhenUsed="0" w:uiPriority="65" w:semiHidden="0" w:name="Medium List 1 Accent 6"/>
-    <w:lsdException w:unhideWhenUsed="0" w:uiPriority="66" w:semiHidden="0" w:name="Medium List 2 Accent 6"/>
-    <w:lsdException w:unhideWhenUsed="0" w:uiPriority="67" w:semiHidden="0" w:name="Medium Grid 1 Accent 6"/>
-    <w:lsdException w:unhideWhenUsed="0" w:uiPriority="68" w:semiHidden="0" w:name="Medium Grid 2 Accent 6"/>
-    <w:lsdException w:unhideWhenUsed="0" w:uiPriority="69" w:semiHidden="0" w:name="Medium Grid 3 Accent 6"/>
-    <w:lsdException w:unhideWhenUsed="0" w:uiPriority="70" w:semiHidden="0" w:name="Dark List Accent 6"/>
-    <w:lsdException w:unhideWhenUsed="0" w:uiPriority="71" w:semiHidden="0" w:name="Colorful Shading Accent 6"/>
-    <w:lsdException w:unhideWhenUsed="0" w:uiPriority="72" w:semiHidden="0" w:name="Colorful List Accent 6"/>
-    <w:lsdException w:unhideWhenUsed="0" w:uiPriority="73" w:semiHidden="0" w:name="Colorful Grid Accent 6"/>
+  <w:latentStyles w:defLockedState="0" w:defUIPriority="99" w:defSemiHidden="0" w:defUnhideWhenUsed="0" w:defQFormat="0" w:count="376">
+    <w:lsdException w:name="Normal" w:uiPriority="0" w:qFormat="1"/>
+    <w:lsdException w:name="heading 1" w:uiPriority="9" w:qFormat="1"/>
+    <w:lsdException w:name="heading 2" w:semiHidden="1" w:uiPriority="9" w:unhideWhenUsed="1" w:qFormat="1"/>
+    <w:lsdException w:name="heading 3" w:semiHidden="1" w:uiPriority="9" w:unhideWhenUsed="1" w:qFormat="1"/>
+    <w:lsdException w:name="heading 4" w:semiHidden="1" w:uiPriority="9" w:unhideWhenUsed="1" w:qFormat="1"/>
+    <w:lsdException w:name="heading 5" w:semiHidden="1" w:uiPriority="9" w:unhideWhenUsed="1" w:qFormat="1"/>
+    <w:lsdException w:name="heading 6" w:semiHidden="1" w:uiPriority="9" w:unhideWhenUsed="1" w:qFormat="1"/>
+    <w:lsdException w:name="heading 7" w:semiHidden="1" w:uiPriority="9" w:unhideWhenUsed="1" w:qFormat="1"/>
+    <w:lsdException w:name="heading 8" w:semiHidden="1" w:uiPriority="9" w:unhideWhenUsed="1" w:qFormat="1"/>
+    <w:lsdException w:name="heading 9" w:semiHidden="1" w:uiPriority="9" w:unhideWhenUsed="1" w:qFormat="1"/>
+    <w:lsdException w:name="index 1" w:semiHidden="1" w:unhideWhenUsed="1"/>
+    <w:lsdException w:name="index 2" w:semiHidden="1" w:unhideWhenUsed="1"/>
+    <w:lsdException w:name="index 3" w:semiHidden="1" w:unhideWhenUsed="1"/>
+    <w:lsdException w:name="index 4" w:semiHidden="1" w:unhideWhenUsed="1"/>
+    <w:lsdException w:name="index 5" w:semiHidden="1" w:unhideWhenUsed="1"/>
+    <w:lsdException w:name="index 6" w:semiHidden="1" w:unhideWhenUsed="1"/>
+    <w:lsdException w:name="index 7" w:semiHidden="1" w:unhideWhenUsed="1"/>
+    <w:lsdException w:name="index 8" w:semiHidden="1" w:unhideWhenUsed="1"/>
+    <w:lsdException w:name="index 9" w:semiHidden="1" w:unhideWhenUsed="1"/>
+    <w:lsdException w:name="toc 1" w:semiHidden="1" w:uiPriority="39" w:unhideWhenUsed="1"/>
+    <w:lsdException w:name="toc 2" w:semiHidden="1" w:uiPriority="39" w:unhideWhenUsed="1"/>
+    <w:lsdException w:name="toc 3" w:semiHidden="1" w:uiPriority="39" w:unhideWhenUsed="1"/>
+    <w:lsdException w:name="toc 4" w:semiHidden="1" w:uiPriority="39" w:unhideWhenUsed="1"/>
+    <w:lsdException w:name="toc 5" w:semiHidden="1" w:uiPriority="39" w:unhideWhenUsed="1"/>
+    <w:lsdException w:name="toc 6" w:semiHidden="1" w:uiPriority="39" w:unhideWhenUsed="1"/>
+    <w:lsdException w:name="toc 7" w:semiHidden="1" w:uiPriority="39" w:unhideWhenUsed="1"/>
+    <w:lsdException w:name="toc 8" w:semiHidden="1" w:uiPriority="39" w:unhideWhenUsed="1"/>
+    <w:lsdException w:name="toc 9" w:semiHidden="1" w:uiPriority="39" w:unhideWhenUsed="1"/>
+    <w:lsdException w:name="Normal Indent" w:semiHidden="1" w:unhideWhenUsed="1"/>
+    <w:lsdException w:name="footnote text" w:semiHidden="1" w:unhideWhenUsed="1"/>
+    <w:lsdException w:name="annotation text" w:semiHidden="1" w:unhideWhenUsed="1"/>
+    <w:lsdException w:name="header" w:unhideWhenUsed="1" w:qFormat="1"/>
+    <w:lsdException w:name="footer" w:unhideWhenUsed="1" w:qFormat="1"/>
+    <w:lsdException w:name="index heading" w:semiHidden="1" w:unhideWhenUsed="1"/>
+    <w:lsdException w:name="caption" w:semiHidden="1" w:uiPriority="35" w:unhideWhenUsed="1" w:qFormat="1"/>
+    <w:lsdException w:name="table of figures" w:semiHidden="1" w:unhideWhenUsed="1"/>
+    <w:lsdException w:name="envelope address" w:semiHidden="1" w:unhideWhenUsed="1"/>
+    <w:lsdException w:name="envelope return" w:semiHidden="1" w:unhideWhenUsed="1"/>
+    <w:lsdException w:name="footnote reference" w:semiHidden="1" w:unhideWhenUsed="1"/>
+    <w:lsdException w:name="annotation reference" w:semiHidden="1" w:unhideWhenUsed="1"/>
+    <w:lsdException w:name="line number" w:semiHidden="1" w:unhideWhenUsed="1"/>
+    <w:lsdException w:name="page number" w:semiHidden="1" w:unhideWhenUsed="1"/>
+    <w:lsdException w:name="endnote reference" w:semiHidden="1" w:unhideWhenUsed="1"/>
+    <w:lsdException w:name="endnote text" w:semiHidden="1" w:unhideWhenUsed="1"/>
+    <w:lsdException w:name="table of authorities" w:semiHidden="1" w:unhideWhenUsed="1"/>
+    <w:lsdException w:name="macro" w:semiHidden="1" w:unhideWhenUsed="1"/>
+    <w:lsdException w:name="toa heading" w:semiHidden="1" w:unhideWhenUsed="1"/>
+    <w:lsdException w:name="List" w:semiHidden="1" w:unhideWhenUsed="1"/>
+    <w:lsdException w:name="List Bullet" w:semiHidden="1" w:unhideWhenUsed="1"/>
+    <w:lsdException w:name="List Number" w:semiHidden="1" w:unhideWhenUsed="1"/>
+    <w:lsdException w:name="List 2" w:semiHidden="1" w:unhideWhenUsed="1"/>
+    <w:lsdException w:name="List 3" w:semiHidden="1" w:unhideWhenUsed="1"/>
+    <w:lsdException w:name="List 4" w:semiHidden="1" w:unhideWhenUsed="1"/>
+    <w:lsdException w:name="List 5" w:semiHidden="1" w:unhideWhenUsed="1"/>
+    <w:lsdException w:name="List Bullet 2" w:semiHidden="1" w:unhideWhenUsed="1"/>
+    <w:lsdException w:name="List Bullet 3" w:semiHidden="1" w:unhideWhenUsed="1"/>
+    <w:lsdException w:name="List Bullet 4" w:semiHidden="1" w:unhideWhenUsed="1"/>
+    <w:lsdException w:name="List Bullet 5" w:semiHidden="1" w:unhideWhenUsed="1"/>
+    <w:lsdException w:name="List Number 2" w:semiHidden="1" w:unhideWhenUsed="1"/>
+    <w:lsdException w:name="List Number 3" w:semiHidden="1" w:unhideWhenUsed="1"/>
+    <w:lsdException w:name="List Number 4" w:semiHidden="1" w:unhideWhenUsed="1"/>
+    <w:lsdException w:name="List Number 5" w:semiHidden="1" w:unhideWhenUsed="1"/>
+    <w:lsdException w:name="Title" w:uiPriority="10" w:qFormat="1"/>
+    <w:lsdException w:name="Closing" w:semiHidden="1" w:unhideWhenUsed="1"/>
+    <w:lsdException w:name="Signature" w:semiHidden="1" w:unhideWhenUsed="1"/>
+    <w:lsdException w:name="Default Paragraph Font" w:semiHidden="1" w:uiPriority="1" w:unhideWhenUsed="1" w:qFormat="1"/>
+    <w:lsdException w:name="Body Text" w:uiPriority="1" w:qFormat="1"/>
+    <w:lsdException w:name="Body Text Indent" w:semiHidden="1" w:unhideWhenUsed="1"/>
+    <w:lsdException w:name="List Continue" w:semiHidden="1" w:unhideWhenUsed="1"/>
+    <w:lsdException w:name="List Continue 2" w:semiHidden="1" w:unhideWhenUsed="1"/>
+    <w:lsdException w:name="List Continue 3" w:semiHidden="1" w:unhideWhenUsed="1"/>
+    <w:lsdException w:name="List Continue 4" w:semiHidden="1" w:unhideWhenUsed="1"/>
+    <w:lsdException w:name="List Continue 5" w:semiHidden="1" w:unhideWhenUsed="1"/>
+    <w:lsdException w:name="Message Header" w:semiHidden="1" w:unhideWhenUsed="1"/>
+    <w:lsdException w:name="Subtitle" w:uiPriority="11" w:qFormat="1"/>
+    <w:lsdException w:name="Salutation" w:semiHidden="1" w:unhideWhenUsed="1"/>
+    <w:lsdException w:name="Date" w:semiHidden="1" w:unhideWhenUsed="1"/>
+    <w:lsdException w:name="Body Text First Indent" w:semiHidden="1" w:unhideWhenUsed="1"/>
+    <w:lsdException w:name="Body Text First Indent 2" w:semiHidden="1" w:unhideWhenUsed="1"/>
+    <w:lsdException w:name="Note Heading" w:semiHidden="1" w:unhideWhenUsed="1"/>
+    <w:lsdException w:name="Body Text 2" w:semiHidden="1" w:unhideWhenUsed="1"/>
+    <w:lsdException w:name="Body Text 3" w:semiHidden="1" w:unhideWhenUsed="1"/>
+    <w:lsdException w:name="Body Text Indent 2" w:semiHidden="1" w:unhideWhenUsed="1"/>
+    <w:lsdException w:name="Body Text Indent 3" w:semiHidden="1" w:unhideWhenUsed="1"/>
+    <w:lsdException w:name="Block Text" w:semiHidden="1" w:unhideWhenUsed="1"/>
+    <w:lsdException w:name="Hyperlink" w:semiHidden="1" w:unhideWhenUsed="1"/>
+    <w:lsdException w:name="FollowedHyperlink" w:semiHidden="1" w:unhideWhenUsed="1"/>
+    <w:lsdException w:name="Strong" w:uiPriority="22" w:qFormat="1"/>
+    <w:lsdException w:name="Emphasis" w:uiPriority="20" w:qFormat="1"/>
+    <w:lsdException w:name="Document Map" w:semiHidden="1" w:unhideWhenUsed="1"/>
+    <w:lsdException w:name="Plain Text" w:semiHidden="1" w:unhideWhenUsed="1"/>
+    <w:lsdException w:name="E-mail Signature" w:semiHidden="1" w:unhideWhenUsed="1"/>
+    <w:lsdException w:name="HTML Top of Form" w:semiHidden="1" w:unhideWhenUsed="1"/>
+    <w:lsdException w:name="HTML Bottom of Form" w:semiHidden="1" w:unhideWhenUsed="1"/>
+    <w:lsdException w:name="Normal (Web)" w:semiHidden="1" w:unhideWhenUsed="1"/>
+    <w:lsdException w:name="HTML Acronym" w:semiHidden="1" w:unhideWhenUsed="1"/>
+    <w:lsdException w:name="HTML Address" w:semiHidden="1" w:unhideWhenUsed="1"/>
+    <w:lsdException w:name="HTML Cite" w:semiHidden="1" w:unhideWhenUsed="1"/>
+    <w:lsdException w:name="HTML Code" w:semiHidden="1" w:unhideWhenUsed="1" w:qFormat="1"/>
+    <w:lsdException w:name="HTML Definition" w:semiHidden="1" w:unhideWhenUsed="1"/>
+    <w:lsdException w:name="HTML Keyboard" w:semiHidden="1" w:unhideWhenUsed="1"/>
+    <w:lsdException w:name="HTML Preformatted" w:semiHidden="1" w:unhideWhenUsed="1"/>
+    <w:lsdException w:name="HTML Sample" w:semiHidden="1" w:unhideWhenUsed="1"/>
+    <w:lsdException w:name="HTML Typewriter" w:semiHidden="1" w:unhideWhenUsed="1"/>
+    <w:lsdException w:name="HTML Variable" w:semiHidden="1" w:unhideWhenUsed="1"/>
+    <w:lsdException w:name="Normal Table" w:semiHidden="1" w:unhideWhenUsed="1" w:qFormat="1"/>
+    <w:lsdException w:name="annotation subject" w:semiHidden="1" w:unhideWhenUsed="1"/>
+    <w:lsdException w:name="No List" w:semiHidden="1" w:unhideWhenUsed="1"/>
+    <w:lsdException w:name="Outline List 1" w:semiHidden="1" w:unhideWhenUsed="1"/>
+    <w:lsdException w:name="Outline List 2" w:semiHidden="1" w:unhideWhenUsed="1"/>
+    <w:lsdException w:name="Outline List 3" w:semiHidden="1" w:unhideWhenUsed="1"/>
+    <w:lsdException w:name="Table Simple 1" w:semiHidden="1" w:unhideWhenUsed="1"/>
+    <w:lsdException w:name="Table Simple 2" w:semiHidden="1" w:unhideWhenUsed="1"/>
+    <w:lsdException w:name="Table Simple 3" w:semiHidden="1" w:unhideWhenUsed="1"/>
+    <w:lsdException w:name="Table Classic 1" w:semiHidden="1" w:unhideWhenUsed="1"/>
+    <w:lsdException w:name="Table Classic 2" w:semiHidden="1" w:unhideWhenUsed="1"/>
+    <w:lsdException w:name="Table Classic 3" w:semiHidden="1" w:unhideWhenUsed="1"/>
+    <w:lsdException w:name="Table Classic 4" w:semiHidden="1" w:unhideWhenUsed="1"/>
+    <w:lsdException w:name="Table Colorful 1" w:semiHidden="1" w:unhideWhenUsed="1"/>
+    <w:lsdException w:name="Table Colorful 2" w:semiHidden="1" w:unhideWhenUsed="1"/>
+    <w:lsdException w:name="Table Colorful 3" w:semiHidden="1" w:unhideWhenUsed="1"/>
+    <w:lsdException w:name="Table Columns 1" w:semiHidden="1" w:unhideWhenUsed="1"/>
+    <w:lsdException w:name="Table Columns 2" w:semiHidden="1" w:unhideWhenUsed="1"/>
+    <w:lsdException w:name="Table Columns 3" w:semiHidden="1" w:unhideWhenUsed="1"/>
+    <w:lsdException w:name="Table Columns 4" w:semiHidden="1" w:unhideWhenUsed="1"/>
+    <w:lsdException w:name="Table Columns 5" w:semiHidden="1" w:unhideWhenUsed="1"/>
+    <w:lsdException w:name="Table Grid 1" w:semiHidden="1" w:unhideWhenUsed="1"/>
+    <w:lsdException w:name="Table Grid 2" w:semiHidden="1" w:unhideWhenUsed="1"/>
+    <w:lsdException w:name="Table Grid 3" w:semiHidden="1" w:unhideWhenUsed="1"/>
+    <w:lsdException w:name="Table Grid 4" w:semiHidden="1" w:unhideWhenUsed="1"/>
+    <w:lsdException w:name="Table Grid 5" w:semiHidden="1" w:unhideWhenUsed="1"/>
+    <w:lsdException w:name="Table Grid 6" w:semiHidden="1" w:unhideWhenUsed="1"/>
+    <w:lsdException w:name="Table Grid 7" w:semiHidden="1" w:unhideWhenUsed="1"/>
+    <w:lsdException w:name="Table Grid 8" w:semiHidden="1" w:unhideWhenUsed="1"/>
+    <w:lsdException w:name="Table List 1" w:semiHidden="1" w:unhideWhenUsed="1"/>
+    <w:lsdException w:name="Table List 2" w:semiHidden="1" w:unhideWhenUsed="1"/>
+    <w:lsdException w:name="Table List 3" w:semiHidden="1" w:unhideWhenUsed="1"/>
+    <w:lsdException w:name="Table List 4" w:semiHidden="1" w:unhideWhenUsed="1"/>
+    <w:lsdException w:name="Table List 5" w:semiHidden="1" w:unhideWhenUsed="1"/>
+    <w:lsdException w:name="Table List 6" w:semiHidden="1" w:unhideWhenUsed="1"/>
+    <w:lsdException w:name="Table List 7" w:semiHidden="1" w:unhideWhenUsed="1"/>
+    <w:lsdException w:name="Table List 8" w:semiHidden="1" w:unhideWhenUsed="1"/>
+    <w:lsdException w:name="Table 3D effects 1" w:semiHidden="1" w:unhideWhenUsed="1"/>
+    <w:lsdException w:name="Table 3D effects 2" w:semiHidden="1" w:unhideWhenUsed="1"/>
+    <w:lsdException w:name="Table 3D effects 3" w:semiHidden="1" w:unhideWhenUsed="1"/>
+    <w:lsdException w:name="Table Contemporary" w:semiHidden="1" w:unhideWhenUsed="1"/>
+    <w:lsdException w:name="Table Elegant" w:semiHidden="1" w:unhideWhenUsed="1"/>
+    <w:lsdException w:name="Table Professional" w:semiHidden="1" w:unhideWhenUsed="1"/>
+    <w:lsdException w:name="Table Subtle 1" w:semiHidden="1" w:unhideWhenUsed="1"/>
+    <w:lsdException w:name="Table Subtle 2" w:semiHidden="1" w:unhideWhenUsed="1"/>
+    <w:lsdException w:name="Table Web 1" w:semiHidden="1" w:unhideWhenUsed="1"/>
+    <w:lsdException w:name="Table Web 2" w:semiHidden="1" w:unhideWhenUsed="1"/>
+    <w:lsdException w:name="Table Web 3" w:semiHidden="1" w:unhideWhenUsed="1"/>
+    <w:lsdException w:name="Balloon Text" w:semiHidden="1" w:unhideWhenUsed="1"/>
+    <w:lsdException w:name="Table Grid" w:uiPriority="39"/>
+    <w:lsdException w:name="Table Theme" w:semiHidden="1" w:unhideWhenUsed="1"/>
+    <w:lsdException w:name="Placeholder Text" w:semiHidden="1" w:unhideWhenUsed="1"/>
+    <w:lsdException w:name="No Spacing" w:semiHidden="1" w:unhideWhenUsed="1"/>
+    <w:lsdException w:name="Light Shading" w:uiPriority="60"/>
+    <w:lsdException w:name="Light List" w:uiPriority="61"/>
+    <w:lsdException w:name="Light Grid" w:uiPriority="62"/>
+    <w:lsdException w:name="Medium Shading 1" w:uiPriority="63"/>
+    <w:lsdException w:name="Medium Shading 2" w:uiPriority="64"/>
+    <w:lsdException w:name="Medium List 1" w:uiPriority="65"/>
+    <w:lsdException w:name="Medium List 2" w:uiPriority="66"/>
+    <w:lsdException w:name="Medium Grid 1" w:uiPriority="67"/>
+    <w:lsdException w:name="Medium Grid 2" w:uiPriority="68"/>
+    <w:lsdException w:name="Medium Grid 3" w:uiPriority="69"/>
+    <w:lsdException w:name="Dark List" w:uiPriority="70"/>
+    <w:lsdException w:name="Colorful Shading" w:uiPriority="71"/>
+    <w:lsdException w:name="Colorful List" w:uiPriority="72"/>
+    <w:lsdException w:name="Colorful Grid" w:uiPriority="73"/>
+    <w:lsdException w:name="Light Shading Accent 1" w:uiPriority="60"/>
+    <w:lsdException w:name="Light List Accent 1" w:uiPriority="61"/>
+    <w:lsdException w:name="Light Grid Accent 1" w:uiPriority="62"/>
+    <w:lsdException w:name="Medium Shading 1 Accent 1" w:uiPriority="63"/>
+    <w:lsdException w:name="Medium Shading 2 Accent 1" w:uiPriority="64"/>
+    <w:lsdException w:name="Medium List 1 Accent 1" w:uiPriority="65"/>
+    <w:lsdException w:name="Revision" w:semiHidden="1" w:unhideWhenUsed="1"/>
+    <w:lsdException w:name="List Paragraph" w:uiPriority="34" w:qFormat="1"/>
+    <w:lsdException w:name="Quote" w:semiHidden="1" w:unhideWhenUsed="1"/>
+    <w:lsdException w:name="Intense Quote" w:semiHidden="1" w:unhideWhenUsed="1"/>
+    <w:lsdException w:name="Medium List 2 Accent 1" w:uiPriority="66"/>
+    <w:lsdException w:name="Medium Grid 1 Accent 1" w:uiPriority="67"/>
+    <w:lsdException w:name="Medium Grid 2 Accent 1" w:uiPriority="68"/>
+    <w:lsdException w:name="Medium Grid 3 Accent 1" w:uiPriority="69"/>
+    <w:lsdException w:name="Dark List Accent 1" w:uiPriority="70"/>
+    <w:lsdException w:name="Colorful Shading Accent 1" w:uiPriority="71"/>
+    <w:lsdException w:name="Colorful List Accent 1" w:uiPriority="72"/>
+    <w:lsdException w:name="Colorful Grid Accent 1" w:uiPriority="73"/>
+    <w:lsdException w:name="Light Shading Accent 2" w:uiPriority="60"/>
+    <w:lsdException w:name="Light List Accent 2" w:uiPriority="61"/>
+    <w:lsdException w:name="Light Grid Accent 2" w:uiPriority="62"/>
+    <w:lsdException w:name="Medium Shading 1 Accent 2" w:uiPriority="63"/>
+    <w:lsdException w:name="Medium Shading 2 Accent 2" w:uiPriority="64"/>
+    <w:lsdException w:name="Medium List 1 Accent 2" w:uiPriority="65"/>
+    <w:lsdException w:name="Medium List 2 Accent 2" w:uiPriority="66"/>
+    <w:lsdException w:name="Medium Grid 1 Accent 2" w:uiPriority="67"/>
+    <w:lsdException w:name="Medium Grid 2 Accent 2" w:uiPriority="68"/>
+    <w:lsdException w:name="Medium Grid 3 Accent 2" w:uiPriority="69"/>
+    <w:lsdException w:name="Dark List Accent 2" w:uiPriority="70"/>
+    <w:lsdException w:name="Colorful Shading Accent 2" w:uiPriority="71"/>
+    <w:lsdException w:name="Colorful List Accent 2" w:uiPriority="72"/>
+    <w:lsdException w:name="Colorful Grid Accent 2" w:uiPriority="73"/>
+    <w:lsdException w:name="Light Shading Accent 3" w:uiPriority="60"/>
+    <w:lsdException w:name="Light List Accent 3" w:uiPriority="61"/>
+    <w:lsdException w:name="Light Grid Accent 3" w:uiPriority="62"/>
+    <w:lsdException w:name="Medium Shading 1 Accent 3" w:uiPriority="63"/>
+    <w:lsdException w:name="Medium Shading 2 Accent 3" w:uiPriority="64"/>
+    <w:lsdException w:name="Medium List 1 Accent 3" w:uiPriority="65"/>
+    <w:lsdException w:name="Medium List 2 Accent 3" w:uiPriority="66"/>
+    <w:lsdException w:name="Medium Grid 1 Accent 3" w:uiPriority="67"/>
+    <w:lsdException w:name="Medium Grid 2 Accent 3" w:uiPriority="68"/>
+    <w:lsdException w:name="Medium Grid 3 Accent 3" w:uiPriority="69"/>
+    <w:lsdException w:name="Dark List Accent 3" w:uiPriority="70"/>
+    <w:lsdException w:name="Colorful Shading Accent 3" w:uiPriority="71"/>
+    <w:lsdException w:name="Colorful List Accent 3" w:uiPriority="72"/>
+    <w:lsdException w:name="Colorful Grid Accent 3" w:uiPriority="73"/>
+    <w:lsdException w:name="Light Shading Accent 4" w:uiPriority="60"/>
+    <w:lsdException w:name="Light List Accent 4" w:uiPriority="61"/>
+    <w:lsdException w:name="Light Grid Accent 4" w:uiPriority="62"/>
+    <w:lsdException w:name="Medium Shading 1 Accent 4" w:uiPriority="63"/>
+    <w:lsdException w:name="Medium Shading 2 Accent 4" w:uiPriority="64"/>
+    <w:lsdException w:name="Medium List 1 Accent 4" w:uiPriority="65"/>
+    <w:lsdException w:name="Medium List 2 Accent 4" w:uiPriority="66"/>
+    <w:lsdException w:name="Medium Grid 1 Accent 4" w:uiPriority="67"/>
+    <w:lsdException w:name="Medium Grid 2 Accent 4" w:uiPriority="68"/>
+    <w:lsdException w:name="Medium Grid 3 Accent 4" w:uiPriority="69"/>
+    <w:lsdException w:name="Dark List Accent 4" w:uiPriority="70"/>
+    <w:lsdException w:name="Colorful Shading Accent 4" w:uiPriority="71"/>
+    <w:lsdException w:name="Colorful List Accent 4" w:uiPriority="72"/>
+    <w:lsdException w:name="Colorful Grid Accent 4" w:uiPriority="73"/>
+    <w:lsdException w:name="Light Shading Accent 5" w:uiPriority="60"/>
+    <w:lsdException w:name="Light List Accent 5" w:uiPriority="61"/>
+    <w:lsdException w:name="Light Grid Accent 5" w:uiPriority="62"/>
+    <w:lsdException w:name="Medium Shading 1 Accent 5" w:uiPriority="63"/>
+    <w:lsdException w:name="Medium Shading 2 Accent 5" w:uiPriority="64"/>
+    <w:lsdException w:name="Medium List 1 Accent 5" w:uiPriority="65"/>
+    <w:lsdException w:name="Medium List 2 Accent 5" w:uiPriority="66"/>
+    <w:lsdException w:name="Medium Grid 1 Accent 5" w:uiPriority="67"/>
+    <w:lsdException w:name="Medium Grid 2 Accent 5" w:uiPriority="68"/>
+    <w:lsdException w:name="Medium Grid 3 Accent 5" w:uiPriority="69"/>
+    <w:lsdException w:name="Dark List Accent 5" w:uiPriority="70"/>
+    <w:lsdException w:name="Colorful Shading Accent 5" w:uiPriority="71"/>
+    <w:lsdException w:name="Colorful List Accent 5" w:uiPriority="72"/>
+    <w:lsdException w:name="Colorful Grid Accent 5" w:uiPriority="73"/>
+    <w:lsdException w:name="Light Shading Accent 6" w:uiPriority="60"/>
+    <w:lsdException w:name="Light List Accent 6" w:uiPriority="61"/>
+    <w:lsdException w:name="Light Grid Accent 6" w:uiPriority="62"/>
+    <w:lsdException w:name="Medium Shading 1 Accent 6" w:uiPriority="63"/>
+    <w:lsdException w:name="Medium Shading 2 Accent 6" w:uiPriority="64"/>
+    <w:lsdException w:name="Medium List 1 Accent 6" w:uiPriority="65"/>
+    <w:lsdException w:name="Medium List 2 Accent 6" w:uiPriority="66"/>
+    <w:lsdException w:name="Medium Grid 1 Accent 6" w:uiPriority="67"/>
+    <w:lsdException w:name="Medium Grid 2 Accent 6" w:uiPriority="68"/>
+    <w:lsdException w:name="Medium Grid 3 Accent 6" w:uiPriority="69"/>
+    <w:lsdException w:name="Dark List Accent 6" w:uiPriority="70"/>
+    <w:lsdException w:name="Colorful Shading Accent 6" w:uiPriority="71"/>
+    <w:lsdException w:name="Colorful List Accent 6" w:uiPriority="72"/>
+    <w:lsdException w:name="Colorful Grid Accent 6" w:uiPriority="73"/>
+    <w:lsdException w:name="Subtle Emphasis" w:uiPriority="19" w:qFormat="1"/>
+    <w:lsdException w:name="Intense Emphasis" w:uiPriority="21" w:qFormat="1"/>
+    <w:lsdException w:name="Subtle Reference" w:uiPriority="31" w:qFormat="1"/>
+    <w:lsdException w:name="Intense Reference" w:uiPriority="32" w:qFormat="1"/>
+    <w:lsdException w:name="Book Title" w:uiPriority="33" w:qFormat="1"/>
+    <w:lsdException w:name="Bibliography" w:semiHidden="1" w:uiPriority="37" w:unhideWhenUsed="1"/>
+    <w:lsdException w:name="TOC Heading" w:semiHidden="1" w:uiPriority="39" w:unhideWhenUsed="1" w:qFormat="1"/>
+    <w:lsdException w:name="Plain Table 1" w:uiPriority="41"/>
+    <w:lsdException w:name="Plain Table 2" w:uiPriority="42"/>
+    <w:lsdException w:name="Plain Table 3" w:uiPriority="43"/>
+    <w:lsdException w:name="Plain Table 4" w:uiPriority="44"/>
+    <w:lsdException w:name="Plain Table 5" w:uiPriority="45"/>
+    <w:lsdException w:name="Grid Table Light" w:uiPriority="40"/>
+    <w:lsdException w:name="Grid Table 1 Light" w:uiPriority="46"/>
+    <w:lsdException w:name="Grid Table 2" w:uiPriority="47"/>
+    <w:lsdException w:name="Grid Table 3" w:uiPriority="48"/>
+    <w:lsdException w:name="Grid Table 4" w:uiPriority="49"/>
+    <w:lsdException w:name="Grid Table 5 Dark" w:uiPriority="50"/>
+    <w:lsdException w:name="Grid Table 6 Colorful" w:uiPriority="51"/>
+    <w:lsdException w:name="Grid Table 7 Colorful" w:uiPriority="52"/>
+    <w:lsdException w:name="Grid Table 1 Light Accent 1" w:uiPriority="46"/>
+    <w:lsdException w:name="Grid Table 2 Accent 1" w:uiPriority="47"/>
+    <w:lsdException w:name="Grid Table 3 Accent 1" w:uiPriority="48"/>
+    <w:lsdException w:name="Grid Table 4 Accent 1" w:uiPriority="49"/>
+    <w:lsdException w:name="Grid Table 5 Dark Accent 1" w:uiPriority="50"/>
+    <w:lsdException w:name="Grid Table 6 Colorful Accent 1" w:uiPriority="51"/>
+    <w:lsdException w:name="Grid Table 7 Colorful Accent 1" w:uiPriority="52"/>
+    <w:lsdException w:name="Grid Table 1 Light Accent 2" w:uiPriority="46"/>
+    <w:lsdException w:name="Grid Table 2 Accent 2" w:uiPriority="47"/>
+    <w:lsdException w:name="Grid Table 3 Accent 2" w:uiPriority="48"/>
+    <w:lsdException w:name="Grid Table 4 Accent 2" w:uiPriority="49"/>
+    <w:lsdException w:name="Grid Table 5 Dark Accent 2" w:uiPriority="50"/>
+    <w:lsdException w:name="Grid Table 6 Colorful Accent 2" w:uiPriority="51"/>
+    <w:lsdException w:name="Grid Table 7 Colorful Accent 2" w:uiPriority="52"/>
+    <w:lsdException w:name="Grid Table 1 Light Accent 3" w:uiPriority="46"/>
+    <w:lsdException w:name="Grid Table 2 Accent 3" w:uiPriority="47"/>
+    <w:lsdException w:name="Grid Table 3 Accent 3" w:uiPriority="48"/>
+    <w:lsdException w:name="Grid Table 4 Accent 3" w:uiPriority="49"/>
+    <w:lsdException w:name="Grid Table 5 Dark Accent 3" w:uiPriority="50"/>
+    <w:lsdException w:name="Grid Table 6 Colorful Accent 3" w:uiPriority="51"/>
+    <w:lsdException w:name="Grid Table 7 Colorful Accent 3" w:uiPriority="52"/>
+    <w:lsdException w:name="Grid Table 1 Light Accent 4" w:uiPriority="46"/>
+    <w:lsdException w:name="Grid Table 2 Accent 4" w:uiPriority="47"/>
+    <w:lsdException w:name="Grid Table 3 Accent 4" w:uiPriority="48"/>
+    <w:lsdException w:name="Grid Table 4 Accent 4" w:uiPriority="49"/>
+    <w:lsdException w:name="Grid Table 5 Dark Accent 4" w:uiPriority="50"/>
+    <w:lsdException w:name="Grid Table 6 Colorful Accent 4" w:uiPriority="51"/>
+    <w:lsdException w:name="Grid Table 7 Colorful Accent 4" w:uiPriority="52"/>
+    <w:lsdException w:name="Grid Table 1 Light Accent 5" w:uiPriority="46"/>
+    <w:lsdException w:name="Grid Table 2 Accent 5" w:uiPriority="47"/>
+    <w:lsdException w:name="Grid Table 3 Accent 5" w:uiPriority="48"/>
+    <w:lsdException w:name="Grid Table 4 Accent 5" w:uiPriority="49"/>
+    <w:lsdException w:name="Grid Table 5 Dark Accent 5" w:uiPriority="50"/>
+    <w:lsdException w:name="Grid Table 6 Colorful Accent 5" w:uiPriority="51"/>
+    <w:lsdException w:name="Grid Table 7 Colorful Accent 5" w:uiPriority="52"/>
+    <w:lsdException w:name="Grid Table 1 Light Accent 6" w:uiPriority="46"/>
+    <w:lsdException w:name="Grid Table 2 Accent 6" w:uiPriority="47"/>
+    <w:lsdException w:name="Grid Table 3 Accent 6" w:uiPriority="48"/>
+    <w:lsdException w:name="Grid Table 4 Accent 6" w:uiPriority="49"/>
+    <w:lsdException w:name="Grid Table 5 Dark Accent 6" w:uiPriority="50"/>
+    <w:lsdException w:name="Grid Table 6 Colorful Accent 6" w:uiPriority="51"/>
+    <w:lsdException w:name="Grid Table 7 Colorful Accent 6" w:uiPriority="52"/>
+    <w:lsdException w:name="List Table 1 Light" w:uiPriority="46"/>
+    <w:lsdException w:name="List Table 2" w:uiPriority="47"/>
+    <w:lsdException w:name="List Table 3" w:uiPriority="48"/>
+    <w:lsdException w:name="List Table 4" w:uiPriority="49"/>
+    <w:lsdException w:name="List Table 5 Dark" w:uiPriority="50"/>
+    <w:lsdException w:name="List Table 6 Colorful" w:uiPriority="51"/>
+    <w:lsdException w:name="List Table 7 Colorful" w:uiPriority="52"/>
+    <w:lsdException w:name="List Table 1 Light Accent 1" w:uiPriority="46"/>
+    <w:lsdException w:name="List Table 2 Accent 1" w:uiPriority="47"/>
+    <w:lsdException w:name="List Table 3 Accent 1" w:uiPriority="48"/>
+    <w:lsdException w:name="List Table 4 Accent 1" w:uiPriority="49"/>
+    <w:lsdException w:name="List Table 5 Dark Accent 1" w:uiPriority="50"/>
+    <w:lsdException w:name="List Table 6 Colorful Accent 1" w:uiPriority="51"/>
+    <w:lsdException w:name="List Table 7 Colorful Accent 1" w:uiPriority="52"/>
+    <w:lsdException w:name="List Table 1 Light Accent 2" w:uiPriority="46"/>
+    <w:lsdException w:name="List Table 2 Accent 2" w:uiPriority="47"/>
+    <w:lsdException w:name="List Table 3 Accent 2" w:uiPriority="48"/>
+    <w:lsdException w:name="List Table 4 Accent 2" w:uiPriority="49"/>
+    <w:lsdException w:name="List Table 5 Dark Accent 2" w:uiPriority="50"/>
+    <w:lsdException w:name="List Table 6 Colorful Accent 2" w:uiPriority="51"/>
+    <w:lsdException w:name="List Table 7 Colorful Accent 2" w:uiPriority="52"/>
+    <w:lsdException w:name="List Table 1 Light Accent 3" w:uiPriority="46"/>
+    <w:lsdException w:name="List Table 2 Accent 3" w:uiPriority="47"/>
+    <w:lsdException w:name="List Table 3 Accent 3" w:uiPriority="48"/>
+    <w:lsdException w:name="List Table 4 Accent 3" w:uiPriority="49"/>
+    <w:lsdException w:name="List Table 5 Dark Accent 3" w:uiPriority="50"/>
+    <w:lsdException w:name="List Table 6 Colorful Accent 3" w:uiPriority="51"/>
+    <w:lsdException w:name="List Table 7 Colorful Accent 3" w:uiPriority="52"/>
+    <w:lsdException w:name="List Table 1 Light Accent 4" w:uiPriority="46"/>
+    <w:lsdException w:name="List Table 2 Accent 4" w:uiPriority="47"/>
+    <w:lsdException w:name="List Table 3 Accent 4" w:uiPriority="48"/>
+    <w:lsdException w:name="List Table 4 Accent 4" w:uiPriority="49"/>
+    <w:lsdException w:name="List Table 5 Dark Accent 4" w:uiPriority="50"/>
+    <w:lsdException w:name="List Table 6 Colorful Accent 4" w:uiPriority="51"/>
+    <w:lsdException w:name="List Table 7 Colorful Accent 4" w:uiPriority="52"/>
+    <w:lsdException w:name="List Table 1 Light Accent 5" w:uiPriority="46"/>
+    <w:lsdException w:name="List Table 2 Accent 5" w:uiPriority="47"/>
+    <w:lsdException w:name="List Table 3 Accent 5" w:uiPriority="48"/>
+    <w:lsdException w:name="List Table 4 Accent 5" w:uiPriority="49"/>
+    <w:lsdException w:name="List Table 5 Dark Accent 5" w:uiPriority="50"/>
+    <w:lsdException w:name="List Table 6 Colorful Accent 5" w:uiPriority="51"/>
+    <w:lsdException w:name="List Table 7 Colorful Accent 5" w:uiPriority="52"/>
+    <w:lsdException w:name="List Table 1 Light Accent 6" w:uiPriority="46"/>
+    <w:lsdException w:name="List Table 2 Accent 6" w:uiPriority="47"/>
+    <w:lsdException w:name="List Table 3 Accent 6" w:uiPriority="48"/>
+    <w:lsdException w:name="List Table 4 Accent 6" w:uiPriority="49"/>
+    <w:lsdException w:name="List Table 5 Dark Accent 6" w:uiPriority="50"/>
+    <w:lsdException w:name="List Table 6 Colorful Accent 6" w:uiPriority="51"/>
+    <w:lsdException w:name="List Table 7 Colorful Accent 6" w:uiPriority="52"/>
+    <w:lsdException w:name="Mention" w:semiHidden="1" w:unhideWhenUsed="1"/>
+    <w:lsdException w:name="Smart Hyperlink" w:semiHidden="1" w:unhideWhenUsed="1"/>
+    <w:lsdException w:name="Hashtag" w:semiHidden="1" w:unhideWhenUsed="1"/>
+    <w:lsdException w:name="Unresolved Mention" w:semiHidden="1" w:unhideWhenUsed="1"/>
+    <w:lsdException w:name="Smart Link" w:semiHidden="1" w:unhideWhenUsed="1"/>
   </w:latentStyles>
-  <w:style w:type="paragraph" w:default="1" w:styleId="1">
+  <w:style w:type="paragraph" w:default="1" w:styleId="Normal">
     <w:name w:val="Normal"/>
     <w:qFormat/>
-    <w:uiPriority w:val="0"/>
     <w:pPr>
       <w:widowControl w:val="0"/>
       <w:autoSpaceDE w:val="0"/>
       <w:autoSpaceDN w:val="0"/>
     </w:pPr>
     <w:rPr>
-      <w:rFonts w:ascii="Times New Roman" w:hAnsi="Times New Roman" w:eastAsia="Times New Roman" w:cs="Times New Roman"/>
+      <w:rFonts w:eastAsia="Times New Roman"/>
       <w:sz w:val="22"/>
       <w:szCs w:val="22"/>
-      <w:lang w:val="vi" w:eastAsia="en-US" w:bidi="ar-SA"/>
+      <w:lang w:val="vi"/>
     </w:rPr>
   </w:style>
-  <w:style w:type="paragraph" w:styleId="2">
+  <w:style w:type="paragraph" w:styleId="Heading1">
     <w:name w:val="heading 1"/>
-    <w:basedOn w:val="1"/>
-    <w:link w:val="10"/>
+    <w:basedOn w:val="Normal"/>
+    <w:link w:val="Heading1Char"/>
+    <w:uiPriority w:val="9"/>
     <w:qFormat/>
-    <w:uiPriority w:val="9"/>
     <w:pPr>
       <w:ind w:left="360"/>
       <w:outlineLvl w:val="0"/>
@@ -5816,20 +8671,19 @@
       <w:szCs w:val="24"/>
     </w:rPr>
   </w:style>
-  <w:style w:type="character" w:default="1" w:styleId="3">
+  <w:style w:type="character" w:default="1" w:styleId="DefaultParagraphFont">
     <w:name w:val="Default Paragraph Font"/>
+    <w:uiPriority w:val="1"/>
     <w:semiHidden/>
     <w:unhideWhenUsed/>
-    <w:qFormat/>
-    <w:uiPriority w:val="1"/>
   </w:style>
-  <w:style w:type="table" w:default="1" w:styleId="4">
+  <w:style w:type="table" w:default="1" w:styleId="TableNormal">
     <w:name w:val="Normal Table"/>
+    <w:uiPriority w:val="99"/>
     <w:semiHidden/>
     <w:unhideWhenUsed/>
-    <w:qFormat/>
-    <w:uiPriority w:val="99"/>
     <w:tblPr>
+      <w:tblInd w:w="0" w:type="dxa"/>
       <w:tblCellMar>
         <w:top w:w="0" w:type="dxa"/>
         <w:left w:w="108" w:type="dxa"/>
@@ -5838,24 +8692,30 @@
       </w:tblCellMar>
     </w:tblPr>
   </w:style>
-  <w:style w:type="paragraph" w:styleId="5">
+  <w:style w:type="numbering" w:default="1" w:styleId="NoList">
+    <w:name w:val="No List"/>
+    <w:uiPriority w:val="99"/>
+    <w:semiHidden/>
+    <w:unhideWhenUsed/>
+  </w:style>
+  <w:style w:type="paragraph" w:styleId="BodyText">
     <w:name w:val="Body Text"/>
-    <w:basedOn w:val="1"/>
-    <w:link w:val="11"/>
+    <w:basedOn w:val="Normal"/>
+    <w:link w:val="BodyTextChar"/>
+    <w:uiPriority w:val="1"/>
     <w:qFormat/>
-    <w:uiPriority w:val="1"/>
     <w:rPr>
       <w:sz w:val="24"/>
       <w:szCs w:val="24"/>
     </w:rPr>
   </w:style>
-  <w:style w:type="paragraph" w:styleId="6">
+  <w:style w:type="paragraph" w:styleId="Footer">
     <w:name w:val="footer"/>
-    <w:basedOn w:val="1"/>
-    <w:link w:val="16"/>
+    <w:basedOn w:val="Normal"/>
+    <w:link w:val="FooterChar"/>
+    <w:uiPriority w:val="99"/>
     <w:unhideWhenUsed/>
     <w:qFormat/>
-    <w:uiPriority w:val="99"/>
     <w:pPr>
       <w:tabs>
         <w:tab w:val="center" w:pos="4680"/>
@@ -5863,13 +8723,13 @@
       </w:tabs>
     </w:pPr>
   </w:style>
-  <w:style w:type="paragraph" w:styleId="7">
+  <w:style w:type="paragraph" w:styleId="Header">
     <w:name w:val="header"/>
-    <w:basedOn w:val="1"/>
-    <w:link w:val="15"/>
+    <w:basedOn w:val="Normal"/>
+    <w:link w:val="HeaderChar"/>
+    <w:uiPriority w:val="99"/>
     <w:unhideWhenUsed/>
     <w:qFormat/>
-    <w:uiPriority w:val="99"/>
     <w:pPr>
       <w:tabs>
         <w:tab w:val="center" w:pos="4680"/>
@@ -5877,25 +8737,25 @@
       </w:tabs>
     </w:pPr>
   </w:style>
-  <w:style w:type="character" w:styleId="8">
+  <w:style w:type="character" w:styleId="HTMLCode">
     <w:name w:val="HTML Code"/>
-    <w:basedOn w:val="3"/>
+    <w:basedOn w:val="DefaultParagraphFont"/>
+    <w:uiPriority w:val="99"/>
     <w:semiHidden/>
     <w:unhideWhenUsed/>
     <w:qFormat/>
-    <w:uiPriority w:val="99"/>
     <w:rPr>
       <w:rFonts w:ascii="Courier New" w:hAnsi="Courier New" w:cs="Courier New"/>
       <w:sz w:val="20"/>
       <w:szCs w:val="20"/>
     </w:rPr>
   </w:style>
-  <w:style w:type="paragraph" w:styleId="9">
+  <w:style w:type="paragraph" w:styleId="Title">
     <w:name w:val="Title"/>
-    <w:basedOn w:val="1"/>
-    <w:link w:val="12"/>
+    <w:basedOn w:val="Normal"/>
+    <w:link w:val="TitleChar"/>
+    <w:uiPriority w:val="10"/>
     <w:qFormat/>
-    <w:uiPriority w:val="10"/>
     <w:pPr>
       <w:spacing w:before="141"/>
       <w:ind w:right="354"/>
@@ -5908,14 +8768,14 @@
       <w:szCs w:val="40"/>
     </w:rPr>
   </w:style>
-  <w:style w:type="character" w:customStyle="1" w:styleId="10">
+  <w:style w:type="character" w:customStyle="1" w:styleId="Heading1Char">
     <w:name w:val="Heading 1 Char"/>
-    <w:basedOn w:val="3"/>
-    <w:link w:val="2"/>
+    <w:basedOn w:val="DefaultParagraphFont"/>
+    <w:link w:val="Heading1"/>
+    <w:uiPriority w:val="9"/>
     <w:qFormat/>
-    <w:uiPriority w:val="9"/>
     <w:rPr>
-      <w:rFonts w:ascii="Times New Roman" w:hAnsi="Times New Roman" w:eastAsia="Times New Roman" w:cs="Times New Roman"/>
+      <w:rFonts w:ascii="Times New Roman" w:eastAsia="Times New Roman" w:hAnsi="Times New Roman" w:cs="Times New Roman"/>
       <w:b/>
       <w:bCs/>
       <w:sz w:val="24"/>
@@ -5923,27 +8783,27 @@
       <w:lang w:val="vi"/>
     </w:rPr>
   </w:style>
-  <w:style w:type="character" w:customStyle="1" w:styleId="11">
+  <w:style w:type="character" w:customStyle="1" w:styleId="BodyTextChar">
     <w:name w:val="Body Text Char"/>
-    <w:basedOn w:val="3"/>
-    <w:link w:val="5"/>
+    <w:basedOn w:val="DefaultParagraphFont"/>
+    <w:link w:val="BodyText"/>
+    <w:uiPriority w:val="1"/>
     <w:qFormat/>
-    <w:uiPriority w:val="1"/>
     <w:rPr>
-      <w:rFonts w:ascii="Times New Roman" w:hAnsi="Times New Roman" w:eastAsia="Times New Roman" w:cs="Times New Roman"/>
+      <w:rFonts w:ascii="Times New Roman" w:eastAsia="Times New Roman" w:hAnsi="Times New Roman" w:cs="Times New Roman"/>
       <w:sz w:val="24"/>
       <w:szCs w:val="24"/>
       <w:lang w:val="vi"/>
     </w:rPr>
   </w:style>
-  <w:style w:type="character" w:customStyle="1" w:styleId="12">
+  <w:style w:type="character" w:customStyle="1" w:styleId="TitleChar">
     <w:name w:val="Title Char"/>
-    <w:basedOn w:val="3"/>
-    <w:link w:val="9"/>
+    <w:basedOn w:val="DefaultParagraphFont"/>
+    <w:link w:val="Title"/>
+    <w:uiPriority w:val="10"/>
     <w:qFormat/>
-    <w:uiPriority w:val="10"/>
     <w:rPr>
-      <w:rFonts w:ascii="Times New Roman" w:hAnsi="Times New Roman" w:eastAsia="Times New Roman" w:cs="Times New Roman"/>
+      <w:rFonts w:ascii="Times New Roman" w:eastAsia="Times New Roman" w:hAnsi="Times New Roman" w:cs="Times New Roman"/>
       <w:b/>
       <w:bCs/>
       <w:sz w:val="40"/>
@@ -5951,41 +8811,41 @@
       <w:lang w:val="vi"/>
     </w:rPr>
   </w:style>
-  <w:style w:type="paragraph" w:styleId="13">
+  <w:style w:type="paragraph" w:styleId="ListParagraph">
     <w:name w:val="List Paragraph"/>
-    <w:basedOn w:val="1"/>
+    <w:basedOn w:val="Normal"/>
+    <w:uiPriority w:val="34"/>
     <w:qFormat/>
-    <w:uiPriority w:val="34"/>
     <w:pPr>
       <w:spacing w:before="89"/>
       <w:ind w:left="498" w:hanging="138"/>
     </w:pPr>
   </w:style>
-  <w:style w:type="paragraph" w:customStyle="1" w:styleId="14">
+  <w:style w:type="paragraph" w:customStyle="1" w:styleId="TableParagraph">
     <w:name w:val="Table Paragraph"/>
-    <w:basedOn w:val="1"/>
+    <w:basedOn w:val="Normal"/>
+    <w:uiPriority w:val="1"/>
     <w:qFormat/>
-    <w:uiPriority w:val="1"/>
   </w:style>
-  <w:style w:type="character" w:customStyle="1" w:styleId="15">
+  <w:style w:type="character" w:customStyle="1" w:styleId="HeaderChar">
     <w:name w:val="Header Char"/>
-    <w:basedOn w:val="3"/>
-    <w:link w:val="7"/>
+    <w:basedOn w:val="DefaultParagraphFont"/>
+    <w:link w:val="Header"/>
+    <w:uiPriority w:val="99"/>
     <w:qFormat/>
-    <w:uiPriority w:val="99"/>
     <w:rPr>
-      <w:rFonts w:ascii="Times New Roman" w:hAnsi="Times New Roman" w:eastAsia="Times New Roman" w:cs="Times New Roman"/>
+      <w:rFonts w:ascii="Times New Roman" w:eastAsia="Times New Roman" w:hAnsi="Times New Roman" w:cs="Times New Roman"/>
       <w:lang w:val="vi"/>
     </w:rPr>
   </w:style>
-  <w:style w:type="character" w:customStyle="1" w:styleId="16">
+  <w:style w:type="character" w:customStyle="1" w:styleId="FooterChar">
     <w:name w:val="Footer Char"/>
-    <w:basedOn w:val="3"/>
-    <w:link w:val="6"/>
+    <w:basedOn w:val="DefaultParagraphFont"/>
+    <w:link w:val="Footer"/>
+    <w:uiPriority w:val="99"/>
     <w:qFormat/>
-    <w:uiPriority w:val="99"/>
     <w:rPr>
-      <w:rFonts w:ascii="Times New Roman" w:hAnsi="Times New Roman" w:eastAsia="Times New Roman" w:cs="Times New Roman"/>
+      <w:rFonts w:ascii="Times New Roman" w:eastAsia="Times New Roman" w:hAnsi="Times New Roman" w:cs="Times New Roman"/>
       <w:lang w:val="vi"/>
     </w:rPr>
   </w:style>
@@ -6244,5 +9104,6 @@
     </a:fmtScheme>
   </a:themeElements>
   <a:objectDefaults/>
+  <a:extraClrSchemeLst/>
 </a:theme>
 </file>
--- a/backend-app/samples/phu_luc_hop_dong.docx
+++ b/backend-app/samples/phu_luc_hop_dong.docx
@@ -1,5 +1,51 @@
 
-<file path=word/document.xml><?xml version="1.0" encoding="utf-8"?>
+<file path=docProps\app.xml><?xml version="1.0" encoding="utf-8"?>
+<Properties xmlns="http://schemas.openxmlformats.org/officeDocument/2006/extended-properties" xmlns:vt="http://schemas.openxmlformats.org/officeDocument/2006/docPropsVTypes">
+  <Template>Normal.dotm</Template>
+  <TotalTime>15</TotalTime>
+  <Pages>1</Pages>
+  <Words>562</Words>
+  <Characters>3207</Characters>
+  <Application>Microsoft Office Word</Application>
+  <DocSecurity>0</DocSecurity>
+  <Lines>26</Lines>
+  <Paragraphs>7</Paragraphs>
+  <ScaleCrop>false</ScaleCrop>
+  <Company/>
+  <LinksUpToDate>false</LinksUpToDate>
+  <CharactersWithSpaces>3762</CharactersWithSpaces>
+  <SharedDoc>false</SharedDoc>
+  <HyperlinksChanged>false</HyperlinksChanged>
+  <AppVersion>16.0000</AppVersion>
+</Properties>
+</file>
+
+<file path=docProps\core.xml><?xml version="1.0" encoding="utf-8"?>
+<cp:coreProperties xmlns:cp="http://schemas.openxmlformats.org/package/2006/metadata/core-properties" xmlns:dc="http://purl.org/dc/elements/1.1/" xmlns:dcterms="http://purl.org/dc/terms/" xmlns:dcmitype="http://purl.org/dc/dcmitype/" xmlns:xsi="http://www.w3.org/2001/XMLSchema-instance">
+  <dc:creator>ACER</dc:creator>
+  <cp:lastModifiedBy>Tai Nguyen</cp:lastModifiedBy>
+  <cp:revision>128</cp:revision>
+  <cp:lastPrinted>2026-03-24T11:44:00Z</cp:lastPrinted>
+  <dcterms:created xsi:type="dcterms:W3CDTF">2025-08-16T08:48:00Z</dcterms:created>
+  <dcterms:modified xsi:type="dcterms:W3CDTF">2026-06-26T04:07:00Z</dcterms:modified>
+</cp:coreProperties>
+</file>
+
+<file path=docProps\custom.xml><?xml version="1.0" encoding="utf-8"?>
+<Properties xmlns="http://schemas.openxmlformats.org/officeDocument/2006/custom-properties" xmlns:vt="http://schemas.openxmlformats.org/officeDocument/2006/docPropsVTypes">
+  <property fmtid="{D5CDD505-2E9C-101B-9397-08002B2CF9AE}" pid="2" name="KSOTemplateDocerSaveRecord">
+    <vt:lpwstr>eyJoZGlkIjoiYTJmYzZiNzA0MjJkZjA3YmRmYTQ1N2VlZWVlZDk3MzgifQ==</vt:lpwstr>
+  </property>
+  <property fmtid="{D5CDD505-2E9C-101B-9397-08002B2CF9AE}" pid="3" name="KSOProductBuildVer">
+    <vt:lpwstr>1033-12.1.0.26880</vt:lpwstr>
+  </property>
+  <property fmtid="{D5CDD505-2E9C-101B-9397-08002B2CF9AE}" pid="4" name="ICV">
+    <vt:lpwstr>E3BB9D2E3B4548B3B710C02F0CDE9CA1_12</vt:lpwstr>
+  </property>
+</Properties>
+</file>
+
+<file path=word\document.xml><?xml version="1.0" encoding="utf-8"?>
 <w:document xmlns:wpc="http://schemas.microsoft.com/office/word/2010/wordprocessingCanvas" xmlns:cx="http://schemas.microsoft.com/office/drawing/2014/chartex" xmlns:cx1="http://schemas.microsoft.com/office/drawing/2015/9/8/chartex" xmlns:cx2="http://schemas.microsoft.com/office/drawing/2015/10/21/chartex" xmlns:cx3="http://schemas.microsoft.com/office/drawing/2016/5/9/chartex" xmlns:cx4="http://schemas.microsoft.com/office/drawing/2016/5/10/chartex" xmlns:cx5="http://schemas.microsoft.com/office/drawing/2016/5/11/chartex" xmlns:cx6="http://schemas.microsoft.com/office/drawing/2016/5/12/chartex" xmlns:cx7="http://schemas.microsoft.com/office/drawing/2016/5/13/chartex" xmlns:cx8="http://schemas.microsoft.com/office/drawing/2016/5/14/chartex" xmlns:mc="http://schemas.openxmlformats.org/markup-compatibility/2006" xmlns:aink="http://schemas.microsoft.com/office/drawing/2016/ink" xmlns:am3d="http://schemas.microsoft.com/office/drawing/2017/model3d" xmlns:o="urn:schemas-microsoft-com:office:office" xmlns:oel="http://schemas.microsoft.com/office/2019/extlst" xmlns:r="http://schemas.openxmlformats.org/officeDocument/2006/relationships" xmlns:m="http://schemas.openxmlformats.org/officeDocument/2006/math" xmlns:v="urn:schemas-microsoft-com:vml" xmlns:wp14="http://schemas.microsoft.com/office/word/2010/wordprocessingDrawing" xmlns:wp="http://schemas.openxmlformats.org/drawingml/2006/wordprocessingDrawing" xmlns:w10="urn:schemas-microsoft-com:office:word" xmlns:w="http://schemas.openxmlformats.org/wordprocessingml/2006/main" xmlns:w14="http://schemas.microsoft.com/office/word/2010/wordml" xmlns:w15="http://schemas.microsoft.com/office/word/2012/wordml" xmlns:w16cex="http://schemas.microsoft.com/office/word/2018/wordml/cex" xmlns:w16cid="http://schemas.microsoft.com/office/word/2016/wordml/cid" xmlns:w16="http://schemas.microsoft.com/office/word/2018/wordml" xmlns:w16du="http://schemas.microsoft.com/office/word/2023/wordml/word16du" xmlns:w16sdtdh="http://schemas.microsoft.com/office/word/2020/wordml/sdtdatahash" xmlns:w16sdtfl="http://schemas.microsoft.com/office/word/2024/wordml/sdtformatlock" xmlns:w16se="http://schemas.microsoft.com/office/word/2015/wordml/symex" xmlns:wpg="http://schemas.microsoft.com/office/word/2010/wordprocessingGroup" xmlns:wpi="http://schemas.microsoft.com/office/word/2010/wordprocessingInk" xmlns:wne="http://schemas.microsoft.com/office/word/2006/wordml" xmlns:wps="http://schemas.microsoft.com/office/word/2010/wordprocessingShape" mc:Ignorable="w14 w15 w16se w16cid w16 w16cex w16sdtdh w16sdtfl w16du wp14">
   <w:body>
     <w:p>
@@ -3813,6 +3859,11 @@
           <w:sz w:val="24"/>
         </w:rPr>
         <w:t>{#DichVuTinhPhiPhuLuc}- {TenDichVu}: {DonGia} VNĐ ({GhiChu})</w:t>
+      </w:r>
+    </w:p>
+    <w:p>
+      <w:r>
+        <w:t xml:space="preserve">{/DichVuTinhPhiPhuLuc}</w:t>
       </w:r>
     </w:p>
     <w:p>
@@ -7352,7 +7403,7 @@
 </w:document>
 </file>
 
-<file path=word/endnotes.xml><?xml version="1.0" encoding="utf-8"?>
+<file path=word\endnotes.xml><?xml version="1.0" encoding="utf-8"?>
 <w:endnotes xmlns:wpc="http://schemas.microsoft.com/office/word/2010/wordprocessingCanvas" xmlns:cx="http://schemas.microsoft.com/office/drawing/2014/chartex" xmlns:cx1="http://schemas.microsoft.com/office/drawing/2015/9/8/chartex" xmlns:cx2="http://schemas.microsoft.com/office/drawing/2015/10/21/chartex" xmlns:cx3="http://schemas.microsoft.com/office/drawing/2016/5/9/chartex" xmlns:cx4="http://schemas.microsoft.com/office/drawing/2016/5/10/chartex" xmlns:cx5="http://schemas.microsoft.com/office/drawing/2016/5/11/chartex" xmlns:cx6="http://schemas.microsoft.com/office/drawing/2016/5/12/chartex" xmlns:cx7="http://schemas.microsoft.com/office/drawing/2016/5/13/chartex" xmlns:cx8="http://schemas.microsoft.com/office/drawing/2016/5/14/chartex" xmlns:mc="http://schemas.openxmlformats.org/markup-compatibility/2006" xmlns:aink="http://schemas.microsoft.com/office/drawing/2016/ink" xmlns:am3d="http://schemas.microsoft.com/office/drawing/2017/model3d" xmlns:o="urn:schemas-microsoft-com:office:office" xmlns:oel="http://schemas.microsoft.com/office/2019/extlst" xmlns:r="http://schemas.openxmlformats.org/officeDocument/2006/relationships" xmlns:m="http://schemas.openxmlformats.org/officeDocument/2006/math" xmlns:v="urn:schemas-microsoft-com:vml" xmlns:wp14="http://schemas.microsoft.com/office/word/2010/wordprocessingDrawing" xmlns:wp="http://schemas.openxmlformats.org/drawingml/2006/wordprocessingDrawing" xmlns:w10="urn:schemas-microsoft-com:office:word" xmlns:w="http://schemas.openxmlformats.org/wordprocessingml/2006/main" xmlns:w14="http://schemas.microsoft.com/office/word/2010/wordml" xmlns:w15="http://schemas.microsoft.com/office/word/2012/wordml" xmlns:w16cex="http://schemas.microsoft.com/office/word/2018/wordml/cex" xmlns:w16cid="http://schemas.microsoft.com/office/word/2016/wordml/cid" xmlns:w16="http://schemas.microsoft.com/office/word/2018/wordml" xmlns:w16du="http://schemas.microsoft.com/office/word/2023/wordml/word16du" xmlns:w16sdtdh="http://schemas.microsoft.com/office/word/2020/wordml/sdtdatahash" xmlns:w16sdtfl="http://schemas.microsoft.com/office/word/2024/wordml/sdtformatlock" xmlns:w16se="http://schemas.microsoft.com/office/word/2015/wordml/symex" xmlns:wpg="http://schemas.microsoft.com/office/word/2010/wordprocessingGroup" xmlns:wpi="http://schemas.microsoft.com/office/word/2010/wordprocessingInk" xmlns:wne="http://schemas.microsoft.com/office/word/2006/wordml" xmlns:wps="http://schemas.microsoft.com/office/word/2010/wordprocessingShape" mc:Ignorable="w14 w15 w16se w16cid w16 w16cex w16sdtdh w16sdtfl w16du wp14">
   <w:endnote w:type="separator" w:id="-1">
     <w:p>
@@ -7371,7 +7422,84 @@
 </w:endnotes>
 </file>
 
-<file path=word/footer1.xml><?xml version="1.0" encoding="utf-8"?>
+<file path=word\fontTable.xml><?xml version="1.0" encoding="utf-8"?>
+<w:fonts xmlns:mc="http://schemas.openxmlformats.org/markup-compatibility/2006" xmlns:r="http://schemas.openxmlformats.org/officeDocument/2006/relationships" xmlns:w="http://schemas.openxmlformats.org/wordprocessingml/2006/main" xmlns:w14="http://schemas.microsoft.com/office/word/2010/wordml" xmlns:w15="http://schemas.microsoft.com/office/word/2012/wordml" xmlns:w16cex="http://schemas.microsoft.com/office/word/2018/wordml/cex" xmlns:w16cid="http://schemas.microsoft.com/office/word/2016/wordml/cid" xmlns:w16="http://schemas.microsoft.com/office/word/2018/wordml" xmlns:w16du="http://schemas.microsoft.com/office/word/2023/wordml/word16du" xmlns:w16sdtdh="http://schemas.microsoft.com/office/word/2020/wordml/sdtdatahash" xmlns:w16sdtfl="http://schemas.microsoft.com/office/word/2024/wordml/sdtformatlock" xmlns:w16se="http://schemas.microsoft.com/office/word/2015/wordml/symex" mc:Ignorable="w14 w15 w16se w16cid w16 w16cex w16sdtdh w16sdtfl w16du">
+  <w:font w:name="Bell MT">
+    <w:panose1 w:val="02020503060305020303"/>
+    <w:charset w:val="00"/>
+    <w:family w:val="roman"/>
+    <w:pitch w:val="variable"/>
+    <w:sig w:usb0="00000003" w:usb1="00000000" w:usb2="00000000" w:usb3="00000000" w:csb0="00000001" w:csb1="00000000"/>
+  </w:font>
+  <w:font w:name="Times New Roman">
+    <w:panose1 w:val="02020603050405020304"/>
+    <w:charset w:val="00"/>
+    <w:family w:val="roman"/>
+    <w:pitch w:val="variable"/>
+    <w:sig w:usb0="E0002EFF" w:usb1="C000785B" w:usb2="00000009" w:usb3="00000000" w:csb0="000001FF" w:csb1="00000000"/>
+  </w:font>
+  <w:font w:name="Symbol">
+    <w:panose1 w:val="05050102010706020507"/>
+    <w:charset w:val="02"/>
+    <w:family w:val="roman"/>
+    <w:pitch w:val="variable"/>
+    <w:sig w:usb0="00000000" w:usb1="10000000" w:usb2="00000000" w:usb3="00000000" w:csb0="80000000" w:csb1="00000000"/>
+  </w:font>
+  <w:font w:name="Courier New">
+    <w:panose1 w:val="02070309020205020404"/>
+    <w:charset w:val="00"/>
+    <w:family w:val="modern"/>
+    <w:pitch w:val="fixed"/>
+    <w:sig w:usb0="E0002EFF" w:usb1="C0007843" w:usb2="00000009" w:usb3="00000000" w:csb0="000001FF" w:csb1="00000000"/>
+  </w:font>
+  <w:font w:name="Wingdings">
+    <w:panose1 w:val="05000000000000000000"/>
+    <w:charset w:val="02"/>
+    <w:family w:val="auto"/>
+    <w:pitch w:val="variable"/>
+    <w:sig w:usb0="00000000" w:usb1="10000000" w:usb2="00000000" w:usb3="00000000" w:csb0="80000000" w:csb1="00000000"/>
+  </w:font>
+  <w:font w:name="SimSun">
+    <w:altName w:val="宋体"/>
+    <w:panose1 w:val="02010600030101010101"/>
+    <w:charset w:val="86"/>
+    <w:family w:val="auto"/>
+    <w:pitch w:val="variable"/>
+    <w:sig w:usb0="00000203" w:usb1="288F0000" w:usb2="00000016" w:usb3="00000000" w:csb0="00040001" w:csb1="00000000"/>
+  </w:font>
+  <w:font w:name="DengXian Light">
+    <w:altName w:val="等线 Light"/>
+    <w:charset w:val="86"/>
+    <w:family w:val="auto"/>
+    <w:pitch w:val="variable"/>
+    <w:sig w:usb0="A00002BF" w:usb1="38CF7CFA" w:usb2="00000016" w:usb3="00000000" w:csb0="0004000F" w:csb1="00000000"/>
+  </w:font>
+  <w:font w:name="Calibri Light">
+    <w:panose1 w:val="020F0302020204030204"/>
+    <w:charset w:val="00"/>
+    <w:family w:val="swiss"/>
+    <w:pitch w:val="variable"/>
+    <w:sig w:usb0="E4002EFF" w:usb1="C200247B" w:usb2="00000009" w:usb3="00000000" w:csb0="000001FF" w:csb1="00000000"/>
+  </w:font>
+  <w:font w:name="DengXian">
+    <w:altName w:val="等线"/>
+    <w:panose1 w:val="02010600030101010101"/>
+    <w:charset w:val="86"/>
+    <w:family w:val="auto"/>
+    <w:pitch w:val="variable"/>
+    <w:sig w:usb0="A00002BF" w:usb1="38CF7CFA" w:usb2="00000016" w:usb3="00000000" w:csb0="0004000F" w:csb1="00000000"/>
+  </w:font>
+  <w:font w:name="Calibri">
+    <w:panose1 w:val="020F0502020204030204"/>
+    <w:charset w:val="00"/>
+    <w:family w:val="swiss"/>
+    <w:pitch w:val="variable"/>
+    <w:sig w:usb0="E4002EFF" w:usb1="C200247B" w:usb2="00000009" w:usb3="00000000" w:csb0="000001FF" w:csb1="00000000"/>
+  </w:font>
+</w:fonts>
+</file>
+
+<file path=word\footer1.xml><?xml version="1.0" encoding="utf-8"?>
 <w:ftr xmlns:wpc="http://schemas.microsoft.com/office/word/2010/wordprocessingCanvas" xmlns:cx="http://schemas.microsoft.com/office/drawing/2014/chartex" xmlns:cx1="http://schemas.microsoft.com/office/drawing/2015/9/8/chartex" xmlns:cx2="http://schemas.microsoft.com/office/drawing/2015/10/21/chartex" xmlns:cx3="http://schemas.microsoft.com/office/drawing/2016/5/9/chartex" xmlns:cx4="http://schemas.microsoft.com/office/drawing/2016/5/10/chartex" xmlns:cx5="http://schemas.microsoft.com/office/drawing/2016/5/11/chartex" xmlns:cx6="http://schemas.microsoft.com/office/drawing/2016/5/12/chartex" xmlns:cx7="http://schemas.microsoft.com/office/drawing/2016/5/13/chartex" xmlns:cx8="http://schemas.microsoft.com/office/drawing/2016/5/14/chartex" xmlns:mc="http://schemas.openxmlformats.org/markup-compatibility/2006" xmlns:aink="http://schemas.microsoft.com/office/drawing/2016/ink" xmlns:am3d="http://schemas.microsoft.com/office/drawing/2017/model3d" xmlns:o="urn:schemas-microsoft-com:office:office" xmlns:oel="http://schemas.microsoft.com/office/2019/extlst" xmlns:r="http://schemas.openxmlformats.org/officeDocument/2006/relationships" xmlns:m="http://schemas.openxmlformats.org/officeDocument/2006/math" xmlns:v="urn:schemas-microsoft-com:vml" xmlns:wp14="http://schemas.microsoft.com/office/word/2010/wordprocessingDrawing" xmlns:wp="http://schemas.openxmlformats.org/drawingml/2006/wordprocessingDrawing" xmlns:w10="urn:schemas-microsoft-com:office:word" xmlns:w="http://schemas.openxmlformats.org/wordprocessingml/2006/main" xmlns:w14="http://schemas.microsoft.com/office/word/2010/wordml" xmlns:w15="http://schemas.microsoft.com/office/word/2012/wordml" xmlns:w16cex="http://schemas.microsoft.com/office/word/2018/wordml/cex" xmlns:w16cid="http://schemas.microsoft.com/office/word/2016/wordml/cid" xmlns:w16="http://schemas.microsoft.com/office/word/2018/wordml" xmlns:w16du="http://schemas.microsoft.com/office/word/2023/wordml/word16du" xmlns:w16sdtdh="http://schemas.microsoft.com/office/word/2020/wordml/sdtdatahash" xmlns:w16sdtfl="http://schemas.microsoft.com/office/word/2024/wordml/sdtformatlock" xmlns:w16se="http://schemas.microsoft.com/office/word/2015/wordml/symex" xmlns:wpg="http://schemas.microsoft.com/office/word/2010/wordprocessingGroup" xmlns:wpi="http://schemas.microsoft.com/office/word/2010/wordprocessingInk" xmlns:wne="http://schemas.microsoft.com/office/word/2006/wordml" xmlns:wps="http://schemas.microsoft.com/office/word/2010/wordprocessingShape" mc:Ignorable="w14 w15 w16se w16cid w16 w16cex w16sdtdh w16sdtfl w16du wp14">
   <w:p>
     <w:pPr>
@@ -7466,7 +7594,7 @@
 </w:ftr>
 </file>
 
-<file path=word/footnotes.xml><?xml version="1.0" encoding="utf-8"?>
+<file path=word\footnotes.xml><?xml version="1.0" encoding="utf-8"?>
 <w:footnotes xmlns:wpc="http://schemas.microsoft.com/office/word/2010/wordprocessingCanvas" xmlns:cx="http://schemas.microsoft.com/office/drawing/2014/chartex" xmlns:cx1="http://schemas.microsoft.com/office/drawing/2015/9/8/chartex" xmlns:cx2="http://schemas.microsoft.com/office/drawing/2015/10/21/chartex" xmlns:cx3="http://schemas.microsoft.com/office/drawing/2016/5/9/chartex" xmlns:cx4="http://schemas.microsoft.com/office/drawing/2016/5/10/chartex" xmlns:cx5="http://schemas.microsoft.com/office/drawing/2016/5/11/chartex" xmlns:cx6="http://schemas.microsoft.com/office/drawing/2016/5/12/chartex" xmlns:cx7="http://schemas.microsoft.com/office/drawing/2016/5/13/chartex" xmlns:cx8="http://schemas.microsoft.com/office/drawing/2016/5/14/chartex" xmlns:mc="http://schemas.openxmlformats.org/markup-compatibility/2006" xmlns:aink="http://schemas.microsoft.com/office/drawing/2016/ink" xmlns:am3d="http://schemas.microsoft.com/office/drawing/2017/model3d" xmlns:o="urn:schemas-microsoft-com:office:office" xmlns:oel="http://schemas.microsoft.com/office/2019/extlst" xmlns:r="http://schemas.openxmlformats.org/officeDocument/2006/relationships" xmlns:m="http://schemas.openxmlformats.org/officeDocument/2006/math" xmlns:v="urn:schemas-microsoft-com:vml" xmlns:wp14="http://schemas.microsoft.com/office/word/2010/wordprocessingDrawing" xmlns:wp="http://schemas.openxmlformats.org/drawingml/2006/wordprocessingDrawing" xmlns:w10="urn:schemas-microsoft-com:office:word" xmlns:w="http://schemas.openxmlformats.org/wordprocessingml/2006/main" xmlns:w14="http://schemas.microsoft.com/office/word/2010/wordml" xmlns:w15="http://schemas.microsoft.com/office/word/2012/wordml" xmlns:w16cex="http://schemas.microsoft.com/office/word/2018/wordml/cex" xmlns:w16cid="http://schemas.microsoft.com/office/word/2016/wordml/cid" xmlns:w16="http://schemas.microsoft.com/office/word/2018/wordml" xmlns:w16du="http://schemas.microsoft.com/office/word/2023/wordml/word16du" xmlns:w16sdtdh="http://schemas.microsoft.com/office/word/2020/wordml/sdtdatahash" xmlns:w16sdtfl="http://schemas.microsoft.com/office/word/2024/wordml/sdtformatlock" xmlns:w16se="http://schemas.microsoft.com/office/word/2015/wordml/symex" xmlns:wpg="http://schemas.microsoft.com/office/word/2010/wordprocessingGroup" xmlns:wpi="http://schemas.microsoft.com/office/word/2010/wordprocessingInk" xmlns:wne="http://schemas.microsoft.com/office/word/2006/wordml" xmlns:wps="http://schemas.microsoft.com/office/word/2010/wordprocessingShape" mc:Ignorable="w14 w15 w16se w16cid w16 w16cex w16sdtdh w16sdtfl w16du wp14">
   <w:footnote w:type="separator" w:id="-1">
     <w:p>
@@ -7485,7 +7613,7 @@
 </w:footnotes>
 </file>
 
-<file path=word/numbering.xml><?xml version="1.0" encoding="utf-8"?>
+<file path=word\numbering.xml><?xml version="1.0" encoding="utf-8"?>
 <w:numbering xmlns:wpc="http://schemas.microsoft.com/office/word/2010/wordprocessingCanvas" xmlns:cx="http://schemas.microsoft.com/office/drawing/2014/chartex" xmlns:cx1="http://schemas.microsoft.com/office/drawing/2015/9/8/chartex" xmlns:cx2="http://schemas.microsoft.com/office/drawing/2015/10/21/chartex" xmlns:cx3="http://schemas.microsoft.com/office/drawing/2016/5/9/chartex" xmlns:cx4="http://schemas.microsoft.com/office/drawing/2016/5/10/chartex" xmlns:cx5="http://schemas.microsoft.com/office/drawing/2016/5/11/chartex" xmlns:cx6="http://schemas.microsoft.com/office/drawing/2016/5/12/chartex" xmlns:cx7="http://schemas.microsoft.com/office/drawing/2016/5/13/chartex" xmlns:cx8="http://schemas.microsoft.com/office/drawing/2016/5/14/chartex" xmlns:mc="http://schemas.openxmlformats.org/markup-compatibility/2006" xmlns:aink="http://schemas.microsoft.com/office/drawing/2016/ink" xmlns:am3d="http://schemas.microsoft.com/office/drawing/2017/model3d" xmlns:o="urn:schemas-microsoft-com:office:office" xmlns:oel="http://schemas.microsoft.com/office/2019/extlst" xmlns:r="http://schemas.openxmlformats.org/officeDocument/2006/relationships" xmlns:m="http://schemas.openxmlformats.org/officeDocument/2006/math" xmlns:v="urn:schemas-microsoft-com:vml" xmlns:wp14="http://schemas.microsoft.com/office/word/2010/wordprocessingDrawing" xmlns:wp="http://schemas.openxmlformats.org/drawingml/2006/wordprocessingDrawing" xmlns:w10="urn:schemas-microsoft-com:office:word" xmlns:w="http://schemas.openxmlformats.org/wordprocessingml/2006/main" xmlns:w14="http://schemas.microsoft.com/office/word/2010/wordml" xmlns:w15="http://schemas.microsoft.com/office/word/2012/wordml" xmlns:w16cex="http://schemas.microsoft.com/office/word/2018/wordml/cex" xmlns:w16cid="http://schemas.microsoft.com/office/word/2016/wordml/cid" xmlns:w16="http://schemas.microsoft.com/office/word/2018/wordml" xmlns:w16du="http://schemas.microsoft.com/office/word/2023/wordml/word16du" xmlns:w16sdtdh="http://schemas.microsoft.com/office/word/2020/wordml/sdtdatahash" xmlns:w16sdtfl="http://schemas.microsoft.com/office/word/2024/wordml/sdtformatlock" xmlns:w16se="http://schemas.microsoft.com/office/word/2015/wordml/symex" xmlns:wpg="http://schemas.microsoft.com/office/word/2010/wordprocessingGroup" xmlns:wpi="http://schemas.microsoft.com/office/word/2010/wordprocessingInk" xmlns:wne="http://schemas.microsoft.com/office/word/2006/wordml" xmlns:wps="http://schemas.microsoft.com/office/word/2010/wordprocessingShape" mc:Ignorable="w14 w15 w16se w16cid w16 w16cex w16sdtdh w16sdtfl w16du wp14">
   <w:abstractNum w:abstractNumId="0" w15:restartNumberingAfterBreak="0">
     <w:nsid w:val="16590D4D"/>
@@ -8250,7 +8378,281 @@
 </w:numbering>
 </file>
 
-<file path=word/styles.xml><?xml version="1.0" encoding="utf-8"?>
+<file path=word\settings.xml><?xml version="1.0" encoding="utf-8"?>
+<w:settings xmlns:mc="http://schemas.openxmlformats.org/markup-compatibility/2006" xmlns:o="urn:schemas-microsoft-com:office:office" xmlns:r="http://schemas.openxmlformats.org/officeDocument/2006/relationships" xmlns:m="http://schemas.openxmlformats.org/officeDocument/2006/math" xmlns:v="urn:schemas-microsoft-com:vml" xmlns:w10="urn:schemas-microsoft-com:office:word" xmlns:w="http://schemas.openxmlformats.org/wordprocessingml/2006/main" xmlns:w14="http://schemas.microsoft.com/office/word/2010/wordml" xmlns:w15="http://schemas.microsoft.com/office/word/2012/wordml" xmlns:w16cex="http://schemas.microsoft.com/office/word/2018/wordml/cex" xmlns:w16cid="http://schemas.microsoft.com/office/word/2016/wordml/cid" xmlns:w16="http://schemas.microsoft.com/office/word/2018/wordml" xmlns:w16du="http://schemas.microsoft.com/office/word/2023/wordml/word16du" xmlns:w16sdtdh="http://schemas.microsoft.com/office/word/2020/wordml/sdtdatahash" xmlns:w16sdtfl="http://schemas.microsoft.com/office/word/2024/wordml/sdtformatlock" xmlns:w16se="http://schemas.microsoft.com/office/word/2015/wordml/symex" xmlns:sl="http://schemas.openxmlformats.org/schemaLibrary/2006/main" mc:Ignorable="w14 w15 w16se w16cid w16 w16cex w16sdtdh w16sdtfl w16du">
+  <w:view w:val="web"/>
+  <w:zoom w:percent="130"/>
+  <w:proofState w:spelling="clean" w:grammar="clean"/>
+  <w:defaultTabStop w:val="720"/>
+  <w:noPunctuationKerning/>
+  <w:characterSpacingControl w:val="doNotCompress"/>
+  <w:footnotePr>
+    <w:footnote w:id="-1"/>
+    <w:footnote w:id="0"/>
+  </w:footnotePr>
+  <w:endnotePr>
+    <w:endnote w:id="-1"/>
+    <w:endnote w:id="0"/>
+  </w:endnotePr>
+  <w:compat>
+    <w:doNotExpandShiftReturn/>
+    <w:useFELayout/>
+    <w:compatSetting w:name="compatibilityMode" w:uri="http://schemas.microsoft.com/office/word" w:val="15"/>
+    <w:compatSetting w:name="overrideTableStyleFontSizeAndJustification" w:uri="http://schemas.microsoft.com/office/word" w:val="1"/>
+    <w:compatSetting w:name="enableOpenTypeFeatures" w:uri="http://schemas.microsoft.com/office/word" w:val="1"/>
+    <w:compatSetting w:name="doNotFlipMirrorIndents" w:uri="http://schemas.microsoft.com/office/word" w:val="1"/>
+    <w:compatSetting w:name="differentiateMultirowTableHeaders" w:uri="http://schemas.microsoft.com/office/word" w:val="1"/>
+    <w:compatSetting w:name="useWord2013TrackBottomHyphenation" w:uri="http://schemas.microsoft.com/office/word" w:val="1"/>
+  </w:compat>
+  <w:rsids>
+    <w:rsidRoot w:val="00172A27"/>
+    <w:rsid w:val="000146B8"/>
+    <w:rsid w:val="00045726"/>
+    <w:rsid w:val="0009068A"/>
+    <w:rsid w:val="0009341D"/>
+    <w:rsid w:val="00096DD8"/>
+    <w:rsid w:val="000D4B7E"/>
+    <w:rsid w:val="000E3D10"/>
+    <w:rsid w:val="00113829"/>
+    <w:rsid w:val="00172A27"/>
+    <w:rsid w:val="00197DD0"/>
+    <w:rsid w:val="001E06C5"/>
+    <w:rsid w:val="0020555C"/>
+    <w:rsid w:val="0021306E"/>
+    <w:rsid w:val="00222F80"/>
+    <w:rsid w:val="00241F8C"/>
+    <w:rsid w:val="0024285A"/>
+    <w:rsid w:val="002454E3"/>
+    <w:rsid w:val="00285A70"/>
+    <w:rsid w:val="00286867"/>
+    <w:rsid w:val="002D2533"/>
+    <w:rsid w:val="002E230A"/>
+    <w:rsid w:val="002F08CB"/>
+    <w:rsid w:val="00330C1D"/>
+    <w:rsid w:val="0033300E"/>
+    <w:rsid w:val="00350C3C"/>
+    <w:rsid w:val="003566ED"/>
+    <w:rsid w:val="0039264B"/>
+    <w:rsid w:val="003930C3"/>
+    <w:rsid w:val="003A06C5"/>
+    <w:rsid w:val="003D7F21"/>
+    <w:rsid w:val="003E59E3"/>
+    <w:rsid w:val="003E781C"/>
+    <w:rsid w:val="003F3EEE"/>
+    <w:rsid w:val="003F4FB8"/>
+    <w:rsid w:val="003F5E1F"/>
+    <w:rsid w:val="004001BB"/>
+    <w:rsid w:val="00412B45"/>
+    <w:rsid w:val="00415CE6"/>
+    <w:rsid w:val="00435236"/>
+    <w:rsid w:val="00441519"/>
+    <w:rsid w:val="00463214"/>
+    <w:rsid w:val="00487221"/>
+    <w:rsid w:val="00496E37"/>
+    <w:rsid w:val="004C11C9"/>
+    <w:rsid w:val="004F7D46"/>
+    <w:rsid w:val="00500CD8"/>
+    <w:rsid w:val="00547831"/>
+    <w:rsid w:val="00565CFA"/>
+    <w:rsid w:val="00584E14"/>
+    <w:rsid w:val="00594A3E"/>
+    <w:rsid w:val="005B7585"/>
+    <w:rsid w:val="005F5135"/>
+    <w:rsid w:val="00616FDF"/>
+    <w:rsid w:val="00617EE3"/>
+    <w:rsid w:val="00625A50"/>
+    <w:rsid w:val="0067577E"/>
+    <w:rsid w:val="00695A96"/>
+    <w:rsid w:val="006C7660"/>
+    <w:rsid w:val="006D7026"/>
+    <w:rsid w:val="006F5643"/>
+    <w:rsid w:val="007061A1"/>
+    <w:rsid w:val="00760997"/>
+    <w:rsid w:val="0076572C"/>
+    <w:rsid w:val="00770173"/>
+    <w:rsid w:val="00783C08"/>
+    <w:rsid w:val="007B7F2E"/>
+    <w:rsid w:val="007C3468"/>
+    <w:rsid w:val="007C6C1B"/>
+    <w:rsid w:val="007D6FD5"/>
+    <w:rsid w:val="007F40D2"/>
+    <w:rsid w:val="007F74E4"/>
+    <w:rsid w:val="0080342A"/>
+    <w:rsid w:val="00806914"/>
+    <w:rsid w:val="00815175"/>
+    <w:rsid w:val="008279BF"/>
+    <w:rsid w:val="00851683"/>
+    <w:rsid w:val="008B03AE"/>
+    <w:rsid w:val="008E3CE2"/>
+    <w:rsid w:val="008F03A0"/>
+    <w:rsid w:val="008F18A0"/>
+    <w:rsid w:val="009178CB"/>
+    <w:rsid w:val="00923E9F"/>
+    <w:rsid w:val="00924AAD"/>
+    <w:rsid w:val="00926DBE"/>
+    <w:rsid w:val="009340E1"/>
+    <w:rsid w:val="009B193A"/>
+    <w:rsid w:val="009C673F"/>
+    <w:rsid w:val="00A24B27"/>
+    <w:rsid w:val="00A37C86"/>
+    <w:rsid w:val="00A4437A"/>
+    <w:rsid w:val="00A44A8C"/>
+    <w:rsid w:val="00A6434B"/>
+    <w:rsid w:val="00A77B63"/>
+    <w:rsid w:val="00A80452"/>
+    <w:rsid w:val="00AB1017"/>
+    <w:rsid w:val="00AF66F3"/>
+    <w:rsid w:val="00B32142"/>
+    <w:rsid w:val="00B4186B"/>
+    <w:rsid w:val="00B70364"/>
+    <w:rsid w:val="00B86A63"/>
+    <w:rsid w:val="00BB0E11"/>
+    <w:rsid w:val="00BC7945"/>
+    <w:rsid w:val="00C14EDD"/>
+    <w:rsid w:val="00C17FC9"/>
+    <w:rsid w:val="00C42B31"/>
+    <w:rsid w:val="00C53A5B"/>
+    <w:rsid w:val="00C60C93"/>
+    <w:rsid w:val="00C75210"/>
+    <w:rsid w:val="00C76FCD"/>
+    <w:rsid w:val="00CB478B"/>
+    <w:rsid w:val="00D47245"/>
+    <w:rsid w:val="00D55337"/>
+    <w:rsid w:val="00D87BEB"/>
+    <w:rsid w:val="00DB731E"/>
+    <w:rsid w:val="00DC592A"/>
+    <w:rsid w:val="00E13562"/>
+    <w:rsid w:val="00E25592"/>
+    <w:rsid w:val="00E812F0"/>
+    <w:rsid w:val="00E846E7"/>
+    <w:rsid w:val="00E849E9"/>
+    <w:rsid w:val="00E9042C"/>
+    <w:rsid w:val="00EA6D30"/>
+    <w:rsid w:val="00EC3004"/>
+    <w:rsid w:val="00EC4B55"/>
+    <w:rsid w:val="00EC770E"/>
+    <w:rsid w:val="00EE7447"/>
+    <w:rsid w:val="00F301FB"/>
+    <w:rsid w:val="00F647C8"/>
+    <w:rsid w:val="00F9048E"/>
+    <w:rsid w:val="00F91589"/>
+    <w:rsid w:val="00FB57E2"/>
+    <w:rsid w:val="00FC5643"/>
+    <w:rsid w:val="00FC7A00"/>
+    <w:rsid w:val="00FE5E41"/>
+    <w:rsid w:val="01A45240"/>
+    <w:rsid w:val="01C94053"/>
+    <w:rsid w:val="01FA0599"/>
+    <w:rsid w:val="04860FD3"/>
+    <w:rsid w:val="04A87776"/>
+    <w:rsid w:val="069F33E9"/>
+    <w:rsid w:val="0BD8436C"/>
+    <w:rsid w:val="0C116DA7"/>
+    <w:rsid w:val="0CF31BCF"/>
+    <w:rsid w:val="0F993AB0"/>
+    <w:rsid w:val="12400C2B"/>
+    <w:rsid w:val="125B4710"/>
+    <w:rsid w:val="15270F29"/>
+    <w:rsid w:val="156D0833"/>
+    <w:rsid w:val="15891D69"/>
+    <w:rsid w:val="18E4317F"/>
+    <w:rsid w:val="19201045"/>
+    <w:rsid w:val="1B1C7DA8"/>
+    <w:rsid w:val="1EA13FCF"/>
+    <w:rsid w:val="20E33CD6"/>
+    <w:rsid w:val="20EE63B6"/>
+    <w:rsid w:val="227E5224"/>
+    <w:rsid w:val="23A4643B"/>
+    <w:rsid w:val="23CF178A"/>
+    <w:rsid w:val="2677168A"/>
+    <w:rsid w:val="293C5BA8"/>
+    <w:rsid w:val="2A3031EC"/>
+    <w:rsid w:val="2BD94BFC"/>
+    <w:rsid w:val="2CB3483F"/>
+    <w:rsid w:val="2E1C2976"/>
+    <w:rsid w:val="2EAA494B"/>
+    <w:rsid w:val="2F2C044A"/>
+    <w:rsid w:val="2F604549"/>
+    <w:rsid w:val="2FB02D10"/>
+    <w:rsid w:val="31D15247"/>
+    <w:rsid w:val="33851415"/>
+    <w:rsid w:val="339D6ABC"/>
+    <w:rsid w:val="35284AC8"/>
+    <w:rsid w:val="3550287E"/>
+    <w:rsid w:val="35AB71BA"/>
+    <w:rsid w:val="38F73D85"/>
+    <w:rsid w:val="3B2E5BB3"/>
+    <w:rsid w:val="3CCF1553"/>
+    <w:rsid w:val="3F1C6F47"/>
+    <w:rsid w:val="43B33B1D"/>
+    <w:rsid w:val="466054DD"/>
+    <w:rsid w:val="46AC2EC2"/>
+    <w:rsid w:val="46D803EA"/>
+    <w:rsid w:val="4B14423A"/>
+    <w:rsid w:val="4B922AEA"/>
+    <w:rsid w:val="4B9C5418"/>
+    <w:rsid w:val="4C663913"/>
+    <w:rsid w:val="4D244EB8"/>
+    <w:rsid w:val="4FFF4C1D"/>
+    <w:rsid w:val="500A7091"/>
+    <w:rsid w:val="50341DC1"/>
+    <w:rsid w:val="50E357F0"/>
+    <w:rsid w:val="51280258"/>
+    <w:rsid w:val="52635035"/>
+    <w:rsid w:val="529676B7"/>
+    <w:rsid w:val="52DB3D30"/>
+    <w:rsid w:val="53116E11"/>
+    <w:rsid w:val="53194965"/>
+    <w:rsid w:val="54E44ED6"/>
+    <w:rsid w:val="5B14019A"/>
+    <w:rsid w:val="5E6C6CC6"/>
+    <w:rsid w:val="5F5B78AA"/>
+    <w:rsid w:val="61106997"/>
+    <w:rsid w:val="62587EE5"/>
+    <w:rsid w:val="66D87262"/>
+    <w:rsid w:val="672B5DDC"/>
+    <w:rsid w:val="69417918"/>
+    <w:rsid w:val="69960E98"/>
+    <w:rsid w:val="6E2C4ACE"/>
+    <w:rsid w:val="6EBE0A04"/>
+    <w:rsid w:val="736C2616"/>
+    <w:rsid w:val="748470C9"/>
+    <w:rsid w:val="74AC7227"/>
+    <w:rsid w:val="75756AD4"/>
+    <w:rsid w:val="75C46ADA"/>
+    <w:rsid w:val="75D54ADF"/>
+    <w:rsid w:val="7C4459A1"/>
+    <w:rsid w:val="7DAE3BB3"/>
+  </w:rsids>
+  <m:mathPr>
+    <m:mathFont m:val="Cambria Math"/>
+    <m:brkBin m:val="before"/>
+    <m:brkBinSub m:val="--"/>
+    <m:smallFrac m:val="0"/>
+    <m:dispDef/>
+    <m:lMargin m:val="0"/>
+    <m:rMargin m:val="0"/>
+    <m:defJc m:val="centerGroup"/>
+    <m:wrapIndent m:val="1440"/>
+    <m:intLim m:val="subSup"/>
+    <m:naryLim m:val="undOvr"/>
+  </m:mathPr>
+  <w:themeFontLang w:val="en-US" w:eastAsia="zh-CN"/>
+  <w:clrSchemeMapping w:bg1="light1" w:t1="dark1" w:bg2="light2" w:t2="dark2" w:accent1="accent1" w:accent2="accent2" w:accent3="accent3" w:accent4="accent4" w:accent5="accent5" w:accent6="accent6" w:hyperlink="hyperlink" w:followedHyperlink="followedHyperlink"/>
+  <w:shapeDefaults>
+    <o:shapedefaults v:ext="edit" spidmax="1026"/>
+    <o:shapelayout v:ext="edit">
+      <o:idmap v:ext="edit" data="1"/>
+    </o:shapelayout>
+  </w:shapeDefaults>
+  <w:decimalSymbol w:val="."/>
+  <w:listSeparator w:val=","/>
+  <w14:docId w14:val="7B67161F"/>
+  <w15:docId w15:val="{DA27A00D-07FD-4900-BD02-88D19D7B924D}"/>
+</w:settings>
+</file>
+
+<file path=word\styles.xml><?xml version="1.0" encoding="utf-8"?>
 <w:styles xmlns:mc="http://schemas.openxmlformats.org/markup-compatibility/2006" xmlns:r="http://schemas.openxmlformats.org/officeDocument/2006/relationships" xmlns:w="http://schemas.openxmlformats.org/wordprocessingml/2006/main" xmlns:w14="http://schemas.microsoft.com/office/word/2010/wordml" xmlns:w15="http://schemas.microsoft.com/office/word/2012/wordml" xmlns:w16cex="http://schemas.microsoft.com/office/word/2018/wordml/cex" xmlns:w16cid="http://schemas.microsoft.com/office/word/2016/wordml/cid" xmlns:w16="http://schemas.microsoft.com/office/word/2018/wordml" xmlns:w16du="http://schemas.microsoft.com/office/word/2023/wordml/word16du" xmlns:w16sdtdh="http://schemas.microsoft.com/office/word/2020/wordml/sdtdatahash" xmlns:w16sdtfl="http://schemas.microsoft.com/office/word/2024/wordml/sdtformatlock" xmlns:w16se="http://schemas.microsoft.com/office/word/2015/wordml/symex" mc:Ignorable="w14 w15 w16se w16cid w16 w16cex w16sdtdh w16sdtfl w16du">
   <w:docDefaults>
     <w:rPrDefault>
@@ -8852,7 +9254,7 @@
 </w:styles>
 </file>
 
-<file path=word/theme/theme1.xml><?xml version="1.0" encoding="utf-8"?>
+<file path=word\theme\theme1.xml><?xml version="1.0" encoding="utf-8"?>
 <a:theme xmlns:a="http://schemas.openxmlformats.org/drawingml/2006/main" name="Office Theme">
   <a:themeElements>
     <a:clrScheme name="Office">
@@ -9106,4 +9508,8 @@
   <a:objectDefaults/>
   <a:extraClrSchemeLst/>
 </a:theme>
+</file>
+
+<file path=word\webSettings.xml><?xml version="1.0" encoding="utf-8"?>
+<w:webSettings xmlns:mc="http://schemas.openxmlformats.org/markup-compatibility/2006" xmlns:r="http://schemas.openxmlformats.org/officeDocument/2006/relationships" xmlns:w="http://schemas.openxmlformats.org/wordprocessingml/2006/main" xmlns:w14="http://schemas.microsoft.com/office/word/2010/wordml" xmlns:w15="http://schemas.microsoft.com/office/word/2012/wordml" xmlns:w16cex="http://schemas.microsoft.com/office/word/2018/wordml/cex" xmlns:w16cid="http://schemas.microsoft.com/office/word/2016/wordml/cid" xmlns:w16="http://schemas.microsoft.com/office/word/2018/wordml" xmlns:w16du="http://schemas.microsoft.com/office/word/2023/wordml/word16du" xmlns:w16sdtdh="http://schemas.microsoft.com/office/word/2020/wordml/sdtdatahash" xmlns:w16sdtfl="http://schemas.microsoft.com/office/word/2024/wordml/sdtformatlock" xmlns:w16se="http://schemas.microsoft.com/office/word/2015/wordml/symex" mc:Ignorable="w14 w15 w16se w16cid w16 w16cex w16sdtdh w16sdtfl w16du"/>
 </file>
--- a/backend-app/samples/phu_luc_hop_dong.docx
+++ b/backend-app/samples/phu_luc_hop_dong.docx
@@ -1,6 +1,6 @@
 
 <file path=word/document.xml>﻿<?xml version="1.0" encoding="UTF-8" standalone="yes"?>
-<w:document xmlns:wpc="http://schemas.microsoft.com/office/word/2010/wordprocessingCanvas" xmlns:cx="http://schemas.microsoft.com/office/drawing/2014/chartex" xmlns:cx1="http://schemas.microsoft.com/office/drawing/2015/9/8/chartex" xmlns:cx2="http://schemas.microsoft.com/office/drawing/2015/10/21/chartex" xmlns:cx3="http://schemas.microsoft.com/office/drawing/2016/5/9/chartex" xmlns:cx4="http://schemas.microsoft.com/office/drawing/2016/5/10/chartex" xmlns:cx5="http://schemas.microsoft.com/office/drawing/2016/5/11/chartex" xmlns:cx6="http://schemas.microsoft.com/office/drawing/2016/5/12/chartex" xmlns:cx7="http://schemas.microsoft.com/office/drawing/2016/5/13/chartex" xmlns:cx8="http://schemas.microsoft.com/office/drawing/2016/5/14/chartex" xmlns:mc="http://schemas.openxmlformats.org/markup-compatibility/2006" xmlns:aink="http://schemas.microsoft.com/office/drawing/2016/ink" xmlns:am3d="http://schemas.microsoft.com/office/drawing/2017/model3d" xmlns:o="urn:schemas-microsoft-com:office:office" xmlns:oel="http://schemas.microsoft.com/office/2019/extlst" xmlns:r="http://schemas.openxmlformats.org/officeDocument/2006/relationships" xmlns:m="http://schemas.openxmlformats.org/officeDocument/2006/math" xmlns:v="urn:schemas-microsoft-com:vml" xmlns:wp14="http://schemas.microsoft.com/office/word/2010/wordprocessingDrawing" xmlns:wp="http://schemas.openxmlformats.org/drawingml/2006/wordprocessingDrawing" xmlns:w10="urn:schemas-microsoft-com:office:word" xmlns:w="http://schemas.openxmlformats.org/wordprocessingml/2006/main" xmlns:w14="http://schemas.microsoft.com/office/word/2010/wordml" xmlns:w15="http://schemas.microsoft.com/office/word/2012/wordml" xmlns:w16cex="http://schemas.microsoft.com/office/word/2018/wordml/cex" xmlns:w16cid="http://schemas.microsoft.com/office/word/2016/wordml/cid" xmlns:w16="http://schemas.microsoft.com/office/word/2018/wordml" xmlns:w16du="http://schemas.microsoft.com/office/word/2023/wordml/word16du" xmlns:w16sdtdh="http://schemas.microsoft.com/office/word/2020/wordml/sdtdatahash" xmlns:w16sdtfl="http://schemas.microsoft.com/office/word/2024/wordml/sdtformatlock" xmlns:w16se="http://schemas.microsoft.com/office/word/2015/wordml/symex" xmlns:wpg="http://schemas.microsoft.com/office/word/2010/wordprocessingGroup" xmlns:wpi="http://schemas.microsoft.com/office/word/2010/wordprocessingInk" xmlns:wne="http://schemas.microsoft.com/office/word/2006/wordml" xmlns:wps="http://schemas.microsoft.com/office/word/2010/wordprocessingShape" mc:Ignorable="w14 w15 w16se w16cid w16 w16cex w16sdtdh w16sdtfl w16du wp14"><w:body><w:p><w:pPr><w:pStyle w:val="BodyText"/><w:spacing w:before="195"/><w:ind w:right="361"/><w:rPr><w:lang w:val="en-US"/></w:rPr></w:pPr></w:p><w:p><w:pPr><w:pStyle w:val="BodyText"/><w:spacing w:before="195"/><w:ind w:right="361"/><w:rPr><w:lang w:val="en-US"/></w:rPr></w:pPr><w:r><w:rPr><w:lang w:val="en-US"/></w:rPr><w:t xml:space="preserve">                                                                          </w:t></w:r></w:p><w:p><w:pPr><w:spacing w:before="146" w:line="362" w:lineRule="auto"/><w:ind w:left="2862" w:right="3220"/><w:jc w:val="center"/><w:rPr><w:b/><w:sz w:val="24"/></w:rPr></w:pPr><w:r><w:rPr><w:b/><w:sz w:val="24"/></w:rPr><w:t>Cộng</w:t></w:r><w:r><w:rPr><w:b/><w:spacing w:val="-5"/><w:sz w:val="24"/></w:rPr><w:t xml:space="preserve"> </w:t></w:r><w:r><w:rPr><w:b/><w:sz w:val="24"/></w:rPr><w:t>Hòa</w:t></w:r><w:r><w:rPr><w:b/><w:spacing w:val="-5"/><w:sz w:val="24"/></w:rPr><w:t xml:space="preserve"> </w:t></w:r><w:r><w:rPr><w:b/><w:sz w:val="24"/></w:rPr><w:t>Xã</w:t></w:r><w:r><w:rPr><w:b/><w:spacing w:val="-5"/><w:sz w:val="24"/></w:rPr><w:t xml:space="preserve"> </w:t></w:r><w:r><w:rPr><w:b/><w:sz w:val="24"/></w:rPr><w:t>Hội</w:t></w:r><w:r><w:rPr><w:b/><w:spacing w:val="-5"/><w:sz w:val="24"/></w:rPr><w:t xml:space="preserve"> </w:t></w:r><w:r><w:rPr><w:b/><w:sz w:val="24"/></w:rPr><w:t>Chủ</w:t></w:r><w:r><w:rPr><w:b/><w:spacing w:val="-7"/><w:sz w:val="24"/></w:rPr><w:t xml:space="preserve"> </w:t></w:r><w:r><w:rPr><w:b/><w:sz w:val="24"/></w:rPr><w:t>Nghĩa</w:t></w:r><w:r><w:rPr><w:b/><w:spacing w:val="-5"/><w:sz w:val="24"/></w:rPr><w:t xml:space="preserve"> </w:t></w:r><w:r><w:rPr><w:b/><w:sz w:val="24"/></w:rPr><w:t>Việt</w:t></w:r><w:r><w:rPr><w:b/><w:spacing w:val="-5"/><w:sz w:val="24"/></w:rPr><w:t xml:space="preserve"> </w:t></w:r><w:r><w:rPr><w:b/><w:sz w:val="24"/></w:rPr><w:t>Nam Độc Lập – Tự Do – Hạnh Phúc</w:t></w:r></w:p><w:p><w:pPr><w:spacing w:before="2"/><w:ind w:right="361"/><w:jc w:val="center"/><w:rPr><w:b/><w:sz w:val="24"/></w:rPr></w:pPr><w:r><w:rPr><w:b/><w:spacing w:val="-2"/><w:sz w:val="24"/></w:rPr><w:t>--------------------</w:t></w:r><w:r><w:rPr><w:b/><w:spacing w:val="-10"/><w:sz w:val="24"/></w:rPr><w:t>-</w:t></w:r></w:p><w:p><w:pPr><w:pStyle w:val="Title"/><w:tabs><w:tab w:val="center" w:pos="5043"/><w:tab w:val="right" w:pos="10086"/></w:tabs><w:jc w:val="left"/></w:pPr><w:r><w:tab/><w:t>PHỤ</w:t></w:r><w:r><w:rPr><w:spacing w:val="-2"/></w:rPr><w:t xml:space="preserve"> </w:t></w:r><w:r><w:t>LỤC</w:t></w:r><w:r><w:rPr><w:spacing w:val="-3"/></w:rPr><w:t xml:space="preserve"> </w:t></w:r><w:r><w:t>HỢP</w:t></w:r><w:r><w:rPr><w:spacing w:val="-2"/></w:rPr><w:t xml:space="preserve"> </w:t></w:r><w:r><w:rPr><w:spacing w:val="-4"/></w:rPr><w:t>ĐỒNG</w:t></w:r><w:r><w:rPr><w:spacing w:val="-4"/></w:rPr><w:tab/></w:r></w:p><w:p><w:pPr><w:pStyle w:val="BodyText"/><w:spacing w:before="150"/><w:ind w:right="348"/><w:jc w:val="center"/><w:rPr><w:lang w:val="en-US"/></w:rPr></w:pPr><w:r><w:t xml:space="preserve">Số: </w:t></w:r><w:r><w:rPr><w:lang w:val="en-US"/></w:rPr><w:t>{</w:t></w:r><w:proofErr w:type="spellStart"/><w:r><w:rPr><w:lang w:val="en-US"/></w:rPr><w:t>SoPhuLuc</w:t></w:r><w:proofErr w:type="spellEnd"/><w:r><w:rPr><w:lang w:val="en-US"/></w:rPr><w:t>}</w:t></w:r></w:p><w:p><w:pPr><w:pStyle w:val="BodyText"/><w:spacing w:before="159"/><w:ind w:right="350"/><w:jc w:val="center"/><w:rPr><w:lang w:val="en-US"/></w:rPr></w:pPr><w:r><w:t>Đính kèm Hợp đồng</w:t></w:r><w:r><w:rPr><w:spacing w:val="-3"/></w:rPr><w:t xml:space="preserve"> </w:t></w:r><w:r><w:t>số:</w:t></w:r><w:r><w:rPr><w:lang w:val="en-US"/></w:rPr><w:t xml:space="preserve"> {</w:t></w:r><w:proofErr w:type="spellStart"/><w:r><w:rPr><w:lang w:val="en-US"/></w:rPr><w:t>Sohopdong</w:t></w:r><w:proofErr w:type="spellEnd"/><w:r><w:rPr><w:lang w:val="en-US"/></w:rPr><w:t>}</w:t></w:r><w:r><w:t>ký</w:t></w:r><w:r><w:rPr><w:spacing w:val="-4"/></w:rPr><w:t xml:space="preserve"> </w:t></w:r><w:r><w:rPr><w:spacing w:val="-2"/></w:rPr><w:t>ngày</w:t></w:r><w:r><w:rPr><w:spacing w:val="-2"/><w:lang w:val="en-US"/></w:rPr><w:t xml:space="preserve"> {</w:t></w:r><w:proofErr w:type="spellStart"/><w:r><w:rPr><w:spacing w:val="-2"/><w:lang w:val="en-US"/></w:rPr><w:t>NgayLapHD</w:t></w:r><w:proofErr w:type="spellEnd"/><w:r><w:rPr><w:spacing w:val="-2"/><w:lang w:val="en-US"/></w:rPr><w:t>}/{</w:t></w:r><w:proofErr w:type="spellStart"/><w:r><w:rPr><w:spacing w:val="-2"/><w:lang w:val="en-US"/></w:rPr><w:t>ThangLapHD</w:t></w:r><w:proofErr w:type="spellEnd"/><w:r><w:rPr><w:spacing w:val="-2"/><w:lang w:val="en-US"/></w:rPr><w:t>}/{</w:t></w:r><w:proofErr w:type="spellStart"/><w:r><w:rPr><w:spacing w:val="-2"/><w:lang w:val="en-US"/></w:rPr><w:t>NamLapHD</w:t></w:r><w:proofErr w:type="spellEnd"/><w:r><w:rPr><w:spacing w:val="-2"/><w:lang w:val="en-US"/></w:rPr><w:t>}</w:t></w:r></w:p><w:p><w:pPr><w:pStyle w:val="ListParagraph"/><w:numPr><w:ilvl w:val="0"/><w:numId w:val="1"/></w:numPr><w:tabs><w:tab w:val="left" w:pos="785"/><w:tab w:val="left" w:pos="787"/></w:tabs><w:spacing w:before="244" w:line="230" w:lineRule="auto"/><w:ind w:right="719"/><w:rPr><w:rFonts w:ascii="Bell MT" w:hAnsi="Bell MT"/><w:sz w:val="24"/></w:rPr></w:pPr><w:r><w:rPr><w:i/><w:sz w:val="24"/></w:rPr><w:t>Căn c</w:t></w:r><w:r><w:rPr><w:i/><w:sz w:val="24"/><w:lang w:val="en-US"/></w:rPr><w:t>ứ</w:t></w:r><w:r><w:rPr><w:i/><w:sz w:val="24"/></w:rPr><w:t xml:space="preserve"> Bộ L</w:t></w:r><w:proofErr w:type="spellStart"/><w:r><w:rPr><w:i/><w:sz w:val="24"/><w:lang w:val="en-US"/></w:rPr><w:t>uậ</w:t></w:r><w:proofErr w:type="spellEnd"/><w:r><w:rPr><w:i/><w:sz w:val="24"/></w:rPr><w:t>t Dân Sự số 91/2015/QH13 được Quốc hội nước CHXHCN Việt Nam khóa</w:t></w:r><w:r><w:rPr><w:i/><w:spacing w:val="40"/><w:sz w:val="24"/></w:rPr><w:t xml:space="preserve"> </w:t></w:r><w:r><w:rPr><w:i/><w:sz w:val="24"/></w:rPr><w:t>XIII, thông qua ngày 24 tháng 11 năm 2015;</w:t></w:r></w:p><w:p><w:pPr><w:pStyle w:val="ListParagraph"/><w:numPr><w:ilvl w:val="0"/><w:numId w:val="1"/></w:numPr><w:tabs><w:tab w:val="left" w:pos="785"/><w:tab w:val="left" w:pos="787"/></w:tabs><w:spacing w:before="44" w:line="230" w:lineRule="auto"/><w:ind w:right="715"/><w:rPr><w:rFonts w:ascii="Bell MT" w:hAnsi="Bell MT"/><w:sz w:val="24"/></w:rPr></w:pPr><w:r><w:rPr><w:i/><w:sz w:val="24"/></w:rPr><w:t>Căn c</w:t></w:r><w:r><w:rPr><w:i/><w:sz w:val="24"/><w:lang w:val="en-US"/></w:rPr><w:t>ứ</w:t></w:r><w:r><w:rPr><w:i/><w:sz w:val="24"/></w:rPr><w:t xml:space="preserve"> vào L</w:t></w:r><w:proofErr w:type="spellStart"/><w:r><w:rPr><w:i/><w:sz w:val="24"/><w:lang w:val="en-US"/></w:rPr><w:t>uậ</w:t></w:r><w:proofErr w:type="spellEnd"/><w:r><w:rPr><w:i/><w:sz w:val="24"/></w:rPr><w:t>t Thương mại số 36/2005/QH11 được Quốc hội nước CHXHCN Việt Nam</w:t></w:r><w:r><w:rPr><w:i/><w:spacing w:val="40"/><w:sz w:val="24"/></w:rPr><w:t xml:space="preserve"> </w:t></w:r><w:r><w:rPr><w:i/><w:sz w:val="24"/></w:rPr><w:t>khóa XI, thông qua ngày 14 tháng 06 năm 2005;</w:t></w:r></w:p><w:p><w:pPr><w:pStyle w:val="ListParagraph"/><w:numPr><w:ilvl w:val="0"/><w:numId w:val="1"/></w:numPr><w:tabs><w:tab w:val="left" w:pos="786"/></w:tabs><w:spacing w:before="47"/><w:ind w:left="786" w:hanging="138"/><w:rPr><w:rFonts w:ascii="Bell MT" w:hAnsi="Bell MT"/><w:sz w:val="25"/></w:rPr></w:pPr><w:r><w:rPr><w:i/><w:sz w:val="24"/></w:rPr><w:t>Căn</w:t></w:r><w:r><w:rPr><w:i/><w:spacing w:val="1"/><w:sz w:val="24"/></w:rPr><w:t xml:space="preserve"> </w:t></w:r><w:r><w:rPr><w:i/><w:sz w:val="24"/></w:rPr><w:t>c</w:t></w:r><w:r><w:rPr><w:i/><w:sz w:val="24"/><w:lang w:val="en-US"/></w:rPr><w:t>ứ</w:t></w:r><w:r><w:rPr><w:i/><w:spacing w:val="3"/><w:sz w:val="24"/></w:rPr><w:t xml:space="preserve"> </w:t></w:r><w:r><w:rPr><w:i/><w:sz w:val="24"/></w:rPr><w:t>vào</w:t></w:r><w:r><w:rPr><w:i/><w:spacing w:val="1"/><w:sz w:val="24"/></w:rPr><w:t xml:space="preserve"> </w:t></w:r><w:r><w:rPr><w:i/><w:sz w:val="24"/></w:rPr><w:t>nhu</w:t></w:r><w:r><w:rPr><w:i/><w:spacing w:val="2"/><w:sz w:val="24"/></w:rPr><w:t xml:space="preserve"> </w:t></w:r><w:r><w:rPr><w:i/><w:sz w:val="24"/></w:rPr><w:t>cầu</w:t></w:r><w:r><w:rPr><w:i/><w:spacing w:val="1"/><w:sz w:val="24"/></w:rPr><w:t xml:space="preserve"> </w:t></w:r><w:r><w:rPr><w:i/><w:sz w:val="24"/></w:rPr><w:t>và</w:t></w:r><w:r><w:rPr><w:i/><w:spacing w:val="2"/><w:sz w:val="24"/></w:rPr><w:t xml:space="preserve"> </w:t></w:r><w:r><w:rPr><w:i/><w:sz w:val="24"/></w:rPr><w:t>khả</w:t></w:r><w:r><w:rPr><w:i/><w:spacing w:val="1"/><w:sz w:val="24"/></w:rPr><w:t xml:space="preserve"> </w:t></w:r><w:r><w:rPr><w:i/><w:sz w:val="24"/></w:rPr><w:t>năng</w:t></w:r><w:r><w:rPr><w:i/><w:spacing w:val="2"/><w:sz w:val="24"/></w:rPr><w:t xml:space="preserve"> </w:t></w:r><w:r><w:rPr><w:i/><w:sz w:val="24"/></w:rPr><w:t>đáp</w:t></w:r><w:r><w:rPr><w:i/><w:spacing w:val="1"/><w:sz w:val="24"/></w:rPr><w:t xml:space="preserve"> </w:t></w:r><w:r><w:rPr><w:i/><w:sz w:val="24"/><w:lang w:val="en-US"/></w:rPr><w:t>ứ</w:t></w:r><w:r><w:rPr><w:i/><w:sz w:val="24"/></w:rPr><w:t>ng</w:t></w:r><w:r><w:rPr><w:i/><w:spacing w:val="2"/><w:sz w:val="24"/></w:rPr><w:t xml:space="preserve"> </w:t></w:r><w:r><w:rPr><w:i/><w:sz w:val="24"/></w:rPr><w:t>của</w:t></w:r><w:r><w:rPr><w:i/><w:spacing w:val="2"/><w:sz w:val="24"/></w:rPr><w:t xml:space="preserve"> </w:t></w:r><w:r><w:rPr><w:i/><w:sz w:val="24"/></w:rPr><w:t>hai</w:t></w:r><w:r><w:rPr><w:i/><w:spacing w:val="1"/><w:sz w:val="24"/></w:rPr><w:t xml:space="preserve"> </w:t></w:r><w:r><w:rPr><w:i/><w:spacing w:val="-4"/><w:sz w:val="24"/></w:rPr><w:t>bên.</w:t></w:r></w:p><w:p><w:pPr><w:spacing w:before="259"/><w:ind w:left="360"/><w:rPr><w:spacing w:val="-4"/><w:sz w:val="24"/><w:lang w:val="en-US"/></w:rPr></w:pPr><w:r><w:rPr><w:i/><w:sz w:val="24"/></w:rPr><w:t>Hôm</w:t></w:r><w:r><w:rPr><w:i/><w:spacing w:val="-2"/><w:sz w:val="24"/></w:rPr><w:t xml:space="preserve"> </w:t></w:r><w:r><w:rPr><w:i/><w:sz w:val="24"/></w:rPr><w:t>nay, ngày</w:t></w:r><w:r><w:rPr><w:i/><w:spacing w:val="-2"/><w:sz w:val="24"/></w:rPr><w:t xml:space="preserve"> </w:t></w:r><w:r><w:rPr><w:bCs/><w:i/><w:sz w:val="24"/><w:lang w:val="en-US"/></w:rPr><w:t>{</w:t></w:r><w:proofErr w:type="spellStart"/><w:r><w:rPr><w:bCs/><w:i/><w:sz w:val="24"/><w:lang w:val="en-US"/></w:rPr><w:t>NgayLapPL</w:t></w:r><w:proofErr w:type="spellEnd"/><w:r><w:rPr><w:bCs/><w:i/><w:sz w:val="24"/><w:lang w:val="en-US"/></w:rPr><w:t xml:space="preserve">} </w:t></w:r><w:r><w:rPr><w:i/><w:sz w:val="24"/></w:rPr><w:t>Tháng</w:t></w:r><w:r><w:rPr><w:i/><w:sz w:val="24"/><w:lang w:val="en-US"/></w:rPr><w:t xml:space="preserve"> </w:t></w:r><w:r><w:rPr><w:i/><w:spacing w:val="2"/><w:sz w:val="24"/><w:lang w:val="en-US"/></w:rPr><w:t>{</w:t></w:r><w:proofErr w:type="spellStart"/><w:r><w:rPr><w:i/><w:spacing w:val="2"/><w:sz w:val="24"/><w:lang w:val="en-US"/></w:rPr><w:t>ThangLapPL</w:t></w:r><w:proofErr w:type="spellEnd"/><w:r><w:rPr><w:i/><w:spacing w:val="2"/><w:sz w:val="24"/><w:lang w:val="en-US"/></w:rPr><w:t xml:space="preserve">} </w:t></w:r><w:r><w:rPr><w:i/><w:sz w:val="24"/></w:rPr><w:t>năm</w:t></w:r><w:r><w:rPr><w:i/><w:spacing w:val="-2"/><w:sz w:val="24"/></w:rPr><w:t xml:space="preserve"> </w:t></w:r><w:r><w:rPr><w:i/><w:spacing w:val="-2"/><w:sz w:val="24"/><w:lang w:val="en-US"/></w:rPr><w:t>{</w:t></w:r><w:proofErr w:type="spellStart"/><w:r><w:rPr><w:i/><w:spacing w:val="-2"/><w:sz w:val="24"/><w:lang w:val="en-US"/></w:rPr><w:t>NamLapPL</w:t></w:r><w:proofErr w:type="spellEnd"/><w:r><w:rPr><w:i/><w:spacing w:val="-2"/><w:sz w:val="24"/><w:lang w:val="en-US"/></w:rPr><w:t>},</w:t></w:r><w:r><w:rPr><w:b/><w:i/><w:sz w:val="24"/></w:rPr><w:t xml:space="preserve"> </w:t></w:r><w:r><w:rPr><w:sz w:val="24"/></w:rPr><w:t>chúng</w:t></w:r><w:r><w:rPr><w:spacing w:val="-3"/><w:sz w:val="24"/></w:rPr><w:t xml:space="preserve"> </w:t></w:r><w:r><w:rPr><w:sz w:val="24"/></w:rPr><w:t>tôi</w:t></w:r><w:r><w:rPr><w:spacing w:val="-1"/><w:sz w:val="24"/></w:rPr><w:t xml:space="preserve"> </w:t></w:r><w:r><w:rPr><w:sz w:val="24"/></w:rPr><w:t xml:space="preserve">gồm có dưới </w:t></w:r><w:r><w:rPr><w:spacing w:val="-4"/><w:sz w:val="24"/></w:rPr><w:t>đây:</w:t></w:r></w:p><w:p><w:pPr><w:spacing w:before="120" w:after="120" w:line="276" w:lineRule="auto"/><w:ind w:firstLineChars="150" w:firstLine="361"/><w:jc w:val="both"/><w:rPr><w:b/><w:sz w:val="24"/><w:szCs w:val="24"/><w:lang w:val="en-US"/></w:rPr></w:pPr><w:r><w:rPr><w:b/><w:sz w:val="24"/><w:szCs w:val="24"/></w:rPr><w:t xml:space="preserve">BÊN A: </w:t></w:r><w:r><w:rPr><w:b/><w:sz w:val="24"/><w:szCs w:val="24"/></w:rPr><w:tab/></w:r><w:r><w:rPr><w:b/><w:sz w:val="24"/><w:szCs w:val="24"/></w:rPr><w:tab/></w:r><w:r><w:rPr><w:b/><w:sz w:val="24"/><w:szCs w:val="24"/><w:lang w:val="en-US"/></w:rPr><w:t>{</w:t></w:r><w:proofErr w:type="spellStart"/><w:r><w:rPr><w:b/><w:sz w:val="24"/><w:szCs w:val="24"/><w:lang w:val="en-US"/></w:rPr><w:t>BenATenCongTy</w:t></w:r><w:proofErr w:type="spellEnd"/><w:r><w:rPr><w:b/><w:sz w:val="24"/><w:szCs w:val="24"/><w:lang w:val="en-US"/></w:rPr><w:t>}</w:t></w:r></w:p><w:p><w:pPr><w:spacing w:before="120" w:after="120" w:line="276" w:lineRule="auto"/><w:ind w:left="360"/><w:jc w:val="both"/><w:rPr><w:sz w:val="24"/><w:szCs w:val="24"/></w:rPr></w:pPr><w:r><w:rPr><w:sz w:val="24"/><w:szCs w:val="24"/></w:rPr><w:t>Địa chỉ: <w:t>{BenADiaChi}</w:t></w:r></w:p><w:p><w:pPr><w:spacing w:before="120" w:after="120" w:line="276" w:lineRule="auto"/><w:ind w:left="360"/><w:jc w:val="both"/><w:rPr><w:sz w:val="24"/><w:szCs w:val="24"/></w:rPr></w:pPr><w:r><w:rPr><w:sz w:val="24"/><w:szCs w:val="24"/></w:rPr><w:t>Điện thoại: <w:t>{BenASDT}</w:t></w:r></w:p><w:p><w:pPr><w:spacing w:before="120" w:after="120" w:line="276" w:lineRule="auto"/><w:ind w:left="360"/><w:jc w:val="both"/><w:rPr><w:b/><w:sz w:val="24"/><w:szCs w:val="24"/><w:lang w:val="en-US"/></w:rPr></w:pPr><w:r><w:rPr><w:b/><w:sz w:val="24"/><w:szCs w:val="24"/></w:rPr><w:t>Đại Diện:</w:t></w:r><w:r><w:rPr><w:b/><w:sz w:val="24"/><w:szCs w:val="24"/></w:rPr><w:tab/></w:r><w:r><w:rPr><w:b/><w:sz w:val="24"/><w:szCs w:val="24"/></w:rPr><w:tab/><w:t>{BenADaiDien}</w:t></w:r><w:r><w:rPr><w:b/><w:sz w:val="24"/><w:szCs w:val="24"/></w:rPr><w:tab/></w:r><w:r><w:rPr><w:b/><w:sz w:val="24"/><w:szCs w:val="24"/><w:lang w:val="en-US"/></w:rPr><w:tab/></w:r><w:proofErr w:type="spellStart"/><w:r><w:rPr><w:b/><w:sz w:val="24"/><w:szCs w:val="24"/><w:lang w:val="en-US"/></w:rPr><w:t>Chức</w:t></w:r><w:proofErr w:type="spellEnd"/><w:r><w:rPr><w:b/><w:sz w:val="24"/><w:szCs w:val="24"/><w:lang w:val="en-US"/></w:rPr><w:t xml:space="preserve"> </w:t></w:r><w:proofErr w:type="spellStart"/><w:r><w:rPr><w:b/><w:sz w:val="24"/><w:szCs w:val="24"/><w:lang w:val="en-US"/></w:rPr><w:t>vụ</w:t></w:r><w:proofErr w:type="spellEnd"/><w:r><w:rPr><w:b/><w:sz w:val="24"/><w:szCs w:val="24"/><w:lang w:val="en-US"/></w:rPr><w:t>: {</w:t></w:r><w:proofErr w:type="spellStart"/><w:r><w:rPr><w:b/><w:sz w:val="24"/><w:szCs w:val="24"/><w:lang w:val="en-US"/></w:rPr><w:t>BenAChucVu</w:t></w:r><w:proofErr w:type="spellEnd"/><w:r><w:rPr><w:b/><w:sz w:val="24"/><w:szCs w:val="24"/><w:lang w:val="en-US"/></w:rPr><w:t>}</w:t></w:r></w:p><w:p><w:pPr><w:spacing w:before="120" w:after="120" w:line="276" w:lineRule="auto"/><w:ind w:left="360"/><w:jc w:val="both"/><w:rPr><w:b/><w:sz w:val="24"/><w:szCs w:val="24"/></w:rPr></w:pPr><w:r><w:rPr><w:sz w:val="24"/><w:szCs w:val="24"/></w:rPr><w:t xml:space="preserve">Nhân viên Phụ Trách: </w:t></w:r><w:r><w:rPr><w:sz w:val="24"/><w:szCs w:val="24"/><w:lang w:val="en-US"/></w:rPr><w:t>{</w:t></w:r><w:proofErr w:type="spellStart"/><w:r><w:rPr><w:sz w:val="24"/><w:szCs w:val="24"/><w:lang w:val="en-US"/></w:rPr><w:t>BenANhanVienPhuTrach</w:t></w:r><w:proofErr w:type="spellEnd"/><w:r><w:rPr><w:sz w:val="24"/><w:szCs w:val="24"/><w:lang w:val="en-US"/></w:rPr><w:t>}</w:t></w:r><w:r><w:rPr><w:b/><w:sz w:val="24"/><w:szCs w:val="24"/></w:rPr><w:t xml:space="preserve"> </w:t></w:r></w:p><w:p><w:pPr><w:spacing w:before="120" w:after="120" w:line="276" w:lineRule="auto"/><w:ind w:left="360"/><w:jc w:val="both"/><w:rPr><w:b/><w:bCs/><w:sz w:val="24"/><w:szCs w:val="24"/><w:lang w:val="en-US"/></w:rPr></w:pPr><w:r><w:rPr><w:sz w:val="24"/><w:szCs w:val="24"/></w:rPr><w:t xml:space="preserve">Số ĐT: </w:t></w:r><w:r><w:rPr><w:bCs/><w:sz w:val="24"/><w:szCs w:val="24"/><w:lang w:val="en-US"/></w:rPr><w:t>{</w:t></w:r><w:proofErr w:type="spellStart"/><w:r><w:rPr><w:bCs/><w:sz w:val="24"/><w:szCs w:val="24"/><w:lang w:val="en-US"/></w:rPr><w:t>BenASDTNhanVien</w:t></w:r><w:proofErr w:type="spellEnd"/><w:r><w:rPr><w:bCs/><w:sz w:val="24"/><w:szCs w:val="24"/><w:lang w:val="en-US"/></w:rPr><w:t>}</w:t></w:r></w:p><w:p><w:pPr><w:spacing w:before="120" w:after="120" w:line="276" w:lineRule="auto"/><w:jc w:val="both"/><w:rPr><w:b/><w:sz w:val="24"/><w:szCs w:val="24"/><w:lang w:val="en-US"/></w:rPr></w:pPr></w:p><w:p><w:pPr><w:spacing w:before="120" w:after="120" w:line="276" w:lineRule="auto"/><w:ind w:firstLine="360"/><w:jc w:val="both"/><w:rPr><w:bCs/><w:sz w:val="24"/><w:szCs w:val="24"/><w:lang w:val="en-US"/></w:rPr></w:pPr><w:proofErr w:type="spellStart"/><w:r><w:rPr><w:bCs/><w:sz w:val="24"/><w:szCs w:val="24"/><w:lang w:val="en-US"/></w:rPr><w:t>Và</w:t></w:r><w:proofErr w:type="spellEnd"/></w:p><w:p><w:pPr><w:spacing w:before="120" w:after="120" w:line="276" w:lineRule="auto"/><w:ind w:firstLine="360"/><w:jc w:val="both"/><w:rPr><w:b/><w:sz w:val="24"/><w:szCs w:val="24"/></w:rPr></w:pPr></w:p><w:p><w:pPr><w:spacing w:before="120" w:after="120" w:line="276" w:lineRule="auto"/><w:ind w:firstLine="360"/><w:jc w:val="both"/><w:rPr><w:b/><w:sz w:val="24"/><w:szCs w:val="24"/></w:rPr></w:pPr><w:r><w:rPr><w:b/><w:sz w:val="24"/><w:szCs w:val="24"/></w:rPr><w:t xml:space="preserve">BÊN B:   </w:t></w:r><w:r><w:rPr><w:b/><w:sz w:val="24"/><w:szCs w:val="24"/></w:rPr><w:tab/></w:r><w:r><w:rPr><w:b/><w:sz w:val="24"/><w:szCs w:val="24"/></w:rPr><w:tab/><w:t xml:space="preserve">KHÁCH HÀNG </w:t></w:r></w:p><w:p><w:pPr><w:spacing w:before="120" w:after="120" w:line="276" w:lineRule="auto"/><w:ind w:firstLine="360"/><w:jc w:val="both"/><w:rPr><w:b/><w:bCs/><w:sz w:val="24"/><w:szCs w:val="24"/><w:lang w:val="en-US"/></w:rPr></w:pPr><w:r><w:rPr><w:sz w:val="24"/><w:szCs w:val="24"/></w:rPr><w:t>Tên Đại diện: <w:t>{</w:t></w:r><w:proofErr w:type="spellStart"/><w:r><w:rPr><w:sz w:val="24"/><w:szCs w:val="24"/><w:lang w:val="en-US"/></w:rPr><w:t>BenBTenDaiDien</w:t></w:r><w:proofErr w:type="spellEnd"/><w:r><w:rPr><w:sz w:val="24"/><w:szCs w:val="24"/><w:lang w:val="en-US"/></w:rPr><w:t>}</w:t></w:r></w:p><w:p><w:pPr><w:spacing w:before="120" w:after="120" w:line="276" w:lineRule="auto"/><w:ind w:firstLine="360"/><w:jc w:val="both"/><w:rPr><w:b/><w:sz w:val="24"/><w:szCs w:val="24"/><w:lang w:val="en-US"/></w:rPr></w:pPr><w:r><w:rPr><w:sz w:val="24"/><w:szCs w:val="24"/></w:rPr><w:t>Tên Chủ Tiệc</w:t></w:r><w:r><w:rPr><w:sz w:val="24"/><w:szCs w:val="24"/></w:rPr><w:tab/></w:r><w:r><w:rPr><w:bCs/><w:sz w:val="24"/><w:szCs w:val="24"/><w:lang w:val="en-US"/></w:rPr><w:t>{</w:t></w:r><w:proofErr w:type="spellStart"/><w:r><w:rPr><w:bCs/><w:sz w:val="24"/><w:szCs w:val="24"/><w:lang w:val="en-US"/></w:rPr><w:t>BenBTenChuTiec</w:t></w:r><w:proofErr w:type="spellEnd"/><w:r><w:rPr><w:bCs/><w:sz w:val="24"/><w:szCs w:val="24"/><w:lang w:val="en-US"/></w:rPr><w:t>}</w:t></w:r></w:p><w:p><w:pPr><w:spacing w:before="120" w:after="120" w:line="276" w:lineRule="auto"/><w:ind w:firstLine="360"/><w:jc w:val="both"/><w:rPr><w:b/><w:sz w:val="24"/><w:szCs w:val="24"/><w:lang w:val="en-US"/></w:rPr></w:pPr><w:r><w:rPr><w:bCs/><w:sz w:val="24"/><w:szCs w:val="24"/></w:rPr><w:t>CCCD</w:t></w:r><w:r><w:rPr><w:bCs/><w:sz w:val="24"/><w:szCs w:val="24"/></w:rPr><w:tab/></w:r><w:r><w:rPr><w:bCs/><w:sz w:val="24"/><w:szCs w:val="24"/></w:rPr><w:tab/></w:r><w:r><w:rPr><w:bCs/><w:sz w:val="24"/><w:szCs w:val="24"/><w:lang w:val="en-US"/></w:rPr><w:t>{</w:t></w:r><w:proofErr w:type="spellStart"/><w:r><w:rPr><w:bCs/><w:sz w:val="24"/><w:szCs w:val="24"/><w:lang w:val="en-US"/></w:rPr><w:t>BenBCCCD</w:t></w:r><w:proofErr w:type="spellEnd"/><w:r><w:rPr><w:bCs/><w:sz w:val="24"/><w:szCs w:val="24"/><w:lang w:val="en-US"/></w:rPr><w:t>}</w:t></w:r></w:p><w:p><w:pPr><w:spacing w:before="120" w:after="120" w:line="276" w:lineRule="auto"/><w:ind w:firstLine="360"/><w:jc w:val="both"/><w:rPr><w:sz w:val="24"/><w:szCs w:val="24"/><w:lang w:val="en-US"/></w:rPr></w:pPr><w:r><w:rPr><w:sz w:val="24"/><w:szCs w:val="24"/></w:rPr><w:t>Địa chỉ: <w:t>{</w:t></w:r><w:proofErr w:type="spellStart"/><w:r><w:rPr><w:sz w:val="24"/><w:szCs w:val="24"/><w:lang w:val="en-US"/></w:rPr><w:t>BenBDiaChi</w:t></w:r><w:proofErr w:type="spellEnd"/><w:r><w:rPr><w:sz w:val="24"/><w:szCs w:val="24"/><w:lang w:val="en-US"/></w:rPr><w:t>}</w:t></w:r></w:p><w:p><w:pPr><w:spacing w:before="120" w:after="120" w:line="276" w:lineRule="auto"/><w:ind w:firstLine="360"/><w:jc w:val="both"/><w:rPr><w:sz w:val="24"/><w:szCs w:val="24"/><w:lang w:val="en-US"/></w:rPr></w:pPr><w:r><w:rPr><w:sz w:val="24"/><w:szCs w:val="24"/></w:rPr><w:t>Điện thoại: <w:t>{</w:t></w:r><w:proofErr w:type="spellStart"/><w:r><w:rPr><w:sz w:val="24"/><w:szCs w:val="24"/><w:lang w:val="en-US"/></w:rPr><w:t>BenBDienThoai</w:t></w:r><w:proofErr w:type="spellEnd"/><w:r><w:rPr><w:sz w:val="24"/><w:szCs w:val="24"/><w:lang w:val="en-US"/></w:rPr><w:t>}</w:t></w:r></w:p><w:p><w:pPr><w:pStyle w:val="BodyText"/><w:spacing w:before="150"/><w:ind w:right="348" w:firstLine="360"/><w:rPr><w:b/><w:spacing w:val="-2"/><w:lang w:val="en-US"/></w:rPr></w:pPr><w:r><w:t>Sau</w:t></w:r><w:r><w:rPr><w:spacing w:val="-3"/></w:rPr><w:t xml:space="preserve"> </w:t></w:r><w:r><w:t>khi bàn bạc, 02</w:t></w:r><w:r><w:rPr><w:spacing w:val="-1"/></w:rPr><w:t xml:space="preserve"> </w:t></w:r><w:r><w:t>bên</w:t></w:r><w:r><w:rPr><w:spacing w:val="2"/></w:rPr><w:t xml:space="preserve"> </w:t></w:r><w:r><w:t>đồng</w:t></w:r><w:r><w:rPr><w:spacing w:val="2"/></w:rPr><w:t xml:space="preserve"> </w:t></w:r><w:r><w:t>ý</w:t></w:r><w:r><w:rPr><w:spacing w:val="-5"/></w:rPr><w:t xml:space="preserve"> </w:t></w:r><w:r><w:t>ký</w:t></w:r><w:r><w:rPr><w:spacing w:val="-5"/></w:rPr><w:t xml:space="preserve"> </w:t></w:r><w:r><w:t>kết</w:t></w:r><w:r><w:rPr><w:spacing w:val="-1"/></w:rPr><w:t xml:space="preserve"> </w:t></w:r><w:r><w:t>phụ lục</w:t></w:r><w:r><w:rPr><w:spacing w:val="-1"/></w:rPr><w:t xml:space="preserve"> </w:t></w:r><w:r><w:t xml:space="preserve">hợp đồng: </w:t></w:r><w:r><w:rPr><w:bCs/><w:spacing w:val="-2"/><w:lang w:val="en-US"/></w:rPr><w:t>{</w:t></w:r><w:proofErr w:type="spellStart"/><w:r><w:rPr><w:bCs/><w:spacing w:val="-2"/><w:lang w:val="en-US"/></w:rPr><w:t>NoiDungPhuLuc</w:t></w:r><w:proofErr w:type="spellEnd"/><w:r><w:rPr><w:bCs/><w:spacing w:val="-2"/><w:lang w:val="en-US"/></w:rPr><w:t>}</w:t></w:r></w:p><w:p/><w:p><w:pPr><w:pStyle w:val="Heading1"/><w:ind w:left="0"/><w:rPr><w:u w:val="single"/><w:lang w:val="en-US"/></w:rPr></w:pPr></w:p><w:p><w:pPr><w:pStyle w:val="Heading1"/></w:pPr><w:r><w:rPr><w:u w:val="single"/></w:rPr><w:t>ĐIỀU</w:t></w:r><w:r><w:rPr><w:spacing w:val="-3"/><w:u w:val="single"/></w:rPr><w:t xml:space="preserve"> </w:t></w:r><w:r><w:rPr><w:u w:val="single"/></w:rPr><w:t>1</w:t></w:r><w:r><w:t>.</w:t></w:r><w:r><w:rPr><w:spacing w:val="-1"/></w:rPr><w:t xml:space="preserve"> </w:t></w:r><w:r><w:t>NỘI</w:t></w:r><w:r><w:rPr><w:spacing w:val="-2"/></w:rPr><w:t xml:space="preserve"> </w:t></w:r><w:r><w:t>DUNG</w:t></w:r><w:r><w:rPr><w:spacing w:val="-4"/></w:rPr><w:t xml:space="preserve"> </w:t></w:r><w:r><w:t>HỢP</w:t></w:r><w:r><w:rPr><w:spacing w:val="-4"/></w:rPr><w:t xml:space="preserve"> ĐỒNG</w:t></w:r></w:p><w:p><w:pPr><w:pStyle w:val="BodyText"/><w:tabs><w:tab w:val="left" w:pos="3240"/></w:tabs><w:spacing w:before="118" w:line="362" w:lineRule="auto"/><w:ind w:left="1080" w:right="2262" w:hanging="720"/><w:rPr><w:b/><w:lang w:val="en-US"/></w:rPr></w:pPr><w:r><w:t>Bên B</w:t></w:r><w:r><w:rPr><w:spacing w:val="-4"/></w:rPr><w:t xml:space="preserve"> </w:t></w:r><w:r><w:t>đề</w:t></w:r><w:r><w:rPr><w:spacing w:val="-3"/></w:rPr><w:t xml:space="preserve"> </w:t></w:r><w:r><w:t>nghị</w:t></w:r><w:r><w:rPr><w:spacing w:val="-2"/></w:rPr><w:t xml:space="preserve"> </w:t></w:r><w:r><w:t>và</w:t></w:r><w:r><w:rPr><w:spacing w:val="-1"/></w:rPr><w:t xml:space="preserve"> </w:t></w:r><w:r><w:t>Bên A</w:t></w:r><w:r><w:rPr><w:spacing w:val="-1"/></w:rPr><w:t xml:space="preserve"> </w:t></w:r><w:r><w:t>đồng ý</w:t></w:r><w:r><w:rPr><w:spacing w:val="-7"/></w:rPr><w:t xml:space="preserve"> </w:t></w:r><w:r><w:t>cung</w:t></w:r><w:r><w:rPr><w:spacing w:val="-3"/></w:rPr><w:t xml:space="preserve"> </w:t></w:r><w:r><w:t>cấp</w:t></w:r><w:r><w:rPr><w:spacing w:val="-2"/></w:rPr><w:t xml:space="preserve"> </w:t></w:r><w:r><w:t>dịch</w:t></w:r><w:r><w:rPr><w:spacing w:val="-2"/></w:rPr><w:t xml:space="preserve"> </w:t></w:r><w:r><w:t>vụ tiệc</w:t></w:r><w:r><w:rPr><w:spacing w:val="-3"/></w:rPr><w:t xml:space="preserve"> </w:t></w:r><w:r><w:t>cho</w:t></w:r><w:r><w:rPr><w:spacing w:val="-2"/></w:rPr><w:t xml:space="preserve"> </w:t></w:r><w:r><w:t>Bên B,</w:t></w:r><w:r><w:rPr><w:spacing w:val="-2"/></w:rPr><w:t xml:space="preserve"> </w:t></w:r><w:r><w:t>cụ</w:t></w:r><w:r><w:rPr><w:spacing w:val="-2"/></w:rPr><w:t xml:space="preserve"> </w:t></w:r><w:r><w:t>thể</w:t></w:r><w:r><w:rPr><w:spacing w:val="-3"/></w:rPr><w:t xml:space="preserve"> </w:t></w:r><w:r><w:t>như</w:t></w:r><w:r><w:rPr><w:spacing w:val="-2"/></w:rPr><w:t xml:space="preserve"> </w:t></w:r><w:r><w:t>sau: Loại tiệc</w:t></w:r><w:r><w:tab/><w:t>: {LoaiHinhSuKien}</w:t></w:r></w:p><w:p><w:pPr><w:pStyle w:val="BodyText"/><w:tabs><w:tab w:val="left" w:pos="3240"/></w:tabs><w:spacing w:before="1" w:line="360" w:lineRule="auto"/><w:ind w:left="3361" w:right="90" w:hanging="2281"/></w:pPr><w:r><w:t>Ngày tiệc</w:t></w:r><w:r><w:tab/><w:t>:</w:t></w:r><w:r><w:rPr><w:spacing w:val="-2"/></w:rPr><w:t xml:space="preserve"> </w:t></w:r><w:r><w:t>Vào</w:t></w:r><w:r><w:rPr><w:spacing w:val="-2"/></w:rPr><w:t xml:space="preserve"> </w:t></w:r><w:r><w:t>lúc</w:t></w:r><w:r><w:rPr><w:spacing w:val="-3"/></w:rPr><w:t xml:space="preserve"> </w:t></w:r><w:r><w:rPr><w:bCs/><w:lang w:val="en-US"/></w:rPr><w:t>{</w:t></w:r><w:proofErr w:type="spellStart"/><w:r><w:rPr><w:bCs/><w:lang w:val="en-US"/></w:rPr><w:t>TiecGioBatDau</w:t></w:r><w:proofErr w:type="spellEnd"/><w:r><w:rPr><w:bCs/><w:lang w:val="en-US"/></w:rPr><w:t>}</w:t></w:r><w:r><w:t>,</w:t></w:r><w:r><w:rPr><w:spacing w:val="-2"/></w:rPr><w:t xml:space="preserve"> </w:t></w:r><w:r><w:t>ngày</w:t></w:r><w:r><w:rPr><w:spacing w:val="-7"/></w:rPr><w:t xml:space="preserve"> </w:t></w:r><w:r><w:rPr><w:bCs/><w:lang w:val="en-US"/></w:rPr><w:t>{</w:t></w:r><w:proofErr w:type="spellStart"/><w:r><w:rPr><w:bCs/><w:lang w:val="en-US"/></w:rPr><w:t>NgayToChuc</w:t></w:r><w:proofErr w:type="spellEnd"/><w:r><w:rPr><w:bCs/><w:lang w:val="en-US"/></w:rPr><w:t>}</w:t></w:r><w:r><w:rPr><w:b/><w:spacing w:val="-2"/></w:rPr><w:t xml:space="preserve"> </w:t></w:r><w:r><w:t>tháng</w:t></w:r><w:r><w:rPr><w:spacing w:val="-4"/></w:rPr><w:t xml:space="preserve"> </w:t></w:r><w:r><w:rPr><w:bCs/><w:lang w:val="en-US"/></w:rPr><w:t>{</w:t></w:r><w:proofErr w:type="spellStart"/><w:r><w:rPr><w:bCs/><w:lang w:val="en-US"/></w:rPr><w:t>ThangToChuc</w:t></w:r><w:proofErr w:type="spellEnd"/><w:r><w:rPr><w:bCs/><w:lang w:val="en-US"/></w:rPr><w:t>}</w:t></w:r><w:r><w:rPr><w:b/><w:spacing w:val="-2"/></w:rPr><w:t xml:space="preserve"> </w:t></w:r><w:r><w:t>năm</w:t></w:r><w:r><w:rPr><w:spacing w:val="-2"/></w:rPr><w:t xml:space="preserve"> </w:t></w:r><w:r><w:rPr><w:bCs/><w:lang w:val="en-US"/></w:rPr><w:t>{</w:t></w:r><w:proofErr w:type="spellStart"/><w:r><w:rPr><w:bCs/><w:lang w:val="en-US"/></w:rPr><w:t>NamToChuc</w:t></w:r><w:proofErr w:type="spellEnd"/><w:r><w:rPr><w:bCs/><w:lang w:val="en-US"/></w:rPr><w:t>}</w:t></w:r><w:r><w:rPr><w:b/><w:spacing w:val="-2"/></w:rPr><w:t xml:space="preserve"> </w:t></w:r><w:r><w:t>(Dương</w:t></w:r><w:r><w:rPr><w:spacing w:val="-5"/></w:rPr><w:t xml:space="preserve"> </w:t></w:r><w:r><w:t xml:space="preserve">lịch) </w:t></w:r></w:p><w:p><w:pPr><w:pStyle w:val="BodyText"/><w:tabs><w:tab w:val="left" w:pos="3240"/></w:tabs><w:spacing w:before="1" w:line="360" w:lineRule="auto"/><w:ind w:left="3361" w:right="90" w:hanging="2281"/></w:pPr><w:r><w:rPr><w:lang w:val="en-US"/></w:rPr><w:t xml:space="preserve">                                      </w:t></w:r><w:r><w:t xml:space="preserve">Nhằm ngày </w:t></w:r><w:r><w:rPr><w:lang w:val="en-US"/></w:rPr><w:t>{</w:t></w:r><w:proofErr w:type="spellStart"/><w:r><w:rPr><w:lang w:val="en-US"/></w:rPr><w:t>NgayToChucAmLich</w:t></w:r><w:proofErr w:type="spellEnd"/><w:r><w:rPr><w:lang w:val="en-US"/></w:rPr><w:t>}</w:t></w:r><w:r><w:t xml:space="preserve"> tháng </w:t></w:r><w:r><w:rPr><w:lang w:val="en-US"/></w:rPr><w:t>{</w:t></w:r><w:proofErr w:type="spellStart"/><w:r><w:rPr><w:lang w:val="en-US"/></w:rPr><w:t>ThangToChucAmLich</w:t></w:r><w:proofErr w:type="spellEnd"/><w:r><w:rPr><w:lang w:val="en-US"/></w:rPr><w:t>}</w:t></w:r><w:r><w:t xml:space="preserve"> năm </w:t></w:r><w:r><w:rPr><w:lang w:val="en-US"/></w:rPr><w:t>{</w:t></w:r><w:proofErr w:type="spellStart"/><w:r><w:rPr><w:lang w:val="en-US"/></w:rPr><w:t>NamToChucAmLich</w:t></w:r><w:proofErr w:type="spellEnd"/><w:r><w:rPr><w:lang w:val="en-US"/></w:rPr><w:t>}</w:t></w:r><w:r><w:rPr><w:b/><w:bCs/></w:rPr><w:t xml:space="preserve"> </w:t></w:r><w:r><w:t>(Âm lịch)</w:t></w:r></w:p><w:p><w:pPr><w:tabs><w:tab w:val="left" w:pos="3240"/></w:tabs><w:spacing w:line="360" w:lineRule="auto"/><w:ind w:left="1080"/><w:rPr><w:b/><w:sz w:val="24"/><w:lang w:val="en-US"/></w:rPr></w:pPr><w:r><w:rPr><w:sz w:val="24"/></w:rPr><w:t>Sảnh</w:t></w:r><w:r><w:rPr><w:spacing w:val="-3"/><w:sz w:val="24"/></w:rPr><w:t xml:space="preserve"> </w:t></w:r><w:r><w:rPr><w:spacing w:val="-4"/><w:sz w:val="24"/></w:rPr><w:t>tiệc</w:t></w:r><w:r><w:rPr><w:sz w:val="24"/></w:rPr><w:tab/><w:t>:</w:t></w:r><w:r><w:rPr><w:spacing w:val="-3"/><w:sz w:val="24"/></w:rPr><w:t xml:space="preserve"> </w:t></w:r><w:r><w:rPr><w:bCs/><w:sz w:val="24"/><w:lang w:val="en-US"/></w:rPr><w:t>{</w:t></w:r><w:proofErr w:type="spellStart"/><w:r><w:rPr><w:bCs/><w:sz w:val="24"/><w:lang w:val="en-US"/></w:rPr><w:t>TenSanhTiec</w:t></w:r><w:proofErr w:type="spellEnd"/><w:r><w:rPr><w:bCs/><w:sz w:val="24"/><w:lang w:val="en-US"/></w:rPr><w:t>}</w:t></w:r></w:p><w:p><w:pPr><w:tabs><w:tab w:val="left" w:pos="3240"/></w:tabs><w:spacing w:line="360" w:lineRule="auto"/><w:ind w:left="1080"/><w:rPr><w:b/><w:spacing w:val="-4"/><w:sz w:val="24"/><w:lang w:val="en-US"/></w:rPr></w:pPr><w:r><w:rPr><w:sz w:val="24"/><w:lang w:val="en-US"/></w:rPr><w:t xml:space="preserve">Quy </w:t></w:r><w:proofErr w:type="spellStart"/><w:r><w:rPr><w:sz w:val="24"/><w:lang w:val="en-US"/></w:rPr><w:t>mô</w:t></w:r><w:proofErr w:type="spellEnd"/><w:r><w:rPr><w:sz w:val="24"/><w:lang w:val="en-US"/></w:rPr><w:t xml:space="preserve"> </w:t></w:r><w:proofErr w:type="spellStart"/><w:r><w:rPr><w:sz w:val="24"/><w:lang w:val="en-US"/></w:rPr><w:t>sảnh</w:t></w:r><w:proofErr w:type="spellEnd"/><w:r><w:rPr><w:sz w:val="24"/><w:lang w:val="en-US"/></w:rPr><w:tab/><w:t>:</w:t></w:r><w:r><w:rPr><w:b/><w:sz w:val="24"/><w:lang w:val="en-US"/></w:rPr><w:t xml:space="preserve"> </w:t></w:r><w:proofErr w:type="spellStart"/><w:r><w:rPr><w:b/><w:sz w:val="24"/><w:lang w:val="en-US"/></w:rPr><w:t>Từ</w:t></w:r><w:proofErr w:type="spellEnd"/><w:r><w:rPr><w:b/><w:sz w:val="24"/><w:lang w:val="en-US"/></w:rPr><w:t xml:space="preserve"> </w:t></w:r><w:r><w:rPr><w:bCs/><w:sz w:val="24"/><w:lang w:val="en-US"/></w:rPr><w:t>{</w:t></w:r><w:proofErr w:type="spellStart"/><w:r><w:rPr><w:bCs/><w:sz w:val="24"/><w:lang w:val="en-US"/></w:rPr><w:t>QuyMoBanTu</w:t></w:r><w:proofErr w:type="spellEnd"/><w:r><w:rPr><w:bCs/><w:sz w:val="24"/><w:lang w:val="en-US"/></w:rPr><w:t xml:space="preserve">} </w:t></w:r><w:proofErr w:type="spellStart"/><w:r><w:rPr><w:b/><w:sz w:val="24"/><w:lang w:val="en-US"/></w:rPr><w:t>bàn</w:t></w:r><w:proofErr w:type="spellEnd"/><w:r><w:rPr><w:b/><w:sz w:val="24"/><w:lang w:val="en-US"/></w:rPr><w:t xml:space="preserve"> </w:t></w:r><w:proofErr w:type="spellStart"/><w:r><w:rPr><w:b/><w:sz w:val="24"/><w:lang w:val="en-US"/></w:rPr><w:t>đến</w:t></w:r><w:proofErr w:type="spellEnd"/><w:r><w:rPr><w:b/><w:sz w:val="24"/><w:lang w:val="en-US"/></w:rPr><w:t xml:space="preserve"> </w:t></w:r><w:r><w:rPr><w:bCs/><w:sz w:val="24"/><w:lang w:val="en-US"/></w:rPr><w:t>{</w:t></w:r><w:proofErr w:type="spellStart"/><w:r><w:rPr><w:bCs/><w:sz w:val="24"/><w:lang w:val="en-US"/></w:rPr><w:t>QuyMoBanDen</w:t></w:r><w:proofErr w:type="spellEnd"/><w:r><w:rPr><w:bCs/><w:sz w:val="24"/><w:lang w:val="en-US"/></w:rPr><w:t xml:space="preserve">} </w:t></w:r><w:proofErr w:type="spellStart"/><w:r><w:rPr><w:b/><w:sz w:val="24"/><w:lang w:val="en-US"/></w:rPr><w:t>bàn</w:t></w:r><w:proofErr w:type="spellEnd"/><w:r><w:rPr><w:b/><w:sz w:val="24"/><w:lang w:val="en-US"/></w:rPr><w:t xml:space="preserve"> </w:t></w:r></w:p><w:p><w:pPr><w:pStyle w:val="BodyText"/><w:tabs><w:tab w:val="left" w:pos="3240"/></w:tabs><w:spacing w:line="360" w:lineRule="auto"/><w:ind w:left="1080" w:right="450"/><w:rPr><w:spacing w:val="-4"/><w:lang w:val="en-US"/></w:rPr></w:pPr><w:r><w:t>Số bàn chính thức</w:t></w:r><w:r><w:tab/></w:r><w:r><w:rPr><w:spacing w:val="-4"/></w:rPr><w:t>:</w:t></w:r><w:r><w:rPr><w:spacing w:val="-4"/><w:lang w:val="en-US"/></w:rPr><w:t xml:space="preserve"> {</w:t></w:r><w:proofErr w:type="spellStart"/><w:r><w:rPr><w:spacing w:val="-4"/><w:lang w:val="en-US"/></w:rPr><w:t>SoBanChinhThuc</w:t></w:r><w:proofErr w:type="spellEnd"/><w:r><w:rPr><w:spacing w:val="-4"/><w:lang w:val="en-US"/></w:rPr><w:t xml:space="preserve">} </w:t></w:r><w:proofErr w:type="spellStart"/><w:r><w:rPr><w:spacing w:val="-4"/><w:lang w:val="en-US"/></w:rPr><w:t>bàn</w:t></w:r><w:proofErr w:type="spellEnd"/><w:r><w:rPr><w:spacing w:val="-4"/><w:lang w:val="en-US"/></w:rPr><w:t xml:space="preserve"> </w:t></w:r></w:p><w:p><w:pPr><w:pStyle w:val="BodyText"/><w:tabs><w:tab w:val="left" w:pos="3240"/></w:tabs><w:spacing w:line="360" w:lineRule="auto"/><w:ind w:left="1080" w:right="450"/><w:rPr><w:spacing w:val="-4"/><w:lang w:val="en-US"/></w:rPr></w:pPr><w:proofErr w:type="spellStart"/><w:r><w:rPr><w:spacing w:val="-4"/><w:lang w:val="en-US"/></w:rPr><w:t>Số</w:t></w:r><w:proofErr w:type="spellEnd"/><w:r><w:rPr><w:spacing w:val="-4"/><w:lang w:val="en-US"/></w:rPr><w:t xml:space="preserve"> </w:t></w:r><w:proofErr w:type="spellStart"/><w:r><w:rPr><w:spacing w:val="-4"/><w:lang w:val="en-US"/></w:rPr><w:t>bàn</w:t></w:r><w:proofErr w:type="spellEnd"/><w:r><w:rPr><w:spacing w:val="-4"/><w:lang w:val="en-US"/></w:rPr><w:t xml:space="preserve"> </w:t></w:r><w:proofErr w:type="spellStart"/><w:r><w:rPr><w:spacing w:val="-4"/><w:lang w:val="en-US"/></w:rPr><w:t>tặng</w:t></w:r><w:proofErr w:type="spellEnd"/><w:r><w:rPr><w:spacing w:val="-4"/><w:lang w:val="en-US"/></w:rPr><w:tab/><w:t>: {</w:t></w:r><w:proofErr w:type="spellStart"/><w:r><w:rPr><w:spacing w:val="-4"/><w:lang w:val="en-US"/></w:rPr><w:t>BanTang</w:t></w:r><w:proofErr w:type="spellEnd"/><w:r><w:rPr><w:spacing w:val="-4"/><w:lang w:val="en-US"/></w:rPr><w:t xml:space="preserve">} </w:t></w:r><w:proofErr w:type="spellStart"/><w:r><w:rPr><w:spacing w:val="-4"/><w:lang w:val="en-US"/></w:rPr><w:t>bàn</w:t></w:r><w:proofErr w:type="spellEnd"/></w:p><w:p><w:pPr><w:pStyle w:val="BodyText"/><w:tabs><w:tab w:val="left" w:pos="3240"/></w:tabs><w:spacing w:line="360" w:lineRule="auto"/><w:ind w:left="1080" w:right="450"/><w:rPr><w:spacing w:val="-5"/><w:lang w:val="en-US"/></w:rPr></w:pPr><w:r><w:t>Số</w:t></w:r><w:r><w:rPr><w:spacing w:val="-1"/></w:rPr><w:t xml:space="preserve"> </w:t></w:r><w:r><w:t>bàn dự</w:t></w:r><w:r><w:rPr><w:spacing w:val="-1"/></w:rPr><w:t xml:space="preserve"> </w:t></w:r><w:r><w:rPr><w:spacing w:val="-2"/></w:rPr><w:t>phòng</w:t></w:r><w:r><w:tab/></w:r><w:r><w:rPr><w:spacing w:val="-5"/></w:rPr><w:t>:</w:t></w:r><w:r><w:rPr><w:spacing w:val="-5"/><w:lang w:val="en-US"/></w:rPr><w:t xml:space="preserve"> {</w:t></w:r><w:proofErr w:type="spellStart"/><w:r><w:rPr><w:spacing w:val="-5"/><w:lang w:val="en-US"/></w:rPr><w:t>SoBanDuPhong</w:t></w:r><w:proofErr w:type="spellEnd"/><w:r><w:rPr><w:spacing w:val="-5"/><w:lang w:val="en-US"/></w:rPr><w:t>}</w:t></w:r><w:proofErr w:type="spellStart"/><w:r><w:rPr><w:spacing w:val="-5"/><w:lang w:val="en-US"/></w:rPr><w:t>bàn</w:t></w:r><w:proofErr w:type="spellEnd"/></w:p><w:p><w:pPr><w:pStyle w:val="BodyText"/><w:tabs><w:tab w:val="left" w:pos="3240"/></w:tabs><w:spacing w:line="360" w:lineRule="auto"/><w:ind w:right="450"/><w:jc w:val="both"/><w:rPr><w:spacing w:val="-5"/><w:lang w:val="en-US"/></w:rPr></w:pPr><w:r><w:t>Các nội dung chi tiết về thực đơn, giá trị tiệc, chương trình khuyến mãi, dịch vụ đi kèm và các thỏa thuận khác được thể hiện tại Phụ lục Hợp đồng và là một phần không tách rời của Hợp đồng này.</w:t></w:r></w:p><w:p><w:pPr><w:pStyle w:val="Heading1"/><w:spacing w:line="360" w:lineRule="auto"/><w:ind w:left="180" w:firstLine="180"/><w:rPr><w:lang w:val="en-US"/></w:rPr></w:pPr><w:r><w:rPr><w:u w:val="single"/></w:rPr><w:t>ĐIỀU</w:t></w:r><w:r><w:rPr><w:spacing w:val="-1"/><w:u w:val="single"/></w:rPr><w:t xml:space="preserve"> </w:t></w:r><w:r><w:rPr><w:u w:val="single"/></w:rPr><w:t>2</w:t></w:r><w:r><w:t>.</w:t></w:r><w:r><w:rPr><w:spacing w:val="-1"/></w:rPr><w:t xml:space="preserve"> </w:t></w:r><w:r><w:t>NỘI</w:t></w:r><w:r><w:rPr><w:spacing w:val="-1"/></w:rPr><w:t xml:space="preserve"> </w:t></w:r><w:r><w:t>DUNG</w:t></w:r><w:r><w:rPr><w:lang w:val="en-US"/></w:rPr><w:t xml:space="preserve"> PHỤ LỤC</w:t></w:r></w:p><w:p><w:pPr><w:pStyle w:val="ListParagraph"/><w:numPr><w:ilvl w:val="1"/><w:numId w:val="2"/></w:numPr><w:tabs><w:tab w:val="left" w:pos="600"/></w:tabs><w:spacing w:line="360" w:lineRule="auto"/><w:rPr><w:b/><w:sz w:val="24"/></w:rPr></w:pPr><w:r><w:rPr><w:b/><w:sz w:val="24"/><w:lang w:val="en-US"/></w:rPr><w:t>T</w:t></w:r><w:r><w:rPr><w:b/><w:sz w:val="24"/></w:rPr><w:t>hanh</w:t></w:r><w:r><w:rPr><w:b/><w:spacing w:val="-2"/><w:sz w:val="24"/></w:rPr><w:t xml:space="preserve"> toán:</w:t></w:r><w:r><w:rPr><w:b/><w:spacing w:val="-2"/><w:sz w:val="24"/><w:lang w:val="en-US"/></w:rPr><w:t xml:space="preserve"> </w:t></w:r><w:proofErr w:type="spellStart"/><w:r><w:rPr><w:bCs/><w:spacing w:val="-2"/><w:sz w:val="24"/><w:lang w:val="en-US"/></w:rPr><w:t>Bên</w:t></w:r><w:proofErr w:type="spellEnd"/><w:r><w:rPr><w:bCs/><w:spacing w:val="-2"/><w:sz w:val="24"/><w:lang w:val="en-US"/></w:rPr><w:t xml:space="preserve"> B </w:t></w:r><w:proofErr w:type="spellStart"/><w:r><w:rPr><w:bCs/><w:spacing w:val="-2"/><w:sz w:val="24"/><w:lang w:val="en-US"/></w:rPr><w:t>xác</w:t></w:r><w:proofErr w:type="spellEnd"/><w:r><w:rPr><w:bCs/><w:spacing w:val="-2"/><w:sz w:val="24"/><w:lang w:val="en-US"/></w:rPr><w:t xml:space="preserve"> </w:t></w:r><w:proofErr w:type="spellStart"/><w:r><w:rPr><w:bCs/><w:spacing w:val="-2"/><w:sz w:val="24"/><w:lang w:val="en-US"/></w:rPr><w:t>nhận</w:t></w:r><w:proofErr w:type="spellEnd"/><w:r><w:rPr><w:bCs/><w:spacing w:val="-2"/><w:sz w:val="24"/><w:lang w:val="en-US"/></w:rPr><w:t xml:space="preserve"> </w:t></w:r><w:proofErr w:type="spellStart"/><w:r><w:rPr><w:bCs/><w:spacing w:val="-2"/><w:sz w:val="24"/><w:lang w:val="en-US"/></w:rPr><w:t>thanh</w:t></w:r><w:proofErr w:type="spellEnd"/><w:r><w:rPr><w:bCs/><w:spacing w:val="-2"/><w:sz w:val="24"/><w:lang w:val="en-US"/></w:rPr><w:t xml:space="preserve"> </w:t></w:r><w:proofErr w:type="spellStart"/><w:r><w:rPr><w:bCs/><w:spacing w:val="-2"/><w:sz w:val="24"/><w:lang w:val="en-US"/></w:rPr><w:t>toán</w:t></w:r><w:proofErr w:type="spellEnd"/><w:r><w:rPr><w:bCs/><w:spacing w:val="-2"/><w:sz w:val="24"/><w:lang w:val="en-US"/></w:rPr><w:t xml:space="preserve"> </w:t></w:r><w:proofErr w:type="spellStart"/><w:r><w:rPr><w:bCs/><w:spacing w:val="-2"/><w:sz w:val="24"/><w:lang w:val="en-US"/></w:rPr><w:t>đợt</w:t></w:r><w:proofErr w:type="spellEnd"/><w:r><w:rPr><w:bCs/><w:spacing w:val="-2"/><w:sz w:val="24"/><w:lang w:val="en-US"/></w:rPr><w:t xml:space="preserve"> 2 </w:t></w:r><w:proofErr w:type="spellStart"/><w:r><w:rPr><w:bCs/><w:spacing w:val="-2"/><w:sz w:val="24"/><w:lang w:val="en-US"/></w:rPr><w:t>theo</w:t></w:r><w:proofErr w:type="spellEnd"/><w:r><w:rPr><w:bCs/><w:spacing w:val="-2"/><w:sz w:val="24"/><w:lang w:val="en-US"/></w:rPr><w:t xml:space="preserve"> </w:t></w:r><w:proofErr w:type="spellStart"/><w:r><w:rPr><w:bCs/><w:spacing w:val="-2"/><w:sz w:val="24"/><w:lang w:val="en-US"/></w:rPr><w:t>Hợp</w:t></w:r><w:proofErr w:type="spellEnd"/><w:r><w:rPr><w:bCs/><w:spacing w:val="-2"/><w:sz w:val="24"/><w:lang w:val="en-US"/></w:rPr><w:t xml:space="preserve"> </w:t></w:r><w:proofErr w:type="spellStart"/><w:r><w:rPr><w:bCs/><w:spacing w:val="-2"/><w:sz w:val="24"/><w:lang w:val="en-US"/></w:rPr><w:t>đồng</w:t></w:r><w:proofErr w:type="spellEnd"/><w:r><w:rPr><w:bCs/><w:spacing w:val="-2"/><w:sz w:val="24"/><w:lang w:val="en-US"/></w:rPr><w:t xml:space="preserve"> </w:t></w:r><w:proofErr w:type="spellStart"/><w:r><w:rPr><w:bCs/><w:spacing w:val="-2"/><w:sz w:val="24"/><w:lang w:val="en-US"/></w:rPr><w:t>như</w:t></w:r><w:proofErr w:type="spellEnd"/><w:r><w:rPr><w:bCs/><w:spacing w:val="-2"/><w:sz w:val="24"/><w:lang w:val="en-US"/></w:rPr><w:t xml:space="preserve"> </w:t></w:r><w:proofErr w:type="spellStart"/><w:r><w:rPr><w:bCs/><w:spacing w:val="-2"/><w:sz w:val="24"/><w:lang w:val="en-US"/></w:rPr><w:t>sau</w:t></w:r><w:proofErr w:type="spellEnd"/></w:p><w:p><w:pPr><w:pStyle w:val="ListParagraph"/><w:numPr><w:ilvl w:val="0"/><w:numId w:val="3"/></w:numPr><w:tabs><w:tab w:val="left" w:pos="600"/></w:tabs><w:spacing w:line="360" w:lineRule="auto"/><w:rPr><w:bCs/><w:sz w:val="24"/></w:rPr></w:pPr><w:proofErr w:type="spellStart"/><w:r><w:rPr><w:bCs/><w:sz w:val="24"/><w:lang w:val="en-US"/></w:rPr><w:t>Số</w:t></w:r><w:proofErr w:type="spellEnd"/><w:r><w:rPr><w:bCs/><w:sz w:val="24"/><w:lang w:val="en-US"/></w:rPr><w:t xml:space="preserve"> </w:t></w:r><w:proofErr w:type="spellStart"/><w:r><w:rPr><w:bCs/><w:sz w:val="24"/><w:lang w:val="en-US"/></w:rPr><w:t>tiền</w:t></w:r><w:proofErr w:type="spellEnd"/><w:r><w:rPr><w:bCs/><w:sz w:val="24"/><w:lang w:val="en-US"/></w:rPr><w:t xml:space="preserve">: {ThanhToanDot2SoTien} VNĐ </w:t></w:r></w:p><w:p><w:pPr><w:pStyle w:val="ListParagraph"/><w:numPr><w:ilvl w:val="0"/><w:numId w:val="3"/></w:numPr><w:tabs><w:tab w:val="left" w:pos="600"/></w:tabs><w:spacing w:line="360" w:lineRule="auto"/><w:rPr><w:bCs/><w:sz w:val="24"/></w:rPr></w:pPr><w:proofErr w:type="spellStart"/><w:r><w:rPr><w:bCs/><w:sz w:val="24"/><w:lang w:val="en-US"/></w:rPr><w:t>Hình</w:t></w:r><w:proofErr w:type="spellEnd"/><w:r><w:rPr><w:bCs/><w:sz w:val="24"/><w:lang w:val="en-US"/></w:rPr><w:t xml:space="preserve"> </w:t></w:r><w:proofErr w:type="spellStart"/><w:r><w:rPr><w:bCs/><w:sz w:val="24"/><w:lang w:val="en-US"/></w:rPr><w:t>thức</w:t></w:r><w:proofErr w:type="spellEnd"/><w:r><w:rPr><w:bCs/><w:sz w:val="24"/><w:lang w:val="en-US"/></w:rPr><w:t xml:space="preserve"> </w:t></w:r><w:proofErr w:type="spellStart"/><w:r><w:rPr><w:bCs/><w:sz w:val="24"/><w:lang w:val="en-US"/></w:rPr><w:t>thanh</w:t></w:r><w:proofErr w:type="spellEnd"/><w:r><w:rPr><w:bCs/><w:sz w:val="24"/><w:lang w:val="en-US"/></w:rPr><w:t xml:space="preserve"> </w:t></w:r><w:proofErr w:type="spellStart"/><w:r><w:rPr><w:bCs/><w:sz w:val="24"/><w:lang w:val="en-US"/></w:rPr><w:t>toán</w:t></w:r><w:proofErr w:type="spellEnd"/><w:r><w:rPr><w:bCs/><w:sz w:val="24"/><w:lang w:val="en-US"/></w:rPr><w:t>: {HinhThucThanhToanDot2}</w:t></w:r></w:p><w:p><w:pPr><w:pStyle w:val="ListParagraph"/><w:numPr><w:ilvl w:val="0"/><w:numId w:val="3"/></w:numPr><w:tabs><w:tab w:val="left" w:pos="600"/></w:tabs><w:spacing w:line="360" w:lineRule="auto"/><w:rPr><w:bCs/><w:sz w:val="24"/></w:rPr></w:pPr><w:proofErr w:type="spellStart"/><w:r><w:rPr><w:bCs/><w:sz w:val="24"/><w:lang w:val="en-US"/></w:rPr><w:t>Thời</w:t></w:r><w:proofErr w:type="spellEnd"/><w:r><w:rPr><w:bCs/><w:sz w:val="24"/><w:lang w:val="en-US"/></w:rPr><w:t xml:space="preserve"> </w:t></w:r><w:proofErr w:type="spellStart"/><w:r><w:rPr><w:bCs/><w:sz w:val="24"/><w:lang w:val="en-US"/></w:rPr><w:t>gian</w:t></w:r><w:proofErr w:type="spellEnd"/><w:r><w:rPr><w:bCs/><w:sz w:val="24"/><w:lang w:val="en-US"/></w:rPr><w:t xml:space="preserve"> </w:t></w:r><w:proofErr w:type="spellStart"/><w:r><w:rPr><w:bCs/><w:sz w:val="24"/><w:lang w:val="en-US"/></w:rPr><w:t>thanh</w:t></w:r><w:proofErr w:type="spellEnd"/><w:r><w:rPr><w:bCs/><w:sz w:val="24"/><w:lang w:val="en-US"/></w:rPr><w:t xml:space="preserve"> </w:t></w:r><w:proofErr w:type="spellStart"/><w:r><w:rPr><w:bCs/><w:sz w:val="24"/><w:lang w:val="en-US"/></w:rPr><w:t>toán</w:t></w:r><w:proofErr w:type="spellEnd"/><w:r><w:rPr><w:bCs/><w:sz w:val="24"/><w:lang w:val="en-US"/></w:rPr><w:t xml:space="preserve"> </w:t></w:r><w:proofErr w:type="spellStart"/><w:r><w:rPr><w:bCs/><w:sz w:val="24"/><w:lang w:val="en-US"/></w:rPr><w:t>ngày</w:t></w:r><w:proofErr w:type="spellEnd"/><w:proofErr w:type="gramStart"/><w:r><w:rPr><w:bCs/><w:sz w:val="24"/><w:lang w:val="en-US"/></w:rPr><w:t>:  {</w:t></w:r><w:proofErr w:type="gramEnd"/><w:r><w:rPr><w:bCs/><w:sz w:val="24"/><w:lang w:val="en-US"/></w:rPr><w:t>HanThanhToanDot2}</w:t></w:r></w:p><w:p><w:pPr><w:tabs><w:tab w:val="left" w:pos="600"/></w:tabs><w:spacing w:line="360" w:lineRule="auto"/><w:ind w:left="720"/><w:rPr><w:bCs/><w:sz w:val="24"/><w:lang w:val="en-US"/></w:rPr></w:pPr><w:proofErr w:type="spellStart"/><w:r><w:rPr><w:bCs/><w:sz w:val="24"/><w:lang w:val="en-US"/></w:rPr><w:t>Khoản</w:t></w:r><w:proofErr w:type="spellEnd"/><w:r><w:rPr><w:bCs/><w:sz w:val="24"/><w:lang w:val="en-US"/></w:rPr><w:t xml:space="preserve"> </w:t></w:r><w:proofErr w:type="spellStart"/><w:r><w:rPr><w:bCs/><w:sz w:val="24"/><w:lang w:val="en-US"/></w:rPr><w:t>thanh</w:t></w:r><w:proofErr w:type="spellEnd"/><w:r><w:rPr><w:bCs/><w:sz w:val="24"/><w:lang w:val="en-US"/></w:rPr><w:t xml:space="preserve"> </w:t></w:r><w:proofErr w:type="spellStart"/><w:r><w:rPr><w:bCs/><w:sz w:val="24"/><w:lang w:val="en-US"/></w:rPr><w:t>toán</w:t></w:r><w:proofErr w:type="spellEnd"/><w:r><w:rPr><w:bCs/><w:sz w:val="24"/><w:lang w:val="en-US"/></w:rPr><w:t xml:space="preserve"> </w:t></w:r><w:proofErr w:type="spellStart"/><w:r><w:rPr><w:bCs/><w:sz w:val="24"/><w:lang w:val="en-US"/></w:rPr><w:t>này</w:t></w:r><w:proofErr w:type="spellEnd"/><w:r><w:rPr><w:bCs/><w:sz w:val="24"/><w:lang w:val="en-US"/></w:rPr><w:t xml:space="preserve"> </w:t></w:r><w:proofErr w:type="spellStart"/><w:r><w:rPr><w:bCs/><w:sz w:val="24"/><w:lang w:val="en-US"/></w:rPr><w:t>được</w:t></w:r><w:proofErr w:type="spellEnd"/><w:r><w:rPr><w:bCs/><w:sz w:val="24"/><w:lang w:val="en-US"/></w:rPr><w:t xml:space="preserve"> </w:t></w:r><w:proofErr w:type="spellStart"/><w:r><w:rPr><w:bCs/><w:sz w:val="24"/><w:lang w:val="en-US"/></w:rPr><w:t>khấu</w:t></w:r><w:proofErr w:type="spellEnd"/><w:r><w:rPr><w:bCs/><w:sz w:val="24"/><w:lang w:val="en-US"/></w:rPr><w:t xml:space="preserve"> </w:t></w:r><w:proofErr w:type="spellStart"/><w:r><w:rPr><w:bCs/><w:sz w:val="24"/><w:lang w:val="en-US"/></w:rPr><w:t>trừ</w:t></w:r><w:proofErr w:type="spellEnd"/><w:r><w:rPr><w:bCs/><w:sz w:val="24"/><w:lang w:val="en-US"/></w:rPr><w:t xml:space="preserve"> </w:t></w:r><w:proofErr w:type="spellStart"/><w:r><w:rPr><w:bCs/><w:sz w:val="24"/><w:lang w:val="en-US"/></w:rPr><w:t>vào</w:t></w:r><w:proofErr w:type="spellEnd"/><w:r><w:rPr><w:bCs/><w:sz w:val="24"/><w:lang w:val="en-US"/></w:rPr><w:t xml:space="preserve"> </w:t></w:r><w:proofErr w:type="spellStart"/><w:r><w:rPr><w:bCs/><w:sz w:val="24"/><w:lang w:val="en-US"/></w:rPr><w:t>giá</w:t></w:r><w:proofErr w:type="spellEnd"/><w:r><w:rPr><w:bCs/><w:sz w:val="24"/><w:lang w:val="en-US"/></w:rPr><w:t xml:space="preserve"> </w:t></w:r><w:proofErr w:type="spellStart"/><w:r><w:rPr><w:bCs/><w:sz w:val="24"/><w:lang w:val="en-US"/></w:rPr><w:t>trị</w:t></w:r><w:proofErr w:type="spellEnd"/><w:r><w:rPr><w:bCs/><w:sz w:val="24"/><w:lang w:val="en-US"/></w:rPr><w:t xml:space="preserve"> </w:t></w:r><w:proofErr w:type="spellStart"/><w:r><w:rPr><w:bCs/><w:sz w:val="24"/><w:lang w:val="en-US"/></w:rPr><w:t>quyết</w:t></w:r><w:proofErr w:type="spellEnd"/><w:r><w:rPr><w:bCs/><w:sz w:val="24"/><w:lang w:val="en-US"/></w:rPr><w:t xml:space="preserve"> </w:t></w:r><w:proofErr w:type="spellStart"/><w:r><w:rPr><w:bCs/><w:sz w:val="24"/><w:lang w:val="en-US"/></w:rPr><w:t>toán</w:t></w:r><w:proofErr w:type="spellEnd"/><w:r><w:rPr><w:bCs/><w:sz w:val="24"/><w:lang w:val="en-US"/></w:rPr><w:t xml:space="preserve"> </w:t></w:r><w:proofErr w:type="spellStart"/><w:r><w:rPr><w:bCs/><w:sz w:val="24"/><w:lang w:val="en-US"/></w:rPr><w:t>cuối</w:t></w:r><w:proofErr w:type="spellEnd"/><w:r><w:rPr><w:bCs/><w:sz w:val="24"/><w:lang w:val="en-US"/></w:rPr><w:t xml:space="preserve"> </w:t></w:r><w:proofErr w:type="spellStart"/><w:r><w:rPr><w:bCs/><w:sz w:val="24"/><w:lang w:val="en-US"/></w:rPr><w:t>cùng</w:t></w:r><w:proofErr w:type="spellEnd"/><w:r><w:rPr><w:bCs/><w:sz w:val="24"/><w:lang w:val="en-US"/></w:rPr><w:t xml:space="preserve"> </w:t></w:r><w:proofErr w:type="spellStart"/><w:r><w:rPr><w:bCs/><w:sz w:val="24"/><w:lang w:val="en-US"/></w:rPr><w:t>của</w:t></w:r><w:proofErr w:type="spellEnd"/><w:r><w:rPr><w:bCs/><w:sz w:val="24"/><w:lang w:val="en-US"/></w:rPr><w:t xml:space="preserve"> </w:t></w:r><w:proofErr w:type="spellStart"/><w:r><w:rPr><w:bCs/><w:sz w:val="24"/><w:lang w:val="en-US"/></w:rPr><w:t>Hợp</w:t></w:r><w:proofErr w:type="spellEnd"/><w:r><w:rPr><w:bCs/><w:sz w:val="24"/><w:lang w:val="en-US"/></w:rPr><w:t xml:space="preserve"> </w:t></w:r><w:proofErr w:type="spellStart"/><w:r><w:rPr><w:bCs/><w:sz w:val="24"/><w:lang w:val="en-US"/></w:rPr><w:t>đồng</w:t></w:r><w:proofErr w:type="spellEnd"/><w:r><w:rPr><w:bCs/><w:sz w:val="24"/><w:lang w:val="en-US"/></w:rPr><w:t>.</w:t></w:r></w:p><w:p><w:pPr><w:pStyle w:val="ListParagraph"/><w:numPr><w:ilvl w:val="1"/><w:numId w:val="2"/></w:numPr><w:tabs><w:tab w:val="left" w:pos="600"/></w:tabs><w:spacing w:line="360" w:lineRule="auto"/><w:rPr><w:b/><w:sz w:val="24"/></w:rPr></w:pPr><w:r><w:rPr><w:b/><w:sz w:val="24"/></w:rPr><w:t>Dịch</w:t></w:r><w:r><w:rPr><w:b/><w:spacing w:val="-3"/><w:sz w:val="24"/></w:rPr><w:t xml:space="preserve"> </w:t></w:r><w:r><w:rPr><w:b/><w:sz w:val="24"/></w:rPr><w:t>vụ</w:t></w:r><w:r><w:rPr><w:b/><w:spacing w:val="-1"/><w:sz w:val="24"/></w:rPr><w:t xml:space="preserve"> </w:t></w:r><w:r><w:rPr><w:b/><w:sz w:val="24"/></w:rPr><w:t>tính phí</w:t></w:r><w:r><w:rPr><w:b/><w:spacing w:val="-1"/><w:sz w:val="24"/></w:rPr><w:t xml:space="preserve"> </w:t></w:r><w:r><w:rPr><w:b/><w:spacing w:val="-4"/><w:sz w:val="24"/><w:lang w:val="en-US"/></w:rPr><w:t>:</w:t></w:r></w:p><w:p><w:pPr><w:pStyle w:val="ListParagraph"/><w:numPr><w:ilvl w:val="0"/><w:numId w:val="8"/></w:numPr><w:tabs><w:tab w:val="left" w:pos="600"/></w:tabs><w:spacing w:line="360" w:lineRule="auto"/><w:rPr><w:b/><w:sz w:val="24"/></w:rPr></w:pPr><w:r><w:rPr><w:bCs/><w:sz w:val="24"/></w:rPr><w:t>{#DichVuTinhPhiPhuLuc}- {TenDichVu}: {DonGia} VNĐ ({GhiChu})</w:t></w:r></w:p><w:p><w:r><w:t xml:space="preserve">{/DichVuTinhPhiPhuLuc}</w:t></w:r></w:p><w:p><w:pPr><w:pStyle w:val="ListParagraph"/><w:numPr><w:ilvl w:val="1"/><w:numId w:val="2"/></w:numPr><w:tabs><w:tab w:val="left" w:pos="600"/></w:tabs><w:spacing w:line="360" w:lineRule="auto"/><w:rPr><w:b/><w:sz w:val="24"/></w:rPr></w:pPr><w:proofErr w:type="spellStart"/><w:r><w:rPr><w:b/><w:sz w:val="24"/><w:lang w:val="en-US"/></w:rPr><w:t>Dịch</w:t></w:r><w:proofErr w:type="spellEnd"/><w:r><w:rPr><w:b/><w:sz w:val="24"/><w:lang w:val="en-US"/></w:rPr><w:t xml:space="preserve"> </w:t></w:r><w:proofErr w:type="spellStart"/><w:r><w:rPr><w:b/><w:sz w:val="24"/><w:lang w:val="en-US"/></w:rPr><w:t>vụ</w:t></w:r><w:proofErr w:type="spellEnd"/><w:r><w:rPr><w:b/><w:sz w:val="24"/><w:lang w:val="en-US"/></w:rPr><w:t xml:space="preserve"> </w:t></w:r><w:proofErr w:type="spellStart"/><w:r><w:rPr><w:b/><w:sz w:val="24"/><w:lang w:val="en-US"/></w:rPr><w:t>lựa</w:t></w:r><w:proofErr w:type="spellEnd"/><w:r><w:rPr><w:b/><w:sz w:val="24"/><w:lang w:val="en-US"/></w:rPr><w:t xml:space="preserve"> </w:t></w:r><w:proofErr w:type="spellStart"/><w:r><w:rPr><w:b/><w:sz w:val="24"/><w:lang w:val="en-US"/></w:rPr><w:t>chọn</w:t></w:r><w:proofErr w:type="spellEnd"/><w:r><w:rPr><w:b/><w:sz w:val="24"/><w:lang w:val="en-US"/></w:rPr><w:t xml:space="preserve">, </w:t></w:r><w:proofErr w:type="spellStart"/><w:r><w:rPr><w:b/><w:sz w:val="24"/><w:lang w:val="en-US"/></w:rPr><w:t>ưu</w:t></w:r><w:proofErr w:type="spellEnd"/><w:r><w:rPr><w:b/><w:sz w:val="24"/><w:lang w:val="en-US"/></w:rPr><w:t xml:space="preserve"> </w:t></w:r><w:proofErr w:type="spellStart"/><w:r><w:rPr><w:b/><w:sz w:val="24"/><w:lang w:val="en-US"/></w:rPr><w:t>đãi</w:t></w:r><w:proofErr w:type="spellEnd"/><w:r><w:rPr><w:b/><w:sz w:val="24"/><w:lang w:val="en-US"/></w:rPr><w:t xml:space="preserve"> </w:t></w:r><w:proofErr w:type="spellStart"/><w:r><w:rPr><w:b/><w:sz w:val="24"/><w:lang w:val="en-US"/></w:rPr><w:t>và</w:t></w:r><w:proofErr w:type="spellEnd"/><w:r><w:rPr><w:b/><w:sz w:val="24"/><w:lang w:val="en-US"/></w:rPr><w:t xml:space="preserve"> </w:t></w:r><w:proofErr w:type="spellStart"/><w:r><w:rPr><w:b/><w:sz w:val="24"/><w:lang w:val="en-US"/></w:rPr><w:t>thỏa</w:t></w:r><w:proofErr w:type="spellEnd"/><w:r><w:rPr><w:b/><w:sz w:val="24"/><w:lang w:val="en-US"/></w:rPr><w:t xml:space="preserve"> </w:t></w:r><w:proofErr w:type="spellStart"/><w:r><w:rPr><w:b/><w:sz w:val="24"/><w:lang w:val="en-US"/></w:rPr><w:t>thuận</w:t></w:r><w:proofErr w:type="spellEnd"/><w:r><w:rPr><w:b/><w:sz w:val="24"/><w:lang w:val="en-US"/></w:rPr><w:t xml:space="preserve"> </w:t></w:r><w:proofErr w:type="spellStart"/><w:r><w:rPr><w:b/><w:sz w:val="24"/><w:lang w:val="en-US"/></w:rPr><w:t>chung</w:t></w:r><w:proofErr w:type="spellEnd"/></w:p><w:p><w:pPr><w:pStyle w:val="ListParagraph"/><w:numPr><w:ilvl w:val="0"/><w:numId w:val="5"/></w:numPr><w:tabs><w:tab w:val="clear" w:pos="420"/><w:tab w:val="left" w:pos="600"/></w:tabs><w:spacing w:line="360" w:lineRule="auto"/><w:rPr><w:bCs/><w:sz w:val="24"/></w:rPr></w:pPr><w:r><w:rPr><w:bCs/><w:sz w:val="24"/></w:rPr><w:t>{ThoaThuanPhuLucKhac}</w:t></w:r></w:p><w:p><w:pPr><w:pStyle w:val="ListParagraph"/><w:numPr><w:ilvl w:val="1"/><w:numId w:val="2"/></w:numPr><w:tabs><w:tab w:val="left" w:pos="600"/></w:tabs><w:spacing w:line="360" w:lineRule="auto"/><w:rPr><w:b/><w:sz w:val="24"/></w:rPr></w:pPr><w:proofErr w:type="spellStart"/><w:r><w:rPr><w:b/><w:spacing w:val="-4"/><w:sz w:val="24"/><w:lang w:val="en-US"/></w:rPr><w:t>Thực</w:t></w:r><w:proofErr w:type="spellEnd"/><w:r><w:rPr><w:b/><w:spacing w:val="-4"/><w:sz w:val="24"/><w:lang w:val="en-US"/></w:rPr><w:t xml:space="preserve"> </w:t></w:r><w:proofErr w:type="spellStart"/><w:r><w:rPr><w:b/><w:spacing w:val="-4"/><w:sz w:val="24"/><w:lang w:val="en-US"/></w:rPr><w:t>đơn</w:t></w:r><w:proofErr w:type="spellEnd"/></w:p><w:p><w:pPr><w:pStyle w:val="BodyText"/><w:rPr><w:b/><w:sz w:val="12"/></w:rPr></w:pPr></w:p><w:tbl><w:tblPr><w:tblW w:w="0" w:type="auto"/><w:tblInd w:w="365" w:type="dxa"/><w:tblBorders><w:top w:val="single" w:sz="4" w:space="0" w:color="000000"/><w:left w:val="single" w:sz="4" w:space="0" w:color="000000"/><w:bottom w:val="single" w:sz="4" w:space="0" w:color="000000"/><w:right w:val="single" w:sz="4" w:space="0" w:color="000000"/><w:insideH w:val="single" w:sz="4" w:space="0" w:color="000000"/><w:insideV w:val="single" w:sz="4" w:space="0" w:color="000000"/></w:tblBorders><w:tblLayout w:type="fixed"/><w:tblCellMar><w:left w:w="0" w:type="dxa"/><w:right w:w="0" w:type="dxa"/></w:tblCellMar><w:tblLook w:val="04A0" w:firstRow="1" w:lastRow="0" w:firstColumn="1" w:lastColumn="0" w:noHBand="0" w:noVBand="1"/></w:tblPr><w:tblGrid><w:gridCol w:w="1336"/><w:gridCol w:w="6310"/><w:gridCol w:w="1980"/></w:tblGrid><w:tr><w:trPr><w:trHeight w:val="318"/></w:trPr><w:tc><w:tcPr><w:tcW w:w="1336" w:type="dxa"/><w:vMerge w:val="restart"/><w:shd w:val="clear" w:color="auto" w:fill="E6E6E6"/></w:tcPr><w:p><w:pPr><w:pStyle w:val="TableParagraph"/><w:spacing w:before="181"/><w:ind w:left="107"/><w:rPr><w:b/><w:sz w:val="24"/></w:rPr></w:pPr><w:r><w:rPr><w:b/><w:spacing w:val="-5"/><w:sz w:val="24"/></w:rPr><w:t>STT</w:t></w:r></w:p></w:tc><w:tc><w:tcPr><w:tcW w:w="6310" w:type="dxa"/><w:vMerge w:val="restart"/><w:shd w:val="clear" w:color="auto" w:fill="E6E6E6"/></w:tcPr><w:p><w:pPr><w:pStyle w:val="TableParagraph"/><w:spacing w:before="181"/><w:ind w:left="9"/><w:jc w:val="center"/><w:rPr><w:b/><w:sz w:val="24"/><w:lang w:val="en-US"/></w:rPr></w:pPr><w:r><w:rPr><w:b/><w:sz w:val="24"/></w:rPr><w:t>Thực</w:t></w:r><w:r><w:rPr><w:b/><w:spacing w:val="-2"/><w:sz w:val="24"/></w:rPr><w:t xml:space="preserve"> </w:t></w:r><w:r><w:rPr><w:b/><w:sz w:val="24"/></w:rPr><w:t>đơn</w:t></w:r><w:r><w:rPr><w:b/><w:spacing w:val="-5"/><w:sz w:val="24"/><w:lang w:val="en-US"/></w:rPr><w:t xml:space="preserve"> </w:t></w:r><w:proofErr w:type="spellStart"/><w:r><w:rPr><w:b/><w:spacing w:val="-5"/><w:sz w:val="24"/><w:lang w:val="en-US"/></w:rPr><w:t>bàn</w:t></w:r><w:proofErr w:type="spellEnd"/><w:r><w:rPr><w:b/><w:spacing w:val="-5"/><w:sz w:val="24"/><w:lang w:val="en-US"/></w:rPr><w:t xml:space="preserve"> </w:t></w:r><w:proofErr w:type="spellStart"/><w:r><w:rPr><w:b/><w:spacing w:val="-5"/><w:sz w:val="24"/><w:lang w:val="en-US"/></w:rPr><w:t>tiệc</w:t></w:r><w:proofErr w:type="spellEnd"/><w:r><w:rPr><w:b/><w:spacing w:val="-5"/><w:sz w:val="24"/><w:lang w:val="en-US"/></w:rPr><w:t xml:space="preserve"> {</w:t></w:r><w:proofErr w:type="spellStart"/><w:r><w:rPr><w:b/><w:spacing w:val="-5"/><w:sz w:val="24"/><w:lang w:val="en-US"/></w:rPr><w:t>DonGiaBanTiec</w:t></w:r><w:proofErr w:type="spellEnd"/><w:r><w:rPr><w:b/><w:spacing w:val="-5"/><w:sz w:val="24"/><w:lang w:val="en-US"/></w:rPr><w:t>}VNĐ/</w:t></w:r><w:proofErr w:type="spellStart"/><w:r><w:rPr><w:b/><w:spacing w:val="-5"/><w:sz w:val="24"/><w:lang w:val="en-US"/></w:rPr><w:t>bàn</w:t></w:r><w:proofErr w:type="spellEnd"/><w:r><w:rPr><w:b/><w:spacing w:val="-5"/><w:sz w:val="24"/><w:lang w:val="en-US"/></w:rPr><w:t>/{</w:t></w:r><w:proofErr w:type="spellStart"/><w:r><w:rPr><w:b/><w:spacing w:val="-5"/><w:sz w:val="24"/><w:lang w:val="en-US"/></w:rPr><w:t>SoKhachTrenBan</w:t></w:r><w:proofErr w:type="spellEnd"/><w:r><w:rPr><w:b/><w:spacing w:val="-5"/><w:sz w:val="24"/><w:lang w:val="en-US"/></w:rPr><w:t xml:space="preserve">} </w:t></w:r><w:proofErr w:type="spellStart"/><w:r><w:rPr><w:b/><w:spacing w:val="-5"/><w:sz w:val="24"/><w:lang w:val="en-US"/></w:rPr><w:t>khách</w:t></w:r><w:proofErr w:type="spellEnd"/></w:p></w:tc><w:tc><w:tcPr><w:tcW w:w="1980" w:type="dxa"/><w:shd w:val="clear" w:color="auto" w:fill="E6E6E6"/></w:tcPr><w:p><w:pPr><w:pStyle w:val="TableParagraph"/><w:spacing w:before="18"/><w:ind w:left="7" w:right="4"/><w:jc w:val="center"/><w:rPr><w:b/><w:sz w:val="24"/></w:rPr></w:pPr><w:r><w:rPr><w:b/><w:sz w:val="24"/></w:rPr><w:t>Đơn</w:t></w:r><w:r><w:rPr><w:b/><w:spacing w:val="-2"/><w:sz w:val="24"/></w:rPr><w:t xml:space="preserve"> </w:t></w:r><w:r><w:rPr><w:b/><w:spacing w:val="-5"/><w:sz w:val="24"/></w:rPr><w:t>giá</w:t></w:r></w:p></w:tc></w:tr><w:tr><w:trPr><w:trHeight w:val="316"/></w:trPr><w:tc><w:tcPr><w:tcW w:w="1336" w:type="dxa"/><w:vMerge/><w:tcBorders><w:top w:val="nil"/></w:tcBorders><w:shd w:val="clear" w:color="auto" w:fill="E6E6E6"/></w:tcPr><w:p><w:pPr><w:rPr><w:sz w:val="2"/><w:szCs w:val="2"/></w:rPr></w:pPr></w:p></w:tc><w:tc><w:tcPr><w:tcW w:w="6310" w:type="dxa"/><w:vMerge/><w:tcBorders><w:top w:val="nil"/></w:tcBorders><w:shd w:val="clear" w:color="auto" w:fill="E6E6E6"/></w:tcPr><w:p><w:pPr><w:rPr><w:sz w:val="2"/><w:szCs w:val="2"/></w:rPr></w:pPr></w:p></w:tc><w:tc><w:tcPr><w:tcW w:w="1980" w:type="dxa"/><w:shd w:val="clear" w:color="auto" w:fill="E6E6E6"/></w:tcPr><w:p><w:pPr><w:pStyle w:val="TableParagraph"/><w:spacing w:before="18"/><w:ind w:left="7"/><w:jc w:val="center"/><w:rPr><w:b/><w:sz w:val="24"/><w:lang w:val="en-US"/></w:rPr></w:pPr><w:r><w:rPr><w:b/><w:spacing w:val="-5"/><w:sz w:val="24"/><w:lang w:val="en-US"/></w:rPr><w:t>VNĐ</w:t></w:r></w:p></w:tc></w:tr><w:tr><w:trPr><w:trHeight w:val="395"/></w:trPr><w:tc><w:tcPr><w:tcW w:w="1336" w:type="dxa"/></w:tcPr><w:p><w:pPr><w:pStyle w:val="TableParagraph"/><w:spacing w:before="83"/><w:ind w:left="9"/><w:jc w:val="center"/><w:rPr><w:spacing w:val="-10"/><w:sz w:val="24"/></w:rPr></w:pPr><w:r><w:rPr><w:spacing w:val="-10"/><w:sz w:val="24"/></w:rPr><w:t>{#MenuTiec}</w:t></w:r></w:p></w:tc><w:tc><w:tcPr><w:tcW w:w="6310" w:type="dxa"/></w:tcPr><w:p><w:pPr><w:pStyle w:val="TableParagraph"/><w:ind w:firstLine="107"/><w:rPr><w:sz w:val="24"/><w:lang w:val="en-US"/></w:rPr></w:pPr><w:r><w:t>{TenMonAn}</w:t></w:r></w:p></w:tc><w:tc><w:tcPr><w:tcW w:w="1980" w:type="dxa"/></w:tcPr><w:p><w:pPr><w:pStyle w:val="TableParagraph"/><w:jc w:val="center"/><w:rPr><w:b/><w:bCs/><w:sz w:val="24"/><w:lang w:val="en-US"/></w:rPr></w:pPr><w:r><w:rPr><w:b/><w:bCs/><w:sz w:val="24"/><w:lang w:val="en-US"/></w:rPr><w:t>{</w:t></w:r><w:proofErr w:type="spellStart"/><w:r><w:rPr><w:b/><w:bCs/><w:sz w:val="24"/><w:lang w:val="en-US"/></w:rPr><w:t>DonGia</w:t></w:r><w:proofErr w:type="spellEnd"/><w:r><w:rPr><w:b/><w:bCs/><w:sz w:val="24"/><w:lang w:val="en-US"/></w:rPr><w:t>}{/</w:t></w:r><w:proofErr w:type="spellStart"/><w:r><w:rPr><w:b/><w:bCs/><w:sz w:val="24"/><w:lang w:val="en-US"/></w:rPr><w:t>MenuTiec</w:t></w:r><w:proofErr w:type="spellEnd"/><w:r><w:rPr><w:b/><w:bCs/><w:sz w:val="24"/><w:lang w:val="en-US"/></w:rPr><w:t>}</w:t></w:r></w:p></w:tc></w:tr><w:tr><w:trPr><w:trHeight w:val="421"/></w:trPr><w:tc><w:tcPr><w:tcW w:w="1336" w:type="dxa"/></w:tcPr><w:p><w:pPr><w:pStyle w:val="TableParagraph"/><w:rPr><w:sz w:val="24"/></w:rPr></w:pPr></w:p></w:tc><w:tc><w:tcPr><w:tcW w:w="6310" w:type="dxa"/></w:tcPr><w:p><w:pPr><w:pStyle w:val="TableParagraph"/><w:spacing w:before="71"/><w:ind w:left="9"/><w:jc w:val="center"/><w:rPr><w:b/><w:sz w:val="24"/></w:rPr></w:pPr><w:r><w:rPr><w:b/><w:sz w:val="24"/></w:rPr><w:t>TỔNG</w:t></w:r><w:r><w:rPr><w:b/><w:spacing w:val="-2"/><w:sz w:val="24"/></w:rPr><w:t xml:space="preserve"> </w:t></w:r><w:r><w:rPr><w:b/><w:spacing w:val="-4"/><w:sz w:val="24"/></w:rPr><w:t>CỘNG</w:t></w:r></w:p></w:tc><w:tc><w:tcPr><w:tcW w:w="1980" w:type="dxa"/><w:vAlign w:val="center"/></w:tcPr><w:p><w:pPr><w:pStyle w:val="TableParagraph"/><w:jc w:val="right"/><w:rPr><w:b/><w:bCs/><w:sz w:val="24"/><w:lang w:val="en-US"/></w:rPr></w:pPr><w:r><w:rPr><w:b/><w:bCs/><w:sz w:val="24"/><w:lang w:val="en-US"/></w:rPr><w:t>{</w:t></w:r><w:proofErr w:type="spellStart"/><w:r><w:rPr><w:b/><w:bCs/><w:sz w:val="24"/><w:lang w:val="en-US"/></w:rPr><w:t>MenuTongCong</w:t></w:r><w:proofErr w:type="spellEnd"/><w:r><w:rPr><w:b/><w:bCs/><w:sz w:val="24"/><w:lang w:val="en-US"/></w:rPr><w:t>}</w:t></w:r></w:p></w:tc></w:tr></w:tbl><w:p><w:pPr><w:pStyle w:val="ListParagraph"/><w:tabs><w:tab w:val="left" w:pos="360"/></w:tabs><w:spacing w:before="80"/><w:ind w:left="600" w:right="-270" w:firstLine="0"/><w:rPr><w:b/><w:sz w:val="24"/><w:lang w:val="en-US"/></w:rPr></w:pPr></w:p><w:p><w:pPr><w:pStyle w:val="ListParagraph"/><w:numPr><w:ilvl w:val="1"/><w:numId w:val="2"/></w:numPr><w:tabs><w:tab w:val="left" w:pos="360"/></w:tabs><w:spacing w:before="80"/><w:ind w:right="-270"/><w:rPr><w:b/><w:sz w:val="24"/></w:rPr></w:pPr><w:r><w:rPr><w:b/><w:sz w:val="24"/></w:rPr><w:t>Giá</w:t></w:r><w:r><w:rPr><w:b/><w:spacing w:val="-1"/><w:sz w:val="24"/></w:rPr><w:t xml:space="preserve"> </w:t></w:r><w:r><w:rPr><w:b/><w:sz w:val="24"/></w:rPr><w:t>trị</w:t></w:r><w:r><w:rPr><w:b/><w:spacing w:val="-1"/><w:sz w:val="24"/></w:rPr><w:t xml:space="preserve">  </w:t></w:r><w:r><w:rPr><w:b/><w:sz w:val="24"/></w:rPr><w:t>Hợp</w:t></w:r><w:r><w:rPr><w:b/><w:spacing w:val="-1"/><w:sz w:val="24"/></w:rPr><w:t xml:space="preserve"> </w:t></w:r><w:r><w:rPr><w:b/><w:sz w:val="24"/></w:rPr><w:t>Đồng</w:t></w:r><w:r><w:rPr><w:b/><w:sz w:val="24"/><w:lang w:val="en-US"/></w:rPr><w:t xml:space="preserve"> </w:t></w:r><w:proofErr w:type="spellStart"/><w:r><w:rPr><w:b/><w:sz w:val="24"/><w:lang w:val="en-US"/></w:rPr><w:t>tạm</w:t></w:r><w:proofErr w:type="spellEnd"/><w:r><w:rPr><w:b/><w:sz w:val="24"/><w:lang w:val="en-US"/></w:rPr><w:t xml:space="preserve"> </w:t></w:r><w:proofErr w:type="spellStart"/><w:r><w:rPr><w:b/><w:sz w:val="24"/><w:lang w:val="en-US"/></w:rPr><w:t>tính</w:t></w:r><w:proofErr w:type="spellEnd"/><w:r><w:rPr><w:b/><w:spacing w:val="-1"/><w:sz w:val="24"/><w:lang w:val="en-US"/></w:rPr><w:t>:</w:t></w:r></w:p><w:tbl><w:tblPr><w:tblW w:w="0" w:type="auto"/><w:tblInd w:w="78" w:type="dxa"/><w:tblLayout w:type="fixed"/><w:tblLook w:val="04A0" w:firstRow="1" w:lastRow="0" w:firstColumn="1" w:lastColumn="0" w:noHBand="0" w:noVBand="1"/></w:tblPr><w:tblGrid><w:gridCol w:w="731"/><w:gridCol w:w="2809"/><w:gridCol w:w="1485"/><w:gridCol w:w="1515"/><w:gridCol w:w="1380"/><w:gridCol w:w="1785"/></w:tblGrid><w:tr><w:trPr><w:trHeight w:val="672"/></w:trPr><w:tc><w:tcPr><w:tcW w:w="731" w:type="dxa"/><w:tcBorders><w:top w:val="single" w:sz="6" w:space="0" w:color="auto"/><w:left w:val="single" w:sz="6" w:space="0" w:color="auto"/><w:bottom w:val="single" w:sz="6" w:space="0" w:color="auto"/><w:right w:val="single" w:sz="6" w:space="0" w:color="auto"/><w:tl2br w:val="nil"/><w:tr2bl w:val="nil"/></w:tcBorders></w:tcPr><w:p><w:pPr><w:jc w:val="center"/><w:rPr><w:b/><w:color w:val="000000"/><w:szCs w:val="24"/></w:rPr></w:pPr><w:bookmarkStart w:id="0" w:name="_MON_1646391353"/><w:bookmarkEnd w:id="0"/><w:r><w:rPr><w:rFonts w:hint="eastAsia"/><w:b/><w:color w:val="000000"/><w:szCs w:val="24"/></w:rPr><w:t>STT</w:t></w:r></w:p></w:tc><w:tc><w:tcPr><w:tcW w:w="2809" w:type="dxa"/><w:tcBorders><w:top w:val="single" w:sz="6" w:space="0" w:color="auto"/><w:left w:val="single" w:sz="6" w:space="0" w:color="auto"/><w:bottom w:val="single" w:sz="6" w:space="0" w:color="auto"/><w:right w:val="single" w:sz="6" w:space="0" w:color="auto"/><w:tl2br w:val="nil"/><w:tr2bl w:val="nil"/></w:tcBorders></w:tcPr><w:p><w:pPr><w:jc w:val="center"/><w:rPr><w:b/><w:color w:val="000000"/><w:szCs w:val="24"/></w:rPr></w:pPr><w:r><w:rPr><w:rFonts w:hint="eastAsia"/><w:b/><w:color w:val="000000"/><w:szCs w:val="24"/></w:rPr><w:t>NỘI DUNG</w:t></w:r></w:p></w:tc><w:tc><w:tcPr><w:tcW w:w="1485" w:type="dxa"/><w:tcBorders><w:top w:val="single" w:sz="6" w:space="0" w:color="auto"/><w:left w:val="single" w:sz="6" w:space="0" w:color="auto"/><w:bottom w:val="single" w:sz="6" w:space="0" w:color="auto"/><w:right w:val="single" w:sz="6" w:space="0" w:color="auto"/><w:tl2br w:val="nil"/><w:tr2bl w:val="nil"/></w:tcBorders></w:tcPr><w:p><w:pPr><w:jc w:val="center"/><w:rPr><w:b/><w:color w:val="000000"/><w:szCs w:val="24"/></w:rPr></w:pPr><w:r><w:rPr><w:rFonts w:hint="eastAsia"/><w:b/><w:color w:val="000000"/><w:szCs w:val="24"/></w:rPr><w:t>ĐVT</w:t></w:r></w:p></w:tc><w:tc><w:tcPr><w:tcW w:w="1515" w:type="dxa"/><w:tcBorders><w:top w:val="single" w:sz="6" w:space="0" w:color="auto"/><w:left w:val="single" w:sz="6" w:space="0" w:color="auto"/><w:bottom w:val="single" w:sz="6" w:space="0" w:color="auto"/><w:right w:val="single" w:sz="6" w:space="0" w:color="auto"/><w:tl2br w:val="nil"/><w:tr2bl w:val="nil"/></w:tcBorders></w:tcPr><w:p><w:pPr><w:jc w:val="center"/><w:rPr><w:b/><w:color w:val="000000"/><w:szCs w:val="24"/></w:rPr></w:pPr><w:r><w:rPr><w:rFonts w:hint="eastAsia"/><w:b/><w:color w:val="000000"/><w:szCs w:val="24"/></w:rPr><w:t xml:space="preserve"> SỐ LƯỢNG </w:t></w:r></w:p></w:tc><w:tc><w:tcPr><w:tcW w:w="1380" w:type="dxa"/><w:tcBorders><w:top w:val="single" w:sz="6" w:space="0" w:color="auto"/><w:left w:val="single" w:sz="6" w:space="0" w:color="auto"/><w:bottom w:val="single" w:sz="6" w:space="0" w:color="auto"/><w:right w:val="single" w:sz="6" w:space="0" w:color="auto"/><w:tl2br w:val="nil"/><w:tr2bl w:val="nil"/></w:tcBorders></w:tcPr><w:p><w:pPr><w:jc w:val="center"/><w:rPr><w:b/><w:color w:val="000000"/><w:szCs w:val="24"/></w:rPr></w:pPr><w:r><w:rPr><w:rFonts w:hint="eastAsia"/><w:b/><w:color w:val="000000"/><w:szCs w:val="24"/></w:rPr><w:t xml:space="preserve"> ĐƠN GIÁ (VNĐ) </w:t></w:r></w:p></w:tc><w:tc><w:tcPr><w:tcW w:w="1785" w:type="dxa"/><w:tcBorders><w:top w:val="single" w:sz="6" w:space="0" w:color="auto"/><w:left w:val="single" w:sz="6" w:space="0" w:color="auto"/><w:bottom w:val="single" w:sz="6" w:space="0" w:color="auto"/><w:right w:val="single" w:sz="6" w:space="0" w:color="auto"/><w:tl2br w:val="nil"/><w:tr2bl w:val="nil"/></w:tcBorders></w:tcPr><w:p><w:pPr><w:jc w:val="center"/><w:rPr><w:b/><w:color w:val="000000"/><w:szCs w:val="24"/></w:rPr></w:pPr><w:r><w:rPr><w:rFonts w:hint="eastAsia"/><w:b/><w:color w:val="000000"/><w:szCs w:val="24"/></w:rPr><w:t xml:space="preserve"> THÀNH TIỀN (VNĐ) </w:t></w:r></w:p></w:tc></w:tr><w:tr><w:trPr><w:trHeight w:val="420"/></w:trPr><w:tc><w:tcPr><w:tcW w:w="731" w:type="dxa"/><w:tcBorders><w:top w:val="single" w:sz="6" w:space="0" w:color="auto"/><w:left w:val="single" w:sz="6" w:space="0" w:color="auto"/><w:bottom w:val="single" w:sz="6" w:space="0" w:color="auto"/><w:right w:val="single" w:sz="6" w:space="0" w:color="auto"/><w:tl2br w:val="nil"/><w:tr2bl w:val="nil"/></w:tcBorders></w:tcPr><w:p><w:pPr><w:jc w:val="center"/><w:rPr><w:color w:val="000000"/><w:szCs w:val="24"/></w:rPr></w:pPr><w:r><w:rPr><w:rFonts w:eastAsia="SimSun"/></w:rPr><w:t>{#DanhSachChiPhi} {STT}</w:t></w:r></w:p></w:tc><w:tc><w:tcPr><w:tcW w:w="2809" w:type="dxa"/><w:tcBorders><w:top w:val="single" w:sz="6" w:space="0" w:color="auto"/><w:left w:val="single" w:sz="6" w:space="0" w:color="auto"/><w:bottom w:val="single" w:sz="6" w:space="0" w:color="auto"/><w:right w:val="single" w:sz="6" w:space="0" w:color="auto"/><w:tl2br w:val="nil"/><w:tr2bl w:val="nil"/></w:tcBorders></w:tcPr><w:p><w:pPr><w:rPr><w:color w:val="000000"/><w:sz w:val="24"/><w:szCs w:val="24"/></w:rPr></w:pPr><w:r><w:rPr><w:rFonts w:hint="eastAsia"/><w:color w:val="000000"/><w:sz w:val="24"/><w:szCs w:val="24"/></w:rPr><w:t>{NoiDung}</w:t></w:r></w:p></w:tc><w:tc><w:tcPr><w:tcW w:w="1485" w:type="dxa"/><w:tcBorders><w:top w:val="single" w:sz="6" w:space="0" w:color="auto"/><w:left w:val="single" w:sz="6" w:space="0" w:color="auto"/><w:bottom w:val="single" w:sz="6" w:space="0" w:color="auto"/><w:right w:val="single" w:sz="6" w:space="0" w:color="auto"/><w:tl2br w:val="nil"/><w:tr2bl w:val="nil"/></w:tcBorders></w:tcPr><w:p><w:pPr><w:jc w:val="center"/><w:rPr><w:color w:val="000000"/><w:sz w:val="24"/><w:szCs w:val="24"/></w:rPr></w:pPr><w:r><w:rPr><w:rFonts w:hint="eastAsia"/><w:color w:val="000000"/><w:sz w:val="24"/><w:szCs w:val="24"/></w:rPr><w:t>{DVT}</w:t></w:r></w:p></w:tc><w:tc><w:tcPr><w:tcW w:w="1515" w:type="dxa"/><w:tcBorders><w:top w:val="single" w:sz="6" w:space="0" w:color="auto"/><w:left w:val="single" w:sz="6" w:space="0" w:color="auto"/><w:bottom w:val="single" w:sz="6" w:space="0" w:color="auto"/><w:right w:val="single" w:sz="6" w:space="0" w:color="auto"/><w:tl2br w:val="nil"/><w:tr2bl w:val="nil"/></w:tcBorders></w:tcPr><w:p><w:pPr><w:jc w:val="center"/><w:rPr><w:color w:val="000000"/><w:sz w:val="24"/><w:szCs w:val="24"/></w:rPr></w:pPr><w:r><w:rPr><w:rFonts w:hint="eastAsia"/><w:color w:val="000000"/><w:sz w:val="24"/><w:szCs w:val="24"/></w:rPr><w:t>{SoLuong}</w:t></w:r></w:p></w:tc><w:tc><w:tcPr><w:tcW w:w="1380" w:type="dxa"/><w:tcBorders><w:top w:val="single" w:sz="6" w:space="0" w:color="auto"/><w:left w:val="single" w:sz="6" w:space="0" w:color="auto"/><w:bottom w:val="single" w:sz="6" w:space="0" w:color="auto"/><w:right w:val="single" w:sz="6" w:space="0" w:color="auto"/><w:tl2br w:val="nil"/><w:tr2bl w:val="nil"/></w:tcBorders></w:tcPr><w:p><w:pPr><w:jc w:val="center"/><w:rPr><w:color w:val="000000"/><w:sz w:val="24"/><w:szCs w:val="24"/></w:rPr></w:pPr><w:r><w:t>{DonGia}</w:t></w:r></w:p></w:tc><w:tc><w:tcPr><w:tcW w:w="1785" w:type="dxa"/><w:tcBorders><w:top w:val="single" w:sz="6" w:space="0" w:color="auto"/><w:left w:val="single" w:sz="6" w:space="0" w:color="auto"/><w:bottom w:val="single" w:sz="6" w:space="0" w:color="auto"/><w:right w:val="single" w:sz="6" w:space="0" w:color="auto"/><w:tl2br w:val="nil"/><w:tr2bl w:val="nil"/></w:tcBorders></w:tcPr><w:p><w:pPr><w:jc w:val="center"/><w:rPr><w:color w:val="000000"/><w:sz w:val="24"/><w:szCs w:val="24"/></w:rPr></w:pPr><w:r><w:rPr><w:rFonts w:eastAsia="SimSun"/></w:rPr><w:t>{ThanhTien} {/DanhSachChiPhi}</w:t></w:r><w:r><w:rPr><w:rFonts w:hint="eastAsia"/><w:color w:val="000000"/></w:rPr><w:t xml:space="preserve">  </w:t></w:r><w:r><w:rPr><w:rFonts w:hint="eastAsia"/><w:color w:val="000000"/><w:sz w:val="24"/><w:szCs w:val="24"/></w:rPr><w:t xml:space="preserve"> </w:t></w:r></w:p></w:tc></w:tr><w:tr><w:trPr><w:trHeight w:val="480"/></w:trPr><w:tc><w:tcPr><w:tcW w:w="7920" w:type="dxa"/><w:gridSpan w:val="5"/><w:tcBorders><w:top w:val="single" w:sz="6" w:space="0" w:color="auto"/><w:left w:val="single" w:sz="6" w:space="0" w:color="auto"/><w:bottom w:val="single" w:sz="6" w:space="0" w:color="auto"/><w:right w:val="single" w:sz="6" w:space="0" w:color="auto"/><w:tl2br w:val="nil"/><w:tr2bl w:val="nil"/></w:tcBorders></w:tcPr><w:p><w:pPr><w:jc w:val="center"/><w:rPr><w:b/><w:color w:val="000000"/><w:szCs w:val="24"/></w:rPr></w:pPr><w:r><w:rPr><w:rFonts w:hint="eastAsia"/><w:b/><w:color w:val="000000"/><w:szCs w:val="24"/></w:rPr><w:t xml:space="preserve">Tổng giá trị Hợp Đồng tạm tính </w:t></w:r></w:p></w:tc><w:tc><w:tcPr><w:tcW w:w="1785" w:type="dxa"/><w:tcBorders><w:top w:val="single" w:sz="6" w:space="0" w:color="auto"/><w:left w:val="single" w:sz="6" w:space="0" w:color="auto"/><w:bottom w:val="single" w:sz="6" w:space="0" w:color="auto"/><w:right w:val="single" w:sz="6" w:space="0" w:color="auto"/><w:tl2br w:val="nil"/><w:tr2bl w:val="nil"/></w:tcBorders></w:tcPr><w:p><w:pPr><w:jc w:val="center"/><w:rPr><w:b/><w:color w:val="000000"/><w:sz w:val="24"/><w:szCs w:val="24"/></w:rPr></w:pPr><w:r><w:rPr><w:rFonts w:eastAsia="SimSun"/></w:rPr><w:t>{TongGiaTriTamTinh}</w:t></w:r></w:p></w:tc></w:tr></w:tbl><w:p><w:pPr><w:pStyle w:val="ListParagraph"/><w:tabs><w:tab w:val="left" w:pos="600"/><w:tab w:val="left" w:pos="9450"/></w:tabs><w:spacing w:before="80"/><w:ind w:left="270" w:right="180" w:firstLine="90"/><w:rPr><w:b/><w:sz w:val="24"/></w:rPr></w:pPr></w:p><w:p><w:pPr><w:pStyle w:val="BodyText"/><w:spacing w:before="11"/><w:rPr><w:b/><w:sz w:val="11"/></w:rPr></w:pPr></w:p><w:p><w:pPr><w:pStyle w:val="Heading1"/><w:spacing w:before="1"/></w:pPr><w:r><w:rPr><w:u w:val="single"/></w:rPr><w:t>ĐIỀU</w:t></w:r><w:r><w:rPr><w:spacing w:val="-1"/><w:u w:val="single"/></w:rPr><w:t xml:space="preserve"> </w:t></w:r><w:r><w:rPr><w:u w:val="single"/></w:rPr><w:t>3</w:t></w:r><w:r><w:t>:</w:t></w:r><w:r><w:rPr><w:spacing w:val="-1"/></w:rPr><w:t xml:space="preserve"> </w:t></w:r><w:r><w:t>CAM</w:t></w:r><w:r><w:rPr><w:spacing w:val="-1"/></w:rPr><w:t xml:space="preserve"> </w:t></w:r><w:r><w:t>KẾT</w:t></w:r><w:r><w:rPr><w:spacing w:val="-2"/></w:rPr><w:t xml:space="preserve"> </w:t></w:r><w:r><w:t>CỦA</w:t></w:r><w:r><w:rPr><w:spacing w:val="-1"/></w:rPr><w:t xml:space="preserve"> </w:t></w:r><w:r><w:t>CÁC</w:t></w:r><w:r><w:rPr><w:spacing w:val="-1"/></w:rPr><w:t xml:space="preserve"> </w:t></w:r><w:r><w:rPr><w:spacing w:val="-4"/></w:rPr><w:t>BÊN:</w:t></w:r></w:p><w:p><w:pPr><w:pStyle w:val="ListParagraph"/><w:numPr><w:ilvl w:val="0"/><w:numId w:val="6"/></w:numPr><w:tabs><w:tab w:val="left" w:pos="540"/></w:tabs><w:ind w:hanging="360"/><w:rPr><w:sz w:val="24"/></w:rPr></w:pPr><w:r><w:rPr><w:sz w:val="24"/><w:lang w:val="en-US"/></w:rPr><w:t xml:space="preserve">Hai </w:t></w:r><w:proofErr w:type="spellStart"/><w:r><w:rPr><w:sz w:val="24"/><w:lang w:val="en-US"/></w:rPr><w:t>Bên</w:t></w:r><w:proofErr w:type="spellEnd"/><w:r><w:rPr><w:sz w:val="24"/><w:lang w:val="en-US"/></w:rPr><w:t xml:space="preserve"> cam </w:t></w:r><w:proofErr w:type="spellStart"/><w:r><w:rPr><w:sz w:val="24"/><w:lang w:val="en-US"/></w:rPr><w:t>kết</w:t></w:r><w:proofErr w:type="spellEnd"/><w:r><w:rPr><w:sz w:val="24"/><w:lang w:val="en-US"/></w:rPr><w:t xml:space="preserve"> </w:t></w:r><w:proofErr w:type="spellStart"/><w:r><w:rPr><w:sz w:val="24"/><w:lang w:val="en-US"/></w:rPr><w:t>thực</w:t></w:r><w:proofErr w:type="spellEnd"/><w:r><w:rPr><w:sz w:val="24"/><w:lang w:val="en-US"/></w:rPr><w:t xml:space="preserve"> </w:t></w:r><w:proofErr w:type="spellStart"/><w:r><w:rPr><w:sz w:val="24"/><w:lang w:val="en-US"/></w:rPr><w:t>hiện</w:t></w:r><w:proofErr w:type="spellEnd"/><w:r><w:rPr><w:sz w:val="24"/><w:lang w:val="en-US"/></w:rPr><w:t xml:space="preserve"> </w:t></w:r><w:proofErr w:type="spellStart"/><w:r><w:rPr><w:sz w:val="24"/><w:lang w:val="en-US"/></w:rPr><w:t>đầy</w:t></w:r><w:proofErr w:type="spellEnd"/><w:r><w:rPr><w:sz w:val="24"/><w:lang w:val="en-US"/></w:rPr><w:t xml:space="preserve"> </w:t></w:r><w:proofErr w:type="spellStart"/><w:r><w:rPr><w:sz w:val="24"/><w:lang w:val="en-US"/></w:rPr><w:t>đủ</w:t></w:r><w:proofErr w:type="spellEnd"/><w:r><w:rPr><w:sz w:val="24"/><w:lang w:val="en-US"/></w:rPr><w:t xml:space="preserve">, </w:t></w:r><w:proofErr w:type="spellStart"/><w:r><w:rPr><w:sz w:val="24"/><w:lang w:val="en-US"/></w:rPr><w:t>đúng</w:t></w:r><w:proofErr w:type="spellEnd"/><w:r><w:rPr><w:sz w:val="24"/><w:lang w:val="en-US"/></w:rPr><w:t xml:space="preserve"> </w:t></w:r><w:proofErr w:type="spellStart"/><w:r><w:rPr><w:sz w:val="24"/><w:lang w:val="en-US"/></w:rPr><w:t>thời</w:t></w:r><w:proofErr w:type="spellEnd"/><w:r><w:rPr><w:sz w:val="24"/><w:lang w:val="en-US"/></w:rPr><w:t xml:space="preserve"> </w:t></w:r><w:proofErr w:type="spellStart"/><w:r><w:rPr><w:sz w:val="24"/><w:lang w:val="en-US"/></w:rPr><w:t>hạn</w:t></w:r><w:proofErr w:type="spellEnd"/><w:r><w:rPr><w:sz w:val="24"/><w:lang w:val="en-US"/></w:rPr><w:t xml:space="preserve"> </w:t></w:r><w:proofErr w:type="spellStart"/><w:r><w:rPr><w:sz w:val="24"/><w:lang w:val="en-US"/></w:rPr><w:t>và</w:t></w:r><w:proofErr w:type="spellEnd"/><w:r><w:rPr><w:sz w:val="24"/><w:lang w:val="en-US"/></w:rPr><w:t xml:space="preserve"> </w:t></w:r><w:proofErr w:type="spellStart"/><w:r><w:rPr><w:sz w:val="24"/><w:lang w:val="en-US"/></w:rPr><w:t>đúng</w:t></w:r><w:proofErr w:type="spellEnd"/><w:r><w:rPr><w:sz w:val="24"/><w:lang w:val="en-US"/></w:rPr><w:t xml:space="preserve"> </w:t></w:r><w:proofErr w:type="spellStart"/><w:r><w:rPr><w:sz w:val="24"/><w:lang w:val="en-US"/></w:rPr><w:t>các</w:t></w:r><w:proofErr w:type="spellEnd"/><w:r><w:rPr><w:sz w:val="24"/><w:lang w:val="en-US"/></w:rPr><w:t xml:space="preserve"> </w:t></w:r><w:proofErr w:type="spellStart"/><w:r><w:rPr><w:sz w:val="24"/><w:lang w:val="en-US"/></w:rPr><w:t>nội</w:t></w:r><w:proofErr w:type="spellEnd"/><w:r><w:rPr><w:sz w:val="24"/><w:lang w:val="en-US"/></w:rPr><w:t xml:space="preserve"> dung </w:t></w:r><w:proofErr w:type="spellStart"/><w:r><w:rPr><w:sz w:val="24"/><w:lang w:val="en-US"/></w:rPr><w:t>đã</w:t></w:r><w:proofErr w:type="spellEnd"/><w:r><w:rPr><w:sz w:val="24"/><w:lang w:val="en-US"/></w:rPr><w:t xml:space="preserve"> </w:t></w:r><w:proofErr w:type="spellStart"/><w:r><w:rPr><w:sz w:val="24"/><w:lang w:val="en-US"/></w:rPr><w:t>thỏa</w:t></w:r><w:proofErr w:type="spellEnd"/><w:r><w:rPr><w:sz w:val="24"/><w:lang w:val="en-US"/></w:rPr><w:t xml:space="preserve"> </w:t></w:r><w:proofErr w:type="spellStart"/><w:r><w:rPr><w:sz w:val="24"/><w:lang w:val="en-US"/></w:rPr><w:t>thuận</w:t></w:r><w:proofErr w:type="spellEnd"/><w:r><w:rPr><w:sz w:val="24"/><w:lang w:val="en-US"/></w:rPr><w:t xml:space="preserve"> </w:t></w:r><w:proofErr w:type="spellStart"/><w:r><w:rPr><w:sz w:val="24"/><w:lang w:val="en-US"/></w:rPr><w:t>tại</w:t></w:r><w:proofErr w:type="spellEnd"/><w:r><w:rPr><w:sz w:val="24"/><w:lang w:val="en-US"/></w:rPr><w:t xml:space="preserve"> </w:t></w:r><w:proofErr w:type="spellStart"/><w:r><w:rPr><w:sz w:val="24"/><w:lang w:val="en-US"/></w:rPr><w:t>Phụ</w:t></w:r><w:proofErr w:type="spellEnd"/><w:r><w:rPr><w:sz w:val="24"/><w:lang w:val="en-US"/></w:rPr><w:t xml:space="preserve"> </w:t></w:r><w:proofErr w:type="spellStart"/><w:r><w:rPr><w:sz w:val="24"/><w:lang w:val="en-US"/></w:rPr><w:t>lục</w:t></w:r><w:proofErr w:type="spellEnd"/><w:r><w:rPr><w:sz w:val="24"/><w:lang w:val="en-US"/></w:rPr><w:t xml:space="preserve"> </w:t></w:r><w:proofErr w:type="spellStart"/><w:r><w:rPr><w:sz w:val="24"/><w:lang w:val="en-US"/></w:rPr><w:t>này</w:t></w:r><w:proofErr w:type="spellEnd"/><w:r><w:rPr><w:sz w:val="24"/><w:lang w:val="en-US"/></w:rPr><w:t>.</w:t></w:r></w:p><w:p><w:pPr><w:pStyle w:val="ListParagraph"/><w:numPr><w:ilvl w:val="0"/><w:numId w:val="6"/></w:numPr><w:tabs><w:tab w:val="left" w:pos="540"/></w:tabs><w:spacing w:before="81"/><w:ind w:hanging="360"/><w:rPr><w:sz w:val="24"/></w:rPr></w:pPr><w:r><w:rPr><w:sz w:val="24"/></w:rPr><w:t>Hai Bên có trách nhiệm phối hợp, cung cấp thông tin và tạo điều kiện cần thiết theo quy định của pháp luật để Bên còn lại thực hiện các quyền và nghĩa vụ theo Hợp đồng và Phụ lục này</w:t></w:r><w:r><w:rPr><w:sz w:val="24"/><w:lang w:val="en-US"/></w:rPr><w:t>.</w:t></w:r></w:p><w:p><w:pPr><w:pStyle w:val="ListParagraph"/><w:numPr><w:ilvl w:val="0"/><w:numId w:val="6"/></w:numPr><w:tabs><w:tab w:val="left" w:pos="540"/></w:tabs><w:spacing w:before="81"/><w:ind w:hanging="360"/><w:rPr><w:sz w:val="24"/></w:rPr></w:pPr><w:r><w:rPr><w:sz w:val="24"/></w:rPr><w:t xml:space="preserve">Các nội dung không được sửa đổi, bổ sung tại Phụ lục này vẫn được thực hiện theo Hợp đồng tổ chức tiệc số </w:t></w:r><w:r><w:rPr><w:sz w:val="24"/><w:lang w:val="en-US"/></w:rPr><w:t>{</w:t></w:r><w:proofErr w:type="spellStart"/><w:r><w:rPr><w:sz w:val="24"/><w:lang w:val="en-US"/></w:rPr><w:t>Sohopdong</w:t></w:r><w:proofErr w:type="spellEnd"/><w:r><w:rPr><w:sz w:val="24"/><w:lang w:val="en-US"/></w:rPr><w:t>}</w:t></w:r><w:r><w:rPr><w:sz w:val="24"/></w:rPr><w:t xml:space="preserve"> ký ngày {NgayLapHD}/{ThangLapHD}/{NamLapHD}</w:t></w:r><w:r><w:rPr><w:sz w:val="24"/><w:lang w:val="en-US"/></w:rPr><w:t>.</w:t></w:r></w:p><w:p><w:pPr><w:pStyle w:val="ListParagraph"/><w:tabs><w:tab w:val="left" w:pos="540"/></w:tabs><w:spacing w:before="81"/><w:ind w:left="540" w:firstLine="0"/><w:rPr><w:sz w:val="24"/></w:rPr></w:pPr></w:p><w:p><w:pPr><w:pStyle w:val="Heading1"/><w:rPr><w:lang w:val="en-US"/></w:rPr></w:pPr><w:r><w:rPr><w:u w:val="single"/></w:rPr><w:t>ĐIỀU</w:t></w:r><w:r><w:rPr><w:spacing w:val="-1"/><w:u w:val="single"/></w:rPr><w:t xml:space="preserve"> </w:t></w:r><w:r><w:rPr><w:u w:val="single"/></w:rPr><w:t>4</w:t></w:r><w:r><w:t>:</w:t></w:r><w:r><w:rPr><w:spacing w:val="-1"/></w:rPr><w:t xml:space="preserve"> </w:t></w:r><w:r><w:t xml:space="preserve">HIỆU </w:t></w:r><w:r><w:rPr><w:spacing w:val="-4"/></w:rPr><w:t>LỰC</w:t></w:r><w:r><w:rPr><w:spacing w:val="-4"/><w:lang w:val="en-US"/></w:rPr><w:t xml:space="preserve"> PHỤ LỤC</w:t></w:r></w:p><w:p><w:pPr><w:pStyle w:val="ListParagraph"/><w:numPr><w:ilvl w:val="1"/><w:numId w:val="6"/></w:numPr><w:tabs><w:tab w:val="left" w:pos="631"/></w:tabs><w:ind w:hanging="362"/><w:rPr><w:sz w:val="24"/></w:rPr></w:pPr><w:proofErr w:type="spellStart"/><w:r><w:rPr><w:sz w:val="24"/><w:lang w:val="en-US"/></w:rPr><w:t>Phụ</w:t></w:r><w:proofErr w:type="spellEnd"/><w:r><w:rPr><w:sz w:val="24"/><w:lang w:val="en-US"/></w:rPr><w:t xml:space="preserve"> </w:t></w:r><w:proofErr w:type="spellStart"/><w:r><w:rPr><w:sz w:val="24"/><w:lang w:val="en-US"/></w:rPr><w:t>lục</w:t></w:r><w:proofErr w:type="spellEnd"/><w:r><w:rPr><w:sz w:val="24"/><w:lang w:val="en-US"/></w:rPr><w:t xml:space="preserve"> </w:t></w:r><w:proofErr w:type="spellStart"/><w:r><w:rPr><w:sz w:val="24"/><w:lang w:val="en-US"/></w:rPr><w:t>này</w:t></w:r><w:proofErr w:type="spellEnd"/><w:r><w:rPr><w:sz w:val="24"/><w:lang w:val="en-US"/></w:rPr><w:t xml:space="preserve"> </w:t></w:r><w:proofErr w:type="spellStart"/><w:r><w:rPr><w:sz w:val="24"/><w:lang w:val="en-US"/></w:rPr><w:t>có</w:t></w:r><w:proofErr w:type="spellEnd"/><w:r><w:rPr><w:sz w:val="24"/><w:lang w:val="en-US"/></w:rPr><w:t xml:space="preserve"> </w:t></w:r><w:proofErr w:type="spellStart"/><w:r><w:rPr><w:sz w:val="24"/><w:lang w:val="en-US"/></w:rPr><w:t>hiệu</w:t></w:r><w:proofErr w:type="spellEnd"/><w:r><w:rPr><w:sz w:val="24"/><w:lang w:val="en-US"/></w:rPr><w:t xml:space="preserve"> </w:t></w:r><w:proofErr w:type="spellStart"/><w:r><w:rPr><w:sz w:val="24"/><w:lang w:val="en-US"/></w:rPr><w:t>lực</w:t></w:r><w:proofErr w:type="spellEnd"/><w:r><w:rPr><w:sz w:val="24"/><w:lang w:val="en-US"/></w:rPr><w:t xml:space="preserve"> </w:t></w:r><w:proofErr w:type="spellStart"/><w:r><w:rPr><w:sz w:val="24"/><w:lang w:val="en-US"/></w:rPr><w:t>kể</w:t></w:r><w:proofErr w:type="spellEnd"/><w:r><w:rPr><w:sz w:val="24"/><w:lang w:val="en-US"/></w:rPr><w:t xml:space="preserve"> </w:t></w:r><w:proofErr w:type="spellStart"/><w:r><w:rPr><w:sz w:val="24"/><w:lang w:val="en-US"/></w:rPr><w:t>từ</w:t></w:r><w:proofErr w:type="spellEnd"/><w:r><w:rPr><w:sz w:val="24"/><w:lang w:val="en-US"/></w:rPr><w:t xml:space="preserve"> </w:t></w:r><w:proofErr w:type="spellStart"/><w:r><w:rPr><w:sz w:val="24"/><w:lang w:val="en-US"/></w:rPr><w:t>ngày</w:t></w:r><w:proofErr w:type="spellEnd"/><w:r><w:rPr><w:sz w:val="24"/><w:lang w:val="en-US"/></w:rPr><w:t xml:space="preserve"> </w:t></w:r><w:proofErr w:type="spellStart"/><w:r><w:rPr><w:sz w:val="24"/><w:lang w:val="en-US"/></w:rPr><w:t>được</w:t></w:r><w:proofErr w:type="spellEnd"/><w:r><w:rPr><w:spacing w:val="1"/><w:sz w:val="24"/></w:rPr><w:t xml:space="preserve"> </w:t></w:r><w:r><w:rPr><w:sz w:val="24"/></w:rPr><w:t>hai bên</w:t></w:r><w:r><w:rPr><w:spacing w:val="1"/><w:sz w:val="24"/></w:rPr><w:t xml:space="preserve"> </w:t></w:r><w:r><w:rPr><w:sz w:val="24"/></w:rPr><w:t>đồng</w:t></w:r><w:r><w:rPr><w:spacing w:val="-3"/><w:sz w:val="24"/></w:rPr><w:t xml:space="preserve"> </w:t></w:r><w:r><w:rPr><w:sz w:val="24"/></w:rPr><w:t>thuận</w:t></w:r><w:r><w:rPr><w:spacing w:val="1"/><w:sz w:val="24"/></w:rPr><w:t xml:space="preserve"> </w:t></w:r><w:r><w:rPr><w:sz w:val="24"/></w:rPr><w:t>ký</w:t></w:r><w:r><w:rPr><w:spacing w:val="-5"/><w:sz w:val="24"/></w:rPr><w:t xml:space="preserve"> </w:t></w:r><w:proofErr w:type="spellStart"/><w:r><w:rPr><w:sz w:val="24"/><w:lang w:val="en-US"/></w:rPr><w:t>xác</w:t></w:r><w:proofErr w:type="spellEnd"/><w:r><w:rPr><w:sz w:val="24"/><w:lang w:val="en-US"/></w:rPr><w:t xml:space="preserve"> </w:t></w:r><w:proofErr w:type="spellStart"/><w:r><w:rPr><w:sz w:val="24"/><w:lang w:val="en-US"/></w:rPr><w:t>nhận</w:t></w:r><w:proofErr w:type="spellEnd"/><w:r><w:rPr><w:sz w:val="24"/><w:lang w:val="en-US"/></w:rPr><w:t>.</w:t></w:r></w:p><w:p><w:pPr><w:pStyle w:val="ListParagraph"/><w:numPr><w:ilvl w:val="1"/><w:numId w:val="6"/></w:numPr><w:tabs><w:tab w:val="left" w:pos="631"/></w:tabs><w:spacing w:before="90" w:line="230" w:lineRule="auto"/><w:ind w:right="716"/><w:rPr><w:sz w:val="24"/></w:rPr></w:pPr><w:r><w:rPr><w:sz w:val="24"/></w:rPr><w:t>Phụ lục này</w:t></w:r><w:r><w:rPr><w:spacing w:val="-2"/><w:sz w:val="24"/></w:rPr><w:t xml:space="preserve"> </w:t></w:r><w:r><w:rPr><w:sz w:val="24"/></w:rPr><w:t xml:space="preserve">là một phần không thể tách rời của </w:t></w:r><w:r><w:rPr><w:b/><w:sz w:val="24"/></w:rPr><w:t>HĐ số:</w:t></w:r><w:r><w:rPr><w:b/><w:sz w:val="24"/><w:lang w:val="en-US"/></w:rPr><w:t xml:space="preserve">  </w:t></w:r><w:r><w:rPr><w:sz w:val="24"/><w:lang w:val="en-US"/></w:rPr><w:t>{</w:t></w:r><w:proofErr w:type="spellStart"/><w:r><w:rPr><w:sz w:val="24"/><w:lang w:val="en-US"/></w:rPr><w:t>Sohopdong</w:t></w:r><w:proofErr w:type="spellEnd"/><w:r><w:rPr><w:sz w:val="24"/><w:lang w:val="en-US"/></w:rPr><w:t>}</w:t></w:r><w:r><w:rPr><w:b/><w:sz w:val="24"/></w:rPr><w:t>, ký ngày</w:t></w:r><w:r><w:rPr><w:b/><w:sz w:val="24"/><w:lang w:val="en-US"/></w:rPr><w:t xml:space="preserve"> </w:t></w:r><w:r><w:rPr><w:sz w:val="24"/></w:rPr><w:t>{NgayLapHD}/{ThangLapHD}/{NamLapHD}</w:t></w:r><w:r><w:rPr><w:sz w:val="24"/><w:lang w:val="en-US"/></w:rPr><w:t>.</w:t></w:r></w:p><w:p><w:pPr><w:pStyle w:val="ListParagraph"/><w:numPr><w:ilvl w:val="1"/><w:numId w:val="6"/></w:numPr><w:tabs><w:tab w:val="left" w:pos="631"/></w:tabs><w:spacing w:before="90" w:line="230" w:lineRule="auto"/><w:ind w:right="716"/><w:rPr><w:sz w:val="24"/></w:rPr></w:pPr><w:r><w:rPr><w:bCs/><w:sz w:val="24"/><w:lang w:val="en-US"/></w:rPr><w:t xml:space="preserve">Trường </w:t></w:r><w:proofErr w:type="spellStart"/><w:r><w:rPr><w:bCs/><w:sz w:val="24"/><w:lang w:val="en-US"/></w:rPr><w:t>hợp</w:t></w:r><w:proofErr w:type="spellEnd"/><w:r><w:rPr><w:bCs/><w:sz w:val="24"/><w:lang w:val="en-US"/></w:rPr><w:t xml:space="preserve"> </w:t></w:r><w:proofErr w:type="spellStart"/><w:r><w:rPr><w:bCs/><w:sz w:val="24"/><w:lang w:val="en-US"/></w:rPr><w:t>có</w:t></w:r><w:proofErr w:type="spellEnd"/><w:r><w:rPr><w:bCs/><w:sz w:val="24"/><w:lang w:val="en-US"/></w:rPr><w:t xml:space="preserve"> </w:t></w:r><w:proofErr w:type="spellStart"/><w:r><w:rPr><w:bCs/><w:sz w:val="24"/><w:lang w:val="en-US"/></w:rPr><w:t>sự</w:t></w:r><w:proofErr w:type="spellEnd"/><w:r><w:rPr><w:bCs/><w:sz w:val="24"/><w:lang w:val="en-US"/></w:rPr><w:t xml:space="preserve"> </w:t></w:r><w:proofErr w:type="spellStart"/><w:r><w:rPr><w:bCs/><w:sz w:val="24"/><w:lang w:val="en-US"/></w:rPr><w:t>khác</w:t></w:r><w:proofErr w:type="spellEnd"/><w:r><w:rPr><w:bCs/><w:sz w:val="24"/><w:lang w:val="en-US"/></w:rPr><w:t xml:space="preserve"> </w:t></w:r><w:proofErr w:type="spellStart"/><w:r><w:rPr><w:bCs/><w:sz w:val="24"/><w:lang w:val="en-US"/></w:rPr><w:t>nhau</w:t></w:r><w:proofErr w:type="spellEnd"/><w:r><w:rPr><w:bCs/><w:sz w:val="24"/><w:lang w:val="en-US"/></w:rPr><w:t xml:space="preserve"> </w:t></w:r><w:proofErr w:type="spellStart"/><w:r><w:rPr><w:bCs/><w:sz w:val="24"/><w:lang w:val="en-US"/></w:rPr><w:t>giữa</w:t></w:r><w:proofErr w:type="spellEnd"/><w:r><w:rPr><w:bCs/><w:sz w:val="24"/><w:lang w:val="en-US"/></w:rPr><w:t xml:space="preserve"> </w:t></w:r><w:proofErr w:type="spellStart"/><w:r><w:rPr><w:bCs/><w:sz w:val="24"/><w:lang w:val="en-US"/></w:rPr><w:t>nội</w:t></w:r><w:proofErr w:type="spellEnd"/><w:r><w:rPr><w:bCs/><w:sz w:val="24"/><w:lang w:val="en-US"/></w:rPr><w:t xml:space="preserve"> dung </w:t></w:r><w:proofErr w:type="spellStart"/><w:r><w:rPr><w:bCs/><w:sz w:val="24"/><w:lang w:val="en-US"/></w:rPr><w:t>của</w:t></w:r><w:proofErr w:type="spellEnd"/><w:r><w:rPr><w:bCs/><w:sz w:val="24"/><w:lang w:val="en-US"/></w:rPr><w:t xml:space="preserve"> </w:t></w:r><w:proofErr w:type="spellStart"/><w:r><w:rPr><w:bCs/><w:sz w:val="24"/><w:lang w:val="en-US"/></w:rPr><w:t>Hợp</w:t></w:r><w:proofErr w:type="spellEnd"/><w:r><w:rPr><w:bCs/><w:sz w:val="24"/><w:lang w:val="en-US"/></w:rPr><w:t xml:space="preserve"> </w:t></w:r><w:proofErr w:type="spellStart"/><w:r><w:rPr><w:bCs/><w:sz w:val="24"/><w:lang w:val="en-US"/></w:rPr><w:t>đồng</w:t></w:r><w:proofErr w:type="spellEnd"/><w:r><w:rPr><w:bCs/><w:sz w:val="24"/><w:lang w:val="en-US"/></w:rPr><w:t xml:space="preserve"> </w:t></w:r><w:proofErr w:type="spellStart"/><w:r><w:rPr><w:bCs/><w:sz w:val="24"/><w:lang w:val="en-US"/></w:rPr><w:t>và</w:t></w:r><w:proofErr w:type="spellEnd"/><w:r><w:rPr><w:bCs/><w:sz w:val="24"/><w:lang w:val="en-US"/></w:rPr><w:t xml:space="preserve"> </w:t></w:r><w:proofErr w:type="spellStart"/><w:r><w:rPr><w:bCs/><w:sz w:val="24"/><w:lang w:val="en-US"/></w:rPr><w:t>Phụ</w:t></w:r><w:proofErr w:type="spellEnd"/><w:r><w:rPr><w:bCs/><w:sz w:val="24"/><w:lang w:val="en-US"/></w:rPr><w:t xml:space="preserve"> </w:t></w:r><w:proofErr w:type="spellStart"/><w:r><w:rPr><w:bCs/><w:sz w:val="24"/><w:lang w:val="en-US"/></w:rPr><w:t>lục</w:t></w:r><w:proofErr w:type="spellEnd"/><w:r><w:rPr><w:bCs/><w:sz w:val="24"/><w:lang w:val="en-US"/></w:rPr><w:t xml:space="preserve"> </w:t></w:r><w:proofErr w:type="spellStart"/><w:r><w:rPr><w:bCs/><w:sz w:val="24"/><w:lang w:val="en-US"/></w:rPr><w:t>này</w:t></w:r><w:proofErr w:type="spellEnd"/><w:r><w:rPr><w:bCs/><w:sz w:val="24"/><w:lang w:val="en-US"/></w:rPr><w:t xml:space="preserve"> </w:t></w:r><w:proofErr w:type="spellStart"/><w:r><w:rPr><w:bCs/><w:sz w:val="24"/><w:lang w:val="en-US"/></w:rPr><w:t>thì</w:t></w:r><w:proofErr w:type="spellEnd"/><w:r><w:rPr><w:bCs/><w:sz w:val="24"/><w:lang w:val="en-US"/></w:rPr><w:t xml:space="preserve"> </w:t></w:r><w:proofErr w:type="spellStart"/><w:r><w:rPr><w:bCs/><w:sz w:val="24"/><w:lang w:val="en-US"/></w:rPr><w:t>nội</w:t></w:r><w:proofErr w:type="spellEnd"/><w:r><w:rPr><w:bCs/><w:sz w:val="24"/><w:lang w:val="en-US"/></w:rPr><w:t xml:space="preserve"> dung </w:t></w:r><w:proofErr w:type="spellStart"/><w:r><w:rPr><w:bCs/><w:sz w:val="24"/><w:lang w:val="en-US"/></w:rPr><w:t>của</w:t></w:r><w:proofErr w:type="spellEnd"/><w:r><w:rPr><w:bCs/><w:sz w:val="24"/><w:lang w:val="en-US"/></w:rPr><w:t xml:space="preserve"> </w:t></w:r><w:proofErr w:type="spellStart"/><w:r><w:rPr><w:bCs/><w:sz w:val="24"/><w:lang w:val="en-US"/></w:rPr><w:t>Phụ</w:t></w:r><w:proofErr w:type="spellEnd"/><w:r><w:rPr><w:bCs/><w:sz w:val="24"/><w:lang w:val="en-US"/></w:rPr><w:t xml:space="preserve"> </w:t></w:r><w:proofErr w:type="spellStart"/><w:r><w:rPr><w:bCs/><w:sz w:val="24"/><w:lang w:val="en-US"/></w:rPr><w:t>lục</w:t></w:r><w:proofErr w:type="spellEnd"/><w:r><w:rPr><w:bCs/><w:sz w:val="24"/><w:lang w:val="en-US"/></w:rPr><w:t xml:space="preserve"> </w:t></w:r><w:proofErr w:type="spellStart"/><w:r><w:rPr><w:bCs/><w:sz w:val="24"/><w:lang w:val="en-US"/></w:rPr><w:t>này</w:t></w:r><w:proofErr w:type="spellEnd"/><w:r><w:rPr><w:bCs/><w:sz w:val="24"/><w:lang w:val="en-US"/></w:rPr><w:t xml:space="preserve"> </w:t></w:r><w:proofErr w:type="spellStart"/><w:r><w:rPr><w:bCs/><w:sz w:val="24"/><w:lang w:val="en-US"/></w:rPr><w:t>được</w:t></w:r><w:proofErr w:type="spellEnd"/><w:r><w:rPr><w:bCs/><w:sz w:val="24"/><w:lang w:val="en-US"/></w:rPr><w:t xml:space="preserve"> </w:t></w:r><w:proofErr w:type="spellStart"/><w:r><w:rPr><w:bCs/><w:sz w:val="24"/><w:lang w:val="en-US"/></w:rPr><w:t>ưu</w:t></w:r><w:proofErr w:type="spellEnd"/><w:r><w:rPr><w:bCs/><w:sz w:val="24"/><w:lang w:val="en-US"/></w:rPr><w:t xml:space="preserve"> </w:t></w:r><w:proofErr w:type="spellStart"/><w:r><w:rPr><w:bCs/><w:sz w:val="24"/><w:lang w:val="en-US"/></w:rPr><w:t>tiên</w:t></w:r><w:proofErr w:type="spellEnd"/><w:r><w:rPr><w:bCs/><w:sz w:val="24"/><w:lang w:val="en-US"/></w:rPr><w:t xml:space="preserve"> </w:t></w:r><w:proofErr w:type="spellStart"/><w:r><w:rPr><w:bCs/><w:sz w:val="24"/><w:lang w:val="en-US"/></w:rPr><w:t>áp</w:t></w:r><w:proofErr w:type="spellEnd"/><w:r><w:rPr><w:bCs/><w:sz w:val="24"/><w:lang w:val="en-US"/></w:rPr><w:t xml:space="preserve"> </w:t></w:r><w:proofErr w:type="spellStart"/><w:r><w:rPr><w:bCs/><w:sz w:val="24"/><w:lang w:val="en-US"/></w:rPr><w:t>dụng</w:t></w:r><w:proofErr w:type="spellEnd"/><w:r><w:rPr><w:bCs/><w:sz w:val="24"/><w:lang w:val="en-US"/></w:rPr><w:t xml:space="preserve"> </w:t></w:r><w:proofErr w:type="spellStart"/><w:r><w:rPr><w:bCs/><w:sz w:val="24"/><w:lang w:val="en-US"/></w:rPr><w:t>đối</w:t></w:r><w:proofErr w:type="spellEnd"/><w:r><w:rPr><w:bCs/><w:sz w:val="24"/><w:lang w:val="en-US"/></w:rPr><w:t xml:space="preserve"> </w:t></w:r><w:proofErr w:type="spellStart"/><w:r><w:rPr><w:bCs/><w:sz w:val="24"/><w:lang w:val="en-US"/></w:rPr><w:t>với</w:t></w:r><w:proofErr w:type="spellEnd"/><w:r><w:rPr><w:bCs/><w:sz w:val="24"/><w:lang w:val="en-US"/></w:rPr><w:t xml:space="preserve"> </w:t></w:r><w:proofErr w:type="spellStart"/><w:r><w:rPr><w:bCs/><w:sz w:val="24"/><w:lang w:val="en-US"/></w:rPr><w:t>các</w:t></w:r><w:proofErr w:type="spellEnd"/><w:r><w:rPr><w:bCs/><w:sz w:val="24"/><w:lang w:val="en-US"/></w:rPr><w:t xml:space="preserve"> </w:t></w:r><w:proofErr w:type="spellStart"/><w:r><w:rPr><w:bCs/><w:sz w:val="24"/><w:lang w:val="en-US"/></w:rPr><w:t>nội</w:t></w:r><w:proofErr w:type="spellEnd"/><w:r><w:rPr><w:bCs/><w:sz w:val="24"/><w:lang w:val="en-US"/></w:rPr><w:t xml:space="preserve"> dung </w:t></w:r><w:proofErr w:type="spellStart"/><w:r><w:rPr><w:bCs/><w:sz w:val="24"/><w:lang w:val="en-US"/></w:rPr><w:t>được</w:t></w:r><w:proofErr w:type="spellEnd"/><w:r><w:rPr><w:bCs/><w:sz w:val="24"/><w:lang w:val="en-US"/></w:rPr><w:t xml:space="preserve"> </w:t></w:r><w:proofErr w:type="spellStart"/><w:r><w:rPr><w:bCs/><w:sz w:val="24"/><w:lang w:val="en-US"/></w:rPr><w:t>sửa</w:t></w:r><w:proofErr w:type="spellEnd"/><w:r><w:rPr><w:bCs/><w:sz w:val="24"/><w:lang w:val="en-US"/></w:rPr><w:t xml:space="preserve"> </w:t></w:r><w:proofErr w:type="spellStart"/><w:r><w:rPr><w:bCs/><w:sz w:val="24"/><w:lang w:val="en-US"/></w:rPr><w:t>đổi</w:t></w:r><w:proofErr w:type="spellEnd"/><w:r><w:rPr><w:bCs/><w:sz w:val="24"/><w:lang w:val="en-US"/></w:rPr><w:t xml:space="preserve">, </w:t></w:r><w:proofErr w:type="spellStart"/><w:r><w:rPr><w:bCs/><w:sz w:val="24"/><w:lang w:val="en-US"/></w:rPr><w:t>bổ</w:t></w:r><w:proofErr w:type="spellEnd"/><w:r><w:rPr><w:bCs/><w:sz w:val="24"/><w:lang w:val="en-US"/></w:rPr><w:t xml:space="preserve"> sung</w:t></w:r></w:p><w:p><w:pPr><w:pStyle w:val="ListParagraph"/><w:numPr><w:ilvl w:val="1"/><w:numId w:val="6"/></w:numPr><w:tabs><w:tab w:val="left" w:pos="631"/></w:tabs><w:spacing w:before="90" w:line="230" w:lineRule="auto"/><w:ind w:right="716"/><w:rPr><w:sz w:val="24"/></w:rPr></w:pPr><w:proofErr w:type="spellStart"/><w:r><w:rPr><w:bCs/><w:sz w:val="24"/><w:lang w:val="en-US"/></w:rPr><w:t>Phụ</w:t></w:r><w:proofErr w:type="spellEnd"/><w:r><w:rPr><w:bCs/><w:sz w:val="24"/><w:lang w:val="en-US"/></w:rPr><w:t xml:space="preserve"> </w:t></w:r><w:proofErr w:type="spellStart"/><w:r><w:rPr><w:bCs/><w:sz w:val="24"/><w:lang w:val="en-US"/></w:rPr><w:t>lục</w:t></w:r><w:proofErr w:type="spellEnd"/><w:r><w:rPr><w:bCs/><w:sz w:val="24"/><w:lang w:val="en-US"/></w:rPr><w:t xml:space="preserve"> </w:t></w:r><w:r><w:rPr><w:sz w:val="24"/></w:rPr><w:t>được lập</w:t></w:r><w:r><w:rPr><w:sz w:val="24"/><w:lang w:val="en-US"/></w:rPr><w:t xml:space="preserve"> </w:t></w:r><w:proofErr w:type="spellStart"/><w:r><w:rPr><w:sz w:val="24"/><w:lang w:val="en-US"/></w:rPr><w:t>thành</w:t></w:r><w:proofErr w:type="spellEnd"/><w:r><w:rPr><w:sz w:val="24"/></w:rPr><w:t xml:space="preserve"> 03 bản, bên A giữ 02 bản, bên B giữ 01 bản có giá trị pháp lý như nhau kể từ ngày ký.</w:t></w:r></w:p><w:p><w:pPr><w:pStyle w:val="ListParagraph"/><w:tabs><w:tab w:val="left" w:pos="631"/></w:tabs><w:spacing w:before="90" w:line="230" w:lineRule="auto"/><w:ind w:left="631" w:right="716" w:firstLine="0"/><w:rPr><w:sz w:val="24"/></w:rPr></w:pPr></w:p><w:p><w:pPr><w:pStyle w:val="Heading1"/><w:tabs><w:tab w:val="left" w:pos="6601"/></w:tabs><w:spacing w:before="1"/><w:ind w:left="1260"/></w:pPr><w:r><w:t>ĐẠI</w:t></w:r><w:r><w:rPr><w:spacing w:val="-3"/></w:rPr><w:t xml:space="preserve"> </w:t></w:r><w:r><w:t>DIỆN</w:t></w:r><w:r><w:rPr><w:spacing w:val="-1"/></w:rPr><w:t xml:space="preserve"> </w:t></w:r><w:r><w:t>BÊN</w:t></w:r><w:r><w:rPr><w:spacing w:val="-1"/></w:rPr><w:t xml:space="preserve"> </w:t></w:r><w:r><w:rPr><w:spacing w:val="-10"/></w:rPr><w:t>A</w:t></w:r><w:r><w:tab/><w:t>ĐẠI</w:t></w:r><w:r><w:rPr><w:spacing w:val="-3"/></w:rPr><w:t xml:space="preserve"> </w:t></w:r><w:r><w:t>DIỆN</w:t></w:r><w:r><w:rPr><w:spacing w:val="-1"/></w:rPr><w:t xml:space="preserve"> </w:t></w:r><w:r><w:t>BÊN</w:t></w:r><w:r><w:rPr><w:spacing w:val="-1"/></w:rPr><w:t xml:space="preserve"> </w:t></w:r><w:r><w:rPr><w:spacing w:val="-10"/></w:rPr><w:t>B</w:t></w:r></w:p><w:p><w:pPr><w:pStyle w:val="BodyText"/><w:rPr><w:b/></w:rPr></w:pPr></w:p><w:p><w:pPr><w:pStyle w:val="BodyText"/><w:rPr><w:b/></w:rPr></w:pPr></w:p><w:p><w:pPr><w:pStyle w:val="BodyText"/><w:rPr><w:b/></w:rPr></w:pPr></w:p><w:p><w:pPr><w:pStyle w:val="BodyText"/><w:rPr><w:b/></w:rPr></w:pPr></w:p><w:p><w:pPr><w:pStyle w:val="BodyText"/><w:spacing w:before="156"/><w:rPr><w:b/><w:lang w:val="en-US"/></w:rPr></w:pPr><w:r><w:rPr><w:b/><w:lang w:val="en-US"/></w:rPr><w:tab/></w:r><w:r><w:rPr><w:b/><w:lang w:val="en-US"/></w:rPr><w:tab/></w:r><w:r><w:rPr><w:b/><w:lang w:val="en-US"/></w:rPr><w:tab/></w:r><w:r><w:rPr><w:b/><w:lang w:val="en-US"/></w:rPr><w:tab/></w:r><w:r><w:rPr><w:b/><w:lang w:val="en-US"/></w:rPr><w:tab/></w:r><w:r><w:rPr><w:b/><w:lang w:val="en-US"/></w:rPr><w:tab/></w:r><w:r><w:rPr><w:b/><w:lang w:val="en-US"/></w:rPr><w:tab/></w:r><w:r><w:rPr><w:b/><w:lang w:val="en-US"/></w:rPr><w:tab/></w:r><w:r><w:rPr><w:b/><w:lang w:val="en-US"/></w:rPr><w:tab/></w:r></w:p><w:p><w:pPr><w:tabs><w:tab w:val="left" w:pos="4015"/><w:tab w:val="left" w:pos="5682"/><w:tab w:val="left" w:pos="9776"/></w:tabs><w:spacing w:line="364" w:lineRule="auto"/><w:ind w:left="540" w:right="661"/><w:rPr><w:b/><w:sz w:val="24"/></w:rPr></w:pPr><w:r><w:rPr><w:b/><w:sz w:val="24"/></w:rPr><w:t xml:space="preserve">Ký: </w:t></w:r><w:r><w:rPr><w:b/><w:sz w:val="24"/><w:u w:val="single"/></w:rPr><w:tab/></w:r><w:r><w:rPr><w:b/><w:sz w:val="24"/></w:rPr><w:tab/></w:r><w:r><w:rPr><w:b/><w:spacing w:val="-33"/><w:sz w:val="24"/></w:rPr><w:t xml:space="preserve"> </w:t></w:r><w:r><w:rPr><w:b/><w:sz w:val="24"/></w:rPr><w:t xml:space="preserve">Ký: </w:t></w:r><w:r><w:rPr><w:b/><w:sz w:val="24"/><w:u w:val="single"/></w:rPr><w:tab/></w:r><w:r><w:rPr><w:b/><w:sz w:val="24"/></w:rPr><w:t xml:space="preserve"> </w:t></w:r></w:p><w:p><w:pPr><w:tabs><w:tab w:val="left" w:pos="4015"/><w:tab w:val="left" w:pos="5682"/><w:tab w:val="left" w:pos="9776"/></w:tabs><w:spacing w:line="364" w:lineRule="auto"/><w:ind w:left="540" w:right="661"/><w:rPr><w:b/><w:sz w:val="24"/><w:lang w:val="en-US"/></w:rPr></w:pPr><w:proofErr w:type="spellStart"/><w:r><w:rPr><w:b/><w:sz w:val="24"/><w:lang w:val="en-US"/></w:rPr><w:t>Ông</w:t></w:r><w:proofErr w:type="spellEnd"/><w:r><w:rPr><w:b/><w:sz w:val="24"/></w:rPr><w:t xml:space="preserve">: </w:t></w:r><w:r><w:rPr><w:b/><w:sz w:val="24"/><w:szCs w:val="24"/><w:lang w:val="fr-FR"/></w:rPr><w:t>{</w:t></w:r><w:proofErr w:type="spellStart"/><w:r><w:rPr><w:b/><w:sz w:val="24"/><w:szCs w:val="24"/><w:lang w:val="fr-FR"/></w:rPr><w:t>BenADaiDien</w:t></w:r><w:proofErr w:type="spellEnd"/><w:r><w:rPr><w:b/><w:sz w:val="24"/><w:szCs w:val="24"/><w:lang w:val="fr-FR"/></w:rPr><w:t>}</w:t></w:r><w:r><w:rPr><w:b/><w:sz w:val="24"/><w:szCs w:val="24"/><w:lang w:val="fr-FR"/></w:rPr><w:tab/></w:r><w:r><w:rPr><w:b/><w:sz w:val="24"/><w:szCs w:val="24"/><w:lang w:val="fr-FR"/></w:rPr><w:tab/></w:r><w:r><w:rPr><w:b/><w:spacing w:val="-2"/><w:sz w:val="24"/></w:rPr><w:t>Ông/Bà:</w:t></w:r><w:r><w:rPr><w:b/><w:bCs/><w:sz w:val="24"/><w:szCs w:val="24"/></w:rPr><w:t xml:space="preserve"> {BenBTenDaiDien}</w:t></w:r></w:p><w:p><w:pPr><w:tabs><w:tab w:val="left" w:pos="4015"/><w:tab w:val="left" w:pos="5682"/><w:tab w:val="left" w:pos="9776"/></w:tabs><w:spacing w:line="364" w:lineRule="auto"/><w:ind w:left="540" w:right="661"/></w:pPr><w:proofErr w:type="spellStart"/><w:r><w:rPr><w:b/><w:sz w:val="24"/><w:szCs w:val="24"/><w:lang w:val="fr-FR"/></w:rPr><w:t>Chức</w:t></w:r><w:proofErr w:type="spellEnd"/><w:r><w:rPr><w:b/><w:sz w:val="24"/><w:szCs w:val="24"/><w:lang w:val="fr-FR"/></w:rPr><w:t xml:space="preserve"> </w:t></w:r><w:proofErr w:type="spellStart"/><w:r><w:rPr><w:b/><w:sz w:val="24"/><w:szCs w:val="24"/><w:lang w:val="fr-FR"/></w:rPr><w:t>vụ</w:t></w:r><w:proofErr w:type="spellEnd"/><w:r><w:rPr><w:b/><w:sz w:val="24"/><w:szCs w:val="24"/><w:lang w:val="fr-FR"/></w:rPr><w:t> : {</w:t></w:r><w:proofErr w:type="spellStart"/><w:r><w:rPr><w:b/><w:sz w:val="24"/><w:szCs w:val="24"/><w:lang w:val="fr-FR"/></w:rPr><w:t>BenAChucVuDaiDien</w:t></w:r><w:proofErr w:type="spellEnd"/><w:r><w:rPr><w:b/><w:sz w:val="24"/><w:szCs w:val="24"/><w:lang w:val="fr-FR"/></w:rPr><w:t>}</w:t></w:r><w:r><w:rPr><w:b/><w:sz w:val="24"/></w:rPr><w:tab/></w:r></w:p><w:sectPr><w:footerReference w:type="default" r:id="rId7"/><w:pgSz w:w="12240" w:h="15840"/><w:pgMar w:top="780" w:right="720" w:bottom="1440" w:left="990" w:header="403" w:footer="0" w:gutter="0"/><w:cols w:space="720"/><w:docGrid w:linePitch="360"/></w:sectPr></w:body></w:document>
+<w:document xmlns:wpc="http://schemas.microsoft.com/office/word/2010/wordprocessingCanvas" xmlns:cx="http://schemas.microsoft.com/office/drawing/2014/chartex" xmlns:cx1="http://schemas.microsoft.com/office/drawing/2015/9/8/chartex" xmlns:cx2="http://schemas.microsoft.com/office/drawing/2015/10/21/chartex" xmlns:cx3="http://schemas.microsoft.com/office/drawing/2016/5/9/chartex" xmlns:cx4="http://schemas.microsoft.com/office/drawing/2016/5/10/chartex" xmlns:cx5="http://schemas.microsoft.com/office/drawing/2016/5/11/chartex" xmlns:cx6="http://schemas.microsoft.com/office/drawing/2016/5/12/chartex" xmlns:cx7="http://schemas.microsoft.com/office/drawing/2016/5/13/chartex" xmlns:cx8="http://schemas.microsoft.com/office/drawing/2016/5/14/chartex" xmlns:mc="http://schemas.openxmlformats.org/markup-compatibility/2006" xmlns:aink="http://schemas.microsoft.com/office/drawing/2016/ink" xmlns:am3d="http://schemas.microsoft.com/office/drawing/2017/model3d" xmlns:o="urn:schemas-microsoft-com:office:office" xmlns:oel="http://schemas.microsoft.com/office/2019/extlst" xmlns:r="http://schemas.openxmlformats.org/officeDocument/2006/relationships" xmlns:m="http://schemas.openxmlformats.org/officeDocument/2006/math" xmlns:v="urn:schemas-microsoft-com:vml" xmlns:wp14="http://schemas.microsoft.com/office/word/2010/wordprocessingDrawing" xmlns:wp="http://schemas.openxmlformats.org/drawingml/2006/wordprocessingDrawing" xmlns:w10="urn:schemas-microsoft-com:office:word" xmlns:w="http://schemas.openxmlformats.org/wordprocessingml/2006/main" xmlns:w14="http://schemas.microsoft.com/office/word/2010/wordml" xmlns:w15="http://schemas.microsoft.com/office/word/2012/wordml" xmlns:w16cex="http://schemas.microsoft.com/office/word/2018/wordml/cex" xmlns:w16cid="http://schemas.microsoft.com/office/word/2016/wordml/cid" xmlns:w16="http://schemas.microsoft.com/office/word/2018/wordml" xmlns:w16du="http://schemas.microsoft.com/office/word/2023/wordml/word16du" xmlns:w16sdtdh="http://schemas.microsoft.com/office/word/2020/wordml/sdtdatahash" xmlns:w16sdtfl="http://schemas.microsoft.com/office/word/2024/wordml/sdtformatlock" xmlns:w16se="http://schemas.microsoft.com/office/word/2015/wordml/symex" xmlns:wpg="http://schemas.microsoft.com/office/word/2010/wordprocessingGroup" xmlns:wpi="http://schemas.microsoft.com/office/word/2010/wordprocessingInk" xmlns:wne="http://schemas.microsoft.com/office/word/2006/wordml" xmlns:wps="http://schemas.microsoft.com/office/word/2010/wordprocessingShape" mc:Ignorable="w14 w15 w16se w16cid w16 w16cex w16sdtdh w16sdtfl w16du wp14"><w:body><w:p><w:pPr><w:pStyle w:val="BodyText"/><w:spacing w:before="195"/><w:ind w:right="361"/><w:rPr><w:lang w:val="en-US"/></w:rPr></w:pPr></w:p><w:p><w:pPr><w:pStyle w:val="BodyText"/><w:spacing w:before="195"/><w:ind w:right="361"/><w:rPr><w:lang w:val="en-US"/></w:rPr></w:pPr><w:r><w:rPr><w:lang w:val="en-US"/></w:rPr><w:t xml:space="preserve">                                                                          </w:t></w:r></w:p><w:p><w:pPr><w:spacing w:before="146" w:line="362" w:lineRule="auto"/><w:ind w:left="2862" w:right="3220"/><w:jc w:val="center"/><w:rPr><w:b/><w:sz w:val="24"/></w:rPr></w:pPr><w:r><w:rPr><w:b/><w:sz w:val="24"/></w:rPr><w:t>Cộng</w:t></w:r><w:r><w:rPr><w:b/><w:spacing w:val="-5"/><w:sz w:val="24"/></w:rPr><w:t xml:space="preserve"> </w:t></w:r><w:r><w:rPr><w:b/><w:sz w:val="24"/></w:rPr><w:t>Hòa</w:t></w:r><w:r><w:rPr><w:b/><w:spacing w:val="-5"/><w:sz w:val="24"/></w:rPr><w:t xml:space="preserve"> </w:t></w:r><w:r><w:rPr><w:b/><w:sz w:val="24"/></w:rPr><w:t>Xã</w:t></w:r><w:r><w:rPr><w:b/><w:spacing w:val="-5"/><w:sz w:val="24"/></w:rPr><w:t xml:space="preserve"> </w:t></w:r><w:r><w:rPr><w:b/><w:sz w:val="24"/></w:rPr><w:t>Hội</w:t></w:r><w:r><w:rPr><w:b/><w:spacing w:val="-5"/><w:sz w:val="24"/></w:rPr><w:t xml:space="preserve"> </w:t></w:r><w:r><w:rPr><w:b/><w:sz w:val="24"/></w:rPr><w:t>Chủ</w:t></w:r><w:r><w:rPr><w:b/><w:spacing w:val="-7"/><w:sz w:val="24"/></w:rPr><w:t xml:space="preserve"> </w:t></w:r><w:r><w:rPr><w:b/><w:sz w:val="24"/></w:rPr><w:t>Nghĩa</w:t></w:r><w:r><w:rPr><w:b/><w:spacing w:val="-5"/><w:sz w:val="24"/></w:rPr><w:t xml:space="preserve"> </w:t></w:r><w:r><w:rPr><w:b/><w:sz w:val="24"/></w:rPr><w:t>Việt</w:t></w:r><w:r><w:rPr><w:b/><w:spacing w:val="-5"/><w:sz w:val="24"/></w:rPr><w:t xml:space="preserve"> </w:t></w:r><w:r><w:rPr><w:b/><w:sz w:val="24"/></w:rPr><w:t>Nam Độc Lập – Tự Do – Hạnh Phúc</w:t></w:r></w:p><w:p><w:pPr><w:spacing w:before="2"/><w:ind w:right="361"/><w:jc w:val="center"/><w:rPr><w:b/><w:sz w:val="24"/></w:rPr></w:pPr><w:r><w:rPr><w:b/><w:spacing w:val="-2"/><w:sz w:val="24"/></w:rPr><w:t>--------------------</w:t></w:r><w:r><w:rPr><w:b/><w:spacing w:val="-10"/><w:sz w:val="24"/></w:rPr><w:t>-</w:t></w:r></w:p><w:p><w:pPr><w:pStyle w:val="Title"/><w:tabs><w:tab w:val="center" w:pos="5043"/><w:tab w:val="right" w:pos="10086"/></w:tabs><w:jc w:val="left"/></w:pPr><w:r><w:tab/><w:t>PHỤ</w:t></w:r><w:r><w:rPr><w:spacing w:val="-2"/></w:rPr><w:t xml:space="preserve"> </w:t></w:r><w:r><w:t>LỤC</w:t></w:r><w:r><w:rPr><w:spacing w:val="-3"/></w:rPr><w:t xml:space="preserve"> </w:t></w:r><w:r><w:t>HỢP</w:t></w:r><w:r><w:rPr><w:spacing w:val="-2"/></w:rPr><w:t xml:space="preserve"> </w:t></w:r><w:r><w:rPr><w:spacing w:val="-4"/></w:rPr><w:t>ĐỒNG</w:t></w:r><w:r><w:rPr><w:spacing w:val="-4"/></w:rPr><w:tab/></w:r></w:p><w:p><w:pPr><w:pStyle w:val="BodyText"/><w:spacing w:before="150"/><w:ind w:right="348"/><w:jc w:val="center"/><w:rPr><w:lang w:val="en-US"/></w:rPr></w:pPr><w:r><w:t xml:space="preserve">Số: </w:t></w:r><w:r><w:rPr><w:lang w:val="en-US"/></w:rPr><w:t>{</w:t></w:r><w:proofErr w:type="spellStart"/><w:r><w:rPr><w:lang w:val="en-US"/></w:rPr><w:t>SoPhuLuc</w:t></w:r><w:proofErr w:type="spellEnd"/><w:r><w:rPr><w:lang w:val="en-US"/></w:rPr><w:t>}</w:t></w:r></w:p><w:p><w:pPr><w:pStyle w:val="BodyText"/><w:spacing w:before="159"/><w:ind w:right="350"/><w:jc w:val="center"/><w:rPr><w:lang w:val="en-US"/></w:rPr></w:pPr><w:r><w:t>Đính kèm Hợp đồng</w:t></w:r><w:r><w:rPr><w:spacing w:val="-3"/></w:rPr><w:t xml:space="preserve"> </w:t></w:r><w:r><w:t>số:</w:t></w:r><w:r><w:rPr><w:lang w:val="en-US"/></w:rPr><w:t xml:space="preserve"> {</w:t></w:r><w:proofErr w:type="spellStart"/><w:r><w:rPr><w:lang w:val="en-US"/></w:rPr><w:t>Sohopdong</w:t></w:r><w:proofErr w:type="spellEnd"/><w:r><w:rPr><w:lang w:val="en-US"/></w:rPr><w:t>}</w:t></w:r><w:r><w:t>ký</w:t></w:r><w:r><w:rPr><w:spacing w:val="-4"/></w:rPr><w:t xml:space="preserve"> </w:t></w:r><w:r><w:rPr><w:spacing w:val="-2"/></w:rPr><w:t>ngày</w:t></w:r><w:r><w:rPr><w:spacing w:val="-2"/><w:lang w:val="en-US"/></w:rPr><w:t xml:space="preserve"> {</w:t></w:r><w:proofErr w:type="spellStart"/><w:r><w:rPr><w:spacing w:val="-2"/><w:lang w:val="en-US"/></w:rPr><w:t>NgayLapHD</w:t></w:r><w:proofErr w:type="spellEnd"/><w:r><w:rPr><w:spacing w:val="-2"/><w:lang w:val="en-US"/></w:rPr><w:t>}/{</w:t></w:r><w:proofErr w:type="spellStart"/><w:r><w:rPr><w:spacing w:val="-2"/><w:lang w:val="en-US"/></w:rPr><w:t>ThangLapHD</w:t></w:r><w:proofErr w:type="spellEnd"/><w:r><w:rPr><w:spacing w:val="-2"/><w:lang w:val="en-US"/></w:rPr><w:t>}/{</w:t></w:r><w:proofErr w:type="spellStart"/><w:r><w:rPr><w:spacing w:val="-2"/><w:lang w:val="en-US"/></w:rPr><w:t>NamLapHD</w:t></w:r><w:proofErr w:type="spellEnd"/><w:r><w:rPr><w:spacing w:val="-2"/><w:lang w:val="en-US"/></w:rPr><w:t>}</w:t></w:r></w:p><w:p><w:pPr><w:pStyle w:val="ListParagraph"/><w:numPr><w:ilvl w:val="0"/><w:numId w:val="1"/></w:numPr><w:tabs><w:tab w:val="left" w:pos="785"/><w:tab w:val="left" w:pos="787"/></w:tabs><w:spacing w:before="244" w:line="230" w:lineRule="auto"/><w:ind w:right="719"/><w:rPr><w:rFonts w:ascii="Bell MT" w:hAnsi="Bell MT"/><w:sz w:val="24"/></w:rPr></w:pPr><w:r><w:rPr><w:i/><w:sz w:val="24"/></w:rPr><w:t>Căn c</w:t></w:r><w:r><w:rPr><w:i/><w:sz w:val="24"/><w:lang w:val="en-US"/></w:rPr><w:t>ứ</w:t></w:r><w:r><w:rPr><w:i/><w:sz w:val="24"/></w:rPr><w:t xml:space="preserve"> Bộ L</w:t></w:r><w:proofErr w:type="spellStart"/><w:r><w:rPr><w:i/><w:sz w:val="24"/><w:lang w:val="en-US"/></w:rPr><w:t>uậ</w:t></w:r><w:proofErr w:type="spellEnd"/><w:r><w:rPr><w:i/><w:sz w:val="24"/></w:rPr><w:t>t Dân Sự số 91/2015/QH13 được Quốc hội nước CHXHCN Việt Nam khóa</w:t></w:r><w:r><w:rPr><w:i/><w:spacing w:val="40"/><w:sz w:val="24"/></w:rPr><w:t xml:space="preserve"> </w:t></w:r><w:r><w:rPr><w:i/><w:sz w:val="24"/></w:rPr><w:t>XIII, thông qua ngày 24 tháng 11 năm 2015;</w:t></w:r></w:p><w:p><w:pPr><w:pStyle w:val="ListParagraph"/><w:numPr><w:ilvl w:val="0"/><w:numId w:val="1"/></w:numPr><w:tabs><w:tab w:val="left" w:pos="785"/><w:tab w:val="left" w:pos="787"/></w:tabs><w:spacing w:before="44" w:line="230" w:lineRule="auto"/><w:ind w:right="715"/><w:rPr><w:rFonts w:ascii="Bell MT" w:hAnsi="Bell MT"/><w:sz w:val="24"/></w:rPr></w:pPr><w:r><w:rPr><w:i/><w:sz w:val="24"/></w:rPr><w:t>Căn c</w:t></w:r><w:r><w:rPr><w:i/><w:sz w:val="24"/><w:lang w:val="en-US"/></w:rPr><w:t>ứ</w:t></w:r><w:r><w:rPr><w:i/><w:sz w:val="24"/></w:rPr><w:t xml:space="preserve"> vào L</w:t></w:r><w:proofErr w:type="spellStart"/><w:r><w:rPr><w:i/><w:sz w:val="24"/><w:lang w:val="en-US"/></w:rPr><w:t>uậ</w:t></w:r><w:proofErr w:type="spellEnd"/><w:r><w:rPr><w:i/><w:sz w:val="24"/></w:rPr><w:t>t Thương mại số 36/2005/QH11 được Quốc hội nước CHXHCN Việt Nam</w:t></w:r><w:r><w:rPr><w:i/><w:spacing w:val="40"/><w:sz w:val="24"/></w:rPr><w:t xml:space="preserve"> </w:t></w:r><w:r><w:rPr><w:i/><w:sz w:val="24"/></w:rPr><w:t>khóa XI, thông qua ngày 14 tháng 06 năm 2005;</w:t></w:r></w:p><w:p><w:pPr><w:pStyle w:val="ListParagraph"/><w:numPr><w:ilvl w:val="0"/><w:numId w:val="1"/></w:numPr><w:tabs><w:tab w:val="left" w:pos="786"/></w:tabs><w:spacing w:before="47"/><w:ind w:left="786" w:hanging="138"/><w:rPr><w:rFonts w:ascii="Bell MT" w:hAnsi="Bell MT"/><w:sz w:val="25"/></w:rPr></w:pPr><w:r><w:rPr><w:i/><w:sz w:val="24"/></w:rPr><w:t>Căn</w:t></w:r><w:r><w:rPr><w:i/><w:spacing w:val="1"/><w:sz w:val="24"/></w:rPr><w:t xml:space="preserve"> </w:t></w:r><w:r><w:rPr><w:i/><w:sz w:val="24"/></w:rPr><w:t>c</w:t></w:r><w:r><w:rPr><w:i/><w:sz w:val="24"/><w:lang w:val="en-US"/></w:rPr><w:t>ứ</w:t></w:r><w:r><w:rPr><w:i/><w:spacing w:val="3"/><w:sz w:val="24"/></w:rPr><w:t xml:space="preserve"> </w:t></w:r><w:r><w:rPr><w:i/><w:sz w:val="24"/></w:rPr><w:t>vào</w:t></w:r><w:r><w:rPr><w:i/><w:spacing w:val="1"/><w:sz w:val="24"/></w:rPr><w:t xml:space="preserve"> </w:t></w:r><w:r><w:rPr><w:i/><w:sz w:val="24"/></w:rPr><w:t>nhu</w:t></w:r><w:r><w:rPr><w:i/><w:spacing w:val="2"/><w:sz w:val="24"/></w:rPr><w:t xml:space="preserve"> </w:t></w:r><w:r><w:rPr><w:i/><w:sz w:val="24"/></w:rPr><w:t>cầu</w:t></w:r><w:r><w:rPr><w:i/><w:spacing w:val="1"/><w:sz w:val="24"/></w:rPr><w:t xml:space="preserve"> </w:t></w:r><w:r><w:rPr><w:i/><w:sz w:val="24"/></w:rPr><w:t>và</w:t></w:r><w:r><w:rPr><w:i/><w:spacing w:val="2"/><w:sz w:val="24"/></w:rPr><w:t xml:space="preserve"> </w:t></w:r><w:r><w:rPr><w:i/><w:sz w:val="24"/></w:rPr><w:t>khả</w:t></w:r><w:r><w:rPr><w:i/><w:spacing w:val="1"/><w:sz w:val="24"/></w:rPr><w:t xml:space="preserve"> </w:t></w:r><w:r><w:rPr><w:i/><w:sz w:val="24"/></w:rPr><w:t>năng</w:t></w:r><w:r><w:rPr><w:i/><w:spacing w:val="2"/><w:sz w:val="24"/></w:rPr><w:t xml:space="preserve"> </w:t></w:r><w:r><w:rPr><w:i/><w:sz w:val="24"/></w:rPr><w:t>đáp</w:t></w:r><w:r><w:rPr><w:i/><w:spacing w:val="1"/><w:sz w:val="24"/></w:rPr><w:t xml:space="preserve"> </w:t></w:r><w:r><w:rPr><w:i/><w:sz w:val="24"/><w:lang w:val="en-US"/></w:rPr><w:t>ứ</w:t></w:r><w:r><w:rPr><w:i/><w:sz w:val="24"/></w:rPr><w:t>ng</w:t></w:r><w:r><w:rPr><w:i/><w:spacing w:val="2"/><w:sz w:val="24"/></w:rPr><w:t xml:space="preserve"> </w:t></w:r><w:r><w:rPr><w:i/><w:sz w:val="24"/></w:rPr><w:t>của</w:t></w:r><w:r><w:rPr><w:i/><w:spacing w:val="2"/><w:sz w:val="24"/></w:rPr><w:t xml:space="preserve"> </w:t></w:r><w:r><w:rPr><w:i/><w:sz w:val="24"/></w:rPr><w:t>hai</w:t></w:r><w:r><w:rPr><w:i/><w:spacing w:val="1"/><w:sz w:val="24"/></w:rPr><w:t xml:space="preserve"> </w:t></w:r><w:r><w:rPr><w:i/><w:spacing w:val="-4"/><w:sz w:val="24"/></w:rPr><w:t>bên.</w:t></w:r></w:p><w:p><w:pPr><w:spacing w:before="259"/><w:ind w:left="360"/><w:rPr><w:spacing w:val="-4"/><w:sz w:val="24"/><w:lang w:val="en-US"/></w:rPr></w:pPr><w:r><w:rPr><w:i/><w:sz w:val="24"/></w:rPr><w:t>Hôm</w:t></w:r><w:r><w:rPr><w:i/><w:spacing w:val="-2"/><w:sz w:val="24"/></w:rPr><w:t xml:space="preserve"> </w:t></w:r><w:r><w:rPr><w:i/><w:sz w:val="24"/></w:rPr><w:t>nay, ngày</w:t></w:r><w:r><w:rPr><w:i/><w:spacing w:val="-2"/><w:sz w:val="24"/></w:rPr><w:t xml:space="preserve"> </w:t></w:r><w:r><w:rPr><w:bCs/><w:i/><w:sz w:val="24"/><w:lang w:val="en-US"/></w:rPr><w:t>{</w:t></w:r><w:proofErr w:type="spellStart"/><w:r><w:rPr><w:bCs/><w:i/><w:sz w:val="24"/><w:lang w:val="en-US"/></w:rPr><w:t>NgayLapPL</w:t></w:r><w:proofErr w:type="spellEnd"/><w:r><w:rPr><w:bCs/><w:i/><w:sz w:val="24"/><w:lang w:val="en-US"/></w:rPr><w:t xml:space="preserve">} </w:t></w:r><w:r><w:rPr><w:i/><w:sz w:val="24"/></w:rPr><w:t>Tháng</w:t></w:r><w:r><w:rPr><w:i/><w:sz w:val="24"/><w:lang w:val="en-US"/></w:rPr><w:t xml:space="preserve"> </w:t></w:r><w:r><w:rPr><w:i/><w:spacing w:val="2"/><w:sz w:val="24"/><w:lang w:val="en-US"/></w:rPr><w:t>{</w:t></w:r><w:proofErr w:type="spellStart"/><w:r><w:rPr><w:i/><w:spacing w:val="2"/><w:sz w:val="24"/><w:lang w:val="en-US"/></w:rPr><w:t>ThangLapPL</w:t></w:r><w:proofErr w:type="spellEnd"/><w:r><w:rPr><w:i/><w:spacing w:val="2"/><w:sz w:val="24"/><w:lang w:val="en-US"/></w:rPr><w:t xml:space="preserve">} </w:t></w:r><w:r><w:rPr><w:i/><w:sz w:val="24"/></w:rPr><w:t>năm</w:t></w:r><w:r><w:rPr><w:i/><w:spacing w:val="-2"/><w:sz w:val="24"/></w:rPr><w:t xml:space="preserve"> </w:t></w:r><w:r><w:rPr><w:i/><w:spacing w:val="-2"/><w:sz w:val="24"/><w:lang w:val="en-US"/></w:rPr><w:t>{</w:t></w:r><w:proofErr w:type="spellStart"/><w:r><w:rPr><w:i/><w:spacing w:val="-2"/><w:sz w:val="24"/><w:lang w:val="en-US"/></w:rPr><w:t>NamLapPL</w:t></w:r><w:proofErr w:type="spellEnd"/><w:r><w:rPr><w:i/><w:spacing w:val="-2"/><w:sz w:val="24"/><w:lang w:val="en-US"/></w:rPr><w:t>},</w:t></w:r><w:r><w:rPr><w:b/><w:i/><w:sz w:val="24"/></w:rPr><w:t xml:space="preserve"> </w:t></w:r><w:r><w:rPr><w:sz w:val="24"/></w:rPr><w:t>chúng</w:t></w:r><w:r><w:rPr><w:spacing w:val="-3"/><w:sz w:val="24"/></w:rPr><w:t xml:space="preserve"> </w:t></w:r><w:r><w:rPr><w:sz w:val="24"/></w:rPr><w:t>tôi</w:t></w:r><w:r><w:rPr><w:spacing w:val="-1"/><w:sz w:val="24"/></w:rPr><w:t xml:space="preserve"> </w:t></w:r><w:r><w:rPr><w:sz w:val="24"/></w:rPr><w:t xml:space="preserve">gồm có dưới </w:t></w:r><w:r><w:rPr><w:spacing w:val="-4"/><w:sz w:val="24"/></w:rPr><w:t>đây:</w:t></w:r></w:p><w:p><w:pPr><w:spacing w:before="120" w:after="120" w:line="276" w:lineRule="auto"/><w:ind w:firstLineChars="150" w:firstLine="361"/><w:jc w:val="both"/><w:rPr><w:b/><w:sz w:val="24"/><w:szCs w:val="24"/><w:lang w:val="en-US"/></w:rPr></w:pPr><w:r><w:rPr><w:b/><w:sz w:val="24"/><w:szCs w:val="24"/></w:rPr><w:t xml:space="preserve">BÊN A: </w:t></w:r><w:r><w:rPr><w:b/><w:sz w:val="24"/><w:szCs w:val="24"/></w:rPr><w:tab/></w:r><w:r><w:rPr><w:b/><w:sz w:val="24"/><w:szCs w:val="24"/></w:rPr><w:tab/></w:r><w:r><w:rPr><w:b/><w:sz w:val="24"/><w:szCs w:val="24"/><w:lang w:val="en-US"/></w:rPr><w:t>{</w:t></w:r><w:proofErr w:type="spellStart"/><w:r><w:rPr><w:b/><w:sz w:val="24"/><w:szCs w:val="24"/><w:lang w:val="en-US"/></w:rPr><w:t>BenATenCongTy</w:t></w:r><w:proofErr w:type="spellEnd"/><w:r><w:rPr><w:b/><w:sz w:val="24"/><w:szCs w:val="24"/><w:lang w:val="en-US"/></w:rPr><w:t>}</w:t></w:r></w:p><w:p><w:pPr><w:spacing w:before="120" w:after="120" w:line="276" w:lineRule="auto"/><w:ind w:left="360"/><w:jc w:val="both"/><w:rPr><w:sz w:val="24"/><w:szCs w:val="24"/></w:rPr></w:pPr><w:r><w:rPr><w:sz w:val="24"/><w:szCs w:val="24"/></w:rPr><w:t>Địa chỉ: </w:t><w:t>{BenADiaChi}</w:t></w:r></w:p><w:p><w:pPr><w:spacing w:before="120" w:after="120" w:line="276" w:lineRule="auto"/><w:ind w:left="360"/><w:jc w:val="both"/><w:rPr><w:sz w:val="24"/><w:szCs w:val="24"/></w:rPr></w:pPr><w:r><w:rPr><w:sz w:val="24"/><w:szCs w:val="24"/></w:rPr><w:t>Điện thoại: </w:t><w:t>{BenASDT}</w:t></w:r></w:p><w:p><w:pPr><w:spacing w:before="120" w:after="120" w:line="276" w:lineRule="auto"/><w:ind w:left="360"/><w:jc w:val="both"/><w:rPr><w:b/><w:sz w:val="24"/><w:szCs w:val="24"/><w:lang w:val="en-US"/></w:rPr></w:pPr><w:r><w:rPr><w:b/><w:sz w:val="24"/><w:szCs w:val="24"/></w:rPr><w:t>Đại Diện:</w:t></w:r><w:r><w:rPr><w:b/><w:sz w:val="24"/><w:szCs w:val="24"/></w:rPr><w:tab/></w:r><w:r><w:rPr><w:b/><w:sz w:val="24"/><w:szCs w:val="24"/></w:rPr><w:tab/><w:t>{BenADaiDien}</w:t></w:r><w:r><w:rPr><w:b/><w:sz w:val="24"/><w:szCs w:val="24"/></w:rPr><w:tab/></w:r><w:r><w:rPr><w:b/><w:sz w:val="24"/><w:szCs w:val="24"/><w:lang w:val="en-US"/></w:rPr><w:tab/></w:r><w:proofErr w:type="spellStart"/><w:r><w:rPr><w:b/><w:sz w:val="24"/><w:szCs w:val="24"/><w:lang w:val="en-US"/></w:rPr><w:t>Chức</w:t></w:r><w:proofErr w:type="spellEnd"/><w:r><w:rPr><w:b/><w:sz w:val="24"/><w:szCs w:val="24"/><w:lang w:val="en-US"/></w:rPr><w:t xml:space="preserve"> </w:t></w:r><w:proofErr w:type="spellStart"/><w:r><w:rPr><w:b/><w:sz w:val="24"/><w:szCs w:val="24"/><w:lang w:val="en-US"/></w:rPr><w:t>vụ</w:t></w:r><w:proofErr w:type="spellEnd"/><w:r><w:rPr><w:b/><w:sz w:val="24"/><w:szCs w:val="24"/><w:lang w:val="en-US"/></w:rPr><w:t>: {</w:t></w:r><w:proofErr w:type="spellStart"/><w:r><w:rPr><w:b/><w:sz w:val="24"/><w:szCs w:val="24"/><w:lang w:val="en-US"/></w:rPr><w:t>BenAChucVu</w:t></w:r><w:proofErr w:type="spellEnd"/><w:r><w:rPr><w:b/><w:sz w:val="24"/><w:szCs w:val="24"/><w:lang w:val="en-US"/></w:rPr><w:t>}</w:t></w:r></w:p><w:p><w:pPr><w:spacing w:before="120" w:after="120" w:line="276" w:lineRule="auto"/><w:ind w:left="360"/><w:jc w:val="both"/><w:rPr><w:b/><w:sz w:val="24"/><w:szCs w:val="24"/></w:rPr></w:pPr><w:r><w:rPr><w:sz w:val="24"/><w:szCs w:val="24"/></w:rPr><w:t xml:space="preserve">Nhân viên Phụ Trách: </w:t></w:r><w:r><w:rPr><w:sz w:val="24"/><w:szCs w:val="24"/><w:lang w:val="en-US"/></w:rPr><w:t>{</w:t></w:r><w:proofErr w:type="spellStart"/><w:r><w:rPr><w:sz w:val="24"/><w:szCs w:val="24"/><w:lang w:val="en-US"/></w:rPr><w:t>BenANhanVienPhuTrach</w:t></w:r><w:proofErr w:type="spellEnd"/><w:r><w:rPr><w:sz w:val="24"/><w:szCs w:val="24"/><w:lang w:val="en-US"/></w:rPr><w:t>}</w:t></w:r><w:r><w:rPr><w:b/><w:sz w:val="24"/><w:szCs w:val="24"/></w:rPr><w:t xml:space="preserve"> </w:t></w:r></w:p><w:p><w:pPr><w:spacing w:before="120" w:after="120" w:line="276" w:lineRule="auto"/><w:ind w:left="360"/><w:jc w:val="both"/><w:rPr><w:b/><w:bCs/><w:sz w:val="24"/><w:szCs w:val="24"/><w:lang w:val="en-US"/></w:rPr></w:pPr><w:r><w:rPr><w:sz w:val="24"/><w:szCs w:val="24"/></w:rPr><w:t xml:space="preserve">Số ĐT: </w:t></w:r><w:r><w:rPr><w:bCs/><w:sz w:val="24"/><w:szCs w:val="24"/><w:lang w:val="en-US"/></w:rPr><w:t>{</w:t></w:r><w:proofErr w:type="spellStart"/><w:r><w:rPr><w:bCs/><w:sz w:val="24"/><w:szCs w:val="24"/><w:lang w:val="en-US"/></w:rPr><w:t>BenASDTNhanVien</w:t></w:r><w:proofErr w:type="spellEnd"/><w:r><w:rPr><w:bCs/><w:sz w:val="24"/><w:szCs w:val="24"/><w:lang w:val="en-US"/></w:rPr><w:t>}</w:t></w:r></w:p><w:p><w:pPr><w:spacing w:before="120" w:after="120" w:line="276" w:lineRule="auto"/><w:jc w:val="both"/><w:rPr><w:b/><w:sz w:val="24"/><w:szCs w:val="24"/><w:lang w:val="en-US"/></w:rPr></w:pPr></w:p><w:p><w:pPr><w:spacing w:before="120" w:after="120" w:line="276" w:lineRule="auto"/><w:ind w:firstLine="360"/><w:jc w:val="both"/><w:rPr><w:bCs/><w:sz w:val="24"/><w:szCs w:val="24"/><w:lang w:val="en-US"/></w:rPr></w:pPr><w:proofErr w:type="spellStart"/><w:r><w:rPr><w:bCs/><w:sz w:val="24"/><w:szCs w:val="24"/><w:lang w:val="en-US"/></w:rPr><w:t>Và</w:t></w:r><w:proofErr w:type="spellEnd"/></w:p><w:p><w:pPr><w:spacing w:before="120" w:after="120" w:line="276" w:lineRule="auto"/><w:ind w:firstLine="360"/><w:jc w:val="both"/><w:rPr><w:b/><w:sz w:val="24"/><w:szCs w:val="24"/></w:rPr></w:pPr></w:p><w:p><w:pPr><w:spacing w:before="120" w:after="120" w:line="276" w:lineRule="auto"/><w:ind w:firstLine="360"/><w:jc w:val="both"/><w:rPr><w:b/><w:sz w:val="24"/><w:szCs w:val="24"/></w:rPr></w:pPr><w:r><w:rPr><w:b/><w:sz w:val="24"/><w:szCs w:val="24"/></w:rPr><w:t xml:space="preserve">BÊN B:   </w:t></w:r><w:r><w:rPr><w:b/><w:sz w:val="24"/><w:szCs w:val="24"/></w:rPr><w:tab/></w:r><w:r><w:rPr><w:b/><w:sz w:val="24"/><w:szCs w:val="24"/></w:rPr><w:tab/><w:t xml:space="preserve">KHÁCH HÀNG </w:t></w:r></w:p><w:p><w:pPr><w:spacing w:before="120" w:after="120" w:line="276" w:lineRule="auto"/><w:ind w:firstLine="360"/><w:jc w:val="both"/><w:rPr><w:b/><w:bCs/><w:sz w:val="24"/><w:szCs w:val="24"/><w:lang w:val="en-US"/></w:rPr></w:pPr><w:r><w:rPr><w:sz w:val="24"/><w:szCs w:val="24"/></w:rPr><w:t>Tên Đại diện: <w:t>{</w:t></w:r><w:proofErr w:type="spellStart"/><w:r><w:rPr><w:sz w:val="24"/><w:szCs w:val="24"/><w:lang w:val="en-US"/></w:rPr><w:t>BenBTenDaiDien</w:t></w:r><w:proofErr w:type="spellEnd"/><w:r><w:rPr><w:sz w:val="24"/><w:szCs w:val="24"/><w:lang w:val="en-US"/></w:rPr><w:t>}</w:t></w:r></w:p><w:p><w:pPr><w:spacing w:before="120" w:after="120" w:line="276" w:lineRule="auto"/><w:ind w:firstLine="360"/><w:jc w:val="both"/><w:rPr><w:b/><w:sz w:val="24"/><w:szCs w:val="24"/><w:lang w:val="en-US"/></w:rPr></w:pPr><w:r><w:rPr><w:sz w:val="24"/><w:szCs w:val="24"/></w:rPr><w:t>Tên Chủ Tiệc</w:t></w:r><w:r><w:rPr><w:sz w:val="24"/><w:szCs w:val="24"/></w:rPr><w:tab/></w:r><w:r><w:rPr><w:bCs/><w:sz w:val="24"/><w:szCs w:val="24"/><w:lang w:val="en-US"/></w:rPr><w:t>{</w:t></w:r><w:proofErr w:type="spellStart"/><w:r><w:rPr><w:bCs/><w:sz w:val="24"/><w:szCs w:val="24"/><w:lang w:val="en-US"/></w:rPr><w:t>BenBTenChuTiec</w:t></w:r><w:proofErr w:type="spellEnd"/><w:r><w:rPr><w:bCs/><w:sz w:val="24"/><w:szCs w:val="24"/><w:lang w:val="en-US"/></w:rPr><w:t>}</w:t></w:r></w:p><w:p><w:pPr><w:spacing w:before="120" w:after="120" w:line="276" w:lineRule="auto"/><w:ind w:firstLine="360"/><w:jc w:val="both"/><w:rPr><w:b/><w:sz w:val="24"/><w:szCs w:val="24"/><w:lang w:val="en-US"/></w:rPr></w:pPr><w:r><w:rPr><w:bCs/><w:sz w:val="24"/><w:szCs w:val="24"/></w:rPr><w:t>CCCD</w:t></w:r><w:r><w:rPr><w:bCs/><w:sz w:val="24"/><w:szCs w:val="24"/></w:rPr><w:tab/></w:r><w:r><w:rPr><w:bCs/><w:sz w:val="24"/><w:szCs w:val="24"/></w:rPr><w:tab/></w:r><w:r><w:rPr><w:bCs/><w:sz w:val="24"/><w:szCs w:val="24"/><w:lang w:val="en-US"/></w:rPr><w:t>{</w:t></w:r><w:proofErr w:type="spellStart"/><w:r><w:rPr><w:bCs/><w:sz w:val="24"/><w:szCs w:val="24"/><w:lang w:val="en-US"/></w:rPr><w:t>BenBCCCD</w:t></w:r><w:proofErr w:type="spellEnd"/><w:r><w:rPr><w:bCs/><w:sz w:val="24"/><w:szCs w:val="24"/><w:lang w:val="en-US"/></w:rPr><w:t>}</w:t></w:r></w:p><w:p><w:pPr><w:spacing w:before="120" w:after="120" w:line="276" w:lineRule="auto"/><w:ind w:firstLine="360"/><w:jc w:val="both"/><w:rPr><w:sz w:val="24"/><w:szCs w:val="24"/><w:lang w:val="en-US"/></w:rPr></w:pPr><w:r><w:rPr><w:sz w:val="24"/><w:szCs w:val="24"/></w:rPr><w:t>Địa chỉ: </w:t><w:t>{</w:t></w:r><w:proofErr w:type="spellStart"/><w:r><w:rPr><w:sz w:val="24"/><w:szCs w:val="24"/><w:lang w:val="en-US"/></w:rPr><w:t>BenBDiaChi</w:t></w:r><w:proofErr w:type="spellEnd"/><w:r><w:rPr><w:sz w:val="24"/><w:szCs w:val="24"/><w:lang w:val="en-US"/></w:rPr><w:t>}</w:t></w:r></w:p><w:p><w:pPr><w:spacing w:before="120" w:after="120" w:line="276" w:lineRule="auto"/><w:ind w:firstLine="360"/><w:jc w:val="both"/><w:rPr><w:sz w:val="24"/><w:szCs w:val="24"/><w:lang w:val="en-US"/></w:rPr></w:pPr><w:r><w:rPr><w:sz w:val="24"/><w:szCs w:val="24"/></w:rPr><w:t>Điện thoại: </w:t><w:t>{</w:t></w:r><w:proofErr w:type="spellStart"/><w:r><w:rPr><w:sz w:val="24"/><w:szCs w:val="24"/><w:lang w:val="en-US"/></w:rPr><w:t>BenBDienThoai</w:t></w:r><w:proofErr w:type="spellEnd"/><w:r><w:rPr><w:sz w:val="24"/><w:szCs w:val="24"/><w:lang w:val="en-US"/></w:rPr><w:t>}</w:t></w:r></w:p><w:p><w:pPr><w:pStyle w:val="BodyText"/><w:spacing w:before="150"/><w:ind w:right="348" w:firstLine="360"/><w:rPr><w:b/><w:spacing w:val="-2"/><w:lang w:val="en-US"/></w:rPr></w:pPr><w:r><w:t>Sau</w:t></w:r><w:r><w:rPr><w:spacing w:val="-3"/></w:rPr><w:t xml:space="preserve"> </w:t></w:r><w:r><w:t>khi bàn bạc, 02</w:t></w:r><w:r><w:rPr><w:spacing w:val="-1"/></w:rPr><w:t xml:space="preserve"> </w:t></w:r><w:r><w:t>bên</w:t></w:r><w:r><w:rPr><w:spacing w:val="2"/></w:rPr><w:t xml:space="preserve"> </w:t></w:r><w:r><w:t>đồng</w:t></w:r><w:r><w:rPr><w:spacing w:val="2"/></w:rPr><w:t xml:space="preserve"> </w:t></w:r><w:r><w:t>ý</w:t></w:r><w:r><w:rPr><w:spacing w:val="-5"/></w:rPr><w:t xml:space="preserve"> </w:t></w:r><w:r><w:t>ký</w:t></w:r><w:r><w:rPr><w:spacing w:val="-5"/></w:rPr><w:t xml:space="preserve"> </w:t></w:r><w:r><w:t>kết</w:t></w:r><w:r><w:rPr><w:spacing w:val="-1"/></w:rPr><w:t xml:space="preserve"> </w:t></w:r><w:r><w:t>phụ lục</w:t></w:r><w:r><w:rPr><w:spacing w:val="-1"/></w:rPr><w:t xml:space="preserve"> </w:t></w:r><w:r><w:t xml:space="preserve">hợp đồng: </w:t></w:r><w:r><w:rPr><w:bCs/><w:spacing w:val="-2"/><w:lang w:val="en-US"/></w:rPr><w:t>{</w:t></w:r><w:proofErr w:type="spellStart"/><w:r><w:rPr><w:bCs/><w:spacing w:val="-2"/><w:lang w:val="en-US"/></w:rPr><w:t>NoiDungPhuLuc</w:t></w:r><w:proofErr w:type="spellEnd"/><w:r><w:rPr><w:bCs/><w:spacing w:val="-2"/><w:lang w:val="en-US"/></w:rPr><w:t>}</w:t></w:r></w:p><w:p/><w:p><w:pPr><w:pStyle w:val="Heading1"/><w:ind w:left="0"/><w:rPr><w:u w:val="single"/><w:lang w:val="en-US"/></w:rPr></w:pPr></w:p><w:p><w:pPr><w:pStyle w:val="Heading1"/></w:pPr><w:r><w:rPr><w:u w:val="single"/></w:rPr><w:t>ĐIỀU</w:t></w:r><w:r><w:rPr><w:spacing w:val="-3"/><w:u w:val="single"/></w:rPr><w:t xml:space="preserve"> </w:t></w:r><w:r><w:rPr><w:u w:val="single"/></w:rPr><w:t>1</w:t></w:r><w:r><w:t>.</w:t></w:r><w:r><w:rPr><w:spacing w:val="-1"/></w:rPr><w:t xml:space="preserve"> </w:t></w:r><w:r><w:t>NỘI</w:t></w:r><w:r><w:rPr><w:spacing w:val="-2"/></w:rPr><w:t xml:space="preserve"> </w:t></w:r><w:r><w:t>DUNG</w:t></w:r><w:r><w:rPr><w:spacing w:val="-4"/></w:rPr><w:t xml:space="preserve"> </w:t></w:r><w:r><w:t>HỢP</w:t></w:r><w:r><w:rPr><w:spacing w:val="-4"/></w:rPr><w:t xml:space="preserve"> ĐỒNG</w:t></w:r></w:p><w:p><w:pPr><w:pStyle w:val="BodyText"/><w:tabs><w:tab w:val="left" w:pos="3240"/></w:tabs><w:spacing w:before="118" w:line="362" w:lineRule="auto"/><w:ind w:left="1080" w:right="2262" w:hanging="720"/><w:rPr><w:b/><w:lang w:val="en-US"/></w:rPr></w:pPr><w:r><w:t>Bên B</w:t></w:r><w:r><w:rPr><w:spacing w:val="-4"/></w:rPr><w:t xml:space="preserve"> </w:t></w:r><w:r><w:t>đề</w:t></w:r><w:r><w:rPr><w:spacing w:val="-3"/></w:rPr><w:t xml:space="preserve"> </w:t></w:r><w:r><w:t>nghị</w:t></w:r><w:r><w:rPr><w:spacing w:val="-2"/></w:rPr><w:t xml:space="preserve"> </w:t></w:r><w:r><w:t>và</w:t></w:r><w:r><w:rPr><w:spacing w:val="-1"/></w:rPr><w:t xml:space="preserve"> </w:t></w:r><w:r><w:t>Bên A</w:t></w:r><w:r><w:rPr><w:spacing w:val="-1"/></w:rPr><w:t xml:space="preserve"> </w:t></w:r><w:r><w:t>đồng ý</w:t></w:r><w:r><w:rPr><w:spacing w:val="-7"/></w:rPr><w:t xml:space="preserve"> </w:t></w:r><w:r><w:t>cung</w:t></w:r><w:r><w:rPr><w:spacing w:val="-3"/></w:rPr><w:t xml:space="preserve"> </w:t></w:r><w:r><w:t>cấp</w:t></w:r><w:r><w:rPr><w:spacing w:val="-2"/></w:rPr><w:t xml:space="preserve"> </w:t></w:r><w:r><w:t>dịch</w:t></w:r><w:r><w:rPr><w:spacing w:val="-2"/></w:rPr><w:t xml:space="preserve"> </w:t></w:r><w:r><w:t>vụ tiệc</w:t></w:r><w:r><w:rPr><w:spacing w:val="-3"/></w:rPr><w:t xml:space="preserve"> </w:t></w:r><w:r><w:t>cho</w:t></w:r><w:r><w:rPr><w:spacing w:val="-2"/></w:rPr><w:t xml:space="preserve"> </w:t></w:r><w:r><w:t>Bên B,</w:t></w:r><w:r><w:rPr><w:spacing w:val="-2"/></w:rPr><w:t xml:space="preserve"> </w:t></w:r><w:r><w:t>cụ</w:t></w:r><w:r><w:rPr><w:spacing w:val="-2"/></w:rPr><w:t xml:space="preserve"> </w:t></w:r><w:r><w:t>thể</w:t></w:r><w:r><w:rPr><w:spacing w:val="-3"/></w:rPr><w:t xml:space="preserve"> </w:t></w:r><w:r><w:t>như</w:t></w:r><w:r><w:rPr><w:spacing w:val="-2"/></w:rPr><w:t xml:space="preserve"> </w:t></w:r><w:r><w:t>sau: Loại tiệc</w:t></w:r><w:r><w:tab/><w:t>: {LoaiHinhSuKien}</w:t></w:r></w:p><w:p><w:pPr><w:pStyle w:val="BodyText"/><w:tabs><w:tab w:val="left" w:pos="3240"/></w:tabs><w:spacing w:before="1" w:line="360" w:lineRule="auto"/><w:ind w:left="3361" w:right="90" w:hanging="2281"/></w:pPr><w:r><w:t>Ngày tiệc</w:t></w:r><w:r><w:tab/><w:t>:</w:t></w:r><w:r><w:rPr><w:spacing w:val="-2"/></w:rPr><w:t xml:space="preserve"> </w:t></w:r><w:r><w:t>Vào</w:t></w:r><w:r><w:rPr><w:spacing w:val="-2"/></w:rPr><w:t xml:space="preserve"> </w:t></w:r><w:r><w:t>lúc</w:t></w:r><w:r><w:rPr><w:spacing w:val="-3"/></w:rPr><w:t xml:space="preserve"> </w:t></w:r><w:r><w:rPr><w:bCs/><w:lang w:val="en-US"/></w:rPr><w:t>{</w:t></w:r><w:proofErr w:type="spellStart"/><w:r><w:rPr><w:bCs/><w:lang w:val="en-US"/></w:rPr><w:t>TiecGioBatDau</w:t></w:r><w:proofErr w:type="spellEnd"/><w:r><w:rPr><w:bCs/><w:lang w:val="en-US"/></w:rPr><w:t>}</w:t></w:r><w:r><w:t>,</w:t></w:r><w:r><w:rPr><w:spacing w:val="-2"/></w:rPr><w:t xml:space="preserve"> </w:t></w:r><w:r><w:t>ngày</w:t></w:r><w:r><w:rPr><w:spacing w:val="-7"/></w:rPr><w:t xml:space="preserve"> </w:t></w:r><w:r><w:rPr><w:bCs/><w:lang w:val="en-US"/></w:rPr><w:t>{</w:t></w:r><w:proofErr w:type="spellStart"/><w:r><w:rPr><w:bCs/><w:lang w:val="en-US"/></w:rPr><w:t>NgayToChuc</w:t></w:r><w:proofErr w:type="spellEnd"/><w:r><w:rPr><w:bCs/><w:lang w:val="en-US"/></w:rPr><w:t>}</w:t></w:r><w:r><w:rPr><w:b/><w:spacing w:val="-2"/></w:rPr><w:t xml:space="preserve"> </w:t></w:r><w:r><w:t>tháng</w:t></w:r><w:r><w:rPr><w:spacing w:val="-4"/></w:rPr><w:t xml:space="preserve"> </w:t></w:r><w:r><w:rPr><w:bCs/><w:lang w:val="en-US"/></w:rPr><w:t>{</w:t></w:r><w:proofErr w:type="spellStart"/><w:r><w:rPr><w:bCs/><w:lang w:val="en-US"/></w:rPr><w:t>ThangToChuc</w:t></w:r><w:proofErr w:type="spellEnd"/><w:r><w:rPr><w:bCs/><w:lang w:val="en-US"/></w:rPr><w:t>}</w:t></w:r><w:r><w:rPr><w:b/><w:spacing w:val="-2"/></w:rPr><w:t xml:space="preserve"> </w:t></w:r><w:r><w:t>năm</w:t></w:r><w:r><w:rPr><w:spacing w:val="-2"/></w:rPr><w:t xml:space="preserve"> </w:t></w:r><w:r><w:rPr><w:bCs/><w:lang w:val="en-US"/></w:rPr><w:t>{</w:t></w:r><w:proofErr w:type="spellStart"/><w:r><w:rPr><w:bCs/><w:lang w:val="en-US"/></w:rPr><w:t>NamToChuc</w:t></w:r><w:proofErr w:type="spellEnd"/><w:r><w:rPr><w:bCs/><w:lang w:val="en-US"/></w:rPr><w:t>}</w:t></w:r><w:r><w:rPr><w:b/><w:spacing w:val="-2"/></w:rPr><w:t xml:space="preserve"> </w:t></w:r><w:r><w:t>(Dương</w:t></w:r><w:r><w:rPr><w:spacing w:val="-5"/></w:rPr><w:t xml:space="preserve"> </w:t></w:r><w:r><w:t xml:space="preserve">lịch) </w:t></w:r></w:p><w:p><w:pPr><w:pStyle w:val="BodyText"/><w:tabs><w:tab w:val="left" w:pos="3240"/></w:tabs><w:spacing w:before="1" w:line="360" w:lineRule="auto"/><w:ind w:left="3361" w:right="90" w:hanging="2281"/></w:pPr><w:r><w:rPr><w:lang w:val="en-US"/></w:rPr><w:t xml:space="preserve">                                      </w:t></w:r><w:r><w:t xml:space="preserve">Nhằm ngày </w:t></w:r><w:r><w:rPr><w:lang w:val="en-US"/></w:rPr><w:t>{</w:t></w:r><w:proofErr w:type="spellStart"/><w:r><w:rPr><w:lang w:val="en-US"/></w:rPr><w:t>NgayToChucAmLich</w:t></w:r><w:proofErr w:type="spellEnd"/><w:r><w:rPr><w:lang w:val="en-US"/></w:rPr><w:t>}</w:t></w:r><w:r><w:t xml:space="preserve"> tháng </w:t></w:r><w:r><w:rPr><w:lang w:val="en-US"/></w:rPr><w:t>{</w:t></w:r><w:proofErr w:type="spellStart"/><w:r><w:rPr><w:lang w:val="en-US"/></w:rPr><w:t>ThangToChucAmLich</w:t></w:r><w:proofErr w:type="spellEnd"/><w:r><w:rPr><w:lang w:val="en-US"/></w:rPr><w:t>}</w:t></w:r><w:r><w:t xml:space="preserve"> năm </w:t></w:r><w:r><w:rPr><w:lang w:val="en-US"/></w:rPr><w:t>{</w:t></w:r><w:proofErr w:type="spellStart"/><w:r><w:rPr><w:lang w:val="en-US"/></w:rPr><w:t>NamToChucAmLich</w:t></w:r><w:proofErr w:type="spellEnd"/><w:r><w:rPr><w:lang w:val="en-US"/></w:rPr><w:t>}</w:t></w:r><w:r><w:rPr><w:b/><w:bCs/></w:rPr><w:t xml:space="preserve"> </w:t></w:r><w:r><w:t>(Âm lịch)</w:t></w:r></w:p><w:p><w:pPr><w:tabs><w:tab w:val="left" w:pos="3240"/></w:tabs><w:spacing w:line="360" w:lineRule="auto"/><w:ind w:left="1080"/><w:rPr><w:b/><w:sz w:val="24"/><w:lang w:val="en-US"/></w:rPr></w:pPr><w:r><w:rPr><w:sz w:val="24"/></w:rPr><w:t>Sảnh</w:t></w:r><w:r><w:rPr><w:spacing w:val="-3"/><w:sz w:val="24"/></w:rPr><w:t xml:space="preserve"> </w:t></w:r><w:r><w:rPr><w:spacing w:val="-4"/><w:sz w:val="24"/></w:rPr><w:t>tiệc</w:t></w:r><w:r><w:rPr><w:sz w:val="24"/></w:rPr><w:tab/><w:t>:</w:t></w:r><w:r><w:rPr><w:spacing w:val="-3"/><w:sz w:val="24"/></w:rPr><w:t xml:space="preserve"> </w:t></w:r><w:r><w:rPr><w:bCs/><w:sz w:val="24"/><w:lang w:val="en-US"/></w:rPr><w:t>{</w:t></w:r><w:proofErr w:type="spellStart"/><w:r><w:rPr><w:bCs/><w:sz w:val="24"/><w:lang w:val="en-US"/></w:rPr><w:t>TenSanhTiec</w:t></w:r><w:proofErr w:type="spellEnd"/><w:r><w:rPr><w:bCs/><w:sz w:val="24"/><w:lang w:val="en-US"/></w:rPr><w:t>}</w:t></w:r></w:p><w:p><w:pPr><w:tabs><w:tab w:val="left" w:pos="3240"/></w:tabs><w:spacing w:line="360" w:lineRule="auto"/><w:ind w:left="1080"/><w:rPr><w:b/><w:spacing w:val="-4"/><w:sz w:val="24"/><w:lang w:val="en-US"/></w:rPr></w:pPr><w:r><w:rPr><w:sz w:val="24"/><w:lang w:val="en-US"/></w:rPr><w:t xml:space="preserve">Quy </w:t></w:r><w:proofErr w:type="spellStart"/><w:r><w:rPr><w:sz w:val="24"/><w:lang w:val="en-US"/></w:rPr><w:t>mô</w:t></w:r><w:proofErr w:type="spellEnd"/><w:r><w:rPr><w:sz w:val="24"/><w:lang w:val="en-US"/></w:rPr><w:t xml:space="preserve"> </w:t></w:r><w:proofErr w:type="spellStart"/><w:r><w:rPr><w:sz w:val="24"/><w:lang w:val="en-US"/></w:rPr><w:t>sảnh</w:t></w:r><w:proofErr w:type="spellEnd"/><w:r><w:rPr><w:sz w:val="24"/><w:lang w:val="en-US"/></w:rPr><w:tab/><w:t>:</w:t></w:r><w:r><w:rPr><w:b/><w:sz w:val="24"/><w:lang w:val="en-US"/></w:rPr><w:t xml:space="preserve"> </w:t></w:r><w:proofErr w:type="spellStart"/><w:r><w:rPr><w:b/><w:sz w:val="24"/><w:lang w:val="en-US"/></w:rPr><w:t>Từ</w:t></w:r><w:proofErr w:type="spellEnd"/><w:r><w:rPr><w:b/><w:sz w:val="24"/><w:lang w:val="en-US"/></w:rPr><w:t xml:space="preserve"> </w:t></w:r><w:r><w:rPr><w:bCs/><w:sz w:val="24"/><w:lang w:val="en-US"/></w:rPr><w:t>{</w:t></w:r><w:proofErr w:type="spellStart"/><w:r><w:rPr><w:bCs/><w:sz w:val="24"/><w:lang w:val="en-US"/></w:rPr><w:t>QuyMoBanTu</w:t></w:r><w:proofErr w:type="spellEnd"/><w:r><w:rPr><w:bCs/><w:sz w:val="24"/><w:lang w:val="en-US"/></w:rPr><w:t xml:space="preserve">} </w:t></w:r><w:proofErr w:type="spellStart"/><w:r><w:rPr><w:b/><w:sz w:val="24"/><w:lang w:val="en-US"/></w:rPr><w:t>bàn</w:t></w:r><w:proofErr w:type="spellEnd"/><w:r><w:rPr><w:b/><w:sz w:val="24"/><w:lang w:val="en-US"/></w:rPr><w:t xml:space="preserve"> </w:t></w:r><w:proofErr w:type="spellStart"/><w:r><w:rPr><w:b/><w:sz w:val="24"/><w:lang w:val="en-US"/></w:rPr><w:t>đến</w:t></w:r><w:proofErr w:type="spellEnd"/><w:r><w:rPr><w:b/><w:sz w:val="24"/><w:lang w:val="en-US"/></w:rPr><w:t xml:space="preserve"> </w:t></w:r><w:r><w:rPr><w:bCs/><w:sz w:val="24"/><w:lang w:val="en-US"/></w:rPr><w:t>{</w:t></w:r><w:proofErr w:type="spellStart"/><w:r><w:rPr><w:bCs/><w:sz w:val="24"/><w:lang w:val="en-US"/></w:rPr><w:t>QuyMoBanDen</w:t></w:r><w:proofErr w:type="spellEnd"/><w:r><w:rPr><w:bCs/><w:sz w:val="24"/><w:lang w:val="en-US"/></w:rPr><w:t xml:space="preserve">} </w:t></w:r><w:proofErr w:type="spellStart"/><w:r><w:rPr><w:b/><w:sz w:val="24"/><w:lang w:val="en-US"/></w:rPr><w:t>bàn</w:t></w:r><w:proofErr w:type="spellEnd"/><w:r><w:rPr><w:b/><w:sz w:val="24"/><w:lang w:val="en-US"/></w:rPr><w:t xml:space="preserve"> </w:t></w:r></w:p><w:p><w:pPr><w:pStyle w:val="BodyText"/><w:tabs><w:tab w:val="left" w:pos="3240"/></w:tabs><w:spacing w:line="360" w:lineRule="auto"/><w:ind w:left="1080" w:right="450"/><w:rPr><w:spacing w:val="-4"/><w:lang w:val="en-US"/></w:rPr></w:pPr><w:r><w:t>Số bàn chính thức</w:t></w:r><w:r><w:tab/></w:r><w:r><w:rPr><w:spacing w:val="-4"/></w:rPr><w:t>:</w:t></w:r><w:r><w:rPr><w:spacing w:val="-4"/><w:lang w:val="en-US"/></w:rPr><w:t xml:space="preserve"> {</w:t></w:r><w:proofErr w:type="spellStart"/><w:r><w:rPr><w:spacing w:val="-4"/><w:lang w:val="en-US"/></w:rPr><w:t>SoBanChinhThuc</w:t></w:r><w:proofErr w:type="spellEnd"/><w:r><w:rPr><w:spacing w:val="-4"/><w:lang w:val="en-US"/></w:rPr><w:t xml:space="preserve">} </w:t></w:r><w:proofErr w:type="spellStart"/><w:r><w:rPr><w:spacing w:val="-4"/><w:lang w:val="en-US"/></w:rPr><w:t>bàn</w:t></w:r><w:proofErr w:type="spellEnd"/><w:r><w:rPr><w:spacing w:val="-4"/><w:lang w:val="en-US"/></w:rPr><w:t xml:space="preserve"> </w:t></w:r></w:p><w:p><w:pPr><w:pStyle w:val="BodyText"/><w:tabs><w:tab w:val="left" w:pos="3240"/></w:tabs><w:spacing w:line="360" w:lineRule="auto"/><w:ind w:left="1080" w:right="450"/><w:rPr><w:spacing w:val="-4"/><w:lang w:val="en-US"/></w:rPr></w:pPr><w:proofErr w:type="spellStart"/><w:r><w:rPr><w:spacing w:val="-4"/><w:lang w:val="en-US"/></w:rPr><w:t>Số</w:t></w:r><w:proofErr w:type="spellEnd"/><w:r><w:rPr><w:spacing w:val="-4"/><w:lang w:val="en-US"/></w:rPr><w:t xml:space="preserve"> </w:t></w:r><w:proofErr w:type="spellStart"/><w:r><w:rPr><w:spacing w:val="-4"/><w:lang w:val="en-US"/></w:rPr><w:t>bàn</w:t></w:r><w:proofErr w:type="spellEnd"/><w:r><w:rPr><w:spacing w:val="-4"/><w:lang w:val="en-US"/></w:rPr><w:t xml:space="preserve"> </w:t></w:r><w:proofErr w:type="spellStart"/><w:r><w:rPr><w:spacing w:val="-4"/><w:lang w:val="en-US"/></w:rPr><w:t>tặng</w:t></w:r><w:proofErr w:type="spellEnd"/><w:r><w:rPr><w:spacing w:val="-4"/><w:lang w:val="en-US"/></w:rPr><w:tab/><w:t>: {</w:t></w:r><w:proofErr w:type="spellStart"/><w:r><w:rPr><w:spacing w:val="-4"/><w:lang w:val="en-US"/></w:rPr><w:t>BanTang</w:t></w:r><w:proofErr w:type="spellEnd"/><w:r><w:rPr><w:spacing w:val="-4"/><w:lang w:val="en-US"/></w:rPr><w:t xml:space="preserve">} </w:t></w:r><w:proofErr w:type="spellStart"/><w:r><w:rPr><w:spacing w:val="-4"/><w:lang w:val="en-US"/></w:rPr><w:t>bàn</w:t></w:r><w:proofErr w:type="spellEnd"/></w:p><w:p><w:pPr><w:pStyle w:val="BodyText"/><w:tabs><w:tab w:val="left" w:pos="3240"/></w:tabs><w:spacing w:line="360" w:lineRule="auto"/><w:ind w:left="1080" w:right="450"/><w:rPr><w:spacing w:val="-5"/><w:lang w:val="en-US"/></w:rPr></w:pPr><w:r><w:t>Số</w:t></w:r><w:r><w:rPr><w:spacing w:val="-1"/></w:rPr><w:t xml:space="preserve"> </w:t></w:r><w:r><w:t>bàn dự</w:t></w:r><w:r><w:rPr><w:spacing w:val="-1"/></w:rPr><w:t xml:space="preserve"> </w:t></w:r><w:r><w:rPr><w:spacing w:val="-2"/></w:rPr><w:t>phòng</w:t></w:r><w:r><w:tab/></w:r><w:r><w:rPr><w:spacing w:val="-5"/></w:rPr><w:t>:</w:t></w:r><w:r><w:rPr><w:spacing w:val="-5"/><w:lang w:val="en-US"/></w:rPr><w:t xml:space="preserve"> {</w:t></w:r><w:proofErr w:type="spellStart"/><w:r><w:rPr><w:spacing w:val="-5"/><w:lang w:val="en-US"/></w:rPr><w:t>SoBanDuPhong</w:t></w:r><w:proofErr w:type="spellEnd"/><w:r><w:rPr><w:spacing w:val="-5"/><w:lang w:val="en-US"/></w:rPr><w:t>}</w:t></w:r><w:proofErr w:type="spellStart"/><w:r><w:rPr><w:spacing w:val="-5"/><w:lang w:val="en-US"/></w:rPr><w:t>bàn</w:t></w:r><w:proofErr w:type="spellEnd"/></w:p><w:p><w:pPr><w:pStyle w:val="BodyText"/><w:tabs><w:tab w:val="left" w:pos="3240"/></w:tabs><w:spacing w:line="360" w:lineRule="auto"/><w:ind w:right="450"/><w:jc w:val="both"/><w:rPr><w:spacing w:val="-5"/><w:lang w:val="en-US"/></w:rPr></w:pPr><w:r><w:t>Các nội dung chi tiết về thực đơn, giá trị tiệc, chương trình khuyến mãi, dịch vụ đi kèm và các thỏa thuận khác được thể hiện tại Phụ lục Hợp đồng và là một phần không tách rời của Hợp đồng này.</w:t></w:r></w:p><w:p><w:pPr><w:pStyle w:val="Heading1"/><w:spacing w:line="360" w:lineRule="auto"/><w:ind w:left="180" w:firstLine="180"/><w:rPr><w:lang w:val="en-US"/></w:rPr></w:pPr><w:r><w:rPr><w:u w:val="single"/></w:rPr><w:t>ĐIỀU</w:t></w:r><w:r><w:rPr><w:spacing w:val="-1"/><w:u w:val="single"/></w:rPr><w:t xml:space="preserve"> </w:t></w:r><w:r><w:rPr><w:u w:val="single"/></w:rPr><w:t>2</w:t></w:r><w:r><w:t>.</w:t></w:r><w:r><w:rPr><w:spacing w:val="-1"/></w:rPr><w:t xml:space="preserve"> </w:t></w:r><w:r><w:t>NỘI</w:t></w:r><w:r><w:rPr><w:spacing w:val="-1"/></w:rPr><w:t xml:space="preserve"> </w:t></w:r><w:r><w:t>DUNG</w:t></w:r><w:r><w:rPr><w:lang w:val="en-US"/></w:rPr><w:t xml:space="preserve"> PHỤ LỤC</w:t></w:r></w:p><w:p><w:pPr><w:pStyle w:val="ListParagraph"/><w:numPr><w:ilvl w:val="1"/><w:numId w:val="2"/></w:numPr><w:tabs><w:tab w:val="left" w:pos="600"/></w:tabs><w:spacing w:line="360" w:lineRule="auto"/><w:rPr><w:b/><w:sz w:val="24"/></w:rPr></w:pPr><w:r><w:rPr><w:b/><w:sz w:val="24"/><w:lang w:val="en-US"/></w:rPr><w:t>T</w:t></w:r><w:r><w:rPr><w:b/><w:sz w:val="24"/></w:rPr><w:t>hanh</w:t></w:r><w:r><w:rPr><w:b/><w:spacing w:val="-2"/><w:sz w:val="24"/></w:rPr><w:t xml:space="preserve"> toán:</w:t></w:r><w:r><w:rPr><w:b/><w:spacing w:val="-2"/><w:sz w:val="24"/><w:lang w:val="en-US"/></w:rPr><w:t xml:space="preserve"> </w:t></w:r><w:proofErr w:type="spellStart"/><w:r><w:rPr><w:bCs/><w:spacing w:val="-2"/><w:sz w:val="24"/><w:lang w:val="en-US"/></w:rPr><w:t>Bên</w:t></w:r><w:proofErr w:type="spellEnd"/><w:r><w:rPr><w:bCs/><w:spacing w:val="-2"/><w:sz w:val="24"/><w:lang w:val="en-US"/></w:rPr><w:t xml:space="preserve"> B </w:t></w:r><w:proofErr w:type="spellStart"/><w:r><w:rPr><w:bCs/><w:spacing w:val="-2"/><w:sz w:val="24"/><w:lang w:val="en-US"/></w:rPr><w:t>xác</w:t></w:r><w:proofErr w:type="spellEnd"/><w:r><w:rPr><w:bCs/><w:spacing w:val="-2"/><w:sz w:val="24"/><w:lang w:val="en-US"/></w:rPr><w:t xml:space="preserve"> </w:t></w:r><w:proofErr w:type="spellStart"/><w:r><w:rPr><w:bCs/><w:spacing w:val="-2"/><w:sz w:val="24"/><w:lang w:val="en-US"/></w:rPr><w:t>nhận</w:t></w:r><w:proofErr w:type="spellEnd"/><w:r><w:rPr><w:bCs/><w:spacing w:val="-2"/><w:sz w:val="24"/><w:lang w:val="en-US"/></w:rPr><w:t xml:space="preserve"> </w:t></w:r><w:proofErr w:type="spellStart"/><w:r><w:rPr><w:bCs/><w:spacing w:val="-2"/><w:sz w:val="24"/><w:lang w:val="en-US"/></w:rPr><w:t>thanh</w:t></w:r><w:proofErr w:type="spellEnd"/><w:r><w:rPr><w:bCs/><w:spacing w:val="-2"/><w:sz w:val="24"/><w:lang w:val="en-US"/></w:rPr><w:t xml:space="preserve"> </w:t></w:r><w:proofErr w:type="spellStart"/><w:r><w:rPr><w:bCs/><w:spacing w:val="-2"/><w:sz w:val="24"/><w:lang w:val="en-US"/></w:rPr><w:t>toán</w:t></w:r><w:proofErr w:type="spellEnd"/><w:r><w:rPr><w:bCs/><w:spacing w:val="-2"/><w:sz w:val="24"/><w:lang w:val="en-US"/></w:rPr><w:t xml:space="preserve"> </w:t></w:r><w:proofErr w:type="spellStart"/><w:r><w:rPr><w:bCs/><w:spacing w:val="-2"/><w:sz w:val="24"/><w:lang w:val="en-US"/></w:rPr><w:t>đợt</w:t></w:r><w:proofErr w:type="spellEnd"/><w:r><w:rPr><w:bCs/><w:spacing w:val="-2"/><w:sz w:val="24"/><w:lang w:val="en-US"/></w:rPr><w:t xml:space="preserve"> 2 </w:t></w:r><w:proofErr w:type="spellStart"/><w:r><w:rPr><w:bCs/><w:spacing w:val="-2"/><w:sz w:val="24"/><w:lang w:val="en-US"/></w:rPr><w:t>theo</w:t></w:r><w:proofErr w:type="spellEnd"/><w:r><w:rPr><w:bCs/><w:spacing w:val="-2"/><w:sz w:val="24"/><w:lang w:val="en-US"/></w:rPr><w:t xml:space="preserve"> </w:t></w:r><w:proofErr w:type="spellStart"/><w:r><w:rPr><w:bCs/><w:spacing w:val="-2"/><w:sz w:val="24"/><w:lang w:val="en-US"/></w:rPr><w:t>Hợp</w:t></w:r><w:proofErr w:type="spellEnd"/><w:r><w:rPr><w:bCs/><w:spacing w:val="-2"/><w:sz w:val="24"/><w:lang w:val="en-US"/></w:rPr><w:t xml:space="preserve"> </w:t></w:r><w:proofErr w:type="spellStart"/><w:r><w:rPr><w:bCs/><w:spacing w:val="-2"/><w:sz w:val="24"/><w:lang w:val="en-US"/></w:rPr><w:t>đồng</w:t></w:r><w:proofErr w:type="spellEnd"/><w:r><w:rPr><w:bCs/><w:spacing w:val="-2"/><w:sz w:val="24"/><w:lang w:val="en-US"/></w:rPr><w:t xml:space="preserve"> </w:t></w:r><w:proofErr w:type="spellStart"/><w:r><w:rPr><w:bCs/><w:spacing w:val="-2"/><w:sz w:val="24"/><w:lang w:val="en-US"/></w:rPr><w:t>như</w:t></w:r><w:proofErr w:type="spellEnd"/><w:r><w:rPr><w:bCs/><w:spacing w:val="-2"/><w:sz w:val="24"/><w:lang w:val="en-US"/></w:rPr><w:t xml:space="preserve"> </w:t></w:r><w:proofErr w:type="spellStart"/><w:r><w:rPr><w:bCs/><w:spacing w:val="-2"/><w:sz w:val="24"/><w:lang w:val="en-US"/></w:rPr><w:t>sau</w:t></w:r><w:proofErr w:type="spellEnd"/></w:p><w:p><w:pPr><w:pStyle w:val="ListParagraph"/><w:numPr><w:ilvl w:val="0"/><w:numId w:val="3"/></w:numPr><w:tabs><w:tab w:val="left" w:pos="600"/></w:tabs><w:spacing w:line="360" w:lineRule="auto"/><w:rPr><w:bCs/><w:sz w:val="24"/></w:rPr></w:pPr><w:proofErr w:type="spellStart"/><w:r><w:rPr><w:bCs/><w:sz w:val="24"/><w:lang w:val="en-US"/></w:rPr><w:t>Số</w:t></w:r><w:proofErr w:type="spellEnd"/><w:r><w:rPr><w:bCs/><w:sz w:val="24"/><w:lang w:val="en-US"/></w:rPr><w:t xml:space="preserve"> </w:t></w:r><w:proofErr w:type="spellStart"/><w:r><w:rPr><w:bCs/><w:sz w:val="24"/><w:lang w:val="en-US"/></w:rPr><w:t>tiền</w:t></w:r><w:proofErr w:type="spellEnd"/><w:r><w:rPr><w:bCs/><w:sz w:val="24"/><w:lang w:val="en-US"/></w:rPr><w:t xml:space="preserve">: {ThanhToanDot2SoTien} VNĐ </w:t></w:r></w:p><w:p><w:pPr><w:pStyle w:val="ListParagraph"/><w:numPr><w:ilvl w:val="0"/><w:numId w:val="3"/></w:numPr><w:tabs><w:tab w:val="left" w:pos="600"/></w:tabs><w:spacing w:line="360" w:lineRule="auto"/><w:rPr><w:bCs/><w:sz w:val="24"/></w:rPr></w:pPr><w:proofErr w:type="spellStart"/><w:r><w:rPr><w:bCs/><w:sz w:val="24"/><w:lang w:val="en-US"/></w:rPr><w:t>Hình</w:t></w:r><w:proofErr w:type="spellEnd"/><w:r><w:rPr><w:bCs/><w:sz w:val="24"/><w:lang w:val="en-US"/></w:rPr><w:t xml:space="preserve"> </w:t></w:r><w:proofErr w:type="spellStart"/><w:r><w:rPr><w:bCs/><w:sz w:val="24"/><w:lang w:val="en-US"/></w:rPr><w:t>thức</w:t></w:r><w:proofErr w:type="spellEnd"/><w:r><w:rPr><w:bCs/><w:sz w:val="24"/><w:lang w:val="en-US"/></w:rPr><w:t xml:space="preserve"> </w:t></w:r><w:proofErr w:type="spellStart"/><w:r><w:rPr><w:bCs/><w:sz w:val="24"/><w:lang w:val="en-US"/></w:rPr><w:t>thanh</w:t></w:r><w:proofErr w:type="spellEnd"/><w:r><w:rPr><w:bCs/><w:sz w:val="24"/><w:lang w:val="en-US"/></w:rPr><w:t xml:space="preserve"> </w:t></w:r><w:proofErr w:type="spellStart"/><w:r><w:rPr><w:bCs/><w:sz w:val="24"/><w:lang w:val="en-US"/></w:rPr><w:t>toán</w:t></w:r><w:proofErr w:type="spellEnd"/><w:r><w:rPr><w:bCs/><w:sz w:val="24"/><w:lang w:val="en-US"/></w:rPr><w:t>: {HinhThucThanhToanDot2}</w:t></w:r></w:p><w:p><w:pPr><w:pStyle w:val="ListParagraph"/><w:numPr><w:ilvl w:val="0"/><w:numId w:val="3"/></w:numPr><w:tabs><w:tab w:val="left" w:pos="600"/></w:tabs><w:spacing w:line="360" w:lineRule="auto"/><w:rPr><w:bCs/><w:sz w:val="24"/></w:rPr></w:pPr><w:proofErr w:type="spellStart"/><w:r><w:rPr><w:bCs/><w:sz w:val="24"/><w:lang w:val="en-US"/></w:rPr><w:t>Thời</w:t></w:r><w:proofErr w:type="spellEnd"/><w:r><w:rPr><w:bCs/><w:sz w:val="24"/><w:lang w:val="en-US"/></w:rPr><w:t xml:space="preserve"> </w:t></w:r><w:proofErr w:type="spellStart"/><w:r><w:rPr><w:bCs/><w:sz w:val="24"/><w:lang w:val="en-US"/></w:rPr><w:t>gian</w:t></w:r><w:proofErr w:type="spellEnd"/><w:r><w:rPr><w:bCs/><w:sz w:val="24"/><w:lang w:val="en-US"/></w:rPr><w:t xml:space="preserve"> </w:t></w:r><w:proofErr w:type="spellStart"/><w:r><w:rPr><w:bCs/><w:sz w:val="24"/><w:lang w:val="en-US"/></w:rPr><w:t>thanh</w:t></w:r><w:proofErr w:type="spellEnd"/><w:r><w:rPr><w:bCs/><w:sz w:val="24"/><w:lang w:val="en-US"/></w:rPr><w:t xml:space="preserve"> </w:t></w:r><w:proofErr w:type="spellStart"/><w:r><w:rPr><w:bCs/><w:sz w:val="24"/><w:lang w:val="en-US"/></w:rPr><w:t>toán</w:t></w:r><w:proofErr w:type="spellEnd"/><w:r><w:rPr><w:bCs/><w:sz w:val="24"/><w:lang w:val="en-US"/></w:rPr><w:t xml:space="preserve"> </w:t></w:r><w:proofErr w:type="spellStart"/><w:r><w:rPr><w:bCs/><w:sz w:val="24"/><w:lang w:val="en-US"/></w:rPr><w:t>ngày</w:t></w:r><w:proofErr w:type="spellEnd"/><w:proofErr w:type="gramStart"/><w:r><w:rPr><w:bCs/><w:sz w:val="24"/><w:lang w:val="en-US"/></w:rPr><w:t>:  {</w:t></w:r><w:proofErr w:type="gramEnd"/><w:r><w:rPr><w:bCs/><w:sz w:val="24"/><w:lang w:val="en-US"/></w:rPr><w:t>HanThanhToanDot2}</w:t></w:r></w:p><w:p><w:pPr><w:tabs><w:tab w:val="left" w:pos="600"/></w:tabs><w:spacing w:line="360" w:lineRule="auto"/><w:ind w:left="720"/><w:rPr><w:bCs/><w:sz w:val="24"/><w:lang w:val="en-US"/></w:rPr></w:pPr><w:proofErr w:type="spellStart"/><w:r><w:rPr><w:bCs/><w:sz w:val="24"/><w:lang w:val="en-US"/></w:rPr><w:t>Khoản</w:t></w:r><w:proofErr w:type="spellEnd"/><w:r><w:rPr><w:bCs/><w:sz w:val="24"/><w:lang w:val="en-US"/></w:rPr><w:t xml:space="preserve"> </w:t></w:r><w:proofErr w:type="spellStart"/><w:r><w:rPr><w:bCs/><w:sz w:val="24"/><w:lang w:val="en-US"/></w:rPr><w:t>thanh</w:t></w:r><w:proofErr w:type="spellEnd"/><w:r><w:rPr><w:bCs/><w:sz w:val="24"/><w:lang w:val="en-US"/></w:rPr><w:t xml:space="preserve"> </w:t></w:r><w:proofErr w:type="spellStart"/><w:r><w:rPr><w:bCs/><w:sz w:val="24"/><w:lang w:val="en-US"/></w:rPr><w:t>toán</w:t></w:r><w:proofErr w:type="spellEnd"/><w:r><w:rPr><w:bCs/><w:sz w:val="24"/><w:lang w:val="en-US"/></w:rPr><w:t xml:space="preserve"> </w:t></w:r><w:proofErr w:type="spellStart"/><w:r><w:rPr><w:bCs/><w:sz w:val="24"/><w:lang w:val="en-US"/></w:rPr><w:t>này</w:t></w:r><w:proofErr w:type="spellEnd"/><w:r><w:rPr><w:bCs/><w:sz w:val="24"/><w:lang w:val="en-US"/></w:rPr><w:t xml:space="preserve"> </w:t></w:r><w:proofErr w:type="spellStart"/><w:r><w:rPr><w:bCs/><w:sz w:val="24"/><w:lang w:val="en-US"/></w:rPr><w:t>được</w:t></w:r><w:proofErr w:type="spellEnd"/><w:r><w:rPr><w:bCs/><w:sz w:val="24"/><w:lang w:val="en-US"/></w:rPr><w:t xml:space="preserve"> </w:t></w:r><w:proofErr w:type="spellStart"/><w:r><w:rPr><w:bCs/><w:sz w:val="24"/><w:lang w:val="en-US"/></w:rPr><w:t>khấu</w:t></w:r><w:proofErr w:type="spellEnd"/><w:r><w:rPr><w:bCs/><w:sz w:val="24"/><w:lang w:val="en-US"/></w:rPr><w:t xml:space="preserve"> </w:t></w:r><w:proofErr w:type="spellStart"/><w:r><w:rPr><w:bCs/><w:sz w:val="24"/><w:lang w:val="en-US"/></w:rPr><w:t>trừ</w:t></w:r><w:proofErr w:type="spellEnd"/><w:r><w:rPr><w:bCs/><w:sz w:val="24"/><w:lang w:val="en-US"/></w:rPr><w:t xml:space="preserve"> </w:t></w:r><w:proofErr w:type="spellStart"/><w:r><w:rPr><w:bCs/><w:sz w:val="24"/><w:lang w:val="en-US"/></w:rPr><w:t>vào</w:t></w:r><w:proofErr w:type="spellEnd"/><w:r><w:rPr><w:bCs/><w:sz w:val="24"/><w:lang w:val="en-US"/></w:rPr><w:t xml:space="preserve"> </w:t></w:r><w:proofErr w:type="spellStart"/><w:r><w:rPr><w:bCs/><w:sz w:val="24"/><w:lang w:val="en-US"/></w:rPr><w:t>giá</w:t></w:r><w:proofErr w:type="spellEnd"/><w:r><w:rPr><w:bCs/><w:sz w:val="24"/><w:lang w:val="en-US"/></w:rPr><w:t xml:space="preserve"> </w:t></w:r><w:proofErr w:type="spellStart"/><w:r><w:rPr><w:bCs/><w:sz w:val="24"/><w:lang w:val="en-US"/></w:rPr><w:t>trị</w:t></w:r><w:proofErr w:type="spellEnd"/><w:r><w:rPr><w:bCs/><w:sz w:val="24"/><w:lang w:val="en-US"/></w:rPr><w:t xml:space="preserve"> </w:t></w:r><w:proofErr w:type="spellStart"/><w:r><w:rPr><w:bCs/><w:sz w:val="24"/><w:lang w:val="en-US"/></w:rPr><w:t>quyết</w:t></w:r><w:proofErr w:type="spellEnd"/><w:r><w:rPr><w:bCs/><w:sz w:val="24"/><w:lang w:val="en-US"/></w:rPr><w:t xml:space="preserve"> </w:t></w:r><w:proofErr w:type="spellStart"/><w:r><w:rPr><w:bCs/><w:sz w:val="24"/><w:lang w:val="en-US"/></w:rPr><w:t>toán</w:t></w:r><w:proofErr w:type="spellEnd"/><w:r><w:rPr><w:bCs/><w:sz w:val="24"/><w:lang w:val="en-US"/></w:rPr><w:t xml:space="preserve"> </w:t></w:r><w:proofErr w:type="spellStart"/><w:r><w:rPr><w:bCs/><w:sz w:val="24"/><w:lang w:val="en-US"/></w:rPr><w:t>cuối</w:t></w:r><w:proofErr w:type="spellEnd"/><w:r><w:rPr><w:bCs/><w:sz w:val="24"/><w:lang w:val="en-US"/></w:rPr><w:t xml:space="preserve"> </w:t></w:r><w:proofErr w:type="spellStart"/><w:r><w:rPr><w:bCs/><w:sz w:val="24"/><w:lang w:val="en-US"/></w:rPr><w:t>cùng</w:t></w:r><w:proofErr w:type="spellEnd"/><w:r><w:rPr><w:bCs/><w:sz w:val="24"/><w:lang w:val="en-US"/></w:rPr><w:t xml:space="preserve"> </w:t></w:r><w:proofErr w:type="spellStart"/><w:r><w:rPr><w:bCs/><w:sz w:val="24"/><w:lang w:val="en-US"/></w:rPr><w:t>của</w:t></w:r><w:proofErr w:type="spellEnd"/><w:r><w:rPr><w:bCs/><w:sz w:val="24"/><w:lang w:val="en-US"/></w:rPr><w:t xml:space="preserve"> </w:t></w:r><w:proofErr w:type="spellStart"/><w:r><w:rPr><w:bCs/><w:sz w:val="24"/><w:lang w:val="en-US"/></w:rPr><w:t>Hợp</w:t></w:r><w:proofErr w:type="spellEnd"/><w:r><w:rPr><w:bCs/><w:sz w:val="24"/><w:lang w:val="en-US"/></w:rPr><w:t xml:space="preserve"> </w:t></w:r><w:proofErr w:type="spellStart"/><w:r><w:rPr><w:bCs/><w:sz w:val="24"/><w:lang w:val="en-US"/></w:rPr><w:t>đồng</w:t></w:r><w:proofErr w:type="spellEnd"/><w:r><w:rPr><w:bCs/><w:sz w:val="24"/><w:lang w:val="en-US"/></w:rPr><w:t>.</w:t></w:r></w:p><w:p><w:pPr><w:pStyle w:val="ListParagraph"/><w:numPr><w:ilvl w:val="1"/><w:numId w:val="2"/></w:numPr><w:tabs><w:tab w:val="left" w:pos="600"/></w:tabs><w:spacing w:line="360" w:lineRule="auto"/><w:rPr><w:b/><w:sz w:val="24"/></w:rPr></w:pPr><w:r><w:rPr><w:b/><w:sz w:val="24"/></w:rPr><w:t>Dịch</w:t></w:r><w:r><w:rPr><w:b/><w:spacing w:val="-3"/><w:sz w:val="24"/></w:rPr><w:t xml:space="preserve"> </w:t></w:r><w:r><w:rPr><w:b/><w:sz w:val="24"/></w:rPr><w:t>vụ</w:t></w:r><w:r><w:rPr><w:b/><w:spacing w:val="-1"/><w:sz w:val="24"/></w:rPr><w:t xml:space="preserve"> </w:t></w:r><w:r><w:rPr><w:b/><w:sz w:val="24"/></w:rPr><w:t>tính phí</w:t></w:r><w:r><w:rPr><w:b/><w:spacing w:val="-1"/><w:sz w:val="24"/></w:rPr><w:t xml:space="preserve"> </w:t></w:r><w:r><w:rPr><w:b/><w:spacing w:val="-4"/><w:sz w:val="24"/><w:lang w:val="en-US"/></w:rPr><w:t>:</w:t></w:r></w:p><w:p><w:pPr><w:pStyle w:val="ListParagraph"/><w:numPr><w:ilvl w:val="0"/><w:numId w:val="8"/></w:numPr><w:tabs><w:tab w:val="left" w:pos="600"/></w:tabs><w:spacing w:line="360" w:lineRule="auto"/><w:rPr><w:b/><w:sz w:val="24"/></w:rPr></w:pPr><w:r><w:rPr><w:bCs/><w:sz w:val="24"/></w:rPr><w:t>{#DichVuTinhPhiPhuLuc}- {TenDichVu}: {DonGia} VNĐ ({GhiChu})</w:t></w:r></w:p><w:p><w:r><w:t xml:space="preserve">{/DichVuTinhPhiPhuLuc}</w:t></w:r></w:p><w:p><w:pPr><w:pStyle w:val="ListParagraph"/><w:numPr><w:ilvl w:val="1"/><w:numId w:val="2"/></w:numPr><w:tabs><w:tab w:val="left" w:pos="600"/></w:tabs><w:spacing w:line="360" w:lineRule="auto"/><w:rPr><w:b/><w:sz w:val="24"/></w:rPr></w:pPr><w:proofErr w:type="spellStart"/><w:r><w:rPr><w:b/><w:sz w:val="24"/><w:lang w:val="en-US"/></w:rPr><w:t>Dịch</w:t></w:r><w:proofErr w:type="spellEnd"/><w:r><w:rPr><w:b/><w:sz w:val="24"/><w:lang w:val="en-US"/></w:rPr><w:t xml:space="preserve"> </w:t></w:r><w:proofErr w:type="spellStart"/><w:r><w:rPr><w:b/><w:sz w:val="24"/><w:lang w:val="en-US"/></w:rPr><w:t>vụ</w:t></w:r><w:proofErr w:type="spellEnd"/><w:r><w:rPr><w:b/><w:sz w:val="24"/><w:lang w:val="en-US"/></w:rPr><w:t xml:space="preserve"> </w:t></w:r><w:proofErr w:type="spellStart"/><w:r><w:rPr><w:b/><w:sz w:val="24"/><w:lang w:val="en-US"/></w:rPr><w:t>lựa</w:t></w:r><w:proofErr w:type="spellEnd"/><w:r><w:rPr><w:b/><w:sz w:val="24"/><w:lang w:val="en-US"/></w:rPr><w:t xml:space="preserve"> </w:t></w:r><w:proofErr w:type="spellStart"/><w:r><w:rPr><w:b/><w:sz w:val="24"/><w:lang w:val="en-US"/></w:rPr><w:t>chọn</w:t></w:r><w:proofErr w:type="spellEnd"/><w:r><w:rPr><w:b/><w:sz w:val="24"/><w:lang w:val="en-US"/></w:rPr><w:t xml:space="preserve">, </w:t></w:r><w:proofErr w:type="spellStart"/><w:r><w:rPr><w:b/><w:sz w:val="24"/><w:lang w:val="en-US"/></w:rPr><w:t>ưu</w:t></w:r><w:proofErr w:type="spellEnd"/><w:r><w:rPr><w:b/><w:sz w:val="24"/><w:lang w:val="en-US"/></w:rPr><w:t xml:space="preserve"> </w:t></w:r><w:proofErr w:type="spellStart"/><w:r><w:rPr><w:b/><w:sz w:val="24"/><w:lang w:val="en-US"/></w:rPr><w:t>đãi</w:t></w:r><w:proofErr w:type="spellEnd"/><w:r><w:rPr><w:b/><w:sz w:val="24"/><w:lang w:val="en-US"/></w:rPr><w:t xml:space="preserve"> </w:t></w:r><w:proofErr w:type="spellStart"/><w:r><w:rPr><w:b/><w:sz w:val="24"/><w:lang w:val="en-US"/></w:rPr><w:t>và</w:t></w:r><w:proofErr w:type="spellEnd"/><w:r><w:rPr><w:b/><w:sz w:val="24"/><w:lang w:val="en-US"/></w:rPr><w:t xml:space="preserve"> </w:t></w:r><w:proofErr w:type="spellStart"/><w:r><w:rPr><w:b/><w:sz w:val="24"/><w:lang w:val="en-US"/></w:rPr><w:t>thỏa</w:t></w:r><w:proofErr w:type="spellEnd"/><w:r><w:rPr><w:b/><w:sz w:val="24"/><w:lang w:val="en-US"/></w:rPr><w:t xml:space="preserve"> </w:t></w:r><w:proofErr w:type="spellStart"/><w:r><w:rPr><w:b/><w:sz w:val="24"/><w:lang w:val="en-US"/></w:rPr><w:t>thuận</w:t></w:r><w:proofErr w:type="spellEnd"/><w:r><w:rPr><w:b/><w:sz w:val="24"/><w:lang w:val="en-US"/></w:rPr><w:t xml:space="preserve"> </w:t></w:r><w:proofErr w:type="spellStart"/><w:r><w:rPr><w:b/><w:sz w:val="24"/><w:lang w:val="en-US"/></w:rPr><w:t>chung</w:t></w:r><w:proofErr w:type="spellEnd"/></w:p><w:p><w:pPr><w:pStyle w:val="ListParagraph"/><w:numPr><w:ilvl w:val="0"/><w:numId w:val="5"/></w:numPr><w:tabs><w:tab w:val="clear" w:pos="420"/><w:tab w:val="left" w:pos="600"/></w:tabs><w:spacing w:line="360" w:lineRule="auto"/><w:rPr><w:bCs/><w:sz w:val="24"/></w:rPr></w:pPr><w:r><w:rPr><w:bCs/><w:sz w:val="24"/></w:rPr><w:t>{ThoaThuanPhuLucKhac}</w:t></w:r></w:p><w:p><w:pPr><w:pStyle w:val="ListParagraph"/><w:numPr><w:ilvl w:val="1"/><w:numId w:val="2"/></w:numPr><w:tabs><w:tab w:val="left" w:pos="600"/></w:tabs><w:spacing w:line="360" w:lineRule="auto"/><w:rPr><w:b/><w:sz w:val="24"/></w:rPr></w:pPr><w:proofErr w:type="spellStart"/><w:r><w:rPr><w:b/><w:spacing w:val="-4"/><w:sz w:val="24"/><w:lang w:val="en-US"/></w:rPr><w:t>Thực</w:t></w:r><w:proofErr w:type="spellEnd"/><w:r><w:rPr><w:b/><w:spacing w:val="-4"/><w:sz w:val="24"/><w:lang w:val="en-US"/></w:rPr><w:t xml:space="preserve"> </w:t></w:r><w:proofErr w:type="spellStart"/><w:r><w:rPr><w:b/><w:spacing w:val="-4"/><w:sz w:val="24"/><w:lang w:val="en-US"/></w:rPr><w:t>đơn</w:t></w:r><w:proofErr w:type="spellEnd"/></w:p><w:p><w:pPr><w:pStyle w:val="BodyText"/><w:rPr><w:b/><w:sz w:val="12"/></w:rPr></w:pPr></w:p><w:tbl><w:tblPr><w:tblW w:w="0" w:type="auto"/><w:tblInd w:w="365" w:type="dxa"/><w:tblBorders><w:top w:val="single" w:sz="4" w:space="0" w:color="000000"/><w:left w:val="single" w:sz="4" w:space="0" w:color="000000"/><w:bottom w:val="single" w:sz="4" w:space="0" w:color="000000"/><w:right w:val="single" w:sz="4" w:space="0" w:color="000000"/><w:insideH w:val="single" w:sz="4" w:space="0" w:color="000000"/><w:insideV w:val="single" w:sz="4" w:space="0" w:color="000000"/></w:tblBorders><w:tblLayout w:type="fixed"/><w:tblCellMar><w:left w:w="0" w:type="dxa"/><w:right w:w="0" w:type="dxa"/></w:tblCellMar><w:tblLook w:val="04A0" w:firstRow="1" w:lastRow="0" w:firstColumn="1" w:lastColumn="0" w:noHBand="0" w:noVBand="1"/></w:tblPr><w:tblGrid><w:gridCol w:w="1336"/><w:gridCol w:w="6310"/><w:gridCol w:w="1980"/></w:tblGrid><w:tr><w:trPr><w:trHeight w:val="318"/></w:trPr><w:tc><w:tcPr><w:tcW w:w="1336" w:type="dxa"/><w:vMerge w:val="restart"/><w:shd w:val="clear" w:color="auto" w:fill="E6E6E6"/></w:tcPr><w:p><w:pPr><w:pStyle w:val="TableParagraph"/><w:spacing w:before="181"/><w:ind w:left="107"/><w:rPr><w:b/><w:sz w:val="24"/></w:rPr></w:pPr><w:r><w:rPr><w:b/><w:spacing w:val="-5"/><w:sz w:val="24"/></w:rPr><w:t>STT</w:t></w:r></w:p></w:tc><w:tc><w:tcPr><w:tcW w:w="6310" w:type="dxa"/><w:vMerge w:val="restart"/><w:shd w:val="clear" w:color="auto" w:fill="E6E6E6"/></w:tcPr><w:p><w:pPr><w:pStyle w:val="TableParagraph"/><w:spacing w:before="181"/><w:ind w:left="9"/><w:jc w:val="center"/><w:rPr><w:b/><w:sz w:val="24"/><w:lang w:val="en-US"/></w:rPr></w:pPr><w:r><w:rPr><w:b/><w:sz w:val="24"/></w:rPr><w:t>Thực</w:t></w:r><w:r><w:rPr><w:b/><w:spacing w:val="-2"/><w:sz w:val="24"/></w:rPr><w:t xml:space="preserve"> </w:t></w:r><w:r><w:rPr><w:b/><w:sz w:val="24"/></w:rPr><w:t>đơn</w:t></w:r><w:r><w:rPr><w:b/><w:spacing w:val="-5"/><w:sz w:val="24"/><w:lang w:val="en-US"/></w:rPr><w:t xml:space="preserve"> </w:t></w:r><w:proofErr w:type="spellStart"/><w:r><w:rPr><w:b/><w:spacing w:val="-5"/><w:sz w:val="24"/><w:lang w:val="en-US"/></w:rPr><w:t>bàn</w:t></w:r><w:proofErr w:type="spellEnd"/><w:r><w:rPr><w:b/><w:spacing w:val="-5"/><w:sz w:val="24"/><w:lang w:val="en-US"/></w:rPr><w:t xml:space="preserve"> </w:t></w:r><w:proofErr w:type="spellStart"/><w:r><w:rPr><w:b/><w:spacing w:val="-5"/><w:sz w:val="24"/><w:lang w:val="en-US"/></w:rPr><w:t>tiệc</w:t></w:r><w:proofErr w:type="spellEnd"/><w:r><w:rPr><w:b/><w:spacing w:val="-5"/><w:sz w:val="24"/><w:lang w:val="en-US"/></w:rPr><w:t xml:space="preserve"> {</w:t></w:r><w:proofErr w:type="spellStart"/><w:r><w:rPr><w:b/><w:spacing w:val="-5"/><w:sz w:val="24"/><w:lang w:val="en-US"/></w:rPr><w:t>DonGiaBanTiec</w:t></w:r><w:proofErr w:type="spellEnd"/><w:r><w:rPr><w:b/><w:spacing w:val="-5"/><w:sz w:val="24"/><w:lang w:val="en-US"/></w:rPr><w:t>}VNĐ/</w:t></w:r><w:proofErr w:type="spellStart"/><w:r><w:rPr><w:b/><w:spacing w:val="-5"/><w:sz w:val="24"/><w:lang w:val="en-US"/></w:rPr><w:t>bàn</w:t></w:r><w:proofErr w:type="spellEnd"/><w:r><w:rPr><w:b/><w:spacing w:val="-5"/><w:sz w:val="24"/><w:lang w:val="en-US"/></w:rPr><w:t>/{</w:t></w:r><w:proofErr w:type="spellStart"/><w:r><w:rPr><w:b/><w:spacing w:val="-5"/><w:sz w:val="24"/><w:lang w:val="en-US"/></w:rPr><w:t>SoKhachTrenBan</w:t></w:r><w:proofErr w:type="spellEnd"/><w:r><w:rPr><w:b/><w:spacing w:val="-5"/><w:sz w:val="24"/><w:lang w:val="en-US"/></w:rPr><w:t xml:space="preserve">} </w:t></w:r><w:proofErr w:type="spellStart"/><w:r><w:rPr><w:b/><w:spacing w:val="-5"/><w:sz w:val="24"/><w:lang w:val="en-US"/></w:rPr><w:t>khách</w:t></w:r><w:proofErr w:type="spellEnd"/></w:p></w:tc><w:tc><w:tcPr><w:tcW w:w="1980" w:type="dxa"/><w:shd w:val="clear" w:color="auto" w:fill="E6E6E6"/></w:tcPr><w:p><w:pPr><w:pStyle w:val="TableParagraph"/><w:spacing w:before="18"/><w:ind w:left="7" w:right="4"/><w:jc w:val="center"/><w:rPr><w:b/><w:sz w:val="24"/></w:rPr></w:pPr><w:r><w:rPr><w:b/><w:sz w:val="24"/></w:rPr><w:t>Đơn</w:t></w:r><w:r><w:rPr><w:b/><w:spacing w:val="-2"/><w:sz w:val="24"/></w:rPr><w:t xml:space="preserve"> </w:t></w:r><w:r><w:rPr><w:b/><w:spacing w:val="-5"/><w:sz w:val="24"/></w:rPr><w:t>giá</w:t></w:r></w:p></w:tc></w:tr><w:tr><w:trPr><w:trHeight w:val="316"/></w:trPr><w:tc><w:tcPr><w:tcW w:w="1336" w:type="dxa"/><w:vMerge/><w:tcBorders><w:top w:val="nil"/></w:tcBorders><w:shd w:val="clear" w:color="auto" w:fill="E6E6E6"/></w:tcPr><w:p><w:pPr><w:rPr><w:sz w:val="2"/><w:szCs w:val="2"/></w:rPr></w:pPr></w:p></w:tc><w:tc><w:tcPr><w:tcW w:w="6310" w:type="dxa"/><w:vMerge/><w:tcBorders><w:top w:val="nil"/></w:tcBorders><w:shd w:val="clear" w:color="auto" w:fill="E6E6E6"/></w:tcPr><w:p><w:pPr><w:rPr><w:sz w:val="2"/><w:szCs w:val="2"/></w:rPr></w:pPr></w:p></w:tc><w:tc><w:tcPr><w:tcW w:w="1980" w:type="dxa"/><w:shd w:val="clear" w:color="auto" w:fill="E6E6E6"/></w:tcPr><w:p><w:pPr><w:pStyle w:val="TableParagraph"/><w:spacing w:before="18"/><w:ind w:left="7"/><w:jc w:val="center"/><w:rPr><w:b/><w:sz w:val="24"/><w:lang w:val="en-US"/></w:rPr></w:pPr><w:r><w:rPr><w:b/><w:spacing w:val="-5"/><w:sz w:val="24"/><w:lang w:val="en-US"/></w:rPr><w:t>VNĐ</w:t></w:r></w:p></w:tc></w:tr><w:tr><w:trPr><w:trHeight w:val="395"/></w:trPr><w:tc><w:tcPr><w:tcW w:w="1336" w:type="dxa"/></w:tcPr><w:p><w:pPr><w:pStyle w:val="TableParagraph"/><w:spacing w:before="83"/><w:ind w:left="9"/><w:jc w:val="center"/><w:rPr><w:spacing w:val="-10"/><w:sz w:val="24"/></w:rPr></w:pPr><w:r><w:rPr><w:spacing w:val="-10"/><w:sz w:val="24"/></w:rPr><w:t>{#MenuTiec}</w:t></w:r></w:p></w:tc><w:tc><w:tcPr><w:tcW w:w="6310" w:type="dxa"/></w:tcPr><w:p><w:pPr><w:pStyle w:val="TableParagraph"/><w:ind w:firstLine="107"/><w:rPr><w:sz w:val="24"/><w:lang w:val="en-US"/></w:rPr></w:pPr><w:r><w:t>{TenMonAn}</w:t></w:r></w:p></w:tc><w:tc><w:tcPr><w:tcW w:w="1980" w:type="dxa"/></w:tcPr><w:p><w:pPr><w:pStyle w:val="TableParagraph"/><w:jc w:val="center"/><w:rPr><w:b/><w:bCs/><w:sz w:val="24"/><w:lang w:val="en-US"/></w:rPr></w:pPr><w:r><w:rPr><w:b/><w:bCs/><w:sz w:val="24"/><w:lang w:val="en-US"/></w:rPr><w:t>{</w:t></w:r><w:proofErr w:type="spellStart"/><w:r><w:rPr><w:b/><w:bCs/><w:sz w:val="24"/><w:lang w:val="en-US"/></w:rPr><w:t>DonGia</w:t></w:r><w:proofErr w:type="spellEnd"/><w:r><w:rPr><w:b/><w:bCs/><w:sz w:val="24"/><w:lang w:val="en-US"/></w:rPr><w:t>}{/</w:t></w:r><w:proofErr w:type="spellStart"/><w:r><w:rPr><w:b/><w:bCs/><w:sz w:val="24"/><w:lang w:val="en-US"/></w:rPr><w:t>MenuTiec</w:t></w:r><w:proofErr w:type="spellEnd"/><w:r><w:rPr><w:b/><w:bCs/><w:sz w:val="24"/><w:lang w:val="en-US"/></w:rPr><w:t>}</w:t></w:r></w:p></w:tc></w:tr><w:tr><w:trPr><w:trHeight w:val="421"/></w:trPr><w:tc><w:tcPr><w:tcW w:w="1336" w:type="dxa"/></w:tcPr><w:p><w:pPr><w:pStyle w:val="TableParagraph"/><w:rPr><w:sz w:val="24"/></w:rPr></w:pPr></w:p></w:tc><w:tc><w:tcPr><w:tcW w:w="6310" w:type="dxa"/></w:tcPr><w:p><w:pPr><w:pStyle w:val="TableParagraph"/><w:spacing w:before="71"/><w:ind w:left="9"/><w:jc w:val="center"/><w:rPr><w:b/><w:sz w:val="24"/></w:rPr></w:pPr><w:r><w:rPr><w:b/><w:sz w:val="24"/></w:rPr><w:t>TỔNG</w:t></w:r><w:r><w:rPr><w:b/><w:spacing w:val="-2"/><w:sz w:val="24"/></w:rPr><w:t xml:space="preserve"> </w:t></w:r><w:r><w:rPr><w:b/><w:spacing w:val="-4"/><w:sz w:val="24"/></w:rPr><w:t>CỘNG</w:t></w:r></w:p></w:tc><w:tc><w:tcPr><w:tcW w:w="1980" w:type="dxa"/><w:vAlign w:val="center"/></w:tcPr><w:p><w:pPr><w:pStyle w:val="TableParagraph"/><w:jc w:val="right"/><w:rPr><w:b/><w:bCs/><w:sz w:val="24"/><w:lang w:val="en-US"/></w:rPr></w:pPr><w:r><w:rPr><w:b/><w:bCs/><w:sz w:val="24"/><w:lang w:val="en-US"/></w:rPr><w:t>{</w:t></w:r><w:proofErr w:type="spellStart"/><w:r><w:rPr><w:b/><w:bCs/><w:sz w:val="24"/><w:lang w:val="en-US"/></w:rPr><w:t>MenuTongCong</w:t></w:r><w:proofErr w:type="spellEnd"/><w:r><w:rPr><w:b/><w:bCs/><w:sz w:val="24"/><w:lang w:val="en-US"/></w:rPr><w:t>}</w:t></w:r></w:p></w:tc></w:tr></w:tbl><w:p><w:pPr><w:pStyle w:val="ListParagraph"/><w:tabs><w:tab w:val="left" w:pos="360"/></w:tabs><w:spacing w:before="80"/><w:ind w:left="600" w:right="-270" w:firstLine="0"/><w:rPr><w:b/><w:sz w:val="24"/><w:lang w:val="en-US"/></w:rPr></w:pPr></w:p><w:p><w:pPr><w:pStyle w:val="ListParagraph"/><w:numPr><w:ilvl w:val="1"/><w:numId w:val="2"/></w:numPr><w:tabs><w:tab w:val="left" w:pos="360"/></w:tabs><w:spacing w:before="80"/><w:ind w:right="-270"/><w:rPr><w:b/><w:sz w:val="24"/></w:rPr></w:pPr><w:r><w:rPr><w:b/><w:sz w:val="24"/></w:rPr><w:t>Giá</w:t></w:r><w:r><w:rPr><w:b/><w:spacing w:val="-1"/><w:sz w:val="24"/></w:rPr><w:t xml:space="preserve"> </w:t></w:r><w:r><w:rPr><w:b/><w:sz w:val="24"/></w:rPr><w:t>trị</w:t></w:r><w:r><w:rPr><w:b/><w:spacing w:val="-1"/><w:sz w:val="24"/></w:rPr><w:t xml:space="preserve">  </w:t></w:r><w:r><w:rPr><w:b/><w:sz w:val="24"/></w:rPr><w:t>Hợp</w:t></w:r><w:r><w:rPr><w:b/><w:spacing w:val="-1"/><w:sz w:val="24"/></w:rPr><w:t xml:space="preserve"> </w:t></w:r><w:r><w:rPr><w:b/><w:sz w:val="24"/></w:rPr><w:t>Đồng</w:t></w:r><w:r><w:rPr><w:b/><w:sz w:val="24"/><w:lang w:val="en-US"/></w:rPr><w:t xml:space="preserve"> </w:t></w:r><w:proofErr w:type="spellStart"/><w:r><w:rPr><w:b/><w:sz w:val="24"/><w:lang w:val="en-US"/></w:rPr><w:t>tạm</w:t></w:r><w:proofErr w:type="spellEnd"/><w:r><w:rPr><w:b/><w:sz w:val="24"/><w:lang w:val="en-US"/></w:rPr><w:t xml:space="preserve"> </w:t></w:r><w:proofErr w:type="spellStart"/><w:r><w:rPr><w:b/><w:sz w:val="24"/><w:lang w:val="en-US"/></w:rPr><w:t>tính</w:t></w:r><w:proofErr w:type="spellEnd"/><w:r><w:rPr><w:b/><w:spacing w:val="-1"/><w:sz w:val="24"/><w:lang w:val="en-US"/></w:rPr><w:t>:</w:t></w:r></w:p><w:tbl><w:tblPr><w:tblW w:w="0" w:type="auto"/><w:tblInd w:w="78" w:type="dxa"/><w:tblLayout w:type="fixed"/><w:tblLook w:val="04A0" w:firstRow="1" w:lastRow="0" w:firstColumn="1" w:lastColumn="0" w:noHBand="0" w:noVBand="1"/></w:tblPr><w:tblGrid><w:gridCol w:w="731"/><w:gridCol w:w="2809"/><w:gridCol w:w="1485"/><w:gridCol w:w="1515"/><w:gridCol w:w="1380"/><w:gridCol w:w="1785"/></w:tblGrid><w:tr><w:trPr><w:trHeight w:val="672"/></w:trPr><w:tc><w:tcPr><w:tcW w:w="731" w:type="dxa"/><w:tcBorders><w:top w:val="single" w:sz="6" w:space="0" w:color="auto"/><w:left w:val="single" w:sz="6" w:space="0" w:color="auto"/><w:bottom w:val="single" w:sz="6" w:space="0" w:color="auto"/><w:right w:val="single" w:sz="6" w:space="0" w:color="auto"/><w:tl2br w:val="nil"/><w:tr2bl w:val="nil"/></w:tcBorders></w:tcPr><w:p><w:pPr><w:jc w:val="center"/><w:rPr><w:b/><w:color w:val="000000"/><w:szCs w:val="24"/></w:rPr></w:pPr><w:bookmarkStart w:id="0" w:name="_MON_1646391353"/><w:bookmarkEnd w:id="0"/><w:r><w:rPr><w:rFonts w:hint="eastAsia"/><w:b/><w:color w:val="000000"/><w:szCs w:val="24"/></w:rPr><w:t>STT</w:t></w:r></w:p></w:tc><w:tc><w:tcPr><w:tcW w:w="2809" w:type="dxa"/><w:tcBorders><w:top w:val="single" w:sz="6" w:space="0" w:color="auto"/><w:left w:val="single" w:sz="6" w:space="0" w:color="auto"/><w:bottom w:val="single" w:sz="6" w:space="0" w:color="auto"/><w:right w:val="single" w:sz="6" w:space="0" w:color="auto"/><w:tl2br w:val="nil"/><w:tr2bl w:val="nil"/></w:tcBorders></w:tcPr><w:p><w:pPr><w:jc w:val="center"/><w:rPr><w:b/><w:color w:val="000000"/><w:szCs w:val="24"/></w:rPr></w:pPr><w:r><w:rPr><w:rFonts w:hint="eastAsia"/><w:b/><w:color w:val="000000"/><w:szCs w:val="24"/></w:rPr><w:t>NỘI DUNG</w:t></w:r></w:p></w:tc><w:tc><w:tcPr><w:tcW w:w="1485" w:type="dxa"/><w:tcBorders><w:top w:val="single" w:sz="6" w:space="0" w:color="auto"/><w:left w:val="single" w:sz="6" w:space="0" w:color="auto"/><w:bottom w:val="single" w:sz="6" w:space="0" w:color="auto"/><w:right w:val="single" w:sz="6" w:space="0" w:color="auto"/><w:tl2br w:val="nil"/><w:tr2bl w:val="nil"/></w:tcBorders></w:tcPr><w:p><w:pPr><w:jc w:val="center"/><w:rPr><w:b/><w:color w:val="000000"/><w:szCs w:val="24"/></w:rPr></w:pPr><w:r><w:rPr><w:rFonts w:hint="eastAsia"/><w:b/><w:color w:val="000000"/><w:szCs w:val="24"/></w:rPr><w:t>ĐVT</w:t></w:r></w:p></w:tc><w:tc><w:tcPr><w:tcW w:w="1515" w:type="dxa"/><w:tcBorders><w:top w:val="single" w:sz="6" w:space="0" w:color="auto"/><w:left w:val="single" w:sz="6" w:space="0" w:color="auto"/><w:bottom w:val="single" w:sz="6" w:space="0" w:color="auto"/><w:right w:val="single" w:sz="6" w:space="0" w:color="auto"/><w:tl2br w:val="nil"/><w:tr2bl w:val="nil"/></w:tcBorders></w:tcPr><w:p><w:pPr><w:jc w:val="center"/><w:rPr><w:b/><w:color w:val="000000"/><w:szCs w:val="24"/></w:rPr></w:pPr><w:r><w:rPr><w:rFonts w:hint="eastAsia"/><w:b/><w:color w:val="000000"/><w:szCs w:val="24"/></w:rPr><w:t xml:space="preserve"> SỐ LƯỢNG </w:t></w:r></w:p></w:tc><w:tc><w:tcPr><w:tcW w:w="1380" w:type="dxa"/><w:tcBorders><w:top w:val="single" w:sz="6" w:space="0" w:color="auto"/><w:left w:val="single" w:sz="6" w:space="0" w:color="auto"/><w:bottom w:val="single" w:sz="6" w:space="0" w:color="auto"/><w:right w:val="single" w:sz="6" w:space="0" w:color="auto"/><w:tl2br w:val="nil"/><w:tr2bl w:val="nil"/></w:tcBorders></w:tcPr><w:p><w:pPr><w:jc w:val="center"/><w:rPr><w:b/><w:color w:val="000000"/><w:szCs w:val="24"/></w:rPr></w:pPr><w:r><w:rPr><w:rFonts w:hint="eastAsia"/><w:b/><w:color w:val="000000"/><w:szCs w:val="24"/></w:rPr><w:t xml:space="preserve"> ĐƠN GIÁ (VNĐ) </w:t></w:r></w:p></w:tc><w:tc><w:tcPr><w:tcW w:w="1785" w:type="dxa"/><w:tcBorders><w:top w:val="single" w:sz="6" w:space="0" w:color="auto"/><w:left w:val="single" w:sz="6" w:space="0" w:color="auto"/><w:bottom w:val="single" w:sz="6" w:space="0" w:color="auto"/><w:right w:val="single" w:sz="6" w:space="0" w:color="auto"/><w:tl2br w:val="nil"/><w:tr2bl w:val="nil"/></w:tcBorders></w:tcPr><w:p><w:pPr><w:jc w:val="center"/><w:rPr><w:b/><w:color w:val="000000"/><w:szCs w:val="24"/></w:rPr></w:pPr><w:r><w:rPr><w:rFonts w:hint="eastAsia"/><w:b/><w:color w:val="000000"/><w:szCs w:val="24"/></w:rPr><w:t xml:space="preserve"> THÀNH TIỀN (VNĐ) </w:t></w:r></w:p></w:tc></w:tr><w:tr><w:trPr><w:trHeight w:val="420"/></w:trPr><w:tc><w:tcPr><w:tcW w:w="731" w:type="dxa"/><w:tcBorders><w:top w:val="single" w:sz="6" w:space="0" w:color="auto"/><w:left w:val="single" w:sz="6" w:space="0" w:color="auto"/><w:bottom w:val="single" w:sz="6" w:space="0" w:color="auto"/><w:right w:val="single" w:sz="6" w:space="0" w:color="auto"/><w:tl2br w:val="nil"/><w:tr2bl w:val="nil"/></w:tcBorders></w:tcPr><w:p><w:pPr><w:jc w:val="center"/><w:rPr><w:color w:val="000000"/><w:szCs w:val="24"/></w:rPr></w:pPr><w:r><w:rPr><w:rFonts w:eastAsia="SimSun"/></w:rPr><w:t>{#DanhSachChiPhi} {STT}</w:t></w:r></w:p></w:tc><w:tc><w:tcPr><w:tcW w:w="2809" w:type="dxa"/><w:tcBorders><w:top w:val="single" w:sz="6" w:space="0" w:color="auto"/><w:left w:val="single" w:sz="6" w:space="0" w:color="auto"/><w:bottom w:val="single" w:sz="6" w:space="0" w:color="auto"/><w:right w:val="single" w:sz="6" w:space="0" w:color="auto"/><w:tl2br w:val="nil"/><w:tr2bl w:val="nil"/></w:tcBorders></w:tcPr><w:p><w:pPr><w:rPr><w:color w:val="000000"/><w:sz w:val="24"/><w:szCs w:val="24"/></w:rPr></w:pPr><w:r><w:rPr><w:rFonts w:hint="eastAsia"/><w:color w:val="000000"/><w:sz w:val="24"/><w:szCs w:val="24"/></w:rPr><w:t>{NoiDung}</w:t></w:r></w:p></w:tc><w:tc><w:tcPr><w:tcW w:w="1485" w:type="dxa"/><w:tcBorders><w:top w:val="single" w:sz="6" w:space="0" w:color="auto"/><w:left w:val="single" w:sz="6" w:space="0" w:color="auto"/><w:bottom w:val="single" w:sz="6" w:space="0" w:color="auto"/><w:right w:val="single" w:sz="6" w:space="0" w:color="auto"/><w:tl2br w:val="nil"/><w:tr2bl w:val="nil"/></w:tcBorders></w:tcPr><w:p><w:pPr><w:jc w:val="center"/><w:rPr><w:color w:val="000000"/><w:sz w:val="24"/><w:szCs w:val="24"/></w:rPr></w:pPr><w:r><w:rPr><w:rFonts w:hint="eastAsia"/><w:color w:val="000000"/><w:sz w:val="24"/><w:szCs w:val="24"/></w:rPr><w:t>{DVT}</w:t></w:r></w:p></w:tc><w:tc><w:tcPr><w:tcW w:w="1515" w:type="dxa"/><w:tcBorders><w:top w:val="single" w:sz="6" w:space="0" w:color="auto"/><w:left w:val="single" w:sz="6" w:space="0" w:color="auto"/><w:bottom w:val="single" w:sz="6" w:space="0" w:color="auto"/><w:right w:val="single" w:sz="6" w:space="0" w:color="auto"/><w:tl2br w:val="nil"/><w:tr2bl w:val="nil"/></w:tcBorders></w:tcPr><w:p><w:pPr><w:jc w:val="center"/><w:rPr><w:color w:val="000000"/><w:sz w:val="24"/><w:szCs w:val="24"/></w:rPr></w:pPr><w:r><w:rPr><w:rFonts w:hint="eastAsia"/><w:color w:val="000000"/><w:sz w:val="24"/><w:szCs w:val="24"/></w:rPr><w:t>{SoLuong}</w:t></w:r></w:p></w:tc><w:tc><w:tcPr><w:tcW w:w="1380" w:type="dxa"/><w:tcBorders><w:top w:val="single" w:sz="6" w:space="0" w:color="auto"/><w:left w:val="single" w:sz="6" w:space="0" w:color="auto"/><w:bottom w:val="single" w:sz="6" w:space="0" w:color="auto"/><w:right w:val="single" w:sz="6" w:space="0" w:color="auto"/><w:tl2br w:val="nil"/><w:tr2bl w:val="nil"/></w:tcBorders></w:tcPr><w:p><w:pPr><w:jc w:val="center"/><w:rPr><w:color w:val="000000"/><w:sz w:val="24"/><w:szCs w:val="24"/></w:rPr></w:pPr><w:r><w:t>{DonGia}</w:t></w:r></w:p></w:tc><w:tc><w:tcPr><w:tcW w:w="1785" w:type="dxa"/><w:tcBorders><w:top w:val="single" w:sz="6" w:space="0" w:color="auto"/><w:left w:val="single" w:sz="6" w:space="0" w:color="auto"/><w:bottom w:val="single" w:sz="6" w:space="0" w:color="auto"/><w:right w:val="single" w:sz="6" w:space="0" w:color="auto"/><w:tl2br w:val="nil"/><w:tr2bl w:val="nil"/></w:tcBorders></w:tcPr><w:p><w:pPr><w:jc w:val="center"/><w:rPr><w:color w:val="000000"/><w:sz w:val="24"/><w:szCs w:val="24"/></w:rPr></w:pPr><w:r><w:rPr><w:rFonts w:eastAsia="SimSun"/></w:rPr><w:t>{ThanhTien} {/DanhSachChiPhi}</w:t></w:r><w:r><w:rPr><w:rFonts w:hint="eastAsia"/><w:color w:val="000000"/></w:rPr><w:t xml:space="preserve">  </w:t></w:r><w:r><w:rPr><w:rFonts w:hint="eastAsia"/><w:color w:val="000000"/><w:sz w:val="24"/><w:szCs w:val="24"/></w:rPr><w:t xml:space="preserve"> </w:t></w:r></w:p></w:tc></w:tr><w:tr><w:trPr><w:trHeight w:val="480"/></w:trPr><w:tc><w:tcPr><w:tcW w:w="7920" w:type="dxa"/><w:gridSpan w:val="5"/><w:tcBorders><w:top w:val="single" w:sz="6" w:space="0" w:color="auto"/><w:left w:val="single" w:sz="6" w:space="0" w:color="auto"/><w:bottom w:val="single" w:sz="6" w:space="0" w:color="auto"/><w:right w:val="single" w:sz="6" w:space="0" w:color="auto"/><w:tl2br w:val="nil"/><w:tr2bl w:val="nil"/></w:tcBorders></w:tcPr><w:p><w:pPr><w:jc w:val="center"/><w:rPr><w:b/><w:color w:val="000000"/><w:szCs w:val="24"/></w:rPr></w:pPr><w:r><w:rPr><w:rFonts w:hint="eastAsia"/><w:b/><w:color w:val="000000"/><w:szCs w:val="24"/></w:rPr><w:t xml:space="preserve">Tổng giá trị Hợp Đồng tạm tính </w:t></w:r></w:p></w:tc><w:tc><w:tcPr><w:tcW w:w="1785" w:type="dxa"/><w:tcBorders><w:top w:val="single" w:sz="6" w:space="0" w:color="auto"/><w:left w:val="single" w:sz="6" w:space="0" w:color="auto"/><w:bottom w:val="single" w:sz="6" w:space="0" w:color="auto"/><w:right w:val="single" w:sz="6" w:space="0" w:color="auto"/><w:tl2br w:val="nil"/><w:tr2bl w:val="nil"/></w:tcBorders></w:tcPr><w:p><w:pPr><w:jc w:val="center"/><w:rPr><w:b/><w:color w:val="000000"/><w:sz w:val="24"/><w:szCs w:val="24"/></w:rPr></w:pPr><w:r><w:rPr><w:rFonts w:eastAsia="SimSun"/></w:rPr><w:t>{TongGiaTriTamTinh}</w:t></w:r></w:p></w:tc></w:tr></w:tbl><w:p><w:pPr><w:pStyle w:val="ListParagraph"/><w:tabs><w:tab w:val="left" w:pos="600"/><w:tab w:val="left" w:pos="9450"/></w:tabs><w:spacing w:before="80"/><w:ind w:left="270" w:right="180" w:firstLine="90"/><w:rPr><w:b/><w:sz w:val="24"/></w:rPr></w:pPr></w:p><w:p><w:pPr><w:pStyle w:val="BodyText"/><w:spacing w:before="11"/><w:rPr><w:b/><w:sz w:val="11"/></w:rPr></w:pPr></w:p><w:p><w:pPr><w:pStyle w:val="Heading1"/><w:spacing w:before="1"/></w:pPr><w:r><w:rPr><w:u w:val="single"/></w:rPr><w:t>ĐIỀU</w:t></w:r><w:r><w:rPr><w:spacing w:val="-1"/><w:u w:val="single"/></w:rPr><w:t xml:space="preserve"> </w:t></w:r><w:r><w:rPr><w:u w:val="single"/></w:rPr><w:t>3</w:t></w:r><w:r><w:t>:</w:t></w:r><w:r><w:rPr><w:spacing w:val="-1"/></w:rPr><w:t xml:space="preserve"> </w:t></w:r><w:r><w:t>CAM</w:t></w:r><w:r><w:rPr><w:spacing w:val="-1"/></w:rPr><w:t xml:space="preserve"> </w:t></w:r><w:r><w:t>KẾT</w:t></w:r><w:r><w:rPr><w:spacing w:val="-2"/></w:rPr><w:t xml:space="preserve"> </w:t></w:r><w:r><w:t>CỦA</w:t></w:r><w:r><w:rPr><w:spacing w:val="-1"/></w:rPr><w:t xml:space="preserve"> </w:t></w:r><w:r><w:t>CÁC</w:t></w:r><w:r><w:rPr><w:spacing w:val="-1"/></w:rPr><w:t xml:space="preserve"> </w:t></w:r><w:r><w:rPr><w:spacing w:val="-4"/></w:rPr><w:t>BÊN:</w:t></w:r></w:p><w:p><w:pPr><w:pStyle w:val="ListParagraph"/><w:numPr><w:ilvl w:val="0"/><w:numId w:val="6"/></w:numPr><w:tabs><w:tab w:val="left" w:pos="540"/></w:tabs><w:ind w:hanging="360"/><w:rPr><w:sz w:val="24"/></w:rPr></w:pPr><w:r><w:rPr><w:sz w:val="24"/><w:lang w:val="en-US"/></w:rPr><w:t xml:space="preserve">Hai </w:t></w:r><w:proofErr w:type="spellStart"/><w:r><w:rPr><w:sz w:val="24"/><w:lang w:val="en-US"/></w:rPr><w:t>Bên</w:t></w:r><w:proofErr w:type="spellEnd"/><w:r><w:rPr><w:sz w:val="24"/><w:lang w:val="en-US"/></w:rPr><w:t xml:space="preserve"> cam </w:t></w:r><w:proofErr w:type="spellStart"/><w:r><w:rPr><w:sz w:val="24"/><w:lang w:val="en-US"/></w:rPr><w:t>kết</w:t></w:r><w:proofErr w:type="spellEnd"/><w:r><w:rPr><w:sz w:val="24"/><w:lang w:val="en-US"/></w:rPr><w:t xml:space="preserve"> </w:t></w:r><w:proofErr w:type="spellStart"/><w:r><w:rPr><w:sz w:val="24"/><w:lang w:val="en-US"/></w:rPr><w:t>thực</w:t></w:r><w:proofErr w:type="spellEnd"/><w:r><w:rPr><w:sz w:val="24"/><w:lang w:val="en-US"/></w:rPr><w:t xml:space="preserve"> </w:t></w:r><w:proofErr w:type="spellStart"/><w:r><w:rPr><w:sz w:val="24"/><w:lang w:val="en-US"/></w:rPr><w:t>hiện</w:t></w:r><w:proofErr w:type="spellEnd"/><w:r><w:rPr><w:sz w:val="24"/><w:lang w:val="en-US"/></w:rPr><w:t xml:space="preserve"> </w:t></w:r><w:proofErr w:type="spellStart"/><w:r><w:rPr><w:sz w:val="24"/><w:lang w:val="en-US"/></w:rPr><w:t>đầy</w:t></w:r><w:proofErr w:type="spellEnd"/><w:r><w:rPr><w:sz w:val="24"/><w:lang w:val="en-US"/></w:rPr><w:t xml:space="preserve"> </w:t></w:r><w:proofErr w:type="spellStart"/><w:r><w:rPr><w:sz w:val="24"/><w:lang w:val="en-US"/></w:rPr><w:t>đủ</w:t></w:r><w:proofErr w:type="spellEnd"/><w:r><w:rPr><w:sz w:val="24"/><w:lang w:val="en-US"/></w:rPr><w:t xml:space="preserve">, </w:t></w:r><w:proofErr w:type="spellStart"/><w:r><w:rPr><w:sz w:val="24"/><w:lang w:val="en-US"/></w:rPr><w:t>đúng</w:t></w:r><w:proofErr w:type="spellEnd"/><w:r><w:rPr><w:sz w:val="24"/><w:lang w:val="en-US"/></w:rPr><w:t xml:space="preserve"> </w:t></w:r><w:proofErr w:type="spellStart"/><w:r><w:rPr><w:sz w:val="24"/><w:lang w:val="en-US"/></w:rPr><w:t>thời</w:t></w:r><w:proofErr w:type="spellEnd"/><w:r><w:rPr><w:sz w:val="24"/><w:lang w:val="en-US"/></w:rPr><w:t xml:space="preserve"> </w:t></w:r><w:proofErr w:type="spellStart"/><w:r><w:rPr><w:sz w:val="24"/><w:lang w:val="en-US"/></w:rPr><w:t>hạn</w:t></w:r><w:proofErr w:type="spellEnd"/><w:r><w:rPr><w:sz w:val="24"/><w:lang w:val="en-US"/></w:rPr><w:t xml:space="preserve"> </w:t></w:r><w:proofErr w:type="spellStart"/><w:r><w:rPr><w:sz w:val="24"/><w:lang w:val="en-US"/></w:rPr><w:t>và</w:t></w:r><w:proofErr w:type="spellEnd"/><w:r><w:rPr><w:sz w:val="24"/><w:lang w:val="en-US"/></w:rPr><w:t xml:space="preserve"> </w:t></w:r><w:proofErr w:type="spellStart"/><w:r><w:rPr><w:sz w:val="24"/><w:lang w:val="en-US"/></w:rPr><w:t>đúng</w:t></w:r><w:proofErr w:type="spellEnd"/><w:r><w:rPr><w:sz w:val="24"/><w:lang w:val="en-US"/></w:rPr><w:t xml:space="preserve"> </w:t></w:r><w:proofErr w:type="spellStart"/><w:r><w:rPr><w:sz w:val="24"/><w:lang w:val="en-US"/></w:rPr><w:t>các</w:t></w:r><w:proofErr w:type="spellEnd"/><w:r><w:rPr><w:sz w:val="24"/><w:lang w:val="en-US"/></w:rPr><w:t xml:space="preserve"> </w:t></w:r><w:proofErr w:type="spellStart"/><w:r><w:rPr><w:sz w:val="24"/><w:lang w:val="en-US"/></w:rPr><w:t>nội</w:t></w:r><w:proofErr w:type="spellEnd"/><w:r><w:rPr><w:sz w:val="24"/><w:lang w:val="en-US"/></w:rPr><w:t xml:space="preserve"> dung </w:t></w:r><w:proofErr w:type="spellStart"/><w:r><w:rPr><w:sz w:val="24"/><w:lang w:val="en-US"/></w:rPr><w:t>đã</w:t></w:r><w:proofErr w:type="spellEnd"/><w:r><w:rPr><w:sz w:val="24"/><w:lang w:val="en-US"/></w:rPr><w:t xml:space="preserve"> </w:t></w:r><w:proofErr w:type="spellStart"/><w:r><w:rPr><w:sz w:val="24"/><w:lang w:val="en-US"/></w:rPr><w:t>thỏa</w:t></w:r><w:proofErr w:type="spellEnd"/><w:r><w:rPr><w:sz w:val="24"/><w:lang w:val="en-US"/></w:rPr><w:t xml:space="preserve"> </w:t></w:r><w:proofErr w:type="spellStart"/><w:r><w:rPr><w:sz w:val="24"/><w:lang w:val="en-US"/></w:rPr><w:t>thuận</w:t></w:r><w:proofErr w:type="spellEnd"/><w:r><w:rPr><w:sz w:val="24"/><w:lang w:val="en-US"/></w:rPr><w:t xml:space="preserve"> </w:t></w:r><w:proofErr w:type="spellStart"/><w:r><w:rPr><w:sz w:val="24"/><w:lang w:val="en-US"/></w:rPr><w:t>tại</w:t></w:r><w:proofErr w:type="spellEnd"/><w:r><w:rPr><w:sz w:val="24"/><w:lang w:val="en-US"/></w:rPr><w:t xml:space="preserve"> </w:t></w:r><w:proofErr w:type="spellStart"/><w:r><w:rPr><w:sz w:val="24"/><w:lang w:val="en-US"/></w:rPr><w:t>Phụ</w:t></w:r><w:proofErr w:type="spellEnd"/><w:r><w:rPr><w:sz w:val="24"/><w:lang w:val="en-US"/></w:rPr><w:t xml:space="preserve"> </w:t></w:r><w:proofErr w:type="spellStart"/><w:r><w:rPr><w:sz w:val="24"/><w:lang w:val="en-US"/></w:rPr><w:t>lục</w:t></w:r><w:proofErr w:type="spellEnd"/><w:r><w:rPr><w:sz w:val="24"/><w:lang w:val="en-US"/></w:rPr><w:t xml:space="preserve"> </w:t></w:r><w:proofErr w:type="spellStart"/><w:r><w:rPr><w:sz w:val="24"/><w:lang w:val="en-US"/></w:rPr><w:t>này</w:t></w:r><w:proofErr w:type="spellEnd"/><w:r><w:rPr><w:sz w:val="24"/><w:lang w:val="en-US"/></w:rPr><w:t>.</w:t></w:r></w:p><w:p><w:pPr><w:pStyle w:val="ListParagraph"/><w:numPr><w:ilvl w:val="0"/><w:numId w:val="6"/></w:numPr><w:tabs><w:tab w:val="left" w:pos="540"/></w:tabs><w:spacing w:before="81"/><w:ind w:hanging="360"/><w:rPr><w:sz w:val="24"/></w:rPr></w:pPr><w:r><w:rPr><w:sz w:val="24"/></w:rPr><w:t>Hai Bên có trách nhiệm phối hợp, cung cấp thông tin và tạo điều kiện cần thiết theo quy định của pháp luật để Bên còn lại thực hiện các quyền và nghĩa vụ theo Hợp đồng và Phụ lục này</w:t></w:r><w:r><w:rPr><w:sz w:val="24"/><w:lang w:val="en-US"/></w:rPr><w:t>.</w:t></w:r></w:p><w:p><w:pPr><w:pStyle w:val="ListParagraph"/><w:numPr><w:ilvl w:val="0"/><w:numId w:val="6"/></w:numPr><w:tabs><w:tab w:val="left" w:pos="540"/></w:tabs><w:spacing w:before="81"/><w:ind w:hanging="360"/><w:rPr><w:sz w:val="24"/></w:rPr></w:pPr><w:r><w:rPr><w:sz w:val="24"/></w:rPr><w:t xml:space="preserve">Các nội dung không được sửa đổi, bổ sung tại Phụ lục này vẫn được thực hiện theo Hợp đồng tổ chức tiệc số </w:t></w:r><w:r><w:rPr><w:sz w:val="24"/><w:lang w:val="en-US"/></w:rPr><w:t>{</w:t></w:r><w:proofErr w:type="spellStart"/><w:r><w:rPr><w:sz w:val="24"/><w:lang w:val="en-US"/></w:rPr><w:t>Sohopdong</w:t></w:r><w:proofErr w:type="spellEnd"/><w:r><w:rPr><w:sz w:val="24"/><w:lang w:val="en-US"/></w:rPr><w:t>}</w:t></w:r><w:r><w:rPr><w:sz w:val="24"/></w:rPr><w:t xml:space="preserve"> ký ngày {NgayLapHD}/{ThangLapHD}/{NamLapHD}</w:t></w:r><w:r><w:rPr><w:sz w:val="24"/><w:lang w:val="en-US"/></w:rPr><w:t>.</w:t></w:r></w:p><w:p><w:pPr><w:pStyle w:val="ListParagraph"/><w:tabs><w:tab w:val="left" w:pos="540"/></w:tabs><w:spacing w:before="81"/><w:ind w:left="540" w:firstLine="0"/><w:rPr><w:sz w:val="24"/></w:rPr></w:pPr></w:p><w:p><w:pPr><w:pStyle w:val="Heading1"/><w:rPr><w:lang w:val="en-US"/></w:rPr></w:pPr><w:r><w:rPr><w:u w:val="single"/></w:rPr><w:t>ĐIỀU</w:t></w:r><w:r><w:rPr><w:spacing w:val="-1"/><w:u w:val="single"/></w:rPr><w:t xml:space="preserve"> </w:t></w:r><w:r><w:rPr><w:u w:val="single"/></w:rPr><w:t>4</w:t></w:r><w:r><w:t>:</w:t></w:r><w:r><w:rPr><w:spacing w:val="-1"/></w:rPr><w:t xml:space="preserve"> </w:t></w:r><w:r><w:t xml:space="preserve">HIỆU </w:t></w:r><w:r><w:rPr><w:spacing w:val="-4"/></w:rPr><w:t>LỰC</w:t></w:r><w:r><w:rPr><w:spacing w:val="-4"/><w:lang w:val="en-US"/></w:rPr><w:t xml:space="preserve"> PHỤ LỤC</w:t></w:r></w:p><w:p><w:pPr><w:pStyle w:val="ListParagraph"/><w:numPr><w:ilvl w:val="1"/><w:numId w:val="6"/></w:numPr><w:tabs><w:tab w:val="left" w:pos="631"/></w:tabs><w:ind w:hanging="362"/><w:rPr><w:sz w:val="24"/></w:rPr></w:pPr><w:proofErr w:type="spellStart"/><w:r><w:rPr><w:sz w:val="24"/><w:lang w:val="en-US"/></w:rPr><w:t>Phụ</w:t></w:r><w:proofErr w:type="spellEnd"/><w:r><w:rPr><w:sz w:val="24"/><w:lang w:val="en-US"/></w:rPr><w:t xml:space="preserve"> </w:t></w:r><w:proofErr w:type="spellStart"/><w:r><w:rPr><w:sz w:val="24"/><w:lang w:val="en-US"/></w:rPr><w:t>lục</w:t></w:r><w:proofErr w:type="spellEnd"/><w:r><w:rPr><w:sz w:val="24"/><w:lang w:val="en-US"/></w:rPr><w:t xml:space="preserve"> </w:t></w:r><w:proofErr w:type="spellStart"/><w:r><w:rPr><w:sz w:val="24"/><w:lang w:val="en-US"/></w:rPr><w:t>này</w:t></w:r><w:proofErr w:type="spellEnd"/><w:r><w:rPr><w:sz w:val="24"/><w:lang w:val="en-US"/></w:rPr><w:t xml:space="preserve"> </w:t></w:r><w:proofErr w:type="spellStart"/><w:r><w:rPr><w:sz w:val="24"/><w:lang w:val="en-US"/></w:rPr><w:t>có</w:t></w:r><w:proofErr w:type="spellEnd"/><w:r><w:rPr><w:sz w:val="24"/><w:lang w:val="en-US"/></w:rPr><w:t xml:space="preserve"> </w:t></w:r><w:proofErr w:type="spellStart"/><w:r><w:rPr><w:sz w:val="24"/><w:lang w:val="en-US"/></w:rPr><w:t>hiệu</w:t></w:r><w:proofErr w:type="spellEnd"/><w:r><w:rPr><w:sz w:val="24"/><w:lang w:val="en-US"/></w:rPr><w:t xml:space="preserve"> </w:t></w:r><w:proofErr w:type="spellStart"/><w:r><w:rPr><w:sz w:val="24"/><w:lang w:val="en-US"/></w:rPr><w:t>lực</w:t></w:r><w:proofErr w:type="spellEnd"/><w:r><w:rPr><w:sz w:val="24"/><w:lang w:val="en-US"/></w:rPr><w:t xml:space="preserve"> </w:t></w:r><w:proofErr w:type="spellStart"/><w:r><w:rPr><w:sz w:val="24"/><w:lang w:val="en-US"/></w:rPr><w:t>kể</w:t></w:r><w:proofErr w:type="spellEnd"/><w:r><w:rPr><w:sz w:val="24"/><w:lang w:val="en-US"/></w:rPr><w:t xml:space="preserve"> </w:t></w:r><w:proofErr w:type="spellStart"/><w:r><w:rPr><w:sz w:val="24"/><w:lang w:val="en-US"/></w:rPr><w:t>từ</w:t></w:r><w:proofErr w:type="spellEnd"/><w:r><w:rPr><w:sz w:val="24"/><w:lang w:val="en-US"/></w:rPr><w:t xml:space="preserve"> </w:t></w:r><w:proofErr w:type="spellStart"/><w:r><w:rPr><w:sz w:val="24"/><w:lang w:val="en-US"/></w:rPr><w:t>ngày</w:t></w:r><w:proofErr w:type="spellEnd"/><w:r><w:rPr><w:sz w:val="24"/><w:lang w:val="en-US"/></w:rPr><w:t xml:space="preserve"> </w:t></w:r><w:proofErr w:type="spellStart"/><w:r><w:rPr><w:sz w:val="24"/><w:lang w:val="en-US"/></w:rPr><w:t>được</w:t></w:r><w:proofErr w:type="spellEnd"/><w:r><w:rPr><w:spacing w:val="1"/><w:sz w:val="24"/></w:rPr><w:t xml:space="preserve"> </w:t></w:r><w:r><w:rPr><w:sz w:val="24"/></w:rPr><w:t>hai bên</w:t></w:r><w:r><w:rPr><w:spacing w:val="1"/><w:sz w:val="24"/></w:rPr><w:t xml:space="preserve"> </w:t></w:r><w:r><w:rPr><w:sz w:val="24"/></w:rPr><w:t>đồng</w:t></w:r><w:r><w:rPr><w:spacing w:val="-3"/><w:sz w:val="24"/></w:rPr><w:t xml:space="preserve"> </w:t></w:r><w:r><w:rPr><w:sz w:val="24"/></w:rPr><w:t>thuận</w:t></w:r><w:r><w:rPr><w:spacing w:val="1"/><w:sz w:val="24"/></w:rPr><w:t xml:space="preserve"> </w:t></w:r><w:r><w:rPr><w:sz w:val="24"/></w:rPr><w:t>ký</w:t></w:r><w:r><w:rPr><w:spacing w:val="-5"/><w:sz w:val="24"/></w:rPr><w:t xml:space="preserve"> </w:t></w:r><w:proofErr w:type="spellStart"/><w:r><w:rPr><w:sz w:val="24"/><w:lang w:val="en-US"/></w:rPr><w:t>xác</w:t></w:r><w:proofErr w:type="spellEnd"/><w:r><w:rPr><w:sz w:val="24"/><w:lang w:val="en-US"/></w:rPr><w:t xml:space="preserve"> </w:t></w:r><w:proofErr w:type="spellStart"/><w:r><w:rPr><w:sz w:val="24"/><w:lang w:val="en-US"/></w:rPr><w:t>nhận</w:t></w:r><w:proofErr w:type="spellEnd"/><w:r><w:rPr><w:sz w:val="24"/><w:lang w:val="en-US"/></w:rPr><w:t>.</w:t></w:r></w:p><w:p><w:pPr><w:pStyle w:val="ListParagraph"/><w:numPr><w:ilvl w:val="1"/><w:numId w:val="6"/></w:numPr><w:tabs><w:tab w:val="left" w:pos="631"/></w:tabs><w:spacing w:before="90" w:line="230" w:lineRule="auto"/><w:ind w:right="716"/><w:rPr><w:sz w:val="24"/></w:rPr></w:pPr><w:r><w:rPr><w:sz w:val="24"/></w:rPr><w:t>Phụ lục này</w:t></w:r><w:r><w:rPr><w:spacing w:val="-2"/><w:sz w:val="24"/></w:rPr><w:t xml:space="preserve"> </w:t></w:r><w:r><w:rPr><w:sz w:val="24"/></w:rPr><w:t xml:space="preserve">là một phần không thể tách rời của </w:t></w:r><w:r><w:rPr><w:b/><w:sz w:val="24"/></w:rPr><w:t>HĐ số:</w:t></w:r><w:r><w:rPr><w:b/><w:sz w:val="24"/><w:lang w:val="en-US"/></w:rPr><w:t xml:space="preserve">  </w:t></w:r><w:r><w:rPr><w:sz w:val="24"/><w:lang w:val="en-US"/></w:rPr><w:t>{</w:t></w:r><w:proofErr w:type="spellStart"/><w:r><w:rPr><w:sz w:val="24"/><w:lang w:val="en-US"/></w:rPr><w:t>Sohopdong</w:t></w:r><w:proofErr w:type="spellEnd"/><w:r><w:rPr><w:sz w:val="24"/><w:lang w:val="en-US"/></w:rPr><w:t>}</w:t></w:r><w:r><w:rPr><w:b/><w:sz w:val="24"/></w:rPr><w:t>, ký ngày</w:t></w:r><w:r><w:rPr><w:b/><w:sz w:val="24"/><w:lang w:val="en-US"/></w:rPr><w:t xml:space="preserve"> </w:t></w:r><w:r><w:rPr><w:sz w:val="24"/></w:rPr><w:t>{NgayLapHD}/{ThangLapHD}/{NamLapHD}</w:t></w:r><w:r><w:rPr><w:sz w:val="24"/><w:lang w:val="en-US"/></w:rPr><w:t>.</w:t></w:r></w:p><w:p><w:pPr><w:pStyle w:val="ListParagraph"/><w:numPr><w:ilvl w:val="1"/><w:numId w:val="6"/></w:numPr><w:tabs><w:tab w:val="left" w:pos="631"/></w:tabs><w:spacing w:before="90" w:line="230" w:lineRule="auto"/><w:ind w:right="716"/><w:rPr><w:sz w:val="24"/></w:rPr></w:pPr><w:r><w:rPr><w:bCs/><w:sz w:val="24"/><w:lang w:val="en-US"/></w:rPr><w:t xml:space="preserve">Trường </w:t></w:r><w:proofErr w:type="spellStart"/><w:r><w:rPr><w:bCs/><w:sz w:val="24"/><w:lang w:val="en-US"/></w:rPr><w:t>hợp</w:t></w:r><w:proofErr w:type="spellEnd"/><w:r><w:rPr><w:bCs/><w:sz w:val="24"/><w:lang w:val="en-US"/></w:rPr><w:t xml:space="preserve"> </w:t></w:r><w:proofErr w:type="spellStart"/><w:r><w:rPr><w:bCs/><w:sz w:val="24"/><w:lang w:val="en-US"/></w:rPr><w:t>có</w:t></w:r><w:proofErr w:type="spellEnd"/><w:r><w:rPr><w:bCs/><w:sz w:val="24"/><w:lang w:val="en-US"/></w:rPr><w:t xml:space="preserve"> </w:t></w:r><w:proofErr w:type="spellStart"/><w:r><w:rPr><w:bCs/><w:sz w:val="24"/><w:lang w:val="en-US"/></w:rPr><w:t>sự</w:t></w:r><w:proofErr w:type="spellEnd"/><w:r><w:rPr><w:bCs/><w:sz w:val="24"/><w:lang w:val="en-US"/></w:rPr><w:t xml:space="preserve"> </w:t></w:r><w:proofErr w:type="spellStart"/><w:r><w:rPr><w:bCs/><w:sz w:val="24"/><w:lang w:val="en-US"/></w:rPr><w:t>khác</w:t></w:r><w:proofErr w:type="spellEnd"/><w:r><w:rPr><w:bCs/><w:sz w:val="24"/><w:lang w:val="en-US"/></w:rPr><w:t xml:space="preserve"> </w:t></w:r><w:proofErr w:type="spellStart"/><w:r><w:rPr><w:bCs/><w:sz w:val="24"/><w:lang w:val="en-US"/></w:rPr><w:t>nhau</w:t></w:r><w:proofErr w:type="spellEnd"/><w:r><w:rPr><w:bCs/><w:sz w:val="24"/><w:lang w:val="en-US"/></w:rPr><w:t xml:space="preserve"> </w:t></w:r><w:proofErr w:type="spellStart"/><w:r><w:rPr><w:bCs/><w:sz w:val="24"/><w:lang w:val="en-US"/></w:rPr><w:t>giữa</w:t></w:r><w:proofErr w:type="spellEnd"/><w:r><w:rPr><w:bCs/><w:sz w:val="24"/><w:lang w:val="en-US"/></w:rPr><w:t xml:space="preserve"> </w:t></w:r><w:proofErr w:type="spellStart"/><w:r><w:rPr><w:bCs/><w:sz w:val="24"/><w:lang w:val="en-US"/></w:rPr><w:t>nội</w:t></w:r><w:proofErr w:type="spellEnd"/><w:r><w:rPr><w:bCs/><w:sz w:val="24"/><w:lang w:val="en-US"/></w:rPr><w:t xml:space="preserve"> dung </w:t></w:r><w:proofErr w:type="spellStart"/><w:r><w:rPr><w:bCs/><w:sz w:val="24"/><w:lang w:val="en-US"/></w:rPr><w:t>của</w:t></w:r><w:proofErr w:type="spellEnd"/><w:r><w:rPr><w:bCs/><w:sz w:val="24"/><w:lang w:val="en-US"/></w:rPr><w:t xml:space="preserve"> </w:t></w:r><w:proofErr w:type="spellStart"/><w:r><w:rPr><w:bCs/><w:sz w:val="24"/><w:lang w:val="en-US"/></w:rPr><w:t>Hợp</w:t></w:r><w:proofErr w:type="spellEnd"/><w:r><w:rPr><w:bCs/><w:sz w:val="24"/><w:lang w:val="en-US"/></w:rPr><w:t xml:space="preserve"> </w:t></w:r><w:proofErr w:type="spellStart"/><w:r><w:rPr><w:bCs/><w:sz w:val="24"/><w:lang w:val="en-US"/></w:rPr><w:t>đồng</w:t></w:r><w:proofErr w:type="spellEnd"/><w:r><w:rPr><w:bCs/><w:sz w:val="24"/><w:lang w:val="en-US"/></w:rPr><w:t xml:space="preserve"> </w:t></w:r><w:proofErr w:type="spellStart"/><w:r><w:rPr><w:bCs/><w:sz w:val="24"/><w:lang w:val="en-US"/></w:rPr><w:t>và</w:t></w:r><w:proofErr w:type="spellEnd"/><w:r><w:rPr><w:bCs/><w:sz w:val="24"/><w:lang w:val="en-US"/></w:rPr><w:t xml:space="preserve"> </w:t></w:r><w:proofErr w:type="spellStart"/><w:r><w:rPr><w:bCs/><w:sz w:val="24"/><w:lang w:val="en-US"/></w:rPr><w:t>Phụ</w:t></w:r><w:proofErr w:type="spellEnd"/><w:r><w:rPr><w:bCs/><w:sz w:val="24"/><w:lang w:val="en-US"/></w:rPr><w:t xml:space="preserve"> </w:t></w:r><w:proofErr w:type="spellStart"/><w:r><w:rPr><w:bCs/><w:sz w:val="24"/><w:lang w:val="en-US"/></w:rPr><w:t>lục</w:t></w:r><w:proofErr w:type="spellEnd"/><w:r><w:rPr><w:bCs/><w:sz w:val="24"/><w:lang w:val="en-US"/></w:rPr><w:t xml:space="preserve"> </w:t></w:r><w:proofErr w:type="spellStart"/><w:r><w:rPr><w:bCs/><w:sz w:val="24"/><w:lang w:val="en-US"/></w:rPr><w:t>này</w:t></w:r><w:proofErr w:type="spellEnd"/><w:r><w:rPr><w:bCs/><w:sz w:val="24"/><w:lang w:val="en-US"/></w:rPr><w:t xml:space="preserve"> </w:t></w:r><w:proofErr w:type="spellStart"/><w:r><w:rPr><w:bCs/><w:sz w:val="24"/><w:lang w:val="en-US"/></w:rPr><w:t>thì</w:t></w:r><w:proofErr w:type="spellEnd"/><w:r><w:rPr><w:bCs/><w:sz w:val="24"/><w:lang w:val="en-US"/></w:rPr><w:t xml:space="preserve"> </w:t></w:r><w:proofErr w:type="spellStart"/><w:r><w:rPr><w:bCs/><w:sz w:val="24"/><w:lang w:val="en-US"/></w:rPr><w:t>nội</w:t></w:r><w:proofErr w:type="spellEnd"/><w:r><w:rPr><w:bCs/><w:sz w:val="24"/><w:lang w:val="en-US"/></w:rPr><w:t xml:space="preserve"> dung </w:t></w:r><w:proofErr w:type="spellStart"/><w:r><w:rPr><w:bCs/><w:sz w:val="24"/><w:lang w:val="en-US"/></w:rPr><w:t>của</w:t></w:r><w:proofErr w:type="spellEnd"/><w:r><w:rPr><w:bCs/><w:sz w:val="24"/><w:lang w:val="en-US"/></w:rPr><w:t xml:space="preserve"> </w:t></w:r><w:proofErr w:type="spellStart"/><w:r><w:rPr><w:bCs/><w:sz w:val="24"/><w:lang w:val="en-US"/></w:rPr><w:t>Phụ</w:t></w:r><w:proofErr w:type="spellEnd"/><w:r><w:rPr><w:bCs/><w:sz w:val="24"/><w:lang w:val="en-US"/></w:rPr><w:t xml:space="preserve"> </w:t></w:r><w:proofErr w:type="spellStart"/><w:r><w:rPr><w:bCs/><w:sz w:val="24"/><w:lang w:val="en-US"/></w:rPr><w:t>lục</w:t></w:r><w:proofErr w:type="spellEnd"/><w:r><w:rPr><w:bCs/><w:sz w:val="24"/><w:lang w:val="en-US"/></w:rPr><w:t xml:space="preserve"> </w:t></w:r><w:proofErr w:type="spellStart"/><w:r><w:rPr><w:bCs/><w:sz w:val="24"/><w:lang w:val="en-US"/></w:rPr><w:t>này</w:t></w:r><w:proofErr w:type="spellEnd"/><w:r><w:rPr><w:bCs/><w:sz w:val="24"/><w:lang w:val="en-US"/></w:rPr><w:t xml:space="preserve"> </w:t></w:r><w:proofErr w:type="spellStart"/><w:r><w:rPr><w:bCs/><w:sz w:val="24"/><w:lang w:val="en-US"/></w:rPr><w:t>được</w:t></w:r><w:proofErr w:type="spellEnd"/><w:r><w:rPr><w:bCs/><w:sz w:val="24"/><w:lang w:val="en-US"/></w:rPr><w:t xml:space="preserve"> </w:t></w:r><w:proofErr w:type="spellStart"/><w:r><w:rPr><w:bCs/><w:sz w:val="24"/><w:lang w:val="en-US"/></w:rPr><w:t>ưu</w:t></w:r><w:proofErr w:type="spellEnd"/><w:r><w:rPr><w:bCs/><w:sz w:val="24"/><w:lang w:val="en-US"/></w:rPr><w:t xml:space="preserve"> </w:t></w:r><w:proofErr w:type="spellStart"/><w:r><w:rPr><w:bCs/><w:sz w:val="24"/><w:lang w:val="en-US"/></w:rPr><w:t>tiên</w:t></w:r><w:proofErr w:type="spellEnd"/><w:r><w:rPr><w:bCs/><w:sz w:val="24"/><w:lang w:val="en-US"/></w:rPr><w:t xml:space="preserve"> </w:t></w:r><w:proofErr w:type="spellStart"/><w:r><w:rPr><w:bCs/><w:sz w:val="24"/><w:lang w:val="en-US"/></w:rPr><w:t>áp</w:t></w:r><w:proofErr w:type="spellEnd"/><w:r><w:rPr><w:bCs/><w:sz w:val="24"/><w:lang w:val="en-US"/></w:rPr><w:t xml:space="preserve"> </w:t></w:r><w:proofErr w:type="spellStart"/><w:r><w:rPr><w:bCs/><w:sz w:val="24"/><w:lang w:val="en-US"/></w:rPr><w:t>dụng</w:t></w:r><w:proofErr w:type="spellEnd"/><w:r><w:rPr><w:bCs/><w:sz w:val="24"/><w:lang w:val="en-US"/></w:rPr><w:t xml:space="preserve"> </w:t></w:r><w:proofErr w:type="spellStart"/><w:r><w:rPr><w:bCs/><w:sz w:val="24"/><w:lang w:val="en-US"/></w:rPr><w:t>đối</w:t></w:r><w:proofErr w:type="spellEnd"/><w:r><w:rPr><w:bCs/><w:sz w:val="24"/><w:lang w:val="en-US"/></w:rPr><w:t xml:space="preserve"> </w:t></w:r><w:proofErr w:type="spellStart"/><w:r><w:rPr><w:bCs/><w:sz w:val="24"/><w:lang w:val="en-US"/></w:rPr><w:t>với</w:t></w:r><w:proofErr w:type="spellEnd"/><w:r><w:rPr><w:bCs/><w:sz w:val="24"/><w:lang w:val="en-US"/></w:rPr><w:t xml:space="preserve"> </w:t></w:r><w:proofErr w:type="spellStart"/><w:r><w:rPr><w:bCs/><w:sz w:val="24"/><w:lang w:val="en-US"/></w:rPr><w:t>các</w:t></w:r><w:proofErr w:type="spellEnd"/><w:r><w:rPr><w:bCs/><w:sz w:val="24"/><w:lang w:val="en-US"/></w:rPr><w:t xml:space="preserve"> </w:t></w:r><w:proofErr w:type="spellStart"/><w:r><w:rPr><w:bCs/><w:sz w:val="24"/><w:lang w:val="en-US"/></w:rPr><w:t>nội</w:t></w:r><w:proofErr w:type="spellEnd"/><w:r><w:rPr><w:bCs/><w:sz w:val="24"/><w:lang w:val="en-US"/></w:rPr><w:t xml:space="preserve"> dung </w:t></w:r><w:proofErr w:type="spellStart"/><w:r><w:rPr><w:bCs/><w:sz w:val="24"/><w:lang w:val="en-US"/></w:rPr><w:t>được</w:t></w:r><w:proofErr w:type="spellEnd"/><w:r><w:rPr><w:bCs/><w:sz w:val="24"/><w:lang w:val="en-US"/></w:rPr><w:t xml:space="preserve"> </w:t></w:r><w:proofErr w:type="spellStart"/><w:r><w:rPr><w:bCs/><w:sz w:val="24"/><w:lang w:val="en-US"/></w:rPr><w:t>sửa</w:t></w:r><w:proofErr w:type="spellEnd"/><w:r><w:rPr><w:bCs/><w:sz w:val="24"/><w:lang w:val="en-US"/></w:rPr><w:t xml:space="preserve"> </w:t></w:r><w:proofErr w:type="spellStart"/><w:r><w:rPr><w:bCs/><w:sz w:val="24"/><w:lang w:val="en-US"/></w:rPr><w:t>đổi</w:t></w:r><w:proofErr w:type="spellEnd"/><w:r><w:rPr><w:bCs/><w:sz w:val="24"/><w:lang w:val="en-US"/></w:rPr><w:t xml:space="preserve">, </w:t></w:r><w:proofErr w:type="spellStart"/><w:r><w:rPr><w:bCs/><w:sz w:val="24"/><w:lang w:val="en-US"/></w:rPr><w:t>bổ</w:t></w:r><w:proofErr w:type="spellEnd"/><w:r><w:rPr><w:bCs/><w:sz w:val="24"/><w:lang w:val="en-US"/></w:rPr><w:t xml:space="preserve"> sung</w:t></w:r></w:p><w:p><w:pPr><w:pStyle w:val="ListParagraph"/><w:numPr><w:ilvl w:val="1"/><w:numId w:val="6"/></w:numPr><w:tabs><w:tab w:val="left" w:pos="631"/></w:tabs><w:spacing w:before="90" w:line="230" w:lineRule="auto"/><w:ind w:right="716"/><w:rPr><w:sz w:val="24"/></w:rPr></w:pPr><w:proofErr w:type="spellStart"/><w:r><w:rPr><w:bCs/><w:sz w:val="24"/><w:lang w:val="en-US"/></w:rPr><w:t>Phụ</w:t></w:r><w:proofErr w:type="spellEnd"/><w:r><w:rPr><w:bCs/><w:sz w:val="24"/><w:lang w:val="en-US"/></w:rPr><w:t xml:space="preserve"> </w:t></w:r><w:proofErr w:type="spellStart"/><w:r><w:rPr><w:bCs/><w:sz w:val="24"/><w:lang w:val="en-US"/></w:rPr><w:t>lục</w:t></w:r><w:proofErr w:type="spellEnd"/><w:r><w:rPr><w:bCs/><w:sz w:val="24"/><w:lang w:val="en-US"/></w:rPr><w:t xml:space="preserve"> </w:t></w:r><w:r><w:rPr><w:sz w:val="24"/></w:rPr><w:t>được lập</w:t></w:r><w:r><w:rPr><w:sz w:val="24"/><w:lang w:val="en-US"/></w:rPr><w:t xml:space="preserve"> </w:t></w:r><w:proofErr w:type="spellStart"/><w:r><w:rPr><w:sz w:val="24"/><w:lang w:val="en-US"/></w:rPr><w:t>thành</w:t></w:r><w:proofErr w:type="spellEnd"/><w:r><w:rPr><w:sz w:val="24"/></w:rPr><w:t xml:space="preserve"> 03 bản, bên A giữ 02 bản, bên B giữ 01 bản có giá trị pháp lý như nhau kể từ ngày ký.</w:t></w:r></w:p><w:p><w:pPr><w:pStyle w:val="ListParagraph"/><w:tabs><w:tab w:val="left" w:pos="631"/></w:tabs><w:spacing w:before="90" w:line="230" w:lineRule="auto"/><w:ind w:left="631" w:right="716" w:firstLine="0"/><w:rPr><w:sz w:val="24"/></w:rPr></w:pPr></w:p><w:p><w:pPr><w:pStyle w:val="Heading1"/><w:tabs><w:tab w:val="left" w:pos="6601"/></w:tabs><w:spacing w:before="1"/><w:ind w:left="1260"/></w:pPr><w:r><w:t>ĐẠI</w:t></w:r><w:r><w:rPr><w:spacing w:val="-3"/></w:rPr><w:t xml:space="preserve"> </w:t></w:r><w:r><w:t>DIỆN</w:t></w:r><w:r><w:rPr><w:spacing w:val="-1"/></w:rPr><w:t xml:space="preserve"> </w:t></w:r><w:r><w:t>BÊN</w:t></w:r><w:r><w:rPr><w:spacing w:val="-1"/></w:rPr><w:t xml:space="preserve"> </w:t></w:r><w:r><w:rPr><w:spacing w:val="-10"/></w:rPr><w:t>A</w:t></w:r><w:r><w:tab/><w:t>ĐẠI</w:t></w:r><w:r><w:rPr><w:spacing w:val="-3"/></w:rPr><w:t xml:space="preserve"> </w:t></w:r><w:r><w:t>DIỆN</w:t></w:r><w:r><w:rPr><w:spacing w:val="-1"/></w:rPr><w:t xml:space="preserve"> </w:t></w:r><w:r><w:t>BÊN</w:t></w:r><w:r><w:rPr><w:spacing w:val="-1"/></w:rPr><w:t xml:space="preserve"> </w:t></w:r><w:r><w:rPr><w:spacing w:val="-10"/></w:rPr><w:t>B</w:t></w:r></w:p><w:p><w:pPr><w:pStyle w:val="BodyText"/><w:rPr><w:b/></w:rPr></w:pPr></w:p><w:p><w:pPr><w:pStyle w:val="BodyText"/><w:rPr><w:b/></w:rPr></w:pPr></w:p><w:p><w:pPr><w:pStyle w:val="BodyText"/><w:rPr><w:b/></w:rPr></w:pPr></w:p><w:p><w:pPr><w:pStyle w:val="BodyText"/><w:rPr><w:b/></w:rPr></w:pPr></w:p><w:p><w:pPr><w:pStyle w:val="BodyText"/><w:spacing w:before="156"/><w:rPr><w:b/><w:lang w:val="en-US"/></w:rPr></w:pPr><w:r><w:rPr><w:b/><w:lang w:val="en-US"/></w:rPr><w:tab/></w:r><w:r><w:rPr><w:b/><w:lang w:val="en-US"/></w:rPr><w:tab/></w:r><w:r><w:rPr><w:b/><w:lang w:val="en-US"/></w:rPr><w:tab/></w:r><w:r><w:rPr><w:b/><w:lang w:val="en-US"/></w:rPr><w:tab/></w:r><w:r><w:rPr><w:b/><w:lang w:val="en-US"/></w:rPr><w:tab/></w:r><w:r><w:rPr><w:b/><w:lang w:val="en-US"/></w:rPr><w:tab/></w:r><w:r><w:rPr><w:b/><w:lang w:val="en-US"/></w:rPr><w:tab/></w:r><w:r><w:rPr><w:b/><w:lang w:val="en-US"/></w:rPr><w:tab/></w:r><w:r><w:rPr><w:b/><w:lang w:val="en-US"/></w:rPr><w:tab/></w:r></w:p><w:p><w:pPr><w:tabs><w:tab w:val="left" w:pos="4015"/><w:tab w:val="left" w:pos="5682"/><w:tab w:val="left" w:pos="9776"/></w:tabs><w:spacing w:line="364" w:lineRule="auto"/><w:ind w:left="540" w:right="661"/><w:rPr><w:b/><w:sz w:val="24"/></w:rPr></w:pPr><w:r><w:rPr><w:b/><w:sz w:val="24"/></w:rPr><w:t xml:space="preserve">Ký: </w:t></w:r><w:r><w:rPr><w:b/><w:sz w:val="24"/><w:u w:val="single"/></w:rPr><w:tab/></w:r><w:r><w:rPr><w:b/><w:sz w:val="24"/></w:rPr><w:tab/></w:r><w:r><w:rPr><w:b/><w:spacing w:val="-33"/><w:sz w:val="24"/></w:rPr><w:t xml:space="preserve"> </w:t></w:r><w:r><w:rPr><w:b/><w:sz w:val="24"/></w:rPr><w:t xml:space="preserve">Ký: </w:t></w:r><w:r><w:rPr><w:b/><w:sz w:val="24"/><w:u w:val="single"/></w:rPr><w:tab/></w:r><w:r><w:rPr><w:b/><w:sz w:val="24"/></w:rPr><w:t xml:space="preserve"> </w:t></w:r></w:p><w:p><w:pPr><w:tabs><w:tab w:val="left" w:pos="4015"/><w:tab w:val="left" w:pos="5682"/><w:tab w:val="left" w:pos="9776"/></w:tabs><w:spacing w:line="364" w:lineRule="auto"/><w:ind w:left="540" w:right="661"/><w:rPr><w:b/><w:sz w:val="24"/><w:lang w:val="en-US"/></w:rPr></w:pPr><w:proofErr w:type="spellStart"/><w:r><w:rPr><w:b/><w:sz w:val="24"/><w:lang w:val="en-US"/></w:rPr><w:t>Ông</w:t></w:r><w:proofErr w:type="spellEnd"/><w:r><w:rPr><w:b/><w:sz w:val="24"/></w:rPr><w:t xml:space="preserve">: </w:t></w:r><w:r><w:rPr><w:b/><w:sz w:val="24"/><w:szCs w:val="24"/><w:lang w:val="fr-FR"/></w:rPr><w:t>{</w:t></w:r><w:proofErr w:type="spellStart"/><w:r><w:rPr><w:b/><w:sz w:val="24"/><w:szCs w:val="24"/><w:lang w:val="fr-FR"/></w:rPr><w:t>BenADaiDien</w:t></w:r><w:proofErr w:type="spellEnd"/><w:r><w:rPr><w:b/><w:sz w:val="24"/><w:szCs w:val="24"/><w:lang w:val="fr-FR"/></w:rPr><w:t>}</w:t></w:r><w:r><w:rPr><w:b/><w:sz w:val="24"/><w:szCs w:val="24"/><w:lang w:val="fr-FR"/></w:rPr><w:tab/></w:r><w:r><w:rPr><w:b/><w:sz w:val="24"/><w:szCs w:val="24"/><w:lang w:val="fr-FR"/></w:rPr><w:tab/></w:r><w:r><w:rPr><w:b/><w:spacing w:val="-2"/><w:sz w:val="24"/></w:rPr><w:t>Ông/Bà:</w:t></w:r><w:r><w:rPr><w:b/><w:bCs/><w:sz w:val="24"/><w:szCs w:val="24"/></w:rPr><w:t xml:space="preserve"> {BenBTenDaiDien}</w:t></w:r></w:p><w:p><w:pPr><w:tabs><w:tab w:val="left" w:pos="4015"/><w:tab w:val="left" w:pos="5682"/><w:tab w:val="left" w:pos="9776"/></w:tabs><w:spacing w:line="364" w:lineRule="auto"/><w:ind w:left="540" w:right="661"/></w:pPr><w:proofErr w:type="spellStart"/><w:r><w:rPr><w:b/><w:sz w:val="24"/><w:szCs w:val="24"/><w:lang w:val="fr-FR"/></w:rPr><w:t>Chức</w:t></w:r><w:proofErr w:type="spellEnd"/><w:r><w:rPr><w:b/><w:sz w:val="24"/><w:szCs w:val="24"/><w:lang w:val="fr-FR"/></w:rPr><w:t xml:space="preserve"> </w:t></w:r><w:proofErr w:type="spellStart"/><w:r><w:rPr><w:b/><w:sz w:val="24"/><w:szCs w:val="24"/><w:lang w:val="fr-FR"/></w:rPr><w:t>vụ</w:t></w:r><w:proofErr w:type="spellEnd"/><w:r><w:rPr><w:b/><w:sz w:val="24"/><w:szCs w:val="24"/><w:lang w:val="fr-FR"/></w:rPr><w:t> : {</w:t></w:r><w:proofErr w:type="spellStart"/><w:r><w:rPr><w:b/><w:sz w:val="24"/><w:szCs w:val="24"/><w:lang w:val="fr-FR"/></w:rPr><w:t>BenAChucVuDaiDien</w:t></w:r><w:proofErr w:type="spellEnd"/><w:r><w:rPr><w:b/><w:sz w:val="24"/><w:szCs w:val="24"/><w:lang w:val="fr-FR"/></w:rPr><w:t>}</w:t></w:r><w:r><w:rPr><w:b/><w:sz w:val="24"/></w:rPr><w:tab/></w:r></w:p><w:sectPr><w:footerReference w:type="default" r:id="rId7"/><w:pgSz w:w="12240" w:h="15840"/><w:pgMar w:top="780" w:right="720" w:bottom="1440" w:left="990" w:header="403" w:footer="0" w:gutter="0"/><w:cols w:space="720"/><w:docGrid w:linePitch="360"/></w:sectPr></w:body></w:document>
 </file>
 
 <file path=word/endnotes.xml><?xml version="1.0" encoding="utf-8"?>

--- a/backend-app/samples/phu_luc_hop_dong.docx
+++ b/backend-app/samples/phu_luc_hop_dong.docx
@@ -1,6 +1,7278 @@
 
-<file path=word/document.xml>﻿<?xml version="1.0" encoding="UTF-8" standalone="yes"?>
-<w:document xmlns:wpc="http://schemas.microsoft.com/office/word/2010/wordprocessingCanvas" xmlns:cx="http://schemas.microsoft.com/office/drawing/2014/chartex" xmlns:cx1="http://schemas.microsoft.com/office/drawing/2015/9/8/chartex" xmlns:cx2="http://schemas.microsoft.com/office/drawing/2015/10/21/chartex" xmlns:cx3="http://schemas.microsoft.com/office/drawing/2016/5/9/chartex" xmlns:cx4="http://schemas.microsoft.com/office/drawing/2016/5/10/chartex" xmlns:cx5="http://schemas.microsoft.com/office/drawing/2016/5/11/chartex" xmlns:cx6="http://schemas.microsoft.com/office/drawing/2016/5/12/chartex" xmlns:cx7="http://schemas.microsoft.com/office/drawing/2016/5/13/chartex" xmlns:cx8="http://schemas.microsoft.com/office/drawing/2016/5/14/chartex" xmlns:mc="http://schemas.openxmlformats.org/markup-compatibility/2006" xmlns:aink="http://schemas.microsoft.com/office/drawing/2016/ink" xmlns:am3d="http://schemas.microsoft.com/office/drawing/2017/model3d" xmlns:o="urn:schemas-microsoft-com:office:office" xmlns:oel="http://schemas.microsoft.com/office/2019/extlst" xmlns:r="http://schemas.openxmlformats.org/officeDocument/2006/relationships" xmlns:m="http://schemas.openxmlformats.org/officeDocument/2006/math" xmlns:v="urn:schemas-microsoft-com:vml" xmlns:wp14="http://schemas.microsoft.com/office/word/2010/wordprocessingDrawing" xmlns:wp="http://schemas.openxmlformats.org/drawingml/2006/wordprocessingDrawing" xmlns:w10="urn:schemas-microsoft-com:office:word" xmlns:w="http://schemas.openxmlformats.org/wordprocessingml/2006/main" xmlns:w14="http://schemas.microsoft.com/office/word/2010/wordml" xmlns:w15="http://schemas.microsoft.com/office/word/2012/wordml" xmlns:w16cex="http://schemas.microsoft.com/office/word/2018/wordml/cex" xmlns:w16cid="http://schemas.microsoft.com/office/word/2016/wordml/cid" xmlns:w16="http://schemas.microsoft.com/office/word/2018/wordml" xmlns:w16du="http://schemas.microsoft.com/office/word/2023/wordml/word16du" xmlns:w16sdtdh="http://schemas.microsoft.com/office/word/2020/wordml/sdtdatahash" xmlns:w16sdtfl="http://schemas.microsoft.com/office/word/2024/wordml/sdtformatlock" xmlns:w16se="http://schemas.microsoft.com/office/word/2015/wordml/symex" xmlns:wpg="http://schemas.microsoft.com/office/word/2010/wordprocessingGroup" xmlns:wpi="http://schemas.microsoft.com/office/word/2010/wordprocessingInk" xmlns:wne="http://schemas.microsoft.com/office/word/2006/wordml" xmlns:wps="http://schemas.microsoft.com/office/word/2010/wordprocessingShape" mc:Ignorable="w14 w15 w16se w16cid w16 w16cex w16sdtdh w16sdtfl w16du wp14"><w:body><w:p><w:pPr><w:pStyle w:val="BodyText"/><w:spacing w:before="195"/><w:ind w:right="361"/><w:rPr><w:lang w:val="en-US"/></w:rPr></w:pPr></w:p><w:p><w:pPr><w:pStyle w:val="BodyText"/><w:spacing w:before="195"/><w:ind w:right="361"/><w:rPr><w:lang w:val="en-US"/></w:rPr></w:pPr><w:r><w:rPr><w:lang w:val="en-US"/></w:rPr><w:t xml:space="preserve">                                                                          </w:t></w:r></w:p><w:p><w:pPr><w:spacing w:before="146" w:line="362" w:lineRule="auto"/><w:ind w:left="2862" w:right="3220"/><w:jc w:val="center"/><w:rPr><w:b/><w:sz w:val="24"/></w:rPr></w:pPr><w:r><w:rPr><w:b/><w:sz w:val="24"/></w:rPr><w:t>Cộng</w:t></w:r><w:r><w:rPr><w:b/><w:spacing w:val="-5"/><w:sz w:val="24"/></w:rPr><w:t xml:space="preserve"> </w:t></w:r><w:r><w:rPr><w:b/><w:sz w:val="24"/></w:rPr><w:t>Hòa</w:t></w:r><w:r><w:rPr><w:b/><w:spacing w:val="-5"/><w:sz w:val="24"/></w:rPr><w:t xml:space="preserve"> </w:t></w:r><w:r><w:rPr><w:b/><w:sz w:val="24"/></w:rPr><w:t>Xã</w:t></w:r><w:r><w:rPr><w:b/><w:spacing w:val="-5"/><w:sz w:val="24"/></w:rPr><w:t xml:space="preserve"> </w:t></w:r><w:r><w:rPr><w:b/><w:sz w:val="24"/></w:rPr><w:t>Hội</w:t></w:r><w:r><w:rPr><w:b/><w:spacing w:val="-5"/><w:sz w:val="24"/></w:rPr><w:t xml:space="preserve"> </w:t></w:r><w:r><w:rPr><w:b/><w:sz w:val="24"/></w:rPr><w:t>Chủ</w:t></w:r><w:r><w:rPr><w:b/><w:spacing w:val="-7"/><w:sz w:val="24"/></w:rPr><w:t xml:space="preserve"> </w:t></w:r><w:r><w:rPr><w:b/><w:sz w:val="24"/></w:rPr><w:t>Nghĩa</w:t></w:r><w:r><w:rPr><w:b/><w:spacing w:val="-5"/><w:sz w:val="24"/></w:rPr><w:t xml:space="preserve"> </w:t></w:r><w:r><w:rPr><w:b/><w:sz w:val="24"/></w:rPr><w:t>Việt</w:t></w:r><w:r><w:rPr><w:b/><w:spacing w:val="-5"/><w:sz w:val="24"/></w:rPr><w:t xml:space="preserve"> </w:t></w:r><w:r><w:rPr><w:b/><w:sz w:val="24"/></w:rPr><w:t>Nam Độc Lập – Tự Do – Hạnh Phúc</w:t></w:r></w:p><w:p><w:pPr><w:spacing w:before="2"/><w:ind w:right="361"/><w:jc w:val="center"/><w:rPr><w:b/><w:sz w:val="24"/></w:rPr></w:pPr><w:r><w:rPr><w:b/><w:spacing w:val="-2"/><w:sz w:val="24"/></w:rPr><w:t>--------------------</w:t></w:r><w:r><w:rPr><w:b/><w:spacing w:val="-10"/><w:sz w:val="24"/></w:rPr><w:t>-</w:t></w:r></w:p><w:p><w:pPr><w:pStyle w:val="Title"/><w:tabs><w:tab w:val="center" w:pos="5043"/><w:tab w:val="right" w:pos="10086"/></w:tabs><w:jc w:val="left"/></w:pPr><w:r><w:tab/><w:t>PHỤ</w:t></w:r><w:r><w:rPr><w:spacing w:val="-2"/></w:rPr><w:t xml:space="preserve"> </w:t></w:r><w:r><w:t>LỤC</w:t></w:r><w:r><w:rPr><w:spacing w:val="-3"/></w:rPr><w:t xml:space="preserve"> </w:t></w:r><w:r><w:t>HỢP</w:t></w:r><w:r><w:rPr><w:spacing w:val="-2"/></w:rPr><w:t xml:space="preserve"> </w:t></w:r><w:r><w:rPr><w:spacing w:val="-4"/></w:rPr><w:t>ĐỒNG</w:t></w:r><w:r><w:rPr><w:spacing w:val="-4"/></w:rPr><w:tab/></w:r></w:p><w:p><w:pPr><w:pStyle w:val="BodyText"/><w:spacing w:before="150"/><w:ind w:right="348"/><w:jc w:val="center"/><w:rPr><w:lang w:val="en-US"/></w:rPr></w:pPr><w:r><w:t xml:space="preserve">Số: </w:t></w:r><w:r><w:rPr><w:lang w:val="en-US"/></w:rPr><w:t>{</w:t></w:r><w:proofErr w:type="spellStart"/><w:r><w:rPr><w:lang w:val="en-US"/></w:rPr><w:t>SoPhuLuc</w:t></w:r><w:proofErr w:type="spellEnd"/><w:r><w:rPr><w:lang w:val="en-US"/></w:rPr><w:t>}</w:t></w:r></w:p><w:p><w:pPr><w:pStyle w:val="BodyText"/><w:spacing w:before="159"/><w:ind w:right="350"/><w:jc w:val="center"/><w:rPr><w:lang w:val="en-US"/></w:rPr></w:pPr><w:r><w:t>Đính kèm Hợp đồng</w:t></w:r><w:r><w:rPr><w:spacing w:val="-3"/></w:rPr><w:t xml:space="preserve"> </w:t></w:r><w:r><w:t>số:</w:t></w:r><w:r><w:rPr><w:lang w:val="en-US"/></w:rPr><w:t xml:space="preserve"> {</w:t></w:r><w:proofErr w:type="spellStart"/><w:r><w:rPr><w:lang w:val="en-US"/></w:rPr><w:t>Sohopdong</w:t></w:r><w:proofErr w:type="spellEnd"/><w:r><w:rPr><w:lang w:val="en-US"/></w:rPr><w:t>}</w:t></w:r><w:r><w:t>ký</w:t></w:r><w:r><w:rPr><w:spacing w:val="-4"/></w:rPr><w:t xml:space="preserve"> </w:t></w:r><w:r><w:rPr><w:spacing w:val="-2"/></w:rPr><w:t>ngày</w:t></w:r><w:r><w:rPr><w:spacing w:val="-2"/><w:lang w:val="en-US"/></w:rPr><w:t xml:space="preserve"> {</w:t></w:r><w:proofErr w:type="spellStart"/><w:r><w:rPr><w:spacing w:val="-2"/><w:lang w:val="en-US"/></w:rPr><w:t>NgayLapHD</w:t></w:r><w:proofErr w:type="spellEnd"/><w:r><w:rPr><w:spacing w:val="-2"/><w:lang w:val="en-US"/></w:rPr><w:t>}/{</w:t></w:r><w:proofErr w:type="spellStart"/><w:r><w:rPr><w:spacing w:val="-2"/><w:lang w:val="en-US"/></w:rPr><w:t>ThangLapHD</w:t></w:r><w:proofErr w:type="spellEnd"/><w:r><w:rPr><w:spacing w:val="-2"/><w:lang w:val="en-US"/></w:rPr><w:t>}/{</w:t></w:r><w:proofErr w:type="spellStart"/><w:r><w:rPr><w:spacing w:val="-2"/><w:lang w:val="en-US"/></w:rPr><w:t>NamLapHD</w:t></w:r><w:proofErr w:type="spellEnd"/><w:r><w:rPr><w:spacing w:val="-2"/><w:lang w:val="en-US"/></w:rPr><w:t>}</w:t></w:r></w:p><w:p><w:pPr><w:pStyle w:val="ListParagraph"/><w:numPr><w:ilvl w:val="0"/><w:numId w:val="1"/></w:numPr><w:tabs><w:tab w:val="left" w:pos="785"/><w:tab w:val="left" w:pos="787"/></w:tabs><w:spacing w:before="244" w:line="230" w:lineRule="auto"/><w:ind w:right="719"/><w:rPr><w:rFonts w:ascii="Bell MT" w:hAnsi="Bell MT"/><w:sz w:val="24"/></w:rPr></w:pPr><w:r><w:rPr><w:i/><w:sz w:val="24"/></w:rPr><w:t>Căn c</w:t></w:r><w:r><w:rPr><w:i/><w:sz w:val="24"/><w:lang w:val="en-US"/></w:rPr><w:t>ứ</w:t></w:r><w:r><w:rPr><w:i/><w:sz w:val="24"/></w:rPr><w:t xml:space="preserve"> Bộ L</w:t></w:r><w:proofErr w:type="spellStart"/><w:r><w:rPr><w:i/><w:sz w:val="24"/><w:lang w:val="en-US"/></w:rPr><w:t>uậ</w:t></w:r><w:proofErr w:type="spellEnd"/><w:r><w:rPr><w:i/><w:sz w:val="24"/></w:rPr><w:t>t Dân Sự số 91/2015/QH13 được Quốc hội nước CHXHCN Việt Nam khóa</w:t></w:r><w:r><w:rPr><w:i/><w:spacing w:val="40"/><w:sz w:val="24"/></w:rPr><w:t xml:space="preserve"> </w:t></w:r><w:r><w:rPr><w:i/><w:sz w:val="24"/></w:rPr><w:t>XIII, thông qua ngày 24 tháng 11 năm 2015;</w:t></w:r></w:p><w:p><w:pPr><w:pStyle w:val="ListParagraph"/><w:numPr><w:ilvl w:val="0"/><w:numId w:val="1"/></w:numPr><w:tabs><w:tab w:val="left" w:pos="785"/><w:tab w:val="left" w:pos="787"/></w:tabs><w:spacing w:before="44" w:line="230" w:lineRule="auto"/><w:ind w:right="715"/><w:rPr><w:rFonts w:ascii="Bell MT" w:hAnsi="Bell MT"/><w:sz w:val="24"/></w:rPr></w:pPr><w:r><w:rPr><w:i/><w:sz w:val="24"/></w:rPr><w:t>Căn c</w:t></w:r><w:r><w:rPr><w:i/><w:sz w:val="24"/><w:lang w:val="en-US"/></w:rPr><w:t>ứ</w:t></w:r><w:r><w:rPr><w:i/><w:sz w:val="24"/></w:rPr><w:t xml:space="preserve"> vào L</w:t></w:r><w:proofErr w:type="spellStart"/><w:r><w:rPr><w:i/><w:sz w:val="24"/><w:lang w:val="en-US"/></w:rPr><w:t>uậ</w:t></w:r><w:proofErr w:type="spellEnd"/><w:r><w:rPr><w:i/><w:sz w:val="24"/></w:rPr><w:t>t Thương mại số 36/2005/QH11 được Quốc hội nước CHXHCN Việt Nam</w:t></w:r><w:r><w:rPr><w:i/><w:spacing w:val="40"/><w:sz w:val="24"/></w:rPr><w:t xml:space="preserve"> </w:t></w:r><w:r><w:rPr><w:i/><w:sz w:val="24"/></w:rPr><w:t>khóa XI, thông qua ngày 14 tháng 06 năm 2005;</w:t></w:r></w:p><w:p><w:pPr><w:pStyle w:val="ListParagraph"/><w:numPr><w:ilvl w:val="0"/><w:numId w:val="1"/></w:numPr><w:tabs><w:tab w:val="left" w:pos="786"/></w:tabs><w:spacing w:before="47"/><w:ind w:left="786" w:hanging="138"/><w:rPr><w:rFonts w:ascii="Bell MT" w:hAnsi="Bell MT"/><w:sz w:val="25"/></w:rPr></w:pPr><w:r><w:rPr><w:i/><w:sz w:val="24"/></w:rPr><w:t>Căn</w:t></w:r><w:r><w:rPr><w:i/><w:spacing w:val="1"/><w:sz w:val="24"/></w:rPr><w:t xml:space="preserve"> </w:t></w:r><w:r><w:rPr><w:i/><w:sz w:val="24"/></w:rPr><w:t>c</w:t></w:r><w:r><w:rPr><w:i/><w:sz w:val="24"/><w:lang w:val="en-US"/></w:rPr><w:t>ứ</w:t></w:r><w:r><w:rPr><w:i/><w:spacing w:val="3"/><w:sz w:val="24"/></w:rPr><w:t xml:space="preserve"> </w:t></w:r><w:r><w:rPr><w:i/><w:sz w:val="24"/></w:rPr><w:t>vào</w:t></w:r><w:r><w:rPr><w:i/><w:spacing w:val="1"/><w:sz w:val="24"/></w:rPr><w:t xml:space="preserve"> </w:t></w:r><w:r><w:rPr><w:i/><w:sz w:val="24"/></w:rPr><w:t>nhu</w:t></w:r><w:r><w:rPr><w:i/><w:spacing w:val="2"/><w:sz w:val="24"/></w:rPr><w:t xml:space="preserve"> </w:t></w:r><w:r><w:rPr><w:i/><w:sz w:val="24"/></w:rPr><w:t>cầu</w:t></w:r><w:r><w:rPr><w:i/><w:spacing w:val="1"/><w:sz w:val="24"/></w:rPr><w:t xml:space="preserve"> </w:t></w:r><w:r><w:rPr><w:i/><w:sz w:val="24"/></w:rPr><w:t>và</w:t></w:r><w:r><w:rPr><w:i/><w:spacing w:val="2"/><w:sz w:val="24"/></w:rPr><w:t xml:space="preserve"> </w:t></w:r><w:r><w:rPr><w:i/><w:sz w:val="24"/></w:rPr><w:t>khả</w:t></w:r><w:r><w:rPr><w:i/><w:spacing w:val="1"/><w:sz w:val="24"/></w:rPr><w:t xml:space="preserve"> </w:t></w:r><w:r><w:rPr><w:i/><w:sz w:val="24"/></w:rPr><w:t>năng</w:t></w:r><w:r><w:rPr><w:i/><w:spacing w:val="2"/><w:sz w:val="24"/></w:rPr><w:t xml:space="preserve"> </w:t></w:r><w:r><w:rPr><w:i/><w:sz w:val="24"/></w:rPr><w:t>đáp</w:t></w:r><w:r><w:rPr><w:i/><w:spacing w:val="1"/><w:sz w:val="24"/></w:rPr><w:t xml:space="preserve"> </w:t></w:r><w:r><w:rPr><w:i/><w:sz w:val="24"/><w:lang w:val="en-US"/></w:rPr><w:t>ứ</w:t></w:r><w:r><w:rPr><w:i/><w:sz w:val="24"/></w:rPr><w:t>ng</w:t></w:r><w:r><w:rPr><w:i/><w:spacing w:val="2"/><w:sz w:val="24"/></w:rPr><w:t xml:space="preserve"> </w:t></w:r><w:r><w:rPr><w:i/><w:sz w:val="24"/></w:rPr><w:t>của</w:t></w:r><w:r><w:rPr><w:i/><w:spacing w:val="2"/><w:sz w:val="24"/></w:rPr><w:t xml:space="preserve"> </w:t></w:r><w:r><w:rPr><w:i/><w:sz w:val="24"/></w:rPr><w:t>hai</w:t></w:r><w:r><w:rPr><w:i/><w:spacing w:val="1"/><w:sz w:val="24"/></w:rPr><w:t xml:space="preserve"> </w:t></w:r><w:r><w:rPr><w:i/><w:spacing w:val="-4"/><w:sz w:val="24"/></w:rPr><w:t>bên.</w:t></w:r></w:p><w:p><w:pPr><w:spacing w:before="259"/><w:ind w:left="360"/><w:rPr><w:spacing w:val="-4"/><w:sz w:val="24"/><w:lang w:val="en-US"/></w:rPr></w:pPr><w:r><w:rPr><w:i/><w:sz w:val="24"/></w:rPr><w:t>Hôm</w:t></w:r><w:r><w:rPr><w:i/><w:spacing w:val="-2"/><w:sz w:val="24"/></w:rPr><w:t xml:space="preserve"> </w:t></w:r><w:r><w:rPr><w:i/><w:sz w:val="24"/></w:rPr><w:t>nay, ngày</w:t></w:r><w:r><w:rPr><w:i/><w:spacing w:val="-2"/><w:sz w:val="24"/></w:rPr><w:t xml:space="preserve"> </w:t></w:r><w:r><w:rPr><w:bCs/><w:i/><w:sz w:val="24"/><w:lang w:val="en-US"/></w:rPr><w:t>{</w:t></w:r><w:proofErr w:type="spellStart"/><w:r><w:rPr><w:bCs/><w:i/><w:sz w:val="24"/><w:lang w:val="en-US"/></w:rPr><w:t>NgayLapPL</w:t></w:r><w:proofErr w:type="spellEnd"/><w:r><w:rPr><w:bCs/><w:i/><w:sz w:val="24"/><w:lang w:val="en-US"/></w:rPr><w:t xml:space="preserve">} </w:t></w:r><w:r><w:rPr><w:i/><w:sz w:val="24"/></w:rPr><w:t>Tháng</w:t></w:r><w:r><w:rPr><w:i/><w:sz w:val="24"/><w:lang w:val="en-US"/></w:rPr><w:t xml:space="preserve"> </w:t></w:r><w:r><w:rPr><w:i/><w:spacing w:val="2"/><w:sz w:val="24"/><w:lang w:val="en-US"/></w:rPr><w:t>{</w:t></w:r><w:proofErr w:type="spellStart"/><w:r><w:rPr><w:i/><w:spacing w:val="2"/><w:sz w:val="24"/><w:lang w:val="en-US"/></w:rPr><w:t>ThangLapPL</w:t></w:r><w:proofErr w:type="spellEnd"/><w:r><w:rPr><w:i/><w:spacing w:val="2"/><w:sz w:val="24"/><w:lang w:val="en-US"/></w:rPr><w:t xml:space="preserve">} </w:t></w:r><w:r><w:rPr><w:i/><w:sz w:val="24"/></w:rPr><w:t>năm</w:t></w:r><w:r><w:rPr><w:i/><w:spacing w:val="-2"/><w:sz w:val="24"/></w:rPr><w:t xml:space="preserve"> </w:t></w:r><w:r><w:rPr><w:i/><w:spacing w:val="-2"/><w:sz w:val="24"/><w:lang w:val="en-US"/></w:rPr><w:t>{</w:t></w:r><w:proofErr w:type="spellStart"/><w:r><w:rPr><w:i/><w:spacing w:val="-2"/><w:sz w:val="24"/><w:lang w:val="en-US"/></w:rPr><w:t>NamLapPL</w:t></w:r><w:proofErr w:type="spellEnd"/><w:r><w:rPr><w:i/><w:spacing w:val="-2"/><w:sz w:val="24"/><w:lang w:val="en-US"/></w:rPr><w:t>},</w:t></w:r><w:r><w:rPr><w:b/><w:i/><w:sz w:val="24"/></w:rPr><w:t xml:space="preserve"> </w:t></w:r><w:r><w:rPr><w:sz w:val="24"/></w:rPr><w:t>chúng</w:t></w:r><w:r><w:rPr><w:spacing w:val="-3"/><w:sz w:val="24"/></w:rPr><w:t xml:space="preserve"> </w:t></w:r><w:r><w:rPr><w:sz w:val="24"/></w:rPr><w:t>tôi</w:t></w:r><w:r><w:rPr><w:spacing w:val="-1"/><w:sz w:val="24"/></w:rPr><w:t xml:space="preserve"> </w:t></w:r><w:r><w:rPr><w:sz w:val="24"/></w:rPr><w:t xml:space="preserve">gồm có dưới </w:t></w:r><w:r><w:rPr><w:spacing w:val="-4"/><w:sz w:val="24"/></w:rPr><w:t>đây:</w:t></w:r></w:p><w:p><w:pPr><w:spacing w:before="120" w:after="120" w:line="276" w:lineRule="auto"/><w:ind w:firstLineChars="150" w:firstLine="361"/><w:jc w:val="both"/><w:rPr><w:b/><w:sz w:val="24"/><w:szCs w:val="24"/><w:lang w:val="en-US"/></w:rPr></w:pPr><w:r><w:rPr><w:b/><w:sz w:val="24"/><w:szCs w:val="24"/></w:rPr><w:t xml:space="preserve">BÊN A: </w:t></w:r><w:r><w:rPr><w:b/><w:sz w:val="24"/><w:szCs w:val="24"/></w:rPr><w:tab/></w:r><w:r><w:rPr><w:b/><w:sz w:val="24"/><w:szCs w:val="24"/></w:rPr><w:tab/></w:r><w:r><w:rPr><w:b/><w:sz w:val="24"/><w:szCs w:val="24"/><w:lang w:val="en-US"/></w:rPr><w:t>{</w:t></w:r><w:proofErr w:type="spellStart"/><w:r><w:rPr><w:b/><w:sz w:val="24"/><w:szCs w:val="24"/><w:lang w:val="en-US"/></w:rPr><w:t>BenATenCongTy</w:t></w:r><w:proofErr w:type="spellEnd"/><w:r><w:rPr><w:b/><w:sz w:val="24"/><w:szCs w:val="24"/><w:lang w:val="en-US"/></w:rPr><w:t>}</w:t></w:r></w:p><w:p><w:pPr><w:spacing w:before="120" w:after="120" w:line="276" w:lineRule="auto"/><w:ind w:left="360"/><w:jc w:val="both"/><w:rPr><w:sz w:val="24"/><w:szCs w:val="24"/></w:rPr></w:pPr><w:r><w:rPr><w:sz w:val="24"/><w:szCs w:val="24"/></w:rPr><w:t>Địa chỉ: </w:t><w:t>{BenADiaChi}</w:t></w:r></w:p><w:p><w:pPr><w:spacing w:before="120" w:after="120" w:line="276" w:lineRule="auto"/><w:ind w:left="360"/><w:jc w:val="both"/><w:rPr><w:sz w:val="24"/><w:szCs w:val="24"/></w:rPr></w:pPr><w:r><w:rPr><w:sz w:val="24"/><w:szCs w:val="24"/></w:rPr><w:t>Điện thoại: </w:t><w:t>{BenASDT}</w:t></w:r></w:p><w:p><w:pPr><w:spacing w:before="120" w:after="120" w:line="276" w:lineRule="auto"/><w:ind w:left="360"/><w:jc w:val="both"/><w:rPr><w:b/><w:sz w:val="24"/><w:szCs w:val="24"/><w:lang w:val="en-US"/></w:rPr></w:pPr><w:r><w:rPr><w:b/><w:sz w:val="24"/><w:szCs w:val="24"/></w:rPr><w:t>Đại Diện:</w:t></w:r><w:r><w:rPr><w:b/><w:sz w:val="24"/><w:szCs w:val="24"/></w:rPr><w:tab/></w:r><w:r><w:rPr><w:b/><w:sz w:val="24"/><w:szCs w:val="24"/></w:rPr><w:tab/><w:t>{BenADaiDien}</w:t></w:r><w:r><w:rPr><w:b/><w:sz w:val="24"/><w:szCs w:val="24"/></w:rPr><w:tab/></w:r><w:r><w:rPr><w:b/><w:sz w:val="24"/><w:szCs w:val="24"/><w:lang w:val="en-US"/></w:rPr><w:tab/></w:r><w:proofErr w:type="spellStart"/><w:r><w:rPr><w:b/><w:sz w:val="24"/><w:szCs w:val="24"/><w:lang w:val="en-US"/></w:rPr><w:t>Chức</w:t></w:r><w:proofErr w:type="spellEnd"/><w:r><w:rPr><w:b/><w:sz w:val="24"/><w:szCs w:val="24"/><w:lang w:val="en-US"/></w:rPr><w:t xml:space="preserve"> </w:t></w:r><w:proofErr w:type="spellStart"/><w:r><w:rPr><w:b/><w:sz w:val="24"/><w:szCs w:val="24"/><w:lang w:val="en-US"/></w:rPr><w:t>vụ</w:t></w:r><w:proofErr w:type="spellEnd"/><w:r><w:rPr><w:b/><w:sz w:val="24"/><w:szCs w:val="24"/><w:lang w:val="en-US"/></w:rPr><w:t>: {</w:t></w:r><w:proofErr w:type="spellStart"/><w:r><w:rPr><w:b/><w:sz w:val="24"/><w:szCs w:val="24"/><w:lang w:val="en-US"/></w:rPr><w:t>BenAChucVu</w:t></w:r><w:proofErr w:type="spellEnd"/><w:r><w:rPr><w:b/><w:sz w:val="24"/><w:szCs w:val="24"/><w:lang w:val="en-US"/></w:rPr><w:t>}</w:t></w:r></w:p><w:p><w:pPr><w:spacing w:before="120" w:after="120" w:line="276" w:lineRule="auto"/><w:ind w:left="360"/><w:jc w:val="both"/><w:rPr><w:b/><w:sz w:val="24"/><w:szCs w:val="24"/></w:rPr></w:pPr><w:r><w:rPr><w:sz w:val="24"/><w:szCs w:val="24"/></w:rPr><w:t xml:space="preserve">Nhân viên Phụ Trách: </w:t></w:r><w:r><w:rPr><w:sz w:val="24"/><w:szCs w:val="24"/><w:lang w:val="en-US"/></w:rPr><w:t>{</w:t></w:r><w:proofErr w:type="spellStart"/><w:r><w:rPr><w:sz w:val="24"/><w:szCs w:val="24"/><w:lang w:val="en-US"/></w:rPr><w:t>BenANhanVienPhuTrach</w:t></w:r><w:proofErr w:type="spellEnd"/><w:r><w:rPr><w:sz w:val="24"/><w:szCs w:val="24"/><w:lang w:val="en-US"/></w:rPr><w:t>}</w:t></w:r><w:r><w:rPr><w:b/><w:sz w:val="24"/><w:szCs w:val="24"/></w:rPr><w:t xml:space="preserve"> </w:t></w:r></w:p><w:p><w:pPr><w:spacing w:before="120" w:after="120" w:line="276" w:lineRule="auto"/><w:ind w:left="360"/><w:jc w:val="both"/><w:rPr><w:b/><w:bCs/><w:sz w:val="24"/><w:szCs w:val="24"/><w:lang w:val="en-US"/></w:rPr></w:pPr><w:r><w:rPr><w:sz w:val="24"/><w:szCs w:val="24"/></w:rPr><w:t xml:space="preserve">Số ĐT: </w:t></w:r><w:r><w:rPr><w:bCs/><w:sz w:val="24"/><w:szCs w:val="24"/><w:lang w:val="en-US"/></w:rPr><w:t>{</w:t></w:r><w:proofErr w:type="spellStart"/><w:r><w:rPr><w:bCs/><w:sz w:val="24"/><w:szCs w:val="24"/><w:lang w:val="en-US"/></w:rPr><w:t>BenASDTNhanVien</w:t></w:r><w:proofErr w:type="spellEnd"/><w:r><w:rPr><w:bCs/><w:sz w:val="24"/><w:szCs w:val="24"/><w:lang w:val="en-US"/></w:rPr><w:t>}</w:t></w:r></w:p><w:p><w:pPr><w:spacing w:before="120" w:after="120" w:line="276" w:lineRule="auto"/><w:jc w:val="both"/><w:rPr><w:b/><w:sz w:val="24"/><w:szCs w:val="24"/><w:lang w:val="en-US"/></w:rPr></w:pPr></w:p><w:p><w:pPr><w:spacing w:before="120" w:after="120" w:line="276" w:lineRule="auto"/><w:ind w:firstLine="360"/><w:jc w:val="both"/><w:rPr><w:bCs/><w:sz w:val="24"/><w:szCs w:val="24"/><w:lang w:val="en-US"/></w:rPr></w:pPr><w:proofErr w:type="spellStart"/><w:r><w:rPr><w:bCs/><w:sz w:val="24"/><w:szCs w:val="24"/><w:lang w:val="en-US"/></w:rPr><w:t>Và</w:t></w:r><w:proofErr w:type="spellEnd"/></w:p><w:p><w:pPr><w:spacing w:before="120" w:after="120" w:line="276" w:lineRule="auto"/><w:ind w:firstLine="360"/><w:jc w:val="both"/><w:rPr><w:b/><w:sz w:val="24"/><w:szCs w:val="24"/></w:rPr></w:pPr></w:p><w:p><w:pPr><w:spacing w:before="120" w:after="120" w:line="276" w:lineRule="auto"/><w:ind w:firstLine="360"/><w:jc w:val="both"/><w:rPr><w:b/><w:sz w:val="24"/><w:szCs w:val="24"/></w:rPr></w:pPr><w:r><w:rPr><w:b/><w:sz w:val="24"/><w:szCs w:val="24"/></w:rPr><w:t xml:space="preserve">BÊN B:   </w:t></w:r><w:r><w:rPr><w:b/><w:sz w:val="24"/><w:szCs w:val="24"/></w:rPr><w:tab/></w:r><w:r><w:rPr><w:b/><w:sz w:val="24"/><w:szCs w:val="24"/></w:rPr><w:tab/><w:t xml:space="preserve">KHÁCH HÀNG </w:t></w:r></w:p><w:p><w:pPr><w:spacing w:before="120" w:after="120" w:line="276" w:lineRule="auto"/><w:ind w:firstLine="360"/><w:jc w:val="both"/><w:rPr><w:b/><w:bCs/><w:sz w:val="24"/><w:szCs w:val="24"/><w:lang w:val="en-US"/></w:rPr></w:pPr><w:r><w:rPr><w:sz w:val="24"/><w:szCs w:val="24"/></w:rPr><w:t>Tên Đại diện: <w:t>{</w:t></w:r><w:proofErr w:type="spellStart"/><w:r><w:rPr><w:sz w:val="24"/><w:szCs w:val="24"/><w:lang w:val="en-US"/></w:rPr><w:t>BenBTenDaiDien</w:t></w:r><w:proofErr w:type="spellEnd"/><w:r><w:rPr><w:sz w:val="24"/><w:szCs w:val="24"/><w:lang w:val="en-US"/></w:rPr><w:t>}</w:t></w:r></w:p><w:p><w:pPr><w:spacing w:before="120" w:after="120" w:line="276" w:lineRule="auto"/><w:ind w:firstLine="360"/><w:jc w:val="both"/><w:rPr><w:b/><w:sz w:val="24"/><w:szCs w:val="24"/><w:lang w:val="en-US"/></w:rPr></w:pPr><w:r><w:rPr><w:sz w:val="24"/><w:szCs w:val="24"/></w:rPr><w:t>Tên Chủ Tiệc</w:t></w:r><w:r><w:rPr><w:sz w:val="24"/><w:szCs w:val="24"/></w:rPr><w:tab/></w:r><w:r><w:rPr><w:bCs/><w:sz w:val="24"/><w:szCs w:val="24"/><w:lang w:val="en-US"/></w:rPr><w:t>{</w:t></w:r><w:proofErr w:type="spellStart"/><w:r><w:rPr><w:bCs/><w:sz w:val="24"/><w:szCs w:val="24"/><w:lang w:val="en-US"/></w:rPr><w:t>BenBTenChuTiec</w:t></w:r><w:proofErr w:type="spellEnd"/><w:r><w:rPr><w:bCs/><w:sz w:val="24"/><w:szCs w:val="24"/><w:lang w:val="en-US"/></w:rPr><w:t>}</w:t></w:r></w:p><w:p><w:pPr><w:spacing w:before="120" w:after="120" w:line="276" w:lineRule="auto"/><w:ind w:firstLine="360"/><w:jc w:val="both"/><w:rPr><w:b/><w:sz w:val="24"/><w:szCs w:val="24"/><w:lang w:val="en-US"/></w:rPr></w:pPr><w:r><w:rPr><w:bCs/><w:sz w:val="24"/><w:szCs w:val="24"/></w:rPr><w:t>CCCD</w:t></w:r><w:r><w:rPr><w:bCs/><w:sz w:val="24"/><w:szCs w:val="24"/></w:rPr><w:tab/></w:r><w:r><w:rPr><w:bCs/><w:sz w:val="24"/><w:szCs w:val="24"/></w:rPr><w:tab/></w:r><w:r><w:rPr><w:bCs/><w:sz w:val="24"/><w:szCs w:val="24"/><w:lang w:val="en-US"/></w:rPr><w:t>{</w:t></w:r><w:proofErr w:type="spellStart"/><w:r><w:rPr><w:bCs/><w:sz w:val="24"/><w:szCs w:val="24"/><w:lang w:val="en-US"/></w:rPr><w:t>BenBCCCD</w:t></w:r><w:proofErr w:type="spellEnd"/><w:r><w:rPr><w:bCs/><w:sz w:val="24"/><w:szCs w:val="24"/><w:lang w:val="en-US"/></w:rPr><w:t>}</w:t></w:r></w:p><w:p><w:pPr><w:spacing w:before="120" w:after="120" w:line="276" w:lineRule="auto"/><w:ind w:firstLine="360"/><w:jc w:val="both"/><w:rPr><w:sz w:val="24"/><w:szCs w:val="24"/><w:lang w:val="en-US"/></w:rPr></w:pPr><w:r><w:rPr><w:sz w:val="24"/><w:szCs w:val="24"/></w:rPr><w:t>Địa chỉ: </w:t><w:t>{</w:t></w:r><w:proofErr w:type="spellStart"/><w:r><w:rPr><w:sz w:val="24"/><w:szCs w:val="24"/><w:lang w:val="en-US"/></w:rPr><w:t>BenBDiaChi</w:t></w:r><w:proofErr w:type="spellEnd"/><w:r><w:rPr><w:sz w:val="24"/><w:szCs w:val="24"/><w:lang w:val="en-US"/></w:rPr><w:t>}</w:t></w:r></w:p><w:p><w:pPr><w:spacing w:before="120" w:after="120" w:line="276" w:lineRule="auto"/><w:ind w:firstLine="360"/><w:jc w:val="both"/><w:rPr><w:sz w:val="24"/><w:szCs w:val="24"/><w:lang w:val="en-US"/></w:rPr></w:pPr><w:r><w:rPr><w:sz w:val="24"/><w:szCs w:val="24"/></w:rPr><w:t>Điện thoại: </w:t><w:t>{</w:t></w:r><w:proofErr w:type="spellStart"/><w:r><w:rPr><w:sz w:val="24"/><w:szCs w:val="24"/><w:lang w:val="en-US"/></w:rPr><w:t>BenBDienThoai</w:t></w:r><w:proofErr w:type="spellEnd"/><w:r><w:rPr><w:sz w:val="24"/><w:szCs w:val="24"/><w:lang w:val="en-US"/></w:rPr><w:t>}</w:t></w:r></w:p><w:p><w:pPr><w:pStyle w:val="BodyText"/><w:spacing w:before="150"/><w:ind w:right="348" w:firstLine="360"/><w:rPr><w:b/><w:spacing w:val="-2"/><w:lang w:val="en-US"/></w:rPr></w:pPr><w:r><w:t>Sau</w:t></w:r><w:r><w:rPr><w:spacing w:val="-3"/></w:rPr><w:t xml:space="preserve"> </w:t></w:r><w:r><w:t>khi bàn bạc, 02</w:t></w:r><w:r><w:rPr><w:spacing w:val="-1"/></w:rPr><w:t xml:space="preserve"> </w:t></w:r><w:r><w:t>bên</w:t></w:r><w:r><w:rPr><w:spacing w:val="2"/></w:rPr><w:t xml:space="preserve"> </w:t></w:r><w:r><w:t>đồng</w:t></w:r><w:r><w:rPr><w:spacing w:val="2"/></w:rPr><w:t xml:space="preserve"> </w:t></w:r><w:r><w:t>ý</w:t></w:r><w:r><w:rPr><w:spacing w:val="-5"/></w:rPr><w:t xml:space="preserve"> </w:t></w:r><w:r><w:t>ký</w:t></w:r><w:r><w:rPr><w:spacing w:val="-5"/></w:rPr><w:t xml:space="preserve"> </w:t></w:r><w:r><w:t>kết</w:t></w:r><w:r><w:rPr><w:spacing w:val="-1"/></w:rPr><w:t xml:space="preserve"> </w:t></w:r><w:r><w:t>phụ lục</w:t></w:r><w:r><w:rPr><w:spacing w:val="-1"/></w:rPr><w:t xml:space="preserve"> </w:t></w:r><w:r><w:t xml:space="preserve">hợp đồng: </w:t></w:r><w:r><w:rPr><w:bCs/><w:spacing w:val="-2"/><w:lang w:val="en-US"/></w:rPr><w:t>{</w:t></w:r><w:proofErr w:type="spellStart"/><w:r><w:rPr><w:bCs/><w:spacing w:val="-2"/><w:lang w:val="en-US"/></w:rPr><w:t>NoiDungPhuLuc</w:t></w:r><w:proofErr w:type="spellEnd"/><w:r><w:rPr><w:bCs/><w:spacing w:val="-2"/><w:lang w:val="en-US"/></w:rPr><w:t>}</w:t></w:r></w:p><w:p/><w:p><w:pPr><w:pStyle w:val="Heading1"/><w:ind w:left="0"/><w:rPr><w:u w:val="single"/><w:lang w:val="en-US"/></w:rPr></w:pPr></w:p><w:p><w:pPr><w:pStyle w:val="Heading1"/></w:pPr><w:r><w:rPr><w:u w:val="single"/></w:rPr><w:t>ĐIỀU</w:t></w:r><w:r><w:rPr><w:spacing w:val="-3"/><w:u w:val="single"/></w:rPr><w:t xml:space="preserve"> </w:t></w:r><w:r><w:rPr><w:u w:val="single"/></w:rPr><w:t>1</w:t></w:r><w:r><w:t>.</w:t></w:r><w:r><w:rPr><w:spacing w:val="-1"/></w:rPr><w:t xml:space="preserve"> </w:t></w:r><w:r><w:t>NỘI</w:t></w:r><w:r><w:rPr><w:spacing w:val="-2"/></w:rPr><w:t xml:space="preserve"> </w:t></w:r><w:r><w:t>DUNG</w:t></w:r><w:r><w:rPr><w:spacing w:val="-4"/></w:rPr><w:t xml:space="preserve"> </w:t></w:r><w:r><w:t>HỢP</w:t></w:r><w:r><w:rPr><w:spacing w:val="-4"/></w:rPr><w:t xml:space="preserve"> ĐỒNG</w:t></w:r></w:p><w:p><w:pPr><w:pStyle w:val="BodyText"/><w:tabs><w:tab w:val="left" w:pos="3240"/></w:tabs><w:spacing w:before="118" w:line="362" w:lineRule="auto"/><w:ind w:left="1080" w:right="2262" w:hanging="720"/><w:rPr><w:b/><w:lang w:val="en-US"/></w:rPr></w:pPr><w:r><w:t>Bên B</w:t></w:r><w:r><w:rPr><w:spacing w:val="-4"/></w:rPr><w:t xml:space="preserve"> </w:t></w:r><w:r><w:t>đề</w:t></w:r><w:r><w:rPr><w:spacing w:val="-3"/></w:rPr><w:t xml:space="preserve"> </w:t></w:r><w:r><w:t>nghị</w:t></w:r><w:r><w:rPr><w:spacing w:val="-2"/></w:rPr><w:t xml:space="preserve"> </w:t></w:r><w:r><w:t>và</w:t></w:r><w:r><w:rPr><w:spacing w:val="-1"/></w:rPr><w:t xml:space="preserve"> </w:t></w:r><w:r><w:t>Bên A</w:t></w:r><w:r><w:rPr><w:spacing w:val="-1"/></w:rPr><w:t xml:space="preserve"> </w:t></w:r><w:r><w:t>đồng ý</w:t></w:r><w:r><w:rPr><w:spacing w:val="-7"/></w:rPr><w:t xml:space="preserve"> </w:t></w:r><w:r><w:t>cung</w:t></w:r><w:r><w:rPr><w:spacing w:val="-3"/></w:rPr><w:t xml:space="preserve"> </w:t></w:r><w:r><w:t>cấp</w:t></w:r><w:r><w:rPr><w:spacing w:val="-2"/></w:rPr><w:t xml:space="preserve"> </w:t></w:r><w:r><w:t>dịch</w:t></w:r><w:r><w:rPr><w:spacing w:val="-2"/></w:rPr><w:t xml:space="preserve"> </w:t></w:r><w:r><w:t>vụ tiệc</w:t></w:r><w:r><w:rPr><w:spacing w:val="-3"/></w:rPr><w:t xml:space="preserve"> </w:t></w:r><w:r><w:t>cho</w:t></w:r><w:r><w:rPr><w:spacing w:val="-2"/></w:rPr><w:t xml:space="preserve"> </w:t></w:r><w:r><w:t>Bên B,</w:t></w:r><w:r><w:rPr><w:spacing w:val="-2"/></w:rPr><w:t xml:space="preserve"> </w:t></w:r><w:r><w:t>cụ</w:t></w:r><w:r><w:rPr><w:spacing w:val="-2"/></w:rPr><w:t xml:space="preserve"> </w:t></w:r><w:r><w:t>thể</w:t></w:r><w:r><w:rPr><w:spacing w:val="-3"/></w:rPr><w:t xml:space="preserve"> </w:t></w:r><w:r><w:t>như</w:t></w:r><w:r><w:rPr><w:spacing w:val="-2"/></w:rPr><w:t xml:space="preserve"> </w:t></w:r><w:r><w:t>sau: Loại tiệc</w:t></w:r><w:r><w:tab/><w:t>: {LoaiHinhSuKien}</w:t></w:r></w:p><w:p><w:pPr><w:pStyle w:val="BodyText"/><w:tabs><w:tab w:val="left" w:pos="3240"/></w:tabs><w:spacing w:before="1" w:line="360" w:lineRule="auto"/><w:ind w:left="3361" w:right="90" w:hanging="2281"/></w:pPr><w:r><w:t>Ngày tiệc</w:t></w:r><w:r><w:tab/><w:t>:</w:t></w:r><w:r><w:rPr><w:spacing w:val="-2"/></w:rPr><w:t xml:space="preserve"> </w:t></w:r><w:r><w:t>Vào</w:t></w:r><w:r><w:rPr><w:spacing w:val="-2"/></w:rPr><w:t xml:space="preserve"> </w:t></w:r><w:r><w:t>lúc</w:t></w:r><w:r><w:rPr><w:spacing w:val="-3"/></w:rPr><w:t xml:space="preserve"> </w:t></w:r><w:r><w:rPr><w:bCs/><w:lang w:val="en-US"/></w:rPr><w:t>{</w:t></w:r><w:proofErr w:type="spellStart"/><w:r><w:rPr><w:bCs/><w:lang w:val="en-US"/></w:rPr><w:t>TiecGioBatDau</w:t></w:r><w:proofErr w:type="spellEnd"/><w:r><w:rPr><w:bCs/><w:lang w:val="en-US"/></w:rPr><w:t>}</w:t></w:r><w:r><w:t>,</w:t></w:r><w:r><w:rPr><w:spacing w:val="-2"/></w:rPr><w:t xml:space="preserve"> </w:t></w:r><w:r><w:t>ngày</w:t></w:r><w:r><w:rPr><w:spacing w:val="-7"/></w:rPr><w:t xml:space="preserve"> </w:t></w:r><w:r><w:rPr><w:bCs/><w:lang w:val="en-US"/></w:rPr><w:t>{</w:t></w:r><w:proofErr w:type="spellStart"/><w:r><w:rPr><w:bCs/><w:lang w:val="en-US"/></w:rPr><w:t>NgayToChuc</w:t></w:r><w:proofErr w:type="spellEnd"/><w:r><w:rPr><w:bCs/><w:lang w:val="en-US"/></w:rPr><w:t>}</w:t></w:r><w:r><w:rPr><w:b/><w:spacing w:val="-2"/></w:rPr><w:t xml:space="preserve"> </w:t></w:r><w:r><w:t>tháng</w:t></w:r><w:r><w:rPr><w:spacing w:val="-4"/></w:rPr><w:t xml:space="preserve"> </w:t></w:r><w:r><w:rPr><w:bCs/><w:lang w:val="en-US"/></w:rPr><w:t>{</w:t></w:r><w:proofErr w:type="spellStart"/><w:r><w:rPr><w:bCs/><w:lang w:val="en-US"/></w:rPr><w:t>ThangToChuc</w:t></w:r><w:proofErr w:type="spellEnd"/><w:r><w:rPr><w:bCs/><w:lang w:val="en-US"/></w:rPr><w:t>}</w:t></w:r><w:r><w:rPr><w:b/><w:spacing w:val="-2"/></w:rPr><w:t xml:space="preserve"> </w:t></w:r><w:r><w:t>năm</w:t></w:r><w:r><w:rPr><w:spacing w:val="-2"/></w:rPr><w:t xml:space="preserve"> </w:t></w:r><w:r><w:rPr><w:bCs/><w:lang w:val="en-US"/></w:rPr><w:t>{</w:t></w:r><w:proofErr w:type="spellStart"/><w:r><w:rPr><w:bCs/><w:lang w:val="en-US"/></w:rPr><w:t>NamToChuc</w:t></w:r><w:proofErr w:type="spellEnd"/><w:r><w:rPr><w:bCs/><w:lang w:val="en-US"/></w:rPr><w:t>}</w:t></w:r><w:r><w:rPr><w:b/><w:spacing w:val="-2"/></w:rPr><w:t xml:space="preserve"> </w:t></w:r><w:r><w:t>(Dương</w:t></w:r><w:r><w:rPr><w:spacing w:val="-5"/></w:rPr><w:t xml:space="preserve"> </w:t></w:r><w:r><w:t xml:space="preserve">lịch) </w:t></w:r></w:p><w:p><w:pPr><w:pStyle w:val="BodyText"/><w:tabs><w:tab w:val="left" w:pos="3240"/></w:tabs><w:spacing w:before="1" w:line="360" w:lineRule="auto"/><w:ind w:left="3361" w:right="90" w:hanging="2281"/></w:pPr><w:r><w:rPr><w:lang w:val="en-US"/></w:rPr><w:t xml:space="preserve">                                      </w:t></w:r><w:r><w:t xml:space="preserve">Nhằm ngày </w:t></w:r><w:r><w:rPr><w:lang w:val="en-US"/></w:rPr><w:t>{</w:t></w:r><w:proofErr w:type="spellStart"/><w:r><w:rPr><w:lang w:val="en-US"/></w:rPr><w:t>NgayToChucAmLich</w:t></w:r><w:proofErr w:type="spellEnd"/><w:r><w:rPr><w:lang w:val="en-US"/></w:rPr><w:t>}</w:t></w:r><w:r><w:t xml:space="preserve"> tháng </w:t></w:r><w:r><w:rPr><w:lang w:val="en-US"/></w:rPr><w:t>{</w:t></w:r><w:proofErr w:type="spellStart"/><w:r><w:rPr><w:lang w:val="en-US"/></w:rPr><w:t>ThangToChucAmLich</w:t></w:r><w:proofErr w:type="spellEnd"/><w:r><w:rPr><w:lang w:val="en-US"/></w:rPr><w:t>}</w:t></w:r><w:r><w:t xml:space="preserve"> năm </w:t></w:r><w:r><w:rPr><w:lang w:val="en-US"/></w:rPr><w:t>{</w:t></w:r><w:proofErr w:type="spellStart"/><w:r><w:rPr><w:lang w:val="en-US"/></w:rPr><w:t>NamToChucAmLich</w:t></w:r><w:proofErr w:type="spellEnd"/><w:r><w:rPr><w:lang w:val="en-US"/></w:rPr><w:t>}</w:t></w:r><w:r><w:rPr><w:b/><w:bCs/></w:rPr><w:t xml:space="preserve"> </w:t></w:r><w:r><w:t>(Âm lịch)</w:t></w:r></w:p><w:p><w:pPr><w:tabs><w:tab w:val="left" w:pos="3240"/></w:tabs><w:spacing w:line="360" w:lineRule="auto"/><w:ind w:left="1080"/><w:rPr><w:b/><w:sz w:val="24"/><w:lang w:val="en-US"/></w:rPr></w:pPr><w:r><w:rPr><w:sz w:val="24"/></w:rPr><w:t>Sảnh</w:t></w:r><w:r><w:rPr><w:spacing w:val="-3"/><w:sz w:val="24"/></w:rPr><w:t xml:space="preserve"> </w:t></w:r><w:r><w:rPr><w:spacing w:val="-4"/><w:sz w:val="24"/></w:rPr><w:t>tiệc</w:t></w:r><w:r><w:rPr><w:sz w:val="24"/></w:rPr><w:tab/><w:t>:</w:t></w:r><w:r><w:rPr><w:spacing w:val="-3"/><w:sz w:val="24"/></w:rPr><w:t xml:space="preserve"> </w:t></w:r><w:r><w:rPr><w:bCs/><w:sz w:val="24"/><w:lang w:val="en-US"/></w:rPr><w:t>{</w:t></w:r><w:proofErr w:type="spellStart"/><w:r><w:rPr><w:bCs/><w:sz w:val="24"/><w:lang w:val="en-US"/></w:rPr><w:t>TenSanhTiec</w:t></w:r><w:proofErr w:type="spellEnd"/><w:r><w:rPr><w:bCs/><w:sz w:val="24"/><w:lang w:val="en-US"/></w:rPr><w:t>}</w:t></w:r></w:p><w:p><w:pPr><w:tabs><w:tab w:val="left" w:pos="3240"/></w:tabs><w:spacing w:line="360" w:lineRule="auto"/><w:ind w:left="1080"/><w:rPr><w:b/><w:spacing w:val="-4"/><w:sz w:val="24"/><w:lang w:val="en-US"/></w:rPr></w:pPr><w:r><w:rPr><w:sz w:val="24"/><w:lang w:val="en-US"/></w:rPr><w:t xml:space="preserve">Quy </w:t></w:r><w:proofErr w:type="spellStart"/><w:r><w:rPr><w:sz w:val="24"/><w:lang w:val="en-US"/></w:rPr><w:t>mô</w:t></w:r><w:proofErr w:type="spellEnd"/><w:r><w:rPr><w:sz w:val="24"/><w:lang w:val="en-US"/></w:rPr><w:t xml:space="preserve"> </w:t></w:r><w:proofErr w:type="spellStart"/><w:r><w:rPr><w:sz w:val="24"/><w:lang w:val="en-US"/></w:rPr><w:t>sảnh</w:t></w:r><w:proofErr w:type="spellEnd"/><w:r><w:rPr><w:sz w:val="24"/><w:lang w:val="en-US"/></w:rPr><w:tab/><w:t>:</w:t></w:r><w:r><w:rPr><w:b/><w:sz w:val="24"/><w:lang w:val="en-US"/></w:rPr><w:t xml:space="preserve"> </w:t></w:r><w:proofErr w:type="spellStart"/><w:r><w:rPr><w:b/><w:sz w:val="24"/><w:lang w:val="en-US"/></w:rPr><w:t>Từ</w:t></w:r><w:proofErr w:type="spellEnd"/><w:r><w:rPr><w:b/><w:sz w:val="24"/><w:lang w:val="en-US"/></w:rPr><w:t xml:space="preserve"> </w:t></w:r><w:r><w:rPr><w:bCs/><w:sz w:val="24"/><w:lang w:val="en-US"/></w:rPr><w:t>{</w:t></w:r><w:proofErr w:type="spellStart"/><w:r><w:rPr><w:bCs/><w:sz w:val="24"/><w:lang w:val="en-US"/></w:rPr><w:t>QuyMoBanTu</w:t></w:r><w:proofErr w:type="spellEnd"/><w:r><w:rPr><w:bCs/><w:sz w:val="24"/><w:lang w:val="en-US"/></w:rPr><w:t xml:space="preserve">} </w:t></w:r><w:proofErr w:type="spellStart"/><w:r><w:rPr><w:b/><w:sz w:val="24"/><w:lang w:val="en-US"/></w:rPr><w:t>bàn</w:t></w:r><w:proofErr w:type="spellEnd"/><w:r><w:rPr><w:b/><w:sz w:val="24"/><w:lang w:val="en-US"/></w:rPr><w:t xml:space="preserve"> </w:t></w:r><w:proofErr w:type="spellStart"/><w:r><w:rPr><w:b/><w:sz w:val="24"/><w:lang w:val="en-US"/></w:rPr><w:t>đến</w:t></w:r><w:proofErr w:type="spellEnd"/><w:r><w:rPr><w:b/><w:sz w:val="24"/><w:lang w:val="en-US"/></w:rPr><w:t xml:space="preserve"> </w:t></w:r><w:r><w:rPr><w:bCs/><w:sz w:val="24"/><w:lang w:val="en-US"/></w:rPr><w:t>{</w:t></w:r><w:proofErr w:type="spellStart"/><w:r><w:rPr><w:bCs/><w:sz w:val="24"/><w:lang w:val="en-US"/></w:rPr><w:t>QuyMoBanDen</w:t></w:r><w:proofErr w:type="spellEnd"/><w:r><w:rPr><w:bCs/><w:sz w:val="24"/><w:lang w:val="en-US"/></w:rPr><w:t xml:space="preserve">} </w:t></w:r><w:proofErr w:type="spellStart"/><w:r><w:rPr><w:b/><w:sz w:val="24"/><w:lang w:val="en-US"/></w:rPr><w:t>bàn</w:t></w:r><w:proofErr w:type="spellEnd"/><w:r><w:rPr><w:b/><w:sz w:val="24"/><w:lang w:val="en-US"/></w:rPr><w:t xml:space="preserve"> </w:t></w:r></w:p><w:p><w:pPr><w:pStyle w:val="BodyText"/><w:tabs><w:tab w:val="left" w:pos="3240"/></w:tabs><w:spacing w:line="360" w:lineRule="auto"/><w:ind w:left="1080" w:right="450"/><w:rPr><w:spacing w:val="-4"/><w:lang w:val="en-US"/></w:rPr></w:pPr><w:r><w:t>Số bàn chính thức</w:t></w:r><w:r><w:tab/></w:r><w:r><w:rPr><w:spacing w:val="-4"/></w:rPr><w:t>:</w:t></w:r><w:r><w:rPr><w:spacing w:val="-4"/><w:lang w:val="en-US"/></w:rPr><w:t xml:space="preserve"> {</w:t></w:r><w:proofErr w:type="spellStart"/><w:r><w:rPr><w:spacing w:val="-4"/><w:lang w:val="en-US"/></w:rPr><w:t>SoBanChinhThuc</w:t></w:r><w:proofErr w:type="spellEnd"/><w:r><w:rPr><w:spacing w:val="-4"/><w:lang w:val="en-US"/></w:rPr><w:t xml:space="preserve">} </w:t></w:r><w:proofErr w:type="spellStart"/><w:r><w:rPr><w:spacing w:val="-4"/><w:lang w:val="en-US"/></w:rPr><w:t>bàn</w:t></w:r><w:proofErr w:type="spellEnd"/><w:r><w:rPr><w:spacing w:val="-4"/><w:lang w:val="en-US"/></w:rPr><w:t xml:space="preserve"> </w:t></w:r></w:p><w:p><w:pPr><w:pStyle w:val="BodyText"/><w:tabs><w:tab w:val="left" w:pos="3240"/></w:tabs><w:spacing w:line="360" w:lineRule="auto"/><w:ind w:left="1080" w:right="450"/><w:rPr><w:spacing w:val="-4"/><w:lang w:val="en-US"/></w:rPr></w:pPr><w:proofErr w:type="spellStart"/><w:r><w:rPr><w:spacing w:val="-4"/><w:lang w:val="en-US"/></w:rPr><w:t>Số</w:t></w:r><w:proofErr w:type="spellEnd"/><w:r><w:rPr><w:spacing w:val="-4"/><w:lang w:val="en-US"/></w:rPr><w:t xml:space="preserve"> </w:t></w:r><w:proofErr w:type="spellStart"/><w:r><w:rPr><w:spacing w:val="-4"/><w:lang w:val="en-US"/></w:rPr><w:t>bàn</w:t></w:r><w:proofErr w:type="spellEnd"/><w:r><w:rPr><w:spacing w:val="-4"/><w:lang w:val="en-US"/></w:rPr><w:t xml:space="preserve"> </w:t></w:r><w:proofErr w:type="spellStart"/><w:r><w:rPr><w:spacing w:val="-4"/><w:lang w:val="en-US"/></w:rPr><w:t>tặng</w:t></w:r><w:proofErr w:type="spellEnd"/><w:r><w:rPr><w:spacing w:val="-4"/><w:lang w:val="en-US"/></w:rPr><w:tab/><w:t>: {</w:t></w:r><w:proofErr w:type="spellStart"/><w:r><w:rPr><w:spacing w:val="-4"/><w:lang w:val="en-US"/></w:rPr><w:t>BanTang</w:t></w:r><w:proofErr w:type="spellEnd"/><w:r><w:rPr><w:spacing w:val="-4"/><w:lang w:val="en-US"/></w:rPr><w:t xml:space="preserve">} </w:t></w:r><w:proofErr w:type="spellStart"/><w:r><w:rPr><w:spacing w:val="-4"/><w:lang w:val="en-US"/></w:rPr><w:t>bàn</w:t></w:r><w:proofErr w:type="spellEnd"/></w:p><w:p><w:pPr><w:pStyle w:val="BodyText"/><w:tabs><w:tab w:val="left" w:pos="3240"/></w:tabs><w:spacing w:line="360" w:lineRule="auto"/><w:ind w:left="1080" w:right="450"/><w:rPr><w:spacing w:val="-5"/><w:lang w:val="en-US"/></w:rPr></w:pPr><w:r><w:t>Số</w:t></w:r><w:r><w:rPr><w:spacing w:val="-1"/></w:rPr><w:t xml:space="preserve"> </w:t></w:r><w:r><w:t>bàn dự</w:t></w:r><w:r><w:rPr><w:spacing w:val="-1"/></w:rPr><w:t xml:space="preserve"> </w:t></w:r><w:r><w:rPr><w:spacing w:val="-2"/></w:rPr><w:t>phòng</w:t></w:r><w:r><w:tab/></w:r><w:r><w:rPr><w:spacing w:val="-5"/></w:rPr><w:t>:</w:t></w:r><w:r><w:rPr><w:spacing w:val="-5"/><w:lang w:val="en-US"/></w:rPr><w:t xml:space="preserve"> {</w:t></w:r><w:proofErr w:type="spellStart"/><w:r><w:rPr><w:spacing w:val="-5"/><w:lang w:val="en-US"/></w:rPr><w:t>SoBanDuPhong</w:t></w:r><w:proofErr w:type="spellEnd"/><w:r><w:rPr><w:spacing w:val="-5"/><w:lang w:val="en-US"/></w:rPr><w:t>}</w:t></w:r><w:proofErr w:type="spellStart"/><w:r><w:rPr><w:spacing w:val="-5"/><w:lang w:val="en-US"/></w:rPr><w:t>bàn</w:t></w:r><w:proofErr w:type="spellEnd"/></w:p><w:p><w:pPr><w:pStyle w:val="BodyText"/><w:tabs><w:tab w:val="left" w:pos="3240"/></w:tabs><w:spacing w:line="360" w:lineRule="auto"/><w:ind w:right="450"/><w:jc w:val="both"/><w:rPr><w:spacing w:val="-5"/><w:lang w:val="en-US"/></w:rPr></w:pPr><w:r><w:t>Các nội dung chi tiết về thực đơn, giá trị tiệc, chương trình khuyến mãi, dịch vụ đi kèm và các thỏa thuận khác được thể hiện tại Phụ lục Hợp đồng và là một phần không tách rời của Hợp đồng này.</w:t></w:r></w:p><w:p><w:pPr><w:pStyle w:val="Heading1"/><w:spacing w:line="360" w:lineRule="auto"/><w:ind w:left="180" w:firstLine="180"/><w:rPr><w:lang w:val="en-US"/></w:rPr></w:pPr><w:r><w:rPr><w:u w:val="single"/></w:rPr><w:t>ĐIỀU</w:t></w:r><w:r><w:rPr><w:spacing w:val="-1"/><w:u w:val="single"/></w:rPr><w:t xml:space="preserve"> </w:t></w:r><w:r><w:rPr><w:u w:val="single"/></w:rPr><w:t>2</w:t></w:r><w:r><w:t>.</w:t></w:r><w:r><w:rPr><w:spacing w:val="-1"/></w:rPr><w:t xml:space="preserve"> </w:t></w:r><w:r><w:t>NỘI</w:t></w:r><w:r><w:rPr><w:spacing w:val="-1"/></w:rPr><w:t xml:space="preserve"> </w:t></w:r><w:r><w:t>DUNG</w:t></w:r><w:r><w:rPr><w:lang w:val="en-US"/></w:rPr><w:t xml:space="preserve"> PHỤ LỤC</w:t></w:r></w:p><w:p><w:pPr><w:pStyle w:val="ListParagraph"/><w:numPr><w:ilvl w:val="1"/><w:numId w:val="2"/></w:numPr><w:tabs><w:tab w:val="left" w:pos="600"/></w:tabs><w:spacing w:line="360" w:lineRule="auto"/><w:rPr><w:b/><w:sz w:val="24"/></w:rPr></w:pPr><w:r><w:rPr><w:b/><w:sz w:val="24"/><w:lang w:val="en-US"/></w:rPr><w:t>T</w:t></w:r><w:r><w:rPr><w:b/><w:sz w:val="24"/></w:rPr><w:t>hanh</w:t></w:r><w:r><w:rPr><w:b/><w:spacing w:val="-2"/><w:sz w:val="24"/></w:rPr><w:t xml:space="preserve"> toán:</w:t></w:r><w:r><w:rPr><w:b/><w:spacing w:val="-2"/><w:sz w:val="24"/><w:lang w:val="en-US"/></w:rPr><w:t xml:space="preserve"> </w:t></w:r><w:proofErr w:type="spellStart"/><w:r><w:rPr><w:bCs/><w:spacing w:val="-2"/><w:sz w:val="24"/><w:lang w:val="en-US"/></w:rPr><w:t>Bên</w:t></w:r><w:proofErr w:type="spellEnd"/><w:r><w:rPr><w:bCs/><w:spacing w:val="-2"/><w:sz w:val="24"/><w:lang w:val="en-US"/></w:rPr><w:t xml:space="preserve"> B </w:t></w:r><w:proofErr w:type="spellStart"/><w:r><w:rPr><w:bCs/><w:spacing w:val="-2"/><w:sz w:val="24"/><w:lang w:val="en-US"/></w:rPr><w:t>xác</w:t></w:r><w:proofErr w:type="spellEnd"/><w:r><w:rPr><w:bCs/><w:spacing w:val="-2"/><w:sz w:val="24"/><w:lang w:val="en-US"/></w:rPr><w:t xml:space="preserve"> </w:t></w:r><w:proofErr w:type="spellStart"/><w:r><w:rPr><w:bCs/><w:spacing w:val="-2"/><w:sz w:val="24"/><w:lang w:val="en-US"/></w:rPr><w:t>nhận</w:t></w:r><w:proofErr w:type="spellEnd"/><w:r><w:rPr><w:bCs/><w:spacing w:val="-2"/><w:sz w:val="24"/><w:lang w:val="en-US"/></w:rPr><w:t xml:space="preserve"> </w:t></w:r><w:proofErr w:type="spellStart"/><w:r><w:rPr><w:bCs/><w:spacing w:val="-2"/><w:sz w:val="24"/><w:lang w:val="en-US"/></w:rPr><w:t>thanh</w:t></w:r><w:proofErr w:type="spellEnd"/><w:r><w:rPr><w:bCs/><w:spacing w:val="-2"/><w:sz w:val="24"/><w:lang w:val="en-US"/></w:rPr><w:t xml:space="preserve"> </w:t></w:r><w:proofErr w:type="spellStart"/><w:r><w:rPr><w:bCs/><w:spacing w:val="-2"/><w:sz w:val="24"/><w:lang w:val="en-US"/></w:rPr><w:t>toán</w:t></w:r><w:proofErr w:type="spellEnd"/><w:r><w:rPr><w:bCs/><w:spacing w:val="-2"/><w:sz w:val="24"/><w:lang w:val="en-US"/></w:rPr><w:t xml:space="preserve"> </w:t></w:r><w:proofErr w:type="spellStart"/><w:r><w:rPr><w:bCs/><w:spacing w:val="-2"/><w:sz w:val="24"/><w:lang w:val="en-US"/></w:rPr><w:t>đợt</w:t></w:r><w:proofErr w:type="spellEnd"/><w:r><w:rPr><w:bCs/><w:spacing w:val="-2"/><w:sz w:val="24"/><w:lang w:val="en-US"/></w:rPr><w:t xml:space="preserve"> 2 </w:t></w:r><w:proofErr w:type="spellStart"/><w:r><w:rPr><w:bCs/><w:spacing w:val="-2"/><w:sz w:val="24"/><w:lang w:val="en-US"/></w:rPr><w:t>theo</w:t></w:r><w:proofErr w:type="spellEnd"/><w:r><w:rPr><w:bCs/><w:spacing w:val="-2"/><w:sz w:val="24"/><w:lang w:val="en-US"/></w:rPr><w:t xml:space="preserve"> </w:t></w:r><w:proofErr w:type="spellStart"/><w:r><w:rPr><w:bCs/><w:spacing w:val="-2"/><w:sz w:val="24"/><w:lang w:val="en-US"/></w:rPr><w:t>Hợp</w:t></w:r><w:proofErr w:type="spellEnd"/><w:r><w:rPr><w:bCs/><w:spacing w:val="-2"/><w:sz w:val="24"/><w:lang w:val="en-US"/></w:rPr><w:t xml:space="preserve"> </w:t></w:r><w:proofErr w:type="spellStart"/><w:r><w:rPr><w:bCs/><w:spacing w:val="-2"/><w:sz w:val="24"/><w:lang w:val="en-US"/></w:rPr><w:t>đồng</w:t></w:r><w:proofErr w:type="spellEnd"/><w:r><w:rPr><w:bCs/><w:spacing w:val="-2"/><w:sz w:val="24"/><w:lang w:val="en-US"/></w:rPr><w:t xml:space="preserve"> </w:t></w:r><w:proofErr w:type="spellStart"/><w:r><w:rPr><w:bCs/><w:spacing w:val="-2"/><w:sz w:val="24"/><w:lang w:val="en-US"/></w:rPr><w:t>như</w:t></w:r><w:proofErr w:type="spellEnd"/><w:r><w:rPr><w:bCs/><w:spacing w:val="-2"/><w:sz w:val="24"/><w:lang w:val="en-US"/></w:rPr><w:t xml:space="preserve"> </w:t></w:r><w:proofErr w:type="spellStart"/><w:r><w:rPr><w:bCs/><w:spacing w:val="-2"/><w:sz w:val="24"/><w:lang w:val="en-US"/></w:rPr><w:t>sau</w:t></w:r><w:proofErr w:type="spellEnd"/></w:p><w:p><w:pPr><w:pStyle w:val="ListParagraph"/><w:numPr><w:ilvl w:val="0"/><w:numId w:val="3"/></w:numPr><w:tabs><w:tab w:val="left" w:pos="600"/></w:tabs><w:spacing w:line="360" w:lineRule="auto"/><w:rPr><w:bCs/><w:sz w:val="24"/></w:rPr></w:pPr><w:proofErr w:type="spellStart"/><w:r><w:rPr><w:bCs/><w:sz w:val="24"/><w:lang w:val="en-US"/></w:rPr><w:t>Số</w:t></w:r><w:proofErr w:type="spellEnd"/><w:r><w:rPr><w:bCs/><w:sz w:val="24"/><w:lang w:val="en-US"/></w:rPr><w:t xml:space="preserve"> </w:t></w:r><w:proofErr w:type="spellStart"/><w:r><w:rPr><w:bCs/><w:sz w:val="24"/><w:lang w:val="en-US"/></w:rPr><w:t>tiền</w:t></w:r><w:proofErr w:type="spellEnd"/><w:r><w:rPr><w:bCs/><w:sz w:val="24"/><w:lang w:val="en-US"/></w:rPr><w:t xml:space="preserve">: {ThanhToanDot2SoTien} VNĐ </w:t></w:r></w:p><w:p><w:pPr><w:pStyle w:val="ListParagraph"/><w:numPr><w:ilvl w:val="0"/><w:numId w:val="3"/></w:numPr><w:tabs><w:tab w:val="left" w:pos="600"/></w:tabs><w:spacing w:line="360" w:lineRule="auto"/><w:rPr><w:bCs/><w:sz w:val="24"/></w:rPr></w:pPr><w:proofErr w:type="spellStart"/><w:r><w:rPr><w:bCs/><w:sz w:val="24"/><w:lang w:val="en-US"/></w:rPr><w:t>Hình</w:t></w:r><w:proofErr w:type="spellEnd"/><w:r><w:rPr><w:bCs/><w:sz w:val="24"/><w:lang w:val="en-US"/></w:rPr><w:t xml:space="preserve"> </w:t></w:r><w:proofErr w:type="spellStart"/><w:r><w:rPr><w:bCs/><w:sz w:val="24"/><w:lang w:val="en-US"/></w:rPr><w:t>thức</w:t></w:r><w:proofErr w:type="spellEnd"/><w:r><w:rPr><w:bCs/><w:sz w:val="24"/><w:lang w:val="en-US"/></w:rPr><w:t xml:space="preserve"> </w:t></w:r><w:proofErr w:type="spellStart"/><w:r><w:rPr><w:bCs/><w:sz w:val="24"/><w:lang w:val="en-US"/></w:rPr><w:t>thanh</w:t></w:r><w:proofErr w:type="spellEnd"/><w:r><w:rPr><w:bCs/><w:sz w:val="24"/><w:lang w:val="en-US"/></w:rPr><w:t xml:space="preserve"> </w:t></w:r><w:proofErr w:type="spellStart"/><w:r><w:rPr><w:bCs/><w:sz w:val="24"/><w:lang w:val="en-US"/></w:rPr><w:t>toán</w:t></w:r><w:proofErr w:type="spellEnd"/><w:r><w:rPr><w:bCs/><w:sz w:val="24"/><w:lang w:val="en-US"/></w:rPr><w:t>: {HinhThucThanhToanDot2}</w:t></w:r></w:p><w:p><w:pPr><w:pStyle w:val="ListParagraph"/><w:numPr><w:ilvl w:val="0"/><w:numId w:val="3"/></w:numPr><w:tabs><w:tab w:val="left" w:pos="600"/></w:tabs><w:spacing w:line="360" w:lineRule="auto"/><w:rPr><w:bCs/><w:sz w:val="24"/></w:rPr></w:pPr><w:proofErr w:type="spellStart"/><w:r><w:rPr><w:bCs/><w:sz w:val="24"/><w:lang w:val="en-US"/></w:rPr><w:t>Thời</w:t></w:r><w:proofErr w:type="spellEnd"/><w:r><w:rPr><w:bCs/><w:sz w:val="24"/><w:lang w:val="en-US"/></w:rPr><w:t xml:space="preserve"> </w:t></w:r><w:proofErr w:type="spellStart"/><w:r><w:rPr><w:bCs/><w:sz w:val="24"/><w:lang w:val="en-US"/></w:rPr><w:t>gian</w:t></w:r><w:proofErr w:type="spellEnd"/><w:r><w:rPr><w:bCs/><w:sz w:val="24"/><w:lang w:val="en-US"/></w:rPr><w:t xml:space="preserve"> </w:t></w:r><w:proofErr w:type="spellStart"/><w:r><w:rPr><w:bCs/><w:sz w:val="24"/><w:lang w:val="en-US"/></w:rPr><w:t>thanh</w:t></w:r><w:proofErr w:type="spellEnd"/><w:r><w:rPr><w:bCs/><w:sz w:val="24"/><w:lang w:val="en-US"/></w:rPr><w:t xml:space="preserve"> </w:t></w:r><w:proofErr w:type="spellStart"/><w:r><w:rPr><w:bCs/><w:sz w:val="24"/><w:lang w:val="en-US"/></w:rPr><w:t>toán</w:t></w:r><w:proofErr w:type="spellEnd"/><w:r><w:rPr><w:bCs/><w:sz w:val="24"/><w:lang w:val="en-US"/></w:rPr><w:t xml:space="preserve"> </w:t></w:r><w:proofErr w:type="spellStart"/><w:r><w:rPr><w:bCs/><w:sz w:val="24"/><w:lang w:val="en-US"/></w:rPr><w:t>ngày</w:t></w:r><w:proofErr w:type="spellEnd"/><w:proofErr w:type="gramStart"/><w:r><w:rPr><w:bCs/><w:sz w:val="24"/><w:lang w:val="en-US"/></w:rPr><w:t>:  {</w:t></w:r><w:proofErr w:type="gramEnd"/><w:r><w:rPr><w:bCs/><w:sz w:val="24"/><w:lang w:val="en-US"/></w:rPr><w:t>HanThanhToanDot2}</w:t></w:r></w:p><w:p><w:pPr><w:tabs><w:tab w:val="left" w:pos="600"/></w:tabs><w:spacing w:line="360" w:lineRule="auto"/><w:ind w:left="720"/><w:rPr><w:bCs/><w:sz w:val="24"/><w:lang w:val="en-US"/></w:rPr></w:pPr><w:proofErr w:type="spellStart"/><w:r><w:rPr><w:bCs/><w:sz w:val="24"/><w:lang w:val="en-US"/></w:rPr><w:t>Khoản</w:t></w:r><w:proofErr w:type="spellEnd"/><w:r><w:rPr><w:bCs/><w:sz w:val="24"/><w:lang w:val="en-US"/></w:rPr><w:t xml:space="preserve"> </w:t></w:r><w:proofErr w:type="spellStart"/><w:r><w:rPr><w:bCs/><w:sz w:val="24"/><w:lang w:val="en-US"/></w:rPr><w:t>thanh</w:t></w:r><w:proofErr w:type="spellEnd"/><w:r><w:rPr><w:bCs/><w:sz w:val="24"/><w:lang w:val="en-US"/></w:rPr><w:t xml:space="preserve"> </w:t></w:r><w:proofErr w:type="spellStart"/><w:r><w:rPr><w:bCs/><w:sz w:val="24"/><w:lang w:val="en-US"/></w:rPr><w:t>toán</w:t></w:r><w:proofErr w:type="spellEnd"/><w:r><w:rPr><w:bCs/><w:sz w:val="24"/><w:lang w:val="en-US"/></w:rPr><w:t xml:space="preserve"> </w:t></w:r><w:proofErr w:type="spellStart"/><w:r><w:rPr><w:bCs/><w:sz w:val="24"/><w:lang w:val="en-US"/></w:rPr><w:t>này</w:t></w:r><w:proofErr w:type="spellEnd"/><w:r><w:rPr><w:bCs/><w:sz w:val="24"/><w:lang w:val="en-US"/></w:rPr><w:t xml:space="preserve"> </w:t></w:r><w:proofErr w:type="spellStart"/><w:r><w:rPr><w:bCs/><w:sz w:val="24"/><w:lang w:val="en-US"/></w:rPr><w:t>được</w:t></w:r><w:proofErr w:type="spellEnd"/><w:r><w:rPr><w:bCs/><w:sz w:val="24"/><w:lang w:val="en-US"/></w:rPr><w:t xml:space="preserve"> </w:t></w:r><w:proofErr w:type="spellStart"/><w:r><w:rPr><w:bCs/><w:sz w:val="24"/><w:lang w:val="en-US"/></w:rPr><w:t>khấu</w:t></w:r><w:proofErr w:type="spellEnd"/><w:r><w:rPr><w:bCs/><w:sz w:val="24"/><w:lang w:val="en-US"/></w:rPr><w:t xml:space="preserve"> </w:t></w:r><w:proofErr w:type="spellStart"/><w:r><w:rPr><w:bCs/><w:sz w:val="24"/><w:lang w:val="en-US"/></w:rPr><w:t>trừ</w:t></w:r><w:proofErr w:type="spellEnd"/><w:r><w:rPr><w:bCs/><w:sz w:val="24"/><w:lang w:val="en-US"/></w:rPr><w:t xml:space="preserve"> </w:t></w:r><w:proofErr w:type="spellStart"/><w:r><w:rPr><w:bCs/><w:sz w:val="24"/><w:lang w:val="en-US"/></w:rPr><w:t>vào</w:t></w:r><w:proofErr w:type="spellEnd"/><w:r><w:rPr><w:bCs/><w:sz w:val="24"/><w:lang w:val="en-US"/></w:rPr><w:t xml:space="preserve"> </w:t></w:r><w:proofErr w:type="spellStart"/><w:r><w:rPr><w:bCs/><w:sz w:val="24"/><w:lang w:val="en-US"/></w:rPr><w:t>giá</w:t></w:r><w:proofErr w:type="spellEnd"/><w:r><w:rPr><w:bCs/><w:sz w:val="24"/><w:lang w:val="en-US"/></w:rPr><w:t xml:space="preserve"> </w:t></w:r><w:proofErr w:type="spellStart"/><w:r><w:rPr><w:bCs/><w:sz w:val="24"/><w:lang w:val="en-US"/></w:rPr><w:t>trị</w:t></w:r><w:proofErr w:type="spellEnd"/><w:r><w:rPr><w:bCs/><w:sz w:val="24"/><w:lang w:val="en-US"/></w:rPr><w:t xml:space="preserve"> </w:t></w:r><w:proofErr w:type="spellStart"/><w:r><w:rPr><w:bCs/><w:sz w:val="24"/><w:lang w:val="en-US"/></w:rPr><w:t>quyết</w:t></w:r><w:proofErr w:type="spellEnd"/><w:r><w:rPr><w:bCs/><w:sz w:val="24"/><w:lang w:val="en-US"/></w:rPr><w:t xml:space="preserve"> </w:t></w:r><w:proofErr w:type="spellStart"/><w:r><w:rPr><w:bCs/><w:sz w:val="24"/><w:lang w:val="en-US"/></w:rPr><w:t>toán</w:t></w:r><w:proofErr w:type="spellEnd"/><w:r><w:rPr><w:bCs/><w:sz w:val="24"/><w:lang w:val="en-US"/></w:rPr><w:t xml:space="preserve"> </w:t></w:r><w:proofErr w:type="spellStart"/><w:r><w:rPr><w:bCs/><w:sz w:val="24"/><w:lang w:val="en-US"/></w:rPr><w:t>cuối</w:t></w:r><w:proofErr w:type="spellEnd"/><w:r><w:rPr><w:bCs/><w:sz w:val="24"/><w:lang w:val="en-US"/></w:rPr><w:t xml:space="preserve"> </w:t></w:r><w:proofErr w:type="spellStart"/><w:r><w:rPr><w:bCs/><w:sz w:val="24"/><w:lang w:val="en-US"/></w:rPr><w:t>cùng</w:t></w:r><w:proofErr w:type="spellEnd"/><w:r><w:rPr><w:bCs/><w:sz w:val="24"/><w:lang w:val="en-US"/></w:rPr><w:t xml:space="preserve"> </w:t></w:r><w:proofErr w:type="spellStart"/><w:r><w:rPr><w:bCs/><w:sz w:val="24"/><w:lang w:val="en-US"/></w:rPr><w:t>của</w:t></w:r><w:proofErr w:type="spellEnd"/><w:r><w:rPr><w:bCs/><w:sz w:val="24"/><w:lang w:val="en-US"/></w:rPr><w:t xml:space="preserve"> </w:t></w:r><w:proofErr w:type="spellStart"/><w:r><w:rPr><w:bCs/><w:sz w:val="24"/><w:lang w:val="en-US"/></w:rPr><w:t>Hợp</w:t></w:r><w:proofErr w:type="spellEnd"/><w:r><w:rPr><w:bCs/><w:sz w:val="24"/><w:lang w:val="en-US"/></w:rPr><w:t xml:space="preserve"> </w:t></w:r><w:proofErr w:type="spellStart"/><w:r><w:rPr><w:bCs/><w:sz w:val="24"/><w:lang w:val="en-US"/></w:rPr><w:t>đồng</w:t></w:r><w:proofErr w:type="spellEnd"/><w:r><w:rPr><w:bCs/><w:sz w:val="24"/><w:lang w:val="en-US"/></w:rPr><w:t>.</w:t></w:r></w:p><w:p><w:pPr><w:pStyle w:val="ListParagraph"/><w:numPr><w:ilvl w:val="1"/><w:numId w:val="2"/></w:numPr><w:tabs><w:tab w:val="left" w:pos="600"/></w:tabs><w:spacing w:line="360" w:lineRule="auto"/><w:rPr><w:b/><w:sz w:val="24"/></w:rPr></w:pPr><w:r><w:rPr><w:b/><w:sz w:val="24"/></w:rPr><w:t>Dịch</w:t></w:r><w:r><w:rPr><w:b/><w:spacing w:val="-3"/><w:sz w:val="24"/></w:rPr><w:t xml:space="preserve"> </w:t></w:r><w:r><w:rPr><w:b/><w:sz w:val="24"/></w:rPr><w:t>vụ</w:t></w:r><w:r><w:rPr><w:b/><w:spacing w:val="-1"/><w:sz w:val="24"/></w:rPr><w:t xml:space="preserve"> </w:t></w:r><w:r><w:rPr><w:b/><w:sz w:val="24"/></w:rPr><w:t>tính phí</w:t></w:r><w:r><w:rPr><w:b/><w:spacing w:val="-1"/><w:sz w:val="24"/></w:rPr><w:t xml:space="preserve"> </w:t></w:r><w:r><w:rPr><w:b/><w:spacing w:val="-4"/><w:sz w:val="24"/><w:lang w:val="en-US"/></w:rPr><w:t>:</w:t></w:r></w:p><w:p><w:pPr><w:pStyle w:val="ListParagraph"/><w:numPr><w:ilvl w:val="0"/><w:numId w:val="8"/></w:numPr><w:tabs><w:tab w:val="left" w:pos="600"/></w:tabs><w:spacing w:line="360" w:lineRule="auto"/><w:rPr><w:b/><w:sz w:val="24"/></w:rPr></w:pPr><w:r><w:rPr><w:bCs/><w:sz w:val="24"/></w:rPr><w:t>{#DichVuTinhPhiPhuLuc}- {TenDichVu}: {DonGia} VNĐ ({GhiChu})</w:t></w:r></w:p><w:p><w:r><w:t xml:space="preserve">{/DichVuTinhPhiPhuLuc}</w:t></w:r></w:p><w:p><w:pPr><w:pStyle w:val="ListParagraph"/><w:numPr><w:ilvl w:val="1"/><w:numId w:val="2"/></w:numPr><w:tabs><w:tab w:val="left" w:pos="600"/></w:tabs><w:spacing w:line="360" w:lineRule="auto"/><w:rPr><w:b/><w:sz w:val="24"/></w:rPr></w:pPr><w:proofErr w:type="spellStart"/><w:r><w:rPr><w:b/><w:sz w:val="24"/><w:lang w:val="en-US"/></w:rPr><w:t>Dịch</w:t></w:r><w:proofErr w:type="spellEnd"/><w:r><w:rPr><w:b/><w:sz w:val="24"/><w:lang w:val="en-US"/></w:rPr><w:t xml:space="preserve"> </w:t></w:r><w:proofErr w:type="spellStart"/><w:r><w:rPr><w:b/><w:sz w:val="24"/><w:lang w:val="en-US"/></w:rPr><w:t>vụ</w:t></w:r><w:proofErr w:type="spellEnd"/><w:r><w:rPr><w:b/><w:sz w:val="24"/><w:lang w:val="en-US"/></w:rPr><w:t xml:space="preserve"> </w:t></w:r><w:proofErr w:type="spellStart"/><w:r><w:rPr><w:b/><w:sz w:val="24"/><w:lang w:val="en-US"/></w:rPr><w:t>lựa</w:t></w:r><w:proofErr w:type="spellEnd"/><w:r><w:rPr><w:b/><w:sz w:val="24"/><w:lang w:val="en-US"/></w:rPr><w:t xml:space="preserve"> </w:t></w:r><w:proofErr w:type="spellStart"/><w:r><w:rPr><w:b/><w:sz w:val="24"/><w:lang w:val="en-US"/></w:rPr><w:t>chọn</w:t></w:r><w:proofErr w:type="spellEnd"/><w:r><w:rPr><w:b/><w:sz w:val="24"/><w:lang w:val="en-US"/></w:rPr><w:t xml:space="preserve">, </w:t></w:r><w:proofErr w:type="spellStart"/><w:r><w:rPr><w:b/><w:sz w:val="24"/><w:lang w:val="en-US"/></w:rPr><w:t>ưu</w:t></w:r><w:proofErr w:type="spellEnd"/><w:r><w:rPr><w:b/><w:sz w:val="24"/><w:lang w:val="en-US"/></w:rPr><w:t xml:space="preserve"> </w:t></w:r><w:proofErr w:type="spellStart"/><w:r><w:rPr><w:b/><w:sz w:val="24"/><w:lang w:val="en-US"/></w:rPr><w:t>đãi</w:t></w:r><w:proofErr w:type="spellEnd"/><w:r><w:rPr><w:b/><w:sz w:val="24"/><w:lang w:val="en-US"/></w:rPr><w:t xml:space="preserve"> </w:t></w:r><w:proofErr w:type="spellStart"/><w:r><w:rPr><w:b/><w:sz w:val="24"/><w:lang w:val="en-US"/></w:rPr><w:t>và</w:t></w:r><w:proofErr w:type="spellEnd"/><w:r><w:rPr><w:b/><w:sz w:val="24"/><w:lang w:val="en-US"/></w:rPr><w:t xml:space="preserve"> </w:t></w:r><w:proofErr w:type="spellStart"/><w:r><w:rPr><w:b/><w:sz w:val="24"/><w:lang w:val="en-US"/></w:rPr><w:t>thỏa</w:t></w:r><w:proofErr w:type="spellEnd"/><w:r><w:rPr><w:b/><w:sz w:val="24"/><w:lang w:val="en-US"/></w:rPr><w:t xml:space="preserve"> </w:t></w:r><w:proofErr w:type="spellStart"/><w:r><w:rPr><w:b/><w:sz w:val="24"/><w:lang w:val="en-US"/></w:rPr><w:t>thuận</w:t></w:r><w:proofErr w:type="spellEnd"/><w:r><w:rPr><w:b/><w:sz w:val="24"/><w:lang w:val="en-US"/></w:rPr><w:t xml:space="preserve"> </w:t></w:r><w:proofErr w:type="spellStart"/><w:r><w:rPr><w:b/><w:sz w:val="24"/><w:lang w:val="en-US"/></w:rPr><w:t>chung</w:t></w:r><w:proofErr w:type="spellEnd"/></w:p><w:p><w:pPr><w:pStyle w:val="ListParagraph"/><w:numPr><w:ilvl w:val="0"/><w:numId w:val="5"/></w:numPr><w:tabs><w:tab w:val="clear" w:pos="420"/><w:tab w:val="left" w:pos="600"/></w:tabs><w:spacing w:line="360" w:lineRule="auto"/><w:rPr><w:bCs/><w:sz w:val="24"/></w:rPr></w:pPr><w:r><w:rPr><w:bCs/><w:sz w:val="24"/></w:rPr><w:t>{ThoaThuanPhuLucKhac}</w:t></w:r></w:p><w:p><w:pPr><w:pStyle w:val="ListParagraph"/><w:numPr><w:ilvl w:val="1"/><w:numId w:val="2"/></w:numPr><w:tabs><w:tab w:val="left" w:pos="600"/></w:tabs><w:spacing w:line="360" w:lineRule="auto"/><w:rPr><w:b/><w:sz w:val="24"/></w:rPr></w:pPr><w:proofErr w:type="spellStart"/><w:r><w:rPr><w:b/><w:spacing w:val="-4"/><w:sz w:val="24"/><w:lang w:val="en-US"/></w:rPr><w:t>Thực</w:t></w:r><w:proofErr w:type="spellEnd"/><w:r><w:rPr><w:b/><w:spacing w:val="-4"/><w:sz w:val="24"/><w:lang w:val="en-US"/></w:rPr><w:t xml:space="preserve"> </w:t></w:r><w:proofErr w:type="spellStart"/><w:r><w:rPr><w:b/><w:spacing w:val="-4"/><w:sz w:val="24"/><w:lang w:val="en-US"/></w:rPr><w:t>đơn</w:t></w:r><w:proofErr w:type="spellEnd"/></w:p><w:p><w:pPr><w:pStyle w:val="BodyText"/><w:rPr><w:b/><w:sz w:val="12"/></w:rPr></w:pPr></w:p><w:tbl><w:tblPr><w:tblW w:w="0" w:type="auto"/><w:tblInd w:w="365" w:type="dxa"/><w:tblBorders><w:top w:val="single" w:sz="4" w:space="0" w:color="000000"/><w:left w:val="single" w:sz="4" w:space="0" w:color="000000"/><w:bottom w:val="single" w:sz="4" w:space="0" w:color="000000"/><w:right w:val="single" w:sz="4" w:space="0" w:color="000000"/><w:insideH w:val="single" w:sz="4" w:space="0" w:color="000000"/><w:insideV w:val="single" w:sz="4" w:space="0" w:color="000000"/></w:tblBorders><w:tblLayout w:type="fixed"/><w:tblCellMar><w:left w:w="0" w:type="dxa"/><w:right w:w="0" w:type="dxa"/></w:tblCellMar><w:tblLook w:val="04A0" w:firstRow="1" w:lastRow="0" w:firstColumn="1" w:lastColumn="0" w:noHBand="0" w:noVBand="1"/></w:tblPr><w:tblGrid><w:gridCol w:w="1336"/><w:gridCol w:w="6310"/><w:gridCol w:w="1980"/></w:tblGrid><w:tr><w:trPr><w:trHeight w:val="318"/></w:trPr><w:tc><w:tcPr><w:tcW w:w="1336" w:type="dxa"/><w:vMerge w:val="restart"/><w:shd w:val="clear" w:color="auto" w:fill="E6E6E6"/></w:tcPr><w:p><w:pPr><w:pStyle w:val="TableParagraph"/><w:spacing w:before="181"/><w:ind w:left="107"/><w:rPr><w:b/><w:sz w:val="24"/></w:rPr></w:pPr><w:r><w:rPr><w:b/><w:spacing w:val="-5"/><w:sz w:val="24"/></w:rPr><w:t>STT</w:t></w:r></w:p></w:tc><w:tc><w:tcPr><w:tcW w:w="6310" w:type="dxa"/><w:vMerge w:val="restart"/><w:shd w:val="clear" w:color="auto" w:fill="E6E6E6"/></w:tcPr><w:p><w:pPr><w:pStyle w:val="TableParagraph"/><w:spacing w:before="181"/><w:ind w:left="9"/><w:jc w:val="center"/><w:rPr><w:b/><w:sz w:val="24"/><w:lang w:val="en-US"/></w:rPr></w:pPr><w:r><w:rPr><w:b/><w:sz w:val="24"/></w:rPr><w:t>Thực</w:t></w:r><w:r><w:rPr><w:b/><w:spacing w:val="-2"/><w:sz w:val="24"/></w:rPr><w:t xml:space="preserve"> </w:t></w:r><w:r><w:rPr><w:b/><w:sz w:val="24"/></w:rPr><w:t>đơn</w:t></w:r><w:r><w:rPr><w:b/><w:spacing w:val="-5"/><w:sz w:val="24"/><w:lang w:val="en-US"/></w:rPr><w:t xml:space="preserve"> </w:t></w:r><w:proofErr w:type="spellStart"/><w:r><w:rPr><w:b/><w:spacing w:val="-5"/><w:sz w:val="24"/><w:lang w:val="en-US"/></w:rPr><w:t>bàn</w:t></w:r><w:proofErr w:type="spellEnd"/><w:r><w:rPr><w:b/><w:spacing w:val="-5"/><w:sz w:val="24"/><w:lang w:val="en-US"/></w:rPr><w:t xml:space="preserve"> </w:t></w:r><w:proofErr w:type="spellStart"/><w:r><w:rPr><w:b/><w:spacing w:val="-5"/><w:sz w:val="24"/><w:lang w:val="en-US"/></w:rPr><w:t>tiệc</w:t></w:r><w:proofErr w:type="spellEnd"/><w:r><w:rPr><w:b/><w:spacing w:val="-5"/><w:sz w:val="24"/><w:lang w:val="en-US"/></w:rPr><w:t xml:space="preserve"> {</w:t></w:r><w:proofErr w:type="spellStart"/><w:r><w:rPr><w:b/><w:spacing w:val="-5"/><w:sz w:val="24"/><w:lang w:val="en-US"/></w:rPr><w:t>DonGiaBanTiec</w:t></w:r><w:proofErr w:type="spellEnd"/><w:r><w:rPr><w:b/><w:spacing w:val="-5"/><w:sz w:val="24"/><w:lang w:val="en-US"/></w:rPr><w:t>}VNĐ/</w:t></w:r><w:proofErr w:type="spellStart"/><w:r><w:rPr><w:b/><w:spacing w:val="-5"/><w:sz w:val="24"/><w:lang w:val="en-US"/></w:rPr><w:t>bàn</w:t></w:r><w:proofErr w:type="spellEnd"/><w:r><w:rPr><w:b/><w:spacing w:val="-5"/><w:sz w:val="24"/><w:lang w:val="en-US"/></w:rPr><w:t>/{</w:t></w:r><w:proofErr w:type="spellStart"/><w:r><w:rPr><w:b/><w:spacing w:val="-5"/><w:sz w:val="24"/><w:lang w:val="en-US"/></w:rPr><w:t>SoKhachTrenBan</w:t></w:r><w:proofErr w:type="spellEnd"/><w:r><w:rPr><w:b/><w:spacing w:val="-5"/><w:sz w:val="24"/><w:lang w:val="en-US"/></w:rPr><w:t xml:space="preserve">} </w:t></w:r><w:proofErr w:type="spellStart"/><w:r><w:rPr><w:b/><w:spacing w:val="-5"/><w:sz w:val="24"/><w:lang w:val="en-US"/></w:rPr><w:t>khách</w:t></w:r><w:proofErr w:type="spellEnd"/></w:p></w:tc><w:tc><w:tcPr><w:tcW w:w="1980" w:type="dxa"/><w:shd w:val="clear" w:color="auto" w:fill="E6E6E6"/></w:tcPr><w:p><w:pPr><w:pStyle w:val="TableParagraph"/><w:spacing w:before="18"/><w:ind w:left="7" w:right="4"/><w:jc w:val="center"/><w:rPr><w:b/><w:sz w:val="24"/></w:rPr></w:pPr><w:r><w:rPr><w:b/><w:sz w:val="24"/></w:rPr><w:t>Đơn</w:t></w:r><w:r><w:rPr><w:b/><w:spacing w:val="-2"/><w:sz w:val="24"/></w:rPr><w:t xml:space="preserve"> </w:t></w:r><w:r><w:rPr><w:b/><w:spacing w:val="-5"/><w:sz w:val="24"/></w:rPr><w:t>giá</w:t></w:r></w:p></w:tc></w:tr><w:tr><w:trPr><w:trHeight w:val="316"/></w:trPr><w:tc><w:tcPr><w:tcW w:w="1336" w:type="dxa"/><w:vMerge/><w:tcBorders><w:top w:val="nil"/></w:tcBorders><w:shd w:val="clear" w:color="auto" w:fill="E6E6E6"/></w:tcPr><w:p><w:pPr><w:rPr><w:sz w:val="2"/><w:szCs w:val="2"/></w:rPr></w:pPr></w:p></w:tc><w:tc><w:tcPr><w:tcW w:w="6310" w:type="dxa"/><w:vMerge/><w:tcBorders><w:top w:val="nil"/></w:tcBorders><w:shd w:val="clear" w:color="auto" w:fill="E6E6E6"/></w:tcPr><w:p><w:pPr><w:rPr><w:sz w:val="2"/><w:szCs w:val="2"/></w:rPr></w:pPr></w:p></w:tc><w:tc><w:tcPr><w:tcW w:w="1980" w:type="dxa"/><w:shd w:val="clear" w:color="auto" w:fill="E6E6E6"/></w:tcPr><w:p><w:pPr><w:pStyle w:val="TableParagraph"/><w:spacing w:before="18"/><w:ind w:left="7"/><w:jc w:val="center"/><w:rPr><w:b/><w:sz w:val="24"/><w:lang w:val="en-US"/></w:rPr></w:pPr><w:r><w:rPr><w:b/><w:spacing w:val="-5"/><w:sz w:val="24"/><w:lang w:val="en-US"/></w:rPr><w:t>VNĐ</w:t></w:r></w:p></w:tc></w:tr><w:tr><w:trPr><w:trHeight w:val="395"/></w:trPr><w:tc><w:tcPr><w:tcW w:w="1336" w:type="dxa"/></w:tcPr><w:p><w:pPr><w:pStyle w:val="TableParagraph"/><w:spacing w:before="83"/><w:ind w:left="9"/><w:jc w:val="center"/><w:rPr><w:spacing w:val="-10"/><w:sz w:val="24"/></w:rPr></w:pPr><w:r><w:rPr><w:spacing w:val="-10"/><w:sz w:val="24"/></w:rPr><w:t>{#MenuTiec}</w:t></w:r></w:p></w:tc><w:tc><w:tcPr><w:tcW w:w="6310" w:type="dxa"/></w:tcPr><w:p><w:pPr><w:pStyle w:val="TableParagraph"/><w:ind w:firstLine="107"/><w:rPr><w:sz w:val="24"/><w:lang w:val="en-US"/></w:rPr></w:pPr><w:r><w:t>{TenMonAn}</w:t></w:r></w:p></w:tc><w:tc><w:tcPr><w:tcW w:w="1980" w:type="dxa"/></w:tcPr><w:p><w:pPr><w:pStyle w:val="TableParagraph"/><w:jc w:val="center"/><w:rPr><w:b/><w:bCs/><w:sz w:val="24"/><w:lang w:val="en-US"/></w:rPr></w:pPr><w:r><w:rPr><w:b/><w:bCs/><w:sz w:val="24"/><w:lang w:val="en-US"/></w:rPr><w:t>{</w:t></w:r><w:proofErr w:type="spellStart"/><w:r><w:rPr><w:b/><w:bCs/><w:sz w:val="24"/><w:lang w:val="en-US"/></w:rPr><w:t>DonGia</w:t></w:r><w:proofErr w:type="spellEnd"/><w:r><w:rPr><w:b/><w:bCs/><w:sz w:val="24"/><w:lang w:val="en-US"/></w:rPr><w:t>}{/</w:t></w:r><w:proofErr w:type="spellStart"/><w:r><w:rPr><w:b/><w:bCs/><w:sz w:val="24"/><w:lang w:val="en-US"/></w:rPr><w:t>MenuTiec</w:t></w:r><w:proofErr w:type="spellEnd"/><w:r><w:rPr><w:b/><w:bCs/><w:sz w:val="24"/><w:lang w:val="en-US"/></w:rPr><w:t>}</w:t></w:r></w:p></w:tc></w:tr><w:tr><w:trPr><w:trHeight w:val="421"/></w:trPr><w:tc><w:tcPr><w:tcW w:w="1336" w:type="dxa"/></w:tcPr><w:p><w:pPr><w:pStyle w:val="TableParagraph"/><w:rPr><w:sz w:val="24"/></w:rPr></w:pPr></w:p></w:tc><w:tc><w:tcPr><w:tcW w:w="6310" w:type="dxa"/></w:tcPr><w:p><w:pPr><w:pStyle w:val="TableParagraph"/><w:spacing w:before="71"/><w:ind w:left="9"/><w:jc w:val="center"/><w:rPr><w:b/><w:sz w:val="24"/></w:rPr></w:pPr><w:r><w:rPr><w:b/><w:sz w:val="24"/></w:rPr><w:t>TỔNG</w:t></w:r><w:r><w:rPr><w:b/><w:spacing w:val="-2"/><w:sz w:val="24"/></w:rPr><w:t xml:space="preserve"> </w:t></w:r><w:r><w:rPr><w:b/><w:spacing w:val="-4"/><w:sz w:val="24"/></w:rPr><w:t>CỘNG</w:t></w:r></w:p></w:tc><w:tc><w:tcPr><w:tcW w:w="1980" w:type="dxa"/><w:vAlign w:val="center"/></w:tcPr><w:p><w:pPr><w:pStyle w:val="TableParagraph"/><w:jc w:val="right"/><w:rPr><w:b/><w:bCs/><w:sz w:val="24"/><w:lang w:val="en-US"/></w:rPr></w:pPr><w:r><w:rPr><w:b/><w:bCs/><w:sz w:val="24"/><w:lang w:val="en-US"/></w:rPr><w:t>{</w:t></w:r><w:proofErr w:type="spellStart"/><w:r><w:rPr><w:b/><w:bCs/><w:sz w:val="24"/><w:lang w:val="en-US"/></w:rPr><w:t>MenuTongCong</w:t></w:r><w:proofErr w:type="spellEnd"/><w:r><w:rPr><w:b/><w:bCs/><w:sz w:val="24"/><w:lang w:val="en-US"/></w:rPr><w:t>}</w:t></w:r></w:p></w:tc></w:tr></w:tbl><w:p><w:pPr><w:pStyle w:val="ListParagraph"/><w:tabs><w:tab w:val="left" w:pos="360"/></w:tabs><w:spacing w:before="80"/><w:ind w:left="600" w:right="-270" w:firstLine="0"/><w:rPr><w:b/><w:sz w:val="24"/><w:lang w:val="en-US"/></w:rPr></w:pPr></w:p><w:p><w:pPr><w:pStyle w:val="ListParagraph"/><w:numPr><w:ilvl w:val="1"/><w:numId w:val="2"/></w:numPr><w:tabs><w:tab w:val="left" w:pos="360"/></w:tabs><w:spacing w:before="80"/><w:ind w:right="-270"/><w:rPr><w:b/><w:sz w:val="24"/></w:rPr></w:pPr><w:r><w:rPr><w:b/><w:sz w:val="24"/></w:rPr><w:t>Giá</w:t></w:r><w:r><w:rPr><w:b/><w:spacing w:val="-1"/><w:sz w:val="24"/></w:rPr><w:t xml:space="preserve"> </w:t></w:r><w:r><w:rPr><w:b/><w:sz w:val="24"/></w:rPr><w:t>trị</w:t></w:r><w:r><w:rPr><w:b/><w:spacing w:val="-1"/><w:sz w:val="24"/></w:rPr><w:t xml:space="preserve">  </w:t></w:r><w:r><w:rPr><w:b/><w:sz w:val="24"/></w:rPr><w:t>Hợp</w:t></w:r><w:r><w:rPr><w:b/><w:spacing w:val="-1"/><w:sz w:val="24"/></w:rPr><w:t xml:space="preserve"> </w:t></w:r><w:r><w:rPr><w:b/><w:sz w:val="24"/></w:rPr><w:t>Đồng</w:t></w:r><w:r><w:rPr><w:b/><w:sz w:val="24"/><w:lang w:val="en-US"/></w:rPr><w:t xml:space="preserve"> </w:t></w:r><w:proofErr w:type="spellStart"/><w:r><w:rPr><w:b/><w:sz w:val="24"/><w:lang w:val="en-US"/></w:rPr><w:t>tạm</w:t></w:r><w:proofErr w:type="spellEnd"/><w:r><w:rPr><w:b/><w:sz w:val="24"/><w:lang w:val="en-US"/></w:rPr><w:t xml:space="preserve"> </w:t></w:r><w:proofErr w:type="spellStart"/><w:r><w:rPr><w:b/><w:sz w:val="24"/><w:lang w:val="en-US"/></w:rPr><w:t>tính</w:t></w:r><w:proofErr w:type="spellEnd"/><w:r><w:rPr><w:b/><w:spacing w:val="-1"/><w:sz w:val="24"/><w:lang w:val="en-US"/></w:rPr><w:t>:</w:t></w:r></w:p><w:tbl><w:tblPr><w:tblW w:w="0" w:type="auto"/><w:tblInd w:w="78" w:type="dxa"/><w:tblLayout w:type="fixed"/><w:tblLook w:val="04A0" w:firstRow="1" w:lastRow="0" w:firstColumn="1" w:lastColumn="0" w:noHBand="0" w:noVBand="1"/></w:tblPr><w:tblGrid><w:gridCol w:w="731"/><w:gridCol w:w="2809"/><w:gridCol w:w="1485"/><w:gridCol w:w="1515"/><w:gridCol w:w="1380"/><w:gridCol w:w="1785"/></w:tblGrid><w:tr><w:trPr><w:trHeight w:val="672"/></w:trPr><w:tc><w:tcPr><w:tcW w:w="731" w:type="dxa"/><w:tcBorders><w:top w:val="single" w:sz="6" w:space="0" w:color="auto"/><w:left w:val="single" w:sz="6" w:space="0" w:color="auto"/><w:bottom w:val="single" w:sz="6" w:space="0" w:color="auto"/><w:right w:val="single" w:sz="6" w:space="0" w:color="auto"/><w:tl2br w:val="nil"/><w:tr2bl w:val="nil"/></w:tcBorders></w:tcPr><w:p><w:pPr><w:jc w:val="center"/><w:rPr><w:b/><w:color w:val="000000"/><w:szCs w:val="24"/></w:rPr></w:pPr><w:bookmarkStart w:id="0" w:name="_MON_1646391353"/><w:bookmarkEnd w:id="0"/><w:r><w:rPr><w:rFonts w:hint="eastAsia"/><w:b/><w:color w:val="000000"/><w:szCs w:val="24"/></w:rPr><w:t>STT</w:t></w:r></w:p></w:tc><w:tc><w:tcPr><w:tcW w:w="2809" w:type="dxa"/><w:tcBorders><w:top w:val="single" w:sz="6" w:space="0" w:color="auto"/><w:left w:val="single" w:sz="6" w:space="0" w:color="auto"/><w:bottom w:val="single" w:sz="6" w:space="0" w:color="auto"/><w:right w:val="single" w:sz="6" w:space="0" w:color="auto"/><w:tl2br w:val="nil"/><w:tr2bl w:val="nil"/></w:tcBorders></w:tcPr><w:p><w:pPr><w:jc w:val="center"/><w:rPr><w:b/><w:color w:val="000000"/><w:szCs w:val="24"/></w:rPr></w:pPr><w:r><w:rPr><w:rFonts w:hint="eastAsia"/><w:b/><w:color w:val="000000"/><w:szCs w:val="24"/></w:rPr><w:t>NỘI DUNG</w:t></w:r></w:p></w:tc><w:tc><w:tcPr><w:tcW w:w="1485" w:type="dxa"/><w:tcBorders><w:top w:val="single" w:sz="6" w:space="0" w:color="auto"/><w:left w:val="single" w:sz="6" w:space="0" w:color="auto"/><w:bottom w:val="single" w:sz="6" w:space="0" w:color="auto"/><w:right w:val="single" w:sz="6" w:space="0" w:color="auto"/><w:tl2br w:val="nil"/><w:tr2bl w:val="nil"/></w:tcBorders></w:tcPr><w:p><w:pPr><w:jc w:val="center"/><w:rPr><w:b/><w:color w:val="000000"/><w:szCs w:val="24"/></w:rPr></w:pPr><w:r><w:rPr><w:rFonts w:hint="eastAsia"/><w:b/><w:color w:val="000000"/><w:szCs w:val="24"/></w:rPr><w:t>ĐVT</w:t></w:r></w:p></w:tc><w:tc><w:tcPr><w:tcW w:w="1515" w:type="dxa"/><w:tcBorders><w:top w:val="single" w:sz="6" w:space="0" w:color="auto"/><w:left w:val="single" w:sz="6" w:space="0" w:color="auto"/><w:bottom w:val="single" w:sz="6" w:space="0" w:color="auto"/><w:right w:val="single" w:sz="6" w:space="0" w:color="auto"/><w:tl2br w:val="nil"/><w:tr2bl w:val="nil"/></w:tcBorders></w:tcPr><w:p><w:pPr><w:jc w:val="center"/><w:rPr><w:b/><w:color w:val="000000"/><w:szCs w:val="24"/></w:rPr></w:pPr><w:r><w:rPr><w:rFonts w:hint="eastAsia"/><w:b/><w:color w:val="000000"/><w:szCs w:val="24"/></w:rPr><w:t xml:space="preserve"> SỐ LƯỢNG </w:t></w:r></w:p></w:tc><w:tc><w:tcPr><w:tcW w:w="1380" w:type="dxa"/><w:tcBorders><w:top w:val="single" w:sz="6" w:space="0" w:color="auto"/><w:left w:val="single" w:sz="6" w:space="0" w:color="auto"/><w:bottom w:val="single" w:sz="6" w:space="0" w:color="auto"/><w:right w:val="single" w:sz="6" w:space="0" w:color="auto"/><w:tl2br w:val="nil"/><w:tr2bl w:val="nil"/></w:tcBorders></w:tcPr><w:p><w:pPr><w:jc w:val="center"/><w:rPr><w:b/><w:color w:val="000000"/><w:szCs w:val="24"/></w:rPr></w:pPr><w:r><w:rPr><w:rFonts w:hint="eastAsia"/><w:b/><w:color w:val="000000"/><w:szCs w:val="24"/></w:rPr><w:t xml:space="preserve"> ĐƠN GIÁ (VNĐ) </w:t></w:r></w:p></w:tc><w:tc><w:tcPr><w:tcW w:w="1785" w:type="dxa"/><w:tcBorders><w:top w:val="single" w:sz="6" w:space="0" w:color="auto"/><w:left w:val="single" w:sz="6" w:space="0" w:color="auto"/><w:bottom w:val="single" w:sz="6" w:space="0" w:color="auto"/><w:right w:val="single" w:sz="6" w:space="0" w:color="auto"/><w:tl2br w:val="nil"/><w:tr2bl w:val="nil"/></w:tcBorders></w:tcPr><w:p><w:pPr><w:jc w:val="center"/><w:rPr><w:b/><w:color w:val="000000"/><w:szCs w:val="24"/></w:rPr></w:pPr><w:r><w:rPr><w:rFonts w:hint="eastAsia"/><w:b/><w:color w:val="000000"/><w:szCs w:val="24"/></w:rPr><w:t xml:space="preserve"> THÀNH TIỀN (VNĐ) </w:t></w:r></w:p></w:tc></w:tr><w:tr><w:trPr><w:trHeight w:val="420"/></w:trPr><w:tc><w:tcPr><w:tcW w:w="731" w:type="dxa"/><w:tcBorders><w:top w:val="single" w:sz="6" w:space="0" w:color="auto"/><w:left w:val="single" w:sz="6" w:space="0" w:color="auto"/><w:bottom w:val="single" w:sz="6" w:space="0" w:color="auto"/><w:right w:val="single" w:sz="6" w:space="0" w:color="auto"/><w:tl2br w:val="nil"/><w:tr2bl w:val="nil"/></w:tcBorders></w:tcPr><w:p><w:pPr><w:jc w:val="center"/><w:rPr><w:color w:val="000000"/><w:szCs w:val="24"/></w:rPr></w:pPr><w:r><w:rPr><w:rFonts w:eastAsia="SimSun"/></w:rPr><w:t>{#DanhSachChiPhi} {STT}</w:t></w:r></w:p></w:tc><w:tc><w:tcPr><w:tcW w:w="2809" w:type="dxa"/><w:tcBorders><w:top w:val="single" w:sz="6" w:space="0" w:color="auto"/><w:left w:val="single" w:sz="6" w:space="0" w:color="auto"/><w:bottom w:val="single" w:sz="6" w:space="0" w:color="auto"/><w:right w:val="single" w:sz="6" w:space="0" w:color="auto"/><w:tl2br w:val="nil"/><w:tr2bl w:val="nil"/></w:tcBorders></w:tcPr><w:p><w:pPr><w:rPr><w:color w:val="000000"/><w:sz w:val="24"/><w:szCs w:val="24"/></w:rPr></w:pPr><w:r><w:rPr><w:rFonts w:hint="eastAsia"/><w:color w:val="000000"/><w:sz w:val="24"/><w:szCs w:val="24"/></w:rPr><w:t>{NoiDung}</w:t></w:r></w:p></w:tc><w:tc><w:tcPr><w:tcW w:w="1485" w:type="dxa"/><w:tcBorders><w:top w:val="single" w:sz="6" w:space="0" w:color="auto"/><w:left w:val="single" w:sz="6" w:space="0" w:color="auto"/><w:bottom w:val="single" w:sz="6" w:space="0" w:color="auto"/><w:right w:val="single" w:sz="6" w:space="0" w:color="auto"/><w:tl2br w:val="nil"/><w:tr2bl w:val="nil"/></w:tcBorders></w:tcPr><w:p><w:pPr><w:jc w:val="center"/><w:rPr><w:color w:val="000000"/><w:sz w:val="24"/><w:szCs w:val="24"/></w:rPr></w:pPr><w:r><w:rPr><w:rFonts w:hint="eastAsia"/><w:color w:val="000000"/><w:sz w:val="24"/><w:szCs w:val="24"/></w:rPr><w:t>{DVT}</w:t></w:r></w:p></w:tc><w:tc><w:tcPr><w:tcW w:w="1515" w:type="dxa"/><w:tcBorders><w:top w:val="single" w:sz="6" w:space="0" w:color="auto"/><w:left w:val="single" w:sz="6" w:space="0" w:color="auto"/><w:bottom w:val="single" w:sz="6" w:space="0" w:color="auto"/><w:right w:val="single" w:sz="6" w:space="0" w:color="auto"/><w:tl2br w:val="nil"/><w:tr2bl w:val="nil"/></w:tcBorders></w:tcPr><w:p><w:pPr><w:jc w:val="center"/><w:rPr><w:color w:val="000000"/><w:sz w:val="24"/><w:szCs w:val="24"/></w:rPr></w:pPr><w:r><w:rPr><w:rFonts w:hint="eastAsia"/><w:color w:val="000000"/><w:sz w:val="24"/><w:szCs w:val="24"/></w:rPr><w:t>{SoLuong}</w:t></w:r></w:p></w:tc><w:tc><w:tcPr><w:tcW w:w="1380" w:type="dxa"/><w:tcBorders><w:top w:val="single" w:sz="6" w:space="0" w:color="auto"/><w:left w:val="single" w:sz="6" w:space="0" w:color="auto"/><w:bottom w:val="single" w:sz="6" w:space="0" w:color="auto"/><w:right w:val="single" w:sz="6" w:space="0" w:color="auto"/><w:tl2br w:val="nil"/><w:tr2bl w:val="nil"/></w:tcBorders></w:tcPr><w:p><w:pPr><w:jc w:val="center"/><w:rPr><w:color w:val="000000"/><w:sz w:val="24"/><w:szCs w:val="24"/></w:rPr></w:pPr><w:r><w:t>{DonGia}</w:t></w:r></w:p></w:tc><w:tc><w:tcPr><w:tcW w:w="1785" w:type="dxa"/><w:tcBorders><w:top w:val="single" w:sz="6" w:space="0" w:color="auto"/><w:left w:val="single" w:sz="6" w:space="0" w:color="auto"/><w:bottom w:val="single" w:sz="6" w:space="0" w:color="auto"/><w:right w:val="single" w:sz="6" w:space="0" w:color="auto"/><w:tl2br w:val="nil"/><w:tr2bl w:val="nil"/></w:tcBorders></w:tcPr><w:p><w:pPr><w:jc w:val="center"/><w:rPr><w:color w:val="000000"/><w:sz w:val="24"/><w:szCs w:val="24"/></w:rPr></w:pPr><w:r><w:rPr><w:rFonts w:eastAsia="SimSun"/></w:rPr><w:t>{ThanhTien} {/DanhSachChiPhi}</w:t></w:r><w:r><w:rPr><w:rFonts w:hint="eastAsia"/><w:color w:val="000000"/></w:rPr><w:t xml:space="preserve">  </w:t></w:r><w:r><w:rPr><w:rFonts w:hint="eastAsia"/><w:color w:val="000000"/><w:sz w:val="24"/><w:szCs w:val="24"/></w:rPr><w:t xml:space="preserve"> </w:t></w:r></w:p></w:tc></w:tr><w:tr><w:trPr><w:trHeight w:val="480"/></w:trPr><w:tc><w:tcPr><w:tcW w:w="7920" w:type="dxa"/><w:gridSpan w:val="5"/><w:tcBorders><w:top w:val="single" w:sz="6" w:space="0" w:color="auto"/><w:left w:val="single" w:sz="6" w:space="0" w:color="auto"/><w:bottom w:val="single" w:sz="6" w:space="0" w:color="auto"/><w:right w:val="single" w:sz="6" w:space="0" w:color="auto"/><w:tl2br w:val="nil"/><w:tr2bl w:val="nil"/></w:tcBorders></w:tcPr><w:p><w:pPr><w:jc w:val="center"/><w:rPr><w:b/><w:color w:val="000000"/><w:szCs w:val="24"/></w:rPr></w:pPr><w:r><w:rPr><w:rFonts w:hint="eastAsia"/><w:b/><w:color w:val="000000"/><w:szCs w:val="24"/></w:rPr><w:t xml:space="preserve">Tổng giá trị Hợp Đồng tạm tính </w:t></w:r></w:p></w:tc><w:tc><w:tcPr><w:tcW w:w="1785" w:type="dxa"/><w:tcBorders><w:top w:val="single" w:sz="6" w:space="0" w:color="auto"/><w:left w:val="single" w:sz="6" w:space="0" w:color="auto"/><w:bottom w:val="single" w:sz="6" w:space="0" w:color="auto"/><w:right w:val="single" w:sz="6" w:space="0" w:color="auto"/><w:tl2br w:val="nil"/><w:tr2bl w:val="nil"/></w:tcBorders></w:tcPr><w:p><w:pPr><w:jc w:val="center"/><w:rPr><w:b/><w:color w:val="000000"/><w:sz w:val="24"/><w:szCs w:val="24"/></w:rPr></w:pPr><w:r><w:rPr><w:rFonts w:eastAsia="SimSun"/></w:rPr><w:t>{TongGiaTriTamTinh}</w:t></w:r></w:p></w:tc></w:tr></w:tbl><w:p><w:pPr><w:pStyle w:val="ListParagraph"/><w:tabs><w:tab w:val="left" w:pos="600"/><w:tab w:val="left" w:pos="9450"/></w:tabs><w:spacing w:before="80"/><w:ind w:left="270" w:right="180" w:firstLine="90"/><w:rPr><w:b/><w:sz w:val="24"/></w:rPr></w:pPr></w:p><w:p><w:pPr><w:pStyle w:val="BodyText"/><w:spacing w:before="11"/><w:rPr><w:b/><w:sz w:val="11"/></w:rPr></w:pPr></w:p><w:p><w:pPr><w:pStyle w:val="Heading1"/><w:spacing w:before="1"/></w:pPr><w:r><w:rPr><w:u w:val="single"/></w:rPr><w:t>ĐIỀU</w:t></w:r><w:r><w:rPr><w:spacing w:val="-1"/><w:u w:val="single"/></w:rPr><w:t xml:space="preserve"> </w:t></w:r><w:r><w:rPr><w:u w:val="single"/></w:rPr><w:t>3</w:t></w:r><w:r><w:t>:</w:t></w:r><w:r><w:rPr><w:spacing w:val="-1"/></w:rPr><w:t xml:space="preserve"> </w:t></w:r><w:r><w:t>CAM</w:t></w:r><w:r><w:rPr><w:spacing w:val="-1"/></w:rPr><w:t xml:space="preserve"> </w:t></w:r><w:r><w:t>KẾT</w:t></w:r><w:r><w:rPr><w:spacing w:val="-2"/></w:rPr><w:t xml:space="preserve"> </w:t></w:r><w:r><w:t>CỦA</w:t></w:r><w:r><w:rPr><w:spacing w:val="-1"/></w:rPr><w:t xml:space="preserve"> </w:t></w:r><w:r><w:t>CÁC</w:t></w:r><w:r><w:rPr><w:spacing w:val="-1"/></w:rPr><w:t xml:space="preserve"> </w:t></w:r><w:r><w:rPr><w:spacing w:val="-4"/></w:rPr><w:t>BÊN:</w:t></w:r></w:p><w:p><w:pPr><w:pStyle w:val="ListParagraph"/><w:numPr><w:ilvl w:val="0"/><w:numId w:val="6"/></w:numPr><w:tabs><w:tab w:val="left" w:pos="540"/></w:tabs><w:ind w:hanging="360"/><w:rPr><w:sz w:val="24"/></w:rPr></w:pPr><w:r><w:rPr><w:sz w:val="24"/><w:lang w:val="en-US"/></w:rPr><w:t xml:space="preserve">Hai </w:t></w:r><w:proofErr w:type="spellStart"/><w:r><w:rPr><w:sz w:val="24"/><w:lang w:val="en-US"/></w:rPr><w:t>Bên</w:t></w:r><w:proofErr w:type="spellEnd"/><w:r><w:rPr><w:sz w:val="24"/><w:lang w:val="en-US"/></w:rPr><w:t xml:space="preserve"> cam </w:t></w:r><w:proofErr w:type="spellStart"/><w:r><w:rPr><w:sz w:val="24"/><w:lang w:val="en-US"/></w:rPr><w:t>kết</w:t></w:r><w:proofErr w:type="spellEnd"/><w:r><w:rPr><w:sz w:val="24"/><w:lang w:val="en-US"/></w:rPr><w:t xml:space="preserve"> </w:t></w:r><w:proofErr w:type="spellStart"/><w:r><w:rPr><w:sz w:val="24"/><w:lang w:val="en-US"/></w:rPr><w:t>thực</w:t></w:r><w:proofErr w:type="spellEnd"/><w:r><w:rPr><w:sz w:val="24"/><w:lang w:val="en-US"/></w:rPr><w:t xml:space="preserve"> </w:t></w:r><w:proofErr w:type="spellStart"/><w:r><w:rPr><w:sz w:val="24"/><w:lang w:val="en-US"/></w:rPr><w:t>hiện</w:t></w:r><w:proofErr w:type="spellEnd"/><w:r><w:rPr><w:sz w:val="24"/><w:lang w:val="en-US"/></w:rPr><w:t xml:space="preserve"> </w:t></w:r><w:proofErr w:type="spellStart"/><w:r><w:rPr><w:sz w:val="24"/><w:lang w:val="en-US"/></w:rPr><w:t>đầy</w:t></w:r><w:proofErr w:type="spellEnd"/><w:r><w:rPr><w:sz w:val="24"/><w:lang w:val="en-US"/></w:rPr><w:t xml:space="preserve"> </w:t></w:r><w:proofErr w:type="spellStart"/><w:r><w:rPr><w:sz w:val="24"/><w:lang w:val="en-US"/></w:rPr><w:t>đủ</w:t></w:r><w:proofErr w:type="spellEnd"/><w:r><w:rPr><w:sz w:val="24"/><w:lang w:val="en-US"/></w:rPr><w:t xml:space="preserve">, </w:t></w:r><w:proofErr w:type="spellStart"/><w:r><w:rPr><w:sz w:val="24"/><w:lang w:val="en-US"/></w:rPr><w:t>đúng</w:t></w:r><w:proofErr w:type="spellEnd"/><w:r><w:rPr><w:sz w:val="24"/><w:lang w:val="en-US"/></w:rPr><w:t xml:space="preserve"> </w:t></w:r><w:proofErr w:type="spellStart"/><w:r><w:rPr><w:sz w:val="24"/><w:lang w:val="en-US"/></w:rPr><w:t>thời</w:t></w:r><w:proofErr w:type="spellEnd"/><w:r><w:rPr><w:sz w:val="24"/><w:lang w:val="en-US"/></w:rPr><w:t xml:space="preserve"> </w:t></w:r><w:proofErr w:type="spellStart"/><w:r><w:rPr><w:sz w:val="24"/><w:lang w:val="en-US"/></w:rPr><w:t>hạn</w:t></w:r><w:proofErr w:type="spellEnd"/><w:r><w:rPr><w:sz w:val="24"/><w:lang w:val="en-US"/></w:rPr><w:t xml:space="preserve"> </w:t></w:r><w:proofErr w:type="spellStart"/><w:r><w:rPr><w:sz w:val="24"/><w:lang w:val="en-US"/></w:rPr><w:t>và</w:t></w:r><w:proofErr w:type="spellEnd"/><w:r><w:rPr><w:sz w:val="24"/><w:lang w:val="en-US"/></w:rPr><w:t xml:space="preserve"> </w:t></w:r><w:proofErr w:type="spellStart"/><w:r><w:rPr><w:sz w:val="24"/><w:lang w:val="en-US"/></w:rPr><w:t>đúng</w:t></w:r><w:proofErr w:type="spellEnd"/><w:r><w:rPr><w:sz w:val="24"/><w:lang w:val="en-US"/></w:rPr><w:t xml:space="preserve"> </w:t></w:r><w:proofErr w:type="spellStart"/><w:r><w:rPr><w:sz w:val="24"/><w:lang w:val="en-US"/></w:rPr><w:t>các</w:t></w:r><w:proofErr w:type="spellEnd"/><w:r><w:rPr><w:sz w:val="24"/><w:lang w:val="en-US"/></w:rPr><w:t xml:space="preserve"> </w:t></w:r><w:proofErr w:type="spellStart"/><w:r><w:rPr><w:sz w:val="24"/><w:lang w:val="en-US"/></w:rPr><w:t>nội</w:t></w:r><w:proofErr w:type="spellEnd"/><w:r><w:rPr><w:sz w:val="24"/><w:lang w:val="en-US"/></w:rPr><w:t xml:space="preserve"> dung </w:t></w:r><w:proofErr w:type="spellStart"/><w:r><w:rPr><w:sz w:val="24"/><w:lang w:val="en-US"/></w:rPr><w:t>đã</w:t></w:r><w:proofErr w:type="spellEnd"/><w:r><w:rPr><w:sz w:val="24"/><w:lang w:val="en-US"/></w:rPr><w:t xml:space="preserve"> </w:t></w:r><w:proofErr w:type="spellStart"/><w:r><w:rPr><w:sz w:val="24"/><w:lang w:val="en-US"/></w:rPr><w:t>thỏa</w:t></w:r><w:proofErr w:type="spellEnd"/><w:r><w:rPr><w:sz w:val="24"/><w:lang w:val="en-US"/></w:rPr><w:t xml:space="preserve"> </w:t></w:r><w:proofErr w:type="spellStart"/><w:r><w:rPr><w:sz w:val="24"/><w:lang w:val="en-US"/></w:rPr><w:t>thuận</w:t></w:r><w:proofErr w:type="spellEnd"/><w:r><w:rPr><w:sz w:val="24"/><w:lang w:val="en-US"/></w:rPr><w:t xml:space="preserve"> </w:t></w:r><w:proofErr w:type="spellStart"/><w:r><w:rPr><w:sz w:val="24"/><w:lang w:val="en-US"/></w:rPr><w:t>tại</w:t></w:r><w:proofErr w:type="spellEnd"/><w:r><w:rPr><w:sz w:val="24"/><w:lang w:val="en-US"/></w:rPr><w:t xml:space="preserve"> </w:t></w:r><w:proofErr w:type="spellStart"/><w:r><w:rPr><w:sz w:val="24"/><w:lang w:val="en-US"/></w:rPr><w:t>Phụ</w:t></w:r><w:proofErr w:type="spellEnd"/><w:r><w:rPr><w:sz w:val="24"/><w:lang w:val="en-US"/></w:rPr><w:t xml:space="preserve"> </w:t></w:r><w:proofErr w:type="spellStart"/><w:r><w:rPr><w:sz w:val="24"/><w:lang w:val="en-US"/></w:rPr><w:t>lục</w:t></w:r><w:proofErr w:type="spellEnd"/><w:r><w:rPr><w:sz w:val="24"/><w:lang w:val="en-US"/></w:rPr><w:t xml:space="preserve"> </w:t></w:r><w:proofErr w:type="spellStart"/><w:r><w:rPr><w:sz w:val="24"/><w:lang w:val="en-US"/></w:rPr><w:t>này</w:t></w:r><w:proofErr w:type="spellEnd"/><w:r><w:rPr><w:sz w:val="24"/><w:lang w:val="en-US"/></w:rPr><w:t>.</w:t></w:r></w:p><w:p><w:pPr><w:pStyle w:val="ListParagraph"/><w:numPr><w:ilvl w:val="0"/><w:numId w:val="6"/></w:numPr><w:tabs><w:tab w:val="left" w:pos="540"/></w:tabs><w:spacing w:before="81"/><w:ind w:hanging="360"/><w:rPr><w:sz w:val="24"/></w:rPr></w:pPr><w:r><w:rPr><w:sz w:val="24"/></w:rPr><w:t>Hai Bên có trách nhiệm phối hợp, cung cấp thông tin và tạo điều kiện cần thiết theo quy định của pháp luật để Bên còn lại thực hiện các quyền và nghĩa vụ theo Hợp đồng và Phụ lục này</w:t></w:r><w:r><w:rPr><w:sz w:val="24"/><w:lang w:val="en-US"/></w:rPr><w:t>.</w:t></w:r></w:p><w:p><w:pPr><w:pStyle w:val="ListParagraph"/><w:numPr><w:ilvl w:val="0"/><w:numId w:val="6"/></w:numPr><w:tabs><w:tab w:val="left" w:pos="540"/></w:tabs><w:spacing w:before="81"/><w:ind w:hanging="360"/><w:rPr><w:sz w:val="24"/></w:rPr></w:pPr><w:r><w:rPr><w:sz w:val="24"/></w:rPr><w:t xml:space="preserve">Các nội dung không được sửa đổi, bổ sung tại Phụ lục này vẫn được thực hiện theo Hợp đồng tổ chức tiệc số </w:t></w:r><w:r><w:rPr><w:sz w:val="24"/><w:lang w:val="en-US"/></w:rPr><w:t>{</w:t></w:r><w:proofErr w:type="spellStart"/><w:r><w:rPr><w:sz w:val="24"/><w:lang w:val="en-US"/></w:rPr><w:t>Sohopdong</w:t></w:r><w:proofErr w:type="spellEnd"/><w:r><w:rPr><w:sz w:val="24"/><w:lang w:val="en-US"/></w:rPr><w:t>}</w:t></w:r><w:r><w:rPr><w:sz w:val="24"/></w:rPr><w:t xml:space="preserve"> ký ngày {NgayLapHD}/{ThangLapHD}/{NamLapHD}</w:t></w:r><w:r><w:rPr><w:sz w:val="24"/><w:lang w:val="en-US"/></w:rPr><w:t>.</w:t></w:r></w:p><w:p><w:pPr><w:pStyle w:val="ListParagraph"/><w:tabs><w:tab w:val="left" w:pos="540"/></w:tabs><w:spacing w:before="81"/><w:ind w:left="540" w:firstLine="0"/><w:rPr><w:sz w:val="24"/></w:rPr></w:pPr></w:p><w:p><w:pPr><w:pStyle w:val="Heading1"/><w:rPr><w:lang w:val="en-US"/></w:rPr></w:pPr><w:r><w:rPr><w:u w:val="single"/></w:rPr><w:t>ĐIỀU</w:t></w:r><w:r><w:rPr><w:spacing w:val="-1"/><w:u w:val="single"/></w:rPr><w:t xml:space="preserve"> </w:t></w:r><w:r><w:rPr><w:u w:val="single"/></w:rPr><w:t>4</w:t></w:r><w:r><w:t>:</w:t></w:r><w:r><w:rPr><w:spacing w:val="-1"/></w:rPr><w:t xml:space="preserve"> </w:t></w:r><w:r><w:t xml:space="preserve">HIỆU </w:t></w:r><w:r><w:rPr><w:spacing w:val="-4"/></w:rPr><w:t>LỰC</w:t></w:r><w:r><w:rPr><w:spacing w:val="-4"/><w:lang w:val="en-US"/></w:rPr><w:t xml:space="preserve"> PHỤ LỤC</w:t></w:r></w:p><w:p><w:pPr><w:pStyle w:val="ListParagraph"/><w:numPr><w:ilvl w:val="1"/><w:numId w:val="6"/></w:numPr><w:tabs><w:tab w:val="left" w:pos="631"/></w:tabs><w:ind w:hanging="362"/><w:rPr><w:sz w:val="24"/></w:rPr></w:pPr><w:proofErr w:type="spellStart"/><w:r><w:rPr><w:sz w:val="24"/><w:lang w:val="en-US"/></w:rPr><w:t>Phụ</w:t></w:r><w:proofErr w:type="spellEnd"/><w:r><w:rPr><w:sz w:val="24"/><w:lang w:val="en-US"/></w:rPr><w:t xml:space="preserve"> </w:t></w:r><w:proofErr w:type="spellStart"/><w:r><w:rPr><w:sz w:val="24"/><w:lang w:val="en-US"/></w:rPr><w:t>lục</w:t></w:r><w:proofErr w:type="spellEnd"/><w:r><w:rPr><w:sz w:val="24"/><w:lang w:val="en-US"/></w:rPr><w:t xml:space="preserve"> </w:t></w:r><w:proofErr w:type="spellStart"/><w:r><w:rPr><w:sz w:val="24"/><w:lang w:val="en-US"/></w:rPr><w:t>này</w:t></w:r><w:proofErr w:type="spellEnd"/><w:r><w:rPr><w:sz w:val="24"/><w:lang w:val="en-US"/></w:rPr><w:t xml:space="preserve"> </w:t></w:r><w:proofErr w:type="spellStart"/><w:r><w:rPr><w:sz w:val="24"/><w:lang w:val="en-US"/></w:rPr><w:t>có</w:t></w:r><w:proofErr w:type="spellEnd"/><w:r><w:rPr><w:sz w:val="24"/><w:lang w:val="en-US"/></w:rPr><w:t xml:space="preserve"> </w:t></w:r><w:proofErr w:type="spellStart"/><w:r><w:rPr><w:sz w:val="24"/><w:lang w:val="en-US"/></w:rPr><w:t>hiệu</w:t></w:r><w:proofErr w:type="spellEnd"/><w:r><w:rPr><w:sz w:val="24"/><w:lang w:val="en-US"/></w:rPr><w:t xml:space="preserve"> </w:t></w:r><w:proofErr w:type="spellStart"/><w:r><w:rPr><w:sz w:val="24"/><w:lang w:val="en-US"/></w:rPr><w:t>lực</w:t></w:r><w:proofErr w:type="spellEnd"/><w:r><w:rPr><w:sz w:val="24"/><w:lang w:val="en-US"/></w:rPr><w:t xml:space="preserve"> </w:t></w:r><w:proofErr w:type="spellStart"/><w:r><w:rPr><w:sz w:val="24"/><w:lang w:val="en-US"/></w:rPr><w:t>kể</w:t></w:r><w:proofErr w:type="spellEnd"/><w:r><w:rPr><w:sz w:val="24"/><w:lang w:val="en-US"/></w:rPr><w:t xml:space="preserve"> </w:t></w:r><w:proofErr w:type="spellStart"/><w:r><w:rPr><w:sz w:val="24"/><w:lang w:val="en-US"/></w:rPr><w:t>từ</w:t></w:r><w:proofErr w:type="spellEnd"/><w:r><w:rPr><w:sz w:val="24"/><w:lang w:val="en-US"/></w:rPr><w:t xml:space="preserve"> </w:t></w:r><w:proofErr w:type="spellStart"/><w:r><w:rPr><w:sz w:val="24"/><w:lang w:val="en-US"/></w:rPr><w:t>ngày</w:t></w:r><w:proofErr w:type="spellEnd"/><w:r><w:rPr><w:sz w:val="24"/><w:lang w:val="en-US"/></w:rPr><w:t xml:space="preserve"> </w:t></w:r><w:proofErr w:type="spellStart"/><w:r><w:rPr><w:sz w:val="24"/><w:lang w:val="en-US"/></w:rPr><w:t>được</w:t></w:r><w:proofErr w:type="spellEnd"/><w:r><w:rPr><w:spacing w:val="1"/><w:sz w:val="24"/></w:rPr><w:t xml:space="preserve"> </w:t></w:r><w:r><w:rPr><w:sz w:val="24"/></w:rPr><w:t>hai bên</w:t></w:r><w:r><w:rPr><w:spacing w:val="1"/><w:sz w:val="24"/></w:rPr><w:t xml:space="preserve"> </w:t></w:r><w:r><w:rPr><w:sz w:val="24"/></w:rPr><w:t>đồng</w:t></w:r><w:r><w:rPr><w:spacing w:val="-3"/><w:sz w:val="24"/></w:rPr><w:t xml:space="preserve"> </w:t></w:r><w:r><w:rPr><w:sz w:val="24"/></w:rPr><w:t>thuận</w:t></w:r><w:r><w:rPr><w:spacing w:val="1"/><w:sz w:val="24"/></w:rPr><w:t xml:space="preserve"> </w:t></w:r><w:r><w:rPr><w:sz w:val="24"/></w:rPr><w:t>ký</w:t></w:r><w:r><w:rPr><w:spacing w:val="-5"/><w:sz w:val="24"/></w:rPr><w:t xml:space="preserve"> </w:t></w:r><w:proofErr w:type="spellStart"/><w:r><w:rPr><w:sz w:val="24"/><w:lang w:val="en-US"/></w:rPr><w:t>xác</w:t></w:r><w:proofErr w:type="spellEnd"/><w:r><w:rPr><w:sz w:val="24"/><w:lang w:val="en-US"/></w:rPr><w:t xml:space="preserve"> </w:t></w:r><w:proofErr w:type="spellStart"/><w:r><w:rPr><w:sz w:val="24"/><w:lang w:val="en-US"/></w:rPr><w:t>nhận</w:t></w:r><w:proofErr w:type="spellEnd"/><w:r><w:rPr><w:sz w:val="24"/><w:lang w:val="en-US"/></w:rPr><w:t>.</w:t></w:r></w:p><w:p><w:pPr><w:pStyle w:val="ListParagraph"/><w:numPr><w:ilvl w:val="1"/><w:numId w:val="6"/></w:numPr><w:tabs><w:tab w:val="left" w:pos="631"/></w:tabs><w:spacing w:before="90" w:line="230" w:lineRule="auto"/><w:ind w:right="716"/><w:rPr><w:sz w:val="24"/></w:rPr></w:pPr><w:r><w:rPr><w:sz w:val="24"/></w:rPr><w:t>Phụ lục này</w:t></w:r><w:r><w:rPr><w:spacing w:val="-2"/><w:sz w:val="24"/></w:rPr><w:t xml:space="preserve"> </w:t></w:r><w:r><w:rPr><w:sz w:val="24"/></w:rPr><w:t xml:space="preserve">là một phần không thể tách rời của </w:t></w:r><w:r><w:rPr><w:b/><w:sz w:val="24"/></w:rPr><w:t>HĐ số:</w:t></w:r><w:r><w:rPr><w:b/><w:sz w:val="24"/><w:lang w:val="en-US"/></w:rPr><w:t xml:space="preserve">  </w:t></w:r><w:r><w:rPr><w:sz w:val="24"/><w:lang w:val="en-US"/></w:rPr><w:t>{</w:t></w:r><w:proofErr w:type="spellStart"/><w:r><w:rPr><w:sz w:val="24"/><w:lang w:val="en-US"/></w:rPr><w:t>Sohopdong</w:t></w:r><w:proofErr w:type="spellEnd"/><w:r><w:rPr><w:sz w:val="24"/><w:lang w:val="en-US"/></w:rPr><w:t>}</w:t></w:r><w:r><w:rPr><w:b/><w:sz w:val="24"/></w:rPr><w:t>, ký ngày</w:t></w:r><w:r><w:rPr><w:b/><w:sz w:val="24"/><w:lang w:val="en-US"/></w:rPr><w:t xml:space="preserve"> </w:t></w:r><w:r><w:rPr><w:sz w:val="24"/></w:rPr><w:t>{NgayLapHD}/{ThangLapHD}/{NamLapHD}</w:t></w:r><w:r><w:rPr><w:sz w:val="24"/><w:lang w:val="en-US"/></w:rPr><w:t>.</w:t></w:r></w:p><w:p><w:pPr><w:pStyle w:val="ListParagraph"/><w:numPr><w:ilvl w:val="1"/><w:numId w:val="6"/></w:numPr><w:tabs><w:tab w:val="left" w:pos="631"/></w:tabs><w:spacing w:before="90" w:line="230" w:lineRule="auto"/><w:ind w:right="716"/><w:rPr><w:sz w:val="24"/></w:rPr></w:pPr><w:r><w:rPr><w:bCs/><w:sz w:val="24"/><w:lang w:val="en-US"/></w:rPr><w:t xml:space="preserve">Trường </w:t></w:r><w:proofErr w:type="spellStart"/><w:r><w:rPr><w:bCs/><w:sz w:val="24"/><w:lang w:val="en-US"/></w:rPr><w:t>hợp</w:t></w:r><w:proofErr w:type="spellEnd"/><w:r><w:rPr><w:bCs/><w:sz w:val="24"/><w:lang w:val="en-US"/></w:rPr><w:t xml:space="preserve"> </w:t></w:r><w:proofErr w:type="spellStart"/><w:r><w:rPr><w:bCs/><w:sz w:val="24"/><w:lang w:val="en-US"/></w:rPr><w:t>có</w:t></w:r><w:proofErr w:type="spellEnd"/><w:r><w:rPr><w:bCs/><w:sz w:val="24"/><w:lang w:val="en-US"/></w:rPr><w:t xml:space="preserve"> </w:t></w:r><w:proofErr w:type="spellStart"/><w:r><w:rPr><w:bCs/><w:sz w:val="24"/><w:lang w:val="en-US"/></w:rPr><w:t>sự</w:t></w:r><w:proofErr w:type="spellEnd"/><w:r><w:rPr><w:bCs/><w:sz w:val="24"/><w:lang w:val="en-US"/></w:rPr><w:t xml:space="preserve"> </w:t></w:r><w:proofErr w:type="spellStart"/><w:r><w:rPr><w:bCs/><w:sz w:val="24"/><w:lang w:val="en-US"/></w:rPr><w:t>khác</w:t></w:r><w:proofErr w:type="spellEnd"/><w:r><w:rPr><w:bCs/><w:sz w:val="24"/><w:lang w:val="en-US"/></w:rPr><w:t xml:space="preserve"> </w:t></w:r><w:proofErr w:type="spellStart"/><w:r><w:rPr><w:bCs/><w:sz w:val="24"/><w:lang w:val="en-US"/></w:rPr><w:t>nhau</w:t></w:r><w:proofErr w:type="spellEnd"/><w:r><w:rPr><w:bCs/><w:sz w:val="24"/><w:lang w:val="en-US"/></w:rPr><w:t xml:space="preserve"> </w:t></w:r><w:proofErr w:type="spellStart"/><w:r><w:rPr><w:bCs/><w:sz w:val="24"/><w:lang w:val="en-US"/></w:rPr><w:t>giữa</w:t></w:r><w:proofErr w:type="spellEnd"/><w:r><w:rPr><w:bCs/><w:sz w:val="24"/><w:lang w:val="en-US"/></w:rPr><w:t xml:space="preserve"> </w:t></w:r><w:proofErr w:type="spellStart"/><w:r><w:rPr><w:bCs/><w:sz w:val="24"/><w:lang w:val="en-US"/></w:rPr><w:t>nội</w:t></w:r><w:proofErr w:type="spellEnd"/><w:r><w:rPr><w:bCs/><w:sz w:val="24"/><w:lang w:val="en-US"/></w:rPr><w:t xml:space="preserve"> dung </w:t></w:r><w:proofErr w:type="spellStart"/><w:r><w:rPr><w:bCs/><w:sz w:val="24"/><w:lang w:val="en-US"/></w:rPr><w:t>của</w:t></w:r><w:proofErr w:type="spellEnd"/><w:r><w:rPr><w:bCs/><w:sz w:val="24"/><w:lang w:val="en-US"/></w:rPr><w:t xml:space="preserve"> </w:t></w:r><w:proofErr w:type="spellStart"/><w:r><w:rPr><w:bCs/><w:sz w:val="24"/><w:lang w:val="en-US"/></w:rPr><w:t>Hợp</w:t></w:r><w:proofErr w:type="spellEnd"/><w:r><w:rPr><w:bCs/><w:sz w:val="24"/><w:lang w:val="en-US"/></w:rPr><w:t xml:space="preserve"> </w:t></w:r><w:proofErr w:type="spellStart"/><w:r><w:rPr><w:bCs/><w:sz w:val="24"/><w:lang w:val="en-US"/></w:rPr><w:t>đồng</w:t></w:r><w:proofErr w:type="spellEnd"/><w:r><w:rPr><w:bCs/><w:sz w:val="24"/><w:lang w:val="en-US"/></w:rPr><w:t xml:space="preserve"> </w:t></w:r><w:proofErr w:type="spellStart"/><w:r><w:rPr><w:bCs/><w:sz w:val="24"/><w:lang w:val="en-US"/></w:rPr><w:t>và</w:t></w:r><w:proofErr w:type="spellEnd"/><w:r><w:rPr><w:bCs/><w:sz w:val="24"/><w:lang w:val="en-US"/></w:rPr><w:t xml:space="preserve"> </w:t></w:r><w:proofErr w:type="spellStart"/><w:r><w:rPr><w:bCs/><w:sz w:val="24"/><w:lang w:val="en-US"/></w:rPr><w:t>Phụ</w:t></w:r><w:proofErr w:type="spellEnd"/><w:r><w:rPr><w:bCs/><w:sz w:val="24"/><w:lang w:val="en-US"/></w:rPr><w:t xml:space="preserve"> </w:t></w:r><w:proofErr w:type="spellStart"/><w:r><w:rPr><w:bCs/><w:sz w:val="24"/><w:lang w:val="en-US"/></w:rPr><w:t>lục</w:t></w:r><w:proofErr w:type="spellEnd"/><w:r><w:rPr><w:bCs/><w:sz w:val="24"/><w:lang w:val="en-US"/></w:rPr><w:t xml:space="preserve"> </w:t></w:r><w:proofErr w:type="spellStart"/><w:r><w:rPr><w:bCs/><w:sz w:val="24"/><w:lang w:val="en-US"/></w:rPr><w:t>này</w:t></w:r><w:proofErr w:type="spellEnd"/><w:r><w:rPr><w:bCs/><w:sz w:val="24"/><w:lang w:val="en-US"/></w:rPr><w:t xml:space="preserve"> </w:t></w:r><w:proofErr w:type="spellStart"/><w:r><w:rPr><w:bCs/><w:sz w:val="24"/><w:lang w:val="en-US"/></w:rPr><w:t>thì</w:t></w:r><w:proofErr w:type="spellEnd"/><w:r><w:rPr><w:bCs/><w:sz w:val="24"/><w:lang w:val="en-US"/></w:rPr><w:t xml:space="preserve"> </w:t></w:r><w:proofErr w:type="spellStart"/><w:r><w:rPr><w:bCs/><w:sz w:val="24"/><w:lang w:val="en-US"/></w:rPr><w:t>nội</w:t></w:r><w:proofErr w:type="spellEnd"/><w:r><w:rPr><w:bCs/><w:sz w:val="24"/><w:lang w:val="en-US"/></w:rPr><w:t xml:space="preserve"> dung </w:t></w:r><w:proofErr w:type="spellStart"/><w:r><w:rPr><w:bCs/><w:sz w:val="24"/><w:lang w:val="en-US"/></w:rPr><w:t>của</w:t></w:r><w:proofErr w:type="spellEnd"/><w:r><w:rPr><w:bCs/><w:sz w:val="24"/><w:lang w:val="en-US"/></w:rPr><w:t xml:space="preserve"> </w:t></w:r><w:proofErr w:type="spellStart"/><w:r><w:rPr><w:bCs/><w:sz w:val="24"/><w:lang w:val="en-US"/></w:rPr><w:t>Phụ</w:t></w:r><w:proofErr w:type="spellEnd"/><w:r><w:rPr><w:bCs/><w:sz w:val="24"/><w:lang w:val="en-US"/></w:rPr><w:t xml:space="preserve"> </w:t></w:r><w:proofErr w:type="spellStart"/><w:r><w:rPr><w:bCs/><w:sz w:val="24"/><w:lang w:val="en-US"/></w:rPr><w:t>lục</w:t></w:r><w:proofErr w:type="spellEnd"/><w:r><w:rPr><w:bCs/><w:sz w:val="24"/><w:lang w:val="en-US"/></w:rPr><w:t xml:space="preserve"> </w:t></w:r><w:proofErr w:type="spellStart"/><w:r><w:rPr><w:bCs/><w:sz w:val="24"/><w:lang w:val="en-US"/></w:rPr><w:t>này</w:t></w:r><w:proofErr w:type="spellEnd"/><w:r><w:rPr><w:bCs/><w:sz w:val="24"/><w:lang w:val="en-US"/></w:rPr><w:t xml:space="preserve"> </w:t></w:r><w:proofErr w:type="spellStart"/><w:r><w:rPr><w:bCs/><w:sz w:val="24"/><w:lang w:val="en-US"/></w:rPr><w:t>được</w:t></w:r><w:proofErr w:type="spellEnd"/><w:r><w:rPr><w:bCs/><w:sz w:val="24"/><w:lang w:val="en-US"/></w:rPr><w:t xml:space="preserve"> </w:t></w:r><w:proofErr w:type="spellStart"/><w:r><w:rPr><w:bCs/><w:sz w:val="24"/><w:lang w:val="en-US"/></w:rPr><w:t>ưu</w:t></w:r><w:proofErr w:type="spellEnd"/><w:r><w:rPr><w:bCs/><w:sz w:val="24"/><w:lang w:val="en-US"/></w:rPr><w:t xml:space="preserve"> </w:t></w:r><w:proofErr w:type="spellStart"/><w:r><w:rPr><w:bCs/><w:sz w:val="24"/><w:lang w:val="en-US"/></w:rPr><w:t>tiên</w:t></w:r><w:proofErr w:type="spellEnd"/><w:r><w:rPr><w:bCs/><w:sz w:val="24"/><w:lang w:val="en-US"/></w:rPr><w:t xml:space="preserve"> </w:t></w:r><w:proofErr w:type="spellStart"/><w:r><w:rPr><w:bCs/><w:sz w:val="24"/><w:lang w:val="en-US"/></w:rPr><w:t>áp</w:t></w:r><w:proofErr w:type="spellEnd"/><w:r><w:rPr><w:bCs/><w:sz w:val="24"/><w:lang w:val="en-US"/></w:rPr><w:t xml:space="preserve"> </w:t></w:r><w:proofErr w:type="spellStart"/><w:r><w:rPr><w:bCs/><w:sz w:val="24"/><w:lang w:val="en-US"/></w:rPr><w:t>dụng</w:t></w:r><w:proofErr w:type="spellEnd"/><w:r><w:rPr><w:bCs/><w:sz w:val="24"/><w:lang w:val="en-US"/></w:rPr><w:t xml:space="preserve"> </w:t></w:r><w:proofErr w:type="spellStart"/><w:r><w:rPr><w:bCs/><w:sz w:val="24"/><w:lang w:val="en-US"/></w:rPr><w:t>đối</w:t></w:r><w:proofErr w:type="spellEnd"/><w:r><w:rPr><w:bCs/><w:sz w:val="24"/><w:lang w:val="en-US"/></w:rPr><w:t xml:space="preserve"> </w:t></w:r><w:proofErr w:type="spellStart"/><w:r><w:rPr><w:bCs/><w:sz w:val="24"/><w:lang w:val="en-US"/></w:rPr><w:t>với</w:t></w:r><w:proofErr w:type="spellEnd"/><w:r><w:rPr><w:bCs/><w:sz w:val="24"/><w:lang w:val="en-US"/></w:rPr><w:t xml:space="preserve"> </w:t></w:r><w:proofErr w:type="spellStart"/><w:r><w:rPr><w:bCs/><w:sz w:val="24"/><w:lang w:val="en-US"/></w:rPr><w:t>các</w:t></w:r><w:proofErr w:type="spellEnd"/><w:r><w:rPr><w:bCs/><w:sz w:val="24"/><w:lang w:val="en-US"/></w:rPr><w:t xml:space="preserve"> </w:t></w:r><w:proofErr w:type="spellStart"/><w:r><w:rPr><w:bCs/><w:sz w:val="24"/><w:lang w:val="en-US"/></w:rPr><w:t>nội</w:t></w:r><w:proofErr w:type="spellEnd"/><w:r><w:rPr><w:bCs/><w:sz w:val="24"/><w:lang w:val="en-US"/></w:rPr><w:t xml:space="preserve"> dung </w:t></w:r><w:proofErr w:type="spellStart"/><w:r><w:rPr><w:bCs/><w:sz w:val="24"/><w:lang w:val="en-US"/></w:rPr><w:t>được</w:t></w:r><w:proofErr w:type="spellEnd"/><w:r><w:rPr><w:bCs/><w:sz w:val="24"/><w:lang w:val="en-US"/></w:rPr><w:t xml:space="preserve"> </w:t></w:r><w:proofErr w:type="spellStart"/><w:r><w:rPr><w:bCs/><w:sz w:val="24"/><w:lang w:val="en-US"/></w:rPr><w:t>sửa</w:t></w:r><w:proofErr w:type="spellEnd"/><w:r><w:rPr><w:bCs/><w:sz w:val="24"/><w:lang w:val="en-US"/></w:rPr><w:t xml:space="preserve"> </w:t></w:r><w:proofErr w:type="spellStart"/><w:r><w:rPr><w:bCs/><w:sz w:val="24"/><w:lang w:val="en-US"/></w:rPr><w:t>đổi</w:t></w:r><w:proofErr w:type="spellEnd"/><w:r><w:rPr><w:bCs/><w:sz w:val="24"/><w:lang w:val="en-US"/></w:rPr><w:t xml:space="preserve">, </w:t></w:r><w:proofErr w:type="spellStart"/><w:r><w:rPr><w:bCs/><w:sz w:val="24"/><w:lang w:val="en-US"/></w:rPr><w:t>bổ</w:t></w:r><w:proofErr w:type="spellEnd"/><w:r><w:rPr><w:bCs/><w:sz w:val="24"/><w:lang w:val="en-US"/></w:rPr><w:t xml:space="preserve"> sung</w:t></w:r></w:p><w:p><w:pPr><w:pStyle w:val="ListParagraph"/><w:numPr><w:ilvl w:val="1"/><w:numId w:val="6"/></w:numPr><w:tabs><w:tab w:val="left" w:pos="631"/></w:tabs><w:spacing w:before="90" w:line="230" w:lineRule="auto"/><w:ind w:right="716"/><w:rPr><w:sz w:val="24"/></w:rPr></w:pPr><w:proofErr w:type="spellStart"/><w:r><w:rPr><w:bCs/><w:sz w:val="24"/><w:lang w:val="en-US"/></w:rPr><w:t>Phụ</w:t></w:r><w:proofErr w:type="spellEnd"/><w:r><w:rPr><w:bCs/><w:sz w:val="24"/><w:lang w:val="en-US"/></w:rPr><w:t xml:space="preserve"> </w:t></w:r><w:proofErr w:type="spellStart"/><w:r><w:rPr><w:bCs/><w:sz w:val="24"/><w:lang w:val="en-US"/></w:rPr><w:t>lục</w:t></w:r><w:proofErr w:type="spellEnd"/><w:r><w:rPr><w:bCs/><w:sz w:val="24"/><w:lang w:val="en-US"/></w:rPr><w:t xml:space="preserve"> </w:t></w:r><w:r><w:rPr><w:sz w:val="24"/></w:rPr><w:t>được lập</w:t></w:r><w:r><w:rPr><w:sz w:val="24"/><w:lang w:val="en-US"/></w:rPr><w:t xml:space="preserve"> </w:t></w:r><w:proofErr w:type="spellStart"/><w:r><w:rPr><w:sz w:val="24"/><w:lang w:val="en-US"/></w:rPr><w:t>thành</w:t></w:r><w:proofErr w:type="spellEnd"/><w:r><w:rPr><w:sz w:val="24"/></w:rPr><w:t xml:space="preserve"> 03 bản, bên A giữ 02 bản, bên B giữ 01 bản có giá trị pháp lý như nhau kể từ ngày ký.</w:t></w:r></w:p><w:p><w:pPr><w:pStyle w:val="ListParagraph"/><w:tabs><w:tab w:val="left" w:pos="631"/></w:tabs><w:spacing w:before="90" w:line="230" w:lineRule="auto"/><w:ind w:left="631" w:right="716" w:firstLine="0"/><w:rPr><w:sz w:val="24"/></w:rPr></w:pPr></w:p><w:p><w:pPr><w:pStyle w:val="Heading1"/><w:tabs><w:tab w:val="left" w:pos="6601"/></w:tabs><w:spacing w:before="1"/><w:ind w:left="1260"/></w:pPr><w:r><w:t>ĐẠI</w:t></w:r><w:r><w:rPr><w:spacing w:val="-3"/></w:rPr><w:t xml:space="preserve"> </w:t></w:r><w:r><w:t>DIỆN</w:t></w:r><w:r><w:rPr><w:spacing w:val="-1"/></w:rPr><w:t xml:space="preserve"> </w:t></w:r><w:r><w:t>BÊN</w:t></w:r><w:r><w:rPr><w:spacing w:val="-1"/></w:rPr><w:t xml:space="preserve"> </w:t></w:r><w:r><w:rPr><w:spacing w:val="-10"/></w:rPr><w:t>A</w:t></w:r><w:r><w:tab/><w:t>ĐẠI</w:t></w:r><w:r><w:rPr><w:spacing w:val="-3"/></w:rPr><w:t xml:space="preserve"> </w:t></w:r><w:r><w:t>DIỆN</w:t></w:r><w:r><w:rPr><w:spacing w:val="-1"/></w:rPr><w:t xml:space="preserve"> </w:t></w:r><w:r><w:t>BÊN</w:t></w:r><w:r><w:rPr><w:spacing w:val="-1"/></w:rPr><w:t xml:space="preserve"> </w:t></w:r><w:r><w:rPr><w:spacing w:val="-10"/></w:rPr><w:t>B</w:t></w:r></w:p><w:p><w:pPr><w:pStyle w:val="BodyText"/><w:rPr><w:b/></w:rPr></w:pPr></w:p><w:p><w:pPr><w:pStyle w:val="BodyText"/><w:rPr><w:b/></w:rPr></w:pPr></w:p><w:p><w:pPr><w:pStyle w:val="BodyText"/><w:rPr><w:b/></w:rPr></w:pPr></w:p><w:p><w:pPr><w:pStyle w:val="BodyText"/><w:rPr><w:b/></w:rPr></w:pPr></w:p><w:p><w:pPr><w:pStyle w:val="BodyText"/><w:spacing w:before="156"/><w:rPr><w:b/><w:lang w:val="en-US"/></w:rPr></w:pPr><w:r><w:rPr><w:b/><w:lang w:val="en-US"/></w:rPr><w:tab/></w:r><w:r><w:rPr><w:b/><w:lang w:val="en-US"/></w:rPr><w:tab/></w:r><w:r><w:rPr><w:b/><w:lang w:val="en-US"/></w:rPr><w:tab/></w:r><w:r><w:rPr><w:b/><w:lang w:val="en-US"/></w:rPr><w:tab/></w:r><w:r><w:rPr><w:b/><w:lang w:val="en-US"/></w:rPr><w:tab/></w:r><w:r><w:rPr><w:b/><w:lang w:val="en-US"/></w:rPr><w:tab/></w:r><w:r><w:rPr><w:b/><w:lang w:val="en-US"/></w:rPr><w:tab/></w:r><w:r><w:rPr><w:b/><w:lang w:val="en-US"/></w:rPr><w:tab/></w:r><w:r><w:rPr><w:b/><w:lang w:val="en-US"/></w:rPr><w:tab/></w:r></w:p><w:p><w:pPr><w:tabs><w:tab w:val="left" w:pos="4015"/><w:tab w:val="left" w:pos="5682"/><w:tab w:val="left" w:pos="9776"/></w:tabs><w:spacing w:line="364" w:lineRule="auto"/><w:ind w:left="540" w:right="661"/><w:rPr><w:b/><w:sz w:val="24"/></w:rPr></w:pPr><w:r><w:rPr><w:b/><w:sz w:val="24"/></w:rPr><w:t xml:space="preserve">Ký: </w:t></w:r><w:r><w:rPr><w:b/><w:sz w:val="24"/><w:u w:val="single"/></w:rPr><w:tab/></w:r><w:r><w:rPr><w:b/><w:sz w:val="24"/></w:rPr><w:tab/></w:r><w:r><w:rPr><w:b/><w:spacing w:val="-33"/><w:sz w:val="24"/></w:rPr><w:t xml:space="preserve"> </w:t></w:r><w:r><w:rPr><w:b/><w:sz w:val="24"/></w:rPr><w:t xml:space="preserve">Ký: </w:t></w:r><w:r><w:rPr><w:b/><w:sz w:val="24"/><w:u w:val="single"/></w:rPr><w:tab/></w:r><w:r><w:rPr><w:b/><w:sz w:val="24"/></w:rPr><w:t xml:space="preserve"> </w:t></w:r></w:p><w:p><w:pPr><w:tabs><w:tab w:val="left" w:pos="4015"/><w:tab w:val="left" w:pos="5682"/><w:tab w:val="left" w:pos="9776"/></w:tabs><w:spacing w:line="364" w:lineRule="auto"/><w:ind w:left="540" w:right="661"/><w:rPr><w:b/><w:sz w:val="24"/><w:lang w:val="en-US"/></w:rPr></w:pPr><w:proofErr w:type="spellStart"/><w:r><w:rPr><w:b/><w:sz w:val="24"/><w:lang w:val="en-US"/></w:rPr><w:t>Ông</w:t></w:r><w:proofErr w:type="spellEnd"/><w:r><w:rPr><w:b/><w:sz w:val="24"/></w:rPr><w:t xml:space="preserve">: </w:t></w:r><w:r><w:rPr><w:b/><w:sz w:val="24"/><w:szCs w:val="24"/><w:lang w:val="fr-FR"/></w:rPr><w:t>{</w:t></w:r><w:proofErr w:type="spellStart"/><w:r><w:rPr><w:b/><w:sz w:val="24"/><w:szCs w:val="24"/><w:lang w:val="fr-FR"/></w:rPr><w:t>BenADaiDien</w:t></w:r><w:proofErr w:type="spellEnd"/><w:r><w:rPr><w:b/><w:sz w:val="24"/><w:szCs w:val="24"/><w:lang w:val="fr-FR"/></w:rPr><w:t>}</w:t></w:r><w:r><w:rPr><w:b/><w:sz w:val="24"/><w:szCs w:val="24"/><w:lang w:val="fr-FR"/></w:rPr><w:tab/></w:r><w:r><w:rPr><w:b/><w:sz w:val="24"/><w:szCs w:val="24"/><w:lang w:val="fr-FR"/></w:rPr><w:tab/></w:r><w:r><w:rPr><w:b/><w:spacing w:val="-2"/><w:sz w:val="24"/></w:rPr><w:t>Ông/Bà:</w:t></w:r><w:r><w:rPr><w:b/><w:bCs/><w:sz w:val="24"/><w:szCs w:val="24"/></w:rPr><w:t xml:space="preserve"> {BenBTenDaiDien}</w:t></w:r></w:p><w:p><w:pPr><w:tabs><w:tab w:val="left" w:pos="4015"/><w:tab w:val="left" w:pos="5682"/><w:tab w:val="left" w:pos="9776"/></w:tabs><w:spacing w:line="364" w:lineRule="auto"/><w:ind w:left="540" w:right="661"/></w:pPr><w:proofErr w:type="spellStart"/><w:r><w:rPr><w:b/><w:sz w:val="24"/><w:szCs w:val="24"/><w:lang w:val="fr-FR"/></w:rPr><w:t>Chức</w:t></w:r><w:proofErr w:type="spellEnd"/><w:r><w:rPr><w:b/><w:sz w:val="24"/><w:szCs w:val="24"/><w:lang w:val="fr-FR"/></w:rPr><w:t xml:space="preserve"> </w:t></w:r><w:proofErr w:type="spellStart"/><w:r><w:rPr><w:b/><w:sz w:val="24"/><w:szCs w:val="24"/><w:lang w:val="fr-FR"/></w:rPr><w:t>vụ</w:t></w:r><w:proofErr w:type="spellEnd"/><w:r><w:rPr><w:b/><w:sz w:val="24"/><w:szCs w:val="24"/><w:lang w:val="fr-FR"/></w:rPr><w:t> : {</w:t></w:r><w:proofErr w:type="spellStart"/><w:r><w:rPr><w:b/><w:sz w:val="24"/><w:szCs w:val="24"/><w:lang w:val="fr-FR"/></w:rPr><w:t>BenAChucVuDaiDien</w:t></w:r><w:proofErr w:type="spellEnd"/><w:r><w:rPr><w:b/><w:sz w:val="24"/><w:szCs w:val="24"/><w:lang w:val="fr-FR"/></w:rPr><w:t>}</w:t></w:r><w:r><w:rPr><w:b/><w:sz w:val="24"/></w:rPr><w:tab/></w:r></w:p><w:sectPr><w:footerReference w:type="default" r:id="rId7"/><w:pgSz w:w="12240" w:h="15840"/><w:pgMar w:top="780" w:right="720" w:bottom="1440" w:left="990" w:header="403" w:footer="0" w:gutter="0"/><w:cols w:space="720"/><w:docGrid w:linePitch="360"/></w:sectPr></w:body></w:document>
+<file path=word/document.xml><?xml version="1.0" encoding="utf-8"?>
+<w:document xmlns:wpc="http://schemas.microsoft.com/office/word/2010/wordprocessingCanvas" xmlns:cx="http://schemas.microsoft.com/office/drawing/2014/chartex" xmlns:cx1="http://schemas.microsoft.com/office/drawing/2015/9/8/chartex" xmlns:cx2="http://schemas.microsoft.com/office/drawing/2015/10/21/chartex" xmlns:cx3="http://schemas.microsoft.com/office/drawing/2016/5/9/chartex" xmlns:cx4="http://schemas.microsoft.com/office/drawing/2016/5/10/chartex" xmlns:cx5="http://schemas.microsoft.com/office/drawing/2016/5/11/chartex" xmlns:cx6="http://schemas.microsoft.com/office/drawing/2016/5/12/chartex" xmlns:cx7="http://schemas.microsoft.com/office/drawing/2016/5/13/chartex" xmlns:cx8="http://schemas.microsoft.com/office/drawing/2016/5/14/chartex" xmlns:mc="http://schemas.openxmlformats.org/markup-compatibility/2006" xmlns:aink="http://schemas.microsoft.com/office/drawing/2016/ink" xmlns:am3d="http://schemas.microsoft.com/office/drawing/2017/model3d" xmlns:o="urn:schemas-microsoft-com:office:office" xmlns:oel="http://schemas.microsoft.com/office/2019/extlst" xmlns:r="http://schemas.openxmlformats.org/officeDocument/2006/relationships" xmlns:m="http://schemas.openxmlformats.org/officeDocument/2006/math" xmlns:v="urn:schemas-microsoft-com:vml" xmlns:wp14="http://schemas.microsoft.com/office/word/2010/wordprocessingDrawing" xmlns:wp="http://schemas.openxmlformats.org/drawingml/2006/wordprocessingDrawing" xmlns:w10="urn:schemas-microsoft-com:office:word" xmlns:w="http://schemas.openxmlformats.org/wordprocessingml/2006/main" xmlns:w14="http://schemas.microsoft.com/office/word/2010/wordml" xmlns:w15="http://schemas.microsoft.com/office/word/2012/wordml" xmlns:w16cex="http://schemas.microsoft.com/office/word/2018/wordml/cex" xmlns:w16cid="http://schemas.microsoft.com/office/word/2016/wordml/cid" xmlns:w16="http://schemas.microsoft.com/office/word/2018/wordml" xmlns:w16du="http://schemas.microsoft.com/office/word/2023/wordml/word16du" xmlns:w16sdtdh="http://schemas.microsoft.com/office/word/2020/wordml/sdtdatahash" xmlns:w16sdtfl="http://schemas.microsoft.com/office/word/2024/wordml/sdtformatlock" xmlns:w16se="http://schemas.microsoft.com/office/word/2015/wordml/symex" xmlns:wpg="http://schemas.microsoft.com/office/word/2010/wordprocessingGroup" xmlns:wpi="http://schemas.microsoft.com/office/word/2010/wordprocessingInk" xmlns:wne="http://schemas.microsoft.com/office/word/2006/wordml" xmlns:wps="http://schemas.microsoft.com/office/word/2010/wordprocessingShape" mc:Ignorable="w14 w15 w16se w16cid w16 w16cex w16sdtdh w16sdtfl w16du wp14">
+  <w:body>
+    <w:p>
+      <w:pPr>
+        <w:pStyle w:val="BodyText"/>
+        <w:spacing w:before="195"/>
+        <w:ind w:right="361"/>
+        <w:rPr>
+          <w:lang w:val="en-US"/>
+        </w:rPr>
+      </w:pPr>
+    </w:p>
+    <w:p>
+      <w:pPr>
+        <w:pStyle w:val="BodyText"/>
+        <w:spacing w:before="195"/>
+        <w:ind w:right="361"/>
+        <w:rPr>
+          <w:lang w:val="en-US"/>
+        </w:rPr>
+      </w:pPr>
+      <w:r>
+        <w:rPr>
+          <w:lang w:val="en-US"/>
+        </w:rPr>
+        <w:t xml:space="preserve">                                                                          </w:t>
+      </w:r>
+    </w:p>
+    <w:p>
+      <w:pPr>
+        <w:spacing w:before="146" w:line="362" w:lineRule="auto"/>
+        <w:ind w:left="2862" w:right="3220"/>
+        <w:jc w:val="center"/>
+        <w:rPr>
+          <w:b/>
+          <w:sz w:val="24"/>
+        </w:rPr>
+      </w:pPr>
+      <w:r>
+        <w:rPr>
+          <w:b/>
+          <w:sz w:val="24"/>
+        </w:rPr>
+        <w:t>Cộng</w:t>
+      </w:r>
+      <w:r>
+        <w:rPr>
+          <w:b/>
+          <w:spacing w:val="-5"/>
+          <w:sz w:val="24"/>
+        </w:rPr>
+        <w:t xml:space="preserve"> </w:t>
+      </w:r>
+      <w:r>
+        <w:rPr>
+          <w:b/>
+          <w:sz w:val="24"/>
+        </w:rPr>
+        <w:t>Hòa</w:t>
+      </w:r>
+      <w:r>
+        <w:rPr>
+          <w:b/>
+          <w:spacing w:val="-5"/>
+          <w:sz w:val="24"/>
+        </w:rPr>
+        <w:t xml:space="preserve"> </w:t>
+      </w:r>
+      <w:r>
+        <w:rPr>
+          <w:b/>
+          <w:sz w:val="24"/>
+        </w:rPr>
+        <w:t>Xã</w:t>
+      </w:r>
+      <w:r>
+        <w:rPr>
+          <w:b/>
+          <w:spacing w:val="-5"/>
+          <w:sz w:val="24"/>
+        </w:rPr>
+        <w:t xml:space="preserve"> </w:t>
+      </w:r>
+      <w:r>
+        <w:rPr>
+          <w:b/>
+          <w:sz w:val="24"/>
+        </w:rPr>
+        <w:t>Hội</w:t>
+      </w:r>
+      <w:r>
+        <w:rPr>
+          <w:b/>
+          <w:spacing w:val="-5"/>
+          <w:sz w:val="24"/>
+        </w:rPr>
+        <w:t xml:space="preserve"> </w:t>
+      </w:r>
+      <w:r>
+        <w:rPr>
+          <w:b/>
+          <w:sz w:val="24"/>
+        </w:rPr>
+        <w:t>Chủ</w:t>
+      </w:r>
+      <w:r>
+        <w:rPr>
+          <w:b/>
+          <w:spacing w:val="-7"/>
+          <w:sz w:val="24"/>
+        </w:rPr>
+        <w:t xml:space="preserve"> </w:t>
+      </w:r>
+      <w:r>
+        <w:rPr>
+          <w:b/>
+          <w:sz w:val="24"/>
+        </w:rPr>
+        <w:t>Nghĩa</w:t>
+      </w:r>
+      <w:r>
+        <w:rPr>
+          <w:b/>
+          <w:spacing w:val="-5"/>
+          <w:sz w:val="24"/>
+        </w:rPr>
+        <w:t xml:space="preserve"> </w:t>
+      </w:r>
+      <w:r>
+        <w:rPr>
+          <w:b/>
+          <w:sz w:val="24"/>
+        </w:rPr>
+        <w:t>Việt</w:t>
+      </w:r>
+      <w:r>
+        <w:rPr>
+          <w:b/>
+          <w:spacing w:val="-5"/>
+          <w:sz w:val="24"/>
+        </w:rPr>
+        <w:t xml:space="preserve"> </w:t>
+      </w:r>
+      <w:r>
+        <w:rPr>
+          <w:b/>
+          <w:sz w:val="24"/>
+        </w:rPr>
+        <w:t>Nam Độc Lập – Tự Do – Hạnh Phúc</w:t>
+      </w:r>
+    </w:p>
+    <w:p>
+      <w:pPr>
+        <w:spacing w:before="2"/>
+        <w:ind w:right="361"/>
+        <w:jc w:val="center"/>
+        <w:rPr>
+          <w:b/>
+          <w:sz w:val="24"/>
+        </w:rPr>
+      </w:pPr>
+      <w:r>
+        <w:rPr>
+          <w:b/>
+          <w:spacing w:val="-2"/>
+          <w:sz w:val="24"/>
+        </w:rPr>
+        <w:t>--------------------</w:t>
+      </w:r>
+      <w:r>
+        <w:rPr>
+          <w:b/>
+          <w:spacing w:val="-10"/>
+          <w:sz w:val="24"/>
+        </w:rPr>
+        <w:t>-</w:t>
+      </w:r>
+    </w:p>
+    <w:p>
+      <w:pPr>
+        <w:pStyle w:val="Title"/>
+        <w:tabs>
+          <w:tab w:val="center" w:pos="5043"/>
+          <w:tab w:val="right" w:pos="10086"/>
+        </w:tabs>
+        <w:jc w:val="left"/>
+      </w:pPr>
+      <w:r>
+        <w:tab/>
+        <w:t>PHỤ</w:t>
+      </w:r>
+      <w:r>
+        <w:rPr>
+          <w:spacing w:val="-2"/>
+        </w:rPr>
+        <w:t xml:space="preserve"> </w:t>
+      </w:r>
+      <w:r>
+        <w:t>LỤC</w:t>
+      </w:r>
+      <w:r>
+        <w:rPr>
+          <w:spacing w:val="-3"/>
+        </w:rPr>
+        <w:t xml:space="preserve"> </w:t>
+      </w:r>
+      <w:r>
+        <w:t>HỢP</w:t>
+      </w:r>
+      <w:r>
+        <w:rPr>
+          <w:spacing w:val="-2"/>
+        </w:rPr>
+        <w:t xml:space="preserve"> </w:t>
+      </w:r>
+      <w:r>
+        <w:rPr>
+          <w:spacing w:val="-4"/>
+        </w:rPr>
+        <w:t>ĐỒNG</w:t>
+      </w:r>
+      <w:r>
+        <w:rPr>
+          <w:spacing w:val="-4"/>
+        </w:rPr>
+        <w:tab/>
+      </w:r>
+    </w:p>
+    <w:p>
+      <w:pPr>
+        <w:pStyle w:val="BodyText"/>
+        <w:spacing w:before="150"/>
+        <w:ind w:right="348"/>
+        <w:jc w:val="center"/>
+        <w:rPr>
+          <w:lang w:val="en-US"/>
+        </w:rPr>
+      </w:pPr>
+      <w:r>
+        <w:t xml:space="preserve">Số: </w:t>
+      </w:r>
+      <w:r>
+        <w:rPr>
+          <w:lang w:val="en-US"/>
+        </w:rPr>
+        <w:t>{</w:t>
+      </w:r>
+      <w:proofErr w:type="spellStart"/>
+      <w:r>
+        <w:rPr>
+          <w:lang w:val="en-US"/>
+        </w:rPr>
+        <w:t>SoPhuLuc</w:t>
+      </w:r>
+      <w:proofErr w:type="spellEnd"/>
+      <w:r>
+        <w:rPr>
+          <w:lang w:val="en-US"/>
+        </w:rPr>
+        <w:t>}</w:t>
+      </w:r>
+    </w:p>
+    <w:p>
+      <w:pPr>
+        <w:pStyle w:val="BodyText"/>
+        <w:spacing w:before="159"/>
+        <w:ind w:right="350"/>
+        <w:jc w:val="center"/>
+        <w:rPr>
+          <w:lang w:val="en-US"/>
+        </w:rPr>
+      </w:pPr>
+      <w:r>
+        <w:t>Đính kèm Hợp đồng</w:t>
+      </w:r>
+      <w:r>
+        <w:rPr>
+          <w:spacing w:val="-3"/>
+        </w:rPr>
+        <w:t xml:space="preserve"> </w:t>
+      </w:r>
+      <w:r>
+        <w:t>số:</w:t>
+      </w:r>
+      <w:r>
+        <w:rPr>
+          <w:lang w:val="en-US"/>
+        </w:rPr>
+        <w:t xml:space="preserve"> {</w:t>
+      </w:r>
+      <w:proofErr w:type="spellStart"/>
+      <w:r>
+        <w:rPr>
+          <w:lang w:val="en-US"/>
+        </w:rPr>
+        <w:t>Sohopdong</w:t>
+      </w:r>
+      <w:proofErr w:type="spellEnd"/>
+      <w:r>
+        <w:rPr>
+          <w:lang w:val="en-US"/>
+        </w:rPr>
+        <w:t>}</w:t>
+      </w:r>
+      <w:r>
+        <w:t>ký</w:t>
+      </w:r>
+      <w:r>
+        <w:rPr>
+          <w:spacing w:val="-4"/>
+        </w:rPr>
+        <w:t xml:space="preserve"> </w:t>
+      </w:r>
+      <w:r>
+        <w:rPr>
+          <w:spacing w:val="-2"/>
+        </w:rPr>
+        <w:t>ngày</w:t>
+      </w:r>
+      <w:r>
+        <w:rPr>
+          <w:spacing w:val="-2"/>
+          <w:lang w:val="en-US"/>
+        </w:rPr>
+        <w:t xml:space="preserve"> {</w:t>
+      </w:r>
+      <w:proofErr w:type="spellStart"/>
+      <w:r>
+        <w:rPr>
+          <w:spacing w:val="-2"/>
+          <w:lang w:val="en-US"/>
+        </w:rPr>
+        <w:t>NgayLapHD</w:t>
+      </w:r>
+      <w:proofErr w:type="spellEnd"/>
+      <w:r>
+        <w:rPr>
+          <w:spacing w:val="-2"/>
+          <w:lang w:val="en-US"/>
+        </w:rPr>
+        <w:t>}/{</w:t>
+      </w:r>
+      <w:proofErr w:type="spellStart"/>
+      <w:r>
+        <w:rPr>
+          <w:spacing w:val="-2"/>
+          <w:lang w:val="en-US"/>
+        </w:rPr>
+        <w:t>ThangLapHD</w:t>
+      </w:r>
+      <w:proofErr w:type="spellEnd"/>
+      <w:r>
+        <w:rPr>
+          <w:spacing w:val="-2"/>
+          <w:lang w:val="en-US"/>
+        </w:rPr>
+        <w:t>}/{</w:t>
+      </w:r>
+      <w:proofErr w:type="spellStart"/>
+      <w:r>
+        <w:rPr>
+          <w:spacing w:val="-2"/>
+          <w:lang w:val="en-US"/>
+        </w:rPr>
+        <w:t>NamLapHD</w:t>
+      </w:r>
+      <w:proofErr w:type="spellEnd"/>
+      <w:r>
+        <w:rPr>
+          <w:spacing w:val="-2"/>
+          <w:lang w:val="en-US"/>
+        </w:rPr>
+        <w:t>}</w:t>
+      </w:r>
+    </w:p>
+    <w:p>
+      <w:pPr>
+        <w:pStyle w:val="ListParagraph"/>
+        <w:numPr>
+          <w:ilvl w:val="0"/>
+          <w:numId w:val="1"/>
+        </w:numPr>
+        <w:tabs>
+          <w:tab w:val="left" w:pos="785"/>
+          <w:tab w:val="left" w:pos="787"/>
+        </w:tabs>
+        <w:spacing w:before="244" w:line="230" w:lineRule="auto"/>
+        <w:ind w:right="719"/>
+        <w:rPr>
+          <w:rFonts w:ascii="Bell MT" w:hAnsi="Bell MT"/>
+          <w:sz w:val="24"/>
+        </w:rPr>
+      </w:pPr>
+      <w:r>
+        <w:rPr>
+          <w:i/>
+          <w:sz w:val="24"/>
+        </w:rPr>
+        <w:t>Căn c</w:t>
+      </w:r>
+      <w:r>
+        <w:rPr>
+          <w:i/>
+          <w:sz w:val="24"/>
+          <w:lang w:val="en-US"/>
+        </w:rPr>
+        <w:t>ứ</w:t>
+      </w:r>
+      <w:r>
+        <w:rPr>
+          <w:i/>
+          <w:sz w:val="24"/>
+        </w:rPr>
+        <w:t xml:space="preserve"> Bộ L</w:t>
+      </w:r>
+      <w:proofErr w:type="spellStart"/>
+      <w:r>
+        <w:rPr>
+          <w:i/>
+          <w:sz w:val="24"/>
+          <w:lang w:val="en-US"/>
+        </w:rPr>
+        <w:t>uậ</w:t>
+      </w:r>
+      <w:proofErr w:type="spellEnd"/>
+      <w:r>
+        <w:rPr>
+          <w:i/>
+          <w:sz w:val="24"/>
+        </w:rPr>
+        <w:t>t Dân Sự số 91/2015/QH13 được Quốc hội nước CHXHCN Việt Nam khóa</w:t>
+      </w:r>
+      <w:r>
+        <w:rPr>
+          <w:i/>
+          <w:spacing w:val="40"/>
+          <w:sz w:val="24"/>
+        </w:rPr>
+        <w:t xml:space="preserve"> </w:t>
+      </w:r>
+      <w:r>
+        <w:rPr>
+          <w:i/>
+          <w:sz w:val="24"/>
+        </w:rPr>
+        <w:t>XIII, thông qua ngày 24 tháng 11 năm 2015;</w:t>
+      </w:r>
+    </w:p>
+    <w:p>
+      <w:pPr>
+        <w:pStyle w:val="ListParagraph"/>
+        <w:numPr>
+          <w:ilvl w:val="0"/>
+          <w:numId w:val="1"/>
+        </w:numPr>
+        <w:tabs>
+          <w:tab w:val="left" w:pos="785"/>
+          <w:tab w:val="left" w:pos="787"/>
+        </w:tabs>
+        <w:spacing w:before="44" w:line="230" w:lineRule="auto"/>
+        <w:ind w:right="715"/>
+        <w:rPr>
+          <w:rFonts w:ascii="Bell MT" w:hAnsi="Bell MT"/>
+          <w:sz w:val="24"/>
+        </w:rPr>
+      </w:pPr>
+      <w:r>
+        <w:rPr>
+          <w:i/>
+          <w:sz w:val="24"/>
+        </w:rPr>
+        <w:t>Căn c</w:t>
+      </w:r>
+      <w:r>
+        <w:rPr>
+          <w:i/>
+          <w:sz w:val="24"/>
+          <w:lang w:val="en-US"/>
+        </w:rPr>
+        <w:t>ứ</w:t>
+      </w:r>
+      <w:r>
+        <w:rPr>
+          <w:i/>
+          <w:sz w:val="24"/>
+        </w:rPr>
+        <w:t xml:space="preserve"> vào L</w:t>
+      </w:r>
+      <w:proofErr w:type="spellStart"/>
+      <w:r>
+        <w:rPr>
+          <w:i/>
+          <w:sz w:val="24"/>
+          <w:lang w:val="en-US"/>
+        </w:rPr>
+        <w:t>uậ</w:t>
+      </w:r>
+      <w:proofErr w:type="spellEnd"/>
+      <w:r>
+        <w:rPr>
+          <w:i/>
+          <w:sz w:val="24"/>
+        </w:rPr>
+        <w:t>t Thương mại số 36/2005/QH11 được Quốc hội nước CHXHCN Việt Nam</w:t>
+      </w:r>
+      <w:r>
+        <w:rPr>
+          <w:i/>
+          <w:spacing w:val="40"/>
+          <w:sz w:val="24"/>
+        </w:rPr>
+        <w:t xml:space="preserve"> </w:t>
+      </w:r>
+      <w:r>
+        <w:rPr>
+          <w:i/>
+          <w:sz w:val="24"/>
+        </w:rPr>
+        <w:t>khóa XI, thông qua ngày 14 tháng 06 năm 2005;</w:t>
+      </w:r>
+    </w:p>
+    <w:p>
+      <w:pPr>
+        <w:pStyle w:val="ListParagraph"/>
+        <w:numPr>
+          <w:ilvl w:val="0"/>
+          <w:numId w:val="1"/>
+        </w:numPr>
+        <w:tabs>
+          <w:tab w:val="left" w:pos="786"/>
+        </w:tabs>
+        <w:spacing w:before="47"/>
+        <w:ind w:left="786" w:hanging="138"/>
+        <w:rPr>
+          <w:rFonts w:ascii="Bell MT" w:hAnsi="Bell MT"/>
+          <w:sz w:val="25"/>
+        </w:rPr>
+      </w:pPr>
+      <w:r>
+        <w:rPr>
+          <w:i/>
+          <w:sz w:val="24"/>
+        </w:rPr>
+        <w:t>Căn</w:t>
+      </w:r>
+      <w:r>
+        <w:rPr>
+          <w:i/>
+          <w:spacing w:val="1"/>
+          <w:sz w:val="24"/>
+        </w:rPr>
+        <w:t xml:space="preserve"> </w:t>
+      </w:r>
+      <w:r>
+        <w:rPr>
+          <w:i/>
+          <w:sz w:val="24"/>
+        </w:rPr>
+        <w:t>c</w:t>
+      </w:r>
+      <w:r>
+        <w:rPr>
+          <w:i/>
+          <w:sz w:val="24"/>
+          <w:lang w:val="en-US"/>
+        </w:rPr>
+        <w:t>ứ</w:t>
+      </w:r>
+      <w:r>
+        <w:rPr>
+          <w:i/>
+          <w:spacing w:val="3"/>
+          <w:sz w:val="24"/>
+        </w:rPr>
+        <w:t xml:space="preserve"> </w:t>
+      </w:r>
+      <w:r>
+        <w:rPr>
+          <w:i/>
+          <w:sz w:val="24"/>
+        </w:rPr>
+        <w:t>vào</w:t>
+      </w:r>
+      <w:r>
+        <w:rPr>
+          <w:i/>
+          <w:spacing w:val="1"/>
+          <w:sz w:val="24"/>
+        </w:rPr>
+        <w:t xml:space="preserve"> </w:t>
+      </w:r>
+      <w:r>
+        <w:rPr>
+          <w:i/>
+          <w:sz w:val="24"/>
+        </w:rPr>
+        <w:t>nhu</w:t>
+      </w:r>
+      <w:r>
+        <w:rPr>
+          <w:i/>
+          <w:spacing w:val="2"/>
+          <w:sz w:val="24"/>
+        </w:rPr>
+        <w:t xml:space="preserve"> </w:t>
+      </w:r>
+      <w:r>
+        <w:rPr>
+          <w:i/>
+          <w:sz w:val="24"/>
+        </w:rPr>
+        <w:t>cầu</w:t>
+      </w:r>
+      <w:r>
+        <w:rPr>
+          <w:i/>
+          <w:spacing w:val="1"/>
+          <w:sz w:val="24"/>
+        </w:rPr>
+        <w:t xml:space="preserve"> </w:t>
+      </w:r>
+      <w:r>
+        <w:rPr>
+          <w:i/>
+          <w:sz w:val="24"/>
+        </w:rPr>
+        <w:t>và</w:t>
+      </w:r>
+      <w:r>
+        <w:rPr>
+          <w:i/>
+          <w:spacing w:val="2"/>
+          <w:sz w:val="24"/>
+        </w:rPr>
+        <w:t xml:space="preserve"> </w:t>
+      </w:r>
+      <w:r>
+        <w:rPr>
+          <w:i/>
+          <w:sz w:val="24"/>
+        </w:rPr>
+        <w:t>khả</w:t>
+      </w:r>
+      <w:r>
+        <w:rPr>
+          <w:i/>
+          <w:spacing w:val="1"/>
+          <w:sz w:val="24"/>
+        </w:rPr>
+        <w:t xml:space="preserve"> </w:t>
+      </w:r>
+      <w:r>
+        <w:rPr>
+          <w:i/>
+          <w:sz w:val="24"/>
+        </w:rPr>
+        <w:t>năng</w:t>
+      </w:r>
+      <w:r>
+        <w:rPr>
+          <w:i/>
+          <w:spacing w:val="2"/>
+          <w:sz w:val="24"/>
+        </w:rPr>
+        <w:t xml:space="preserve"> </w:t>
+      </w:r>
+      <w:r>
+        <w:rPr>
+          <w:i/>
+          <w:sz w:val="24"/>
+        </w:rPr>
+        <w:t>đáp</w:t>
+      </w:r>
+      <w:r>
+        <w:rPr>
+          <w:i/>
+          <w:spacing w:val="1"/>
+          <w:sz w:val="24"/>
+        </w:rPr>
+        <w:t xml:space="preserve"> </w:t>
+      </w:r>
+      <w:r>
+        <w:rPr>
+          <w:i/>
+          <w:sz w:val="24"/>
+          <w:lang w:val="en-US"/>
+        </w:rPr>
+        <w:t>ứ</w:t>
+      </w:r>
+      <w:r>
+        <w:rPr>
+          <w:i/>
+          <w:sz w:val="24"/>
+        </w:rPr>
+        <w:t>ng</w:t>
+      </w:r>
+      <w:r>
+        <w:rPr>
+          <w:i/>
+          <w:spacing w:val="2"/>
+          <w:sz w:val="24"/>
+        </w:rPr>
+        <w:t xml:space="preserve"> </w:t>
+      </w:r>
+      <w:r>
+        <w:rPr>
+          <w:i/>
+          <w:sz w:val="24"/>
+        </w:rPr>
+        <w:t>của</w:t>
+      </w:r>
+      <w:r>
+        <w:rPr>
+          <w:i/>
+          <w:spacing w:val="2"/>
+          <w:sz w:val="24"/>
+        </w:rPr>
+        <w:t xml:space="preserve"> </w:t>
+      </w:r>
+      <w:r>
+        <w:rPr>
+          <w:i/>
+          <w:sz w:val="24"/>
+        </w:rPr>
+        <w:t>hai</w:t>
+      </w:r>
+      <w:r>
+        <w:rPr>
+          <w:i/>
+          <w:spacing w:val="1"/>
+          <w:sz w:val="24"/>
+        </w:rPr>
+        <w:t xml:space="preserve"> </w:t>
+      </w:r>
+      <w:r>
+        <w:rPr>
+          <w:i/>
+          <w:spacing w:val="-4"/>
+          <w:sz w:val="24"/>
+        </w:rPr>
+        <w:t>bên.</w:t>
+      </w:r>
+    </w:p>
+    <w:p>
+      <w:pPr>
+        <w:spacing w:before="259"/>
+        <w:ind w:left="360"/>
+        <w:rPr>
+          <w:spacing w:val="-4"/>
+          <w:sz w:val="24"/>
+          <w:lang w:val="en-US"/>
+        </w:rPr>
+      </w:pPr>
+      <w:r>
+        <w:rPr>
+          <w:i/>
+          <w:sz w:val="24"/>
+        </w:rPr>
+        <w:t>Hôm</w:t>
+      </w:r>
+      <w:r>
+        <w:rPr>
+          <w:i/>
+          <w:spacing w:val="-2"/>
+          <w:sz w:val="24"/>
+        </w:rPr>
+        <w:t xml:space="preserve"> </w:t>
+      </w:r>
+      <w:r>
+        <w:rPr>
+          <w:i/>
+          <w:sz w:val="24"/>
+        </w:rPr>
+        <w:t>nay, ngày</w:t>
+      </w:r>
+      <w:r>
+        <w:rPr>
+          <w:i/>
+          <w:spacing w:val="-2"/>
+          <w:sz w:val="24"/>
+        </w:rPr>
+        <w:t xml:space="preserve"> </w:t>
+      </w:r>
+      <w:r>
+        <w:rPr>
+          <w:bCs/>
+          <w:i/>
+          <w:sz w:val="24"/>
+          <w:lang w:val="en-US"/>
+        </w:rPr>
+        <w:t>{</w:t>
+      </w:r>
+      <w:proofErr w:type="spellStart"/>
+      <w:r>
+        <w:rPr>
+          <w:bCs/>
+          <w:i/>
+          <w:sz w:val="24"/>
+          <w:lang w:val="en-US"/>
+        </w:rPr>
+        <w:t>NgayLapPL</w:t>
+      </w:r>
+      <w:proofErr w:type="spellEnd"/>
+      <w:r>
+        <w:rPr>
+          <w:bCs/>
+          <w:i/>
+          <w:sz w:val="24"/>
+          <w:lang w:val="en-US"/>
+        </w:rPr>
+        <w:t xml:space="preserve">} </w:t>
+      </w:r>
+      <w:r>
+        <w:rPr>
+          <w:i/>
+          <w:sz w:val="24"/>
+        </w:rPr>
+        <w:t>Tháng</w:t>
+      </w:r>
+      <w:r>
+        <w:rPr>
+          <w:i/>
+          <w:sz w:val="24"/>
+          <w:lang w:val="en-US"/>
+        </w:rPr>
+        <w:t xml:space="preserve"> </w:t>
+      </w:r>
+      <w:r>
+        <w:rPr>
+          <w:i/>
+          <w:spacing w:val="2"/>
+          <w:sz w:val="24"/>
+          <w:lang w:val="en-US"/>
+        </w:rPr>
+        <w:t>{</w:t>
+      </w:r>
+      <w:proofErr w:type="spellStart"/>
+      <w:r>
+        <w:rPr>
+          <w:i/>
+          <w:spacing w:val="2"/>
+          <w:sz w:val="24"/>
+          <w:lang w:val="en-US"/>
+        </w:rPr>
+        <w:t>ThangLapPL</w:t>
+      </w:r>
+      <w:proofErr w:type="spellEnd"/>
+      <w:r>
+        <w:rPr>
+          <w:i/>
+          <w:spacing w:val="2"/>
+          <w:sz w:val="24"/>
+          <w:lang w:val="en-US"/>
+        </w:rPr>
+        <w:t xml:space="preserve">} </w:t>
+      </w:r>
+      <w:r>
+        <w:rPr>
+          <w:i/>
+          <w:sz w:val="24"/>
+        </w:rPr>
+        <w:t>năm</w:t>
+      </w:r>
+      <w:r>
+        <w:rPr>
+          <w:i/>
+          <w:spacing w:val="-2"/>
+          <w:sz w:val="24"/>
+        </w:rPr>
+        <w:t xml:space="preserve"> </w:t>
+      </w:r>
+      <w:r>
+        <w:rPr>
+          <w:i/>
+          <w:spacing w:val="-2"/>
+          <w:sz w:val="24"/>
+          <w:lang w:val="en-US"/>
+        </w:rPr>
+        <w:t>{</w:t>
+      </w:r>
+      <w:proofErr w:type="spellStart"/>
+      <w:r>
+        <w:rPr>
+          <w:i/>
+          <w:spacing w:val="-2"/>
+          <w:sz w:val="24"/>
+          <w:lang w:val="en-US"/>
+        </w:rPr>
+        <w:t>NamLapPL</w:t>
+      </w:r>
+      <w:proofErr w:type="spellEnd"/>
+      <w:r>
+        <w:rPr>
+          <w:i/>
+          <w:spacing w:val="-2"/>
+          <w:sz w:val="24"/>
+          <w:lang w:val="en-US"/>
+        </w:rPr>
+        <w:t>},</w:t>
+      </w:r>
+      <w:r>
+        <w:rPr>
+          <w:b/>
+          <w:i/>
+          <w:sz w:val="24"/>
+        </w:rPr>
+        <w:t xml:space="preserve"> </w:t>
+      </w:r>
+      <w:r>
+        <w:rPr>
+          <w:sz w:val="24"/>
+        </w:rPr>
+        <w:t>chúng</w:t>
+      </w:r>
+      <w:r>
+        <w:rPr>
+          <w:spacing w:val="-3"/>
+          <w:sz w:val="24"/>
+        </w:rPr>
+        <w:t xml:space="preserve"> </w:t>
+      </w:r>
+      <w:r>
+        <w:rPr>
+          <w:sz w:val="24"/>
+        </w:rPr>
+        <w:t>tôi</w:t>
+      </w:r>
+      <w:r>
+        <w:rPr>
+          <w:spacing w:val="-1"/>
+          <w:sz w:val="24"/>
+        </w:rPr>
+        <w:t xml:space="preserve"> </w:t>
+      </w:r>
+      <w:r>
+        <w:rPr>
+          <w:sz w:val="24"/>
+        </w:rPr>
+        <w:t xml:space="preserve">gồm có dưới </w:t>
+      </w:r>
+      <w:r>
+        <w:rPr>
+          <w:spacing w:val="-4"/>
+          <w:sz w:val="24"/>
+        </w:rPr>
+        <w:t>đây:</w:t>
+      </w:r>
+    </w:p>
+    <w:p>
+      <w:pPr>
+        <w:spacing w:before="120" w:after="120" w:line="276" w:lineRule="auto"/>
+        <w:ind w:firstLineChars="150" w:firstLine="361"/>
+        <w:jc w:val="both"/>
+        <w:rPr>
+          <w:b/>
+          <w:sz w:val="24"/>
+          <w:szCs w:val="24"/>
+          <w:lang w:val="en-US"/>
+        </w:rPr>
+      </w:pPr>
+      <w:r>
+        <w:rPr>
+          <w:b/>
+          <w:sz w:val="24"/>
+          <w:szCs w:val="24"/>
+        </w:rPr>
+        <w:t xml:space="preserve">BÊN A: </w:t>
+      </w:r>
+      <w:r>
+        <w:rPr>
+          <w:b/>
+          <w:sz w:val="24"/>
+          <w:szCs w:val="24"/>
+        </w:rPr>
+        <w:tab/>
+      </w:r>
+      <w:r>
+        <w:rPr>
+          <w:b/>
+          <w:sz w:val="24"/>
+          <w:szCs w:val="24"/>
+        </w:rPr>
+        <w:tab/>
+      </w:r>
+      <w:r>
+        <w:rPr>
+          <w:b/>
+          <w:sz w:val="24"/>
+          <w:szCs w:val="24"/>
+          <w:lang w:val="en-US"/>
+        </w:rPr>
+        <w:t>{</w:t>
+      </w:r>
+      <w:proofErr w:type="spellStart"/>
+      <w:r>
+        <w:rPr>
+          <w:b/>
+          <w:sz w:val="24"/>
+          <w:szCs w:val="24"/>
+          <w:lang w:val="en-US"/>
+        </w:rPr>
+        <w:t>BenATenCongTy</w:t>
+      </w:r>
+      <w:proofErr w:type="spellEnd"/>
+      <w:r>
+        <w:rPr>
+          <w:b/>
+          <w:sz w:val="24"/>
+          <w:szCs w:val="24"/>
+          <w:lang w:val="en-US"/>
+        </w:rPr>
+        <w:t>}</w:t>
+      </w:r>
+    </w:p>
+    <w:p>
+      <w:pPr>
+        <w:spacing w:before="120" w:after="120" w:line="276" w:lineRule="auto"/>
+        <w:ind w:left="360"/>
+        <w:jc w:val="both"/>
+        <w:rPr>
+          <w:sz w:val="24"/>
+          <w:szCs w:val="24"/>
+        </w:rPr>
+      </w:pPr>
+      <w:r>
+        <w:rPr>
+          <w:sz w:val="24"/>
+          <w:szCs w:val="24"/>
+        </w:rPr>
+        <w:t>Địa chỉ: </w:t>
+        <w:t>{BenADiaChi}</w:t>
+      </w:r>
+    </w:p>
+    <w:p>
+      <w:pPr>
+        <w:spacing w:before="120" w:after="120" w:line="276" w:lineRule="auto"/>
+        <w:ind w:left="360"/>
+        <w:jc w:val="both"/>
+        <w:rPr>
+          <w:sz w:val="24"/>
+          <w:szCs w:val="24"/>
+        </w:rPr>
+      </w:pPr>
+      <w:r>
+        <w:rPr>
+          <w:sz w:val="24"/>
+          <w:szCs w:val="24"/>
+        </w:rPr>
+        <w:t>Điện thoại: </w:t>
+        <w:t>{BenASDT}</w:t>
+      </w:r>
+    </w:p>
+    <w:p>
+      <w:pPr>
+        <w:spacing w:before="120" w:after="120" w:line="276" w:lineRule="auto"/>
+        <w:ind w:left="360"/>
+        <w:jc w:val="both"/>
+        <w:rPr>
+          <w:b/>
+          <w:sz w:val="24"/>
+          <w:szCs w:val="24"/>
+          <w:lang w:val="en-US"/>
+        </w:rPr>
+      </w:pPr>
+      <w:r>
+        <w:rPr>
+          <w:b/>
+          <w:sz w:val="24"/>
+          <w:szCs w:val="24"/>
+        </w:rPr>
+        <w:t>Đại Diện:</w:t>
+      </w:r>
+      <w:r>
+        <w:rPr>
+          <w:b/>
+          <w:sz w:val="24"/>
+          <w:szCs w:val="24"/>
+        </w:rPr>
+        <w:tab/>
+      </w:r>
+      <w:r>
+        <w:rPr>
+          <w:b/>
+          <w:sz w:val="24"/>
+          <w:szCs w:val="24"/>
+        </w:rPr>
+        <w:tab/>
+        <w:t>{BenADaiDien}</w:t>
+      </w:r>
+      <w:r>
+        <w:rPr>
+          <w:b/>
+          <w:sz w:val="24"/>
+          <w:szCs w:val="24"/>
+        </w:rPr>
+        <w:tab/>
+      </w:r>
+      <w:r>
+        <w:rPr>
+          <w:b/>
+          <w:sz w:val="24"/>
+          <w:szCs w:val="24"/>
+          <w:lang w:val="en-US"/>
+        </w:rPr>
+        <w:tab/>
+      </w:r>
+      <w:proofErr w:type="spellStart"/>
+      <w:r>
+        <w:rPr>
+          <w:b/>
+          <w:sz w:val="24"/>
+          <w:szCs w:val="24"/>
+          <w:lang w:val="en-US"/>
+        </w:rPr>
+        <w:t>Chức</w:t>
+      </w:r>
+      <w:proofErr w:type="spellEnd"/>
+      <w:r>
+        <w:rPr>
+          <w:b/>
+          <w:sz w:val="24"/>
+          <w:szCs w:val="24"/>
+          <w:lang w:val="en-US"/>
+        </w:rPr>
+        <w:t xml:space="preserve"> </w:t>
+      </w:r>
+      <w:proofErr w:type="spellStart"/>
+      <w:r>
+        <w:rPr>
+          <w:b/>
+          <w:sz w:val="24"/>
+          <w:szCs w:val="24"/>
+          <w:lang w:val="en-US"/>
+        </w:rPr>
+        <w:t>vụ</w:t>
+      </w:r>
+      <w:proofErr w:type="spellEnd"/>
+      <w:r>
+        <w:rPr>
+          <w:b/>
+          <w:sz w:val="24"/>
+          <w:szCs w:val="24"/>
+          <w:lang w:val="en-US"/>
+        </w:rPr>
+        <w:t>: {</w:t>
+      </w:r>
+      <w:proofErr w:type="spellStart"/>
+      <w:r>
+        <w:rPr>
+          <w:b/>
+          <w:sz w:val="24"/>
+          <w:szCs w:val="24"/>
+          <w:lang w:val="en-US"/>
+        </w:rPr>
+        <w:t>BenAChucVu</w:t>
+      </w:r>
+      <w:proofErr w:type="spellEnd"/>
+      <w:r>
+        <w:rPr>
+          <w:b/>
+          <w:sz w:val="24"/>
+          <w:szCs w:val="24"/>
+          <w:lang w:val="en-US"/>
+        </w:rPr>
+        <w:t>}</w:t>
+      </w:r>
+    </w:p>
+    <w:p>
+      <w:pPr>
+        <w:spacing w:before="120" w:after="120" w:line="276" w:lineRule="auto"/>
+        <w:ind w:left="360"/>
+        <w:jc w:val="both"/>
+        <w:rPr>
+          <w:b/>
+          <w:sz w:val="24"/>
+          <w:szCs w:val="24"/>
+        </w:rPr>
+      </w:pPr>
+      <w:r>
+        <w:rPr>
+          <w:sz w:val="24"/>
+          <w:szCs w:val="24"/>
+        </w:rPr>
+        <w:t xml:space="preserve">Nhân viên Phụ Trách: </w:t>
+      </w:r>
+      <w:r>
+        <w:rPr>
+          <w:sz w:val="24"/>
+          <w:szCs w:val="24"/>
+          <w:lang w:val="en-US"/>
+        </w:rPr>
+        <w:t>{</w:t>
+      </w:r>
+      <w:proofErr w:type="spellStart"/>
+      <w:r>
+        <w:rPr>
+          <w:sz w:val="24"/>
+          <w:szCs w:val="24"/>
+          <w:lang w:val="en-US"/>
+        </w:rPr>
+        <w:t>BenANhanVienPhuTrach</w:t>
+      </w:r>
+      <w:proofErr w:type="spellEnd"/>
+      <w:r>
+        <w:rPr>
+          <w:sz w:val="24"/>
+          <w:szCs w:val="24"/>
+          <w:lang w:val="en-US"/>
+        </w:rPr>
+        <w:t>}</w:t>
+      </w:r>
+      <w:r>
+        <w:rPr>
+          <w:b/>
+          <w:sz w:val="24"/>
+          <w:szCs w:val="24"/>
+        </w:rPr>
+        <w:t xml:space="preserve"> </w:t>
+      </w:r>
+    </w:p>
+    <w:p>
+      <w:pPr>
+        <w:spacing w:before="120" w:after="120" w:line="276" w:lineRule="auto"/>
+        <w:ind w:left="360"/>
+        <w:jc w:val="both"/>
+        <w:rPr>
+          <w:b/>
+          <w:bCs/>
+          <w:sz w:val="24"/>
+          <w:szCs w:val="24"/>
+          <w:lang w:val="en-US"/>
+        </w:rPr>
+      </w:pPr>
+      <w:r>
+        <w:rPr>
+          <w:sz w:val="24"/>
+          <w:szCs w:val="24"/>
+        </w:rPr>
+        <w:t xml:space="preserve">Số ĐT: </w:t>
+      </w:r>
+      <w:r>
+        <w:rPr>
+          <w:bCs/>
+          <w:sz w:val="24"/>
+          <w:szCs w:val="24"/>
+          <w:lang w:val="en-US"/>
+        </w:rPr>
+        <w:t>{</w:t>
+      </w:r>
+      <w:proofErr w:type="spellStart"/>
+      <w:r>
+        <w:rPr>
+          <w:bCs/>
+          <w:sz w:val="24"/>
+          <w:szCs w:val="24"/>
+          <w:lang w:val="en-US"/>
+        </w:rPr>
+        <w:t>BenASDTNhanVien</w:t>
+      </w:r>
+      <w:proofErr w:type="spellEnd"/>
+      <w:r>
+        <w:rPr>
+          <w:bCs/>
+          <w:sz w:val="24"/>
+          <w:szCs w:val="24"/>
+          <w:lang w:val="en-US"/>
+        </w:rPr>
+        <w:t>}</w:t>
+      </w:r>
+    </w:p>
+    <w:p>
+      <w:pPr>
+        <w:spacing w:before="120" w:after="120" w:line="276" w:lineRule="auto"/>
+        <w:jc w:val="both"/>
+        <w:rPr>
+          <w:b/>
+          <w:sz w:val="24"/>
+          <w:szCs w:val="24"/>
+          <w:lang w:val="en-US"/>
+        </w:rPr>
+      </w:pPr>
+    </w:p>
+    <w:p>
+      <w:pPr>
+        <w:spacing w:before="120" w:after="120" w:line="276" w:lineRule="auto"/>
+        <w:ind w:firstLine="360"/>
+        <w:jc w:val="both"/>
+        <w:rPr>
+          <w:bCs/>
+          <w:sz w:val="24"/>
+          <w:szCs w:val="24"/>
+          <w:lang w:val="en-US"/>
+        </w:rPr>
+      </w:pPr>
+      <w:proofErr w:type="spellStart"/>
+      <w:r>
+        <w:rPr>
+          <w:bCs/>
+          <w:sz w:val="24"/>
+          <w:szCs w:val="24"/>
+          <w:lang w:val="en-US"/>
+        </w:rPr>
+        <w:t>Và</w:t>
+      </w:r>
+      <w:proofErr w:type="spellEnd"/>
+    </w:p>
+    <w:p>
+      <w:pPr>
+        <w:spacing w:before="120" w:after="120" w:line="276" w:lineRule="auto"/>
+        <w:ind w:firstLine="360"/>
+        <w:jc w:val="both"/>
+        <w:rPr>
+          <w:b/>
+          <w:sz w:val="24"/>
+          <w:szCs w:val="24"/>
+        </w:rPr>
+      </w:pPr>
+    </w:p>
+    <w:p>
+      <w:pPr>
+        <w:spacing w:before="120" w:after="120" w:line="276" w:lineRule="auto"/>
+        <w:ind w:firstLine="360"/>
+        <w:jc w:val="both"/>
+        <w:rPr>
+          <w:b/>
+          <w:sz w:val="24"/>
+          <w:szCs w:val="24"/>
+        </w:rPr>
+      </w:pPr>
+      <w:r>
+        <w:rPr>
+          <w:b/>
+          <w:sz w:val="24"/>
+          <w:szCs w:val="24"/>
+        </w:rPr>
+        <w:t xml:space="preserve">BÊN B:   </w:t>
+      </w:r>
+      <w:r>
+        <w:rPr>
+          <w:b/>
+          <w:sz w:val="24"/>
+          <w:szCs w:val="24"/>
+        </w:rPr>
+        <w:tab/>
+      </w:r>
+      <w:r>
+        <w:rPr>
+          <w:b/>
+          <w:sz w:val="24"/>
+          <w:szCs w:val="24"/>
+        </w:rPr>
+        <w:tab/>
+        <w:t xml:space="preserve">KHÁCH HÀNG </w:t>
+      </w:r>
+    </w:p>
+    <w:p>
+      <w:pPr>
+        <w:spacing w:before="120" w:after="120" w:line="276" w:lineRule="auto"/>
+        <w:ind w:firstLine="360"/>
+        <w:jc w:val="both"/>
+        <w:rPr>
+          <w:b/>
+          <w:bCs/>
+          <w:sz w:val="24"/>
+          <w:szCs w:val="24"/>
+          <w:lang w:val="en-US"/>
+        </w:rPr>
+      </w:pPr>
+      <w:r>
+        <w:rPr>
+          <w:sz w:val="24"/>
+          <w:szCs w:val="24"/>
+        </w:rPr>
+        <w:t>Tên Đại diện: </w:t>
+      </w:r>
+      <w:r>
+        <w:t>{</w:t>
+      </w:r>
+      <w:proofErr w:type="spellStart"/>
+      <w:r>
+        <w:rPr>
+          <w:sz w:val="24"/>
+          <w:szCs w:val="24"/>
+          <w:lang w:val="en-US"/>
+        </w:rPr>
+        <w:t>BenBTenDaiDien</w:t>
+      </w:r>
+      <w:proofErr w:type="spellEnd"/>
+      <w:r>
+        <w:rPr>
+          <w:sz w:val="24"/>
+          <w:szCs w:val="24"/>
+          <w:lang w:val="en-US"/>
+        </w:rPr>
+        <w:t>}</w:t>
+      </w:r>
+    </w:p>
+    <w:p>
+      <w:pPr>
+        <w:spacing w:before="120" w:after="120" w:line="276" w:lineRule="auto"/>
+        <w:ind w:firstLine="360"/>
+        <w:jc w:val="both"/>
+        <w:rPr>
+          <w:b/>
+          <w:sz w:val="24"/>
+          <w:szCs w:val="24"/>
+          <w:lang w:val="en-US"/>
+        </w:rPr>
+      </w:pPr>
+      <w:r>
+        <w:rPr>
+          <w:sz w:val="24"/>
+          <w:szCs w:val="24"/>
+        </w:rPr>
+        <w:t>Tên Chủ Tiệc</w:t>
+      </w:r>
+      <w:r>
+        <w:rPr>
+          <w:sz w:val="24"/>
+          <w:szCs w:val="24"/>
+        </w:rPr>
+        <w:tab/>
+      </w:r>
+      <w:r>
+        <w:rPr>
+          <w:bCs/>
+          <w:sz w:val="24"/>
+          <w:szCs w:val="24"/>
+          <w:lang w:val="en-US"/>
+        </w:rPr>
+        <w:t>{</w:t>
+      </w:r>
+      <w:proofErr w:type="spellStart"/>
+      <w:r>
+        <w:rPr>
+          <w:bCs/>
+          <w:sz w:val="24"/>
+          <w:szCs w:val="24"/>
+          <w:lang w:val="en-US"/>
+        </w:rPr>
+        <w:t>BenBTenChuTiec</w:t>
+      </w:r>
+      <w:proofErr w:type="spellEnd"/>
+      <w:r>
+        <w:rPr>
+          <w:bCs/>
+          <w:sz w:val="24"/>
+          <w:szCs w:val="24"/>
+          <w:lang w:val="en-US"/>
+        </w:rPr>
+        <w:t>}</w:t>
+      </w:r>
+    </w:p>
+    <w:p>
+      <w:pPr>
+        <w:spacing w:before="120" w:after="120" w:line="276" w:lineRule="auto"/>
+        <w:ind w:firstLine="360"/>
+        <w:jc w:val="both"/>
+        <w:rPr>
+          <w:b/>
+          <w:sz w:val="24"/>
+          <w:szCs w:val="24"/>
+          <w:lang w:val="en-US"/>
+        </w:rPr>
+      </w:pPr>
+      <w:r>
+        <w:rPr>
+          <w:bCs/>
+          <w:sz w:val="24"/>
+          <w:szCs w:val="24"/>
+        </w:rPr>
+        <w:t>CCCD</w:t>
+      </w:r>
+      <w:r>
+        <w:rPr>
+          <w:bCs/>
+          <w:sz w:val="24"/>
+          <w:szCs w:val="24"/>
+        </w:rPr>
+        <w:tab/>
+      </w:r>
+      <w:r>
+        <w:rPr>
+          <w:bCs/>
+          <w:sz w:val="24"/>
+          <w:szCs w:val="24"/>
+        </w:rPr>
+        <w:tab/>
+      </w:r>
+      <w:r>
+        <w:rPr>
+          <w:bCs/>
+          <w:sz w:val="24"/>
+          <w:szCs w:val="24"/>
+          <w:lang w:val="en-US"/>
+        </w:rPr>
+        <w:t>{</w:t>
+      </w:r>
+      <w:proofErr w:type="spellStart"/>
+      <w:r>
+        <w:rPr>
+          <w:bCs/>
+          <w:sz w:val="24"/>
+          <w:szCs w:val="24"/>
+          <w:lang w:val="en-US"/>
+        </w:rPr>
+        <w:t>BenBCCCD</w:t>
+      </w:r>
+      <w:proofErr w:type="spellEnd"/>
+      <w:r>
+        <w:rPr>
+          <w:bCs/>
+          <w:sz w:val="24"/>
+          <w:szCs w:val="24"/>
+          <w:lang w:val="en-US"/>
+        </w:rPr>
+        <w:t>}</w:t>
+      </w:r>
+    </w:p>
+    <w:p>
+      <w:pPr>
+        <w:spacing w:before="120" w:after="120" w:line="276" w:lineRule="auto"/>
+        <w:ind w:firstLine="360"/>
+        <w:jc w:val="both"/>
+        <w:rPr>
+          <w:sz w:val="24"/>
+          <w:szCs w:val="24"/>
+          <w:lang w:val="en-US"/>
+        </w:rPr>
+      </w:pPr>
+      <w:r>
+        <w:rPr>
+          <w:sz w:val="24"/>
+          <w:szCs w:val="24"/>
+        </w:rPr>
+        <w:t>Địa chỉ: </w:t>
+        <w:t>{</w:t>
+      </w:r>
+      <w:proofErr w:type="spellStart"/>
+      <w:r>
+        <w:rPr>
+          <w:sz w:val="24"/>
+          <w:szCs w:val="24"/>
+          <w:lang w:val="en-US"/>
+        </w:rPr>
+        <w:t>BenBDiaChi</w:t>
+      </w:r>
+      <w:proofErr w:type="spellEnd"/>
+      <w:r>
+        <w:rPr>
+          <w:sz w:val="24"/>
+          <w:szCs w:val="24"/>
+          <w:lang w:val="en-US"/>
+        </w:rPr>
+        <w:t>}</w:t>
+      </w:r>
+    </w:p>
+    <w:p>
+      <w:pPr>
+        <w:spacing w:before="120" w:after="120" w:line="276" w:lineRule="auto"/>
+        <w:ind w:firstLine="360"/>
+        <w:jc w:val="both"/>
+        <w:rPr>
+          <w:sz w:val="24"/>
+          <w:szCs w:val="24"/>
+          <w:lang w:val="en-US"/>
+        </w:rPr>
+      </w:pPr>
+      <w:r>
+        <w:rPr>
+          <w:sz w:val="24"/>
+          <w:szCs w:val="24"/>
+        </w:rPr>
+        <w:t>Điện thoại: </w:t>
+        <w:t>{</w:t>
+      </w:r>
+      <w:proofErr w:type="spellStart"/>
+      <w:r>
+        <w:rPr>
+          <w:sz w:val="24"/>
+          <w:szCs w:val="24"/>
+          <w:lang w:val="en-US"/>
+        </w:rPr>
+        <w:t>BenBDienThoai</w:t>
+      </w:r>
+      <w:proofErr w:type="spellEnd"/>
+      <w:r>
+        <w:rPr>
+          <w:sz w:val="24"/>
+          <w:szCs w:val="24"/>
+          <w:lang w:val="en-US"/>
+        </w:rPr>
+        <w:t>}</w:t>
+      </w:r>
+    </w:p>
+    <w:p>
+      <w:pPr>
+        <w:pStyle w:val="BodyText"/>
+        <w:spacing w:before="150"/>
+        <w:ind w:right="348" w:firstLine="360"/>
+        <w:rPr>
+          <w:b/>
+          <w:spacing w:val="-2"/>
+          <w:lang w:val="en-US"/>
+        </w:rPr>
+      </w:pPr>
+      <w:r>
+        <w:t>Sau</w:t>
+      </w:r>
+      <w:r>
+        <w:rPr>
+          <w:spacing w:val="-3"/>
+        </w:rPr>
+        <w:t xml:space="preserve"> </w:t>
+      </w:r>
+      <w:r>
+        <w:t>khi bàn bạc, 02</w:t>
+      </w:r>
+      <w:r>
+        <w:rPr>
+          <w:spacing w:val="-1"/>
+        </w:rPr>
+        <w:t xml:space="preserve"> </w:t>
+      </w:r>
+      <w:r>
+        <w:t>bên</w:t>
+      </w:r>
+      <w:r>
+        <w:rPr>
+          <w:spacing w:val="2"/>
+        </w:rPr>
+        <w:t xml:space="preserve"> </w:t>
+      </w:r>
+      <w:r>
+        <w:t>đồng</w:t>
+      </w:r>
+      <w:r>
+        <w:rPr>
+          <w:spacing w:val="2"/>
+        </w:rPr>
+        <w:t xml:space="preserve"> </w:t>
+      </w:r>
+      <w:r>
+        <w:t>ý</w:t>
+      </w:r>
+      <w:r>
+        <w:rPr>
+          <w:spacing w:val="-5"/>
+        </w:rPr>
+        <w:t xml:space="preserve"> </w:t>
+      </w:r>
+      <w:r>
+        <w:t>ký</w:t>
+      </w:r>
+      <w:r>
+        <w:rPr>
+          <w:spacing w:val="-5"/>
+        </w:rPr>
+        <w:t xml:space="preserve"> </w:t>
+      </w:r>
+      <w:r>
+        <w:t>kết</w:t>
+      </w:r>
+      <w:r>
+        <w:rPr>
+          <w:spacing w:val="-1"/>
+        </w:rPr>
+        <w:t xml:space="preserve"> </w:t>
+      </w:r>
+      <w:r>
+        <w:t>phụ lục</w:t>
+      </w:r>
+      <w:r>
+        <w:rPr>
+          <w:spacing w:val="-1"/>
+        </w:rPr>
+        <w:t xml:space="preserve"> </w:t>
+      </w:r>
+      <w:r>
+        <w:t xml:space="preserve">hợp đồng: </w:t>
+      </w:r>
+      <w:r>
+        <w:rPr>
+          <w:bCs/>
+          <w:spacing w:val="-2"/>
+          <w:lang w:val="en-US"/>
+        </w:rPr>
+        <w:t>{</w:t>
+      </w:r>
+      <w:proofErr w:type="spellStart"/>
+      <w:r>
+        <w:rPr>
+          <w:bCs/>
+          <w:spacing w:val="-2"/>
+          <w:lang w:val="en-US"/>
+        </w:rPr>
+        <w:t>NoiDungPhuLuc</w:t>
+      </w:r>
+      <w:proofErr w:type="spellEnd"/>
+      <w:r>
+        <w:rPr>
+          <w:bCs/>
+          <w:spacing w:val="-2"/>
+          <w:lang w:val="en-US"/>
+        </w:rPr>
+        <w:t>}</w:t>
+      </w:r>
+    </w:p>
+    <w:p/>
+    <w:p>
+      <w:pPr>
+        <w:pStyle w:val="Heading1"/>
+        <w:ind w:left="0"/>
+        <w:rPr>
+          <w:u w:val="single"/>
+          <w:lang w:val="en-US"/>
+        </w:rPr>
+      </w:pPr>
+    </w:p>
+    <w:p>
+      <w:pPr>
+        <w:pStyle w:val="Heading1"/>
+      </w:pPr>
+      <w:r>
+        <w:rPr>
+          <w:u w:val="single"/>
+        </w:rPr>
+        <w:t>ĐIỀU</w:t>
+      </w:r>
+      <w:r>
+        <w:rPr>
+          <w:spacing w:val="-3"/>
+          <w:u w:val="single"/>
+        </w:rPr>
+        <w:t xml:space="preserve"> </w:t>
+      </w:r>
+      <w:r>
+        <w:rPr>
+          <w:u w:val="single"/>
+        </w:rPr>
+        <w:t>1</w:t>
+      </w:r>
+      <w:r>
+        <w:t>.</w:t>
+      </w:r>
+      <w:r>
+        <w:rPr>
+          <w:spacing w:val="-1"/>
+        </w:rPr>
+        <w:t xml:space="preserve"> </w:t>
+      </w:r>
+      <w:r>
+        <w:t>NỘI</w:t>
+      </w:r>
+      <w:r>
+        <w:rPr>
+          <w:spacing w:val="-2"/>
+        </w:rPr>
+        <w:t xml:space="preserve"> </w:t>
+      </w:r>
+      <w:r>
+        <w:t>DUNG</w:t>
+      </w:r>
+      <w:r>
+        <w:rPr>
+          <w:spacing w:val="-4"/>
+        </w:rPr>
+        <w:t xml:space="preserve"> </w:t>
+      </w:r>
+      <w:r>
+        <w:t>HỢP</w:t>
+      </w:r>
+      <w:r>
+        <w:rPr>
+          <w:spacing w:val="-4"/>
+        </w:rPr>
+        <w:t xml:space="preserve"> ĐỒNG</w:t>
+      </w:r>
+    </w:p>
+    <w:p>
+      <w:pPr>
+        <w:pStyle w:val="BodyText"/>
+        <w:tabs>
+          <w:tab w:val="left" w:pos="3240"/>
+        </w:tabs>
+        <w:spacing w:before="118" w:line="362" w:lineRule="auto"/>
+        <w:ind w:left="1080" w:right="2262" w:hanging="720"/>
+        <w:rPr>
+          <w:b/>
+          <w:lang w:val="en-US"/>
+        </w:rPr>
+      </w:pPr>
+      <w:r>
+        <w:t>Bên B</w:t>
+      </w:r>
+      <w:r>
+        <w:rPr>
+          <w:spacing w:val="-4"/>
+        </w:rPr>
+        <w:t xml:space="preserve"> </w:t>
+      </w:r>
+      <w:r>
+        <w:t>đề</w:t>
+      </w:r>
+      <w:r>
+        <w:rPr>
+          <w:spacing w:val="-3"/>
+        </w:rPr>
+        <w:t xml:space="preserve"> </w:t>
+      </w:r>
+      <w:r>
+        <w:t>nghị</w:t>
+      </w:r>
+      <w:r>
+        <w:rPr>
+          <w:spacing w:val="-2"/>
+        </w:rPr>
+        <w:t xml:space="preserve"> </w:t>
+      </w:r>
+      <w:r>
+        <w:t>và</w:t>
+      </w:r>
+      <w:r>
+        <w:rPr>
+          <w:spacing w:val="-1"/>
+        </w:rPr>
+        <w:t xml:space="preserve"> </w:t>
+      </w:r>
+      <w:r>
+        <w:t>Bên A</w:t>
+      </w:r>
+      <w:r>
+        <w:rPr>
+          <w:spacing w:val="-1"/>
+        </w:rPr>
+        <w:t xml:space="preserve"> </w:t>
+      </w:r>
+      <w:r>
+        <w:t>đồng ý</w:t>
+      </w:r>
+      <w:r>
+        <w:rPr>
+          <w:spacing w:val="-7"/>
+        </w:rPr>
+        <w:t xml:space="preserve"> </w:t>
+      </w:r>
+      <w:r>
+        <w:t>cung</w:t>
+      </w:r>
+      <w:r>
+        <w:rPr>
+          <w:spacing w:val="-3"/>
+        </w:rPr>
+        <w:t xml:space="preserve"> </w:t>
+      </w:r>
+      <w:r>
+        <w:t>cấp</w:t>
+      </w:r>
+      <w:r>
+        <w:rPr>
+          <w:spacing w:val="-2"/>
+        </w:rPr>
+        <w:t xml:space="preserve"> </w:t>
+      </w:r>
+      <w:r>
+        <w:t>dịch</w:t>
+      </w:r>
+      <w:r>
+        <w:rPr>
+          <w:spacing w:val="-2"/>
+        </w:rPr>
+        <w:t xml:space="preserve"> </w:t>
+      </w:r>
+      <w:r>
+        <w:t>vụ tiệc</w:t>
+      </w:r>
+      <w:r>
+        <w:rPr>
+          <w:spacing w:val="-3"/>
+        </w:rPr>
+        <w:t xml:space="preserve"> </w:t>
+      </w:r>
+      <w:r>
+        <w:t>cho</w:t>
+      </w:r>
+      <w:r>
+        <w:rPr>
+          <w:spacing w:val="-2"/>
+        </w:rPr>
+        <w:t xml:space="preserve"> </w:t>
+      </w:r>
+      <w:r>
+        <w:t>Bên B,</w:t>
+      </w:r>
+      <w:r>
+        <w:rPr>
+          <w:spacing w:val="-2"/>
+        </w:rPr>
+        <w:t xml:space="preserve"> </w:t>
+      </w:r>
+      <w:r>
+        <w:t>cụ</w:t>
+      </w:r>
+      <w:r>
+        <w:rPr>
+          <w:spacing w:val="-2"/>
+        </w:rPr>
+        <w:t xml:space="preserve"> </w:t>
+      </w:r>
+      <w:r>
+        <w:t>thể</w:t>
+      </w:r>
+      <w:r>
+        <w:rPr>
+          <w:spacing w:val="-3"/>
+        </w:rPr>
+        <w:t xml:space="preserve"> </w:t>
+      </w:r>
+      <w:r>
+        <w:t>như</w:t>
+      </w:r>
+      <w:r>
+        <w:rPr>
+          <w:spacing w:val="-2"/>
+        </w:rPr>
+        <w:t xml:space="preserve"> </w:t>
+      </w:r>
+      <w:r>
+        <w:t>sau: Loại tiệc</w:t>
+      </w:r>
+      <w:r>
+        <w:tab/>
+        <w:t>: {LoaiHinhSuKien}</w:t>
+      </w:r>
+    </w:p>
+    <w:p>
+      <w:pPr>
+        <w:pStyle w:val="BodyText"/>
+        <w:tabs>
+          <w:tab w:val="left" w:pos="3240"/>
+        </w:tabs>
+        <w:spacing w:before="1" w:line="360" w:lineRule="auto"/>
+        <w:ind w:left="3361" w:right="90" w:hanging="2281"/>
+      </w:pPr>
+      <w:r>
+        <w:t>Ngày tiệc</w:t>
+      </w:r>
+      <w:r>
+        <w:tab/>
+        <w:t>:</w:t>
+      </w:r>
+      <w:r>
+        <w:rPr>
+          <w:spacing w:val="-2"/>
+        </w:rPr>
+        <w:t xml:space="preserve"> </w:t>
+      </w:r>
+      <w:r>
+        <w:t>Vào</w:t>
+      </w:r>
+      <w:r>
+        <w:rPr>
+          <w:spacing w:val="-2"/>
+        </w:rPr>
+        <w:t xml:space="preserve"> </w:t>
+      </w:r>
+      <w:r>
+        <w:t>lúc</w:t>
+      </w:r>
+      <w:r>
+        <w:rPr>
+          <w:spacing w:val="-3"/>
+        </w:rPr>
+        <w:t xml:space="preserve"> </w:t>
+      </w:r>
+      <w:r>
+        <w:rPr>
+          <w:bCs/>
+          <w:lang w:val="en-US"/>
+        </w:rPr>
+        <w:t>{</w:t>
+      </w:r>
+      <w:proofErr w:type="spellStart"/>
+      <w:r>
+        <w:rPr>
+          <w:bCs/>
+          <w:lang w:val="en-US"/>
+        </w:rPr>
+        <w:t>TiecGioBatDau</w:t>
+      </w:r>
+      <w:proofErr w:type="spellEnd"/>
+      <w:r>
+        <w:rPr>
+          <w:bCs/>
+          <w:lang w:val="en-US"/>
+        </w:rPr>
+        <w:t>}</w:t>
+      </w:r>
+      <w:r>
+        <w:t>,</w:t>
+      </w:r>
+      <w:r>
+        <w:rPr>
+          <w:spacing w:val="-2"/>
+        </w:rPr>
+        <w:t xml:space="preserve"> </w:t>
+      </w:r>
+      <w:r>
+        <w:t>ngày</w:t>
+      </w:r>
+      <w:r>
+        <w:rPr>
+          <w:spacing w:val="-7"/>
+        </w:rPr>
+        <w:t xml:space="preserve"> </w:t>
+      </w:r>
+      <w:r>
+        <w:rPr>
+          <w:bCs/>
+          <w:lang w:val="en-US"/>
+        </w:rPr>
+        <w:t>{</w:t>
+      </w:r>
+      <w:proofErr w:type="spellStart"/>
+      <w:r>
+        <w:rPr>
+          <w:bCs/>
+          <w:lang w:val="en-US"/>
+        </w:rPr>
+        <w:t>NgayToChuc</w:t>
+      </w:r>
+      <w:proofErr w:type="spellEnd"/>
+      <w:r>
+        <w:rPr>
+          <w:bCs/>
+          <w:lang w:val="en-US"/>
+        </w:rPr>
+        <w:t>}</w:t>
+      </w:r>
+      <w:r>
+        <w:rPr>
+          <w:b/>
+          <w:spacing w:val="-2"/>
+        </w:rPr>
+        <w:t xml:space="preserve"> </w:t>
+      </w:r>
+      <w:r>
+        <w:t>tháng</w:t>
+      </w:r>
+      <w:r>
+        <w:rPr>
+          <w:spacing w:val="-4"/>
+        </w:rPr>
+        <w:t xml:space="preserve"> </w:t>
+      </w:r>
+      <w:r>
+        <w:rPr>
+          <w:bCs/>
+          <w:lang w:val="en-US"/>
+        </w:rPr>
+        <w:t>{</w:t>
+      </w:r>
+      <w:proofErr w:type="spellStart"/>
+      <w:r>
+        <w:rPr>
+          <w:bCs/>
+          <w:lang w:val="en-US"/>
+        </w:rPr>
+        <w:t>ThangToChuc</w:t>
+      </w:r>
+      <w:proofErr w:type="spellEnd"/>
+      <w:r>
+        <w:rPr>
+          <w:bCs/>
+          <w:lang w:val="en-US"/>
+        </w:rPr>
+        <w:t>}</w:t>
+      </w:r>
+      <w:r>
+        <w:rPr>
+          <w:b/>
+          <w:spacing w:val="-2"/>
+        </w:rPr>
+        <w:t xml:space="preserve"> </w:t>
+      </w:r>
+      <w:r>
+        <w:t>năm</w:t>
+      </w:r>
+      <w:r>
+        <w:rPr>
+          <w:spacing w:val="-2"/>
+        </w:rPr>
+        <w:t xml:space="preserve"> </w:t>
+      </w:r>
+      <w:r>
+        <w:rPr>
+          <w:bCs/>
+          <w:lang w:val="en-US"/>
+        </w:rPr>
+        <w:t>{</w:t>
+      </w:r>
+      <w:proofErr w:type="spellStart"/>
+      <w:r>
+        <w:rPr>
+          <w:bCs/>
+          <w:lang w:val="en-US"/>
+        </w:rPr>
+        <w:t>NamToChuc</w:t>
+      </w:r>
+      <w:proofErr w:type="spellEnd"/>
+      <w:r>
+        <w:rPr>
+          <w:bCs/>
+          <w:lang w:val="en-US"/>
+        </w:rPr>
+        <w:t>}</w:t>
+      </w:r>
+      <w:r>
+        <w:rPr>
+          <w:b/>
+          <w:spacing w:val="-2"/>
+        </w:rPr>
+        <w:t xml:space="preserve"> </w:t>
+      </w:r>
+      <w:r>
+        <w:t>(Dương</w:t>
+      </w:r>
+      <w:r>
+        <w:rPr>
+          <w:spacing w:val="-5"/>
+        </w:rPr>
+        <w:t xml:space="preserve"> </w:t>
+      </w:r>
+      <w:r>
+        <w:t xml:space="preserve">lịch) </w:t>
+      </w:r>
+    </w:p>
+    <w:p>
+      <w:pPr>
+        <w:pStyle w:val="BodyText"/>
+        <w:tabs>
+          <w:tab w:val="left" w:pos="3240"/>
+        </w:tabs>
+        <w:spacing w:before="1" w:line="360" w:lineRule="auto"/>
+        <w:ind w:left="3361" w:right="90" w:hanging="2281"/>
+      </w:pPr>
+      <w:r>
+        <w:rPr>
+          <w:lang w:val="en-US"/>
+        </w:rPr>
+        <w:t xml:space="preserve">                                      </w:t>
+      </w:r>
+      <w:r>
+        <w:t xml:space="preserve">Nhằm ngày </w:t>
+      </w:r>
+      <w:r>
+        <w:rPr>
+          <w:lang w:val="en-US"/>
+        </w:rPr>
+        <w:t>{</w:t>
+      </w:r>
+      <w:proofErr w:type="spellStart"/>
+      <w:r>
+        <w:rPr>
+          <w:lang w:val="en-US"/>
+        </w:rPr>
+        <w:t>NgayToChucAmLich</w:t>
+      </w:r>
+      <w:proofErr w:type="spellEnd"/>
+      <w:r>
+        <w:rPr>
+          <w:lang w:val="en-US"/>
+        </w:rPr>
+        <w:t>}</w:t>
+      </w:r>
+      <w:r>
+        <w:t xml:space="preserve"> tháng </w:t>
+      </w:r>
+      <w:r>
+        <w:rPr>
+          <w:lang w:val="en-US"/>
+        </w:rPr>
+        <w:t>{</w:t>
+      </w:r>
+      <w:proofErr w:type="spellStart"/>
+      <w:r>
+        <w:rPr>
+          <w:lang w:val="en-US"/>
+        </w:rPr>
+        <w:t>ThangToChucAmLich</w:t>
+      </w:r>
+      <w:proofErr w:type="spellEnd"/>
+      <w:r>
+        <w:rPr>
+          <w:lang w:val="en-US"/>
+        </w:rPr>
+        <w:t>}</w:t>
+      </w:r>
+      <w:r>
+        <w:t xml:space="preserve"> năm </w:t>
+      </w:r>
+      <w:r>
+        <w:rPr>
+          <w:lang w:val="en-US"/>
+        </w:rPr>
+        <w:t>{</w:t>
+      </w:r>
+      <w:proofErr w:type="spellStart"/>
+      <w:r>
+        <w:rPr>
+          <w:lang w:val="en-US"/>
+        </w:rPr>
+        <w:t>NamToChucAmLich</w:t>
+      </w:r>
+      <w:proofErr w:type="spellEnd"/>
+      <w:r>
+        <w:rPr>
+          <w:lang w:val="en-US"/>
+        </w:rPr>
+        <w:t>}</w:t>
+      </w:r>
+      <w:r>
+        <w:rPr>
+          <w:b/>
+          <w:bCs/>
+        </w:rPr>
+        <w:t xml:space="preserve"> </w:t>
+      </w:r>
+      <w:r>
+        <w:t>(Âm lịch)</w:t>
+      </w:r>
+    </w:p>
+    <w:p>
+      <w:pPr>
+        <w:tabs>
+          <w:tab w:val="left" w:pos="3240"/>
+        </w:tabs>
+        <w:spacing w:line="360" w:lineRule="auto"/>
+        <w:ind w:left="1080"/>
+        <w:rPr>
+          <w:b/>
+          <w:sz w:val="24"/>
+          <w:lang w:val="en-US"/>
+        </w:rPr>
+      </w:pPr>
+      <w:r>
+        <w:rPr>
+          <w:sz w:val="24"/>
+        </w:rPr>
+        <w:t>Sảnh</w:t>
+      </w:r>
+      <w:r>
+        <w:rPr>
+          <w:spacing w:val="-3"/>
+          <w:sz w:val="24"/>
+        </w:rPr>
+        <w:t xml:space="preserve"> </w:t>
+      </w:r>
+      <w:r>
+        <w:rPr>
+          <w:spacing w:val="-4"/>
+          <w:sz w:val="24"/>
+        </w:rPr>
+        <w:t>tiệc</w:t>
+      </w:r>
+      <w:r>
+        <w:rPr>
+          <w:sz w:val="24"/>
+        </w:rPr>
+        <w:tab/>
+        <w:t>:</w:t>
+      </w:r>
+      <w:r>
+        <w:rPr>
+          <w:spacing w:val="-3"/>
+          <w:sz w:val="24"/>
+        </w:rPr>
+        <w:t xml:space="preserve"> </w:t>
+      </w:r>
+      <w:r>
+        <w:rPr>
+          <w:bCs/>
+          <w:sz w:val="24"/>
+          <w:lang w:val="en-US"/>
+        </w:rPr>
+        <w:t>{</w:t>
+      </w:r>
+      <w:proofErr w:type="spellStart"/>
+      <w:r>
+        <w:rPr>
+          <w:bCs/>
+          <w:sz w:val="24"/>
+          <w:lang w:val="en-US"/>
+        </w:rPr>
+        <w:t>TenSanhTiec</w:t>
+      </w:r>
+      <w:proofErr w:type="spellEnd"/>
+      <w:r>
+        <w:rPr>
+          <w:bCs/>
+          <w:sz w:val="24"/>
+          <w:lang w:val="en-US"/>
+        </w:rPr>
+        <w:t>}</w:t>
+      </w:r>
+    </w:p>
+    <w:p>
+      <w:pPr>
+        <w:tabs>
+          <w:tab w:val="left" w:pos="3240"/>
+        </w:tabs>
+        <w:spacing w:line="360" w:lineRule="auto"/>
+        <w:ind w:left="1080"/>
+        <w:rPr>
+          <w:b/>
+          <w:spacing w:val="-4"/>
+          <w:sz w:val="24"/>
+          <w:lang w:val="en-US"/>
+        </w:rPr>
+      </w:pPr>
+      <w:r>
+        <w:rPr>
+          <w:sz w:val="24"/>
+          <w:lang w:val="en-US"/>
+        </w:rPr>
+        <w:t xml:space="preserve">Quy </w:t>
+      </w:r>
+      <w:proofErr w:type="spellStart"/>
+      <w:r>
+        <w:rPr>
+          <w:sz w:val="24"/>
+          <w:lang w:val="en-US"/>
+        </w:rPr>
+        <w:t>mô</w:t>
+      </w:r>
+      <w:proofErr w:type="spellEnd"/>
+      <w:r>
+        <w:rPr>
+          <w:sz w:val="24"/>
+          <w:lang w:val="en-US"/>
+        </w:rPr>
+        <w:t xml:space="preserve"> </w:t>
+      </w:r>
+      <w:proofErr w:type="spellStart"/>
+      <w:r>
+        <w:rPr>
+          <w:sz w:val="24"/>
+          <w:lang w:val="en-US"/>
+        </w:rPr>
+        <w:t>sảnh</w:t>
+      </w:r>
+      <w:proofErr w:type="spellEnd"/>
+      <w:r>
+        <w:rPr>
+          <w:sz w:val="24"/>
+          <w:lang w:val="en-US"/>
+        </w:rPr>
+        <w:tab/>
+        <w:t>:</w:t>
+      </w:r>
+      <w:r>
+        <w:rPr>
+          <w:b/>
+          <w:sz w:val="24"/>
+          <w:lang w:val="en-US"/>
+        </w:rPr>
+        <w:t xml:space="preserve"> </w:t>
+      </w:r>
+      <w:proofErr w:type="spellStart"/>
+      <w:r>
+        <w:rPr>
+          <w:b/>
+          <w:sz w:val="24"/>
+          <w:lang w:val="en-US"/>
+        </w:rPr>
+        <w:t>Từ</w:t>
+      </w:r>
+      <w:proofErr w:type="spellEnd"/>
+      <w:r>
+        <w:rPr>
+          <w:b/>
+          <w:sz w:val="24"/>
+          <w:lang w:val="en-US"/>
+        </w:rPr>
+        <w:t xml:space="preserve"> </w:t>
+      </w:r>
+      <w:r>
+        <w:rPr>
+          <w:bCs/>
+          <w:sz w:val="24"/>
+          <w:lang w:val="en-US"/>
+        </w:rPr>
+        <w:t>{</w:t>
+      </w:r>
+      <w:proofErr w:type="spellStart"/>
+      <w:r>
+        <w:rPr>
+          <w:bCs/>
+          <w:sz w:val="24"/>
+          <w:lang w:val="en-US"/>
+        </w:rPr>
+        <w:t>QuyMoBanTu</w:t>
+      </w:r>
+      <w:proofErr w:type="spellEnd"/>
+      <w:r>
+        <w:rPr>
+          <w:bCs/>
+          <w:sz w:val="24"/>
+          <w:lang w:val="en-US"/>
+        </w:rPr>
+        <w:t xml:space="preserve">} </w:t>
+      </w:r>
+      <w:proofErr w:type="spellStart"/>
+      <w:r>
+        <w:rPr>
+          <w:b/>
+          <w:sz w:val="24"/>
+          <w:lang w:val="en-US"/>
+        </w:rPr>
+        <w:t>bàn</w:t>
+      </w:r>
+      <w:proofErr w:type="spellEnd"/>
+      <w:r>
+        <w:rPr>
+          <w:b/>
+          <w:sz w:val="24"/>
+          <w:lang w:val="en-US"/>
+        </w:rPr>
+        <w:t xml:space="preserve"> </w:t>
+      </w:r>
+      <w:proofErr w:type="spellStart"/>
+      <w:r>
+        <w:rPr>
+          <w:b/>
+          <w:sz w:val="24"/>
+          <w:lang w:val="en-US"/>
+        </w:rPr>
+        <w:t>đến</w:t>
+      </w:r>
+      <w:proofErr w:type="spellEnd"/>
+      <w:r>
+        <w:rPr>
+          <w:b/>
+          <w:sz w:val="24"/>
+          <w:lang w:val="en-US"/>
+        </w:rPr>
+        <w:t xml:space="preserve"> </w:t>
+      </w:r>
+      <w:r>
+        <w:rPr>
+          <w:bCs/>
+          <w:sz w:val="24"/>
+          <w:lang w:val="en-US"/>
+        </w:rPr>
+        <w:t>{</w:t>
+      </w:r>
+      <w:proofErr w:type="spellStart"/>
+      <w:r>
+        <w:rPr>
+          <w:bCs/>
+          <w:sz w:val="24"/>
+          <w:lang w:val="en-US"/>
+        </w:rPr>
+        <w:t>QuyMoBanDen</w:t>
+      </w:r>
+      <w:proofErr w:type="spellEnd"/>
+      <w:r>
+        <w:rPr>
+          <w:bCs/>
+          <w:sz w:val="24"/>
+          <w:lang w:val="en-US"/>
+        </w:rPr>
+        <w:t xml:space="preserve">} </w:t>
+      </w:r>
+      <w:proofErr w:type="spellStart"/>
+      <w:r>
+        <w:rPr>
+          <w:b/>
+          <w:sz w:val="24"/>
+          <w:lang w:val="en-US"/>
+        </w:rPr>
+        <w:t>bàn</w:t>
+      </w:r>
+      <w:proofErr w:type="spellEnd"/>
+      <w:r>
+        <w:rPr>
+          <w:b/>
+          <w:sz w:val="24"/>
+          <w:lang w:val="en-US"/>
+        </w:rPr>
+        <w:t xml:space="preserve"> </w:t>
+      </w:r>
+    </w:p>
+    <w:p>
+      <w:pPr>
+        <w:pStyle w:val="BodyText"/>
+        <w:tabs>
+          <w:tab w:val="left" w:pos="3240"/>
+        </w:tabs>
+        <w:spacing w:line="360" w:lineRule="auto"/>
+        <w:ind w:left="1080" w:right="450"/>
+        <w:rPr>
+          <w:spacing w:val="-4"/>
+          <w:lang w:val="en-US"/>
+        </w:rPr>
+      </w:pPr>
+      <w:r>
+        <w:t>Số bàn chính thức</w:t>
+      </w:r>
+      <w:r>
+        <w:tab/>
+      </w:r>
+      <w:r>
+        <w:rPr>
+          <w:spacing w:val="-4"/>
+        </w:rPr>
+        <w:t>:</w:t>
+      </w:r>
+      <w:r>
+        <w:rPr>
+          <w:spacing w:val="-4"/>
+          <w:lang w:val="en-US"/>
+        </w:rPr>
+        <w:t xml:space="preserve"> {</w:t>
+      </w:r>
+      <w:proofErr w:type="spellStart"/>
+      <w:r>
+        <w:rPr>
+          <w:spacing w:val="-4"/>
+          <w:lang w:val="en-US"/>
+        </w:rPr>
+        <w:t>SoBanChinhThuc</w:t>
+      </w:r>
+      <w:proofErr w:type="spellEnd"/>
+      <w:r>
+        <w:rPr>
+          <w:spacing w:val="-4"/>
+          <w:lang w:val="en-US"/>
+        </w:rPr>
+        <w:t xml:space="preserve">} </w:t>
+      </w:r>
+      <w:proofErr w:type="spellStart"/>
+      <w:r>
+        <w:rPr>
+          <w:spacing w:val="-4"/>
+          <w:lang w:val="en-US"/>
+        </w:rPr>
+        <w:t>bàn</w:t>
+      </w:r>
+      <w:proofErr w:type="spellEnd"/>
+      <w:r>
+        <w:rPr>
+          <w:spacing w:val="-4"/>
+          <w:lang w:val="en-US"/>
+        </w:rPr>
+        <w:t xml:space="preserve"> </w:t>
+      </w:r>
+    </w:p>
+    <w:p>
+      <w:pPr>
+        <w:pStyle w:val="BodyText"/>
+        <w:tabs>
+          <w:tab w:val="left" w:pos="3240"/>
+        </w:tabs>
+        <w:spacing w:line="360" w:lineRule="auto"/>
+        <w:ind w:left="1080" w:right="450"/>
+        <w:rPr>
+          <w:spacing w:val="-4"/>
+          <w:lang w:val="en-US"/>
+        </w:rPr>
+      </w:pPr>
+      <w:proofErr w:type="spellStart"/>
+      <w:r>
+        <w:rPr>
+          <w:spacing w:val="-4"/>
+          <w:lang w:val="en-US"/>
+        </w:rPr>
+        <w:t>Số</w:t>
+      </w:r>
+      <w:proofErr w:type="spellEnd"/>
+      <w:r>
+        <w:rPr>
+          <w:spacing w:val="-4"/>
+          <w:lang w:val="en-US"/>
+        </w:rPr>
+        <w:t xml:space="preserve"> </w:t>
+      </w:r>
+      <w:proofErr w:type="spellStart"/>
+      <w:r>
+        <w:rPr>
+          <w:spacing w:val="-4"/>
+          <w:lang w:val="en-US"/>
+        </w:rPr>
+        <w:t>bàn</w:t>
+      </w:r>
+      <w:proofErr w:type="spellEnd"/>
+      <w:r>
+        <w:rPr>
+          <w:spacing w:val="-4"/>
+          <w:lang w:val="en-US"/>
+        </w:rPr>
+        <w:t xml:space="preserve"> </w:t>
+      </w:r>
+      <w:proofErr w:type="spellStart"/>
+      <w:r>
+        <w:rPr>
+          <w:spacing w:val="-4"/>
+          <w:lang w:val="en-US"/>
+        </w:rPr>
+        <w:t>tặng</w:t>
+      </w:r>
+      <w:proofErr w:type="spellEnd"/>
+      <w:r>
+        <w:rPr>
+          <w:spacing w:val="-4"/>
+          <w:lang w:val="en-US"/>
+        </w:rPr>
+        <w:tab/>
+        <w:t>: {</w:t>
+      </w:r>
+      <w:proofErr w:type="spellStart"/>
+      <w:r>
+        <w:rPr>
+          <w:spacing w:val="-4"/>
+          <w:lang w:val="en-US"/>
+        </w:rPr>
+        <w:t>BanTang</w:t>
+      </w:r>
+      <w:proofErr w:type="spellEnd"/>
+      <w:r>
+        <w:rPr>
+          <w:spacing w:val="-4"/>
+          <w:lang w:val="en-US"/>
+        </w:rPr>
+        <w:t xml:space="preserve">} </w:t>
+      </w:r>
+      <w:proofErr w:type="spellStart"/>
+      <w:r>
+        <w:rPr>
+          <w:spacing w:val="-4"/>
+          <w:lang w:val="en-US"/>
+        </w:rPr>
+        <w:t>bàn</w:t>
+      </w:r>
+      <w:proofErr w:type="spellEnd"/>
+    </w:p>
+    <w:p>
+      <w:pPr>
+        <w:pStyle w:val="BodyText"/>
+        <w:tabs>
+          <w:tab w:val="left" w:pos="3240"/>
+        </w:tabs>
+        <w:spacing w:line="360" w:lineRule="auto"/>
+        <w:ind w:left="1080" w:right="450"/>
+        <w:rPr>
+          <w:spacing w:val="-5"/>
+          <w:lang w:val="en-US"/>
+        </w:rPr>
+      </w:pPr>
+      <w:r>
+        <w:t>Số</w:t>
+      </w:r>
+      <w:r>
+        <w:rPr>
+          <w:spacing w:val="-1"/>
+        </w:rPr>
+        <w:t xml:space="preserve"> </w:t>
+      </w:r>
+      <w:r>
+        <w:t>bàn dự</w:t>
+      </w:r>
+      <w:r>
+        <w:rPr>
+          <w:spacing w:val="-1"/>
+        </w:rPr>
+        <w:t xml:space="preserve"> </w:t>
+      </w:r>
+      <w:r>
+        <w:rPr>
+          <w:spacing w:val="-2"/>
+        </w:rPr>
+        <w:t>phòng</w:t>
+      </w:r>
+      <w:r>
+        <w:tab/>
+      </w:r>
+      <w:r>
+        <w:rPr>
+          <w:spacing w:val="-5"/>
+        </w:rPr>
+        <w:t>:</w:t>
+      </w:r>
+      <w:r>
+        <w:rPr>
+          <w:spacing w:val="-5"/>
+          <w:lang w:val="en-US"/>
+        </w:rPr>
+        <w:t xml:space="preserve"> {</w:t>
+      </w:r>
+      <w:proofErr w:type="spellStart"/>
+      <w:r>
+        <w:rPr>
+          <w:spacing w:val="-5"/>
+          <w:lang w:val="en-US"/>
+        </w:rPr>
+        <w:t>SoBanDuPhong</w:t>
+      </w:r>
+      <w:proofErr w:type="spellEnd"/>
+      <w:r>
+        <w:rPr>
+          <w:spacing w:val="-5"/>
+          <w:lang w:val="en-US"/>
+        </w:rPr>
+        <w:t>}</w:t>
+      </w:r>
+      <w:proofErr w:type="spellStart"/>
+      <w:r>
+        <w:rPr>
+          <w:spacing w:val="-5"/>
+          <w:lang w:val="en-US"/>
+        </w:rPr>
+        <w:t>bàn</w:t>
+      </w:r>
+      <w:proofErr w:type="spellEnd"/>
+    </w:p>
+    <w:p>
+      <w:pPr>
+        <w:pStyle w:val="BodyText"/>
+        <w:tabs>
+          <w:tab w:val="left" w:pos="3240"/>
+        </w:tabs>
+        <w:spacing w:line="360" w:lineRule="auto"/>
+        <w:ind w:right="450"/>
+        <w:jc w:val="both"/>
+        <w:rPr>
+          <w:spacing w:val="-5"/>
+          <w:lang w:val="en-US"/>
+        </w:rPr>
+      </w:pPr>
+      <w:r>
+        <w:t>Các nội dung chi tiết về thực đơn, giá trị tiệc, chương trình khuyến mãi, dịch vụ đi kèm và các thỏa thuận khác được thể hiện tại Phụ lục Hợp đồng và là một phần không tách rời của Hợp đồng này.</w:t>
+      </w:r>
+    </w:p>
+    <w:p>
+      <w:pPr>
+        <w:pStyle w:val="Heading1"/>
+        <w:spacing w:line="360" w:lineRule="auto"/>
+        <w:ind w:left="180" w:firstLine="180"/>
+        <w:rPr>
+          <w:lang w:val="en-US"/>
+        </w:rPr>
+      </w:pPr>
+      <w:r>
+        <w:rPr>
+          <w:u w:val="single"/>
+        </w:rPr>
+        <w:t>ĐIỀU</w:t>
+      </w:r>
+      <w:r>
+        <w:rPr>
+          <w:spacing w:val="-1"/>
+          <w:u w:val="single"/>
+        </w:rPr>
+        <w:t xml:space="preserve"> </w:t>
+      </w:r>
+      <w:r>
+        <w:rPr>
+          <w:u w:val="single"/>
+        </w:rPr>
+        <w:t>2</w:t>
+      </w:r>
+      <w:r>
+        <w:t>.</w:t>
+      </w:r>
+      <w:r>
+        <w:rPr>
+          <w:spacing w:val="-1"/>
+        </w:rPr>
+        <w:t xml:space="preserve"> </w:t>
+      </w:r>
+      <w:r>
+        <w:t>NỘI</w:t>
+      </w:r>
+      <w:r>
+        <w:rPr>
+          <w:spacing w:val="-1"/>
+        </w:rPr>
+        <w:t xml:space="preserve"> </w:t>
+      </w:r>
+      <w:r>
+        <w:t>DUNG</w:t>
+      </w:r>
+      <w:r>
+        <w:rPr>
+          <w:lang w:val="en-US"/>
+        </w:rPr>
+        <w:t xml:space="preserve"> PHỤ LỤC</w:t>
+      </w:r>
+    </w:p>
+    <w:p>
+      <w:pPr>
+        <w:pStyle w:val="ListParagraph"/>
+        <w:numPr>
+          <w:ilvl w:val="1"/>
+          <w:numId w:val="2"/>
+        </w:numPr>
+        <w:tabs>
+          <w:tab w:val="left" w:pos="600"/>
+        </w:tabs>
+        <w:spacing w:line="360" w:lineRule="auto"/>
+        <w:rPr>
+          <w:b/>
+          <w:sz w:val="24"/>
+        </w:rPr>
+      </w:pPr>
+      <w:r>
+        <w:rPr>
+          <w:b/>
+          <w:sz w:val="24"/>
+          <w:lang w:val="en-US"/>
+        </w:rPr>
+        <w:t>T</w:t>
+      </w:r>
+      <w:r>
+        <w:rPr>
+          <w:b/>
+          <w:sz w:val="24"/>
+        </w:rPr>
+        <w:t>hanh</w:t>
+      </w:r>
+      <w:r>
+        <w:rPr>
+          <w:b/>
+          <w:spacing w:val="-2"/>
+          <w:sz w:val="24"/>
+        </w:rPr>
+        <w:t xml:space="preserve"> toán:</w:t>
+      </w:r>
+      <w:r>
+        <w:rPr>
+          <w:b/>
+          <w:spacing w:val="-2"/>
+          <w:sz w:val="24"/>
+          <w:lang w:val="en-US"/>
+        </w:rPr>
+        <w:t xml:space="preserve"> </w:t>
+      </w:r>
+      <w:proofErr w:type="spellStart"/>
+      <w:r>
+        <w:rPr>
+          <w:bCs/>
+          <w:spacing w:val="-2"/>
+          <w:sz w:val="24"/>
+          <w:lang w:val="en-US"/>
+        </w:rPr>
+        <w:t>Bên</w:t>
+      </w:r>
+      <w:proofErr w:type="spellEnd"/>
+      <w:r>
+        <w:rPr>
+          <w:bCs/>
+          <w:spacing w:val="-2"/>
+          <w:sz w:val="24"/>
+          <w:lang w:val="en-US"/>
+        </w:rPr>
+        <w:t xml:space="preserve"> B </w:t>
+      </w:r>
+      <w:proofErr w:type="spellStart"/>
+      <w:r>
+        <w:rPr>
+          <w:bCs/>
+          <w:spacing w:val="-2"/>
+          <w:sz w:val="24"/>
+          <w:lang w:val="en-US"/>
+        </w:rPr>
+        <w:t>xác</w:t>
+      </w:r>
+      <w:proofErr w:type="spellEnd"/>
+      <w:r>
+        <w:rPr>
+          <w:bCs/>
+          <w:spacing w:val="-2"/>
+          <w:sz w:val="24"/>
+          <w:lang w:val="en-US"/>
+        </w:rPr>
+        <w:t xml:space="preserve"> </w:t>
+      </w:r>
+      <w:proofErr w:type="spellStart"/>
+      <w:r>
+        <w:rPr>
+          <w:bCs/>
+          <w:spacing w:val="-2"/>
+          <w:sz w:val="24"/>
+          <w:lang w:val="en-US"/>
+        </w:rPr>
+        <w:t>nhận</w:t>
+      </w:r>
+      <w:proofErr w:type="spellEnd"/>
+      <w:r>
+        <w:rPr>
+          <w:bCs/>
+          <w:spacing w:val="-2"/>
+          <w:sz w:val="24"/>
+          <w:lang w:val="en-US"/>
+        </w:rPr>
+        <w:t xml:space="preserve"> </w:t>
+      </w:r>
+      <w:proofErr w:type="spellStart"/>
+      <w:r>
+        <w:rPr>
+          <w:bCs/>
+          <w:spacing w:val="-2"/>
+          <w:sz w:val="24"/>
+          <w:lang w:val="en-US"/>
+        </w:rPr>
+        <w:t>thanh</w:t>
+      </w:r>
+      <w:proofErr w:type="spellEnd"/>
+      <w:r>
+        <w:rPr>
+          <w:bCs/>
+          <w:spacing w:val="-2"/>
+          <w:sz w:val="24"/>
+          <w:lang w:val="en-US"/>
+        </w:rPr>
+        <w:t xml:space="preserve"> </w:t>
+      </w:r>
+      <w:proofErr w:type="spellStart"/>
+      <w:r>
+        <w:rPr>
+          <w:bCs/>
+          <w:spacing w:val="-2"/>
+          <w:sz w:val="24"/>
+          <w:lang w:val="en-US"/>
+        </w:rPr>
+        <w:t>toán</w:t>
+      </w:r>
+      <w:proofErr w:type="spellEnd"/>
+      <w:r>
+        <w:rPr>
+          <w:bCs/>
+          <w:spacing w:val="-2"/>
+          <w:sz w:val="24"/>
+          <w:lang w:val="en-US"/>
+        </w:rPr>
+        <w:t xml:space="preserve"> </w:t>
+      </w:r>
+      <w:proofErr w:type="spellStart"/>
+      <w:r>
+        <w:rPr>
+          <w:bCs/>
+          <w:spacing w:val="-2"/>
+          <w:sz w:val="24"/>
+          <w:lang w:val="en-US"/>
+        </w:rPr>
+        <w:t>đợt</w:t>
+      </w:r>
+      <w:proofErr w:type="spellEnd"/>
+      <w:r>
+        <w:rPr>
+          <w:bCs/>
+          <w:spacing w:val="-2"/>
+          <w:sz w:val="24"/>
+          <w:lang w:val="en-US"/>
+        </w:rPr>
+        <w:t xml:space="preserve"> 2 </w:t>
+      </w:r>
+      <w:proofErr w:type="spellStart"/>
+      <w:r>
+        <w:rPr>
+          <w:bCs/>
+          <w:spacing w:val="-2"/>
+          <w:sz w:val="24"/>
+          <w:lang w:val="en-US"/>
+        </w:rPr>
+        <w:t>theo</w:t>
+      </w:r>
+      <w:proofErr w:type="spellEnd"/>
+      <w:r>
+        <w:rPr>
+          <w:bCs/>
+          <w:spacing w:val="-2"/>
+          <w:sz w:val="24"/>
+          <w:lang w:val="en-US"/>
+        </w:rPr>
+        <w:t xml:space="preserve"> </w:t>
+      </w:r>
+      <w:proofErr w:type="spellStart"/>
+      <w:r>
+        <w:rPr>
+          <w:bCs/>
+          <w:spacing w:val="-2"/>
+          <w:sz w:val="24"/>
+          <w:lang w:val="en-US"/>
+        </w:rPr>
+        <w:t>Hợp</w:t>
+      </w:r>
+      <w:proofErr w:type="spellEnd"/>
+      <w:r>
+        <w:rPr>
+          <w:bCs/>
+          <w:spacing w:val="-2"/>
+          <w:sz w:val="24"/>
+          <w:lang w:val="en-US"/>
+        </w:rPr>
+        <w:t xml:space="preserve"> </w:t>
+      </w:r>
+      <w:proofErr w:type="spellStart"/>
+      <w:r>
+        <w:rPr>
+          <w:bCs/>
+          <w:spacing w:val="-2"/>
+          <w:sz w:val="24"/>
+          <w:lang w:val="en-US"/>
+        </w:rPr>
+        <w:t>đồng</w:t>
+      </w:r>
+      <w:proofErr w:type="spellEnd"/>
+      <w:r>
+        <w:rPr>
+          <w:bCs/>
+          <w:spacing w:val="-2"/>
+          <w:sz w:val="24"/>
+          <w:lang w:val="en-US"/>
+        </w:rPr>
+        <w:t xml:space="preserve"> </w:t>
+      </w:r>
+      <w:proofErr w:type="spellStart"/>
+      <w:r>
+        <w:rPr>
+          <w:bCs/>
+          <w:spacing w:val="-2"/>
+          <w:sz w:val="24"/>
+          <w:lang w:val="en-US"/>
+        </w:rPr>
+        <w:t>như</w:t>
+      </w:r>
+      <w:proofErr w:type="spellEnd"/>
+      <w:r>
+        <w:rPr>
+          <w:bCs/>
+          <w:spacing w:val="-2"/>
+          <w:sz w:val="24"/>
+          <w:lang w:val="en-US"/>
+        </w:rPr>
+        <w:t xml:space="preserve"> </w:t>
+      </w:r>
+      <w:proofErr w:type="spellStart"/>
+      <w:r>
+        <w:rPr>
+          <w:bCs/>
+          <w:spacing w:val="-2"/>
+          <w:sz w:val="24"/>
+          <w:lang w:val="en-US"/>
+        </w:rPr>
+        <w:t>sau</w:t>
+      </w:r>
+      <w:proofErr w:type="spellEnd"/>
+    </w:p>
+    <w:p>
+      <w:pPr>
+        <w:pStyle w:val="ListParagraph"/>
+        <w:numPr>
+          <w:ilvl w:val="0"/>
+          <w:numId w:val="3"/>
+        </w:numPr>
+        <w:tabs>
+          <w:tab w:val="left" w:pos="600"/>
+        </w:tabs>
+        <w:spacing w:line="360" w:lineRule="auto"/>
+        <w:rPr>
+          <w:bCs/>
+          <w:sz w:val="24"/>
+        </w:rPr>
+      </w:pPr>
+      <w:proofErr w:type="spellStart"/>
+      <w:r>
+        <w:rPr>
+          <w:bCs/>
+          <w:sz w:val="24"/>
+          <w:lang w:val="en-US"/>
+        </w:rPr>
+        <w:t>Số</w:t>
+      </w:r>
+      <w:proofErr w:type="spellEnd"/>
+      <w:r>
+        <w:rPr>
+          <w:bCs/>
+          <w:sz w:val="24"/>
+          <w:lang w:val="en-US"/>
+        </w:rPr>
+        <w:t xml:space="preserve"> </w:t>
+      </w:r>
+      <w:proofErr w:type="spellStart"/>
+      <w:r>
+        <w:rPr>
+          <w:bCs/>
+          <w:sz w:val="24"/>
+          <w:lang w:val="en-US"/>
+        </w:rPr>
+        <w:t>tiền</w:t>
+      </w:r>
+      <w:proofErr w:type="spellEnd"/>
+      <w:r>
+        <w:rPr>
+          <w:bCs/>
+          <w:sz w:val="24"/>
+          <w:lang w:val="en-US"/>
+        </w:rPr>
+        <w:t xml:space="preserve">: {ThanhToanDot2SoTien} VNĐ </w:t>
+      </w:r>
+    </w:p>
+    <w:p>
+      <w:pPr>
+        <w:pStyle w:val="ListParagraph"/>
+        <w:numPr>
+          <w:ilvl w:val="0"/>
+          <w:numId w:val="3"/>
+        </w:numPr>
+        <w:tabs>
+          <w:tab w:val="left" w:pos="600"/>
+        </w:tabs>
+        <w:spacing w:line="360" w:lineRule="auto"/>
+        <w:rPr>
+          <w:bCs/>
+          <w:sz w:val="24"/>
+        </w:rPr>
+      </w:pPr>
+      <w:proofErr w:type="spellStart"/>
+      <w:r>
+        <w:rPr>
+          <w:bCs/>
+          <w:sz w:val="24"/>
+          <w:lang w:val="en-US"/>
+        </w:rPr>
+        <w:t>Hình</w:t>
+      </w:r>
+      <w:proofErr w:type="spellEnd"/>
+      <w:r>
+        <w:rPr>
+          <w:bCs/>
+          <w:sz w:val="24"/>
+          <w:lang w:val="en-US"/>
+        </w:rPr>
+        <w:t xml:space="preserve"> </w:t>
+      </w:r>
+      <w:proofErr w:type="spellStart"/>
+      <w:r>
+        <w:rPr>
+          <w:bCs/>
+          <w:sz w:val="24"/>
+          <w:lang w:val="en-US"/>
+        </w:rPr>
+        <w:t>thức</w:t>
+      </w:r>
+      <w:proofErr w:type="spellEnd"/>
+      <w:r>
+        <w:rPr>
+          <w:bCs/>
+          <w:sz w:val="24"/>
+          <w:lang w:val="en-US"/>
+        </w:rPr>
+        <w:t xml:space="preserve"> </w:t>
+      </w:r>
+      <w:proofErr w:type="spellStart"/>
+      <w:r>
+        <w:rPr>
+          <w:bCs/>
+          <w:sz w:val="24"/>
+          <w:lang w:val="en-US"/>
+        </w:rPr>
+        <w:t>thanh</w:t>
+      </w:r>
+      <w:proofErr w:type="spellEnd"/>
+      <w:r>
+        <w:rPr>
+          <w:bCs/>
+          <w:sz w:val="24"/>
+          <w:lang w:val="en-US"/>
+        </w:rPr>
+        <w:t xml:space="preserve"> </w:t>
+      </w:r>
+      <w:proofErr w:type="spellStart"/>
+      <w:r>
+        <w:rPr>
+          <w:bCs/>
+          <w:sz w:val="24"/>
+          <w:lang w:val="en-US"/>
+        </w:rPr>
+        <w:t>toán</w:t>
+      </w:r>
+      <w:proofErr w:type="spellEnd"/>
+      <w:r>
+        <w:rPr>
+          <w:bCs/>
+          <w:sz w:val="24"/>
+          <w:lang w:val="en-US"/>
+        </w:rPr>
+        <w:t>: {HinhThucThanhToanDot2}</w:t>
+      </w:r>
+    </w:p>
+    <w:p>
+      <w:pPr>
+        <w:pStyle w:val="ListParagraph"/>
+        <w:numPr>
+          <w:ilvl w:val="0"/>
+          <w:numId w:val="3"/>
+        </w:numPr>
+        <w:tabs>
+          <w:tab w:val="left" w:pos="600"/>
+        </w:tabs>
+        <w:spacing w:line="360" w:lineRule="auto"/>
+        <w:rPr>
+          <w:bCs/>
+          <w:sz w:val="24"/>
+        </w:rPr>
+      </w:pPr>
+      <w:proofErr w:type="spellStart"/>
+      <w:r>
+        <w:rPr>
+          <w:bCs/>
+          <w:sz w:val="24"/>
+          <w:lang w:val="en-US"/>
+        </w:rPr>
+        <w:t>Thời</w:t>
+      </w:r>
+      <w:proofErr w:type="spellEnd"/>
+      <w:r>
+        <w:rPr>
+          <w:bCs/>
+          <w:sz w:val="24"/>
+          <w:lang w:val="en-US"/>
+        </w:rPr>
+        <w:t xml:space="preserve"> </w:t>
+      </w:r>
+      <w:proofErr w:type="spellStart"/>
+      <w:r>
+        <w:rPr>
+          <w:bCs/>
+          <w:sz w:val="24"/>
+          <w:lang w:val="en-US"/>
+        </w:rPr>
+        <w:t>gian</w:t>
+      </w:r>
+      <w:proofErr w:type="spellEnd"/>
+      <w:r>
+        <w:rPr>
+          <w:bCs/>
+          <w:sz w:val="24"/>
+          <w:lang w:val="en-US"/>
+        </w:rPr>
+        <w:t xml:space="preserve"> </w:t>
+      </w:r>
+      <w:proofErr w:type="spellStart"/>
+      <w:r>
+        <w:rPr>
+          <w:bCs/>
+          <w:sz w:val="24"/>
+          <w:lang w:val="en-US"/>
+        </w:rPr>
+        <w:t>thanh</w:t>
+      </w:r>
+      <w:proofErr w:type="spellEnd"/>
+      <w:r>
+        <w:rPr>
+          <w:bCs/>
+          <w:sz w:val="24"/>
+          <w:lang w:val="en-US"/>
+        </w:rPr>
+        <w:t xml:space="preserve"> </w:t>
+      </w:r>
+      <w:proofErr w:type="spellStart"/>
+      <w:r>
+        <w:rPr>
+          <w:bCs/>
+          <w:sz w:val="24"/>
+          <w:lang w:val="en-US"/>
+        </w:rPr>
+        <w:t>toán</w:t>
+      </w:r>
+      <w:proofErr w:type="spellEnd"/>
+      <w:r>
+        <w:rPr>
+          <w:bCs/>
+          <w:sz w:val="24"/>
+          <w:lang w:val="en-US"/>
+        </w:rPr>
+        <w:t xml:space="preserve"> </w:t>
+      </w:r>
+      <w:proofErr w:type="spellStart"/>
+      <w:r>
+        <w:rPr>
+          <w:bCs/>
+          <w:sz w:val="24"/>
+          <w:lang w:val="en-US"/>
+        </w:rPr>
+        <w:t>ngày</w:t>
+      </w:r>
+      <w:proofErr w:type="spellEnd"/>
+      <w:proofErr w:type="gramStart"/>
+      <w:r>
+        <w:rPr>
+          <w:bCs/>
+          <w:sz w:val="24"/>
+          <w:lang w:val="en-US"/>
+        </w:rPr>
+        <w:t>:  {</w:t>
+      </w:r>
+      <w:proofErr w:type="gramEnd"/>
+      <w:r>
+        <w:rPr>
+          <w:bCs/>
+          <w:sz w:val="24"/>
+          <w:lang w:val="en-US"/>
+        </w:rPr>
+        <w:t>HanThanhToanDot2}</w:t>
+      </w:r>
+    </w:p>
+    <w:p>
+      <w:pPr>
+        <w:tabs>
+          <w:tab w:val="left" w:pos="600"/>
+        </w:tabs>
+        <w:spacing w:line="360" w:lineRule="auto"/>
+        <w:ind w:left="720"/>
+        <w:rPr>
+          <w:bCs/>
+          <w:sz w:val="24"/>
+          <w:lang w:val="en-US"/>
+        </w:rPr>
+      </w:pPr>
+      <w:proofErr w:type="spellStart"/>
+      <w:r>
+        <w:rPr>
+          <w:bCs/>
+          <w:sz w:val="24"/>
+          <w:lang w:val="en-US"/>
+        </w:rPr>
+        <w:t>Khoản</w:t>
+      </w:r>
+      <w:proofErr w:type="spellEnd"/>
+      <w:r>
+        <w:rPr>
+          <w:bCs/>
+          <w:sz w:val="24"/>
+          <w:lang w:val="en-US"/>
+        </w:rPr>
+        <w:t xml:space="preserve"> </w:t>
+      </w:r>
+      <w:proofErr w:type="spellStart"/>
+      <w:r>
+        <w:rPr>
+          <w:bCs/>
+          <w:sz w:val="24"/>
+          <w:lang w:val="en-US"/>
+        </w:rPr>
+        <w:t>thanh</w:t>
+      </w:r>
+      <w:proofErr w:type="spellEnd"/>
+      <w:r>
+        <w:rPr>
+          <w:bCs/>
+          <w:sz w:val="24"/>
+          <w:lang w:val="en-US"/>
+        </w:rPr>
+        <w:t xml:space="preserve"> </w:t>
+      </w:r>
+      <w:proofErr w:type="spellStart"/>
+      <w:r>
+        <w:rPr>
+          <w:bCs/>
+          <w:sz w:val="24"/>
+          <w:lang w:val="en-US"/>
+        </w:rPr>
+        <w:t>toán</w:t>
+      </w:r>
+      <w:proofErr w:type="spellEnd"/>
+      <w:r>
+        <w:rPr>
+          <w:bCs/>
+          <w:sz w:val="24"/>
+          <w:lang w:val="en-US"/>
+        </w:rPr>
+        <w:t xml:space="preserve"> </w:t>
+      </w:r>
+      <w:proofErr w:type="spellStart"/>
+      <w:r>
+        <w:rPr>
+          <w:bCs/>
+          <w:sz w:val="24"/>
+          <w:lang w:val="en-US"/>
+        </w:rPr>
+        <w:t>này</w:t>
+      </w:r>
+      <w:proofErr w:type="spellEnd"/>
+      <w:r>
+        <w:rPr>
+          <w:bCs/>
+          <w:sz w:val="24"/>
+          <w:lang w:val="en-US"/>
+        </w:rPr>
+        <w:t xml:space="preserve"> </w:t>
+      </w:r>
+      <w:proofErr w:type="spellStart"/>
+      <w:r>
+        <w:rPr>
+          <w:bCs/>
+          <w:sz w:val="24"/>
+          <w:lang w:val="en-US"/>
+        </w:rPr>
+        <w:t>được</w:t>
+      </w:r>
+      <w:proofErr w:type="spellEnd"/>
+      <w:r>
+        <w:rPr>
+          <w:bCs/>
+          <w:sz w:val="24"/>
+          <w:lang w:val="en-US"/>
+        </w:rPr>
+        <w:t xml:space="preserve"> </w:t>
+      </w:r>
+      <w:proofErr w:type="spellStart"/>
+      <w:r>
+        <w:rPr>
+          <w:bCs/>
+          <w:sz w:val="24"/>
+          <w:lang w:val="en-US"/>
+        </w:rPr>
+        <w:t>khấu</w:t>
+      </w:r>
+      <w:proofErr w:type="spellEnd"/>
+      <w:r>
+        <w:rPr>
+          <w:bCs/>
+          <w:sz w:val="24"/>
+          <w:lang w:val="en-US"/>
+        </w:rPr>
+        <w:t xml:space="preserve"> </w:t>
+      </w:r>
+      <w:proofErr w:type="spellStart"/>
+      <w:r>
+        <w:rPr>
+          <w:bCs/>
+          <w:sz w:val="24"/>
+          <w:lang w:val="en-US"/>
+        </w:rPr>
+        <w:t>trừ</w:t>
+      </w:r>
+      <w:proofErr w:type="spellEnd"/>
+      <w:r>
+        <w:rPr>
+          <w:bCs/>
+          <w:sz w:val="24"/>
+          <w:lang w:val="en-US"/>
+        </w:rPr>
+        <w:t xml:space="preserve"> </w:t>
+      </w:r>
+      <w:proofErr w:type="spellStart"/>
+      <w:r>
+        <w:rPr>
+          <w:bCs/>
+          <w:sz w:val="24"/>
+          <w:lang w:val="en-US"/>
+        </w:rPr>
+        <w:t>vào</w:t>
+      </w:r>
+      <w:proofErr w:type="spellEnd"/>
+      <w:r>
+        <w:rPr>
+          <w:bCs/>
+          <w:sz w:val="24"/>
+          <w:lang w:val="en-US"/>
+        </w:rPr>
+        <w:t xml:space="preserve"> </w:t>
+      </w:r>
+      <w:proofErr w:type="spellStart"/>
+      <w:r>
+        <w:rPr>
+          <w:bCs/>
+          <w:sz w:val="24"/>
+          <w:lang w:val="en-US"/>
+        </w:rPr>
+        <w:t>giá</w:t>
+      </w:r>
+      <w:proofErr w:type="spellEnd"/>
+      <w:r>
+        <w:rPr>
+          <w:bCs/>
+          <w:sz w:val="24"/>
+          <w:lang w:val="en-US"/>
+        </w:rPr>
+        <w:t xml:space="preserve"> </w:t>
+      </w:r>
+      <w:proofErr w:type="spellStart"/>
+      <w:r>
+        <w:rPr>
+          <w:bCs/>
+          <w:sz w:val="24"/>
+          <w:lang w:val="en-US"/>
+        </w:rPr>
+        <w:t>trị</w:t>
+      </w:r>
+      <w:proofErr w:type="spellEnd"/>
+      <w:r>
+        <w:rPr>
+          <w:bCs/>
+          <w:sz w:val="24"/>
+          <w:lang w:val="en-US"/>
+        </w:rPr>
+        <w:t xml:space="preserve"> </w:t>
+      </w:r>
+      <w:proofErr w:type="spellStart"/>
+      <w:r>
+        <w:rPr>
+          <w:bCs/>
+          <w:sz w:val="24"/>
+          <w:lang w:val="en-US"/>
+        </w:rPr>
+        <w:t>quyết</w:t>
+      </w:r>
+      <w:proofErr w:type="spellEnd"/>
+      <w:r>
+        <w:rPr>
+          <w:bCs/>
+          <w:sz w:val="24"/>
+          <w:lang w:val="en-US"/>
+        </w:rPr>
+        <w:t xml:space="preserve"> </w:t>
+      </w:r>
+      <w:proofErr w:type="spellStart"/>
+      <w:r>
+        <w:rPr>
+          <w:bCs/>
+          <w:sz w:val="24"/>
+          <w:lang w:val="en-US"/>
+        </w:rPr>
+        <w:t>toán</w:t>
+      </w:r>
+      <w:proofErr w:type="spellEnd"/>
+      <w:r>
+        <w:rPr>
+          <w:bCs/>
+          <w:sz w:val="24"/>
+          <w:lang w:val="en-US"/>
+        </w:rPr>
+        <w:t xml:space="preserve"> </w:t>
+      </w:r>
+      <w:proofErr w:type="spellStart"/>
+      <w:r>
+        <w:rPr>
+          <w:bCs/>
+          <w:sz w:val="24"/>
+          <w:lang w:val="en-US"/>
+        </w:rPr>
+        <w:t>cuối</w:t>
+      </w:r>
+      <w:proofErr w:type="spellEnd"/>
+      <w:r>
+        <w:rPr>
+          <w:bCs/>
+          <w:sz w:val="24"/>
+          <w:lang w:val="en-US"/>
+        </w:rPr>
+        <w:t xml:space="preserve"> </w:t>
+      </w:r>
+      <w:proofErr w:type="spellStart"/>
+      <w:r>
+        <w:rPr>
+          <w:bCs/>
+          <w:sz w:val="24"/>
+          <w:lang w:val="en-US"/>
+        </w:rPr>
+        <w:t>cùng</w:t>
+      </w:r>
+      <w:proofErr w:type="spellEnd"/>
+      <w:r>
+        <w:rPr>
+          <w:bCs/>
+          <w:sz w:val="24"/>
+          <w:lang w:val="en-US"/>
+        </w:rPr>
+        <w:t xml:space="preserve"> </w:t>
+      </w:r>
+      <w:proofErr w:type="spellStart"/>
+      <w:r>
+        <w:rPr>
+          <w:bCs/>
+          <w:sz w:val="24"/>
+          <w:lang w:val="en-US"/>
+        </w:rPr>
+        <w:t>của</w:t>
+      </w:r>
+      <w:proofErr w:type="spellEnd"/>
+      <w:r>
+        <w:rPr>
+          <w:bCs/>
+          <w:sz w:val="24"/>
+          <w:lang w:val="en-US"/>
+        </w:rPr>
+        <w:t xml:space="preserve"> </w:t>
+      </w:r>
+      <w:proofErr w:type="spellStart"/>
+      <w:r>
+        <w:rPr>
+          <w:bCs/>
+          <w:sz w:val="24"/>
+          <w:lang w:val="en-US"/>
+        </w:rPr>
+        <w:t>Hợp</w:t>
+      </w:r>
+      <w:proofErr w:type="spellEnd"/>
+      <w:r>
+        <w:rPr>
+          <w:bCs/>
+          <w:sz w:val="24"/>
+          <w:lang w:val="en-US"/>
+        </w:rPr>
+        <w:t xml:space="preserve"> </w:t>
+      </w:r>
+      <w:proofErr w:type="spellStart"/>
+      <w:r>
+        <w:rPr>
+          <w:bCs/>
+          <w:sz w:val="24"/>
+          <w:lang w:val="en-US"/>
+        </w:rPr>
+        <w:t>đồng</w:t>
+      </w:r>
+      <w:proofErr w:type="spellEnd"/>
+      <w:r>
+        <w:rPr>
+          <w:bCs/>
+          <w:sz w:val="24"/>
+          <w:lang w:val="en-US"/>
+        </w:rPr>
+        <w:t>.</w:t>
+      </w:r>
+    </w:p>
+    <w:p>
+      <w:pPr>
+        <w:pStyle w:val="ListParagraph"/>
+        <w:numPr>
+          <w:ilvl w:val="1"/>
+          <w:numId w:val="2"/>
+        </w:numPr>
+        <w:tabs>
+          <w:tab w:val="left" w:pos="600"/>
+        </w:tabs>
+        <w:spacing w:line="360" w:lineRule="auto"/>
+        <w:rPr>
+          <w:b/>
+          <w:sz w:val="24"/>
+        </w:rPr>
+      </w:pPr>
+      <w:r>
+        <w:rPr>
+          <w:b/>
+          <w:sz w:val="24"/>
+        </w:rPr>
+        <w:t>Dịch</w:t>
+      </w:r>
+      <w:r>
+        <w:rPr>
+          <w:b/>
+          <w:spacing w:val="-3"/>
+          <w:sz w:val="24"/>
+        </w:rPr>
+        <w:t xml:space="preserve"> </w:t>
+      </w:r>
+      <w:r>
+        <w:rPr>
+          <w:b/>
+          <w:sz w:val="24"/>
+        </w:rPr>
+        <w:t>vụ</w:t>
+      </w:r>
+      <w:r>
+        <w:rPr>
+          <w:b/>
+          <w:spacing w:val="-1"/>
+          <w:sz w:val="24"/>
+        </w:rPr>
+        <w:t xml:space="preserve"> </w:t>
+      </w:r>
+      <w:r>
+        <w:rPr>
+          <w:b/>
+          <w:sz w:val="24"/>
+        </w:rPr>
+        <w:t>tính phí</w:t>
+      </w:r>
+      <w:r>
+        <w:rPr>
+          <w:b/>
+          <w:spacing w:val="-1"/>
+          <w:sz w:val="24"/>
+        </w:rPr>
+        <w:t xml:space="preserve"> </w:t>
+      </w:r>
+      <w:r>
+        <w:rPr>
+          <w:b/>
+          <w:spacing w:val="-4"/>
+          <w:sz w:val="24"/>
+          <w:lang w:val="en-US"/>
+        </w:rPr>
+        <w:t>:</w:t>
+      </w:r>
+    </w:p>
+    <w:p>
+      <w:pPr>
+        <w:pStyle w:val="ListParagraph"/>
+        <w:numPr>
+          <w:ilvl w:val="0"/>
+          <w:numId w:val="8"/>
+        </w:numPr>
+        <w:tabs>
+          <w:tab w:val="left" w:pos="600"/>
+        </w:tabs>
+        <w:spacing w:line="360" w:lineRule="auto"/>
+        <w:rPr>
+          <w:b/>
+          <w:sz w:val="24"/>
+        </w:rPr>
+      </w:pPr>
+      <w:r>
+        <w:rPr>
+          <w:bCs/>
+          <w:sz w:val="24"/>
+        </w:rPr>
+        <w:t>{#DichVuTinhPhiPhuLuc}- {TenDichVu}: {DonGia} VNĐ ({GhiChu})</w:t>
+      </w:r>
+    </w:p>
+    <w:p>
+      <w:r>
+        <w:t xml:space="preserve">{/DichVuTinhPhiPhuLuc}</w:t>
+      </w:r>
+    </w:p>
+    <w:p>
+      <w:pPr>
+        <w:pStyle w:val="ListParagraph"/>
+        <w:numPr>
+          <w:ilvl w:val="1"/>
+          <w:numId w:val="2"/>
+        </w:numPr>
+        <w:tabs>
+          <w:tab w:val="left" w:pos="600"/>
+        </w:tabs>
+        <w:spacing w:line="360" w:lineRule="auto"/>
+        <w:rPr>
+          <w:b/>
+          <w:sz w:val="24"/>
+        </w:rPr>
+      </w:pPr>
+      <w:proofErr w:type="spellStart"/>
+      <w:r>
+        <w:rPr>
+          <w:b/>
+          <w:sz w:val="24"/>
+          <w:lang w:val="en-US"/>
+        </w:rPr>
+        <w:t>Dịch</w:t>
+      </w:r>
+      <w:proofErr w:type="spellEnd"/>
+      <w:r>
+        <w:rPr>
+          <w:b/>
+          <w:sz w:val="24"/>
+          <w:lang w:val="en-US"/>
+        </w:rPr>
+        <w:t xml:space="preserve"> </w:t>
+      </w:r>
+      <w:proofErr w:type="spellStart"/>
+      <w:r>
+        <w:rPr>
+          <w:b/>
+          <w:sz w:val="24"/>
+          <w:lang w:val="en-US"/>
+        </w:rPr>
+        <w:t>vụ</w:t>
+      </w:r>
+      <w:proofErr w:type="spellEnd"/>
+      <w:r>
+        <w:rPr>
+          <w:b/>
+          <w:sz w:val="24"/>
+          <w:lang w:val="en-US"/>
+        </w:rPr>
+        <w:t xml:space="preserve"> </w:t>
+      </w:r>
+      <w:proofErr w:type="spellStart"/>
+      <w:r>
+        <w:rPr>
+          <w:b/>
+          <w:sz w:val="24"/>
+          <w:lang w:val="en-US"/>
+        </w:rPr>
+        <w:t>lựa</w:t>
+      </w:r>
+      <w:proofErr w:type="spellEnd"/>
+      <w:r>
+        <w:rPr>
+          <w:b/>
+          <w:sz w:val="24"/>
+          <w:lang w:val="en-US"/>
+        </w:rPr>
+        <w:t xml:space="preserve"> </w:t>
+      </w:r>
+      <w:proofErr w:type="spellStart"/>
+      <w:r>
+        <w:rPr>
+          <w:b/>
+          <w:sz w:val="24"/>
+          <w:lang w:val="en-US"/>
+        </w:rPr>
+        <w:t>chọn</w:t>
+      </w:r>
+      <w:proofErr w:type="spellEnd"/>
+      <w:r>
+        <w:rPr>
+          <w:b/>
+          <w:sz w:val="24"/>
+          <w:lang w:val="en-US"/>
+        </w:rPr>
+        <w:t xml:space="preserve">, </w:t>
+      </w:r>
+      <w:proofErr w:type="spellStart"/>
+      <w:r>
+        <w:rPr>
+          <w:b/>
+          <w:sz w:val="24"/>
+          <w:lang w:val="en-US"/>
+        </w:rPr>
+        <w:t>ưu</w:t>
+      </w:r>
+      <w:proofErr w:type="spellEnd"/>
+      <w:r>
+        <w:rPr>
+          <w:b/>
+          <w:sz w:val="24"/>
+          <w:lang w:val="en-US"/>
+        </w:rPr>
+        <w:t xml:space="preserve"> </w:t>
+      </w:r>
+      <w:proofErr w:type="spellStart"/>
+      <w:r>
+        <w:rPr>
+          <w:b/>
+          <w:sz w:val="24"/>
+          <w:lang w:val="en-US"/>
+        </w:rPr>
+        <w:t>đãi</w:t>
+      </w:r>
+      <w:proofErr w:type="spellEnd"/>
+      <w:r>
+        <w:rPr>
+          <w:b/>
+          <w:sz w:val="24"/>
+          <w:lang w:val="en-US"/>
+        </w:rPr>
+        <w:t xml:space="preserve"> </w:t>
+      </w:r>
+      <w:proofErr w:type="spellStart"/>
+      <w:r>
+        <w:rPr>
+          <w:b/>
+          <w:sz w:val="24"/>
+          <w:lang w:val="en-US"/>
+        </w:rPr>
+        <w:t>và</w:t>
+      </w:r>
+      <w:proofErr w:type="spellEnd"/>
+      <w:r>
+        <w:rPr>
+          <w:b/>
+          <w:sz w:val="24"/>
+          <w:lang w:val="en-US"/>
+        </w:rPr>
+        <w:t xml:space="preserve"> </w:t>
+      </w:r>
+      <w:proofErr w:type="spellStart"/>
+      <w:r>
+        <w:rPr>
+          <w:b/>
+          <w:sz w:val="24"/>
+          <w:lang w:val="en-US"/>
+        </w:rPr>
+        <w:t>thỏa</w:t>
+      </w:r>
+      <w:proofErr w:type="spellEnd"/>
+      <w:r>
+        <w:rPr>
+          <w:b/>
+          <w:sz w:val="24"/>
+          <w:lang w:val="en-US"/>
+        </w:rPr>
+        <w:t xml:space="preserve"> </w:t>
+      </w:r>
+      <w:proofErr w:type="spellStart"/>
+      <w:r>
+        <w:rPr>
+          <w:b/>
+          <w:sz w:val="24"/>
+          <w:lang w:val="en-US"/>
+        </w:rPr>
+        <w:t>thuận</w:t>
+      </w:r>
+      <w:proofErr w:type="spellEnd"/>
+      <w:r>
+        <w:rPr>
+          <w:b/>
+          <w:sz w:val="24"/>
+          <w:lang w:val="en-US"/>
+        </w:rPr>
+        <w:t xml:space="preserve"> </w:t>
+      </w:r>
+      <w:proofErr w:type="spellStart"/>
+      <w:r>
+        <w:rPr>
+          <w:b/>
+          <w:sz w:val="24"/>
+          <w:lang w:val="en-US"/>
+        </w:rPr>
+        <w:t>chung</w:t>
+      </w:r>
+      <w:proofErr w:type="spellEnd"/>
+    </w:p>
+    <w:p>
+      <w:pPr>
+        <w:pStyle w:val="ListParagraph"/>
+        <w:numPr>
+          <w:ilvl w:val="0"/>
+          <w:numId w:val="5"/>
+        </w:numPr>
+        <w:tabs>
+          <w:tab w:val="clear" w:pos="420"/>
+          <w:tab w:val="left" w:pos="600"/>
+        </w:tabs>
+        <w:spacing w:line="360" w:lineRule="auto"/>
+        <w:rPr>
+          <w:bCs/>
+          <w:sz w:val="24"/>
+        </w:rPr>
+      </w:pPr>
+      <w:r>
+        <w:rPr>
+          <w:bCs/>
+          <w:sz w:val="24"/>
+        </w:rPr>
+        <w:t>{ThoaThuanPhuLucKhac}</w:t>
+      </w:r>
+    </w:p>
+    <w:p>
+      <w:pPr>
+        <w:pStyle w:val="ListParagraph"/>
+        <w:numPr>
+          <w:ilvl w:val="1"/>
+          <w:numId w:val="2"/>
+        </w:numPr>
+        <w:tabs>
+          <w:tab w:val="left" w:pos="600"/>
+        </w:tabs>
+        <w:spacing w:line="360" w:lineRule="auto"/>
+        <w:rPr>
+          <w:b/>
+          <w:sz w:val="24"/>
+        </w:rPr>
+      </w:pPr>
+      <w:proofErr w:type="spellStart"/>
+      <w:r>
+        <w:rPr>
+          <w:b/>
+          <w:spacing w:val="-4"/>
+          <w:sz w:val="24"/>
+          <w:lang w:val="en-US"/>
+        </w:rPr>
+        <w:t>Thực</w:t>
+      </w:r>
+      <w:proofErr w:type="spellEnd"/>
+      <w:r>
+        <w:rPr>
+          <w:b/>
+          <w:spacing w:val="-4"/>
+          <w:sz w:val="24"/>
+          <w:lang w:val="en-US"/>
+        </w:rPr>
+        <w:t xml:space="preserve"> </w:t>
+      </w:r>
+      <w:proofErr w:type="spellStart"/>
+      <w:r>
+        <w:rPr>
+          <w:b/>
+          <w:spacing w:val="-4"/>
+          <w:sz w:val="24"/>
+          <w:lang w:val="en-US"/>
+        </w:rPr>
+        <w:t>đơn</w:t>
+      </w:r>
+      <w:proofErr w:type="spellEnd"/>
+    </w:p>
+    <w:p>
+      <w:pPr>
+        <w:pStyle w:val="BodyText"/>
+        <w:rPr>
+          <w:b/>
+          <w:sz w:val="12"/>
+        </w:rPr>
+      </w:pPr>
+    </w:p>
+    <w:tbl>
+      <w:tblPr>
+        <w:tblW w:w="0" w:type="auto"/>
+        <w:tblInd w:w="365" w:type="dxa"/>
+        <w:tblBorders>
+          <w:top w:val="single" w:sz="4" w:space="0" w:color="000000"/>
+          <w:left w:val="single" w:sz="4" w:space="0" w:color="000000"/>
+          <w:bottom w:val="single" w:sz="4" w:space="0" w:color="000000"/>
+          <w:right w:val="single" w:sz="4" w:space="0" w:color="000000"/>
+          <w:insideH w:val="single" w:sz="4" w:space="0" w:color="000000"/>
+          <w:insideV w:val="single" w:sz="4" w:space="0" w:color="000000"/>
+        </w:tblBorders>
+        <w:tblLayout w:type="fixed"/>
+        <w:tblCellMar>
+          <w:left w:w="0" w:type="dxa"/>
+          <w:right w:w="0" w:type="dxa"/>
+        </w:tblCellMar>
+        <w:tblLook w:val="04A0" w:firstRow="1" w:lastRow="0" w:firstColumn="1" w:lastColumn="0" w:noHBand="0" w:noVBand="1"/>
+      </w:tblPr>
+      <w:tblGrid>
+        <w:gridCol w:w="1336"/>
+        <w:gridCol w:w="6310"/>
+        <w:gridCol w:w="1980"/>
+      </w:tblGrid>
+      <w:tr>
+        <w:trPr>
+          <w:trHeight w:val="318"/>
+        </w:trPr>
+        <w:tc>
+          <w:tcPr>
+            <w:tcW w:w="1336" w:type="dxa"/>
+            <w:vMerge w:val="restart"/>
+            <w:shd w:val="clear" w:color="auto" w:fill="E6E6E6"/>
+          </w:tcPr>
+          <w:p>
+            <w:pPr>
+              <w:pStyle w:val="TableParagraph"/>
+              <w:spacing w:before="181"/>
+              <w:ind w:left="107"/>
+              <w:rPr>
+                <w:b/>
+                <w:sz w:val="24"/>
+              </w:rPr>
+            </w:pPr>
+            <w:r>
+              <w:rPr>
+                <w:b/>
+                <w:spacing w:val="-5"/>
+                <w:sz w:val="24"/>
+              </w:rPr>
+              <w:t>STT</w:t>
+            </w:r>
+          </w:p>
+        </w:tc>
+        <w:tc>
+          <w:tcPr>
+            <w:tcW w:w="6310" w:type="dxa"/>
+            <w:vMerge w:val="restart"/>
+            <w:shd w:val="clear" w:color="auto" w:fill="E6E6E6"/>
+          </w:tcPr>
+          <w:p>
+            <w:pPr>
+              <w:pStyle w:val="TableParagraph"/>
+              <w:spacing w:before="181"/>
+              <w:ind w:left="9"/>
+              <w:jc w:val="center"/>
+              <w:rPr>
+                <w:b/>
+                <w:sz w:val="24"/>
+                <w:lang w:val="en-US"/>
+              </w:rPr>
+            </w:pPr>
+            <w:r>
+              <w:rPr>
+                <w:b/>
+                <w:sz w:val="24"/>
+              </w:rPr>
+              <w:t>Thực</w:t>
+            </w:r>
+            <w:r>
+              <w:rPr>
+                <w:b/>
+                <w:spacing w:val="-2"/>
+                <w:sz w:val="24"/>
+              </w:rPr>
+              <w:t xml:space="preserve"> </w:t>
+            </w:r>
+            <w:r>
+              <w:rPr>
+                <w:b/>
+                <w:sz w:val="24"/>
+              </w:rPr>
+              <w:t>đơn</w:t>
+            </w:r>
+            <w:r>
+              <w:rPr>
+                <w:b/>
+                <w:spacing w:val="-5"/>
+                <w:sz w:val="24"/>
+                <w:lang w:val="en-US"/>
+              </w:rPr>
+              <w:t xml:space="preserve"> </w:t>
+            </w:r>
+            <w:proofErr w:type="spellStart"/>
+            <w:r>
+              <w:rPr>
+                <w:b/>
+                <w:spacing w:val="-5"/>
+                <w:sz w:val="24"/>
+                <w:lang w:val="en-US"/>
+              </w:rPr>
+              <w:t>bàn</w:t>
+            </w:r>
+            <w:proofErr w:type="spellEnd"/>
+            <w:r>
+              <w:rPr>
+                <w:b/>
+                <w:spacing w:val="-5"/>
+                <w:sz w:val="24"/>
+                <w:lang w:val="en-US"/>
+              </w:rPr>
+              <w:t xml:space="preserve"> </w:t>
+            </w:r>
+            <w:proofErr w:type="spellStart"/>
+            <w:r>
+              <w:rPr>
+                <w:b/>
+                <w:spacing w:val="-5"/>
+                <w:sz w:val="24"/>
+                <w:lang w:val="en-US"/>
+              </w:rPr>
+              <w:t>tiệc</w:t>
+            </w:r>
+            <w:proofErr w:type="spellEnd"/>
+            <w:r>
+              <w:rPr>
+                <w:b/>
+                <w:spacing w:val="-5"/>
+                <w:sz w:val="24"/>
+                <w:lang w:val="en-US"/>
+              </w:rPr>
+              <w:t xml:space="preserve"> {</w:t>
+            </w:r>
+            <w:proofErr w:type="spellStart"/>
+            <w:r>
+              <w:rPr>
+                <w:b/>
+                <w:spacing w:val="-5"/>
+                <w:sz w:val="24"/>
+                <w:lang w:val="en-US"/>
+              </w:rPr>
+              <w:t>DonGiaBanTiec</w:t>
+            </w:r>
+            <w:proofErr w:type="spellEnd"/>
+            <w:r>
+              <w:rPr>
+                <w:b/>
+                <w:spacing w:val="-5"/>
+                <w:sz w:val="24"/>
+                <w:lang w:val="en-US"/>
+              </w:rPr>
+              <w:t>}VNĐ/</w:t>
+            </w:r>
+            <w:proofErr w:type="spellStart"/>
+            <w:r>
+              <w:rPr>
+                <w:b/>
+                <w:spacing w:val="-5"/>
+                <w:sz w:val="24"/>
+                <w:lang w:val="en-US"/>
+              </w:rPr>
+              <w:t>bàn</w:t>
+            </w:r>
+            <w:proofErr w:type="spellEnd"/>
+            <w:r>
+              <w:rPr>
+                <w:b/>
+                <w:spacing w:val="-5"/>
+                <w:sz w:val="24"/>
+                <w:lang w:val="en-US"/>
+              </w:rPr>
+              <w:t>/{</w:t>
+            </w:r>
+            <w:proofErr w:type="spellStart"/>
+            <w:r>
+              <w:rPr>
+                <w:b/>
+                <w:spacing w:val="-5"/>
+                <w:sz w:val="24"/>
+                <w:lang w:val="en-US"/>
+              </w:rPr>
+              <w:t>SoKhachTrenBan</w:t>
+            </w:r>
+            <w:proofErr w:type="spellEnd"/>
+            <w:r>
+              <w:rPr>
+                <w:b/>
+                <w:spacing w:val="-5"/>
+                <w:sz w:val="24"/>
+                <w:lang w:val="en-US"/>
+              </w:rPr>
+              <w:t xml:space="preserve">} </w:t>
+            </w:r>
+            <w:proofErr w:type="spellStart"/>
+            <w:r>
+              <w:rPr>
+                <w:b/>
+                <w:spacing w:val="-5"/>
+                <w:sz w:val="24"/>
+                <w:lang w:val="en-US"/>
+              </w:rPr>
+              <w:t>khách</w:t>
+            </w:r>
+            <w:proofErr w:type="spellEnd"/>
+          </w:p>
+        </w:tc>
+        <w:tc>
+          <w:tcPr>
+            <w:tcW w:w="1980" w:type="dxa"/>
+            <w:shd w:val="clear" w:color="auto" w:fill="E6E6E6"/>
+          </w:tcPr>
+          <w:p>
+            <w:pPr>
+              <w:pStyle w:val="TableParagraph"/>
+              <w:spacing w:before="18"/>
+              <w:ind w:left="7" w:right="4"/>
+              <w:jc w:val="center"/>
+              <w:rPr>
+                <w:b/>
+                <w:sz w:val="24"/>
+              </w:rPr>
+            </w:pPr>
+            <w:r>
+              <w:rPr>
+                <w:b/>
+                <w:sz w:val="24"/>
+              </w:rPr>
+              <w:t>Đơn</w:t>
+            </w:r>
+            <w:r>
+              <w:rPr>
+                <w:b/>
+                <w:spacing w:val="-2"/>
+                <w:sz w:val="24"/>
+              </w:rPr>
+              <w:t xml:space="preserve"> </w:t>
+            </w:r>
+            <w:r>
+              <w:rPr>
+                <w:b/>
+                <w:spacing w:val="-5"/>
+                <w:sz w:val="24"/>
+              </w:rPr>
+              <w:t>giá</w:t>
+            </w:r>
+          </w:p>
+        </w:tc>
+      </w:tr>
+      <w:tr>
+        <w:trPr>
+          <w:trHeight w:val="316"/>
+        </w:trPr>
+        <w:tc>
+          <w:tcPr>
+            <w:tcW w:w="1336" w:type="dxa"/>
+            <w:vMerge/>
+            <w:tcBorders>
+              <w:top w:val="nil"/>
+            </w:tcBorders>
+            <w:shd w:val="clear" w:color="auto" w:fill="E6E6E6"/>
+          </w:tcPr>
+          <w:p>
+            <w:pPr>
+              <w:rPr>
+                <w:sz w:val="2"/>
+                <w:szCs w:val="2"/>
+              </w:rPr>
+            </w:pPr>
+          </w:p>
+        </w:tc>
+        <w:tc>
+          <w:tcPr>
+            <w:tcW w:w="6310" w:type="dxa"/>
+            <w:vMerge/>
+            <w:tcBorders>
+              <w:top w:val="nil"/>
+            </w:tcBorders>
+            <w:shd w:val="clear" w:color="auto" w:fill="E6E6E6"/>
+          </w:tcPr>
+          <w:p>
+            <w:pPr>
+              <w:rPr>
+                <w:sz w:val="2"/>
+                <w:szCs w:val="2"/>
+              </w:rPr>
+            </w:pPr>
+          </w:p>
+        </w:tc>
+        <w:tc>
+          <w:tcPr>
+            <w:tcW w:w="1980" w:type="dxa"/>
+            <w:shd w:val="clear" w:color="auto" w:fill="E6E6E6"/>
+          </w:tcPr>
+          <w:p>
+            <w:pPr>
+              <w:pStyle w:val="TableParagraph"/>
+              <w:spacing w:before="18"/>
+              <w:ind w:left="7"/>
+              <w:jc w:val="center"/>
+              <w:rPr>
+                <w:b/>
+                <w:sz w:val="24"/>
+                <w:lang w:val="en-US"/>
+              </w:rPr>
+            </w:pPr>
+            <w:r>
+              <w:rPr>
+                <w:b/>
+                <w:spacing w:val="-5"/>
+                <w:sz w:val="24"/>
+                <w:lang w:val="en-US"/>
+              </w:rPr>
+              <w:t>VNĐ</w:t>
+            </w:r>
+          </w:p>
+        </w:tc>
+      </w:tr>
+      <w:tr>
+        <w:trPr>
+          <w:trHeight w:val="395"/>
+        </w:trPr>
+        <w:tc>
+          <w:tcPr>
+            <w:tcW w:w="1336" w:type="dxa"/>
+          </w:tcPr>
+          <w:p>
+            <w:pPr>
+              <w:pStyle w:val="TableParagraph"/>
+              <w:spacing w:before="83"/>
+              <w:ind w:left="9"/>
+              <w:jc w:val="center"/>
+              <w:rPr>
+                <w:spacing w:val="-10"/>
+                <w:sz w:val="24"/>
+              </w:rPr>
+            </w:pPr>
+            <w:r>
+              <w:rPr>
+                <w:spacing w:val="-10"/>
+                <w:sz w:val="24"/>
+              </w:rPr>
+              <w:t>{#MenuTiec}</w:t>
+            </w:r>
+          </w:p>
+        </w:tc>
+        <w:tc>
+          <w:tcPr>
+            <w:tcW w:w="6310" w:type="dxa"/>
+          </w:tcPr>
+          <w:p>
+            <w:pPr>
+              <w:pStyle w:val="TableParagraph"/>
+              <w:ind w:firstLine="107"/>
+              <w:rPr>
+                <w:sz w:val="24"/>
+                <w:lang w:val="en-US"/>
+              </w:rPr>
+            </w:pPr>
+            <w:r>
+              <w:t>{TenMonAn}</w:t>
+            </w:r>
+          </w:p>
+        </w:tc>
+        <w:tc>
+          <w:tcPr>
+            <w:tcW w:w="1980" w:type="dxa"/>
+          </w:tcPr>
+          <w:p>
+            <w:pPr>
+              <w:pStyle w:val="TableParagraph"/>
+              <w:jc w:val="center"/>
+              <w:rPr>
+                <w:b/>
+                <w:bCs/>
+                <w:sz w:val="24"/>
+                <w:lang w:val="en-US"/>
+              </w:rPr>
+            </w:pPr>
+            <w:r>
+              <w:rPr>
+                <w:b/>
+                <w:bCs/>
+                <w:sz w:val="24"/>
+                <w:lang w:val="en-US"/>
+              </w:rPr>
+              <w:t>{</w:t>
+            </w:r>
+            <w:proofErr w:type="spellStart"/>
+            <w:r>
+              <w:rPr>
+                <w:b/>
+                <w:bCs/>
+                <w:sz w:val="24"/>
+                <w:lang w:val="en-US"/>
+              </w:rPr>
+              <w:t>DonGia</w:t>
+            </w:r>
+            <w:proofErr w:type="spellEnd"/>
+            <w:r>
+              <w:rPr>
+                <w:b/>
+                <w:bCs/>
+                <w:sz w:val="24"/>
+                <w:lang w:val="en-US"/>
+              </w:rPr>
+              <w:t>}{/</w:t>
+            </w:r>
+            <w:proofErr w:type="spellStart"/>
+            <w:r>
+              <w:rPr>
+                <w:b/>
+                <w:bCs/>
+                <w:sz w:val="24"/>
+                <w:lang w:val="en-US"/>
+              </w:rPr>
+              <w:t>MenuTiec</w:t>
+            </w:r>
+            <w:proofErr w:type="spellEnd"/>
+            <w:r>
+              <w:rPr>
+                <w:b/>
+                <w:bCs/>
+                <w:sz w:val="24"/>
+                <w:lang w:val="en-US"/>
+              </w:rPr>
+              <w:t>}</w:t>
+            </w:r>
+          </w:p>
+        </w:tc>
+      </w:tr>
+      <w:tr>
+        <w:trPr>
+          <w:trHeight w:val="421"/>
+        </w:trPr>
+        <w:tc>
+          <w:tcPr>
+            <w:tcW w:w="1336" w:type="dxa"/>
+          </w:tcPr>
+          <w:p>
+            <w:pPr>
+              <w:pStyle w:val="TableParagraph"/>
+              <w:rPr>
+                <w:sz w:val="24"/>
+              </w:rPr>
+            </w:pPr>
+          </w:p>
+        </w:tc>
+        <w:tc>
+          <w:tcPr>
+            <w:tcW w:w="6310" w:type="dxa"/>
+          </w:tcPr>
+          <w:p>
+            <w:pPr>
+              <w:pStyle w:val="TableParagraph"/>
+              <w:spacing w:before="71"/>
+              <w:ind w:left="9"/>
+              <w:jc w:val="center"/>
+              <w:rPr>
+                <w:b/>
+                <w:sz w:val="24"/>
+              </w:rPr>
+            </w:pPr>
+            <w:r>
+              <w:rPr>
+                <w:b/>
+                <w:sz w:val="24"/>
+              </w:rPr>
+              <w:t>TỔNG</w:t>
+            </w:r>
+            <w:r>
+              <w:rPr>
+                <w:b/>
+                <w:spacing w:val="-2"/>
+                <w:sz w:val="24"/>
+              </w:rPr>
+              <w:t xml:space="preserve"> </w:t>
+            </w:r>
+            <w:r>
+              <w:rPr>
+                <w:b/>
+                <w:spacing w:val="-4"/>
+                <w:sz w:val="24"/>
+              </w:rPr>
+              <w:t>CỘNG</w:t>
+            </w:r>
+          </w:p>
+        </w:tc>
+        <w:tc>
+          <w:tcPr>
+            <w:tcW w:w="1980" w:type="dxa"/>
+            <w:vAlign w:val="center"/>
+          </w:tcPr>
+          <w:p>
+            <w:pPr>
+              <w:pStyle w:val="TableParagraph"/>
+              <w:jc w:val="right"/>
+              <w:rPr>
+                <w:b/>
+                <w:bCs/>
+                <w:sz w:val="24"/>
+                <w:lang w:val="en-US"/>
+              </w:rPr>
+            </w:pPr>
+            <w:r>
+              <w:rPr>
+                <w:b/>
+                <w:bCs/>
+                <w:sz w:val="24"/>
+                <w:lang w:val="en-US"/>
+              </w:rPr>
+              <w:t>{</w:t>
+            </w:r>
+            <w:proofErr w:type="spellStart"/>
+            <w:r>
+              <w:rPr>
+                <w:b/>
+                <w:bCs/>
+                <w:sz w:val="24"/>
+                <w:lang w:val="en-US"/>
+              </w:rPr>
+              <w:t>MenuTongCong</w:t>
+            </w:r>
+            <w:proofErr w:type="spellEnd"/>
+            <w:r>
+              <w:rPr>
+                <w:b/>
+                <w:bCs/>
+                <w:sz w:val="24"/>
+                <w:lang w:val="en-US"/>
+              </w:rPr>
+              <w:t>}</w:t>
+            </w:r>
+          </w:p>
+        </w:tc>
+      </w:tr>
+    </w:tbl>
+    <w:p>
+      <w:pPr>
+        <w:pStyle w:val="ListParagraph"/>
+        <w:tabs>
+          <w:tab w:val="left" w:pos="360"/>
+        </w:tabs>
+        <w:spacing w:before="80"/>
+        <w:ind w:left="600" w:right="-270" w:firstLine="0"/>
+        <w:rPr>
+          <w:b/>
+          <w:sz w:val="24"/>
+          <w:lang w:val="en-US"/>
+        </w:rPr>
+      </w:pPr>
+    </w:p>
+    <w:p>
+      <w:pPr>
+        <w:pStyle w:val="ListParagraph"/>
+        <w:numPr>
+          <w:ilvl w:val="1"/>
+          <w:numId w:val="2"/>
+        </w:numPr>
+        <w:tabs>
+          <w:tab w:val="left" w:pos="360"/>
+        </w:tabs>
+        <w:spacing w:before="80"/>
+        <w:ind w:right="-270"/>
+        <w:rPr>
+          <w:b/>
+          <w:sz w:val="24"/>
+        </w:rPr>
+      </w:pPr>
+      <w:r>
+        <w:rPr>
+          <w:b/>
+          <w:sz w:val="24"/>
+        </w:rPr>
+        <w:t>Giá</w:t>
+      </w:r>
+      <w:r>
+        <w:rPr>
+          <w:b/>
+          <w:spacing w:val="-1"/>
+          <w:sz w:val="24"/>
+        </w:rPr>
+        <w:t xml:space="preserve"> </w:t>
+      </w:r>
+      <w:r>
+        <w:rPr>
+          <w:b/>
+          <w:sz w:val="24"/>
+        </w:rPr>
+        <w:t>trị</w:t>
+      </w:r>
+      <w:r>
+        <w:rPr>
+          <w:b/>
+          <w:spacing w:val="-1"/>
+          <w:sz w:val="24"/>
+        </w:rPr>
+        <w:t xml:space="preserve">  </w:t>
+      </w:r>
+      <w:r>
+        <w:rPr>
+          <w:b/>
+          <w:sz w:val="24"/>
+        </w:rPr>
+        <w:t>Hợp</w:t>
+      </w:r>
+      <w:r>
+        <w:rPr>
+          <w:b/>
+          <w:spacing w:val="-1"/>
+          <w:sz w:val="24"/>
+        </w:rPr>
+        <w:t xml:space="preserve"> </w:t>
+      </w:r>
+      <w:r>
+        <w:rPr>
+          <w:b/>
+          <w:sz w:val="24"/>
+        </w:rPr>
+        <w:t>Đồng</w:t>
+      </w:r>
+      <w:r>
+        <w:rPr>
+          <w:b/>
+          <w:sz w:val="24"/>
+          <w:lang w:val="en-US"/>
+        </w:rPr>
+        <w:t xml:space="preserve"> </w:t>
+      </w:r>
+      <w:proofErr w:type="spellStart"/>
+      <w:r>
+        <w:rPr>
+          <w:b/>
+          <w:sz w:val="24"/>
+          <w:lang w:val="en-US"/>
+        </w:rPr>
+        <w:t>tạm</w:t>
+      </w:r>
+      <w:proofErr w:type="spellEnd"/>
+      <w:r>
+        <w:rPr>
+          <w:b/>
+          <w:sz w:val="24"/>
+          <w:lang w:val="en-US"/>
+        </w:rPr>
+        <w:t xml:space="preserve"> </w:t>
+      </w:r>
+      <w:proofErr w:type="spellStart"/>
+      <w:r>
+        <w:rPr>
+          <w:b/>
+          <w:sz w:val="24"/>
+          <w:lang w:val="en-US"/>
+        </w:rPr>
+        <w:t>tính</w:t>
+      </w:r>
+      <w:proofErr w:type="spellEnd"/>
+      <w:r>
+        <w:rPr>
+          <w:b/>
+          <w:spacing w:val="-1"/>
+          <w:sz w:val="24"/>
+          <w:lang w:val="en-US"/>
+        </w:rPr>
+        <w:t>:</w:t>
+      </w:r>
+    </w:p>
+    <w:tbl>
+      <w:tblPr>
+        <w:tblW w:w="0" w:type="auto"/>
+        <w:tblInd w:w="78" w:type="dxa"/>
+        <w:tblLayout w:type="fixed"/>
+        <w:tblLook w:val="04A0" w:firstRow="1" w:lastRow="0" w:firstColumn="1" w:lastColumn="0" w:noHBand="0" w:noVBand="1"/>
+      </w:tblPr>
+      <w:tblGrid>
+        <w:gridCol w:w="731"/>
+        <w:gridCol w:w="2809"/>
+        <w:gridCol w:w="1485"/>
+        <w:gridCol w:w="1515"/>
+        <w:gridCol w:w="1380"/>
+        <w:gridCol w:w="1785"/>
+      </w:tblGrid>
+      <w:tr>
+        <w:trPr>
+          <w:trHeight w:val="672"/>
+        </w:trPr>
+        <w:tc>
+          <w:tcPr>
+            <w:tcW w:w="731" w:type="dxa"/>
+            <w:tcBorders>
+              <w:top w:val="single" w:sz="6" w:space="0" w:color="auto"/>
+              <w:left w:val="single" w:sz="6" w:space="0" w:color="auto"/>
+              <w:bottom w:val="single" w:sz="6" w:space="0" w:color="auto"/>
+              <w:right w:val="single" w:sz="6" w:space="0" w:color="auto"/>
+              <w:tl2br w:val="nil"/>
+              <w:tr2bl w:val="nil"/>
+            </w:tcBorders>
+          </w:tcPr>
+          <w:p>
+            <w:pPr>
+              <w:jc w:val="center"/>
+              <w:rPr>
+                <w:b/>
+                <w:color w:val="000000"/>
+                <w:szCs w:val="24"/>
+              </w:rPr>
+            </w:pPr>
+            <w:bookmarkStart w:id="0" w:name="_MON_1646391353"/>
+            <w:bookmarkEnd w:id="0"/>
+            <w:r>
+              <w:rPr>
+                <w:rFonts w:hint="eastAsia"/>
+                <w:b/>
+                <w:color w:val="000000"/>
+                <w:szCs w:val="24"/>
+              </w:rPr>
+              <w:t>STT</w:t>
+            </w:r>
+          </w:p>
+        </w:tc>
+        <w:tc>
+          <w:tcPr>
+            <w:tcW w:w="2809" w:type="dxa"/>
+            <w:tcBorders>
+              <w:top w:val="single" w:sz="6" w:space="0" w:color="auto"/>
+              <w:left w:val="single" w:sz="6" w:space="0" w:color="auto"/>
+              <w:bottom w:val="single" w:sz="6" w:space="0" w:color="auto"/>
+              <w:right w:val="single" w:sz="6" w:space="0" w:color="auto"/>
+              <w:tl2br w:val="nil"/>
+              <w:tr2bl w:val="nil"/>
+            </w:tcBorders>
+          </w:tcPr>
+          <w:p>
+            <w:pPr>
+              <w:jc w:val="center"/>
+              <w:rPr>
+                <w:b/>
+                <w:color w:val="000000"/>
+                <w:szCs w:val="24"/>
+              </w:rPr>
+            </w:pPr>
+            <w:r>
+              <w:rPr>
+                <w:rFonts w:hint="eastAsia"/>
+                <w:b/>
+                <w:color w:val="000000"/>
+                <w:szCs w:val="24"/>
+              </w:rPr>
+              <w:t>NỘI DUNG</w:t>
+            </w:r>
+          </w:p>
+        </w:tc>
+        <w:tc>
+          <w:tcPr>
+            <w:tcW w:w="1485" w:type="dxa"/>
+            <w:tcBorders>
+              <w:top w:val="single" w:sz="6" w:space="0" w:color="auto"/>
+              <w:left w:val="single" w:sz="6" w:space="0" w:color="auto"/>
+              <w:bottom w:val="single" w:sz="6" w:space="0" w:color="auto"/>
+              <w:right w:val="single" w:sz="6" w:space="0" w:color="auto"/>
+              <w:tl2br w:val="nil"/>
+              <w:tr2bl w:val="nil"/>
+            </w:tcBorders>
+          </w:tcPr>
+          <w:p>
+            <w:pPr>
+              <w:jc w:val="center"/>
+              <w:rPr>
+                <w:b/>
+                <w:color w:val="000000"/>
+                <w:szCs w:val="24"/>
+              </w:rPr>
+            </w:pPr>
+            <w:r>
+              <w:rPr>
+                <w:rFonts w:hint="eastAsia"/>
+                <w:b/>
+                <w:color w:val="000000"/>
+                <w:szCs w:val="24"/>
+              </w:rPr>
+              <w:t>ĐVT</w:t>
+            </w:r>
+          </w:p>
+        </w:tc>
+        <w:tc>
+          <w:tcPr>
+            <w:tcW w:w="1515" w:type="dxa"/>
+            <w:tcBorders>
+              <w:top w:val="single" w:sz="6" w:space="0" w:color="auto"/>
+              <w:left w:val="single" w:sz="6" w:space="0" w:color="auto"/>
+              <w:bottom w:val="single" w:sz="6" w:space="0" w:color="auto"/>
+              <w:right w:val="single" w:sz="6" w:space="0" w:color="auto"/>
+              <w:tl2br w:val="nil"/>
+              <w:tr2bl w:val="nil"/>
+            </w:tcBorders>
+          </w:tcPr>
+          <w:p>
+            <w:pPr>
+              <w:jc w:val="center"/>
+              <w:rPr>
+                <w:b/>
+                <w:color w:val="000000"/>
+                <w:szCs w:val="24"/>
+              </w:rPr>
+            </w:pPr>
+            <w:r>
+              <w:rPr>
+                <w:rFonts w:hint="eastAsia"/>
+                <w:b/>
+                <w:color w:val="000000"/>
+                <w:szCs w:val="24"/>
+              </w:rPr>
+              <w:t xml:space="preserve"> SỐ LƯỢNG </w:t>
+            </w:r>
+          </w:p>
+        </w:tc>
+        <w:tc>
+          <w:tcPr>
+            <w:tcW w:w="1380" w:type="dxa"/>
+            <w:tcBorders>
+              <w:top w:val="single" w:sz="6" w:space="0" w:color="auto"/>
+              <w:left w:val="single" w:sz="6" w:space="0" w:color="auto"/>
+              <w:bottom w:val="single" w:sz="6" w:space="0" w:color="auto"/>
+              <w:right w:val="single" w:sz="6" w:space="0" w:color="auto"/>
+              <w:tl2br w:val="nil"/>
+              <w:tr2bl w:val="nil"/>
+            </w:tcBorders>
+          </w:tcPr>
+          <w:p>
+            <w:pPr>
+              <w:jc w:val="center"/>
+              <w:rPr>
+                <w:b/>
+                <w:color w:val="000000"/>
+                <w:szCs w:val="24"/>
+              </w:rPr>
+            </w:pPr>
+            <w:r>
+              <w:rPr>
+                <w:rFonts w:hint="eastAsia"/>
+                <w:b/>
+                <w:color w:val="000000"/>
+                <w:szCs w:val="24"/>
+              </w:rPr>
+              <w:t xml:space="preserve"> ĐƠN GIÁ (VNĐ) </w:t>
+            </w:r>
+          </w:p>
+        </w:tc>
+        <w:tc>
+          <w:tcPr>
+            <w:tcW w:w="1785" w:type="dxa"/>
+            <w:tcBorders>
+              <w:top w:val="single" w:sz="6" w:space="0" w:color="auto"/>
+              <w:left w:val="single" w:sz="6" w:space="0" w:color="auto"/>
+              <w:bottom w:val="single" w:sz="6" w:space="0" w:color="auto"/>
+              <w:right w:val="single" w:sz="6" w:space="0" w:color="auto"/>
+              <w:tl2br w:val="nil"/>
+              <w:tr2bl w:val="nil"/>
+            </w:tcBorders>
+          </w:tcPr>
+          <w:p>
+            <w:pPr>
+              <w:jc w:val="center"/>
+              <w:rPr>
+                <w:b/>
+                <w:color w:val="000000"/>
+                <w:szCs w:val="24"/>
+              </w:rPr>
+            </w:pPr>
+            <w:r>
+              <w:rPr>
+                <w:rFonts w:hint="eastAsia"/>
+                <w:b/>
+                <w:color w:val="000000"/>
+                <w:szCs w:val="24"/>
+              </w:rPr>
+              <w:t xml:space="preserve"> THÀNH TIỀN (VNĐ) </w:t>
+            </w:r>
+          </w:p>
+        </w:tc>
+      </w:tr>
+      <w:tr>
+        <w:trPr>
+          <w:trHeight w:val="420"/>
+        </w:trPr>
+        <w:tc>
+          <w:tcPr>
+            <w:tcW w:w="731" w:type="dxa"/>
+            <w:tcBorders>
+              <w:top w:val="single" w:sz="6" w:space="0" w:color="auto"/>
+              <w:left w:val="single" w:sz="6" w:space="0" w:color="auto"/>
+              <w:bottom w:val="single" w:sz="6" w:space="0" w:color="auto"/>
+              <w:right w:val="single" w:sz="6" w:space="0" w:color="auto"/>
+              <w:tl2br w:val="nil"/>
+              <w:tr2bl w:val="nil"/>
+            </w:tcBorders>
+          </w:tcPr>
+          <w:p>
+            <w:pPr>
+              <w:jc w:val="center"/>
+              <w:rPr>
+                <w:color w:val="000000"/>
+                <w:szCs w:val="24"/>
+              </w:rPr>
+            </w:pPr>
+            <w:r>
+              <w:rPr>
+                <w:rFonts w:eastAsia="SimSun"/>
+              </w:rPr>
+              <w:t>{#DanhSachChiPhi} {STT}</w:t>
+            </w:r>
+          </w:p>
+        </w:tc>
+        <w:tc>
+          <w:tcPr>
+            <w:tcW w:w="2809" w:type="dxa"/>
+            <w:tcBorders>
+              <w:top w:val="single" w:sz="6" w:space="0" w:color="auto"/>
+              <w:left w:val="single" w:sz="6" w:space="0" w:color="auto"/>
+              <w:bottom w:val="single" w:sz="6" w:space="0" w:color="auto"/>
+              <w:right w:val="single" w:sz="6" w:space="0" w:color="auto"/>
+              <w:tl2br w:val="nil"/>
+              <w:tr2bl w:val="nil"/>
+            </w:tcBorders>
+          </w:tcPr>
+          <w:p>
+            <w:pPr>
+              <w:rPr>
+                <w:color w:val="000000"/>
+                <w:sz w:val="24"/>
+                <w:szCs w:val="24"/>
+              </w:rPr>
+            </w:pPr>
+            <w:r>
+              <w:rPr>
+                <w:rFonts w:hint="eastAsia"/>
+                <w:color w:val="000000"/>
+                <w:sz w:val="24"/>
+                <w:szCs w:val="24"/>
+              </w:rPr>
+              <w:t>{NoiDung}</w:t>
+            </w:r>
+          </w:p>
+        </w:tc>
+        <w:tc>
+          <w:tcPr>
+            <w:tcW w:w="1485" w:type="dxa"/>
+            <w:tcBorders>
+              <w:top w:val="single" w:sz="6" w:space="0" w:color="auto"/>
+              <w:left w:val="single" w:sz="6" w:space="0" w:color="auto"/>
+              <w:bottom w:val="single" w:sz="6" w:space="0" w:color="auto"/>
+              <w:right w:val="single" w:sz="6" w:space="0" w:color="auto"/>
+              <w:tl2br w:val="nil"/>
+              <w:tr2bl w:val="nil"/>
+            </w:tcBorders>
+          </w:tcPr>
+          <w:p>
+            <w:pPr>
+              <w:jc w:val="center"/>
+              <w:rPr>
+                <w:color w:val="000000"/>
+                <w:sz w:val="24"/>
+                <w:szCs w:val="24"/>
+              </w:rPr>
+            </w:pPr>
+            <w:r>
+              <w:rPr>
+                <w:rFonts w:hint="eastAsia"/>
+                <w:color w:val="000000"/>
+                <w:sz w:val="24"/>
+                <w:szCs w:val="24"/>
+              </w:rPr>
+              <w:t>{DVT}</w:t>
+            </w:r>
+          </w:p>
+        </w:tc>
+        <w:tc>
+          <w:tcPr>
+            <w:tcW w:w="1515" w:type="dxa"/>
+            <w:tcBorders>
+              <w:top w:val="single" w:sz="6" w:space="0" w:color="auto"/>
+              <w:left w:val="single" w:sz="6" w:space="0" w:color="auto"/>
+              <w:bottom w:val="single" w:sz="6" w:space="0" w:color="auto"/>
+              <w:right w:val="single" w:sz="6" w:space="0" w:color="auto"/>
+              <w:tl2br w:val="nil"/>
+              <w:tr2bl w:val="nil"/>
+            </w:tcBorders>
+          </w:tcPr>
+          <w:p>
+            <w:pPr>
+              <w:jc w:val="center"/>
+              <w:rPr>
+                <w:color w:val="000000"/>
+                <w:sz w:val="24"/>
+                <w:szCs w:val="24"/>
+              </w:rPr>
+            </w:pPr>
+            <w:r>
+              <w:rPr>
+                <w:rFonts w:hint="eastAsia"/>
+                <w:color w:val="000000"/>
+                <w:sz w:val="24"/>
+                <w:szCs w:val="24"/>
+              </w:rPr>
+              <w:t>{SoLuong}</w:t>
+            </w:r>
+          </w:p>
+        </w:tc>
+        <w:tc>
+          <w:tcPr>
+            <w:tcW w:w="1380" w:type="dxa"/>
+            <w:tcBorders>
+              <w:top w:val="single" w:sz="6" w:space="0" w:color="auto"/>
+              <w:left w:val="single" w:sz="6" w:space="0" w:color="auto"/>
+              <w:bottom w:val="single" w:sz="6" w:space="0" w:color="auto"/>
+              <w:right w:val="single" w:sz="6" w:space="0" w:color="auto"/>
+              <w:tl2br w:val="nil"/>
+              <w:tr2bl w:val="nil"/>
+            </w:tcBorders>
+          </w:tcPr>
+          <w:p>
+            <w:pPr>
+              <w:jc w:val="center"/>
+              <w:rPr>
+                <w:color w:val="000000"/>
+                <w:sz w:val="24"/>
+                <w:szCs w:val="24"/>
+              </w:rPr>
+            </w:pPr>
+            <w:r>
+              <w:t>{DonGia}</w:t>
+            </w:r>
+          </w:p>
+        </w:tc>
+        <w:tc>
+          <w:tcPr>
+            <w:tcW w:w="1785" w:type="dxa"/>
+            <w:tcBorders>
+              <w:top w:val="single" w:sz="6" w:space="0" w:color="auto"/>
+              <w:left w:val="single" w:sz="6" w:space="0" w:color="auto"/>
+              <w:bottom w:val="single" w:sz="6" w:space="0" w:color="auto"/>
+              <w:right w:val="single" w:sz="6" w:space="0" w:color="auto"/>
+              <w:tl2br w:val="nil"/>
+              <w:tr2bl w:val="nil"/>
+            </w:tcBorders>
+          </w:tcPr>
+          <w:p>
+            <w:pPr>
+              <w:jc w:val="center"/>
+              <w:rPr>
+                <w:color w:val="000000"/>
+                <w:sz w:val="24"/>
+                <w:szCs w:val="24"/>
+              </w:rPr>
+            </w:pPr>
+            <w:r>
+              <w:rPr>
+                <w:rFonts w:eastAsia="SimSun"/>
+              </w:rPr>
+              <w:t>{ThanhTien} {/DanhSachChiPhi}</w:t>
+            </w:r>
+            <w:r>
+              <w:rPr>
+                <w:rFonts w:hint="eastAsia"/>
+                <w:color w:val="000000"/>
+              </w:rPr>
+              <w:t xml:space="preserve">  </w:t>
+            </w:r>
+            <w:r>
+              <w:rPr>
+                <w:rFonts w:hint="eastAsia"/>
+                <w:color w:val="000000"/>
+                <w:sz w:val="24"/>
+                <w:szCs w:val="24"/>
+              </w:rPr>
+              <w:t xml:space="preserve"> </w:t>
+            </w:r>
+          </w:p>
+        </w:tc>
+      </w:tr>
+      <w:tr>
+        <w:trPr>
+          <w:trHeight w:val="480"/>
+        </w:trPr>
+        <w:tc>
+          <w:tcPr>
+            <w:tcW w:w="7920" w:type="dxa"/>
+            <w:gridSpan w:val="5"/>
+            <w:tcBorders>
+              <w:top w:val="single" w:sz="6" w:space="0" w:color="auto"/>
+              <w:left w:val="single" w:sz="6" w:space="0" w:color="auto"/>
+              <w:bottom w:val="single" w:sz="6" w:space="0" w:color="auto"/>
+              <w:right w:val="single" w:sz="6" w:space="0" w:color="auto"/>
+              <w:tl2br w:val="nil"/>
+              <w:tr2bl w:val="nil"/>
+            </w:tcBorders>
+          </w:tcPr>
+          <w:p>
+            <w:pPr>
+              <w:jc w:val="center"/>
+              <w:rPr>
+                <w:b/>
+                <w:color w:val="000000"/>
+                <w:szCs w:val="24"/>
+              </w:rPr>
+            </w:pPr>
+            <w:r>
+              <w:rPr>
+                <w:rFonts w:hint="eastAsia"/>
+                <w:b/>
+                <w:color w:val="000000"/>
+                <w:szCs w:val="24"/>
+              </w:rPr>
+              <w:t xml:space="preserve">Tổng giá trị Hợp Đồng tạm tính </w:t>
+            </w:r>
+          </w:p>
+        </w:tc>
+        <w:tc>
+          <w:tcPr>
+            <w:tcW w:w="1785" w:type="dxa"/>
+            <w:tcBorders>
+              <w:top w:val="single" w:sz="6" w:space="0" w:color="auto"/>
+              <w:left w:val="single" w:sz="6" w:space="0" w:color="auto"/>
+              <w:bottom w:val="single" w:sz="6" w:space="0" w:color="auto"/>
+              <w:right w:val="single" w:sz="6" w:space="0" w:color="auto"/>
+              <w:tl2br w:val="nil"/>
+              <w:tr2bl w:val="nil"/>
+            </w:tcBorders>
+          </w:tcPr>
+          <w:p>
+            <w:pPr>
+              <w:jc w:val="center"/>
+              <w:rPr>
+                <w:b/>
+                <w:color w:val="000000"/>
+                <w:sz w:val="24"/>
+                <w:szCs w:val="24"/>
+              </w:rPr>
+            </w:pPr>
+            <w:r>
+              <w:rPr>
+                <w:rFonts w:eastAsia="SimSun"/>
+              </w:rPr>
+              <w:t>{TongGiaTriTamTinh}</w:t>
+            </w:r>
+          </w:p>
+        </w:tc>
+      </w:tr>
+    </w:tbl>
+    <w:p>
+      <w:pPr>
+        <w:pStyle w:val="ListParagraph"/>
+        <w:tabs>
+          <w:tab w:val="left" w:pos="600"/>
+          <w:tab w:val="left" w:pos="9450"/>
+        </w:tabs>
+        <w:spacing w:before="80"/>
+        <w:ind w:left="270" w:right="180" w:firstLine="90"/>
+        <w:rPr>
+          <w:b/>
+          <w:sz w:val="24"/>
+        </w:rPr>
+      </w:pPr>
+    </w:p>
+    <w:p>
+      <w:pPr>
+        <w:pStyle w:val="BodyText"/>
+        <w:spacing w:before="11"/>
+        <w:rPr>
+          <w:b/>
+          <w:sz w:val="11"/>
+        </w:rPr>
+      </w:pPr>
+    </w:p>
+    <w:p>
+      <w:pPr>
+        <w:pStyle w:val="Heading1"/>
+        <w:spacing w:before="1"/>
+      </w:pPr>
+      <w:r>
+        <w:rPr>
+          <w:u w:val="single"/>
+        </w:rPr>
+        <w:t>ĐIỀU</w:t>
+      </w:r>
+      <w:r>
+        <w:rPr>
+          <w:spacing w:val="-1"/>
+          <w:u w:val="single"/>
+        </w:rPr>
+        <w:t xml:space="preserve"> </w:t>
+      </w:r>
+      <w:r>
+        <w:rPr>
+          <w:u w:val="single"/>
+        </w:rPr>
+        <w:t>3</w:t>
+      </w:r>
+      <w:r>
+        <w:t>:</w:t>
+      </w:r>
+      <w:r>
+        <w:rPr>
+          <w:spacing w:val="-1"/>
+        </w:rPr>
+        <w:t xml:space="preserve"> </w:t>
+      </w:r>
+      <w:r>
+        <w:t>CAM</w:t>
+      </w:r>
+      <w:r>
+        <w:rPr>
+          <w:spacing w:val="-1"/>
+        </w:rPr>
+        <w:t xml:space="preserve"> </w:t>
+      </w:r>
+      <w:r>
+        <w:t>KẾT</w:t>
+      </w:r>
+      <w:r>
+        <w:rPr>
+          <w:spacing w:val="-2"/>
+        </w:rPr>
+        <w:t xml:space="preserve"> </w:t>
+      </w:r>
+      <w:r>
+        <w:t>CỦA</w:t>
+      </w:r>
+      <w:r>
+        <w:rPr>
+          <w:spacing w:val="-1"/>
+        </w:rPr>
+        <w:t xml:space="preserve"> </w:t>
+      </w:r>
+      <w:r>
+        <w:t>CÁC</w:t>
+      </w:r>
+      <w:r>
+        <w:rPr>
+          <w:spacing w:val="-1"/>
+        </w:rPr>
+        <w:t xml:space="preserve"> </w:t>
+      </w:r>
+      <w:r>
+        <w:rPr>
+          <w:spacing w:val="-4"/>
+        </w:rPr>
+        <w:t>BÊN:</w:t>
+      </w:r>
+    </w:p>
+    <w:p>
+      <w:pPr>
+        <w:pStyle w:val="ListParagraph"/>
+        <w:numPr>
+          <w:ilvl w:val="0"/>
+          <w:numId w:val="6"/>
+        </w:numPr>
+        <w:tabs>
+          <w:tab w:val="left" w:pos="540"/>
+        </w:tabs>
+        <w:ind w:hanging="360"/>
+        <w:rPr>
+          <w:sz w:val="24"/>
+        </w:rPr>
+      </w:pPr>
+      <w:r>
+        <w:rPr>
+          <w:sz w:val="24"/>
+          <w:lang w:val="en-US"/>
+        </w:rPr>
+        <w:t xml:space="preserve">Hai </w:t>
+      </w:r>
+      <w:proofErr w:type="spellStart"/>
+      <w:r>
+        <w:rPr>
+          <w:sz w:val="24"/>
+          <w:lang w:val="en-US"/>
+        </w:rPr>
+        <w:t>Bên</w:t>
+      </w:r>
+      <w:proofErr w:type="spellEnd"/>
+      <w:r>
+        <w:rPr>
+          <w:sz w:val="24"/>
+          <w:lang w:val="en-US"/>
+        </w:rPr>
+        <w:t xml:space="preserve"> cam </w:t>
+      </w:r>
+      <w:proofErr w:type="spellStart"/>
+      <w:r>
+        <w:rPr>
+          <w:sz w:val="24"/>
+          <w:lang w:val="en-US"/>
+        </w:rPr>
+        <w:t>kết</w:t>
+      </w:r>
+      <w:proofErr w:type="spellEnd"/>
+      <w:r>
+        <w:rPr>
+          <w:sz w:val="24"/>
+          <w:lang w:val="en-US"/>
+        </w:rPr>
+        <w:t xml:space="preserve"> </w:t>
+      </w:r>
+      <w:proofErr w:type="spellStart"/>
+      <w:r>
+        <w:rPr>
+          <w:sz w:val="24"/>
+          <w:lang w:val="en-US"/>
+        </w:rPr>
+        <w:t>thực</w:t>
+      </w:r>
+      <w:proofErr w:type="spellEnd"/>
+      <w:r>
+        <w:rPr>
+          <w:sz w:val="24"/>
+          <w:lang w:val="en-US"/>
+        </w:rPr>
+        <w:t xml:space="preserve"> </w:t>
+      </w:r>
+      <w:proofErr w:type="spellStart"/>
+      <w:r>
+        <w:rPr>
+          <w:sz w:val="24"/>
+          <w:lang w:val="en-US"/>
+        </w:rPr>
+        <w:t>hiện</w:t>
+      </w:r>
+      <w:proofErr w:type="spellEnd"/>
+      <w:r>
+        <w:rPr>
+          <w:sz w:val="24"/>
+          <w:lang w:val="en-US"/>
+        </w:rPr>
+        <w:t xml:space="preserve"> </w:t>
+      </w:r>
+      <w:proofErr w:type="spellStart"/>
+      <w:r>
+        <w:rPr>
+          <w:sz w:val="24"/>
+          <w:lang w:val="en-US"/>
+        </w:rPr>
+        <w:t>đầy</w:t>
+      </w:r>
+      <w:proofErr w:type="spellEnd"/>
+      <w:r>
+        <w:rPr>
+          <w:sz w:val="24"/>
+          <w:lang w:val="en-US"/>
+        </w:rPr>
+        <w:t xml:space="preserve"> </w:t>
+      </w:r>
+      <w:proofErr w:type="spellStart"/>
+      <w:r>
+        <w:rPr>
+          <w:sz w:val="24"/>
+          <w:lang w:val="en-US"/>
+        </w:rPr>
+        <w:t>đủ</w:t>
+      </w:r>
+      <w:proofErr w:type="spellEnd"/>
+      <w:r>
+        <w:rPr>
+          <w:sz w:val="24"/>
+          <w:lang w:val="en-US"/>
+        </w:rPr>
+        <w:t xml:space="preserve">, </w:t>
+      </w:r>
+      <w:proofErr w:type="spellStart"/>
+      <w:r>
+        <w:rPr>
+          <w:sz w:val="24"/>
+          <w:lang w:val="en-US"/>
+        </w:rPr>
+        <w:t>đúng</w:t>
+      </w:r>
+      <w:proofErr w:type="spellEnd"/>
+      <w:r>
+        <w:rPr>
+          <w:sz w:val="24"/>
+          <w:lang w:val="en-US"/>
+        </w:rPr>
+        <w:t xml:space="preserve"> </w:t>
+      </w:r>
+      <w:proofErr w:type="spellStart"/>
+      <w:r>
+        <w:rPr>
+          <w:sz w:val="24"/>
+          <w:lang w:val="en-US"/>
+        </w:rPr>
+        <w:t>thời</w:t>
+      </w:r>
+      <w:proofErr w:type="spellEnd"/>
+      <w:r>
+        <w:rPr>
+          <w:sz w:val="24"/>
+          <w:lang w:val="en-US"/>
+        </w:rPr>
+        <w:t xml:space="preserve"> </w:t>
+      </w:r>
+      <w:proofErr w:type="spellStart"/>
+      <w:r>
+        <w:rPr>
+          <w:sz w:val="24"/>
+          <w:lang w:val="en-US"/>
+        </w:rPr>
+        <w:t>hạn</w:t>
+      </w:r>
+      <w:proofErr w:type="spellEnd"/>
+      <w:r>
+        <w:rPr>
+          <w:sz w:val="24"/>
+          <w:lang w:val="en-US"/>
+        </w:rPr>
+        <w:t xml:space="preserve"> </w:t>
+      </w:r>
+      <w:proofErr w:type="spellStart"/>
+      <w:r>
+        <w:rPr>
+          <w:sz w:val="24"/>
+          <w:lang w:val="en-US"/>
+        </w:rPr>
+        <w:t>và</w:t>
+      </w:r>
+      <w:proofErr w:type="spellEnd"/>
+      <w:r>
+        <w:rPr>
+          <w:sz w:val="24"/>
+          <w:lang w:val="en-US"/>
+        </w:rPr>
+        <w:t xml:space="preserve"> </w:t>
+      </w:r>
+      <w:proofErr w:type="spellStart"/>
+      <w:r>
+        <w:rPr>
+          <w:sz w:val="24"/>
+          <w:lang w:val="en-US"/>
+        </w:rPr>
+        <w:t>đúng</w:t>
+      </w:r>
+      <w:proofErr w:type="spellEnd"/>
+      <w:r>
+        <w:rPr>
+          <w:sz w:val="24"/>
+          <w:lang w:val="en-US"/>
+        </w:rPr>
+        <w:t xml:space="preserve"> </w:t>
+      </w:r>
+      <w:proofErr w:type="spellStart"/>
+      <w:r>
+        <w:rPr>
+          <w:sz w:val="24"/>
+          <w:lang w:val="en-US"/>
+        </w:rPr>
+        <w:t>các</w:t>
+      </w:r>
+      <w:proofErr w:type="spellEnd"/>
+      <w:r>
+        <w:rPr>
+          <w:sz w:val="24"/>
+          <w:lang w:val="en-US"/>
+        </w:rPr>
+        <w:t xml:space="preserve"> </w:t>
+      </w:r>
+      <w:proofErr w:type="spellStart"/>
+      <w:r>
+        <w:rPr>
+          <w:sz w:val="24"/>
+          <w:lang w:val="en-US"/>
+        </w:rPr>
+        <w:t>nội</w:t>
+      </w:r>
+      <w:proofErr w:type="spellEnd"/>
+      <w:r>
+        <w:rPr>
+          <w:sz w:val="24"/>
+          <w:lang w:val="en-US"/>
+        </w:rPr>
+        <w:t xml:space="preserve"> dung </w:t>
+      </w:r>
+      <w:proofErr w:type="spellStart"/>
+      <w:r>
+        <w:rPr>
+          <w:sz w:val="24"/>
+          <w:lang w:val="en-US"/>
+        </w:rPr>
+        <w:t>đã</w:t>
+      </w:r>
+      <w:proofErr w:type="spellEnd"/>
+      <w:r>
+        <w:rPr>
+          <w:sz w:val="24"/>
+          <w:lang w:val="en-US"/>
+        </w:rPr>
+        <w:t xml:space="preserve"> </w:t>
+      </w:r>
+      <w:proofErr w:type="spellStart"/>
+      <w:r>
+        <w:rPr>
+          <w:sz w:val="24"/>
+          <w:lang w:val="en-US"/>
+        </w:rPr>
+        <w:t>thỏa</w:t>
+      </w:r>
+      <w:proofErr w:type="spellEnd"/>
+      <w:r>
+        <w:rPr>
+          <w:sz w:val="24"/>
+          <w:lang w:val="en-US"/>
+        </w:rPr>
+        <w:t xml:space="preserve"> </w:t>
+      </w:r>
+      <w:proofErr w:type="spellStart"/>
+      <w:r>
+        <w:rPr>
+          <w:sz w:val="24"/>
+          <w:lang w:val="en-US"/>
+        </w:rPr>
+        <w:t>thuận</w:t>
+      </w:r>
+      <w:proofErr w:type="spellEnd"/>
+      <w:r>
+        <w:rPr>
+          <w:sz w:val="24"/>
+          <w:lang w:val="en-US"/>
+        </w:rPr>
+        <w:t xml:space="preserve"> </w:t>
+      </w:r>
+      <w:proofErr w:type="spellStart"/>
+      <w:r>
+        <w:rPr>
+          <w:sz w:val="24"/>
+          <w:lang w:val="en-US"/>
+        </w:rPr>
+        <w:t>tại</w:t>
+      </w:r>
+      <w:proofErr w:type="spellEnd"/>
+      <w:r>
+        <w:rPr>
+          <w:sz w:val="24"/>
+          <w:lang w:val="en-US"/>
+        </w:rPr>
+        <w:t xml:space="preserve"> </w:t>
+      </w:r>
+      <w:proofErr w:type="spellStart"/>
+      <w:r>
+        <w:rPr>
+          <w:sz w:val="24"/>
+          <w:lang w:val="en-US"/>
+        </w:rPr>
+        <w:t>Phụ</w:t>
+      </w:r>
+      <w:proofErr w:type="spellEnd"/>
+      <w:r>
+        <w:rPr>
+          <w:sz w:val="24"/>
+          <w:lang w:val="en-US"/>
+        </w:rPr>
+        <w:t xml:space="preserve"> </w:t>
+      </w:r>
+      <w:proofErr w:type="spellStart"/>
+      <w:r>
+        <w:rPr>
+          <w:sz w:val="24"/>
+          <w:lang w:val="en-US"/>
+        </w:rPr>
+        <w:t>lục</w:t>
+      </w:r>
+      <w:proofErr w:type="spellEnd"/>
+      <w:r>
+        <w:rPr>
+          <w:sz w:val="24"/>
+          <w:lang w:val="en-US"/>
+        </w:rPr>
+        <w:t xml:space="preserve"> </w:t>
+      </w:r>
+      <w:proofErr w:type="spellStart"/>
+      <w:r>
+        <w:rPr>
+          <w:sz w:val="24"/>
+          <w:lang w:val="en-US"/>
+        </w:rPr>
+        <w:t>này</w:t>
+      </w:r>
+      <w:proofErr w:type="spellEnd"/>
+      <w:r>
+        <w:rPr>
+          <w:sz w:val="24"/>
+          <w:lang w:val="en-US"/>
+        </w:rPr>
+        <w:t>.</w:t>
+      </w:r>
+    </w:p>
+    <w:p>
+      <w:pPr>
+        <w:pStyle w:val="ListParagraph"/>
+        <w:numPr>
+          <w:ilvl w:val="0"/>
+          <w:numId w:val="6"/>
+        </w:numPr>
+        <w:tabs>
+          <w:tab w:val="left" w:pos="540"/>
+        </w:tabs>
+        <w:spacing w:before="81"/>
+        <w:ind w:hanging="360"/>
+        <w:rPr>
+          <w:sz w:val="24"/>
+        </w:rPr>
+      </w:pPr>
+      <w:r>
+        <w:rPr>
+          <w:sz w:val="24"/>
+        </w:rPr>
+        <w:t>Hai Bên có trách nhiệm phối hợp, cung cấp thông tin và tạo điều kiện cần thiết theo quy định của pháp luật để Bên còn lại thực hiện các quyền và nghĩa vụ theo Hợp đồng và Phụ lục này</w:t>
+      </w:r>
+      <w:r>
+        <w:rPr>
+          <w:sz w:val="24"/>
+          <w:lang w:val="en-US"/>
+        </w:rPr>
+        <w:t>.</w:t>
+      </w:r>
+    </w:p>
+    <w:p>
+      <w:pPr>
+        <w:pStyle w:val="ListParagraph"/>
+        <w:numPr>
+          <w:ilvl w:val="0"/>
+          <w:numId w:val="6"/>
+        </w:numPr>
+        <w:tabs>
+          <w:tab w:val="left" w:pos="540"/>
+        </w:tabs>
+        <w:spacing w:before="81"/>
+        <w:ind w:hanging="360"/>
+        <w:rPr>
+          <w:sz w:val="24"/>
+        </w:rPr>
+      </w:pPr>
+      <w:r>
+        <w:rPr>
+          <w:sz w:val="24"/>
+        </w:rPr>
+        <w:t xml:space="preserve">Các nội dung không được sửa đổi, bổ sung tại Phụ lục này vẫn được thực hiện theo Hợp đồng tổ chức tiệc số </w:t>
+      </w:r>
+      <w:r>
+        <w:rPr>
+          <w:sz w:val="24"/>
+          <w:lang w:val="en-US"/>
+        </w:rPr>
+        <w:t>{</w:t>
+      </w:r>
+      <w:proofErr w:type="spellStart"/>
+      <w:r>
+        <w:rPr>
+          <w:sz w:val="24"/>
+          <w:lang w:val="en-US"/>
+        </w:rPr>
+        <w:t>Sohopdong</w:t>
+      </w:r>
+      <w:proofErr w:type="spellEnd"/>
+      <w:r>
+        <w:rPr>
+          <w:sz w:val="24"/>
+          <w:lang w:val="en-US"/>
+        </w:rPr>
+        <w:t>}</w:t>
+      </w:r>
+      <w:r>
+        <w:rPr>
+          <w:sz w:val="24"/>
+        </w:rPr>
+        <w:t xml:space="preserve"> ký ngày {NgayLapHD}/{ThangLapHD}/{NamLapHD}</w:t>
+      </w:r>
+      <w:r>
+        <w:rPr>
+          <w:sz w:val="24"/>
+          <w:lang w:val="en-US"/>
+        </w:rPr>
+        <w:t>.</w:t>
+      </w:r>
+    </w:p>
+    <w:p>
+      <w:pPr>
+        <w:pStyle w:val="ListParagraph"/>
+        <w:tabs>
+          <w:tab w:val="left" w:pos="540"/>
+        </w:tabs>
+        <w:spacing w:before="81"/>
+        <w:ind w:left="540" w:firstLine="0"/>
+        <w:rPr>
+          <w:sz w:val="24"/>
+        </w:rPr>
+      </w:pPr>
+    </w:p>
+    <w:p>
+      <w:pPr>
+        <w:pStyle w:val="Heading1"/>
+        <w:rPr>
+          <w:lang w:val="en-US"/>
+        </w:rPr>
+      </w:pPr>
+      <w:r>
+        <w:rPr>
+          <w:u w:val="single"/>
+        </w:rPr>
+        <w:t>ĐIỀU</w:t>
+      </w:r>
+      <w:r>
+        <w:rPr>
+          <w:spacing w:val="-1"/>
+          <w:u w:val="single"/>
+        </w:rPr>
+        <w:t xml:space="preserve"> </w:t>
+      </w:r>
+      <w:r>
+        <w:rPr>
+          <w:u w:val="single"/>
+        </w:rPr>
+        <w:t>4</w:t>
+      </w:r>
+      <w:r>
+        <w:t>:</w:t>
+      </w:r>
+      <w:r>
+        <w:rPr>
+          <w:spacing w:val="-1"/>
+        </w:rPr>
+        <w:t xml:space="preserve"> </w:t>
+      </w:r>
+      <w:r>
+        <w:t xml:space="preserve">HIỆU </w:t>
+      </w:r>
+      <w:r>
+        <w:rPr>
+          <w:spacing w:val="-4"/>
+        </w:rPr>
+        <w:t>LỰC</w:t>
+      </w:r>
+      <w:r>
+        <w:rPr>
+          <w:spacing w:val="-4"/>
+          <w:lang w:val="en-US"/>
+        </w:rPr>
+        <w:t xml:space="preserve"> PHỤ LỤC</w:t>
+      </w:r>
+    </w:p>
+    <w:p>
+      <w:pPr>
+        <w:pStyle w:val="ListParagraph"/>
+        <w:numPr>
+          <w:ilvl w:val="1"/>
+          <w:numId w:val="6"/>
+        </w:numPr>
+        <w:tabs>
+          <w:tab w:val="left" w:pos="631"/>
+        </w:tabs>
+        <w:ind w:hanging="362"/>
+        <w:rPr>
+          <w:sz w:val="24"/>
+        </w:rPr>
+      </w:pPr>
+      <w:proofErr w:type="spellStart"/>
+      <w:r>
+        <w:rPr>
+          <w:sz w:val="24"/>
+          <w:lang w:val="en-US"/>
+        </w:rPr>
+        <w:t>Phụ</w:t>
+      </w:r>
+      <w:proofErr w:type="spellEnd"/>
+      <w:r>
+        <w:rPr>
+          <w:sz w:val="24"/>
+          <w:lang w:val="en-US"/>
+        </w:rPr>
+        <w:t xml:space="preserve"> </w:t>
+      </w:r>
+      <w:proofErr w:type="spellStart"/>
+      <w:r>
+        <w:rPr>
+          <w:sz w:val="24"/>
+          <w:lang w:val="en-US"/>
+        </w:rPr>
+        <w:t>lục</w:t>
+      </w:r>
+      <w:proofErr w:type="spellEnd"/>
+      <w:r>
+        <w:rPr>
+          <w:sz w:val="24"/>
+          <w:lang w:val="en-US"/>
+        </w:rPr>
+        <w:t xml:space="preserve"> </w:t>
+      </w:r>
+      <w:proofErr w:type="spellStart"/>
+      <w:r>
+        <w:rPr>
+          <w:sz w:val="24"/>
+          <w:lang w:val="en-US"/>
+        </w:rPr>
+        <w:t>này</w:t>
+      </w:r>
+      <w:proofErr w:type="spellEnd"/>
+      <w:r>
+        <w:rPr>
+          <w:sz w:val="24"/>
+          <w:lang w:val="en-US"/>
+        </w:rPr>
+        <w:t xml:space="preserve"> </w:t>
+      </w:r>
+      <w:proofErr w:type="spellStart"/>
+      <w:r>
+        <w:rPr>
+          <w:sz w:val="24"/>
+          <w:lang w:val="en-US"/>
+        </w:rPr>
+        <w:t>có</w:t>
+      </w:r>
+      <w:proofErr w:type="spellEnd"/>
+      <w:r>
+        <w:rPr>
+          <w:sz w:val="24"/>
+          <w:lang w:val="en-US"/>
+        </w:rPr>
+        <w:t xml:space="preserve"> </w:t>
+      </w:r>
+      <w:proofErr w:type="spellStart"/>
+      <w:r>
+        <w:rPr>
+          <w:sz w:val="24"/>
+          <w:lang w:val="en-US"/>
+        </w:rPr>
+        <w:t>hiệu</w:t>
+      </w:r>
+      <w:proofErr w:type="spellEnd"/>
+      <w:r>
+        <w:rPr>
+          <w:sz w:val="24"/>
+          <w:lang w:val="en-US"/>
+        </w:rPr>
+        <w:t xml:space="preserve"> </w:t>
+      </w:r>
+      <w:proofErr w:type="spellStart"/>
+      <w:r>
+        <w:rPr>
+          <w:sz w:val="24"/>
+          <w:lang w:val="en-US"/>
+        </w:rPr>
+        <w:t>lực</w:t>
+      </w:r>
+      <w:proofErr w:type="spellEnd"/>
+      <w:r>
+        <w:rPr>
+          <w:sz w:val="24"/>
+          <w:lang w:val="en-US"/>
+        </w:rPr>
+        <w:t xml:space="preserve"> </w:t>
+      </w:r>
+      <w:proofErr w:type="spellStart"/>
+      <w:r>
+        <w:rPr>
+          <w:sz w:val="24"/>
+          <w:lang w:val="en-US"/>
+        </w:rPr>
+        <w:t>kể</w:t>
+      </w:r>
+      <w:proofErr w:type="spellEnd"/>
+      <w:r>
+        <w:rPr>
+          <w:sz w:val="24"/>
+          <w:lang w:val="en-US"/>
+        </w:rPr>
+        <w:t xml:space="preserve"> </w:t>
+      </w:r>
+      <w:proofErr w:type="spellStart"/>
+      <w:r>
+        <w:rPr>
+          <w:sz w:val="24"/>
+          <w:lang w:val="en-US"/>
+        </w:rPr>
+        <w:t>từ</w:t>
+      </w:r>
+      <w:proofErr w:type="spellEnd"/>
+      <w:r>
+        <w:rPr>
+          <w:sz w:val="24"/>
+          <w:lang w:val="en-US"/>
+        </w:rPr>
+        <w:t xml:space="preserve"> </w:t>
+      </w:r>
+      <w:proofErr w:type="spellStart"/>
+      <w:r>
+        <w:rPr>
+          <w:sz w:val="24"/>
+          <w:lang w:val="en-US"/>
+        </w:rPr>
+        <w:t>ngày</w:t>
+      </w:r>
+      <w:proofErr w:type="spellEnd"/>
+      <w:r>
+        <w:rPr>
+          <w:sz w:val="24"/>
+          <w:lang w:val="en-US"/>
+        </w:rPr>
+        <w:t xml:space="preserve"> </w:t>
+      </w:r>
+      <w:proofErr w:type="spellStart"/>
+      <w:r>
+        <w:rPr>
+          <w:sz w:val="24"/>
+          <w:lang w:val="en-US"/>
+        </w:rPr>
+        <w:t>được</w:t>
+      </w:r>
+      <w:proofErr w:type="spellEnd"/>
+      <w:r>
+        <w:rPr>
+          <w:spacing w:val="1"/>
+          <w:sz w:val="24"/>
+        </w:rPr>
+        <w:t xml:space="preserve"> </w:t>
+      </w:r>
+      <w:r>
+        <w:rPr>
+          <w:sz w:val="24"/>
+        </w:rPr>
+        <w:t>hai bên</w:t>
+      </w:r>
+      <w:r>
+        <w:rPr>
+          <w:spacing w:val="1"/>
+          <w:sz w:val="24"/>
+        </w:rPr>
+        <w:t xml:space="preserve"> </w:t>
+      </w:r>
+      <w:r>
+        <w:rPr>
+          <w:sz w:val="24"/>
+        </w:rPr>
+        <w:t>đồng</w:t>
+      </w:r>
+      <w:r>
+        <w:rPr>
+          <w:spacing w:val="-3"/>
+          <w:sz w:val="24"/>
+        </w:rPr>
+        <w:t xml:space="preserve"> </w:t>
+      </w:r>
+      <w:r>
+        <w:rPr>
+          <w:sz w:val="24"/>
+        </w:rPr>
+        <w:t>thuận</w:t>
+      </w:r>
+      <w:r>
+        <w:rPr>
+          <w:spacing w:val="1"/>
+          <w:sz w:val="24"/>
+        </w:rPr>
+        <w:t xml:space="preserve"> </w:t>
+      </w:r>
+      <w:r>
+        <w:rPr>
+          <w:sz w:val="24"/>
+        </w:rPr>
+        <w:t>ký</w:t>
+      </w:r>
+      <w:r>
+        <w:rPr>
+          <w:spacing w:val="-5"/>
+          <w:sz w:val="24"/>
+        </w:rPr>
+        <w:t xml:space="preserve"> </w:t>
+      </w:r>
+      <w:proofErr w:type="spellStart"/>
+      <w:r>
+        <w:rPr>
+          <w:sz w:val="24"/>
+          <w:lang w:val="en-US"/>
+        </w:rPr>
+        <w:t>xác</w:t>
+      </w:r>
+      <w:proofErr w:type="spellEnd"/>
+      <w:r>
+        <w:rPr>
+          <w:sz w:val="24"/>
+          <w:lang w:val="en-US"/>
+        </w:rPr>
+        <w:t xml:space="preserve"> </w:t>
+      </w:r>
+      <w:proofErr w:type="spellStart"/>
+      <w:r>
+        <w:rPr>
+          <w:sz w:val="24"/>
+          <w:lang w:val="en-US"/>
+        </w:rPr>
+        <w:t>nhận</w:t>
+      </w:r>
+      <w:proofErr w:type="spellEnd"/>
+      <w:r>
+        <w:rPr>
+          <w:sz w:val="24"/>
+          <w:lang w:val="en-US"/>
+        </w:rPr>
+        <w:t>.</w:t>
+      </w:r>
+    </w:p>
+    <w:p>
+      <w:pPr>
+        <w:pStyle w:val="ListParagraph"/>
+        <w:numPr>
+          <w:ilvl w:val="1"/>
+          <w:numId w:val="6"/>
+        </w:numPr>
+        <w:tabs>
+          <w:tab w:val="left" w:pos="631"/>
+        </w:tabs>
+        <w:spacing w:before="90" w:line="230" w:lineRule="auto"/>
+        <w:ind w:right="716"/>
+        <w:rPr>
+          <w:sz w:val="24"/>
+        </w:rPr>
+      </w:pPr>
+      <w:r>
+        <w:rPr>
+          <w:sz w:val="24"/>
+        </w:rPr>
+        <w:t>Phụ lục này</w:t>
+      </w:r>
+      <w:r>
+        <w:rPr>
+          <w:spacing w:val="-2"/>
+          <w:sz w:val="24"/>
+        </w:rPr>
+        <w:t xml:space="preserve"> </w:t>
+      </w:r>
+      <w:r>
+        <w:rPr>
+          <w:sz w:val="24"/>
+        </w:rPr>
+        <w:t xml:space="preserve">là một phần không thể tách rời của </w:t>
+      </w:r>
+      <w:r>
+        <w:rPr>
+          <w:b/>
+          <w:sz w:val="24"/>
+        </w:rPr>
+        <w:t>HĐ số:</w:t>
+      </w:r>
+      <w:r>
+        <w:rPr>
+          <w:b/>
+          <w:sz w:val="24"/>
+          <w:lang w:val="en-US"/>
+        </w:rPr>
+        <w:t xml:space="preserve">  </w:t>
+      </w:r>
+      <w:r>
+        <w:rPr>
+          <w:sz w:val="24"/>
+          <w:lang w:val="en-US"/>
+        </w:rPr>
+        <w:t>{</w:t>
+      </w:r>
+      <w:proofErr w:type="spellStart"/>
+      <w:r>
+        <w:rPr>
+          <w:sz w:val="24"/>
+          <w:lang w:val="en-US"/>
+        </w:rPr>
+        <w:t>Sohopdong</w:t>
+      </w:r>
+      <w:proofErr w:type="spellEnd"/>
+      <w:r>
+        <w:rPr>
+          <w:sz w:val="24"/>
+          <w:lang w:val="en-US"/>
+        </w:rPr>
+        <w:t>}</w:t>
+      </w:r>
+      <w:r>
+        <w:rPr>
+          <w:b/>
+          <w:sz w:val="24"/>
+        </w:rPr>
+        <w:t>, ký ngày</w:t>
+      </w:r>
+      <w:r>
+        <w:rPr>
+          <w:b/>
+          <w:sz w:val="24"/>
+          <w:lang w:val="en-US"/>
+        </w:rPr>
+        <w:t xml:space="preserve"> </w:t>
+      </w:r>
+      <w:r>
+        <w:rPr>
+          <w:sz w:val="24"/>
+        </w:rPr>
+        <w:t>{NgayLapHD}/{ThangLapHD}/{NamLapHD}</w:t>
+      </w:r>
+      <w:r>
+        <w:rPr>
+          <w:sz w:val="24"/>
+          <w:lang w:val="en-US"/>
+        </w:rPr>
+        <w:t>.</w:t>
+      </w:r>
+    </w:p>
+    <w:p>
+      <w:pPr>
+        <w:pStyle w:val="ListParagraph"/>
+        <w:numPr>
+          <w:ilvl w:val="1"/>
+          <w:numId w:val="6"/>
+        </w:numPr>
+        <w:tabs>
+          <w:tab w:val="left" w:pos="631"/>
+        </w:tabs>
+        <w:spacing w:before="90" w:line="230" w:lineRule="auto"/>
+        <w:ind w:right="716"/>
+        <w:rPr>
+          <w:sz w:val="24"/>
+        </w:rPr>
+      </w:pPr>
+      <w:r>
+        <w:rPr>
+          <w:bCs/>
+          <w:sz w:val="24"/>
+          <w:lang w:val="en-US"/>
+        </w:rPr>
+        <w:t xml:space="preserve">Trường </w:t>
+      </w:r>
+      <w:proofErr w:type="spellStart"/>
+      <w:r>
+        <w:rPr>
+          <w:bCs/>
+          <w:sz w:val="24"/>
+          <w:lang w:val="en-US"/>
+        </w:rPr>
+        <w:t>hợp</w:t>
+      </w:r>
+      <w:proofErr w:type="spellEnd"/>
+      <w:r>
+        <w:rPr>
+          <w:bCs/>
+          <w:sz w:val="24"/>
+          <w:lang w:val="en-US"/>
+        </w:rPr>
+        <w:t xml:space="preserve"> </w:t>
+      </w:r>
+      <w:proofErr w:type="spellStart"/>
+      <w:r>
+        <w:rPr>
+          <w:bCs/>
+          <w:sz w:val="24"/>
+          <w:lang w:val="en-US"/>
+        </w:rPr>
+        <w:t>có</w:t>
+      </w:r>
+      <w:proofErr w:type="spellEnd"/>
+      <w:r>
+        <w:rPr>
+          <w:bCs/>
+          <w:sz w:val="24"/>
+          <w:lang w:val="en-US"/>
+        </w:rPr>
+        <w:t xml:space="preserve"> </w:t>
+      </w:r>
+      <w:proofErr w:type="spellStart"/>
+      <w:r>
+        <w:rPr>
+          <w:bCs/>
+          <w:sz w:val="24"/>
+          <w:lang w:val="en-US"/>
+        </w:rPr>
+        <w:t>sự</w:t>
+      </w:r>
+      <w:proofErr w:type="spellEnd"/>
+      <w:r>
+        <w:rPr>
+          <w:bCs/>
+          <w:sz w:val="24"/>
+          <w:lang w:val="en-US"/>
+        </w:rPr>
+        <w:t xml:space="preserve"> </w:t>
+      </w:r>
+      <w:proofErr w:type="spellStart"/>
+      <w:r>
+        <w:rPr>
+          <w:bCs/>
+          <w:sz w:val="24"/>
+          <w:lang w:val="en-US"/>
+        </w:rPr>
+        <w:t>khác</w:t>
+      </w:r>
+      <w:proofErr w:type="spellEnd"/>
+      <w:r>
+        <w:rPr>
+          <w:bCs/>
+          <w:sz w:val="24"/>
+          <w:lang w:val="en-US"/>
+        </w:rPr>
+        <w:t xml:space="preserve"> </w:t>
+      </w:r>
+      <w:proofErr w:type="spellStart"/>
+      <w:r>
+        <w:rPr>
+          <w:bCs/>
+          <w:sz w:val="24"/>
+          <w:lang w:val="en-US"/>
+        </w:rPr>
+        <w:t>nhau</w:t>
+      </w:r>
+      <w:proofErr w:type="spellEnd"/>
+      <w:r>
+        <w:rPr>
+          <w:bCs/>
+          <w:sz w:val="24"/>
+          <w:lang w:val="en-US"/>
+        </w:rPr>
+        <w:t xml:space="preserve"> </w:t>
+      </w:r>
+      <w:proofErr w:type="spellStart"/>
+      <w:r>
+        <w:rPr>
+          <w:bCs/>
+          <w:sz w:val="24"/>
+          <w:lang w:val="en-US"/>
+        </w:rPr>
+        <w:t>giữa</w:t>
+      </w:r>
+      <w:proofErr w:type="spellEnd"/>
+      <w:r>
+        <w:rPr>
+          <w:bCs/>
+          <w:sz w:val="24"/>
+          <w:lang w:val="en-US"/>
+        </w:rPr>
+        <w:t xml:space="preserve"> </w:t>
+      </w:r>
+      <w:proofErr w:type="spellStart"/>
+      <w:r>
+        <w:rPr>
+          <w:bCs/>
+          <w:sz w:val="24"/>
+          <w:lang w:val="en-US"/>
+        </w:rPr>
+        <w:t>nội</w:t>
+      </w:r>
+      <w:proofErr w:type="spellEnd"/>
+      <w:r>
+        <w:rPr>
+          <w:bCs/>
+          <w:sz w:val="24"/>
+          <w:lang w:val="en-US"/>
+        </w:rPr>
+        <w:t xml:space="preserve"> dung </w:t>
+      </w:r>
+      <w:proofErr w:type="spellStart"/>
+      <w:r>
+        <w:rPr>
+          <w:bCs/>
+          <w:sz w:val="24"/>
+          <w:lang w:val="en-US"/>
+        </w:rPr>
+        <w:t>của</w:t>
+      </w:r>
+      <w:proofErr w:type="spellEnd"/>
+      <w:r>
+        <w:rPr>
+          <w:bCs/>
+          <w:sz w:val="24"/>
+          <w:lang w:val="en-US"/>
+        </w:rPr>
+        <w:t xml:space="preserve"> </w:t>
+      </w:r>
+      <w:proofErr w:type="spellStart"/>
+      <w:r>
+        <w:rPr>
+          <w:bCs/>
+          <w:sz w:val="24"/>
+          <w:lang w:val="en-US"/>
+        </w:rPr>
+        <w:t>Hợp</w:t>
+      </w:r>
+      <w:proofErr w:type="spellEnd"/>
+      <w:r>
+        <w:rPr>
+          <w:bCs/>
+          <w:sz w:val="24"/>
+          <w:lang w:val="en-US"/>
+        </w:rPr>
+        <w:t xml:space="preserve"> </w:t>
+      </w:r>
+      <w:proofErr w:type="spellStart"/>
+      <w:r>
+        <w:rPr>
+          <w:bCs/>
+          <w:sz w:val="24"/>
+          <w:lang w:val="en-US"/>
+        </w:rPr>
+        <w:t>đồng</w:t>
+      </w:r>
+      <w:proofErr w:type="spellEnd"/>
+      <w:r>
+        <w:rPr>
+          <w:bCs/>
+          <w:sz w:val="24"/>
+          <w:lang w:val="en-US"/>
+        </w:rPr>
+        <w:t xml:space="preserve"> </w:t>
+      </w:r>
+      <w:proofErr w:type="spellStart"/>
+      <w:r>
+        <w:rPr>
+          <w:bCs/>
+          <w:sz w:val="24"/>
+          <w:lang w:val="en-US"/>
+        </w:rPr>
+        <w:t>và</w:t>
+      </w:r>
+      <w:proofErr w:type="spellEnd"/>
+      <w:r>
+        <w:rPr>
+          <w:bCs/>
+          <w:sz w:val="24"/>
+          <w:lang w:val="en-US"/>
+        </w:rPr>
+        <w:t xml:space="preserve"> </w:t>
+      </w:r>
+      <w:proofErr w:type="spellStart"/>
+      <w:r>
+        <w:rPr>
+          <w:bCs/>
+          <w:sz w:val="24"/>
+          <w:lang w:val="en-US"/>
+        </w:rPr>
+        <w:t>Phụ</w:t>
+      </w:r>
+      <w:proofErr w:type="spellEnd"/>
+      <w:r>
+        <w:rPr>
+          <w:bCs/>
+          <w:sz w:val="24"/>
+          <w:lang w:val="en-US"/>
+        </w:rPr>
+        <w:t xml:space="preserve"> </w:t>
+      </w:r>
+      <w:proofErr w:type="spellStart"/>
+      <w:r>
+        <w:rPr>
+          <w:bCs/>
+          <w:sz w:val="24"/>
+          <w:lang w:val="en-US"/>
+        </w:rPr>
+        <w:t>lục</w:t>
+      </w:r>
+      <w:proofErr w:type="spellEnd"/>
+      <w:r>
+        <w:rPr>
+          <w:bCs/>
+          <w:sz w:val="24"/>
+          <w:lang w:val="en-US"/>
+        </w:rPr>
+        <w:t xml:space="preserve"> </w:t>
+      </w:r>
+      <w:proofErr w:type="spellStart"/>
+      <w:r>
+        <w:rPr>
+          <w:bCs/>
+          <w:sz w:val="24"/>
+          <w:lang w:val="en-US"/>
+        </w:rPr>
+        <w:t>này</w:t>
+      </w:r>
+      <w:proofErr w:type="spellEnd"/>
+      <w:r>
+        <w:rPr>
+          <w:bCs/>
+          <w:sz w:val="24"/>
+          <w:lang w:val="en-US"/>
+        </w:rPr>
+        <w:t xml:space="preserve"> </w:t>
+      </w:r>
+      <w:proofErr w:type="spellStart"/>
+      <w:r>
+        <w:rPr>
+          <w:bCs/>
+          <w:sz w:val="24"/>
+          <w:lang w:val="en-US"/>
+        </w:rPr>
+        <w:t>thì</w:t>
+      </w:r>
+      <w:proofErr w:type="spellEnd"/>
+      <w:r>
+        <w:rPr>
+          <w:bCs/>
+          <w:sz w:val="24"/>
+          <w:lang w:val="en-US"/>
+        </w:rPr>
+        <w:t xml:space="preserve"> </w:t>
+      </w:r>
+      <w:proofErr w:type="spellStart"/>
+      <w:r>
+        <w:rPr>
+          <w:bCs/>
+          <w:sz w:val="24"/>
+          <w:lang w:val="en-US"/>
+        </w:rPr>
+        <w:t>nội</w:t>
+      </w:r>
+      <w:proofErr w:type="spellEnd"/>
+      <w:r>
+        <w:rPr>
+          <w:bCs/>
+          <w:sz w:val="24"/>
+          <w:lang w:val="en-US"/>
+        </w:rPr>
+        <w:t xml:space="preserve"> dung </w:t>
+      </w:r>
+      <w:proofErr w:type="spellStart"/>
+      <w:r>
+        <w:rPr>
+          <w:bCs/>
+          <w:sz w:val="24"/>
+          <w:lang w:val="en-US"/>
+        </w:rPr>
+        <w:t>của</w:t>
+      </w:r>
+      <w:proofErr w:type="spellEnd"/>
+      <w:r>
+        <w:rPr>
+          <w:bCs/>
+          <w:sz w:val="24"/>
+          <w:lang w:val="en-US"/>
+        </w:rPr>
+        <w:t xml:space="preserve"> </w:t>
+      </w:r>
+      <w:proofErr w:type="spellStart"/>
+      <w:r>
+        <w:rPr>
+          <w:bCs/>
+          <w:sz w:val="24"/>
+          <w:lang w:val="en-US"/>
+        </w:rPr>
+        <w:t>Phụ</w:t>
+      </w:r>
+      <w:proofErr w:type="spellEnd"/>
+      <w:r>
+        <w:rPr>
+          <w:bCs/>
+          <w:sz w:val="24"/>
+          <w:lang w:val="en-US"/>
+        </w:rPr>
+        <w:t xml:space="preserve"> </w:t>
+      </w:r>
+      <w:proofErr w:type="spellStart"/>
+      <w:r>
+        <w:rPr>
+          <w:bCs/>
+          <w:sz w:val="24"/>
+          <w:lang w:val="en-US"/>
+        </w:rPr>
+        <w:t>lục</w:t>
+      </w:r>
+      <w:proofErr w:type="spellEnd"/>
+      <w:r>
+        <w:rPr>
+          <w:bCs/>
+          <w:sz w:val="24"/>
+          <w:lang w:val="en-US"/>
+        </w:rPr>
+        <w:t xml:space="preserve"> </w:t>
+      </w:r>
+      <w:proofErr w:type="spellStart"/>
+      <w:r>
+        <w:rPr>
+          <w:bCs/>
+          <w:sz w:val="24"/>
+          <w:lang w:val="en-US"/>
+        </w:rPr>
+        <w:t>này</w:t>
+      </w:r>
+      <w:proofErr w:type="spellEnd"/>
+      <w:r>
+        <w:rPr>
+          <w:bCs/>
+          <w:sz w:val="24"/>
+          <w:lang w:val="en-US"/>
+        </w:rPr>
+        <w:t xml:space="preserve"> </w:t>
+      </w:r>
+      <w:proofErr w:type="spellStart"/>
+      <w:r>
+        <w:rPr>
+          <w:bCs/>
+          <w:sz w:val="24"/>
+          <w:lang w:val="en-US"/>
+        </w:rPr>
+        <w:t>được</w:t>
+      </w:r>
+      <w:proofErr w:type="spellEnd"/>
+      <w:r>
+        <w:rPr>
+          <w:bCs/>
+          <w:sz w:val="24"/>
+          <w:lang w:val="en-US"/>
+        </w:rPr>
+        <w:t xml:space="preserve"> </w:t>
+      </w:r>
+      <w:proofErr w:type="spellStart"/>
+      <w:r>
+        <w:rPr>
+          <w:bCs/>
+          <w:sz w:val="24"/>
+          <w:lang w:val="en-US"/>
+        </w:rPr>
+        <w:t>ưu</w:t>
+      </w:r>
+      <w:proofErr w:type="spellEnd"/>
+      <w:r>
+        <w:rPr>
+          <w:bCs/>
+          <w:sz w:val="24"/>
+          <w:lang w:val="en-US"/>
+        </w:rPr>
+        <w:t xml:space="preserve"> </w:t>
+      </w:r>
+      <w:proofErr w:type="spellStart"/>
+      <w:r>
+        <w:rPr>
+          <w:bCs/>
+          <w:sz w:val="24"/>
+          <w:lang w:val="en-US"/>
+        </w:rPr>
+        <w:t>tiên</w:t>
+      </w:r>
+      <w:proofErr w:type="spellEnd"/>
+      <w:r>
+        <w:rPr>
+          <w:bCs/>
+          <w:sz w:val="24"/>
+          <w:lang w:val="en-US"/>
+        </w:rPr>
+        <w:t xml:space="preserve"> </w:t>
+      </w:r>
+      <w:proofErr w:type="spellStart"/>
+      <w:r>
+        <w:rPr>
+          <w:bCs/>
+          <w:sz w:val="24"/>
+          <w:lang w:val="en-US"/>
+        </w:rPr>
+        <w:t>áp</w:t>
+      </w:r>
+      <w:proofErr w:type="spellEnd"/>
+      <w:r>
+        <w:rPr>
+          <w:bCs/>
+          <w:sz w:val="24"/>
+          <w:lang w:val="en-US"/>
+        </w:rPr>
+        <w:t xml:space="preserve"> </w:t>
+      </w:r>
+      <w:proofErr w:type="spellStart"/>
+      <w:r>
+        <w:rPr>
+          <w:bCs/>
+          <w:sz w:val="24"/>
+          <w:lang w:val="en-US"/>
+        </w:rPr>
+        <w:t>dụng</w:t>
+      </w:r>
+      <w:proofErr w:type="spellEnd"/>
+      <w:r>
+        <w:rPr>
+          <w:bCs/>
+          <w:sz w:val="24"/>
+          <w:lang w:val="en-US"/>
+        </w:rPr>
+        <w:t xml:space="preserve"> </w:t>
+      </w:r>
+      <w:proofErr w:type="spellStart"/>
+      <w:r>
+        <w:rPr>
+          <w:bCs/>
+          <w:sz w:val="24"/>
+          <w:lang w:val="en-US"/>
+        </w:rPr>
+        <w:t>đối</w:t>
+      </w:r>
+      <w:proofErr w:type="spellEnd"/>
+      <w:r>
+        <w:rPr>
+          <w:bCs/>
+          <w:sz w:val="24"/>
+          <w:lang w:val="en-US"/>
+        </w:rPr>
+        <w:t xml:space="preserve"> </w:t>
+      </w:r>
+      <w:proofErr w:type="spellStart"/>
+      <w:r>
+        <w:rPr>
+          <w:bCs/>
+          <w:sz w:val="24"/>
+          <w:lang w:val="en-US"/>
+        </w:rPr>
+        <w:t>với</w:t>
+      </w:r>
+      <w:proofErr w:type="spellEnd"/>
+      <w:r>
+        <w:rPr>
+          <w:bCs/>
+          <w:sz w:val="24"/>
+          <w:lang w:val="en-US"/>
+        </w:rPr>
+        <w:t xml:space="preserve"> </w:t>
+      </w:r>
+      <w:proofErr w:type="spellStart"/>
+      <w:r>
+        <w:rPr>
+          <w:bCs/>
+          <w:sz w:val="24"/>
+          <w:lang w:val="en-US"/>
+        </w:rPr>
+        <w:t>các</w:t>
+      </w:r>
+      <w:proofErr w:type="spellEnd"/>
+      <w:r>
+        <w:rPr>
+          <w:bCs/>
+          <w:sz w:val="24"/>
+          <w:lang w:val="en-US"/>
+        </w:rPr>
+        <w:t xml:space="preserve"> </w:t>
+      </w:r>
+      <w:proofErr w:type="spellStart"/>
+      <w:r>
+        <w:rPr>
+          <w:bCs/>
+          <w:sz w:val="24"/>
+          <w:lang w:val="en-US"/>
+        </w:rPr>
+        <w:t>nội</w:t>
+      </w:r>
+      <w:proofErr w:type="spellEnd"/>
+      <w:r>
+        <w:rPr>
+          <w:bCs/>
+          <w:sz w:val="24"/>
+          <w:lang w:val="en-US"/>
+        </w:rPr>
+        <w:t xml:space="preserve"> dung </w:t>
+      </w:r>
+      <w:proofErr w:type="spellStart"/>
+      <w:r>
+        <w:rPr>
+          <w:bCs/>
+          <w:sz w:val="24"/>
+          <w:lang w:val="en-US"/>
+        </w:rPr>
+        <w:t>được</w:t>
+      </w:r>
+      <w:proofErr w:type="spellEnd"/>
+      <w:r>
+        <w:rPr>
+          <w:bCs/>
+          <w:sz w:val="24"/>
+          <w:lang w:val="en-US"/>
+        </w:rPr>
+        <w:t xml:space="preserve"> </w:t>
+      </w:r>
+      <w:proofErr w:type="spellStart"/>
+      <w:r>
+        <w:rPr>
+          <w:bCs/>
+          <w:sz w:val="24"/>
+          <w:lang w:val="en-US"/>
+        </w:rPr>
+        <w:t>sửa</w:t>
+      </w:r>
+      <w:proofErr w:type="spellEnd"/>
+      <w:r>
+        <w:rPr>
+          <w:bCs/>
+          <w:sz w:val="24"/>
+          <w:lang w:val="en-US"/>
+        </w:rPr>
+        <w:t xml:space="preserve"> </w:t>
+      </w:r>
+      <w:proofErr w:type="spellStart"/>
+      <w:r>
+        <w:rPr>
+          <w:bCs/>
+          <w:sz w:val="24"/>
+          <w:lang w:val="en-US"/>
+        </w:rPr>
+        <w:t>đổi</w:t>
+      </w:r>
+      <w:proofErr w:type="spellEnd"/>
+      <w:r>
+        <w:rPr>
+          <w:bCs/>
+          <w:sz w:val="24"/>
+          <w:lang w:val="en-US"/>
+        </w:rPr>
+        <w:t xml:space="preserve">, </w:t>
+      </w:r>
+      <w:proofErr w:type="spellStart"/>
+      <w:r>
+        <w:rPr>
+          <w:bCs/>
+          <w:sz w:val="24"/>
+          <w:lang w:val="en-US"/>
+        </w:rPr>
+        <w:t>bổ</w:t>
+      </w:r>
+      <w:proofErr w:type="spellEnd"/>
+      <w:r>
+        <w:rPr>
+          <w:bCs/>
+          <w:sz w:val="24"/>
+          <w:lang w:val="en-US"/>
+        </w:rPr>
+        <w:t xml:space="preserve"> sung</w:t>
+      </w:r>
+    </w:p>
+    <w:p>
+      <w:pPr>
+        <w:pStyle w:val="ListParagraph"/>
+        <w:numPr>
+          <w:ilvl w:val="1"/>
+          <w:numId w:val="6"/>
+        </w:numPr>
+        <w:tabs>
+          <w:tab w:val="left" w:pos="631"/>
+        </w:tabs>
+        <w:spacing w:before="90" w:line="230" w:lineRule="auto"/>
+        <w:ind w:right="716"/>
+        <w:rPr>
+          <w:sz w:val="24"/>
+        </w:rPr>
+      </w:pPr>
+      <w:proofErr w:type="spellStart"/>
+      <w:r>
+        <w:rPr>
+          <w:bCs/>
+          <w:sz w:val="24"/>
+          <w:lang w:val="en-US"/>
+        </w:rPr>
+        <w:t>Phụ</w:t>
+      </w:r>
+      <w:proofErr w:type="spellEnd"/>
+      <w:r>
+        <w:rPr>
+          <w:bCs/>
+          <w:sz w:val="24"/>
+          <w:lang w:val="en-US"/>
+        </w:rPr>
+        <w:t xml:space="preserve"> </w:t>
+      </w:r>
+      <w:proofErr w:type="spellStart"/>
+      <w:r>
+        <w:rPr>
+          <w:bCs/>
+          <w:sz w:val="24"/>
+          <w:lang w:val="en-US"/>
+        </w:rPr>
+        <w:t>lục</w:t>
+      </w:r>
+      <w:proofErr w:type="spellEnd"/>
+      <w:r>
+        <w:rPr>
+          <w:bCs/>
+          <w:sz w:val="24"/>
+          <w:lang w:val="en-US"/>
+        </w:rPr>
+        <w:t xml:space="preserve"> </w:t>
+      </w:r>
+      <w:r>
+        <w:rPr>
+          <w:sz w:val="24"/>
+        </w:rPr>
+        <w:t>được lập</w:t>
+      </w:r>
+      <w:r>
+        <w:rPr>
+          <w:sz w:val="24"/>
+          <w:lang w:val="en-US"/>
+        </w:rPr>
+        <w:t xml:space="preserve"> </w:t>
+      </w:r>
+      <w:proofErr w:type="spellStart"/>
+      <w:r>
+        <w:rPr>
+          <w:sz w:val="24"/>
+          <w:lang w:val="en-US"/>
+        </w:rPr>
+        <w:t>thành</w:t>
+      </w:r>
+      <w:proofErr w:type="spellEnd"/>
+      <w:r>
+        <w:rPr>
+          <w:sz w:val="24"/>
+        </w:rPr>
+        <w:t xml:space="preserve"> 03 bản, bên A giữ 02 bản, bên B giữ 01 bản có giá trị pháp lý như nhau kể từ ngày ký.</w:t>
+      </w:r>
+    </w:p>
+    <w:p>
+      <w:pPr>
+        <w:pStyle w:val="ListParagraph"/>
+        <w:tabs>
+          <w:tab w:val="left" w:pos="631"/>
+        </w:tabs>
+        <w:spacing w:before="90" w:line="230" w:lineRule="auto"/>
+        <w:ind w:left="631" w:right="716" w:firstLine="0"/>
+        <w:rPr>
+          <w:sz w:val="24"/>
+        </w:rPr>
+      </w:pPr>
+    </w:p>
+    <w:p>
+      <w:pPr>
+        <w:pStyle w:val="Heading1"/>
+        <w:tabs>
+          <w:tab w:val="left" w:pos="6601"/>
+        </w:tabs>
+        <w:spacing w:before="1"/>
+        <w:ind w:left="1260"/>
+      </w:pPr>
+      <w:r>
+        <w:t>ĐẠI</w:t>
+      </w:r>
+      <w:r>
+        <w:rPr>
+          <w:spacing w:val="-3"/>
+        </w:rPr>
+        <w:t xml:space="preserve"> </w:t>
+      </w:r>
+      <w:r>
+        <w:t>DIỆN</w:t>
+      </w:r>
+      <w:r>
+        <w:rPr>
+          <w:spacing w:val="-1"/>
+        </w:rPr>
+        <w:t xml:space="preserve"> </w:t>
+      </w:r>
+      <w:r>
+        <w:t>BÊN</w:t>
+      </w:r>
+      <w:r>
+        <w:rPr>
+          <w:spacing w:val="-1"/>
+        </w:rPr>
+        <w:t xml:space="preserve"> </w:t>
+      </w:r>
+      <w:r>
+        <w:rPr>
+          <w:spacing w:val="-10"/>
+        </w:rPr>
+        <w:t>A</w:t>
+      </w:r>
+      <w:r>
+        <w:tab/>
+        <w:t>ĐẠI</w:t>
+      </w:r>
+      <w:r>
+        <w:rPr>
+          <w:spacing w:val="-3"/>
+        </w:rPr>
+        <w:t xml:space="preserve"> </w:t>
+      </w:r>
+      <w:r>
+        <w:t>DIỆN</w:t>
+      </w:r>
+      <w:r>
+        <w:rPr>
+          <w:spacing w:val="-1"/>
+        </w:rPr>
+        <w:t xml:space="preserve"> </w:t>
+      </w:r>
+      <w:r>
+        <w:t>BÊN</w:t>
+      </w:r>
+      <w:r>
+        <w:rPr>
+          <w:spacing w:val="-1"/>
+        </w:rPr>
+        <w:t xml:space="preserve"> </w:t>
+      </w:r>
+      <w:r>
+        <w:rPr>
+          <w:spacing w:val="-10"/>
+        </w:rPr>
+        <w:t>B</w:t>
+      </w:r>
+    </w:p>
+    <w:p>
+      <w:pPr>
+        <w:pStyle w:val="BodyText"/>
+        <w:rPr>
+          <w:b/>
+        </w:rPr>
+      </w:pPr>
+    </w:p>
+    <w:p>
+      <w:pPr>
+        <w:pStyle w:val="BodyText"/>
+        <w:rPr>
+          <w:b/>
+        </w:rPr>
+      </w:pPr>
+    </w:p>
+    <w:p>
+      <w:pPr>
+        <w:pStyle w:val="BodyText"/>
+        <w:rPr>
+          <w:b/>
+        </w:rPr>
+      </w:pPr>
+    </w:p>
+    <w:p>
+      <w:pPr>
+        <w:pStyle w:val="BodyText"/>
+        <w:rPr>
+          <w:b/>
+        </w:rPr>
+      </w:pPr>
+    </w:p>
+    <w:p>
+      <w:pPr>
+        <w:pStyle w:val="BodyText"/>
+        <w:spacing w:before="156"/>
+        <w:rPr>
+          <w:b/>
+          <w:lang w:val="en-US"/>
+        </w:rPr>
+      </w:pPr>
+      <w:r>
+        <w:rPr>
+          <w:b/>
+          <w:lang w:val="en-US"/>
+        </w:rPr>
+        <w:tab/>
+      </w:r>
+      <w:r>
+        <w:rPr>
+          <w:b/>
+          <w:lang w:val="en-US"/>
+        </w:rPr>
+        <w:tab/>
+      </w:r>
+      <w:r>
+        <w:rPr>
+          <w:b/>
+          <w:lang w:val="en-US"/>
+        </w:rPr>
+        <w:tab/>
+      </w:r>
+      <w:r>
+        <w:rPr>
+          <w:b/>
+          <w:lang w:val="en-US"/>
+        </w:rPr>
+        <w:tab/>
+      </w:r>
+      <w:r>
+        <w:rPr>
+          <w:b/>
+          <w:lang w:val="en-US"/>
+        </w:rPr>
+        <w:tab/>
+      </w:r>
+      <w:r>
+        <w:rPr>
+          <w:b/>
+          <w:lang w:val="en-US"/>
+        </w:rPr>
+        <w:tab/>
+      </w:r>
+      <w:r>
+        <w:rPr>
+          <w:b/>
+          <w:lang w:val="en-US"/>
+        </w:rPr>
+        <w:tab/>
+      </w:r>
+      <w:r>
+        <w:rPr>
+          <w:b/>
+          <w:lang w:val="en-US"/>
+        </w:rPr>
+        <w:tab/>
+      </w:r>
+      <w:r>
+        <w:rPr>
+          <w:b/>
+          <w:lang w:val="en-US"/>
+        </w:rPr>
+        <w:tab/>
+      </w:r>
+    </w:p>
+    <w:p>
+      <w:pPr>
+        <w:tabs>
+          <w:tab w:val="left" w:pos="4015"/>
+          <w:tab w:val="left" w:pos="5682"/>
+          <w:tab w:val="left" w:pos="9776"/>
+        </w:tabs>
+        <w:spacing w:line="364" w:lineRule="auto"/>
+        <w:ind w:left="540" w:right="661"/>
+        <w:rPr>
+          <w:b/>
+          <w:sz w:val="24"/>
+        </w:rPr>
+      </w:pPr>
+      <w:r>
+        <w:rPr>
+          <w:b/>
+          <w:sz w:val="24"/>
+        </w:rPr>
+        <w:t xml:space="preserve">Ký: </w:t>
+      </w:r>
+      <w:r>
+        <w:rPr>
+          <w:b/>
+          <w:sz w:val="24"/>
+          <w:u w:val="single"/>
+        </w:rPr>
+        <w:tab/>
+      </w:r>
+      <w:r>
+        <w:rPr>
+          <w:b/>
+          <w:sz w:val="24"/>
+        </w:rPr>
+        <w:tab/>
+      </w:r>
+      <w:r>
+        <w:rPr>
+          <w:b/>
+          <w:spacing w:val="-33"/>
+          <w:sz w:val="24"/>
+        </w:rPr>
+        <w:t xml:space="preserve"> </w:t>
+      </w:r>
+      <w:r>
+        <w:rPr>
+          <w:b/>
+          <w:sz w:val="24"/>
+        </w:rPr>
+        <w:t xml:space="preserve">Ký: </w:t>
+      </w:r>
+      <w:r>
+        <w:rPr>
+          <w:b/>
+          <w:sz w:val="24"/>
+          <w:u w:val="single"/>
+        </w:rPr>
+        <w:tab/>
+      </w:r>
+      <w:r>
+        <w:rPr>
+          <w:b/>
+          <w:sz w:val="24"/>
+        </w:rPr>
+        <w:t xml:space="preserve"> </w:t>
+      </w:r>
+    </w:p>
+    <w:p>
+      <w:pPr>
+        <w:tabs>
+          <w:tab w:val="left" w:pos="4015"/>
+          <w:tab w:val="left" w:pos="5682"/>
+          <w:tab w:val="left" w:pos="9776"/>
+        </w:tabs>
+        <w:spacing w:line="364" w:lineRule="auto"/>
+        <w:ind w:left="540" w:right="661"/>
+        <w:rPr>
+          <w:b/>
+          <w:sz w:val="24"/>
+          <w:lang w:val="en-US"/>
+        </w:rPr>
+      </w:pPr>
+      <w:proofErr w:type="spellStart"/>
+      <w:r>
+        <w:rPr>
+          <w:b/>
+          <w:sz w:val="24"/>
+          <w:lang w:val="en-US"/>
+        </w:rPr>
+        <w:t>Ông</w:t>
+      </w:r>
+      <w:proofErr w:type="spellEnd"/>
+      <w:r>
+        <w:rPr>
+          <w:b/>
+          <w:sz w:val="24"/>
+        </w:rPr>
+        <w:t xml:space="preserve">: </w:t>
+      </w:r>
+      <w:r>
+        <w:rPr>
+          <w:b/>
+          <w:sz w:val="24"/>
+          <w:szCs w:val="24"/>
+          <w:lang w:val="fr-FR"/>
+        </w:rPr>
+        <w:t>{</w:t>
+      </w:r>
+      <w:proofErr w:type="spellStart"/>
+      <w:r>
+        <w:rPr>
+          <w:b/>
+          <w:sz w:val="24"/>
+          <w:szCs w:val="24"/>
+          <w:lang w:val="fr-FR"/>
+        </w:rPr>
+        <w:t>BenADaiDien</w:t>
+      </w:r>
+      <w:proofErr w:type="spellEnd"/>
+      <w:r>
+        <w:rPr>
+          <w:b/>
+          <w:sz w:val="24"/>
+          <w:szCs w:val="24"/>
+          <w:lang w:val="fr-FR"/>
+        </w:rPr>
+        <w:t>}</w:t>
+      </w:r>
+      <w:r>
+        <w:rPr>
+          <w:b/>
+          <w:sz w:val="24"/>
+          <w:szCs w:val="24"/>
+          <w:lang w:val="fr-FR"/>
+        </w:rPr>
+        <w:tab/>
+      </w:r>
+      <w:r>
+        <w:rPr>
+          <w:b/>
+          <w:sz w:val="24"/>
+          <w:szCs w:val="24"/>
+          <w:lang w:val="fr-FR"/>
+        </w:rPr>
+        <w:tab/>
+      </w:r>
+      <w:r>
+        <w:rPr>
+          <w:b/>
+          <w:spacing w:val="-2"/>
+          <w:sz w:val="24"/>
+        </w:rPr>
+        <w:t>Ông/Bà:</w:t>
+      </w:r>
+      <w:r>
+        <w:rPr>
+          <w:b/>
+          <w:bCs/>
+          <w:sz w:val="24"/>
+          <w:szCs w:val="24"/>
+        </w:rPr>
+        <w:t xml:space="preserve"> {BenBTenDaiDien}</w:t>
+      </w:r>
+    </w:p>
+    <w:p>
+      <w:pPr>
+        <w:tabs>
+          <w:tab w:val="left" w:pos="4015"/>
+          <w:tab w:val="left" w:pos="5682"/>
+          <w:tab w:val="left" w:pos="9776"/>
+        </w:tabs>
+        <w:spacing w:line="364" w:lineRule="auto"/>
+        <w:ind w:left="540" w:right="661"/>
+      </w:pPr>
+      <w:proofErr w:type="spellStart"/>
+      <w:r>
+        <w:rPr>
+          <w:b/>
+          <w:sz w:val="24"/>
+          <w:szCs w:val="24"/>
+          <w:lang w:val="fr-FR"/>
+        </w:rPr>
+        <w:t>Chức</w:t>
+      </w:r>
+      <w:proofErr w:type="spellEnd"/>
+      <w:r>
+        <w:rPr>
+          <w:b/>
+          <w:sz w:val="24"/>
+          <w:szCs w:val="24"/>
+          <w:lang w:val="fr-FR"/>
+        </w:rPr>
+        <w:t xml:space="preserve"> </w:t>
+      </w:r>
+      <w:proofErr w:type="spellStart"/>
+      <w:r>
+        <w:rPr>
+          <w:b/>
+          <w:sz w:val="24"/>
+          <w:szCs w:val="24"/>
+          <w:lang w:val="fr-FR"/>
+        </w:rPr>
+        <w:t>vụ</w:t>
+      </w:r>
+      <w:proofErr w:type="spellEnd"/>
+      <w:r>
+        <w:rPr>
+          <w:b/>
+          <w:sz w:val="24"/>
+          <w:szCs w:val="24"/>
+          <w:lang w:val="fr-FR"/>
+        </w:rPr>
+        <w:t> : {</w:t>
+      </w:r>
+      <w:proofErr w:type="spellStart"/>
+      <w:r>
+        <w:rPr>
+          <w:b/>
+          <w:sz w:val="24"/>
+          <w:szCs w:val="24"/>
+          <w:lang w:val="fr-FR"/>
+        </w:rPr>
+        <w:t>BenAChucVuDaiDien</w:t>
+      </w:r>
+      <w:proofErr w:type="spellEnd"/>
+      <w:r>
+        <w:rPr>
+          <w:b/>
+          <w:sz w:val="24"/>
+          <w:szCs w:val="24"/>
+          <w:lang w:val="fr-FR"/>
+        </w:rPr>
+        <w:t>}</w:t>
+      </w:r>
+      <w:r>
+        <w:rPr>
+          <w:b/>
+          <w:sz w:val="24"/>
+        </w:rPr>
+        <w:tab/>
+      </w:r>
+    </w:p>
+    <w:sectPr>
+      <w:footerReference w:type="default" r:id="rId7"/>
+      <w:pgSz w:w="12240" w:h="15840"/>
+      <w:pgMar w:top="780" w:right="720" w:bottom="1440" w:left="990" w:header="403" w:footer="0" w:gutter="0"/>
+      <w:cols w:space="720"/>
+      <w:docGrid w:linePitch="360"/>
+    </w:sectPr>
+  </w:body>
+</w:document>
 </file>
 
 <file path=word/endnotes.xml><?xml version="1.0" encoding="utf-8"?>

--- a/backend-app/samples/phu_luc_hop_dong.docx
+++ b/backend-app/samples/phu_luc_hop_dong.docx
@@ -273,58 +273,58 @@
         </w:rPr>
       </w:pPr>
       <w:r>
-        <w:t>Đính kèm Hợp đồng</w:t>
+        <w:t xml:space="preserve">Đính kèm Hợp đồng số: {Sohopdong} ký ngày {NgayLapHD}/{ThangLapHD}/{NamLapHD}</w:t>
       </w:r>
       <w:r>
         <w:rPr>
           <w:spacing w:val="-3"/>
         </w:rPr>
-        <w:t xml:space="preserve"> </w:t>
-      </w:r>
-      <w:r>
-        <w:t>số:</w:t>
-      </w:r>
-      <w:r>
-        <w:rPr>
-          <w:lang w:val="en-US"/>
-        </w:rPr>
-        <w:t xml:space="preserve"> {</w:t>
-      </w:r>
-      <w:proofErr w:type="spellStart"/>
-      <w:r>
-        <w:rPr>
-          <w:lang w:val="en-US"/>
-        </w:rPr>
-        <w:t>Sohopdong</w:t>
-      </w:r>
-      <w:proofErr w:type="spellEnd"/>
-      <w:r>
-        <w:rPr>
-          <w:lang w:val="en-US"/>
-        </w:rPr>
-        <w:t>}</w:t>
-      </w:r>
-      <w:r>
-        <w:t>ký</w:t>
+        <w:t xml:space="preserve"/>
+      </w:r>
+      <w:r>
+        <w:t/>
+      </w:r>
+      <w:r>
+        <w:rPr>
+          <w:lang w:val="en-US"/>
+        </w:rPr>
+        <w:t xml:space="preserve"/>
+      </w:r>
+      <w:proofErr w:type="spellStart"/>
+      <w:r>
+        <w:rPr>
+          <w:lang w:val="en-US"/>
+        </w:rPr>
+        <w:t/>
+      </w:r>
+      <w:proofErr w:type="spellEnd"/>
+      <w:r>
+        <w:rPr>
+          <w:lang w:val="en-US"/>
+        </w:rPr>
+        <w:t/>
+      </w:r>
+      <w:r>
+        <w:t/>
       </w:r>
       <w:r>
         <w:rPr>
           <w:spacing w:val="-4"/>
         </w:rPr>
-        <w:t xml:space="preserve"> </w:t>
+        <w:t xml:space="preserve"/>
       </w:r>
       <w:r>
         <w:rPr>
           <w:spacing w:val="-2"/>
         </w:rPr>
-        <w:t>ngày</w:t>
+        <w:t/>
       </w:r>
       <w:r>
         <w:rPr>
           <w:spacing w:val="-2"/>
           <w:lang w:val="en-US"/>
         </w:rPr>
-        <w:t xml:space="preserve"> {</w:t>
+        <w:t xml:space="preserve"/>
       </w:r>
       <w:proofErr w:type="spellStart"/>
       <w:r>
@@ -332,7 +332,7 @@
           <w:spacing w:val="-2"/>
           <w:lang w:val="en-US"/>
         </w:rPr>
-        <w:t>NgayLapHD</w:t>
+        <w:t/>
       </w:r>
       <w:proofErr w:type="spellEnd"/>
       <w:r>
@@ -340,7 +340,7 @@
           <w:spacing w:val="-2"/>
           <w:lang w:val="en-US"/>
         </w:rPr>
-        <w:t>}/{</w:t>
+        <w:t/>
       </w:r>
       <w:proofErr w:type="spellStart"/>
       <w:r>
@@ -348,7 +348,7 @@
           <w:spacing w:val="-2"/>
           <w:lang w:val="en-US"/>
         </w:rPr>
-        <w:t>ThangLapHD</w:t>
+        <w:t/>
       </w:r>
       <w:proofErr w:type="spellEnd"/>
       <w:r>
@@ -356,7 +356,7 @@
           <w:spacing w:val="-2"/>
           <w:lang w:val="en-US"/>
         </w:rPr>
-        <w:t>}/{</w:t>
+        <w:t/>
       </w:r>
       <w:proofErr w:type="spellStart"/>
       <w:r>
@@ -364,7 +364,7 @@
           <w:spacing w:val="-2"/>
           <w:lang w:val="en-US"/>
         </w:rPr>
-        <w:t>NamLapHD</w:t>
+        <w:t/>
       </w:r>
       <w:proofErr w:type="spellEnd"/>
       <w:r>
@@ -372,7 +372,7 @@
           <w:spacing w:val="-2"/>
           <w:lang w:val="en-US"/>
         </w:rPr>
-        <w:t>}</w:t>
+        <w:t/>
       </w:r>
     </w:p>
     <w:p>
@@ -1945,196 +1945,196 @@
         <w:ind w:left="3361" w:right="90" w:hanging="2281"/>
       </w:pPr>
       <w:r>
-        <w:t>Ngày tiệc</w:t>
+        <w:t xml:space="preserve">Ngày tiệc: Vào lúc {TiecGioBatDau}, ngày {NgayToChuc} (Dương lịch) </w:t>
       </w:r>
       <w:r>
         <w:tab/>
-        <w:t>:</w:t>
+        <w:t/>
       </w:r>
       <w:r>
         <w:rPr>
           <w:spacing w:val="-2"/>
         </w:rPr>
-        <w:t xml:space="preserve"> </w:t>
-      </w:r>
-      <w:r>
-        <w:t>Vào</w:t>
+        <w:t xml:space="preserve"/>
+      </w:r>
+      <w:r>
+        <w:t/>
       </w:r>
       <w:r>
         <w:rPr>
           <w:spacing w:val="-2"/>
         </w:rPr>
-        <w:t xml:space="preserve"> </w:t>
-      </w:r>
-      <w:r>
-        <w:t>lúc</w:t>
+        <w:t xml:space="preserve"/>
+      </w:r>
+      <w:r>
+        <w:t/>
       </w:r>
       <w:r>
         <w:rPr>
           <w:spacing w:val="-3"/>
         </w:rPr>
-        <w:t xml:space="preserve"> </w:t>
-      </w:r>
-      <w:r>
-        <w:rPr>
-          <w:bCs/>
-          <w:lang w:val="en-US"/>
-        </w:rPr>
-        <w:t>{</w:t>
-      </w:r>
-      <w:proofErr w:type="spellStart"/>
-      <w:r>
-        <w:rPr>
-          <w:bCs/>
-          <w:lang w:val="en-US"/>
-        </w:rPr>
-        <w:t>TiecGioBatDau</w:t>
-      </w:r>
-      <w:proofErr w:type="spellEnd"/>
-      <w:r>
-        <w:rPr>
-          <w:bCs/>
-          <w:lang w:val="en-US"/>
-        </w:rPr>
-        <w:t>}</w:t>
-      </w:r>
-      <w:r>
-        <w:t>,</w:t>
+        <w:t xml:space="preserve"/>
+      </w:r>
+      <w:r>
+        <w:rPr>
+          <w:bCs/>
+          <w:lang w:val="en-US"/>
+        </w:rPr>
+        <w:t/>
+      </w:r>
+      <w:proofErr w:type="spellStart"/>
+      <w:r>
+        <w:rPr>
+          <w:bCs/>
+          <w:lang w:val="en-US"/>
+        </w:rPr>
+        <w:t/>
+      </w:r>
+      <w:proofErr w:type="spellEnd"/>
+      <w:r>
+        <w:rPr>
+          <w:bCs/>
+          <w:lang w:val="en-US"/>
+        </w:rPr>
+        <w:t/>
+      </w:r>
+      <w:r>
+        <w:t/>
       </w:r>
       <w:r>
         <w:rPr>
           <w:spacing w:val="-2"/>
         </w:rPr>
-        <w:t xml:space="preserve"> </w:t>
-      </w:r>
-      <w:r>
-        <w:t>ngày</w:t>
+        <w:t xml:space="preserve"/>
+      </w:r>
+      <w:r>
+        <w:t/>
       </w:r>
       <w:r>
         <w:rPr>
           <w:spacing w:val="-7"/>
         </w:rPr>
-        <w:t xml:space="preserve"> </w:t>
-      </w:r>
-      <w:r>
-        <w:rPr>
-          <w:bCs/>
-          <w:lang w:val="en-US"/>
-        </w:rPr>
-        <w:t>{</w:t>
-      </w:r>
-      <w:proofErr w:type="spellStart"/>
-      <w:r>
-        <w:rPr>
-          <w:bCs/>
-          <w:lang w:val="en-US"/>
-        </w:rPr>
-        <w:t>NgayToChuc</w:t>
-      </w:r>
-      <w:proofErr w:type="spellEnd"/>
-      <w:r>
-        <w:rPr>
-          <w:bCs/>
-          <w:lang w:val="en-US"/>
-        </w:rPr>
-        <w:t>}</w:t>
+        <w:t xml:space="preserve"/>
+      </w:r>
+      <w:r>
+        <w:rPr>
+          <w:bCs/>
+          <w:lang w:val="en-US"/>
+        </w:rPr>
+        <w:t/>
+      </w:r>
+      <w:proofErr w:type="spellStart"/>
+      <w:r>
+        <w:rPr>
+          <w:bCs/>
+          <w:lang w:val="en-US"/>
+        </w:rPr>
+        <w:t/>
+      </w:r>
+      <w:proofErr w:type="spellEnd"/>
+      <w:r>
+        <w:rPr>
+          <w:bCs/>
+          <w:lang w:val="en-US"/>
+        </w:rPr>
+        <w:t/>
       </w:r>
       <w:r>
         <w:rPr>
           <w:b/>
           <w:spacing w:val="-2"/>
         </w:rPr>
-        <w:t xml:space="preserve"> </w:t>
-      </w:r>
-      <w:r>
-        <w:t>tháng</w:t>
+        <w:t xml:space="preserve"/>
+      </w:r>
+      <w:r>
+        <w:t/>
       </w:r>
       <w:r>
         <w:rPr>
           <w:spacing w:val="-4"/>
         </w:rPr>
-        <w:t xml:space="preserve"> </w:t>
-      </w:r>
-      <w:r>
-        <w:rPr>
-          <w:bCs/>
-          <w:lang w:val="en-US"/>
-        </w:rPr>
-        <w:t>{</w:t>
-      </w:r>
-      <w:proofErr w:type="spellStart"/>
-      <w:r>
-        <w:rPr>
-          <w:bCs/>
-          <w:lang w:val="en-US"/>
-        </w:rPr>
-        <w:t>ThangToChuc</w:t>
-      </w:r>
-      <w:proofErr w:type="spellEnd"/>
-      <w:r>
-        <w:rPr>
-          <w:bCs/>
-          <w:lang w:val="en-US"/>
-        </w:rPr>
-        <w:t>}</w:t>
+        <w:t xml:space="preserve"/>
+      </w:r>
+      <w:r>
+        <w:rPr>
+          <w:bCs/>
+          <w:lang w:val="en-US"/>
+        </w:rPr>
+        <w:t/>
+      </w:r>
+      <w:proofErr w:type="spellStart"/>
+      <w:r>
+        <w:rPr>
+          <w:bCs/>
+          <w:lang w:val="en-US"/>
+        </w:rPr>
+        <w:t/>
+      </w:r>
+      <w:proofErr w:type="spellEnd"/>
+      <w:r>
+        <w:rPr>
+          <w:bCs/>
+          <w:lang w:val="en-US"/>
+        </w:rPr>
+        <w:t/>
       </w:r>
       <w:r>
         <w:rPr>
           <w:b/>
           <w:spacing w:val="-2"/>
         </w:rPr>
-        <w:t xml:space="preserve"> </w:t>
-      </w:r>
-      <w:r>
-        <w:t>năm</w:t>
+        <w:t xml:space="preserve"/>
+      </w:r>
+      <w:r>
+        <w:t/>
       </w:r>
       <w:r>
         <w:rPr>
           <w:spacing w:val="-2"/>
         </w:rPr>
-        <w:t xml:space="preserve"> </w:t>
-      </w:r>
-      <w:r>
-        <w:rPr>
-          <w:bCs/>
-          <w:lang w:val="en-US"/>
-        </w:rPr>
-        <w:t>{</w:t>
-      </w:r>
-      <w:proofErr w:type="spellStart"/>
-      <w:r>
-        <w:rPr>
-          <w:bCs/>
-          <w:lang w:val="en-US"/>
-        </w:rPr>
-        <w:t>NamToChuc</w:t>
-      </w:r>
-      <w:proofErr w:type="spellEnd"/>
-      <w:r>
-        <w:rPr>
-          <w:bCs/>
-          <w:lang w:val="en-US"/>
-        </w:rPr>
-        <w:t>}</w:t>
+        <w:t xml:space="preserve"/>
+      </w:r>
+      <w:r>
+        <w:rPr>
+          <w:bCs/>
+          <w:lang w:val="en-US"/>
+        </w:rPr>
+        <w:t/>
+      </w:r>
+      <w:proofErr w:type="spellStart"/>
+      <w:r>
+        <w:rPr>
+          <w:bCs/>
+          <w:lang w:val="en-US"/>
+        </w:rPr>
+        <w:t/>
+      </w:r>
+      <w:proofErr w:type="spellEnd"/>
+      <w:r>
+        <w:rPr>
+          <w:bCs/>
+          <w:lang w:val="en-US"/>
+        </w:rPr>
+        <w:t/>
       </w:r>
       <w:r>
         <w:rPr>
           <w:b/>
           <w:spacing w:val="-2"/>
         </w:rPr>
-        <w:t xml:space="preserve"> </w:t>
-      </w:r>
-      <w:r>
-        <w:t>(Dương</w:t>
+        <w:t xml:space="preserve"/>
+      </w:r>
+      <w:r>
+        <w:t/>
       </w:r>
       <w:r>
         <w:rPr>
           <w:spacing w:val="-5"/>
         </w:rPr>
-        <w:t xml:space="preserve"> </w:t>
-      </w:r>
-      <w:r>
-        <w:t xml:space="preserve">lịch) </w:t>
+        <w:t xml:space="preserve"/>
+      </w:r>
+      <w:r>
+        <w:t xml:space="preserve"/>
       </w:r>
     </w:p>
     <w:p>
@@ -4086,7 +4086,7 @@
                 <w:b/>
                 <w:sz w:val="24"/>
               </w:rPr>
-              <w:t>Thực</w:t>
+              <w:t xml:space="preserve">THỰC ĐƠN MẶN</w:t>
             </w:r>
             <w:r>
               <w:rPr>
@@ -4094,14 +4094,14 @@
                 <w:spacing w:val="-2"/>
                 <w:sz w:val="24"/>
               </w:rPr>
-              <w:t xml:space="preserve"> </w:t>
+              <w:t xml:space="preserve"/>
             </w:r>
             <w:r>
               <w:rPr>
                 <w:b/>
                 <w:sz w:val="24"/>
               </w:rPr>
-              <w:t>đơn</w:t>
+              <w:t/>
             </w:r>
             <w:r>
               <w:rPr>
@@ -4110,7 +4110,7 @@
                 <w:sz w:val="24"/>
                 <w:lang w:val="en-US"/>
               </w:rPr>
-              <w:t xml:space="preserve"> </w:t>
+              <w:t xml:space="preserve"/>
             </w:r>
             <w:proofErr w:type="spellStart"/>
             <w:r>
@@ -4120,7 +4120,7 @@
                 <w:sz w:val="24"/>
                 <w:lang w:val="en-US"/>
               </w:rPr>
-              <w:t>bàn</w:t>
+              <w:t/>
             </w:r>
             <w:proofErr w:type="spellEnd"/>
             <w:r>
@@ -4130,7 +4130,7 @@
                 <w:sz w:val="24"/>
                 <w:lang w:val="en-US"/>
               </w:rPr>
-              <w:t xml:space="preserve"> </w:t>
+              <w:t xml:space="preserve"/>
             </w:r>
             <w:proofErr w:type="spellStart"/>
             <w:r>
@@ -4140,7 +4140,7 @@
                 <w:sz w:val="24"/>
                 <w:lang w:val="en-US"/>
               </w:rPr>
-              <w:t>tiệc</w:t>
+              <w:t/>
             </w:r>
             <w:proofErr w:type="spellEnd"/>
             <w:r>
@@ -4150,7 +4150,7 @@
                 <w:sz w:val="24"/>
                 <w:lang w:val="en-US"/>
               </w:rPr>
-              <w:t xml:space="preserve"> {</w:t>
+              <w:t xml:space="preserve"/>
             </w:r>
             <w:proofErr w:type="spellStart"/>
             <w:r>
@@ -4160,7 +4160,7 @@
                 <w:sz w:val="24"/>
                 <w:lang w:val="en-US"/>
               </w:rPr>
-              <w:t>DonGiaBanTiec</w:t>
+              <w:t/>
             </w:r>
             <w:proofErr w:type="spellEnd"/>
             <w:r>
@@ -4170,7 +4170,7 @@
                 <w:sz w:val="24"/>
                 <w:lang w:val="en-US"/>
               </w:rPr>
-              <w:t>}VNĐ/</w:t>
+              <w:t/>
             </w:r>
             <w:proofErr w:type="spellStart"/>
             <w:r>
@@ -4180,7 +4180,7 @@
                 <w:sz w:val="24"/>
                 <w:lang w:val="en-US"/>
               </w:rPr>
-              <w:t>bàn</w:t>
+              <w:t/>
             </w:r>
             <w:proofErr w:type="spellEnd"/>
             <w:r>
@@ -4190,7 +4190,7 @@
                 <w:sz w:val="24"/>
                 <w:lang w:val="en-US"/>
               </w:rPr>
-              <w:t>/{</w:t>
+              <w:t/>
             </w:r>
             <w:proofErr w:type="spellStart"/>
             <w:r>
@@ -4200,7 +4200,7 @@
                 <w:sz w:val="24"/>
                 <w:lang w:val="en-US"/>
               </w:rPr>
-              <w:t>SoKhachTrenBan</w:t>
+              <w:t/>
             </w:r>
             <w:proofErr w:type="spellEnd"/>
             <w:r>
@@ -4210,7 +4210,7 @@
                 <w:sz w:val="24"/>
                 <w:lang w:val="en-US"/>
               </w:rPr>
-              <w:t xml:space="preserve">} </w:t>
+              <w:t xml:space="preserve"/>
             </w:r>
             <w:proofErr w:type="spellStart"/>
             <w:r>
@@ -4220,7 +4220,7 @@
                 <w:sz w:val="24"/>
                 <w:lang w:val="en-US"/>
               </w:rPr>
-              <w:t>khách</w:t>
+              <w:t/>
             </w:r>
             <w:proofErr w:type="spellEnd"/>
           </w:p>
@@ -4360,7 +4360,7 @@
                 <w:spacing w:val="-10"/>
                 <w:sz w:val="24"/>
               </w:rPr>
-              <w:t>{#MenuTiec}</w:t>
+              <w:t xml:space="preserve">{#MenuMan}{STT}</w:t>
             </w:r>
           </w:p>
         </w:tc>
@@ -4378,7 +4378,7 @@
               </w:rPr>
             </w:pPr>
             <w:r>
-              <w:t>{TenMonAn}</w:t>
+              <w:t xml:space="preserve">{TenMonAn}</w:t>
             </w:r>
           </w:p>
         </w:tc>
@@ -4404,7 +4404,7 @@
                 <w:sz w:val="24"/>
                 <w:lang w:val="en-US"/>
               </w:rPr>
-              <w:t>{</w:t>
+              <w:t xml:space="preserve">{DonGia}{/MenuMan}</w:t>
             </w:r>
             <w:proofErr w:type="spellStart"/>
             <w:r>
@@ -4414,7 +4414,7 @@
                 <w:sz w:val="24"/>
                 <w:lang w:val="en-US"/>
               </w:rPr>
-              <w:t>DonGia</w:t>
+              <w:t/>
             </w:r>
             <w:proofErr w:type="spellEnd"/>
             <w:r>
@@ -4424,7 +4424,7 @@
                 <w:sz w:val="24"/>
                 <w:lang w:val="en-US"/>
               </w:rPr>
-              <w:t>}{/</w:t>
+              <w:t/>
             </w:r>
             <w:proofErr w:type="spellStart"/>
             <w:r>
@@ -4434,7 +4434,7 @@
                 <w:sz w:val="24"/>
                 <w:lang w:val="en-US"/>
               </w:rPr>
-              <w:t>MenuTiec</w:t>
+              <w:t/>
             </w:r>
             <w:proofErr w:type="spellEnd"/>
             <w:r>
@@ -4444,7 +4444,7 @@
                 <w:sz w:val="24"/>
                 <w:lang w:val="en-US"/>
               </w:rPr>
-              <w:t>}</w:t>
+              <w:t/>
             </w:r>
           </w:p>
         </w:tc>
@@ -4529,7 +4529,7 @@
                 <w:sz w:val="24"/>
                 <w:lang w:val="en-US"/>
               </w:rPr>
-              <w:t>{</w:t>
+              <w:t xml:space="preserve">{MenuTongCongMan}</w:t>
             </w:r>
             <w:proofErr w:type="spellStart"/>
             <w:r>
@@ -4539,7 +4539,7 @@
                 <w:sz w:val="24"/>
                 <w:lang w:val="en-US"/>
               </w:rPr>
-              <w:t>MenuTongCong</w:t>
+              <w:t/>
             </w:r>
             <w:proofErr w:type="spellEnd"/>
             <w:r>
@@ -4549,7 +4549,553 @@
                 <w:sz w:val="24"/>
                 <w:lang w:val="en-US"/>
               </w:rPr>
-              <w:t>}</w:t>
+              <w:t/>
+            </w:r>
+          </w:p>
+        </w:tc>
+      </w:tr>
+    </w:tbl>
+    <w:tbl>
+      <w:tblPr>
+        <w:tblW w:w="0" w:type="auto"/>
+        <w:tblInd w:w="365" w:type="dxa"/>
+        <w:tblBorders>
+          <w:top w:val="single" w:sz="4" w:space="0" w:color="000000"/>
+          <w:left w:val="single" w:sz="4" w:space="0" w:color="000000"/>
+          <w:bottom w:val="single" w:sz="4" w:space="0" w:color="000000"/>
+          <w:right w:val="single" w:sz="4" w:space="0" w:color="000000"/>
+          <w:insideH w:val="single" w:sz="4" w:space="0" w:color="000000"/>
+          <w:insideV w:val="single" w:sz="4" w:space="0" w:color="000000"/>
+        </w:tblBorders>
+        <w:tblLayout w:type="fixed"/>
+        <w:tblCellMar>
+          <w:left w:w="0" w:type="dxa"/>
+          <w:right w:w="0" w:type="dxa"/>
+        </w:tblCellMar>
+        <w:tblLook w:val="04A0" w:firstRow="1" w:lastRow="0" w:firstColumn="1" w:lastColumn="0" w:noHBand="0" w:noVBand="1"/>
+      </w:tblPr>
+      <w:tblGrid>
+        <w:gridCol w:w="1336"/>
+        <w:gridCol w:w="6310"/>
+        <w:gridCol w:w="1980"/>
+      </w:tblGrid>
+      <w:tr>
+        <w:trPr>
+          <w:trHeight w:val="318"/>
+        </w:trPr>
+        <w:tc>
+          <w:tcPr>
+            <w:tcW w:w="1336" w:type="dxa"/>
+            <w:vMerge w:val="restart"/>
+            <w:shd w:val="clear" w:color="auto" w:fill="E6E6E6"/>
+          </w:tcPr>
+          <w:p>
+            <w:pPr>
+              <w:pStyle w:val="TableParagraph"/>
+              <w:spacing w:before="181"/>
+              <w:ind w:left="107"/>
+              <w:rPr>
+                <w:b/>
+                <w:sz w:val="24"/>
+              </w:rPr>
+            </w:pPr>
+            <w:r>
+              <w:rPr>
+                <w:b/>
+                <w:spacing w:val="-5"/>
+                <w:sz w:val="24"/>
+              </w:rPr>
+              <w:t>STT</w:t>
+            </w:r>
+          </w:p>
+        </w:tc>
+        <w:tc>
+          <w:tcPr>
+            <w:tcW w:w="6310" w:type="dxa"/>
+            <w:vMerge w:val="restart"/>
+            <w:shd w:val="clear" w:color="auto" w:fill="E6E6E6"/>
+          </w:tcPr>
+          <w:p>
+            <w:pPr>
+              <w:pStyle w:val="TableParagraph"/>
+              <w:spacing w:before="181"/>
+              <w:ind w:left="9"/>
+              <w:jc w:val="center"/>
+              <w:rPr>
+                <w:b/>
+                <w:sz w:val="24"/>
+                <w:lang w:val="en-US"/>
+              </w:rPr>
+            </w:pPr>
+            <w:r>
+              <w:rPr>
+                <w:b/>
+                <w:sz w:val="24"/>
+              </w:rPr>
+              <w:t xml:space="preserve">THỰC ĐƠN CHAY</w:t>
+            </w:r>
+            <w:r>
+              <w:rPr>
+                <w:b/>
+                <w:spacing w:val="-2"/>
+                <w:sz w:val="24"/>
+              </w:rPr>
+              <w:t xml:space="preserve"/>
+            </w:r>
+            <w:r>
+              <w:rPr>
+                <w:b/>
+                <w:sz w:val="24"/>
+              </w:rPr>
+              <w:t/>
+            </w:r>
+            <w:r>
+              <w:rPr>
+                <w:b/>
+                <w:spacing w:val="-5"/>
+                <w:sz w:val="24"/>
+                <w:lang w:val="en-US"/>
+              </w:rPr>
+              <w:t xml:space="preserve"/>
+            </w:r>
+            <w:proofErr w:type="spellStart"/>
+            <w:r>
+              <w:rPr>
+                <w:b/>
+                <w:spacing w:val="-5"/>
+                <w:sz w:val="24"/>
+                <w:lang w:val="en-US"/>
+              </w:rPr>
+              <w:t/>
+            </w:r>
+            <w:proofErr w:type="spellEnd"/>
+            <w:r>
+              <w:rPr>
+                <w:b/>
+                <w:spacing w:val="-5"/>
+                <w:sz w:val="24"/>
+                <w:lang w:val="en-US"/>
+              </w:rPr>
+              <w:t xml:space="preserve"/>
+            </w:r>
+            <w:proofErr w:type="spellStart"/>
+            <w:r>
+              <w:rPr>
+                <w:b/>
+                <w:spacing w:val="-5"/>
+                <w:sz w:val="24"/>
+                <w:lang w:val="en-US"/>
+              </w:rPr>
+              <w:t/>
+            </w:r>
+            <w:proofErr w:type="spellEnd"/>
+            <w:r>
+              <w:rPr>
+                <w:b/>
+                <w:spacing w:val="-5"/>
+                <w:sz w:val="24"/>
+                <w:lang w:val="en-US"/>
+              </w:rPr>
+              <w:t xml:space="preserve"/>
+            </w:r>
+            <w:proofErr w:type="spellStart"/>
+            <w:r>
+              <w:rPr>
+                <w:b/>
+                <w:spacing w:val="-5"/>
+                <w:sz w:val="24"/>
+                <w:lang w:val="en-US"/>
+              </w:rPr>
+              <w:t/>
+            </w:r>
+            <w:proofErr w:type="spellEnd"/>
+            <w:r>
+              <w:rPr>
+                <w:b/>
+                <w:spacing w:val="-5"/>
+                <w:sz w:val="24"/>
+                <w:lang w:val="en-US"/>
+              </w:rPr>
+              <w:t/>
+            </w:r>
+            <w:proofErr w:type="spellStart"/>
+            <w:r>
+              <w:rPr>
+                <w:b/>
+                <w:spacing w:val="-5"/>
+                <w:sz w:val="24"/>
+                <w:lang w:val="en-US"/>
+              </w:rPr>
+              <w:t/>
+            </w:r>
+            <w:proofErr w:type="spellEnd"/>
+            <w:r>
+              <w:rPr>
+                <w:b/>
+                <w:spacing w:val="-5"/>
+                <w:sz w:val="24"/>
+                <w:lang w:val="en-US"/>
+              </w:rPr>
+              <w:t/>
+            </w:r>
+            <w:proofErr w:type="spellStart"/>
+            <w:r>
+              <w:rPr>
+                <w:b/>
+                <w:spacing w:val="-5"/>
+                <w:sz w:val="24"/>
+                <w:lang w:val="en-US"/>
+              </w:rPr>
+              <w:t/>
+            </w:r>
+            <w:proofErr w:type="spellEnd"/>
+            <w:r>
+              <w:rPr>
+                <w:b/>
+                <w:spacing w:val="-5"/>
+                <w:sz w:val="24"/>
+                <w:lang w:val="en-US"/>
+              </w:rPr>
+              <w:t xml:space="preserve"/>
+            </w:r>
+            <w:proofErr w:type="spellStart"/>
+            <w:r>
+              <w:rPr>
+                <w:b/>
+                <w:spacing w:val="-5"/>
+                <w:sz w:val="24"/>
+                <w:lang w:val="en-US"/>
+              </w:rPr>
+              <w:t/>
+            </w:r>
+            <w:proofErr w:type="spellEnd"/>
+          </w:p>
+        </w:tc>
+        <w:tc>
+          <w:tcPr>
+            <w:tcW w:w="1980" w:type="dxa"/>
+            <w:shd w:val="clear" w:color="auto" w:fill="E6E6E6"/>
+          </w:tcPr>
+          <w:p>
+            <w:pPr>
+              <w:pStyle w:val="TableParagraph"/>
+              <w:spacing w:before="18"/>
+              <w:ind w:left="7" w:right="4"/>
+              <w:jc w:val="center"/>
+              <w:rPr>
+                <w:b/>
+                <w:sz w:val="24"/>
+              </w:rPr>
+            </w:pPr>
+            <w:r>
+              <w:rPr>
+                <w:b/>
+                <w:sz w:val="24"/>
+              </w:rPr>
+              <w:t>Đơn</w:t>
+            </w:r>
+            <w:r>
+              <w:rPr>
+                <w:b/>
+                <w:spacing w:val="-2"/>
+                <w:sz w:val="24"/>
+              </w:rPr>
+              <w:t xml:space="preserve"> </w:t>
+            </w:r>
+            <w:r>
+              <w:rPr>
+                <w:b/>
+                <w:spacing w:val="-5"/>
+                <w:sz w:val="24"/>
+              </w:rPr>
+              <w:t>giá</w:t>
+            </w:r>
+          </w:p>
+        </w:tc>
+      </w:tr>
+      <w:tr>
+        <w:trPr>
+          <w:trHeight w:val="316"/>
+        </w:trPr>
+        <w:tc>
+          <w:tcPr>
+            <w:tcW w:w="1336" w:type="dxa"/>
+            <w:vMerge/>
+            <w:tcBorders>
+              <w:top w:val="nil"/>
+            </w:tcBorders>
+            <w:shd w:val="clear" w:color="auto" w:fill="E6E6E6"/>
+          </w:tcPr>
+          <w:p>
+            <w:pPr>
+              <w:rPr>
+                <w:sz w:val="2"/>
+                <w:szCs w:val="2"/>
+              </w:rPr>
+            </w:pPr>
+          </w:p>
+        </w:tc>
+        <w:tc>
+          <w:tcPr>
+            <w:tcW w:w="6310" w:type="dxa"/>
+            <w:vMerge/>
+            <w:tcBorders>
+              <w:top w:val="nil"/>
+            </w:tcBorders>
+            <w:shd w:val="clear" w:color="auto" w:fill="E6E6E6"/>
+          </w:tcPr>
+          <w:p>
+            <w:pPr>
+              <w:rPr>
+                <w:sz w:val="2"/>
+                <w:szCs w:val="2"/>
+              </w:rPr>
+            </w:pPr>
+          </w:p>
+        </w:tc>
+        <w:tc>
+          <w:tcPr>
+            <w:tcW w:w="1980" w:type="dxa"/>
+            <w:shd w:val="clear" w:color="auto" w:fill="E6E6E6"/>
+          </w:tcPr>
+          <w:p>
+            <w:pPr>
+              <w:pStyle w:val="TableParagraph"/>
+              <w:spacing w:before="18"/>
+              <w:ind w:left="7"/>
+              <w:jc w:val="center"/>
+              <w:rPr>
+                <w:b/>
+                <w:sz w:val="24"/>
+                <w:lang w:val="en-US"/>
+              </w:rPr>
+            </w:pPr>
+            <w:r>
+              <w:rPr>
+                <w:b/>
+                <w:spacing w:val="-5"/>
+                <w:sz w:val="24"/>
+                <w:lang w:val="en-US"/>
+              </w:rPr>
+              <w:t>VNĐ</w:t>
+            </w:r>
+          </w:p>
+        </w:tc>
+      </w:tr>
+      <w:tr>
+        <w:trPr>
+          <w:trHeight w:val="395"/>
+        </w:trPr>
+        <w:tc>
+          <w:tcPr>
+            <w:tcW w:w="1336" w:type="dxa"/>
+          </w:tcPr>
+          <w:p>
+            <w:pPr>
+              <w:pStyle w:val="TableParagraph"/>
+              <w:spacing w:before="83"/>
+              <w:ind w:left="9"/>
+              <w:jc w:val="center"/>
+              <w:rPr>
+                <w:spacing w:val="-10"/>
+                <w:sz w:val="24"/>
+              </w:rPr>
+            </w:pPr>
+            <w:r>
+              <w:rPr>
+                <w:spacing w:val="-10"/>
+                <w:sz w:val="24"/>
+              </w:rPr>
+              <w:t xml:space="preserve">{#MenuChay}{STT}</w:t>
+            </w:r>
+          </w:p>
+        </w:tc>
+        <w:tc>
+          <w:tcPr>
+            <w:tcW w:w="6310" w:type="dxa"/>
+          </w:tcPr>
+          <w:p>
+            <w:pPr>
+              <w:pStyle w:val="TableParagraph"/>
+              <w:ind w:firstLine="107"/>
+              <w:rPr>
+                <w:sz w:val="24"/>
+                <w:lang w:val="en-US"/>
+              </w:rPr>
+            </w:pPr>
+            <w:r>
+              <w:t xml:space="preserve">{TenMonAn}</w:t>
+            </w:r>
+          </w:p>
+        </w:tc>
+        <w:tc>
+          <w:tcPr>
+            <w:tcW w:w="1980" w:type="dxa"/>
+          </w:tcPr>
+          <w:p>
+            <w:pPr>
+              <w:pStyle w:val="TableParagraph"/>
+              <w:jc w:val="center"/>
+              <w:rPr>
+                <w:b/>
+                <w:bCs/>
+                <w:sz w:val="24"/>
+                <w:lang w:val="en-US"/>
+              </w:rPr>
+            </w:pPr>
+            <w:r>
+              <w:rPr>
+                <w:b/>
+                <w:bCs/>
+                <w:sz w:val="24"/>
+                <w:lang w:val="en-US"/>
+              </w:rPr>
+              <w:t xml:space="preserve">{DonGia}{/MenuChay}</w:t>
+            </w:r>
+            <w:proofErr w:type="spellStart"/>
+            <w:r>
+              <w:rPr>
+                <w:b/>
+                <w:bCs/>
+                <w:sz w:val="24"/>
+                <w:lang w:val="en-US"/>
+              </w:rPr>
+              <w:t/>
+            </w:r>
+            <w:proofErr w:type="spellEnd"/>
+            <w:r>
+              <w:rPr>
+                <w:b/>
+                <w:bCs/>
+                <w:sz w:val="24"/>
+                <w:lang w:val="en-US"/>
+              </w:rPr>
+              <w:t/>
+            </w:r>
+            <w:proofErr w:type="spellStart"/>
+            <w:r>
+              <w:rPr>
+                <w:b/>
+                <w:bCs/>
+                <w:sz w:val="24"/>
+                <w:lang w:val="en-US"/>
+              </w:rPr>
+              <w:t/>
+            </w:r>
+            <w:proofErr w:type="spellEnd"/>
+            <w:r>
+              <w:rPr>
+                <w:b/>
+                <w:bCs/>
+                <w:sz w:val="24"/>
+                <w:lang w:val="en-US"/>
+              </w:rPr>
+              <w:t/>
+            </w:r>
+          </w:p>
+        </w:tc>
+      </w:tr>
+      <w:tr>
+        <w:trPr>
+          <w:trHeight w:val="421"/>
+        </w:trPr>
+        <w:tc>
+          <w:tcPr>
+            <w:tcW w:w="1336" w:type="dxa"/>
+          </w:tcPr>
+          <w:p>
+            <w:pPr>
+              <w:pStyle w:val="TableParagraph"/>
+              <w:rPr>
+                <w:sz w:val="24"/>
+              </w:rPr>
+            </w:pPr>
+          </w:p>
+        </w:tc>
+        <w:tc>
+          <w:tcPr>
+            <w:tcW w:w="6310" w:type="dxa"/>
+          </w:tcPr>
+          <w:p>
+            <w:pPr>
+              <w:pStyle w:val="TableParagraph"/>
+              <w:spacing w:before="71"/>
+              <w:ind w:left="9"/>
+              <w:jc w:val="center"/>
+              <w:rPr>
+                <w:b/>
+                <w:sz w:val="24"/>
+              </w:rPr>
+            </w:pPr>
+            <w:r>
+              <w:rPr>
+                <w:b/>
+                <w:sz w:val="24"/>
+              </w:rPr>
+              <w:t>TỔNG</w:t>
+            </w:r>
+            <w:r>
+              <w:rPr>
+                <w:b/>
+                <w:spacing w:val="-2"/>
+                <w:sz w:val="24"/>
+              </w:rPr>
+              <w:t xml:space="preserve"> </w:t>
+            </w:r>
+            <w:r>
+              <w:rPr>
+                <w:b/>
+                <w:spacing w:val="-4"/>
+                <w:sz w:val="24"/>
+              </w:rPr>
+              <w:t>CỘNG</w:t>
+            </w:r>
+          </w:p>
+        </w:tc>
+        <w:tc>
+          <w:tcPr>
+            <w:tcW w:w="1980" w:type="dxa"/>
+            <w:vAlign w:val="center"/>
+          </w:tcPr>
+          <w:p>
+            <w:pPr>
+              <w:pStyle w:val="TableParagraph"/>
+              <w:jc w:val="right"/>
+              <w:rPr>
+                <w:b/>
+                <w:bCs/>
+                <w:sz w:val="24"/>
+                <w:lang w:val="en-US"/>
+              </w:rPr>
+            </w:pPr>
+            <w:r>
+              <w:rPr>
+                <w:b/>
+                <w:bCs/>
+                <w:sz w:val="24"/>
+                <w:lang w:val="en-US"/>
+              </w:rPr>
+              <w:t xml:space="preserve">{MenuTongCongChay}</w:t>
+            </w:r>
+            <w:proofErr w:type="spellStart"/>
+            <w:r>
+              <w:rPr>
+                <w:b/>
+                <w:bCs/>
+                <w:sz w:val="24"/>
+                <w:lang w:val="en-US"/>
+              </w:rPr>
+              <w:t/>
+            </w:r>
+            <w:proofErr w:type="spellEnd"/>
+            <w:r>
+              <w:rPr>
+                <w:b/>
+                <w:bCs/>
+                <w:sz w:val="24"/>
+                <w:lang w:val="en-US"/>
+              </w:rPr>
+              <w:t/>
             </w:r>
           </w:p>
         </w:tc>
@@ -7338,26 +7884,26 @@
         <w:color w:val="808080" w:themeColor="background1" w:themeShade="80"/>
         <w:lang w:val="en-US"/>
       </w:rPr>
-      <w:t xml:space="preserve">                                    </w:t>
+      <w:t xml:space="preserve">Địa chỉ: {BenADiaChi}</w:t>
     </w:r>
     <w:r>
       <w:rPr>
         <w:color w:val="808080" w:themeColor="background1" w:themeShade="80"/>
       </w:rPr>
-      <w:t xml:space="preserve">16A Lê Hồng Phong (nối dài), Phường Hoà Hưng, Thành Phố Hồ </w:t>
+      <w:t xml:space="preserve"/>
     </w:r>
     <w:r>
       <w:rPr>
         <w:color w:val="808080" w:themeColor="background1" w:themeShade="80"/>
         <w:lang w:val="en-US"/>
       </w:rPr>
-      <w:t>Chí</w:t>
+      <w:t/>
     </w:r>
     <w:r>
       <w:rPr>
         <w:color w:val="808080" w:themeColor="background1" w:themeShade="80"/>
       </w:rPr>
-      <w:t xml:space="preserve"> Minh</w:t>
+      <w:t xml:space="preserve"/>
     </w:r>
   </w:p>
   <w:p>
